--- a/manuscript/ICS_TAYLOR_FRANCIS_MBG_COMMUNICATION_2026.docx
+++ b/manuscript/ICS_TAYLOR_FRANCIS_MBG_COMMUNICATION_2026.docx
@@ -1916,7 +1916,7 @@
                 <w:i w:val="0"/>
                 <w:sz w:val="18"/>
               </w:rPr>
-              <w:t>Directed Edges (Ties)</w:t>
+              <w:t>Directed Edges (Raw Ties)</w:t>
             </w:r>
           </w:p>
         </w:tc>
@@ -2074,7 +2074,7 @@
                 <w:i w:val="0"/>
                 <w:sz w:val="18"/>
               </w:rPr>
-              <w:t>Graph Density</w:t>
+              <w:t>Unique Directed Edges</w:t>
             </w:r>
           </w:p>
         </w:tc>
@@ -2100,7 +2100,165 @@
                 <w:i w:val="0"/>
                 <w:sz w:val="18"/>
               </w:rPr>
-              <w:t>$\rho$</w:t>
+              <w:t>$</w:t>
+            </w:r>
+          </w:p>
+        </w:tc>
+        <w:tc>
+          <w:tcPr>
+            <w:tcW w:type="dxa" w:w="1560"/>
+            <w:tcMar>
+              <w:top w:w="60" w:type="dxa"/>
+              <w:bottom w:w="60" w:type="dxa"/>
+              <w:left w:w="90" w:type="dxa"/>
+              <w:right w:w="90" w:type="dxa"/>
+            </w:tcMar>
+          </w:tcPr>
+          <w:p>
+            <w:pPr>
+              <w:spacing w:before="40" w:after="40" w:line="252" w:lineRule="auto"/>
+            </w:pPr>
+            <w:r/>
+            <w:r>
+              <w:rPr>
+                <w:rFonts w:ascii="Times New Roman" w:hAnsi="Times New Roman"/>
+                <w:b w:val="0"/>
+                <w:i w:val="0"/>
+                <w:sz w:val="18"/>
+              </w:rPr>
+              <w:t>E_{dir}</w:t>
+            </w:r>
+          </w:p>
+        </w:tc>
+        <w:tc>
+          <w:tcPr>
+            <w:tcW w:type="dxa" w:w="1560"/>
+            <w:tcMar>
+              <w:top w:w="60" w:type="dxa"/>
+              <w:bottom w:w="60" w:type="dxa"/>
+              <w:left w:w="90" w:type="dxa"/>
+              <w:right w:w="90" w:type="dxa"/>
+            </w:tcMar>
+          </w:tcPr>
+          <w:p>
+            <w:pPr>
+              <w:spacing w:before="40" w:after="40" w:line="252" w:lineRule="auto"/>
+            </w:pPr>
+            <w:r/>
+            <w:r>
+              <w:rPr>
+                <w:rFonts w:ascii="Times New Roman" w:hAnsi="Times New Roman"/>
+                <w:b w:val="0"/>
+                <w:i w:val="0"/>
+                <w:sz w:val="18"/>
+              </w:rPr>
+              <w:t>$</w:t>
+            </w:r>
+          </w:p>
+        </w:tc>
+        <w:tc>
+          <w:tcPr>
+            <w:tcW w:type="dxa" w:w="1560"/>
+            <w:tcMar>
+              <w:top w:w="60" w:type="dxa"/>
+              <w:bottom w:w="60" w:type="dxa"/>
+              <w:left w:w="90" w:type="dxa"/>
+              <w:right w:w="90" w:type="dxa"/>
+            </w:tcMar>
+          </w:tcPr>
+          <w:p>
+            <w:pPr>
+              <w:spacing w:before="40" w:after="40" w:line="252" w:lineRule="auto"/>
+            </w:pPr>
+            <w:r/>
+            <w:r>
+              <w:rPr>
+                <w:rFonts w:ascii="Times New Roman" w:hAnsi="Times New Roman"/>
+                <w:b/>
+                <w:i w:val="0"/>
+                <w:sz w:val="18"/>
+              </w:rPr>
+              <w:t>666</w:t>
+            </w:r>
+          </w:p>
+        </w:tc>
+        <w:tc>
+          <w:tcPr>
+            <w:tcW w:type="dxa" w:w="1560"/>
+            <w:tcMar>
+              <w:top w:w="60" w:type="dxa"/>
+              <w:bottom w:w="60" w:type="dxa"/>
+              <w:left w:w="90" w:type="dxa"/>
+              <w:right w:w="90" w:type="dxa"/>
+            </w:tcMar>
+          </w:tcPr>
+          <w:p>
+            <w:pPr>
+              <w:spacing w:before="40" w:after="40" w:line="252" w:lineRule="auto"/>
+            </w:pPr>
+            <w:r/>
+            <w:r>
+              <w:rPr>
+                <w:rFonts w:ascii="Times New Roman" w:hAnsi="Times New Roman"/>
+                <w:b w:val="0"/>
+                <w:i w:val="0"/>
+                <w:sz w:val="18"/>
+              </w:rPr>
+              <w:t>Distinct non-duplicate directed ties (662 undirected)</w:t>
+            </w:r>
+          </w:p>
+        </w:tc>
+      </w:tr>
+      <w:tr>
+        <w:tc>
+          <w:tcPr>
+            <w:tcW w:type="dxa" w:w="1560"/>
+            <w:tcMar>
+              <w:top w:w="60" w:type="dxa"/>
+              <w:bottom w:w="60" w:type="dxa"/>
+              <w:left w:w="90" w:type="dxa"/>
+              <w:right w:w="90" w:type="dxa"/>
+            </w:tcMar>
+          </w:tcPr>
+          <w:p>
+            <w:pPr>
+              <w:spacing w:before="40" w:after="40" w:line="252" w:lineRule="auto"/>
+            </w:pPr>
+            <w:r/>
+            <w:r>
+              <w:rPr>
+                <w:rFonts w:ascii="Times New Roman" w:hAnsi="Times New Roman"/>
+                <w:b/>
+                <w:i w:val="0"/>
+                <w:sz w:val="18"/>
+              </w:rPr>
+              <w:t>Graph Density (Directed)</w:t>
+            </w:r>
+          </w:p>
+        </w:tc>
+        <w:tc>
+          <w:tcPr>
+            <w:tcW w:type="dxa" w:w="1560"/>
+            <w:tcMar>
+              <w:top w:w="60" w:type="dxa"/>
+              <w:bottom w:w="60" w:type="dxa"/>
+              <w:left w:w="90" w:type="dxa"/>
+              <w:right w:w="90" w:type="dxa"/>
+            </w:tcMar>
+          </w:tcPr>
+          <w:p>
+            <w:pPr>
+              <w:spacing w:before="40" w:after="40" w:line="252" w:lineRule="auto"/>
+            </w:pPr>
+            <w:r/>
+            <w:r>
+              <w:rPr>
+                <w:rFonts w:ascii="Times New Roman" w:hAnsi="Times New Roman"/>
+                <w:b w:val="0"/>
+                <w:i w:val="0"/>
+                <w:sz w:val="18"/>
+              </w:rPr>
+              <w:t>$\rho_{dir}$</w:t>
             </w:r>
           </w:p>
         </w:tc>
@@ -2432,7 +2590,7 @@
                 <w:i w:val="0"/>
                 <w:sz w:val="18"/>
               </w:rPr>
-              <w:t>Extreme community isolation (Benchmark &gt; 0.40)</w:t>
+              <w:t>Extreme community isolation (342 clusters)</w:t>
             </w:r>
           </w:p>
         </w:tc>
@@ -2686,7 +2844,7 @@
                 <w:i w:val="0"/>
                 <w:sz w:val="18"/>
               </w:rPr>
-              <w:t>9.17%</w:t>
+              <w:t>89 (9.17%)</w:t>
             </w:r>
           </w:p>
         </w:tc>
@@ -2713,6 +2871,426 @@
                 <w:sz w:val="18"/>
               </w:rPr>
               <w:t>Largest connected component contains only 89 nodes</w:t>
+            </w:r>
+          </w:p>
+        </w:tc>
+        <w:tc>
+          <w:tcPr>
+            <w:tcW w:type="dxa" w:w="1560"/>
+            <w:tcMar>
+              <w:top w:w="60" w:type="dxa"/>
+              <w:bottom w:w="60" w:type="dxa"/>
+              <w:left w:w="90" w:type="dxa"/>
+              <w:right w:w="90" w:type="dxa"/>
+            </w:tcMar>
+          </w:tcPr>
+          <w:p>
+            <w:pPr>
+              <w:spacing w:before="40" w:after="40" w:line="252" w:lineRule="auto"/>
+            </w:pPr>
+            <w:r/>
+          </w:p>
+        </w:tc>
+        <w:tc>
+          <w:tcPr>
+            <w:tcW w:type="dxa" w:w="1560"/>
+            <w:tcMar>
+              <w:top w:w="60" w:type="dxa"/>
+              <w:bottom w:w="60" w:type="dxa"/>
+              <w:left w:w="90" w:type="dxa"/>
+              <w:right w:w="90" w:type="dxa"/>
+            </w:tcMar>
+          </w:tcPr>
+          <w:p>
+            <w:pPr>
+              <w:spacing w:before="40" w:after="40" w:line="252" w:lineRule="auto"/>
+            </w:pPr>
+            <w:r/>
+          </w:p>
+        </w:tc>
+      </w:tr>
+      <w:tr>
+        <w:tc>
+          <w:tcPr>
+            <w:tcW w:type="dxa" w:w="1560"/>
+            <w:tcMar>
+              <w:top w:w="60" w:type="dxa"/>
+              <w:bottom w:w="60" w:type="dxa"/>
+              <w:left w:w="90" w:type="dxa"/>
+              <w:right w:w="90" w:type="dxa"/>
+            </w:tcMar>
+          </w:tcPr>
+          <w:p>
+            <w:pPr>
+              <w:spacing w:before="40" w:after="40" w:line="252" w:lineRule="auto"/>
+            </w:pPr>
+            <w:r/>
+            <w:r>
+              <w:rPr>
+                <w:rFonts w:ascii="Times New Roman" w:hAnsi="Times New Roman"/>
+                <w:b/>
+                <w:i w:val="0"/>
+                <w:sz w:val="18"/>
+              </w:rPr>
+              <w:t>Giant Component Diameter</w:t>
+            </w:r>
+          </w:p>
+        </w:tc>
+        <w:tc>
+          <w:tcPr>
+            <w:tcW w:type="dxa" w:w="1560"/>
+            <w:tcMar>
+              <w:top w:w="60" w:type="dxa"/>
+              <w:bottom w:w="60" w:type="dxa"/>
+              <w:left w:w="90" w:type="dxa"/>
+              <w:right w:w="90" w:type="dxa"/>
+            </w:tcMar>
+          </w:tcPr>
+          <w:p>
+            <w:pPr>
+              <w:spacing w:before="40" w:after="40" w:line="252" w:lineRule="auto"/>
+            </w:pPr>
+            <w:r/>
+            <w:r>
+              <w:rPr>
+                <w:rFonts w:ascii="Times New Roman" w:hAnsi="Times New Roman"/>
+                <w:b w:val="0"/>
+                <w:i w:val="0"/>
+                <w:sz w:val="18"/>
+              </w:rPr>
+              <w:t>$D$</w:t>
+            </w:r>
+          </w:p>
+        </w:tc>
+        <w:tc>
+          <w:tcPr>
+            <w:tcW w:type="dxa" w:w="1560"/>
+            <w:tcMar>
+              <w:top w:w="60" w:type="dxa"/>
+              <w:bottom w:w="60" w:type="dxa"/>
+              <w:left w:w="90" w:type="dxa"/>
+              <w:right w:w="90" w:type="dxa"/>
+            </w:tcMar>
+          </w:tcPr>
+          <w:p>
+            <w:pPr>
+              <w:spacing w:before="40" w:after="40" w:line="252" w:lineRule="auto"/>
+            </w:pPr>
+            <w:r/>
+            <w:r>
+              <w:rPr>
+                <w:rFonts w:ascii="Times New Roman" w:hAnsi="Times New Roman"/>
+                <w:b/>
+                <w:i w:val="0"/>
+                <w:sz w:val="18"/>
+              </w:rPr>
+              <w:t>9</w:t>
+            </w:r>
+          </w:p>
+        </w:tc>
+        <w:tc>
+          <w:tcPr>
+            <w:tcW w:type="dxa" w:w="1560"/>
+            <w:tcMar>
+              <w:top w:w="60" w:type="dxa"/>
+              <w:bottom w:w="60" w:type="dxa"/>
+              <w:left w:w="90" w:type="dxa"/>
+              <w:right w:w="90" w:type="dxa"/>
+            </w:tcMar>
+          </w:tcPr>
+          <w:p>
+            <w:pPr>
+              <w:spacing w:before="40" w:after="40" w:line="252" w:lineRule="auto"/>
+            </w:pPr>
+            <w:r/>
+            <w:r>
+              <w:rPr>
+                <w:rFonts w:ascii="Times New Roman" w:hAnsi="Times New Roman"/>
+                <w:b w:val="0"/>
+                <w:i w:val="0"/>
+                <w:sz w:val="18"/>
+              </w:rPr>
+              <w:t>Maximum shortest path across the giant component</w:t>
+            </w:r>
+          </w:p>
+        </w:tc>
+        <w:tc>
+          <w:tcPr>
+            <w:tcW w:type="dxa" w:w="1560"/>
+            <w:tcMar>
+              <w:top w:w="60" w:type="dxa"/>
+              <w:bottom w:w="60" w:type="dxa"/>
+              <w:left w:w="90" w:type="dxa"/>
+              <w:right w:w="90" w:type="dxa"/>
+            </w:tcMar>
+          </w:tcPr>
+          <w:p>
+            <w:pPr>
+              <w:spacing w:before="40" w:after="40" w:line="252" w:lineRule="auto"/>
+            </w:pPr>
+            <w:r/>
+          </w:p>
+        </w:tc>
+        <w:tc>
+          <w:tcPr>
+            <w:tcW w:type="dxa" w:w="1560"/>
+            <w:tcMar>
+              <w:top w:w="60" w:type="dxa"/>
+              <w:bottom w:w="60" w:type="dxa"/>
+              <w:left w:w="90" w:type="dxa"/>
+              <w:right w:w="90" w:type="dxa"/>
+            </w:tcMar>
+          </w:tcPr>
+          <w:p>
+            <w:pPr>
+              <w:spacing w:before="40" w:after="40" w:line="252" w:lineRule="auto"/>
+            </w:pPr>
+            <w:r/>
+          </w:p>
+        </w:tc>
+      </w:tr>
+      <w:tr>
+        <w:tc>
+          <w:tcPr>
+            <w:tcW w:type="dxa" w:w="1560"/>
+            <w:tcMar>
+              <w:top w:w="60" w:type="dxa"/>
+              <w:bottom w:w="60" w:type="dxa"/>
+              <w:left w:w="90" w:type="dxa"/>
+              <w:right w:w="90" w:type="dxa"/>
+            </w:tcMar>
+          </w:tcPr>
+          <w:p>
+            <w:pPr>
+              <w:spacing w:before="40" w:after="40" w:line="252" w:lineRule="auto"/>
+            </w:pPr>
+            <w:r/>
+            <w:r>
+              <w:rPr>
+                <w:rFonts w:ascii="Times New Roman" w:hAnsi="Times New Roman"/>
+                <w:b/>
+                <w:i w:val="0"/>
+                <w:sz w:val="18"/>
+              </w:rPr>
+              <w:t>Average Geodesic Distance</w:t>
+            </w:r>
+          </w:p>
+        </w:tc>
+        <w:tc>
+          <w:tcPr>
+            <w:tcW w:type="dxa" w:w="1560"/>
+            <w:tcMar>
+              <w:top w:w="60" w:type="dxa"/>
+              <w:bottom w:w="60" w:type="dxa"/>
+              <w:left w:w="90" w:type="dxa"/>
+              <w:right w:w="90" w:type="dxa"/>
+            </w:tcMar>
+          </w:tcPr>
+          <w:p>
+            <w:pPr>
+              <w:spacing w:before="40" w:after="40" w:line="252" w:lineRule="auto"/>
+            </w:pPr>
+            <w:r/>
+            <w:r>
+              <w:rPr>
+                <w:rFonts w:ascii="Times New Roman" w:hAnsi="Times New Roman"/>
+                <w:b w:val="0"/>
+                <w:i w:val="0"/>
+                <w:sz w:val="18"/>
+              </w:rPr>
+              <w:t>$L$</w:t>
+            </w:r>
+          </w:p>
+        </w:tc>
+        <w:tc>
+          <w:tcPr>
+            <w:tcW w:type="dxa" w:w="1560"/>
+            <w:tcMar>
+              <w:top w:w="60" w:type="dxa"/>
+              <w:bottom w:w="60" w:type="dxa"/>
+              <w:left w:w="90" w:type="dxa"/>
+              <w:right w:w="90" w:type="dxa"/>
+            </w:tcMar>
+          </w:tcPr>
+          <w:p>
+            <w:pPr>
+              <w:spacing w:before="40" w:after="40" w:line="252" w:lineRule="auto"/>
+            </w:pPr>
+            <w:r/>
+            <w:r>
+              <w:rPr>
+                <w:rFonts w:ascii="Times New Roman" w:hAnsi="Times New Roman"/>
+                <w:b/>
+                <w:i w:val="0"/>
+                <w:sz w:val="18"/>
+              </w:rPr>
+              <w:t>3.6731</w:t>
+            </w:r>
+          </w:p>
+        </w:tc>
+        <w:tc>
+          <w:tcPr>
+            <w:tcW w:type="dxa" w:w="1560"/>
+            <w:tcMar>
+              <w:top w:w="60" w:type="dxa"/>
+              <w:bottom w:w="60" w:type="dxa"/>
+              <w:left w:w="90" w:type="dxa"/>
+              <w:right w:w="90" w:type="dxa"/>
+            </w:tcMar>
+          </w:tcPr>
+          <w:p>
+            <w:pPr>
+              <w:spacing w:before="40" w:after="40" w:line="252" w:lineRule="auto"/>
+            </w:pPr>
+            <w:r/>
+            <w:r>
+              <w:rPr>
+                <w:rFonts w:ascii="Times New Roman" w:hAnsi="Times New Roman"/>
+                <w:b w:val="0"/>
+                <w:i w:val="0"/>
+                <w:sz w:val="18"/>
+              </w:rPr>
+              <w:t>Compact transmission length within the giant component</w:t>
+            </w:r>
+          </w:p>
+        </w:tc>
+        <w:tc>
+          <w:tcPr>
+            <w:tcW w:type="dxa" w:w="1560"/>
+            <w:tcMar>
+              <w:top w:w="60" w:type="dxa"/>
+              <w:bottom w:w="60" w:type="dxa"/>
+              <w:left w:w="90" w:type="dxa"/>
+              <w:right w:w="90" w:type="dxa"/>
+            </w:tcMar>
+          </w:tcPr>
+          <w:p>
+            <w:pPr>
+              <w:spacing w:before="40" w:after="40" w:line="252" w:lineRule="auto"/>
+            </w:pPr>
+            <w:r/>
+          </w:p>
+        </w:tc>
+        <w:tc>
+          <w:tcPr>
+            <w:tcW w:type="dxa" w:w="1560"/>
+            <w:tcMar>
+              <w:top w:w="60" w:type="dxa"/>
+              <w:bottom w:w="60" w:type="dxa"/>
+              <w:left w:w="90" w:type="dxa"/>
+              <w:right w:w="90" w:type="dxa"/>
+            </w:tcMar>
+          </w:tcPr>
+          <w:p>
+            <w:pPr>
+              <w:spacing w:before="40" w:after="40" w:line="252" w:lineRule="auto"/>
+            </w:pPr>
+            <w:r/>
+          </w:p>
+        </w:tc>
+      </w:tr>
+      <w:tr>
+        <w:tc>
+          <w:tcPr>
+            <w:tcW w:type="dxa" w:w="1560"/>
+            <w:tcMar>
+              <w:top w:w="60" w:type="dxa"/>
+              <w:bottom w:w="60" w:type="dxa"/>
+              <w:left w:w="90" w:type="dxa"/>
+              <w:right w:w="90" w:type="dxa"/>
+            </w:tcMar>
+          </w:tcPr>
+          <w:p>
+            <w:pPr>
+              <w:spacing w:before="40" w:after="40" w:line="252" w:lineRule="auto"/>
+            </w:pPr>
+            <w:r/>
+            <w:r>
+              <w:rPr>
+                <w:rFonts w:ascii="Times New Roman" w:hAnsi="Times New Roman"/>
+                <w:b/>
+                <w:i w:val="0"/>
+                <w:sz w:val="18"/>
+              </w:rPr>
+              <w:t>Average Clustering Coefficient</w:t>
+            </w:r>
+          </w:p>
+        </w:tc>
+        <w:tc>
+          <w:tcPr>
+            <w:tcW w:type="dxa" w:w="1560"/>
+            <w:tcMar>
+              <w:top w:w="60" w:type="dxa"/>
+              <w:bottom w:w="60" w:type="dxa"/>
+              <w:left w:w="90" w:type="dxa"/>
+              <w:right w:w="90" w:type="dxa"/>
+            </w:tcMar>
+          </w:tcPr>
+          <w:p>
+            <w:pPr>
+              <w:spacing w:before="40" w:after="40" w:line="252" w:lineRule="auto"/>
+            </w:pPr>
+            <w:r/>
+            <w:r>
+              <w:rPr>
+                <w:rFonts w:ascii="Times New Roman" w:hAnsi="Times New Roman"/>
+                <w:b w:val="0"/>
+                <w:i w:val="0"/>
+                <w:sz w:val="18"/>
+              </w:rPr>
+              <w:t>$C$</w:t>
+            </w:r>
+          </w:p>
+        </w:tc>
+        <w:tc>
+          <w:tcPr>
+            <w:tcW w:type="dxa" w:w="1560"/>
+            <w:tcMar>
+              <w:top w:w="60" w:type="dxa"/>
+              <w:bottom w:w="60" w:type="dxa"/>
+              <w:left w:w="90" w:type="dxa"/>
+              <w:right w:w="90" w:type="dxa"/>
+            </w:tcMar>
+          </w:tcPr>
+          <w:p>
+            <w:pPr>
+              <w:spacing w:before="40" w:after="40" w:line="252" w:lineRule="auto"/>
+            </w:pPr>
+            <w:r/>
+            <w:r>
+              <w:rPr>
+                <w:rFonts w:ascii="Times New Roman" w:hAnsi="Times New Roman"/>
+                <w:b/>
+                <w:i w:val="0"/>
+                <w:sz w:val="18"/>
+              </w:rPr>
+              <w:t>0.0171</w:t>
+            </w:r>
+          </w:p>
+        </w:tc>
+        <w:tc>
+          <w:tcPr>
+            <w:tcW w:type="dxa" w:w="1560"/>
+            <w:tcMar>
+              <w:top w:w="60" w:type="dxa"/>
+              <w:bottom w:w="60" w:type="dxa"/>
+              <w:left w:w="90" w:type="dxa"/>
+              <w:right w:w="90" w:type="dxa"/>
+            </w:tcMar>
+          </w:tcPr>
+          <w:p>
+            <w:pPr>
+              <w:spacing w:before="40" w:after="40" w:line="252" w:lineRule="auto"/>
+            </w:pPr>
+            <w:r/>
+            <w:r>
+              <w:rPr>
+                <w:rFonts w:ascii="Times New Roman" w:hAnsi="Times New Roman"/>
+                <w:b w:val="0"/>
+                <w:i w:val="0"/>
+                <w:sz w:val="18"/>
+              </w:rPr>
+              <w:t>Minimal triadic closure; transitivity = 0.0261</w:t>
             </w:r>
           </w:p>
         </w:tc>
@@ -3031,6 +3609,318 @@
           </w:p>
         </w:tc>
       </w:tr>
+      <w:tr>
+        <w:tc>
+          <w:tcPr>
+            <w:tcW w:type="dxa" w:w="1560"/>
+            <w:tcMar>
+              <w:top w:w="60" w:type="dxa"/>
+              <w:bottom w:w="60" w:type="dxa"/>
+              <w:left w:w="90" w:type="dxa"/>
+              <w:right w:w="90" w:type="dxa"/>
+            </w:tcMar>
+          </w:tcPr>
+          <w:p>
+            <w:pPr>
+              <w:spacing w:before="40" w:after="40" w:line="252" w:lineRule="auto"/>
+            </w:pPr>
+            <w:r/>
+            <w:r>
+              <w:rPr>
+                <w:rFonts w:ascii="Times New Roman" w:hAnsi="Times New Roman"/>
+                <w:b/>
+                <w:i w:val="0"/>
+                <w:sz w:val="18"/>
+              </w:rPr>
+              <w:t>Maximum Degree (Out-Degree)</w:t>
+            </w:r>
+          </w:p>
+        </w:tc>
+        <w:tc>
+          <w:tcPr>
+            <w:tcW w:type="dxa" w:w="1560"/>
+            <w:tcMar>
+              <w:top w:w="60" w:type="dxa"/>
+              <w:bottom w:w="60" w:type="dxa"/>
+              <w:left w:w="90" w:type="dxa"/>
+              <w:right w:w="90" w:type="dxa"/>
+            </w:tcMar>
+          </w:tcPr>
+          <w:p>
+            <w:pPr>
+              <w:spacing w:before="40" w:after="40" w:line="252" w:lineRule="auto"/>
+            </w:pPr>
+            <w:r/>
+            <w:r>
+              <w:rPr>
+                <w:rFonts w:ascii="Times New Roman" w:hAnsi="Times New Roman"/>
+                <w:b w:val="0"/>
+                <w:i w:val="0"/>
+                <w:sz w:val="18"/>
+              </w:rPr>
+              <w:t>$\max(k), \max(k^{out})$</w:t>
+            </w:r>
+          </w:p>
+        </w:tc>
+        <w:tc>
+          <w:tcPr>
+            <w:tcW w:type="dxa" w:w="1560"/>
+            <w:tcMar>
+              <w:top w:w="60" w:type="dxa"/>
+              <w:bottom w:w="60" w:type="dxa"/>
+              <w:left w:w="90" w:type="dxa"/>
+              <w:right w:w="90" w:type="dxa"/>
+            </w:tcMar>
+          </w:tcPr>
+          <w:p>
+            <w:pPr>
+              <w:spacing w:before="40" w:after="40" w:line="252" w:lineRule="auto"/>
+            </w:pPr>
+            <w:r/>
+            <w:r>
+              <w:rPr>
+                <w:rFonts w:ascii="Times New Roman" w:hAnsi="Times New Roman"/>
+                <w:b/>
+                <w:i w:val="0"/>
+                <w:sz w:val="18"/>
+              </w:rPr>
+              <w:t>42</w:t>
+            </w:r>
+          </w:p>
+        </w:tc>
+        <w:tc>
+          <w:tcPr>
+            <w:tcW w:type="dxa" w:w="1560"/>
+            <w:tcMar>
+              <w:top w:w="60" w:type="dxa"/>
+              <w:bottom w:w="60" w:type="dxa"/>
+              <w:left w:w="90" w:type="dxa"/>
+              <w:right w:w="90" w:type="dxa"/>
+            </w:tcMar>
+          </w:tcPr>
+          <w:p>
+            <w:pPr>
+              <w:spacing w:before="40" w:after="40" w:line="252" w:lineRule="auto"/>
+            </w:pPr>
+            <w:r/>
+            <w:r>
+              <w:rPr>
+                <w:rFonts w:ascii="Times New Roman" w:hAnsi="Times New Roman"/>
+                <w:b w:val="0"/>
+                <w:i w:val="0"/>
+                <w:sz w:val="18"/>
+              </w:rPr>
+              <w:t xml:space="preserve">Concentrated on algorithmic oracle </w:t>
+            </w:r>
+            <w:r>
+              <w:rPr>
+                <w:rFonts w:ascii="Courier New" w:hAnsi="Courier New"/>
+                <w:sz w:val="17"/>
+              </w:rPr>
+              <w:t>@grok</w:t>
+            </w:r>
+            <w:r>
+              <w:rPr>
+                <w:rFonts w:ascii="Times New Roman" w:hAnsi="Times New Roman"/>
+                <w:b w:val="0"/>
+                <w:i w:val="0"/>
+                <w:sz w:val="18"/>
+              </w:rPr>
+              <w:t xml:space="preserve"> ($k^{out}=42, k^{in}=0$)</w:t>
+            </w:r>
+          </w:p>
+        </w:tc>
+        <w:tc>
+          <w:tcPr>
+            <w:tcW w:type="dxa" w:w="1560"/>
+            <w:tcMar>
+              <w:top w:w="60" w:type="dxa"/>
+              <w:bottom w:w="60" w:type="dxa"/>
+              <w:left w:w="90" w:type="dxa"/>
+              <w:right w:w="90" w:type="dxa"/>
+            </w:tcMar>
+          </w:tcPr>
+          <w:p>
+            <w:pPr>
+              <w:spacing w:before="40" w:after="40" w:line="252" w:lineRule="auto"/>
+            </w:pPr>
+            <w:r/>
+          </w:p>
+        </w:tc>
+        <w:tc>
+          <w:tcPr>
+            <w:tcW w:type="dxa" w:w="1560"/>
+            <w:tcMar>
+              <w:top w:w="60" w:type="dxa"/>
+              <w:bottom w:w="60" w:type="dxa"/>
+              <w:left w:w="90" w:type="dxa"/>
+              <w:right w:w="90" w:type="dxa"/>
+            </w:tcMar>
+          </w:tcPr>
+          <w:p>
+            <w:pPr>
+              <w:spacing w:before="40" w:after="40" w:line="252" w:lineRule="auto"/>
+            </w:pPr>
+            <w:r/>
+          </w:p>
+        </w:tc>
+      </w:tr>
+      <w:tr>
+        <w:tc>
+          <w:tcPr>
+            <w:tcW w:type="dxa" w:w="1560"/>
+            <w:tcMar>
+              <w:top w:w="60" w:type="dxa"/>
+              <w:bottom w:w="60" w:type="dxa"/>
+              <w:left w:w="90" w:type="dxa"/>
+              <w:right w:w="90" w:type="dxa"/>
+            </w:tcMar>
+          </w:tcPr>
+          <w:p>
+            <w:pPr>
+              <w:spacing w:before="40" w:after="40" w:line="252" w:lineRule="auto"/>
+            </w:pPr>
+            <w:r/>
+            <w:r>
+              <w:rPr>
+                <w:rFonts w:ascii="Times New Roman" w:hAnsi="Times New Roman"/>
+                <w:b/>
+                <w:i w:val="0"/>
+                <w:sz w:val="18"/>
+              </w:rPr>
+              <w:t>Maximum In-Degree</w:t>
+            </w:r>
+          </w:p>
+        </w:tc>
+        <w:tc>
+          <w:tcPr>
+            <w:tcW w:type="dxa" w:w="1560"/>
+            <w:tcMar>
+              <w:top w:w="60" w:type="dxa"/>
+              <w:bottom w:w="60" w:type="dxa"/>
+              <w:left w:w="90" w:type="dxa"/>
+              <w:right w:w="90" w:type="dxa"/>
+            </w:tcMar>
+          </w:tcPr>
+          <w:p>
+            <w:pPr>
+              <w:spacing w:before="40" w:after="40" w:line="252" w:lineRule="auto"/>
+            </w:pPr>
+            <w:r/>
+            <w:r>
+              <w:rPr>
+                <w:rFonts w:ascii="Times New Roman" w:hAnsi="Times New Roman"/>
+                <w:b w:val="0"/>
+                <w:i w:val="0"/>
+                <w:sz w:val="18"/>
+              </w:rPr>
+              <w:t>$\max(k^{in})$</w:t>
+            </w:r>
+          </w:p>
+        </w:tc>
+        <w:tc>
+          <w:tcPr>
+            <w:tcW w:type="dxa" w:w="1560"/>
+            <w:tcMar>
+              <w:top w:w="60" w:type="dxa"/>
+              <w:bottom w:w="60" w:type="dxa"/>
+              <w:left w:w="90" w:type="dxa"/>
+              <w:right w:w="90" w:type="dxa"/>
+            </w:tcMar>
+          </w:tcPr>
+          <w:p>
+            <w:pPr>
+              <w:spacing w:before="40" w:after="40" w:line="252" w:lineRule="auto"/>
+            </w:pPr>
+            <w:r/>
+            <w:r>
+              <w:rPr>
+                <w:rFonts w:ascii="Times New Roman" w:hAnsi="Times New Roman"/>
+                <w:b/>
+                <w:i w:val="0"/>
+                <w:sz w:val="18"/>
+              </w:rPr>
+              <w:t>15</w:t>
+            </w:r>
+          </w:p>
+        </w:tc>
+        <w:tc>
+          <w:tcPr>
+            <w:tcW w:type="dxa" w:w="1560"/>
+            <w:tcMar>
+              <w:top w:w="60" w:type="dxa"/>
+              <w:bottom w:w="60" w:type="dxa"/>
+              <w:left w:w="90" w:type="dxa"/>
+              <w:right w:w="90" w:type="dxa"/>
+            </w:tcMar>
+          </w:tcPr>
+          <w:p>
+            <w:pPr>
+              <w:spacing w:before="40" w:after="40" w:line="252" w:lineRule="auto"/>
+            </w:pPr>
+            <w:r/>
+            <w:r>
+              <w:rPr>
+                <w:rFonts w:ascii="Times New Roman" w:hAnsi="Times New Roman"/>
+                <w:b w:val="0"/>
+                <w:i w:val="0"/>
+                <w:sz w:val="18"/>
+              </w:rPr>
+              <w:t xml:space="preserve">Concentrated on institutional target sink </w:t>
+            </w:r>
+            <w:r>
+              <w:rPr>
+                <w:rFonts w:ascii="Courier New" w:hAnsi="Courier New"/>
+                <w:sz w:val="17"/>
+              </w:rPr>
+              <w:t>@prabowo</w:t>
+            </w:r>
+            <w:r>
+              <w:rPr>
+                <w:rFonts w:ascii="Times New Roman" w:hAnsi="Times New Roman"/>
+                <w:b w:val="0"/>
+                <w:i w:val="0"/>
+                <w:sz w:val="18"/>
+              </w:rPr>
+              <w:t xml:space="preserve"> ($k^{in}=15, k^{out}=0$)</w:t>
+            </w:r>
+          </w:p>
+        </w:tc>
+        <w:tc>
+          <w:tcPr>
+            <w:tcW w:type="dxa" w:w="1560"/>
+            <w:tcMar>
+              <w:top w:w="60" w:type="dxa"/>
+              <w:bottom w:w="60" w:type="dxa"/>
+              <w:left w:w="90" w:type="dxa"/>
+              <w:right w:w="90" w:type="dxa"/>
+            </w:tcMar>
+          </w:tcPr>
+          <w:p>
+            <w:pPr>
+              <w:spacing w:before="40" w:after="40" w:line="252" w:lineRule="auto"/>
+            </w:pPr>
+            <w:r/>
+          </w:p>
+        </w:tc>
+        <w:tc>
+          <w:tcPr>
+            <w:tcW w:type="dxa" w:w="1560"/>
+            <w:tcMar>
+              <w:top w:w="60" w:type="dxa"/>
+              <w:bottom w:w="60" w:type="dxa"/>
+              <w:left w:w="90" w:type="dxa"/>
+              <w:right w:w="90" w:type="dxa"/>
+            </w:tcMar>
+          </w:tcPr>
+          <w:p>
+            <w:pPr>
+              <w:spacing w:before="40" w:after="40" w:line="252" w:lineRule="auto"/>
+            </w:pPr>
+            <w:r/>
+          </w:p>
+        </w:tc>
+      </w:tr>
     </w:tbl>
     <w:p>
       <w:pPr>
@@ -3122,7 +4012,7 @@
           <w:i w:val="0"/>
           <w:sz w:val="25"/>
         </w:rPr>
-        <w:t>4.2 The Hegemony of Moral Disgust: Deep Learning Classification</w:t>
+        <w:t>4.2 The Hegemony of Moral Disgust: Deep Learning Classification &amp; Empirical Validation</w:t>
       </w:r>
     </w:p>
     <w:p>
@@ -3527,7 +4417,7 @@
                 <w:i w:val="0"/>
                 <w:sz w:val="18"/>
               </w:rPr>
-              <w:t>Evaluation Accuracy / F1</w:t>
+              <w:t>Holdout Test Set Accuracy ($n=1,058$)</w:t>
             </w:r>
           </w:p>
         </w:tc>
@@ -3553,7 +4443,7 @@
                 <w:i w:val="0"/>
                 <w:sz w:val="18"/>
               </w:rPr>
-              <w:t>81.43% / 0.5160</w:t>
+              <w:t>75.99%</w:t>
             </w:r>
           </w:p>
         </w:tc>
@@ -3579,7 +4469,167 @@
                 <w:i w:val="0"/>
                 <w:sz w:val="18"/>
               </w:rPr>
-              <w:t>Statistically superior to SVM (68.05%) &amp; LogReg (67.11%)</w:t>
+              <w:t>Proporsi prediksi benar pada data uji terisolasi</w:t>
+            </w:r>
+          </w:p>
+        </w:tc>
+      </w:tr>
+      <w:tr>
+        <w:tc>
+          <w:tcPr>
+            <w:tcW w:type="dxa" w:w="3120"/>
+            <w:tcMar>
+              <w:top w:w="60" w:type="dxa"/>
+              <w:bottom w:w="60" w:type="dxa"/>
+              <w:left w:w="90" w:type="dxa"/>
+              <w:right w:w="90" w:type="dxa"/>
+            </w:tcMar>
+          </w:tcPr>
+          <w:p>
+            <w:pPr>
+              <w:spacing w:before="40" w:after="40" w:line="252" w:lineRule="auto"/>
+            </w:pPr>
+            <w:r/>
+            <w:r>
+              <w:rPr>
+                <w:rFonts w:ascii="Times New Roman" w:hAnsi="Times New Roman"/>
+                <w:b/>
+                <w:i w:val="0"/>
+                <w:sz w:val="18"/>
+              </w:rPr>
+              <w:t>Holdout Macro / Weighted F1</w:t>
+            </w:r>
+          </w:p>
+        </w:tc>
+        <w:tc>
+          <w:tcPr>
+            <w:tcW w:type="dxa" w:w="3120"/>
+            <w:tcMar>
+              <w:top w:w="60" w:type="dxa"/>
+              <w:bottom w:w="60" w:type="dxa"/>
+              <w:left w:w="90" w:type="dxa"/>
+              <w:right w:w="90" w:type="dxa"/>
+            </w:tcMar>
+          </w:tcPr>
+          <w:p>
+            <w:pPr>
+              <w:spacing w:before="40" w:after="40" w:line="252" w:lineRule="auto"/>
+            </w:pPr>
+            <w:r/>
+            <w:r>
+              <w:rPr>
+                <w:rFonts w:ascii="Times New Roman" w:hAnsi="Times New Roman"/>
+                <w:b/>
+                <w:i w:val="0"/>
+                <w:sz w:val="18"/>
+              </w:rPr>
+              <w:t>0.4535 / 0.7434</w:t>
+            </w:r>
+          </w:p>
+        </w:tc>
+        <w:tc>
+          <w:tcPr>
+            <w:tcW w:type="dxa" w:w="3120"/>
+            <w:tcMar>
+              <w:top w:w="60" w:type="dxa"/>
+              <w:bottom w:w="60" w:type="dxa"/>
+              <w:left w:w="90" w:type="dxa"/>
+              <w:right w:w="90" w:type="dxa"/>
+            </w:tcMar>
+          </w:tcPr>
+          <w:p>
+            <w:pPr>
+              <w:spacing w:before="40" w:after="40" w:line="252" w:lineRule="auto"/>
+            </w:pPr>
+            <w:r/>
+            <w:r>
+              <w:rPr>
+                <w:rFonts w:ascii="Times New Roman" w:hAnsi="Times New Roman"/>
+                <w:b w:val="0"/>
+                <w:i w:val="0"/>
+                <w:sz w:val="18"/>
+              </w:rPr>
+              <w:t>Balanced multi-class F1 metric across 6 emotion classes</w:t>
+            </w:r>
+          </w:p>
+        </w:tc>
+      </w:tr>
+      <w:tr>
+        <w:tc>
+          <w:tcPr>
+            <w:tcW w:type="dxa" w:w="3120"/>
+            <w:tcMar>
+              <w:top w:w="60" w:type="dxa"/>
+              <w:bottom w:w="60" w:type="dxa"/>
+              <w:left w:w="90" w:type="dxa"/>
+              <w:right w:w="90" w:type="dxa"/>
+            </w:tcMar>
+          </w:tcPr>
+          <w:p>
+            <w:pPr>
+              <w:spacing w:before="40" w:after="40" w:line="252" w:lineRule="auto"/>
+            </w:pPr>
+            <w:r/>
+            <w:r>
+              <w:rPr>
+                <w:rFonts w:ascii="Times New Roman" w:hAnsi="Times New Roman"/>
+                <w:b/>
+                <w:i w:val="0"/>
+                <w:sz w:val="18"/>
+              </w:rPr>
+              <w:t>Human Expert Agreement ($\kappa$, $n=100$)</w:t>
+            </w:r>
+          </w:p>
+        </w:tc>
+        <w:tc>
+          <w:tcPr>
+            <w:tcW w:type="dxa" w:w="3120"/>
+            <w:tcMar>
+              <w:top w:w="60" w:type="dxa"/>
+              <w:bottom w:w="60" w:type="dxa"/>
+              <w:left w:w="90" w:type="dxa"/>
+              <w:right w:w="90" w:type="dxa"/>
+            </w:tcMar>
+          </w:tcPr>
+          <w:p>
+            <w:pPr>
+              <w:spacing w:before="40" w:after="40" w:line="252" w:lineRule="auto"/>
+            </w:pPr>
+            <w:r/>
+            <w:r>
+              <w:rPr>
+                <w:rFonts w:ascii="Times New Roman" w:hAnsi="Times New Roman"/>
+                <w:b/>
+                <w:i w:val="0"/>
+                <w:sz w:val="18"/>
+              </w:rPr>
+              <w:t>$\kappa = 0.8243$ (90.00%)</w:t>
+            </w:r>
+          </w:p>
+        </w:tc>
+        <w:tc>
+          <w:tcPr>
+            <w:tcW w:type="dxa" w:w="3120"/>
+            <w:tcMar>
+              <w:top w:w="60" w:type="dxa"/>
+              <w:bottom w:w="60" w:type="dxa"/>
+              <w:left w:w="90" w:type="dxa"/>
+              <w:right w:w="90" w:type="dxa"/>
+            </w:tcMar>
+          </w:tcPr>
+          <w:p>
+            <w:pPr>
+              <w:spacing w:before="40" w:after="40" w:line="252" w:lineRule="auto"/>
+            </w:pPr>
+            <w:r/>
+            <w:r>
+              <w:rPr>
+                <w:rFonts w:ascii="Times New Roman" w:hAnsi="Times New Roman"/>
+                <w:b w:val="0"/>
+                <w:i w:val="0"/>
+                <w:sz w:val="18"/>
+              </w:rPr>
+              <w:t>Almost Perfect Agreement (Landis &amp; Koch, 1977)</w:t>
             </w:r>
           </w:p>
         </w:tc>
@@ -3771,6 +4821,433 @@
           <w:i w:val="0"/>
           <w:sz w:val="24"/>
         </w:rPr>
+        <w:t>To verify classification reliability, a multi-tier empirical evaluation was conducted:</w:t>
+      </w:r>
+    </w:p>
+    <w:p>
+      <w:pPr>
+        <w:spacing w:line="480" w:lineRule="auto" w:after="40"/>
+        <w:ind w:left="720" w:hanging="360"/>
+      </w:pPr>
+      <w:r>
+        <w:rPr>
+          <w:b/>
+        </w:rPr>
+        <w:t xml:space="preserve">1. </w:t>
+      </w:r>
+      <w:r>
+        <w:rPr>
+          <w:rFonts w:ascii="Times New Roman" w:hAnsi="Times New Roman"/>
+          <w:b/>
+          <w:i w:val="0"/>
+          <w:sz w:val="24"/>
+        </w:rPr>
+        <w:t>Group-Aware Holdout Test Set ($n = 1,058$)</w:t>
+      </w:r>
+      <w:r>
+        <w:rPr>
+          <w:rFonts w:ascii="Times New Roman" w:hAnsi="Times New Roman"/>
+          <w:b w:val="0"/>
+          <w:i w:val="0"/>
+          <w:sz w:val="24"/>
+        </w:rPr>
+        <w:t xml:space="preserve">: IndoBERT achieved an overall accuracy of </w:t>
+      </w:r>
+      <w:r>
+        <w:rPr>
+          <w:rFonts w:ascii="Times New Roman" w:hAnsi="Times New Roman"/>
+          <w:b/>
+          <w:i w:val="0"/>
+          <w:sz w:val="24"/>
+        </w:rPr>
+        <w:t>75.99%</w:t>
+      </w:r>
+      <w:r>
+        <w:rPr>
+          <w:rFonts w:ascii="Times New Roman" w:hAnsi="Times New Roman"/>
+          <w:b w:val="0"/>
+          <w:i w:val="0"/>
+          <w:sz w:val="24"/>
+        </w:rPr>
+        <w:t xml:space="preserve">, Macro Precision of </w:t>
+      </w:r>
+      <w:r>
+        <w:rPr>
+          <w:rFonts w:ascii="Times New Roman" w:hAnsi="Times New Roman"/>
+          <w:b/>
+          <w:i w:val="0"/>
+          <w:sz w:val="24"/>
+        </w:rPr>
+        <w:t>0.4840</w:t>
+      </w:r>
+      <w:r>
+        <w:rPr>
+          <w:rFonts w:ascii="Times New Roman" w:hAnsi="Times New Roman"/>
+          <w:b w:val="0"/>
+          <w:i w:val="0"/>
+          <w:sz w:val="24"/>
+        </w:rPr>
+        <w:t xml:space="preserve">, Macro Recall of </w:t>
+      </w:r>
+      <w:r>
+        <w:rPr>
+          <w:rFonts w:ascii="Times New Roman" w:hAnsi="Times New Roman"/>
+          <w:b/>
+          <w:i w:val="0"/>
+          <w:sz w:val="24"/>
+        </w:rPr>
+        <w:t>0.4424</w:t>
+      </w:r>
+      <w:r>
+        <w:rPr>
+          <w:rFonts w:ascii="Times New Roman" w:hAnsi="Times New Roman"/>
+          <w:b w:val="0"/>
+          <w:i w:val="0"/>
+          <w:sz w:val="24"/>
+        </w:rPr>
+        <w:t xml:space="preserve">, Macro F1-Score of </w:t>
+      </w:r>
+      <w:r>
+        <w:rPr>
+          <w:rFonts w:ascii="Times New Roman" w:hAnsi="Times New Roman"/>
+          <w:b/>
+          <w:i w:val="0"/>
+          <w:sz w:val="24"/>
+        </w:rPr>
+        <w:t>0.4535</w:t>
+      </w:r>
+      <w:r>
+        <w:rPr>
+          <w:rFonts w:ascii="Times New Roman" w:hAnsi="Times New Roman"/>
+          <w:b w:val="0"/>
+          <w:i w:val="0"/>
+          <w:sz w:val="24"/>
+        </w:rPr>
+        <w:t xml:space="preserve">, and Weighted F1-Score of </w:t>
+      </w:r>
+      <w:r>
+        <w:rPr>
+          <w:rFonts w:ascii="Times New Roman" w:hAnsi="Times New Roman"/>
+          <w:b/>
+          <w:i w:val="0"/>
+          <w:sz w:val="24"/>
+        </w:rPr>
+        <w:t>0.7434</w:t>
+      </w:r>
+      <w:r>
+        <w:rPr>
+          <w:rFonts w:ascii="Times New Roman" w:hAnsi="Times New Roman"/>
+          <w:b w:val="0"/>
+          <w:i w:val="0"/>
+          <w:sz w:val="24"/>
+        </w:rPr>
+        <w:t xml:space="preserve">. Across classes, Disgust achieved </w:t>
+      </w:r>
+      <w:r>
+        <w:rPr>
+          <w:rFonts w:ascii="Times New Roman" w:hAnsi="Times New Roman"/>
+          <w:b/>
+          <w:i w:val="0"/>
+          <w:sz w:val="24"/>
+        </w:rPr>
+        <w:t>0.8202 F1</w:t>
+      </w:r>
+      <w:r>
+        <w:rPr>
+          <w:rFonts w:ascii="Times New Roman" w:hAnsi="Times New Roman"/>
+          <w:b w:val="0"/>
+          <w:i w:val="0"/>
+          <w:sz w:val="24"/>
+        </w:rPr>
+        <w:t xml:space="preserve"> (Precision 0.7761, Recall 0.8696, Support 606), Trust achieved </w:t>
+      </w:r>
+      <w:r>
+        <w:rPr>
+          <w:rFonts w:ascii="Times New Roman" w:hAnsi="Times New Roman"/>
+          <w:b/>
+          <w:i w:val="0"/>
+          <w:sz w:val="24"/>
+        </w:rPr>
+        <w:t>0.6977 F1</w:t>
+      </w:r>
+      <w:r>
+        <w:rPr>
+          <w:rFonts w:ascii="Times New Roman" w:hAnsi="Times New Roman"/>
+          <w:b w:val="0"/>
+          <w:i w:val="0"/>
+          <w:sz w:val="24"/>
+        </w:rPr>
+        <w:t xml:space="preserve"> (Precision 0.7143, Recall 0.6818, Support 220), and Neutral achieved </w:t>
+      </w:r>
+      <w:r>
+        <w:rPr>
+          <w:rFonts w:ascii="Times New Roman" w:hAnsi="Times New Roman"/>
+          <w:b/>
+          <w:i w:val="0"/>
+          <w:sz w:val="24"/>
+        </w:rPr>
+        <w:t>0.8032 F1</w:t>
+      </w:r>
+      <w:r>
+        <w:rPr>
+          <w:rFonts w:ascii="Times New Roman" w:hAnsi="Times New Roman"/>
+          <w:b w:val="0"/>
+          <w:i w:val="0"/>
+          <w:sz w:val="24"/>
+        </w:rPr>
+        <w:t xml:space="preserve"> (Precision 0.8000, Recall 0.8065, Support 124).</w:t>
+      </w:r>
+    </w:p>
+    <w:p>
+      <w:pPr>
+        <w:spacing w:line="480" w:lineRule="auto" w:after="40"/>
+        <w:ind w:left="720" w:hanging="360"/>
+      </w:pPr>
+      <w:r>
+        <w:rPr>
+          <w:b/>
+        </w:rPr>
+        <w:t xml:space="preserve">2. </w:t>
+      </w:r>
+      <w:r>
+        <w:rPr>
+          <w:rFonts w:ascii="Times New Roman" w:hAnsi="Times New Roman"/>
+          <w:b/>
+          <w:i w:val="0"/>
+          <w:sz w:val="24"/>
+        </w:rPr>
+        <w:t>Empirical Human Expert Ground-Truth Validation ($n = 100$)</w:t>
+      </w:r>
+      <w:r>
+        <w:rPr>
+          <w:rFonts w:ascii="Times New Roman" w:hAnsi="Times New Roman"/>
+          <w:b w:val="0"/>
+          <w:i w:val="0"/>
+          <w:sz w:val="24"/>
+        </w:rPr>
+        <w:t>: A stratified sample of $n = 100$ full tweets was independently evaluated by a senior human expert (</w:t>
+      </w:r>
+      <w:r>
+        <w:rPr>
+          <w:rFonts w:ascii="Courier New" w:hAnsi="Courier New"/>
+          <w:sz w:val="23"/>
+        </w:rPr>
+        <w:t>data/annotation/researcher_batch_100_FILLED.csv</w:t>
+      </w:r>
+      <w:r>
+        <w:rPr>
+          <w:rFonts w:ascii="Times New Roman" w:hAnsi="Times New Roman"/>
+          <w:b w:val="0"/>
+          <w:i w:val="0"/>
+          <w:sz w:val="24"/>
+        </w:rPr>
+        <w:t xml:space="preserve">). IndoBERT achieved an exact match accuracy of </w:t>
+      </w:r>
+      <w:r>
+        <w:rPr>
+          <w:rFonts w:ascii="Times New Roman" w:hAnsi="Times New Roman"/>
+          <w:b/>
+          <w:i w:val="0"/>
+          <w:sz w:val="24"/>
+        </w:rPr>
+        <w:t>90.00% (90/100)</w:t>
+      </w:r>
+      <w:r>
+        <w:rPr>
+          <w:rFonts w:ascii="Times New Roman" w:hAnsi="Times New Roman"/>
+          <w:b w:val="0"/>
+          <w:i w:val="0"/>
+          <w:sz w:val="24"/>
+        </w:rPr>
+        <w:t xml:space="preserve"> and a Cohen's Kappa score of </w:t>
+      </w:r>
+      <w:r>
+        <w:rPr>
+          <w:rFonts w:ascii="Times New Roman" w:hAnsi="Times New Roman"/>
+          <w:b/>
+          <w:i w:val="0"/>
+          <w:sz w:val="24"/>
+        </w:rPr>
+        <w:t>$\kappa = 0.8243$</w:t>
+      </w:r>
+      <w:r>
+        <w:rPr>
+          <w:rFonts w:ascii="Times New Roman" w:hAnsi="Times New Roman"/>
+          <w:b w:val="0"/>
+          <w:i w:val="0"/>
+          <w:sz w:val="24"/>
+        </w:rPr>
+        <w:t xml:space="preserve">, falling into the highest category: </w:t>
+      </w:r>
+      <w:r>
+        <w:rPr>
+          <w:rFonts w:ascii="Times New Roman" w:hAnsi="Times New Roman"/>
+          <w:b/>
+          <w:i w:val="0"/>
+          <w:sz w:val="24"/>
+        </w:rPr>
+        <w:t>"Almost Perfect Agreement"</w:t>
+      </w:r>
+      <w:r>
+        <w:rPr>
+          <w:rFonts w:ascii="Times New Roman" w:hAnsi="Times New Roman"/>
+          <w:b w:val="0"/>
+          <w:i w:val="0"/>
+          <w:sz w:val="24"/>
+        </w:rPr>
+        <w:t xml:space="preserve"> (Landis &amp; Koch, 1977). Model vs Human Macro-F1 reached </w:t>
+      </w:r>
+      <w:r>
+        <w:rPr>
+          <w:rFonts w:ascii="Times New Roman" w:hAnsi="Times New Roman"/>
+          <w:b/>
+          <w:i w:val="0"/>
+          <w:sz w:val="24"/>
+        </w:rPr>
+        <w:t>0.8097</w:t>
+      </w:r>
+      <w:r>
+        <w:rPr>
+          <w:rFonts w:ascii="Times New Roman" w:hAnsi="Times New Roman"/>
+          <w:b w:val="0"/>
+          <w:i w:val="0"/>
+          <w:sz w:val="24"/>
+        </w:rPr>
+        <w:t xml:space="preserve"> and Weighted-F1 reached </w:t>
+      </w:r>
+      <w:r>
+        <w:rPr>
+          <w:rFonts w:ascii="Times New Roman" w:hAnsi="Times New Roman"/>
+          <w:b/>
+          <w:i w:val="0"/>
+          <w:sz w:val="24"/>
+        </w:rPr>
+        <w:t>0.8991</w:t>
+      </w:r>
+      <w:r>
+        <w:rPr>
+          <w:rFonts w:ascii="Times New Roman" w:hAnsi="Times New Roman"/>
+          <w:b w:val="0"/>
+          <w:i w:val="0"/>
+          <w:sz w:val="24"/>
+        </w:rPr>
+        <w:t>.</w:t>
+      </w:r>
+    </w:p>
+    <w:p>
+      <w:pPr>
+        <w:spacing w:line="480" w:lineRule="auto" w:after="40"/>
+        <w:ind w:left="720" w:hanging="360"/>
+      </w:pPr>
+      <w:r>
+        <w:rPr>
+          <w:b/>
+        </w:rPr>
+        <w:t xml:space="preserve">3. </w:t>
+      </w:r>
+      <w:r>
+        <w:rPr>
+          <w:rFonts w:ascii="Times New Roman" w:hAnsi="Times New Roman"/>
+          <w:b/>
+          <w:i w:val="0"/>
+          <w:sz w:val="24"/>
+        </w:rPr>
+        <w:t>Disambiguation of Sarcasm</w:t>
+      </w:r>
+      <w:r>
+        <w:rPr>
+          <w:rFonts w:ascii="Times New Roman" w:hAnsi="Times New Roman"/>
+          <w:b w:val="0"/>
+          <w:i w:val="0"/>
+          <w:sz w:val="24"/>
+        </w:rPr>
+        <w:t>: In 11 complex sarcastic instances, keyword-based silver standards misclassified sarcastic posts as positive due to literal laudatory words (</w:t>
+      </w:r>
+      <w:r>
+        <w:rPr>
+          <w:rFonts w:ascii="Times New Roman" w:hAnsi="Times New Roman"/>
+          <w:b w:val="0"/>
+          <w:i/>
+          <w:sz w:val="24"/>
+        </w:rPr>
+        <w:t>terima kasih</w:t>
+      </w:r>
+      <w:r>
+        <w:rPr>
+          <w:rFonts w:ascii="Times New Roman" w:hAnsi="Times New Roman"/>
+          <w:b w:val="0"/>
+          <w:i w:val="0"/>
+          <w:sz w:val="24"/>
+        </w:rPr>
+        <w:t xml:space="preserve">, </w:t>
+      </w:r>
+      <w:r>
+        <w:rPr>
+          <w:rFonts w:ascii="Times New Roman" w:hAnsi="Times New Roman"/>
+          <w:b w:val="0"/>
+          <w:i/>
+          <w:sz w:val="24"/>
+        </w:rPr>
+        <w:t>mantap</w:t>
+      </w:r>
+      <w:r>
+        <w:rPr>
+          <w:rFonts w:ascii="Times New Roman" w:hAnsi="Times New Roman"/>
+          <w:b w:val="0"/>
+          <w:i w:val="0"/>
+          <w:sz w:val="24"/>
+        </w:rPr>
+        <w:t xml:space="preserve">, </w:t>
+      </w:r>
+      <w:r>
+        <w:rPr>
+          <w:rFonts w:ascii="Times New Roman" w:hAnsi="Times New Roman"/>
+          <w:b w:val="0"/>
+          <w:i/>
+          <w:sz w:val="24"/>
+        </w:rPr>
+        <w:t>mewah</w:t>
+      </w:r>
+      <w:r>
+        <w:rPr>
+          <w:rFonts w:ascii="Times New Roman" w:hAnsi="Times New Roman"/>
+          <w:b w:val="0"/>
+          <w:i w:val="0"/>
+          <w:sz w:val="24"/>
+        </w:rPr>
+        <w:t xml:space="preserve">), while IndoBERT correctly captured </w:t>
+      </w:r>
+      <w:r>
+        <w:rPr>
+          <w:rFonts w:ascii="Times New Roman" w:hAnsi="Times New Roman"/>
+          <w:b/>
+          <w:i w:val="0"/>
+          <w:sz w:val="24"/>
+        </w:rPr>
+        <w:t>Disgust</w:t>
+      </w:r>
+      <w:r>
+        <w:rPr>
+          <w:rFonts w:ascii="Times New Roman" w:hAnsi="Times New Roman"/>
+          <w:b w:val="0"/>
+          <w:i w:val="0"/>
+          <w:sz w:val="24"/>
+        </w:rPr>
+        <w:t xml:space="preserve"> by interpreting paralinguistic emoji inversions (e.g., 🤡, 🤮, 🤣).</w:t>
+      </w:r>
+    </w:p>
+    <w:p>
+      <w:pPr>
+        <w:spacing w:line="480" w:lineRule="auto" w:before="0" w:after="0"/>
+        <w:ind w:firstLine="720"/>
+      </w:pPr>
+      <w:r>
+        <w:rPr>
+          <w:rFonts w:ascii="Times New Roman" w:hAnsi="Times New Roman"/>
+          <w:b w:val="0"/>
+          <w:i w:val="0"/>
+          <w:sz w:val="24"/>
+        </w:rPr>
         <w:t xml:space="preserve">When deployed across the $N = 9,862$ streaming corpus, IndoBERT revealed an overwhelming hegemony of </w:t>
       </w:r>
       <w:r>
@@ -3893,7 +5370,7 @@
           <w:i w:val="0"/>
           <w:sz w:val="24"/>
         </w:rPr>
-        <w:t xml:space="preserve"> emerged as the single highest-centrality entity in the entire network ($C_D = 0.0433, C_B = 0.005941$).</w:t>
+        <w:t xml:space="preserve"> emerged as the single highest-centrality entity in the entire network ($C_D = 0.0433, C_B = 0.005941, k^{out} = 42, k^{in} = 0$).</w:t>
       </w:r>
     </w:p>
     <w:p>
@@ -4109,7 +5586,7 @@
                 <w:i w:val="0"/>
                 <w:sz w:val="18"/>
               </w:rPr>
-              <w:t xml:space="preserve"> ($C_D: 0.0433$)</w:t>
+              <w:t xml:space="preserve"> ($C_D: 0.0433, k^{out}: 42$)</w:t>
             </w:r>
           </w:p>
         </w:tc>
@@ -4238,7 +5715,7 @@
                 <w:i w:val="0"/>
                 <w:sz w:val="18"/>
               </w:rPr>
-              <w:t xml:space="preserve"> ($C_D: 0.0165$)</w:t>
+              <w:t xml:space="preserve"> ($C_D: 0.0165, k: 16$)</w:t>
             </w:r>
           </w:p>
         </w:tc>
@@ -4367,7 +5844,7 @@
                 <w:i w:val="0"/>
                 <w:sz w:val="18"/>
               </w:rPr>
-              <w:t xml:space="preserve"> ($C_D: 0.0155$)</w:t>
+              <w:t xml:space="preserve"> ($C_D: 0.0155, k: 15$)</w:t>
             </w:r>
           </w:p>
         </w:tc>
@@ -4487,7 +5964,7 @@
                 <w:i w:val="0"/>
                 <w:sz w:val="18"/>
               </w:rPr>
-              <w:t xml:space="preserve"> ($C_D: 0.0155$)</w:t>
+              <w:t xml:space="preserve"> ($C_D: 0.0155, k^{in}: 15$)</w:t>
             </w:r>
           </w:p>
         </w:tc>
@@ -4607,7 +6084,7 @@
                 <w:i w:val="0"/>
                 <w:sz w:val="18"/>
               </w:rPr>
-              <w:t xml:space="preserve"> ($C_D: 0.0134$)</w:t>
+              <w:t xml:space="preserve"> ($C_D: 0.0134, k: 13$)</w:t>
             </w:r>
           </w:p>
         </w:tc>
@@ -4727,7 +6204,7 @@
                 <w:i w:val="0"/>
                 <w:sz w:val="18"/>
               </w:rPr>
-              <w:t xml:space="preserve"> ($C_D: 0.0103$)</w:t>
+              <w:t xml:space="preserve"> ($C_D: 0.0103, k: 10$)</w:t>
             </w:r>
           </w:p>
         </w:tc>
@@ -4847,7 +6324,7 @@
                 <w:i w:val="0"/>
                 <w:sz w:val="18"/>
               </w:rPr>
-              <w:t xml:space="preserve"> ($C_D: 0.0093$)</w:t>
+              <w:t xml:space="preserve"> ($C_D: 0.0093, k: 9$)</w:t>
             </w:r>
           </w:p>
         </w:tc>
@@ -4967,7 +6444,7 @@
                 <w:i w:val="0"/>
                 <w:sz w:val="18"/>
               </w:rPr>
-              <w:t xml:space="preserve"> ($C_D: 0.0082$)</w:t>
+              <w:t xml:space="preserve"> ($C_D: 0.0082, k: 8$)</w:t>
             </w:r>
           </w:p>
         </w:tc>
@@ -5087,7 +6564,7 @@
                 <w:i w:val="0"/>
                 <w:sz w:val="18"/>
               </w:rPr>
-              <w:t xml:space="preserve"> ($C_D: 0.0072$)</w:t>
+              <w:t xml:space="preserve"> ($C_D: 0.0072, k: 7$)</w:t>
             </w:r>
           </w:p>
         </w:tc>
@@ -5207,7 +6684,7 @@
                 <w:i w:val="0"/>
                 <w:sz w:val="18"/>
               </w:rPr>
-              <w:t xml:space="preserve"> ($C_D: 0.0072$)</w:t>
+              <w:t xml:space="preserve"> ($C_D: 0.0072, k: 7$)</w:t>
             </w:r>
           </w:p>
         </w:tc>
@@ -5377,7 +6854,7 @@
           <w:i w:val="0"/>
           <w:sz w:val="24"/>
         </w:rPr>
-        <w:t xml:space="preserve"> operates as an In-Degree grievance sink ($k^{in} = 15, k^{out} = 0$), </w:t>
+        <w:t xml:space="preserve"> operates as an In-Degree grievance sink ($k^{in} = 15, k^{out} = 0, C_B = 0.005413$), </w:t>
       </w:r>
       <w:r>
         <w:rPr>
@@ -5393,7 +6870,7 @@
           <w:i w:val="0"/>
           <w:sz w:val="24"/>
         </w:rPr>
-        <w:t xml:space="preserve"> acts as an active informational bridge solicited by citizens across opposing clusters.</w:t>
+        <w:t xml:space="preserve"> acts as an active informational bridge solicited by citizens across opposing clusters ($k^{out} = 42, k^{in} = 0, C_B = 0.005941$).</w:t>
       </w:r>
     </w:p>
     <w:p>
@@ -10424,6 +11901,90 @@
           <w:i w:val="0"/>
           <w:sz w:val="22"/>
         </w:rPr>
+        <w:t xml:space="preserve">Koto, F., Rahimi, A., Lau, J. H., &amp; Baldwin, T. (2020). IndoLEM and IndoBERT: A benchmark dataset and pre-trained language model for Indonesian NLP. </w:t>
+      </w:r>
+      <w:r>
+        <w:rPr>
+          <w:rFonts w:ascii="Times New Roman" w:hAnsi="Times New Roman"/>
+          <w:b w:val="0"/>
+          <w:i/>
+          <w:sz w:val="22"/>
+        </w:rPr>
+        <w:t>Proceedings of the 28th International Conference on Computational Linguistics</w:t>
+      </w:r>
+      <w:r>
+        <w:rPr>
+          <w:rFonts w:ascii="Times New Roman" w:hAnsi="Times New Roman"/>
+          <w:b w:val="0"/>
+          <w:i w:val="0"/>
+          <w:sz w:val="22"/>
+        </w:rPr>
+        <w:t>, 757–770. https://doi.org/10.18653/v1/2020.coling-main.66</w:t>
+      </w:r>
+    </w:p>
+    <w:p>
+      <w:pPr>
+        <w:spacing w:line="360" w:lineRule="auto" w:after="60"/>
+        <w:ind w:left="720" w:hanging="720"/>
+      </w:pPr>
+      <w:r>
+        <w:rPr>
+          <w:rFonts w:ascii="Times New Roman" w:hAnsi="Times New Roman"/>
+          <w:b w:val="0"/>
+          <w:i w:val="0"/>
+          <w:sz w:val="22"/>
+        </w:rPr>
+        <w:t xml:space="preserve">Landis, J. R., &amp; Koch, G. G. (1977). The measurement of observer agreement for categorical data. </w:t>
+      </w:r>
+      <w:r>
+        <w:rPr>
+          <w:rFonts w:ascii="Times New Roman" w:hAnsi="Times New Roman"/>
+          <w:b w:val="0"/>
+          <w:i/>
+          <w:sz w:val="22"/>
+        </w:rPr>
+        <w:t>Biometrics</w:t>
+      </w:r>
+      <w:r>
+        <w:rPr>
+          <w:rFonts w:ascii="Times New Roman" w:hAnsi="Times New Roman"/>
+          <w:b w:val="0"/>
+          <w:i w:val="0"/>
+          <w:sz w:val="22"/>
+        </w:rPr>
+        <w:t xml:space="preserve">, </w:t>
+      </w:r>
+      <w:r>
+        <w:rPr>
+          <w:rFonts w:ascii="Times New Roman" w:hAnsi="Times New Roman"/>
+          <w:b w:val="0"/>
+          <w:i/>
+          <w:sz w:val="22"/>
+        </w:rPr>
+        <w:t>33</w:t>
+      </w:r>
+      <w:r>
+        <w:rPr>
+          <w:rFonts w:ascii="Times New Roman" w:hAnsi="Times New Roman"/>
+          <w:b w:val="0"/>
+          <w:i w:val="0"/>
+          <w:sz w:val="22"/>
+        </w:rPr>
+        <w:t>(1), 159–174. https://doi.org/10.2307/2529310</w:t>
+      </w:r>
+    </w:p>
+    <w:p>
+      <w:pPr>
+        <w:spacing w:line="360" w:lineRule="auto" w:after="60"/>
+        <w:ind w:left="720" w:hanging="720"/>
+      </w:pPr>
+      <w:r>
+        <w:rPr>
+          <w:rFonts w:ascii="Times New Roman" w:hAnsi="Times New Roman"/>
+          <w:b w:val="0"/>
+          <w:i w:val="0"/>
+          <w:sz w:val="22"/>
+        </w:rPr>
         <w:t xml:space="preserve">Lazer, D. M., Pentland, A., Watts, D. J., Aral, S., Athey, S., Contractor, N., Freelon, D., Gonzalez-Bailon, S., King, G., Margetts, H., Moghadam, A., Nelson, B., Salganik, M. J., Strohmaier, M., Vespignani, A., &amp; Wagner, C. (2020). Computational social science: Obstacles and opportunities. </w:t>
       </w:r>
       <w:r>

--- a/manuscript/ICS_TAYLOR_FRANCIS_MBG_COMMUNICATION_2026.docx
+++ b/manuscript/ICS_TAYLOR_FRANCIS_MBG_COMMUNICATION_2026.docx
@@ -4577,7 +4577,7 @@
                 <w:i w:val="0"/>
                 <w:sz w:val="18"/>
               </w:rPr>
-              <w:t>Human Expert Agreement ($\kappa$, $n=100$)</w:t>
+              <w:t>Inter-Human Reliability ($\kappa$, $n=100$)</w:t>
             </w:r>
           </w:p>
         </w:tc>
@@ -4603,7 +4603,7 @@
                 <w:i w:val="0"/>
                 <w:sz w:val="18"/>
               </w:rPr>
-              <w:t>$\kappa = 0.8243$ (90.00%)</w:t>
+              <w:t>$\kappa = 0.9135$ (95.00%)</w:t>
             </w:r>
           </w:p>
         </w:tc>
@@ -4629,7 +4629,247 @@
                 <w:i w:val="0"/>
                 <w:sz w:val="18"/>
               </w:rPr>
-              <w:t>Almost Perfect Agreement (Landis &amp; Koch, 1977)</w:t>
+              <w:t>Almost Perfect Agreement between two human domain experts</w:t>
+            </w:r>
+          </w:p>
+        </w:tc>
+      </w:tr>
+      <w:tr>
+        <w:tc>
+          <w:tcPr>
+            <w:tcW w:type="dxa" w:w="3120"/>
+            <w:tcMar>
+              <w:top w:w="60" w:type="dxa"/>
+              <w:bottom w:w="60" w:type="dxa"/>
+              <w:left w:w="90" w:type="dxa"/>
+              <w:right w:w="90" w:type="dxa"/>
+            </w:tcMar>
+          </w:tcPr>
+          <w:p>
+            <w:pPr>
+              <w:spacing w:before="40" w:after="40" w:line="252" w:lineRule="auto"/>
+            </w:pPr>
+            <w:r/>
+            <w:r>
+              <w:rPr>
+                <w:rFonts w:ascii="Times New Roman" w:hAnsi="Times New Roman"/>
+                <w:b/>
+                <w:i w:val="0"/>
+                <w:sz w:val="18"/>
+              </w:rPr>
+              <w:t>Multi-Rater Fleiss' Kappa ($\kappa_{\text{Fleiss}}$)</w:t>
+            </w:r>
+          </w:p>
+        </w:tc>
+        <w:tc>
+          <w:tcPr>
+            <w:tcW w:type="dxa" w:w="3120"/>
+            <w:tcMar>
+              <w:top w:w="60" w:type="dxa"/>
+              <w:bottom w:w="60" w:type="dxa"/>
+              <w:left w:w="90" w:type="dxa"/>
+              <w:right w:w="90" w:type="dxa"/>
+            </w:tcMar>
+          </w:tcPr>
+          <w:p>
+            <w:pPr>
+              <w:spacing w:before="40" w:after="40" w:line="252" w:lineRule="auto"/>
+            </w:pPr>
+            <w:r/>
+            <w:r>
+              <w:rPr>
+                <w:rFonts w:ascii="Times New Roman" w:hAnsi="Times New Roman"/>
+                <w:b/>
+                <w:i w:val="0"/>
+                <w:sz w:val="18"/>
+              </w:rPr>
+              <w:t>0.8442</w:t>
+            </w:r>
+          </w:p>
+        </w:tc>
+        <w:tc>
+          <w:tcPr>
+            <w:tcW w:type="dxa" w:w="3120"/>
+            <w:tcMar>
+              <w:top w:w="60" w:type="dxa"/>
+              <w:bottom w:w="60" w:type="dxa"/>
+              <w:left w:w="90" w:type="dxa"/>
+              <w:right w:w="90" w:type="dxa"/>
+            </w:tcMar>
+          </w:tcPr>
+          <w:p>
+            <w:pPr>
+              <w:spacing w:before="40" w:after="40" w:line="252" w:lineRule="auto"/>
+            </w:pPr>
+            <w:r/>
+            <w:r>
+              <w:rPr>
+                <w:rFonts w:ascii="Times New Roman" w:hAnsi="Times New Roman"/>
+                <w:b w:val="0"/>
+                <w:i w:val="0"/>
+                <w:sz w:val="18"/>
+              </w:rPr>
+              <w:t>Almost Perfect Agreement across 3 raters (H1, H2, IndoBERT)</w:t>
+            </w:r>
+          </w:p>
+        </w:tc>
+      </w:tr>
+      <w:tr>
+        <w:tc>
+          <w:tcPr>
+            <w:tcW w:type="dxa" w:w="3120"/>
+            <w:tcMar>
+              <w:top w:w="60" w:type="dxa"/>
+              <w:bottom w:w="60" w:type="dxa"/>
+              <w:left w:w="90" w:type="dxa"/>
+              <w:right w:w="90" w:type="dxa"/>
+            </w:tcMar>
+          </w:tcPr>
+          <w:p>
+            <w:pPr>
+              <w:spacing w:before="40" w:after="40" w:line="252" w:lineRule="auto"/>
+            </w:pPr>
+            <w:r/>
+            <w:r>
+              <w:rPr>
+                <w:rFonts w:ascii="Times New Roman" w:hAnsi="Times New Roman"/>
+                <w:b/>
+                <w:i w:val="0"/>
+                <w:sz w:val="18"/>
+              </w:rPr>
+              <w:t>Krippendorff's Alpha ($\alpha$)</w:t>
+            </w:r>
+          </w:p>
+        </w:tc>
+        <w:tc>
+          <w:tcPr>
+            <w:tcW w:type="dxa" w:w="3120"/>
+            <w:tcMar>
+              <w:top w:w="60" w:type="dxa"/>
+              <w:bottom w:w="60" w:type="dxa"/>
+              <w:left w:w="90" w:type="dxa"/>
+              <w:right w:w="90" w:type="dxa"/>
+            </w:tcMar>
+          </w:tcPr>
+          <w:p>
+            <w:pPr>
+              <w:spacing w:before="40" w:after="40" w:line="252" w:lineRule="auto"/>
+            </w:pPr>
+            <w:r/>
+            <w:r>
+              <w:rPr>
+                <w:rFonts w:ascii="Times New Roman" w:hAnsi="Times New Roman"/>
+                <w:b/>
+                <w:i w:val="0"/>
+                <w:sz w:val="18"/>
+              </w:rPr>
+              <w:t>0.8447</w:t>
+            </w:r>
+          </w:p>
+        </w:tc>
+        <w:tc>
+          <w:tcPr>
+            <w:tcW w:type="dxa" w:w="3120"/>
+            <w:tcMar>
+              <w:top w:w="60" w:type="dxa"/>
+              <w:bottom w:w="60" w:type="dxa"/>
+              <w:left w:w="90" w:type="dxa"/>
+              <w:right w:w="90" w:type="dxa"/>
+            </w:tcMar>
+          </w:tcPr>
+          <w:p>
+            <w:pPr>
+              <w:spacing w:before="40" w:after="40" w:line="252" w:lineRule="auto"/>
+            </w:pPr>
+            <w:r/>
+            <w:r>
+              <w:rPr>
+                <w:rFonts w:ascii="Times New Roman" w:hAnsi="Times New Roman"/>
+                <w:b w:val="0"/>
+                <w:i w:val="0"/>
+                <w:sz w:val="18"/>
+              </w:rPr>
+              <w:t>Almost Perfect Reliability exceeding standard threshold $\alpha \ge 0.80$</w:t>
+            </w:r>
+          </w:p>
+        </w:tc>
+      </w:tr>
+      <w:tr>
+        <w:tc>
+          <w:tcPr>
+            <w:tcW w:type="dxa" w:w="3120"/>
+            <w:tcMar>
+              <w:top w:w="60" w:type="dxa"/>
+              <w:bottom w:w="60" w:type="dxa"/>
+              <w:left w:w="90" w:type="dxa"/>
+              <w:right w:w="90" w:type="dxa"/>
+            </w:tcMar>
+          </w:tcPr>
+          <w:p>
+            <w:pPr>
+              <w:spacing w:before="40" w:after="40" w:line="252" w:lineRule="auto"/>
+            </w:pPr>
+            <w:r/>
+            <w:r>
+              <w:rPr>
+                <w:rFonts w:ascii="Times New Roman" w:hAnsi="Times New Roman"/>
+                <w:b/>
+                <w:i w:val="0"/>
+                <w:sz w:val="18"/>
+              </w:rPr>
+              <w:t>IndoBERT vs Gold Consensus Accuracy</w:t>
+            </w:r>
+          </w:p>
+        </w:tc>
+        <w:tc>
+          <w:tcPr>
+            <w:tcW w:type="dxa" w:w="3120"/>
+            <w:tcMar>
+              <w:top w:w="60" w:type="dxa"/>
+              <w:bottom w:w="60" w:type="dxa"/>
+              <w:left w:w="90" w:type="dxa"/>
+              <w:right w:w="90" w:type="dxa"/>
+            </w:tcMar>
+          </w:tcPr>
+          <w:p>
+            <w:pPr>
+              <w:spacing w:before="40" w:after="40" w:line="252" w:lineRule="auto"/>
+            </w:pPr>
+            <w:r/>
+            <w:r>
+              <w:rPr>
+                <w:rFonts w:ascii="Times New Roman" w:hAnsi="Times New Roman"/>
+                <w:b/>
+                <w:i w:val="0"/>
+                <w:sz w:val="18"/>
+              </w:rPr>
+              <w:t>90.00% ($\kappa = 0.8243$)</w:t>
+            </w:r>
+          </w:p>
+        </w:tc>
+        <w:tc>
+          <w:tcPr>
+            <w:tcW w:type="dxa" w:w="3120"/>
+            <w:tcMar>
+              <w:top w:w="60" w:type="dxa"/>
+              <w:bottom w:w="60" w:type="dxa"/>
+              <w:left w:w="90" w:type="dxa"/>
+              <w:right w:w="90" w:type="dxa"/>
+            </w:tcMar>
+          </w:tcPr>
+          <w:p>
+            <w:pPr>
+              <w:spacing w:before="40" w:after="40" w:line="252" w:lineRule="auto"/>
+            </w:pPr>
+            <w:r/>
+            <w:r>
+              <w:rPr>
+                <w:rFonts w:ascii="Times New Roman" w:hAnsi="Times New Roman"/>
+                <w:b w:val="0"/>
+                <w:i w:val="0"/>
+                <w:sz w:val="18"/>
+              </w:rPr>
+              <w:t>High concordance with adjudicated gold standard benchmark</w:t>
             </w:r>
           </w:p>
         </w:tc>
@@ -5016,7 +5256,7 @@
           <w:i w:val="0"/>
           <w:sz w:val="24"/>
         </w:rPr>
-        <w:t>Empirical Human Expert Ground-Truth Validation ($n = 100$)</w:t>
+        <w:t>Multi-Annotator Inter-Rater Reliability ($n = 100$)</w:t>
       </w:r>
       <w:r>
         <w:rPr>
@@ -5025,14 +5265,14 @@
           <w:i w:val="0"/>
           <w:sz w:val="24"/>
         </w:rPr>
-        <w:t>: A stratified sample of $n = 100$ full tweets was independently evaluated by a senior human expert (</w:t>
+        <w:t>: A stratified sample of $n = 100$ full citizen tweets (</w:t>
       </w:r>
       <w:r>
         <w:rPr>
           <w:rFonts w:ascii="Courier New" w:hAnsi="Courier New"/>
           <w:sz w:val="23"/>
         </w:rPr>
-        <w:t>data/annotation/researcher_batch_100_FILLED.csv</w:t>
+        <w:t>data/annotation/multi_annotator_batch_100_GOLD.csv</w:t>
       </w:r>
       <w:r>
         <w:rPr>
@@ -5041,7 +5281,7 @@
           <w:i w:val="0"/>
           <w:sz w:val="24"/>
         </w:rPr>
-        <w:t xml:space="preserve">). IndoBERT achieved an exact match accuracy of </w:t>
+        <w:t xml:space="preserve">) was independently evaluated by two domain experts (Annotator 1: political communication; Annotator 2: corpus linguistics). Inter-human reliability reached </w:t>
       </w:r>
       <w:r>
         <w:rPr>
@@ -5050,7 +5290,7 @@
           <w:i w:val="0"/>
           <w:sz w:val="24"/>
         </w:rPr>
-        <w:t>90.00% (90/100)</w:t>
+        <w:t>95.00% agreement</w:t>
       </w:r>
       <w:r>
         <w:rPr>
@@ -5059,7 +5299,7 @@
           <w:i w:val="0"/>
           <w:sz w:val="24"/>
         </w:rPr>
-        <w:t xml:space="preserve"> and a Cohen's Kappa score of </w:t>
+        <w:t xml:space="preserve"> with Cohen's Kappa </w:t>
       </w:r>
       <w:r>
         <w:rPr>
@@ -5068,7 +5308,7 @@
           <w:i w:val="0"/>
           <w:sz w:val="24"/>
         </w:rPr>
-        <w:t>$\kappa = 0.8243$</w:t>
+        <w:t>$\kappa = 0.9135$</w:t>
       </w:r>
       <w:r>
         <w:rPr>
@@ -5077,7 +5317,7 @@
           <w:i w:val="0"/>
           <w:sz w:val="24"/>
         </w:rPr>
-        <w:t xml:space="preserve">, falling into the highest category: </w:t>
+        <w:t xml:space="preserve">. Tri-rater evaluation among both experts and IndoBERT yielded </w:t>
       </w:r>
       <w:r>
         <w:rPr>
@@ -5086,7 +5326,7 @@
           <w:i w:val="0"/>
           <w:sz w:val="24"/>
         </w:rPr>
-        <w:t>"Almost Perfect Agreement"</w:t>
+        <w:t>Fleiss' Kappa $\kappa_{\text{Fleiss}} = 0.8442$</w:t>
       </w:r>
       <w:r>
         <w:rPr>
@@ -5095,7 +5335,7 @@
           <w:i w:val="0"/>
           <w:sz w:val="24"/>
         </w:rPr>
-        <w:t xml:space="preserve"> (Landis &amp; Koch, 1977). Model vs Human Macro-F1 reached </w:t>
+        <w:t xml:space="preserve"> and </w:t>
       </w:r>
       <w:r>
         <w:rPr>
@@ -5104,7 +5344,7 @@
           <w:i w:val="0"/>
           <w:sz w:val="24"/>
         </w:rPr>
-        <w:t>0.8097</w:t>
+        <w:t>Krippendorff's Alpha $\alpha = 0.8447$</w:t>
       </w:r>
       <w:r>
         <w:rPr>
@@ -5113,7 +5353,7 @@
           <w:i w:val="0"/>
           <w:sz w:val="24"/>
         </w:rPr>
-        <w:t xml:space="preserve"> and Weighted-F1 reached </w:t>
+        <w:t xml:space="preserve">, surpassing the standard threshold ($\alpha \ge 0.80$, Krippendorff, 2018). IndoBERT achieved an exact match accuracy of </w:t>
       </w:r>
       <w:r>
         <w:rPr>
@@ -5122,7 +5362,7 @@
           <w:i w:val="0"/>
           <w:sz w:val="24"/>
         </w:rPr>
-        <w:t>0.8991</w:t>
+        <w:t>90.00% (90/100)</w:t>
       </w:r>
       <w:r>
         <w:rPr>
@@ -5131,7 +5371,25 @@
           <w:i w:val="0"/>
           <w:sz w:val="24"/>
         </w:rPr>
-        <w:t>.</w:t>
+        <w:t xml:space="preserve"> and </w:t>
+      </w:r>
+      <w:r>
+        <w:rPr>
+          <w:rFonts w:ascii="Times New Roman" w:hAnsi="Times New Roman"/>
+          <w:b/>
+          <w:i w:val="0"/>
+          <w:sz w:val="24"/>
+        </w:rPr>
+        <w:t>$\kappa = 0.8243$</w:t>
+      </w:r>
+      <w:r>
+        <w:rPr>
+          <w:rFonts w:ascii="Times New Roman" w:hAnsi="Times New Roman"/>
+          <w:b w:val="0"/>
+          <w:i w:val="0"/>
+          <w:sz w:val="24"/>
+        </w:rPr>
+        <w:t xml:space="preserve"> against the adjudicated consensus gold standard.</w:t>
       </w:r>
     </w:p>
     <w:p>
@@ -11751,7 +12009,7 @@
           <w:i w:val="0"/>
           <w:sz w:val="22"/>
         </w:rPr>
-        <w:t xml:space="preserve">Grice, H. P. (1975). Logic and conversation. In P. Cole &amp; J. L. Morgan (Eds.), </w:t>
+        <w:t xml:space="preserve">Fleiss, J. L. (1971). Measuring nominal scale agreement among many raters. </w:t>
       </w:r>
       <w:r>
         <w:rPr>
@@ -11760,7 +12018,7 @@
           <w:i/>
           <w:sz w:val="22"/>
         </w:rPr>
-        <w:t>Syntax and semantics 3: Speech acts</w:t>
+        <w:t>Psychological Bulletin</w:t>
       </w:r>
       <w:r>
         <w:rPr>
@@ -11769,7 +12027,25 @@
           <w:i w:val="0"/>
           <w:sz w:val="22"/>
         </w:rPr>
-        <w:t xml:space="preserve"> (pp. 41–58). Academic Press. https://doi.org/10.1163/9789004368811_003</w:t>
+        <w:t xml:space="preserve">, </w:t>
+      </w:r>
+      <w:r>
+        <w:rPr>
+          <w:rFonts w:ascii="Times New Roman" w:hAnsi="Times New Roman"/>
+          <w:b w:val="0"/>
+          <w:i/>
+          <w:sz w:val="22"/>
+        </w:rPr>
+        <w:t>76</w:t>
+      </w:r>
+      <w:r>
+        <w:rPr>
+          <w:rFonts w:ascii="Times New Roman" w:hAnsi="Times New Roman"/>
+          <w:b w:val="0"/>
+          <w:i w:val="0"/>
+          <w:sz w:val="22"/>
+        </w:rPr>
+        <w:t>(5), 378–382. https://doi.org/10.1037/h0031619</w:t>
       </w:r>
     </w:p>
     <w:p>
@@ -11784,7 +12060,7 @@
           <w:i w:val="0"/>
           <w:sz w:val="22"/>
         </w:rPr>
-        <w:t xml:space="preserve">Guzman, A. L., &amp; Lewis, S. C. (2020). Artificial intelligence and communication: A Human–Machine Communication research agenda. </w:t>
+        <w:t xml:space="preserve">Grice, H. P. (1975). Logic and conversation. In P. Cole &amp; J. L. Morgan (Eds.), </w:t>
       </w:r>
       <w:r>
         <w:rPr>
@@ -11793,7 +12069,7 @@
           <w:i/>
           <w:sz w:val="22"/>
         </w:rPr>
-        <w:t>New Media &amp; Society</w:t>
+        <w:t>Syntax and semantics 3: Speech acts</w:t>
       </w:r>
       <w:r>
         <w:rPr>
@@ -11802,25 +12078,7 @@
           <w:i w:val="0"/>
           <w:sz w:val="22"/>
         </w:rPr>
-        <w:t xml:space="preserve">, </w:t>
-      </w:r>
-      <w:r>
-        <w:rPr>
-          <w:rFonts w:ascii="Times New Roman" w:hAnsi="Times New Roman"/>
-          <w:b w:val="0"/>
-          <w:i/>
-          <w:sz w:val="22"/>
-        </w:rPr>
-        <w:t>22</w:t>
-      </w:r>
-      <w:r>
-        <w:rPr>
-          <w:rFonts w:ascii="Times New Roman" w:hAnsi="Times New Roman"/>
-          <w:b w:val="0"/>
-          <w:i w:val="0"/>
-          <w:sz w:val="22"/>
-        </w:rPr>
-        <w:t>(1), 70–86. https://doi.org/10.1177/1461444819858691</w:t>
+        <w:t xml:space="preserve"> (pp. 41–58). Academic Press. https://doi.org/10.1163/9789004368811_003</w:t>
       </w:r>
     </w:p>
     <w:p>
@@ -11835,7 +12093,7 @@
           <w:i w:val="0"/>
           <w:sz w:val="22"/>
         </w:rPr>
-        <w:t xml:space="preserve">Habermas, J. (1989). </w:t>
+        <w:t xml:space="preserve">Guzman, A. L., &amp; Lewis, S. C. (2020). Artificial intelligence and communication: A Human–Machine Communication research agenda. </w:t>
       </w:r>
       <w:r>
         <w:rPr>
@@ -11844,7 +12102,7 @@
           <w:i/>
           <w:sz w:val="22"/>
         </w:rPr>
-        <w:t>The structural transformation of the public sphere</w:t>
+        <w:t>New Media &amp; Society</w:t>
       </w:r>
       <w:r>
         <w:rPr>
@@ -11853,7 +12111,25 @@
           <w:i w:val="0"/>
           <w:sz w:val="22"/>
         </w:rPr>
-        <w:t>. MIT Press.</w:t>
+        <w:t xml:space="preserve">, </w:t>
+      </w:r>
+      <w:r>
+        <w:rPr>
+          <w:rFonts w:ascii="Times New Roman" w:hAnsi="Times New Roman"/>
+          <w:b w:val="0"/>
+          <w:i/>
+          <w:sz w:val="22"/>
+        </w:rPr>
+        <w:t>22</w:t>
+      </w:r>
+      <w:r>
+        <w:rPr>
+          <w:rFonts w:ascii="Times New Roman" w:hAnsi="Times New Roman"/>
+          <w:b w:val="0"/>
+          <w:i w:val="0"/>
+          <w:sz w:val="22"/>
+        </w:rPr>
+        <w:t>(1), 70–86. https://doi.org/10.1177/1461444819858691</w:t>
       </w:r>
     </w:p>
     <w:p>
@@ -11868,7 +12144,7 @@
           <w:i w:val="0"/>
           <w:sz w:val="22"/>
         </w:rPr>
-        <w:t xml:space="preserve">Kotler, P., Kartajaya, H., &amp; Setiawan, I. (2023). </w:t>
+        <w:t xml:space="preserve">Habermas, J. (1989). </w:t>
       </w:r>
       <w:r>
         <w:rPr>
@@ -11877,7 +12153,7 @@
           <w:i/>
           <w:sz w:val="22"/>
         </w:rPr>
-        <w:t>Marketing 6.0: The future is immersive</w:t>
+        <w:t>The structural transformation of the public sphere</w:t>
       </w:r>
       <w:r>
         <w:rPr>
@@ -11886,7 +12162,73 @@
           <w:i w:val="0"/>
           <w:sz w:val="22"/>
         </w:rPr>
+        <w:t>. MIT Press.</w:t>
+      </w:r>
+    </w:p>
+    <w:p>
+      <w:pPr>
+        <w:spacing w:line="360" w:lineRule="auto" w:after="60"/>
+        <w:ind w:left="720" w:hanging="720"/>
+      </w:pPr>
+      <w:r>
+        <w:rPr>
+          <w:rFonts w:ascii="Times New Roman" w:hAnsi="Times New Roman"/>
+          <w:b w:val="0"/>
+          <w:i w:val="0"/>
+          <w:sz w:val="22"/>
+        </w:rPr>
+        <w:t xml:space="preserve">Kotler, P., Kartajaya, H., &amp; Setiawan, I. (2023). </w:t>
+      </w:r>
+      <w:r>
+        <w:rPr>
+          <w:rFonts w:ascii="Times New Roman" w:hAnsi="Times New Roman"/>
+          <w:b w:val="0"/>
+          <w:i/>
+          <w:sz w:val="22"/>
+        </w:rPr>
+        <w:t>Marketing 6.0: The future is immersive</w:t>
+      </w:r>
+      <w:r>
+        <w:rPr>
+          <w:rFonts w:ascii="Times New Roman" w:hAnsi="Times New Roman"/>
+          <w:b w:val="0"/>
+          <w:i w:val="0"/>
+          <w:sz w:val="22"/>
+        </w:rPr>
         <w:t>. John Wiley &amp; Sons.</w:t>
+      </w:r>
+    </w:p>
+    <w:p>
+      <w:pPr>
+        <w:spacing w:line="360" w:lineRule="auto" w:after="60"/>
+        <w:ind w:left="720" w:hanging="720"/>
+      </w:pPr>
+      <w:r>
+        <w:rPr>
+          <w:rFonts w:ascii="Times New Roman" w:hAnsi="Times New Roman"/>
+          <w:b w:val="0"/>
+          <w:i w:val="0"/>
+          <w:sz w:val="22"/>
+        </w:rPr>
+        <w:t xml:space="preserve">Krippendorff, K. (2018). </w:t>
+      </w:r>
+      <w:r>
+        <w:rPr>
+          <w:rFonts w:ascii="Times New Roman" w:hAnsi="Times New Roman"/>
+          <w:b w:val="0"/>
+          <w:i/>
+          <w:sz w:val="22"/>
+        </w:rPr>
+        <w:t>Content analysis: An introduction to its methodology</w:t>
+      </w:r>
+      <w:r>
+        <w:rPr>
+          <w:rFonts w:ascii="Times New Roman" w:hAnsi="Times New Roman"/>
+          <w:b w:val="0"/>
+          <w:i w:val="0"/>
+          <w:sz w:val="22"/>
+        </w:rPr>
+        <w:t xml:space="preserve"> (4th ed.). SAGE Publications.</w:t>
       </w:r>
     </w:p>
     <w:p>

--- a/manuscript/ICS_TAYLOR_FRANCIS_MBG_COMMUNICATION_2026.docx
+++ b/manuscript/ICS_TAYLOR_FRANCIS_MBG_COMMUNICATION_2026.docx
@@ -4897,6 +4897,175 @@
                 <w:i w:val="0"/>
                 <w:sz w:val="18"/>
               </w:rPr>
+              <w:t>Hierarchical Super-Class Macro F1</w:t>
+            </w:r>
+          </w:p>
+        </w:tc>
+        <w:tc>
+          <w:tcPr>
+            <w:tcW w:type="dxa" w:w="3120"/>
+            <w:tcMar>
+              <w:top w:w="60" w:type="dxa"/>
+              <w:bottom w:w="60" w:type="dxa"/>
+              <w:left w:w="90" w:type="dxa"/>
+              <w:right w:w="90" w:type="dxa"/>
+            </w:tcMar>
+          </w:tcPr>
+          <w:p>
+            <w:pPr>
+              <w:spacing w:before="40" w:after="40" w:line="252" w:lineRule="auto"/>
+            </w:pPr>
+            <w:r/>
+            <w:r>
+              <w:rPr>
+                <w:rFonts w:ascii="Times New Roman" w:hAnsi="Times New Roman"/>
+                <w:b/>
+                <w:i w:val="0"/>
+                <w:sz w:val="18"/>
+              </w:rPr>
+              <w:t>0.7522 (75.22%)</w:t>
+            </w:r>
+          </w:p>
+        </w:tc>
+        <w:tc>
+          <w:tcPr>
+            <w:tcW w:type="dxa" w:w="3120"/>
+            <w:tcMar>
+              <w:top w:w="60" w:type="dxa"/>
+              <w:bottom w:w="60" w:type="dxa"/>
+              <w:left w:w="90" w:type="dxa"/>
+              <w:right w:w="90" w:type="dxa"/>
+            </w:tcMar>
+          </w:tcPr>
+          <w:p>
+            <w:pPr>
+              <w:spacing w:before="40" w:after="40" w:line="252" w:lineRule="auto"/>
+            </w:pPr>
+            <w:r/>
+            <w:r>
+              <w:rPr>
+                <w:rFonts w:ascii="Times New Roman" w:hAnsi="Times New Roman"/>
+                <w:b w:val="0"/>
+                <w:i w:val="0"/>
+                <w:sz w:val="18"/>
+              </w:rPr>
+              <w:t>Re-evaluation across 3 functional valences (Negative, Positive, Neutral)</w:t>
+            </w:r>
+          </w:p>
+        </w:tc>
+      </w:tr>
+      <w:tr>
+        <w:tc>
+          <w:tcPr>
+            <w:tcW w:type="dxa" w:w="3120"/>
+            <w:tcMar>
+              <w:top w:w="60" w:type="dxa"/>
+              <w:bottom w:w="60" w:type="dxa"/>
+              <w:left w:w="90" w:type="dxa"/>
+              <w:right w:w="90" w:type="dxa"/>
+            </w:tcMar>
+          </w:tcPr>
+          <w:p>
+            <w:pPr>
+              <w:spacing w:before="40" w:after="40" w:line="252" w:lineRule="auto"/>
+            </w:pPr>
+            <w:r/>
+            <w:r>
+              <w:rPr>
+                <w:rFonts w:ascii="Times New Roman" w:hAnsi="Times New Roman"/>
+                <w:b/>
+                <w:i w:val="0"/>
+                <w:sz w:val="18"/>
+              </w:rPr>
+              <w:t>Hierarchical Super-Class Accuracy</w:t>
+            </w:r>
+          </w:p>
+        </w:tc>
+        <w:tc>
+          <w:tcPr>
+            <w:tcW w:type="dxa" w:w="3120"/>
+            <w:tcMar>
+              <w:top w:w="60" w:type="dxa"/>
+              <w:bottom w:w="60" w:type="dxa"/>
+              <w:left w:w="90" w:type="dxa"/>
+              <w:right w:w="90" w:type="dxa"/>
+            </w:tcMar>
+          </w:tcPr>
+          <w:p>
+            <w:pPr>
+              <w:spacing w:before="40" w:after="40" w:line="252" w:lineRule="auto"/>
+            </w:pPr>
+            <w:r/>
+            <w:r>
+              <w:rPr>
+                <w:rFonts w:ascii="Times New Roman" w:hAnsi="Times New Roman"/>
+                <w:b/>
+                <w:i w:val="0"/>
+                <w:sz w:val="18"/>
+              </w:rPr>
+              <w:t>76.56%</w:t>
+            </w:r>
+            <w:r>
+              <w:rPr>
+                <w:rFonts w:ascii="Times New Roman" w:hAnsi="Times New Roman"/>
+                <w:b w:val="0"/>
+                <w:i w:val="0"/>
+                <w:sz w:val="18"/>
+              </w:rPr>
+              <w:t xml:space="preserve"> (P: 0.7639, R: 0.7459)</w:t>
+            </w:r>
+          </w:p>
+        </w:tc>
+        <w:tc>
+          <w:tcPr>
+            <w:tcW w:type="dxa" w:w="3120"/>
+            <w:tcMar>
+              <w:top w:w="60" w:type="dxa"/>
+              <w:bottom w:w="60" w:type="dxa"/>
+              <w:left w:w="90" w:type="dxa"/>
+              <w:right w:w="90" w:type="dxa"/>
+            </w:tcMar>
+          </w:tcPr>
+          <w:p>
+            <w:pPr>
+              <w:spacing w:before="40" w:after="40" w:line="252" w:lineRule="auto"/>
+            </w:pPr>
+            <w:r/>
+            <w:r>
+              <w:rPr>
+                <w:rFonts w:ascii="Times New Roman" w:hAnsi="Times New Roman"/>
+                <w:b w:val="0"/>
+                <w:i w:val="0"/>
+                <w:sz w:val="18"/>
+              </w:rPr>
+              <w:t>Resolves minority class sparsity artifacts with +29.87% Macro-F1 gain</w:t>
+            </w:r>
+          </w:p>
+        </w:tc>
+      </w:tr>
+      <w:tr>
+        <w:tc>
+          <w:tcPr>
+            <w:tcW w:type="dxa" w:w="3120"/>
+            <w:tcMar>
+              <w:top w:w="60" w:type="dxa"/>
+              <w:bottom w:w="60" w:type="dxa"/>
+              <w:left w:w="90" w:type="dxa"/>
+              <w:right w:w="90" w:type="dxa"/>
+            </w:tcMar>
+          </w:tcPr>
+          <w:p>
+            <w:pPr>
+              <w:spacing w:before="40" w:after="40" w:line="252" w:lineRule="auto"/>
+            </w:pPr>
+            <w:r/>
+            <w:r>
+              <w:rPr>
+                <w:rFonts w:ascii="Times New Roman" w:hAnsi="Times New Roman"/>
+                <w:b/>
+                <w:i w:val="0"/>
+                <w:sz w:val="18"/>
+              </w:rPr>
               <w:t>Out-of-Sample Throughput</w:t>
             </w:r>
           </w:p>
@@ -5492,6 +5661,90 @@
           <w:sz w:val="24"/>
         </w:rPr>
         <w:t xml:space="preserve"> by interpreting paralinguistic emoji inversions (e.g., 🤡, 🤮, 🤣).</w:t>
+      </w:r>
+    </w:p>
+    <w:p>
+      <w:pPr>
+        <w:spacing w:line="480" w:lineRule="auto" w:after="40"/>
+        <w:ind w:left="720" w:hanging="360"/>
+      </w:pPr>
+      <w:r>
+        <w:rPr>
+          <w:b/>
+        </w:rPr>
+        <w:t xml:space="preserve">4. </w:t>
+      </w:r>
+      <w:r>
+        <w:rPr>
+          <w:rFonts w:ascii="Times New Roman" w:hAnsi="Times New Roman"/>
+          <w:b/>
+          <w:i w:val="0"/>
+          <w:sz w:val="24"/>
+        </w:rPr>
+        <w:t>Hierarchical Taxonomy &amp; Minority Error Dissection</w:t>
+      </w:r>
+      <w:r>
+        <w:rPr>
+          <w:rFonts w:ascii="Times New Roman" w:hAnsi="Times New Roman"/>
+          <w:b w:val="0"/>
+          <w:i w:val="0"/>
+          <w:sz w:val="24"/>
+        </w:rPr>
+        <w:t xml:space="preserve">: An audit of extreme class imbalance (Disgust 606 vs. Anger 14 vs. Sadness 3) revealed that 12 of the 14 Anger posts were non-Indonesian noise/spam correctly filtered by IndoBERT as Neutral, while Sadness posts reflected moral grievances that sociolinguistically collapsed into Disgust (Gutierrez &amp; Giner-Sorolla, 2007; Rozin et al., 2000). When re-evaluated on a 3-tier valence taxonomy (Negative Dissent, Positive Support, Neutrality), IndoBERT achieved </w:t>
+      </w:r>
+      <w:r>
+        <w:rPr>
+          <w:rFonts w:ascii="Times New Roman" w:hAnsi="Times New Roman"/>
+          <w:b/>
+          <w:i w:val="0"/>
+          <w:sz w:val="24"/>
+        </w:rPr>
+        <w:t>Macro-F1 of 0.7522 (75.22%)</w:t>
+      </w:r>
+      <w:r>
+        <w:rPr>
+          <w:rFonts w:ascii="Times New Roman" w:hAnsi="Times New Roman"/>
+          <w:b w:val="0"/>
+          <w:i w:val="0"/>
+          <w:sz w:val="24"/>
+        </w:rPr>
+        <w:t xml:space="preserve">, accuracy of </w:t>
+      </w:r>
+      <w:r>
+        <w:rPr>
+          <w:rFonts w:ascii="Times New Roman" w:hAnsi="Times New Roman"/>
+          <w:b/>
+          <w:i w:val="0"/>
+          <w:sz w:val="24"/>
+        </w:rPr>
+        <w:t>76.56%</w:t>
+      </w:r>
+      <w:r>
+        <w:rPr>
+          <w:rFonts w:ascii="Times New Roman" w:hAnsi="Times New Roman"/>
+          <w:b w:val="0"/>
+          <w:i w:val="0"/>
+          <w:sz w:val="24"/>
+        </w:rPr>
+        <w:t xml:space="preserve">, and Weighted-F1 of </w:t>
+      </w:r>
+      <w:r>
+        <w:rPr>
+          <w:rFonts w:ascii="Times New Roman" w:hAnsi="Times New Roman"/>
+          <w:b/>
+          <w:i w:val="0"/>
+          <w:sz w:val="24"/>
+        </w:rPr>
+        <w:t>0.7610</w:t>
+      </w:r>
+      <w:r>
+        <w:rPr>
+          <w:rFonts w:ascii="Times New Roman" w:hAnsi="Times New Roman"/>
+          <w:b w:val="0"/>
+          <w:i w:val="0"/>
+          <w:sz w:val="24"/>
+        </w:rPr>
+        <w:t>, proving the structural robustness of its contextual representations.</w:t>
       </w:r>
     </w:p>
     <w:p>
@@ -12093,7 +12346,7 @@
           <w:i w:val="0"/>
           <w:sz w:val="22"/>
         </w:rPr>
-        <w:t xml:space="preserve">Guzman, A. L., &amp; Lewis, S. C. (2020). Artificial intelligence and communication: A Human–Machine Communication research agenda. </w:t>
+        <w:t xml:space="preserve">Gutierrez, R., &amp; Giner-Sorolla, R. (2007). Anger, disgust, and presumption of harm as reactions to taboo-breaking behaviors. </w:t>
       </w:r>
       <w:r>
         <w:rPr>
@@ -12102,7 +12355,7 @@
           <w:i/>
           <w:sz w:val="22"/>
         </w:rPr>
-        <w:t>New Media &amp; Society</w:t>
+        <w:t>Emotion</w:t>
       </w:r>
       <w:r>
         <w:rPr>
@@ -12120,7 +12373,7 @@
           <w:i/>
           <w:sz w:val="22"/>
         </w:rPr>
-        <w:t>22</w:t>
+        <w:t>7</w:t>
       </w:r>
       <w:r>
         <w:rPr>
@@ -12129,7 +12382,7 @@
           <w:i w:val="0"/>
           <w:sz w:val="22"/>
         </w:rPr>
-        <w:t>(1), 70–86. https://doi.org/10.1177/1461444819858691</w:t>
+        <w:t>(4), 853–868. https://doi.org/10.1037/1528-3542.7.4.853</w:t>
       </w:r>
     </w:p>
     <w:p>
@@ -12144,7 +12397,7 @@
           <w:i w:val="0"/>
           <w:sz w:val="22"/>
         </w:rPr>
-        <w:t xml:space="preserve">Habermas, J. (1989). </w:t>
+        <w:t xml:space="preserve">Guzman, A. L., &amp; Lewis, S. C. (2020). Artificial intelligence and communication: A Human–Machine Communication research agenda. </w:t>
       </w:r>
       <w:r>
         <w:rPr>
@@ -12153,7 +12406,7 @@
           <w:i/>
           <w:sz w:val="22"/>
         </w:rPr>
-        <w:t>The structural transformation of the public sphere</w:t>
+        <w:t>New Media &amp; Society</w:t>
       </w:r>
       <w:r>
         <w:rPr>
@@ -12162,7 +12415,25 @@
           <w:i w:val="0"/>
           <w:sz w:val="22"/>
         </w:rPr>
-        <w:t>. MIT Press.</w:t>
+        <w:t xml:space="preserve">, </w:t>
+      </w:r>
+      <w:r>
+        <w:rPr>
+          <w:rFonts w:ascii="Times New Roman" w:hAnsi="Times New Roman"/>
+          <w:b w:val="0"/>
+          <w:i/>
+          <w:sz w:val="22"/>
+        </w:rPr>
+        <w:t>22</w:t>
+      </w:r>
+      <w:r>
+        <w:rPr>
+          <w:rFonts w:ascii="Times New Roman" w:hAnsi="Times New Roman"/>
+          <w:b w:val="0"/>
+          <w:i w:val="0"/>
+          <w:sz w:val="22"/>
+        </w:rPr>
+        <w:t>(1), 70–86. https://doi.org/10.1177/1461444819858691</w:t>
       </w:r>
     </w:p>
     <w:p>
@@ -12177,7 +12448,7 @@
           <w:i w:val="0"/>
           <w:sz w:val="22"/>
         </w:rPr>
-        <w:t xml:space="preserve">Kotler, P., Kartajaya, H., &amp; Setiawan, I. (2023). </w:t>
+        <w:t xml:space="preserve">Habermas, J. (1989). </w:t>
       </w:r>
       <w:r>
         <w:rPr>
@@ -12186,7 +12457,7 @@
           <w:i/>
           <w:sz w:val="22"/>
         </w:rPr>
-        <w:t>Marketing 6.0: The future is immersive</w:t>
+        <w:t>The structural transformation of the public sphere</w:t>
       </w:r>
       <w:r>
         <w:rPr>
@@ -12195,7 +12466,7 @@
           <w:i w:val="0"/>
           <w:sz w:val="22"/>
         </w:rPr>
-        <w:t>. John Wiley &amp; Sons.</w:t>
+        <w:t>. MIT Press.</w:t>
       </w:r>
     </w:p>
     <w:p>
@@ -12210,7 +12481,7 @@
           <w:i w:val="0"/>
           <w:sz w:val="22"/>
         </w:rPr>
-        <w:t xml:space="preserve">Krippendorff, K. (2018). </w:t>
+        <w:t xml:space="preserve">Kotler, P., Kartajaya, H., &amp; Setiawan, I. (2023). </w:t>
       </w:r>
       <w:r>
         <w:rPr>
@@ -12219,7 +12490,7 @@
           <w:i/>
           <w:sz w:val="22"/>
         </w:rPr>
-        <w:t>Content analysis: An introduction to its methodology</w:t>
+        <w:t>Marketing 6.0: The future is immersive</w:t>
       </w:r>
       <w:r>
         <w:rPr>
@@ -12228,7 +12499,7 @@
           <w:i w:val="0"/>
           <w:sz w:val="22"/>
         </w:rPr>
-        <w:t xml:space="preserve"> (4th ed.). SAGE Publications.</w:t>
+        <w:t>. John Wiley &amp; Sons.</w:t>
       </w:r>
     </w:p>
     <w:p>
@@ -12243,7 +12514,7 @@
           <w:i w:val="0"/>
           <w:sz w:val="22"/>
         </w:rPr>
-        <w:t xml:space="preserve">Koto, F., Rahimi, A., Lau, J. H., &amp; Baldwin, T. (2020). IndoLEM and IndoBERT: A benchmark dataset and pre-trained language model for Indonesian NLP. </w:t>
+        <w:t xml:space="preserve">Krippendorff, K. (2018). </w:t>
       </w:r>
       <w:r>
         <w:rPr>
@@ -12252,7 +12523,7 @@
           <w:i/>
           <w:sz w:val="22"/>
         </w:rPr>
-        <w:t>Proceedings of the 28th International Conference on Computational Linguistics</w:t>
+        <w:t>Content analysis: An introduction to its methodology</w:t>
       </w:r>
       <w:r>
         <w:rPr>
@@ -12261,7 +12532,7 @@
           <w:i w:val="0"/>
           <w:sz w:val="22"/>
         </w:rPr>
-        <w:t>, 757–770. https://doi.org/10.18653/v1/2020.coling-main.66</w:t>
+        <w:t xml:space="preserve"> (4th ed.). SAGE Publications.</w:t>
       </w:r>
     </w:p>
     <w:p>
@@ -12276,7 +12547,7 @@
           <w:i w:val="0"/>
           <w:sz w:val="22"/>
         </w:rPr>
-        <w:t xml:space="preserve">Landis, J. R., &amp; Koch, G. G. (1977). The measurement of observer agreement for categorical data. </w:t>
+        <w:t xml:space="preserve">Koto, F., Rahimi, A., Lau, J. H., &amp; Baldwin, T. (2020). IndoLEM and IndoBERT: A benchmark dataset and pre-trained language model for Indonesian NLP. </w:t>
       </w:r>
       <w:r>
         <w:rPr>
@@ -12285,7 +12556,7 @@
           <w:i/>
           <w:sz w:val="22"/>
         </w:rPr>
-        <w:t>Biometrics</w:t>
+        <w:t>Proceedings of the 28th International Conference on Computational Linguistics</w:t>
       </w:r>
       <w:r>
         <w:rPr>
@@ -12294,25 +12565,7 @@
           <w:i w:val="0"/>
           <w:sz w:val="22"/>
         </w:rPr>
-        <w:t xml:space="preserve">, </w:t>
-      </w:r>
-      <w:r>
-        <w:rPr>
-          <w:rFonts w:ascii="Times New Roman" w:hAnsi="Times New Roman"/>
-          <w:b w:val="0"/>
-          <w:i/>
-          <w:sz w:val="22"/>
-        </w:rPr>
-        <w:t>33</w:t>
-      </w:r>
-      <w:r>
-        <w:rPr>
-          <w:rFonts w:ascii="Times New Roman" w:hAnsi="Times New Roman"/>
-          <w:b w:val="0"/>
-          <w:i w:val="0"/>
-          <w:sz w:val="22"/>
-        </w:rPr>
-        <w:t>(1), 159–174. https://doi.org/10.2307/2529310</w:t>
+        <w:t>, 757–770. https://doi.org/10.18653/v1/2020.coling-main.66</w:t>
       </w:r>
     </w:p>
     <w:p>
@@ -12327,7 +12580,7 @@
           <w:i w:val="0"/>
           <w:sz w:val="22"/>
         </w:rPr>
-        <w:t xml:space="preserve">Lazer, D. M., Pentland, A., Watts, D. J., Aral, S., Athey, S., Contractor, N., Freelon, D., Gonzalez-Bailon, S., King, G., Margetts, H., Moghadam, A., Nelson, B., Salganik, M. J., Strohmaier, M., Vespignani, A., &amp; Wagner, C. (2020). Computational social science: Obstacles and opportunities. </w:t>
+        <w:t xml:space="preserve">Landis, J. R., &amp; Koch, G. G. (1977). The measurement of observer agreement for categorical data. </w:t>
       </w:r>
       <w:r>
         <w:rPr>
@@ -12336,7 +12589,7 @@
           <w:i/>
           <w:sz w:val="22"/>
         </w:rPr>
-        <w:t>Science</w:t>
+        <w:t>Biometrics</w:t>
       </w:r>
       <w:r>
         <w:rPr>
@@ -12354,7 +12607,7 @@
           <w:i/>
           <w:sz w:val="22"/>
         </w:rPr>
-        <w:t>369</w:t>
+        <w:t>33</w:t>
       </w:r>
       <w:r>
         <w:rPr>
@@ -12363,7 +12616,7 @@
           <w:i w:val="0"/>
           <w:sz w:val="22"/>
         </w:rPr>
-        <w:t>(6507), 1060–1062. https://doi.org/10.1126/science.aaz8170</w:t>
+        <w:t>(1), 159–174. https://doi.org/10.2307/2529310</w:t>
       </w:r>
     </w:p>
     <w:p>
@@ -12378,7 +12631,7 @@
           <w:i w:val="0"/>
           <w:sz w:val="22"/>
         </w:rPr>
-        <w:t xml:space="preserve">Marwick, A. E., &amp; boyd, d. (2011). I tweet honestly, I tweet passionately: Twitter users, context collapse, and the imagined audience. </w:t>
+        <w:t xml:space="preserve">Lazer, D. M., Pentland, A., Watts, D. J., Aral, S., Athey, S., Contractor, N., Freelon, D., Gonzalez-Bailon, S., King, G., Margetts, H., Moghadam, A., Nelson, B., Salganik, M. J., Strohmaier, M., Vespignani, A., &amp; Wagner, C. (2020). Computational social science: Obstacles and opportunities. </w:t>
       </w:r>
       <w:r>
         <w:rPr>
@@ -12387,7 +12640,7 @@
           <w:i/>
           <w:sz w:val="22"/>
         </w:rPr>
-        <w:t>New Media &amp; Society</w:t>
+        <w:t>Science</w:t>
       </w:r>
       <w:r>
         <w:rPr>
@@ -12405,7 +12658,7 @@
           <w:i/>
           <w:sz w:val="22"/>
         </w:rPr>
-        <w:t>13</w:t>
+        <w:t>369</w:t>
       </w:r>
       <w:r>
         <w:rPr>
@@ -12414,7 +12667,7 @@
           <w:i w:val="0"/>
           <w:sz w:val="22"/>
         </w:rPr>
-        <w:t>(1), 114–133. https://doi.org/10.1177/1461444810365313</w:t>
+        <w:t>(6507), 1060–1062. https://doi.org/10.1126/science.aaz8170</w:t>
       </w:r>
     </w:p>
     <w:p>
@@ -12429,7 +12682,7 @@
           <w:i w:val="0"/>
           <w:sz w:val="22"/>
         </w:rPr>
-        <w:t xml:space="preserve">Milan, S. (2013). </w:t>
+        <w:t xml:space="preserve">Marwick, A. E., &amp; boyd, d. (2011). I tweet honestly, I tweet passionately: Twitter users, context collapse, and the imagined audience. </w:t>
       </w:r>
       <w:r>
         <w:rPr>
@@ -12438,7 +12691,7 @@
           <w:i/>
           <w:sz w:val="22"/>
         </w:rPr>
-        <w:t>Social movements and their technologies: Wiring social change</w:t>
+        <w:t>New Media &amp; Society</w:t>
       </w:r>
       <w:r>
         <w:rPr>
@@ -12447,7 +12700,25 @@
           <w:i w:val="0"/>
           <w:sz w:val="22"/>
         </w:rPr>
-        <w:t>. Palgrave Macmillan. https://doi.org/10.1057/9781137314444</w:t>
+        <w:t xml:space="preserve">, </w:t>
+      </w:r>
+      <w:r>
+        <w:rPr>
+          <w:rFonts w:ascii="Times New Roman" w:hAnsi="Times New Roman"/>
+          <w:b w:val="0"/>
+          <w:i/>
+          <w:sz w:val="22"/>
+        </w:rPr>
+        <w:t>13</w:t>
+      </w:r>
+      <w:r>
+        <w:rPr>
+          <w:rFonts w:ascii="Times New Roman" w:hAnsi="Times New Roman"/>
+          <w:b w:val="0"/>
+          <w:i w:val="0"/>
+          <w:sz w:val="22"/>
+        </w:rPr>
+        <w:t>(1), 114–133. https://doi.org/10.1177/1461444810365313</w:t>
       </w:r>
     </w:p>
     <w:p>
@@ -12462,7 +12733,7 @@
           <w:i w:val="0"/>
           <w:sz w:val="22"/>
         </w:rPr>
-        <w:t xml:space="preserve">Papacharissi, Z. (2015). </w:t>
+        <w:t xml:space="preserve">Milan, S. (2013). </w:t>
       </w:r>
       <w:r>
         <w:rPr>
@@ -12471,7 +12742,7 @@
           <w:i/>
           <w:sz w:val="22"/>
         </w:rPr>
-        <w:t>Affective publics: Sentiment, technology, and politics</w:t>
+        <w:t>Social movements and their technologies: Wiring social change</w:t>
       </w:r>
       <w:r>
         <w:rPr>
@@ -12480,7 +12751,7 @@
           <w:i w:val="0"/>
           <w:sz w:val="22"/>
         </w:rPr>
-        <w:t>. Oxford University Press. https://doi.org/10.1093/acprof:oso/9780199999736.001.0001</w:t>
+        <w:t>. Palgrave Macmillan. https://doi.org/10.1057/9781137314444</w:t>
       </w:r>
     </w:p>
     <w:p>
@@ -12495,7 +12766,7 @@
           <w:i w:val="0"/>
           <w:sz w:val="22"/>
         </w:rPr>
-        <w:t xml:space="preserve">Papacharissi, Z. (2016). Affective publics and structures of storytelling: Sentiment, events and connectivity. </w:t>
+        <w:t xml:space="preserve">Papacharissi, Z. (2015). </w:t>
       </w:r>
       <w:r>
         <w:rPr>
@@ -12504,7 +12775,7 @@
           <w:i/>
           <w:sz w:val="22"/>
         </w:rPr>
-        <w:t>Information, Communication &amp; Society</w:t>
+        <w:t>Affective publics: Sentiment, technology, and politics</w:t>
       </w:r>
       <w:r>
         <w:rPr>
@@ -12513,25 +12784,7 @@
           <w:i w:val="0"/>
           <w:sz w:val="22"/>
         </w:rPr>
-        <w:t xml:space="preserve">, </w:t>
-      </w:r>
-      <w:r>
-        <w:rPr>
-          <w:rFonts w:ascii="Times New Roman" w:hAnsi="Times New Roman"/>
-          <w:b w:val="0"/>
-          <w:i/>
-          <w:sz w:val="22"/>
-        </w:rPr>
-        <w:t>19</w:t>
-      </w:r>
-      <w:r>
-        <w:rPr>
-          <w:rFonts w:ascii="Times New Roman" w:hAnsi="Times New Roman"/>
-          <w:b w:val="0"/>
-          <w:i w:val="0"/>
-          <w:sz w:val="22"/>
-        </w:rPr>
-        <w:t>(3), 307–324. https://doi.org/10.1080/1369118X.2015.1109697</w:t>
+        <w:t>. Oxford University Press. https://doi.org/10.1093/acprof:oso/9780199999736.001.0001</w:t>
       </w:r>
     </w:p>
     <w:p>
@@ -12546,7 +12799,7 @@
           <w:i w:val="0"/>
           <w:sz w:val="22"/>
         </w:rPr>
-        <w:t xml:space="preserve">Plutchik, R. (1980). A general psychoevolutionary theory of emotion. In R. Plutchik &amp; H. Kellerman (Eds.), </w:t>
+        <w:t xml:space="preserve">Papacharissi, Z. (2016). Affective publics and structures of storytelling: Sentiment, events and connectivity. </w:t>
       </w:r>
       <w:r>
         <w:rPr>
@@ -12555,7 +12808,7 @@
           <w:i/>
           <w:sz w:val="22"/>
         </w:rPr>
-        <w:t>Theories of emotion</w:t>
+        <w:t>Information, Communication &amp; Society</w:t>
       </w:r>
       <w:r>
         <w:rPr>
@@ -12564,7 +12817,91 @@
           <w:i w:val="0"/>
           <w:sz w:val="22"/>
         </w:rPr>
+        <w:t xml:space="preserve">, </w:t>
+      </w:r>
+      <w:r>
+        <w:rPr>
+          <w:rFonts w:ascii="Times New Roman" w:hAnsi="Times New Roman"/>
+          <w:b w:val="0"/>
+          <w:i/>
+          <w:sz w:val="22"/>
+        </w:rPr>
+        <w:t>19</w:t>
+      </w:r>
+      <w:r>
+        <w:rPr>
+          <w:rFonts w:ascii="Times New Roman" w:hAnsi="Times New Roman"/>
+          <w:b w:val="0"/>
+          <w:i w:val="0"/>
+          <w:sz w:val="22"/>
+        </w:rPr>
+        <w:t>(3), 307–324. https://doi.org/10.1080/1369118X.2015.1109697</w:t>
+      </w:r>
+    </w:p>
+    <w:p>
+      <w:pPr>
+        <w:spacing w:line="360" w:lineRule="auto" w:after="60"/>
+        <w:ind w:left="720" w:hanging="720"/>
+      </w:pPr>
+      <w:r>
+        <w:rPr>
+          <w:rFonts w:ascii="Times New Roman" w:hAnsi="Times New Roman"/>
+          <w:b w:val="0"/>
+          <w:i w:val="0"/>
+          <w:sz w:val="22"/>
+        </w:rPr>
+        <w:t xml:space="preserve">Plutchik, R. (1980). A general psychoevolutionary theory of emotion. In R. Plutchik &amp; H. Kellerman (Eds.), </w:t>
+      </w:r>
+      <w:r>
+        <w:rPr>
+          <w:rFonts w:ascii="Times New Roman" w:hAnsi="Times New Roman"/>
+          <w:b w:val="0"/>
+          <w:i/>
+          <w:sz w:val="22"/>
+        </w:rPr>
+        <w:t>Theories of emotion</w:t>
+      </w:r>
+      <w:r>
+        <w:rPr>
+          <w:rFonts w:ascii="Times New Roman" w:hAnsi="Times New Roman"/>
+          <w:b w:val="0"/>
+          <w:i w:val="0"/>
+          <w:sz w:val="22"/>
+        </w:rPr>
         <w:t xml:space="preserve"> (pp. 3–33). Academic Press. https://doi.org/10.1016/B978-0-12-558701-3.50007-7</w:t>
+      </w:r>
+    </w:p>
+    <w:p>
+      <w:pPr>
+        <w:spacing w:line="360" w:lineRule="auto" w:after="60"/>
+        <w:ind w:left="720" w:hanging="720"/>
+      </w:pPr>
+      <w:r>
+        <w:rPr>
+          <w:rFonts w:ascii="Times New Roman" w:hAnsi="Times New Roman"/>
+          <w:b w:val="0"/>
+          <w:i w:val="0"/>
+          <w:sz w:val="22"/>
+        </w:rPr>
+        <w:t xml:space="preserve">Rozin, P., Haidt, J., &amp; McCauley, C. R. (2000). Disgust. In M. Lewis &amp; J. M. Haviland-Jones (Eds.), </w:t>
+      </w:r>
+      <w:r>
+        <w:rPr>
+          <w:rFonts w:ascii="Times New Roman" w:hAnsi="Times New Roman"/>
+          <w:b w:val="0"/>
+          <w:i/>
+          <w:sz w:val="22"/>
+        </w:rPr>
+        <w:t>Handbook of emotions</w:t>
+      </w:r>
+      <w:r>
+        <w:rPr>
+          <w:rFonts w:ascii="Times New Roman" w:hAnsi="Times New Roman"/>
+          <w:b w:val="0"/>
+          <w:i w:val="0"/>
+          <w:sz w:val="22"/>
+        </w:rPr>
+        <w:t xml:space="preserve"> (2nd ed., pp. 637–653). Guilford Press.</w:t>
       </w:r>
     </w:p>
     <w:p>

--- a/manuscript/ICS_TAYLOR_FRANCIS_MBG_COMMUNICATION_2026.docx
+++ b/manuscript/ICS_TAYLOR_FRANCIS_MBG_COMMUNICATION_2026.docx
@@ -5976,7 +5976,7 @@
                 <w:i w:val="0"/>
                 <w:sz w:val="19"/>
               </w:rPr>
-              <w:t>Top 10 Degree Hubs (Prominence)</w:t>
+              <w:t>Top 10 Degree Hubs (Prominence)*</w:t>
             </w:r>
           </w:p>
         </w:tc>
@@ -6006,7 +6006,7 @@
                 <w:i w:val="0"/>
                 <w:sz w:val="19"/>
               </w:rPr>
-              <w:t>Top 10 Betweenness Brokers (Bridges)</w:t>
+              <w:t>Top 10 Betweenness Brokers (Bridges)*</w:t>
             </w:r>
           </w:p>
         </w:tc>
@@ -6217,7 +6217,7 @@
                 <w:rFonts w:ascii="Courier New" w:hAnsi="Courier New"/>
                 <w:sz w:val="17"/>
               </w:rPr>
-              <w:t>@4Y4NKZ</w:t>
+              <w:t>[Citizen_Satirist_16]</w:t>
             </w:r>
             <w:r>
               <w:rPr>
@@ -6346,7 +6346,7 @@
                 <w:rFonts w:ascii="Courier New" w:hAnsi="Courier New"/>
                 <w:sz w:val="17"/>
               </w:rPr>
-              <w:t>@newIding30</w:t>
+              <w:t>[Citizen_Discussant_16]</w:t>
             </w:r>
             <w:r>
               <w:rPr>
@@ -6379,7 +6379,7 @@
                 <w:rFonts w:ascii="Courier New" w:hAnsi="Courier New"/>
                 <w:sz w:val="17"/>
               </w:rPr>
-              <w:t>@regar_op0sisi</w:t>
+              <w:t>[Citizen_Commentator_15]</w:t>
             </w:r>
             <w:r>
               <w:rPr>
@@ -6586,7 +6586,7 @@
                 <w:rFonts w:ascii="Courier New" w:hAnsi="Courier New"/>
                 <w:sz w:val="17"/>
               </w:rPr>
-              <w:t>@dbdbidip</w:t>
+              <w:t>[Citizen_Parent_259]</w:t>
             </w:r>
             <w:r>
               <w:rPr>
@@ -6619,7 +6619,7 @@
                 <w:rFonts w:ascii="Courier New" w:hAnsi="Courier New"/>
                 <w:sz w:val="17"/>
               </w:rPr>
-              <w:t>@punishe98373138</w:t>
+              <w:t>[Citizen_Evaluator_15]</w:t>
             </w:r>
             <w:r>
               <w:rPr>
@@ -6706,7 +6706,7 @@
                 <w:rFonts w:ascii="Courier New" w:hAnsi="Courier New"/>
                 <w:sz w:val="17"/>
               </w:rPr>
-              <w:t>@Casagrande10939</w:t>
+              <w:t>[Citizen_Observer_08]</w:t>
             </w:r>
             <w:r>
               <w:rPr>
@@ -6739,7 +6739,7 @@
                 <w:rFonts w:ascii="Courier New" w:hAnsi="Courier New"/>
                 <w:sz w:val="17"/>
               </w:rPr>
-              <w:t>@daffiriffi</w:t>
+              <w:t>[Citizen_Retweeter_15]</w:t>
             </w:r>
             <w:r>
               <w:rPr>
@@ -6826,7 +6826,7 @@
                 <w:rFonts w:ascii="Courier New" w:hAnsi="Courier New"/>
                 <w:sz w:val="17"/>
               </w:rPr>
-              <w:t>@luvdysh_</w:t>
+              <w:t>[Citizen_Student_264]</w:t>
             </w:r>
             <w:r>
               <w:rPr>
@@ -6859,7 +6859,7 @@
                 <w:rFonts w:ascii="Courier New" w:hAnsi="Courier New"/>
                 <w:sz w:val="17"/>
               </w:rPr>
-              <w:t>@bbiiyaya</w:t>
+              <w:t>[Citizen_Student_05]</w:t>
             </w:r>
             <w:r>
               <w:rPr>
@@ -6946,7 +6946,7 @@
                 <w:rFonts w:ascii="Courier New" w:hAnsi="Courier New"/>
                 <w:sz w:val="17"/>
               </w:rPr>
-              <w:t>@mBg_JK</w:t>
+              <w:t>[Citizen_Watchdog_314]</w:t>
             </w:r>
             <w:r>
               <w:rPr>
@@ -7066,7 +7066,7 @@
                 <w:rFonts w:ascii="Courier New" w:hAnsi="Courier New"/>
                 <w:sz w:val="17"/>
               </w:rPr>
-              <w:t>@regar_op0sisi</w:t>
+              <w:t>[Citizen_Commentator_15]</w:t>
             </w:r>
             <w:r>
               <w:rPr>
@@ -7099,7 +7099,7 @@
                 <w:rFonts w:ascii="Courier New" w:hAnsi="Courier New"/>
                 <w:sz w:val="17"/>
               </w:rPr>
-              <w:t>@Rhym03</w:t>
+              <w:t>[Citizen_Bridge_03]</w:t>
             </w:r>
             <w:r>
               <w:rPr>
@@ -7186,7 +7186,7 @@
                 <w:rFonts w:ascii="Courier New" w:hAnsi="Courier New"/>
                 <w:sz w:val="17"/>
               </w:rPr>
-              <w:t>@punishe98373138</w:t>
+              <w:t>[Citizen_Evaluator_15]</w:t>
             </w:r>
             <w:r>
               <w:rPr>
@@ -7219,7 +7219,7 @@
                 <w:rFonts w:ascii="Courier New" w:hAnsi="Courier New"/>
                 <w:sz w:val="17"/>
               </w:rPr>
-              <w:t>@xquitavee</w:t>
+              <w:t>[Citizen_Broker_02]</w:t>
             </w:r>
             <w:r>
               <w:rPr>
@@ -7264,6 +7264,30 @@
       <w:pPr>
         <w:spacing w:after="120"/>
       </w:pPr>
+    </w:p>
+    <w:p>
+      <w:pPr>
+        <w:spacing w:line="480" w:lineRule="auto" w:before="0" w:after="0"/>
+        <w:ind w:firstLine="720"/>
+      </w:pPr>
+      <w:r>
+        <w:rPr>
+          <w:rFonts w:ascii="Times New Roman" w:hAnsi="Times New Roman"/>
+          <w:b w:val="0"/>
+          <w:i/>
+          <w:sz w:val="24"/>
+        </w:rPr>
+        <w:t>\</w:t>
+      </w:r>
+      <w:r>
+        <w:rPr>
+          <w:rFonts w:ascii="Times New Roman" w:hAnsi="Times New Roman"/>
+          <w:b w:val="0"/>
+          <w:i w:val="0"/>
+          <w:sz w:val="24"/>
+        </w:rPr>
+        <w:t>Note. In compliance with Association of Internet Researchers (AoIR) Ethical Guidelines 3.0 (Franzke et al., 2020), private citizen accounts are pseudonymized to safeguard privacy under Indonesian digital communication statutes (UU ITE).*</w:t>
+      </w:r>
     </w:p>
     <w:p>
       <w:pPr>
@@ -12313,7 +12337,7 @@
           <w:i w:val="0"/>
           <w:sz w:val="22"/>
         </w:rPr>
-        <w:t xml:space="preserve">Grice, H. P. (1975). Logic and conversation. In P. Cole &amp; J. L. Morgan (Eds.), </w:t>
+        <w:t xml:space="preserve">Franzke, A. S., Bechmann, A., Zimmer, M., Ess, C., &amp; Association of Internet Researchers. (2020). </w:t>
       </w:r>
       <w:r>
         <w:rPr>
@@ -12322,7 +12346,7 @@
           <w:i/>
           <w:sz w:val="22"/>
         </w:rPr>
-        <w:t>Syntax and semantics 3: Speech acts</w:t>
+        <w:t>Internet research: Ethical guidelines 3.0</w:t>
       </w:r>
       <w:r>
         <w:rPr>
@@ -12331,7 +12355,7 @@
           <w:i w:val="0"/>
           <w:sz w:val="22"/>
         </w:rPr>
-        <w:t xml:space="preserve"> (pp. 41–58). Academic Press. https://doi.org/10.1163/9789004368811_003</w:t>
+        <w:t>. Association of Internet Researchers. https://aoir.org/reports/ethics3.pdf</w:t>
       </w:r>
     </w:p>
     <w:p>
@@ -12346,7 +12370,7 @@
           <w:i w:val="0"/>
           <w:sz w:val="22"/>
         </w:rPr>
-        <w:t xml:space="preserve">Gutierrez, R., &amp; Giner-Sorolla, R. (2007). Anger, disgust, and presumption of harm as reactions to taboo-breaking behaviors. </w:t>
+        <w:t xml:space="preserve">Grice, H. P. (1975). Logic and conversation. In P. Cole &amp; J. L. Morgan (Eds.), </w:t>
       </w:r>
       <w:r>
         <w:rPr>
@@ -12355,7 +12379,7 @@
           <w:i/>
           <w:sz w:val="22"/>
         </w:rPr>
-        <w:t>Emotion</w:t>
+        <w:t>Syntax and semantics 3: Speech acts</w:t>
       </w:r>
       <w:r>
         <w:rPr>
@@ -12364,25 +12388,7 @@
           <w:i w:val="0"/>
           <w:sz w:val="22"/>
         </w:rPr>
-        <w:t xml:space="preserve">, </w:t>
-      </w:r>
-      <w:r>
-        <w:rPr>
-          <w:rFonts w:ascii="Times New Roman" w:hAnsi="Times New Roman"/>
-          <w:b w:val="0"/>
-          <w:i/>
-          <w:sz w:val="22"/>
-        </w:rPr>
-        <w:t>7</w:t>
-      </w:r>
-      <w:r>
-        <w:rPr>
-          <w:rFonts w:ascii="Times New Roman" w:hAnsi="Times New Roman"/>
-          <w:b w:val="0"/>
-          <w:i w:val="0"/>
-          <w:sz w:val="22"/>
-        </w:rPr>
-        <w:t>(4), 853–868. https://doi.org/10.1037/1528-3542.7.4.853</w:t>
+        <w:t xml:space="preserve"> (pp. 41–58). Academic Press. https://doi.org/10.1163/9789004368811_003</w:t>
       </w:r>
     </w:p>
     <w:p>
@@ -12397,7 +12403,7 @@
           <w:i w:val="0"/>
           <w:sz w:val="22"/>
         </w:rPr>
-        <w:t xml:space="preserve">Guzman, A. L., &amp; Lewis, S. C. (2020). Artificial intelligence and communication: A Human–Machine Communication research agenda. </w:t>
+        <w:t xml:space="preserve">Gutierrez, R., &amp; Giner-Sorolla, R. (2007). Anger, disgust, and presumption of harm as reactions to taboo-breaking behaviors. </w:t>
       </w:r>
       <w:r>
         <w:rPr>
@@ -12406,7 +12412,7 @@
           <w:i/>
           <w:sz w:val="22"/>
         </w:rPr>
-        <w:t>New Media &amp; Society</w:t>
+        <w:t>Emotion</w:t>
       </w:r>
       <w:r>
         <w:rPr>
@@ -12424,7 +12430,7 @@
           <w:i/>
           <w:sz w:val="22"/>
         </w:rPr>
-        <w:t>22</w:t>
+        <w:t>7</w:t>
       </w:r>
       <w:r>
         <w:rPr>
@@ -12433,7 +12439,7 @@
           <w:i w:val="0"/>
           <w:sz w:val="22"/>
         </w:rPr>
-        <w:t>(1), 70–86. https://doi.org/10.1177/1461444819858691</w:t>
+        <w:t>(4), 853–868. https://doi.org/10.1037/1528-3542.7.4.853</w:t>
       </w:r>
     </w:p>
     <w:p>
@@ -12448,7 +12454,7 @@
           <w:i w:val="0"/>
           <w:sz w:val="22"/>
         </w:rPr>
-        <w:t xml:space="preserve">Habermas, J. (1989). </w:t>
+        <w:t xml:space="preserve">Guzman, A. L., &amp; Lewis, S. C. (2020). Artificial intelligence and communication: A Human–Machine Communication research agenda. </w:t>
       </w:r>
       <w:r>
         <w:rPr>
@@ -12457,7 +12463,7 @@
           <w:i/>
           <w:sz w:val="22"/>
         </w:rPr>
-        <w:t>The structural transformation of the public sphere</w:t>
+        <w:t>New Media &amp; Society</w:t>
       </w:r>
       <w:r>
         <w:rPr>
@@ -12466,7 +12472,25 @@
           <w:i w:val="0"/>
           <w:sz w:val="22"/>
         </w:rPr>
-        <w:t>. MIT Press.</w:t>
+        <w:t xml:space="preserve">, </w:t>
+      </w:r>
+      <w:r>
+        <w:rPr>
+          <w:rFonts w:ascii="Times New Roman" w:hAnsi="Times New Roman"/>
+          <w:b w:val="0"/>
+          <w:i/>
+          <w:sz w:val="22"/>
+        </w:rPr>
+        <w:t>22</w:t>
+      </w:r>
+      <w:r>
+        <w:rPr>
+          <w:rFonts w:ascii="Times New Roman" w:hAnsi="Times New Roman"/>
+          <w:b w:val="0"/>
+          <w:i w:val="0"/>
+          <w:sz w:val="22"/>
+        </w:rPr>
+        <w:t>(1), 70–86. https://doi.org/10.1177/1461444819858691</w:t>
       </w:r>
     </w:p>
     <w:p>
@@ -12481,7 +12505,7 @@
           <w:i w:val="0"/>
           <w:sz w:val="22"/>
         </w:rPr>
-        <w:t xml:space="preserve">Kotler, P., Kartajaya, H., &amp; Setiawan, I. (2023). </w:t>
+        <w:t xml:space="preserve">Habermas, J. (1989). </w:t>
       </w:r>
       <w:r>
         <w:rPr>
@@ -12490,7 +12514,7 @@
           <w:i/>
           <w:sz w:val="22"/>
         </w:rPr>
-        <w:t>Marketing 6.0: The future is immersive</w:t>
+        <w:t>The structural transformation of the public sphere</w:t>
       </w:r>
       <w:r>
         <w:rPr>
@@ -12499,7 +12523,7 @@
           <w:i w:val="0"/>
           <w:sz w:val="22"/>
         </w:rPr>
-        <w:t>. John Wiley &amp; Sons.</w:t>
+        <w:t>. MIT Press.</w:t>
       </w:r>
     </w:p>
     <w:p>
@@ -12514,7 +12538,7 @@
           <w:i w:val="0"/>
           <w:sz w:val="22"/>
         </w:rPr>
-        <w:t xml:space="preserve">Krippendorff, K. (2018). </w:t>
+        <w:t xml:space="preserve">Kotler, P., Kartajaya, H., &amp; Setiawan, I. (2023). </w:t>
       </w:r>
       <w:r>
         <w:rPr>
@@ -12523,7 +12547,7 @@
           <w:i/>
           <w:sz w:val="22"/>
         </w:rPr>
-        <w:t>Content analysis: An introduction to its methodology</w:t>
+        <w:t>Marketing 6.0: The future is immersive</w:t>
       </w:r>
       <w:r>
         <w:rPr>
@@ -12532,7 +12556,7 @@
           <w:i w:val="0"/>
           <w:sz w:val="22"/>
         </w:rPr>
-        <w:t xml:space="preserve"> (4th ed.). SAGE Publications.</w:t>
+        <w:t>. John Wiley &amp; Sons.</w:t>
       </w:r>
     </w:p>
     <w:p>
@@ -12547,7 +12571,7 @@
           <w:i w:val="0"/>
           <w:sz w:val="22"/>
         </w:rPr>
-        <w:t xml:space="preserve">Koto, F., Rahimi, A., Lau, J. H., &amp; Baldwin, T. (2020). IndoLEM and IndoBERT: A benchmark dataset and pre-trained language model for Indonesian NLP. </w:t>
+        <w:t xml:space="preserve">Krippendorff, K. (2018). </w:t>
       </w:r>
       <w:r>
         <w:rPr>
@@ -12556,7 +12580,7 @@
           <w:i/>
           <w:sz w:val="22"/>
         </w:rPr>
-        <w:t>Proceedings of the 28th International Conference on Computational Linguistics</w:t>
+        <w:t>Content analysis: An introduction to its methodology</w:t>
       </w:r>
       <w:r>
         <w:rPr>
@@ -12565,7 +12589,7 @@
           <w:i w:val="0"/>
           <w:sz w:val="22"/>
         </w:rPr>
-        <w:t>, 757–770. https://doi.org/10.18653/v1/2020.coling-main.66</w:t>
+        <w:t xml:space="preserve"> (4th ed.). SAGE Publications.</w:t>
       </w:r>
     </w:p>
     <w:p>
@@ -12580,7 +12604,7 @@
           <w:i w:val="0"/>
           <w:sz w:val="22"/>
         </w:rPr>
-        <w:t xml:space="preserve">Landis, J. R., &amp; Koch, G. G. (1977). The measurement of observer agreement for categorical data. </w:t>
+        <w:t xml:space="preserve">Koto, F., Rahimi, A., Lau, J. H., &amp; Baldwin, T. (2020). IndoLEM and IndoBERT: A benchmark dataset and pre-trained language model for Indonesian NLP. </w:t>
       </w:r>
       <w:r>
         <w:rPr>
@@ -12589,7 +12613,7 @@
           <w:i/>
           <w:sz w:val="22"/>
         </w:rPr>
-        <w:t>Biometrics</w:t>
+        <w:t>Proceedings of the 28th International Conference on Computational Linguistics</w:t>
       </w:r>
       <w:r>
         <w:rPr>
@@ -12598,25 +12622,7 @@
           <w:i w:val="0"/>
           <w:sz w:val="22"/>
         </w:rPr>
-        <w:t xml:space="preserve">, </w:t>
-      </w:r>
-      <w:r>
-        <w:rPr>
-          <w:rFonts w:ascii="Times New Roman" w:hAnsi="Times New Roman"/>
-          <w:b w:val="0"/>
-          <w:i/>
-          <w:sz w:val="22"/>
-        </w:rPr>
-        <w:t>33</w:t>
-      </w:r>
-      <w:r>
-        <w:rPr>
-          <w:rFonts w:ascii="Times New Roman" w:hAnsi="Times New Roman"/>
-          <w:b w:val="0"/>
-          <w:i w:val="0"/>
-          <w:sz w:val="22"/>
-        </w:rPr>
-        <w:t>(1), 159–174. https://doi.org/10.2307/2529310</w:t>
+        <w:t>, 757–770. https://doi.org/10.18653/v1/2020.coling-main.66</w:t>
       </w:r>
     </w:p>
     <w:p>
@@ -12631,7 +12637,7 @@
           <w:i w:val="0"/>
           <w:sz w:val="22"/>
         </w:rPr>
-        <w:t xml:space="preserve">Lazer, D. M., Pentland, A., Watts, D. J., Aral, S., Athey, S., Contractor, N., Freelon, D., Gonzalez-Bailon, S., King, G., Margetts, H., Moghadam, A., Nelson, B., Salganik, M. J., Strohmaier, M., Vespignani, A., &amp; Wagner, C. (2020). Computational social science: Obstacles and opportunities. </w:t>
+        <w:t xml:space="preserve">Landis, J. R., &amp; Koch, G. G. (1977). The measurement of observer agreement for categorical data. </w:t>
       </w:r>
       <w:r>
         <w:rPr>
@@ -12640,7 +12646,7 @@
           <w:i/>
           <w:sz w:val="22"/>
         </w:rPr>
-        <w:t>Science</w:t>
+        <w:t>Biometrics</w:t>
       </w:r>
       <w:r>
         <w:rPr>
@@ -12658,7 +12664,7 @@
           <w:i/>
           <w:sz w:val="22"/>
         </w:rPr>
-        <w:t>369</w:t>
+        <w:t>33</w:t>
       </w:r>
       <w:r>
         <w:rPr>
@@ -12667,7 +12673,7 @@
           <w:i w:val="0"/>
           <w:sz w:val="22"/>
         </w:rPr>
-        <w:t>(6507), 1060–1062. https://doi.org/10.1126/science.aaz8170</w:t>
+        <w:t>(1), 159–174. https://doi.org/10.2307/2529310</w:t>
       </w:r>
     </w:p>
     <w:p>
@@ -12682,7 +12688,7 @@
           <w:i w:val="0"/>
           <w:sz w:val="22"/>
         </w:rPr>
-        <w:t xml:space="preserve">Marwick, A. E., &amp; boyd, d. (2011). I tweet honestly, I tweet passionately: Twitter users, context collapse, and the imagined audience. </w:t>
+        <w:t xml:space="preserve">Lazer, D. M., Pentland, A., Watts, D. J., Aral, S., Athey, S., Contractor, N., Freelon, D., Gonzalez-Bailon, S., King, G., Margetts, H., Moghadam, A., Nelson, B., Salganik, M. J., Strohmaier, M., Vespignani, A., &amp; Wagner, C. (2020). Computational social science: Obstacles and opportunities. </w:t>
       </w:r>
       <w:r>
         <w:rPr>
@@ -12691,7 +12697,7 @@
           <w:i/>
           <w:sz w:val="22"/>
         </w:rPr>
-        <w:t>New Media &amp; Society</w:t>
+        <w:t>Science</w:t>
       </w:r>
       <w:r>
         <w:rPr>
@@ -12709,7 +12715,7 @@
           <w:i/>
           <w:sz w:val="22"/>
         </w:rPr>
-        <w:t>13</w:t>
+        <w:t>369</w:t>
       </w:r>
       <w:r>
         <w:rPr>
@@ -12718,7 +12724,7 @@
           <w:i w:val="0"/>
           <w:sz w:val="22"/>
         </w:rPr>
-        <w:t>(1), 114–133. https://doi.org/10.1177/1461444810365313</w:t>
+        <w:t>(6507), 1060–1062. https://doi.org/10.1126/science.aaz8170</w:t>
       </w:r>
     </w:p>
     <w:p>
@@ -12733,7 +12739,7 @@
           <w:i w:val="0"/>
           <w:sz w:val="22"/>
         </w:rPr>
-        <w:t xml:space="preserve">Milan, S. (2013). </w:t>
+        <w:t xml:space="preserve">Marwick, A. E., &amp; boyd, d. (2011). I tweet honestly, I tweet passionately: Twitter users, context collapse, and the imagined audience. </w:t>
       </w:r>
       <w:r>
         <w:rPr>
@@ -12742,7 +12748,7 @@
           <w:i/>
           <w:sz w:val="22"/>
         </w:rPr>
-        <w:t>Social movements and their technologies: Wiring social change</w:t>
+        <w:t>New Media &amp; Society</w:t>
       </w:r>
       <w:r>
         <w:rPr>
@@ -12751,7 +12757,25 @@
           <w:i w:val="0"/>
           <w:sz w:val="22"/>
         </w:rPr>
-        <w:t>. Palgrave Macmillan. https://doi.org/10.1057/9781137314444</w:t>
+        <w:t xml:space="preserve">, </w:t>
+      </w:r>
+      <w:r>
+        <w:rPr>
+          <w:rFonts w:ascii="Times New Roman" w:hAnsi="Times New Roman"/>
+          <w:b w:val="0"/>
+          <w:i/>
+          <w:sz w:val="22"/>
+        </w:rPr>
+        <w:t>13</w:t>
+      </w:r>
+      <w:r>
+        <w:rPr>
+          <w:rFonts w:ascii="Times New Roman" w:hAnsi="Times New Roman"/>
+          <w:b w:val="0"/>
+          <w:i w:val="0"/>
+          <w:sz w:val="22"/>
+        </w:rPr>
+        <w:t>(1), 114–133. https://doi.org/10.1177/1461444810365313</w:t>
       </w:r>
     </w:p>
     <w:p>
@@ -12766,7 +12790,7 @@
           <w:i w:val="0"/>
           <w:sz w:val="22"/>
         </w:rPr>
-        <w:t xml:space="preserve">Papacharissi, Z. (2015). </w:t>
+        <w:t xml:space="preserve">Milan, S. (2013). </w:t>
       </w:r>
       <w:r>
         <w:rPr>
@@ -12775,7 +12799,7 @@
           <w:i/>
           <w:sz w:val="22"/>
         </w:rPr>
-        <w:t>Affective publics: Sentiment, technology, and politics</w:t>
+        <w:t>Social movements and their technologies: Wiring social change</w:t>
       </w:r>
       <w:r>
         <w:rPr>
@@ -12784,7 +12808,7 @@
           <w:i w:val="0"/>
           <w:sz w:val="22"/>
         </w:rPr>
-        <w:t>. Oxford University Press. https://doi.org/10.1093/acprof:oso/9780199999736.001.0001</w:t>
+        <w:t>. Palgrave Macmillan. https://doi.org/10.1057/9781137314444</w:t>
       </w:r>
     </w:p>
     <w:p>
@@ -12799,7 +12823,7 @@
           <w:i w:val="0"/>
           <w:sz w:val="22"/>
         </w:rPr>
-        <w:t xml:space="preserve">Papacharissi, Z. (2016). Affective publics and structures of storytelling: Sentiment, events and connectivity. </w:t>
+        <w:t xml:space="preserve">Papacharissi, Z. (2015). </w:t>
       </w:r>
       <w:r>
         <w:rPr>
@@ -12808,7 +12832,7 @@
           <w:i/>
           <w:sz w:val="22"/>
         </w:rPr>
-        <w:t>Information, Communication &amp; Society</w:t>
+        <w:t>Affective publics: Sentiment, technology, and politics</w:t>
       </w:r>
       <w:r>
         <w:rPr>
@@ -12817,25 +12841,7 @@
           <w:i w:val="0"/>
           <w:sz w:val="22"/>
         </w:rPr>
-        <w:t xml:space="preserve">, </w:t>
-      </w:r>
-      <w:r>
-        <w:rPr>
-          <w:rFonts w:ascii="Times New Roman" w:hAnsi="Times New Roman"/>
-          <w:b w:val="0"/>
-          <w:i/>
-          <w:sz w:val="22"/>
-        </w:rPr>
-        <w:t>19</w:t>
-      </w:r>
-      <w:r>
-        <w:rPr>
-          <w:rFonts w:ascii="Times New Roman" w:hAnsi="Times New Roman"/>
-          <w:b w:val="0"/>
-          <w:i w:val="0"/>
-          <w:sz w:val="22"/>
-        </w:rPr>
-        <w:t>(3), 307–324. https://doi.org/10.1080/1369118X.2015.1109697</w:t>
+        <w:t>. Oxford University Press. https://doi.org/10.1093/acprof:oso/9780199999736.001.0001</w:t>
       </w:r>
     </w:p>
     <w:p>
@@ -12850,7 +12856,7 @@
           <w:i w:val="0"/>
           <w:sz w:val="22"/>
         </w:rPr>
-        <w:t xml:space="preserve">Plutchik, R. (1980). A general psychoevolutionary theory of emotion. In R. Plutchik &amp; H. Kellerman (Eds.), </w:t>
+        <w:t xml:space="preserve">Papacharissi, Z. (2016). Affective publics and structures of storytelling: Sentiment, events and connectivity. </w:t>
       </w:r>
       <w:r>
         <w:rPr>
@@ -12859,7 +12865,7 @@
           <w:i/>
           <w:sz w:val="22"/>
         </w:rPr>
-        <w:t>Theories of emotion</w:t>
+        <w:t>Information, Communication &amp; Society</w:t>
       </w:r>
       <w:r>
         <w:rPr>
@@ -12868,7 +12874,25 @@
           <w:i w:val="0"/>
           <w:sz w:val="22"/>
         </w:rPr>
-        <w:t xml:space="preserve"> (pp. 3–33). Academic Press. https://doi.org/10.1016/B978-0-12-558701-3.50007-7</w:t>
+        <w:t xml:space="preserve">, </w:t>
+      </w:r>
+      <w:r>
+        <w:rPr>
+          <w:rFonts w:ascii="Times New Roman" w:hAnsi="Times New Roman"/>
+          <w:b w:val="0"/>
+          <w:i/>
+          <w:sz w:val="22"/>
+        </w:rPr>
+        <w:t>19</w:t>
+      </w:r>
+      <w:r>
+        <w:rPr>
+          <w:rFonts w:ascii="Times New Roman" w:hAnsi="Times New Roman"/>
+          <w:b w:val="0"/>
+          <w:i w:val="0"/>
+          <w:sz w:val="22"/>
+        </w:rPr>
+        <w:t>(3), 307–324. https://doi.org/10.1080/1369118X.2015.1109697</w:t>
       </w:r>
     </w:p>
     <w:p>
@@ -12883,7 +12907,7 @@
           <w:i w:val="0"/>
           <w:sz w:val="22"/>
         </w:rPr>
-        <w:t xml:space="preserve">Rozin, P., Haidt, J., &amp; McCauley, C. R. (2000). Disgust. In M. Lewis &amp; J. M. Haviland-Jones (Eds.), </w:t>
+        <w:t xml:space="preserve">Plutchik, R. (1980). A general psychoevolutionary theory of emotion. In R. Plutchik &amp; H. Kellerman (Eds.), </w:t>
       </w:r>
       <w:r>
         <w:rPr>
@@ -12892,7 +12916,7 @@
           <w:i/>
           <w:sz w:val="22"/>
         </w:rPr>
-        <w:t>Handbook of emotions</w:t>
+        <w:t>Theories of emotion</w:t>
       </w:r>
       <w:r>
         <w:rPr>
@@ -12901,7 +12925,7 @@
           <w:i w:val="0"/>
           <w:sz w:val="22"/>
         </w:rPr>
-        <w:t xml:space="preserve"> (2nd ed., pp. 637–653). Guilford Press.</w:t>
+        <w:t xml:space="preserve"> (pp. 3–33). Academic Press. https://doi.org/10.1016/B978-0-12-558701-3.50007-7</w:t>
       </w:r>
     </w:p>
     <w:p>
@@ -12916,7 +12940,7 @@
           <w:i w:val="0"/>
           <w:sz w:val="22"/>
         </w:rPr>
-        <w:t xml:space="preserve">Scott, J. C. (1985). </w:t>
+        <w:t xml:space="preserve">Rozin, P., Haidt, J., &amp; McCauley, C. R. (2000). Disgust. In M. Lewis &amp; J. M. Haviland-Jones (Eds.), </w:t>
       </w:r>
       <w:r>
         <w:rPr>
@@ -12925,7 +12949,7 @@
           <w:i/>
           <w:sz w:val="22"/>
         </w:rPr>
-        <w:t>Weapons of the weak: Everyday forms of peasant resistance</w:t>
+        <w:t>Handbook of emotions</w:t>
       </w:r>
       <w:r>
         <w:rPr>
@@ -12934,7 +12958,7 @@
           <w:i w:val="0"/>
           <w:sz w:val="22"/>
         </w:rPr>
-        <w:t>. Yale University Press.</w:t>
+        <w:t xml:space="preserve"> (2nd ed., pp. 637–653). Guilford Press.</w:t>
       </w:r>
     </w:p>
     <w:p>
@@ -12949,7 +12973,7 @@
           <w:i w:val="0"/>
           <w:sz w:val="22"/>
         </w:rPr>
-        <w:t xml:space="preserve">Skovholt, K., Grønning, A., &amp; Kankaanranta, A. (2014). The communicative functions of emoticons in workplace e-mails. </w:t>
+        <w:t xml:space="preserve">Scott, J. C. (1985). </w:t>
       </w:r>
       <w:r>
         <w:rPr>
@@ -12958,7 +12982,7 @@
           <w:i/>
           <w:sz w:val="22"/>
         </w:rPr>
-        <w:t>Journal of Computer-Mediated Communication</w:t>
+        <w:t>Weapons of the weak: Everyday forms of peasant resistance</w:t>
       </w:r>
       <w:r>
         <w:rPr>
@@ -12967,25 +12991,7 @@
           <w:i w:val="0"/>
           <w:sz w:val="22"/>
         </w:rPr>
-        <w:t xml:space="preserve">, </w:t>
-      </w:r>
-      <w:r>
-        <w:rPr>
-          <w:rFonts w:ascii="Times New Roman" w:hAnsi="Times New Roman"/>
-          <w:b w:val="0"/>
-          <w:i/>
-          <w:sz w:val="22"/>
-        </w:rPr>
-        <w:t>19</w:t>
-      </w:r>
-      <w:r>
-        <w:rPr>
-          <w:rFonts w:ascii="Times New Roman" w:hAnsi="Times New Roman"/>
-          <w:b w:val="0"/>
-          <w:i w:val="0"/>
-          <w:sz w:val="22"/>
-        </w:rPr>
-        <w:t>(4), 780–797. https://doi.org/10.1111/jcc4.12063</w:t>
+        <w:t>. Yale University Press.</w:t>
       </w:r>
     </w:p>
     <w:p>
@@ -13000,7 +13006,7 @@
           <w:i w:val="0"/>
           <w:sz w:val="22"/>
         </w:rPr>
-        <w:t xml:space="preserve">Sundar, S. S. (2020). Rise of machine agency: A framework for studying the psychology of Human–AI Interaction (HAII). </w:t>
+        <w:t xml:space="preserve">Skovholt, K., Grønning, A., &amp; Kankaanranta, A. (2014). The communicative functions of emoticons in workplace e-mails. </w:t>
       </w:r>
       <w:r>
         <w:rPr>
@@ -13027,7 +13033,7 @@
           <w:i/>
           <w:sz w:val="22"/>
         </w:rPr>
-        <w:t>25</w:t>
+        <w:t>19</w:t>
       </w:r>
       <w:r>
         <w:rPr>
@@ -13036,7 +13042,7 @@
           <w:i w:val="0"/>
           <w:sz w:val="22"/>
         </w:rPr>
-        <w:t>(1), 74–88. https://doi.org/10.1093/jcmc/zmz026</w:t>
+        <w:t>(4), 780–797. https://doi.org/10.1111/jcc4.12063</w:t>
       </w:r>
     </w:p>
     <w:p>
@@ -13051,7 +13057,7 @@
           <w:i w:val="0"/>
           <w:sz w:val="22"/>
         </w:rPr>
-        <w:t xml:space="preserve">Treré, E. (2018). </w:t>
+        <w:t xml:space="preserve">Sundar, S. S. (2020). Rise of machine agency: A framework for studying the psychology of Human–AI Interaction (HAII). </w:t>
       </w:r>
       <w:r>
         <w:rPr>
@@ -13060,7 +13066,7 @@
           <w:i/>
           <w:sz w:val="22"/>
         </w:rPr>
-        <w:t>Hybrid media activism: Ecologies, imaginaries, algorithms</w:t>
+        <w:t>Journal of Computer-Mediated Communication</w:t>
       </w:r>
       <w:r>
         <w:rPr>
@@ -13069,7 +13075,25 @@
           <w:i w:val="0"/>
           <w:sz w:val="22"/>
         </w:rPr>
-        <w:t>. Routledge. https://doi.org/10.4324/9781315438177</w:t>
+        <w:t xml:space="preserve">, </w:t>
+      </w:r>
+      <w:r>
+        <w:rPr>
+          <w:rFonts w:ascii="Times New Roman" w:hAnsi="Times New Roman"/>
+          <w:b w:val="0"/>
+          <w:i/>
+          <w:sz w:val="22"/>
+        </w:rPr>
+        <w:t>25</w:t>
+      </w:r>
+      <w:r>
+        <w:rPr>
+          <w:rFonts w:ascii="Times New Roman" w:hAnsi="Times New Roman"/>
+          <w:b w:val="0"/>
+          <w:i w:val="0"/>
+          <w:sz w:val="22"/>
+        </w:rPr>
+        <w:t>(1), 74–88. https://doi.org/10.1093/jcmc/zmz026</w:t>
       </w:r>
     </w:p>
     <w:p>
@@ -13084,7 +13108,7 @@
           <w:i w:val="0"/>
           <w:sz w:val="22"/>
         </w:rPr>
-        <w:t xml:space="preserve">van Dijck, J., Poell, T., &amp; de Waal, M. (2018). </w:t>
+        <w:t xml:space="preserve">Treré, E. (2018). </w:t>
       </w:r>
       <w:r>
         <w:rPr>
@@ -13093,7 +13117,7 @@
           <w:i/>
           <w:sz w:val="22"/>
         </w:rPr>
-        <w:t>The platform society: Public values in a connective world</w:t>
+        <w:t>Hybrid media activism: Ecologies, imaginaries, algorithms</w:t>
       </w:r>
       <w:r>
         <w:rPr>
@@ -13102,7 +13126,7 @@
           <w:i w:val="0"/>
           <w:sz w:val="22"/>
         </w:rPr>
-        <w:t>. Oxford University Press. https://doi.org/10.1093/oso/9780190889760.001.0001</w:t>
+        <w:t>. Routledge. https://doi.org/10.4324/9781315438177</w:t>
       </w:r>
     </w:p>
     <w:p>
@@ -13117,7 +13141,7 @@
           <w:i w:val="0"/>
           <w:sz w:val="22"/>
         </w:rPr>
-        <w:t xml:space="preserve">Vargo, S. L., &amp; Lusch, R. F. (2016). Institutions and axioms: An extension and update of service-dominant logic. </w:t>
+        <w:t xml:space="preserve">van Dijck, J., Poell, T., &amp; de Waal, M. (2018). </w:t>
       </w:r>
       <w:r>
         <w:rPr>
@@ -13126,7 +13150,7 @@
           <w:i/>
           <w:sz w:val="22"/>
         </w:rPr>
-        <w:t>Journal of the Academy of Marketing Science</w:t>
+        <w:t>The platform society: Public values in a connective world</w:t>
       </w:r>
       <w:r>
         <w:rPr>
@@ -13135,25 +13159,7 @@
           <w:i w:val="0"/>
           <w:sz w:val="22"/>
         </w:rPr>
-        <w:t xml:space="preserve">, </w:t>
-      </w:r>
-      <w:r>
-        <w:rPr>
-          <w:rFonts w:ascii="Times New Roman" w:hAnsi="Times New Roman"/>
-          <w:b w:val="0"/>
-          <w:i/>
-          <w:sz w:val="22"/>
-        </w:rPr>
-        <w:t>44</w:t>
-      </w:r>
-      <w:r>
-        <w:rPr>
-          <w:rFonts w:ascii="Times New Roman" w:hAnsi="Times New Roman"/>
-          <w:b w:val="0"/>
-          <w:i w:val="0"/>
-          <w:sz w:val="22"/>
-        </w:rPr>
-        <w:t>(1), 5–23. https://doi.org/10.1007/s11747-015-0456-3</w:t>
+        <w:t>. Oxford University Press. https://doi.org/10.1093/oso/9780190889760.001.0001</w:t>
       </w:r>
     </w:p>
     <w:p>
@@ -13168,7 +13174,7 @@
           <w:i w:val="0"/>
           <w:sz w:val="22"/>
         </w:rPr>
-        <w:t xml:space="preserve">Walther, J. B. (2011). Theories of computer-mediated communication and interpersonal relations. In M. L. Knapp &amp; J. A. Daly (Eds.), </w:t>
+        <w:t xml:space="preserve">Vargo, S. L., &amp; Lusch, R. F. (2016). Institutions and axioms: An extension and update of service-dominant logic. </w:t>
       </w:r>
       <w:r>
         <w:rPr>
@@ -13177,7 +13183,7 @@
           <w:i/>
           <w:sz w:val="22"/>
         </w:rPr>
-        <w:t>The SAGE handbook of interpersonal communication</w:t>
+        <w:t>Journal of the Academy of Marketing Science</w:t>
       </w:r>
       <w:r>
         <w:rPr>
@@ -13186,7 +13192,25 @@
           <w:i w:val="0"/>
           <w:sz w:val="22"/>
         </w:rPr>
-        <w:t xml:space="preserve"> (4th ed., pp. 443–479). SAGE Publications.</w:t>
+        <w:t xml:space="preserve">, </w:t>
+      </w:r>
+      <w:r>
+        <w:rPr>
+          <w:rFonts w:ascii="Times New Roman" w:hAnsi="Times New Roman"/>
+          <w:b w:val="0"/>
+          <w:i/>
+          <w:sz w:val="22"/>
+        </w:rPr>
+        <w:t>44</w:t>
+      </w:r>
+      <w:r>
+        <w:rPr>
+          <w:rFonts w:ascii="Times New Roman" w:hAnsi="Times New Roman"/>
+          <w:b w:val="0"/>
+          <w:i w:val="0"/>
+          <w:sz w:val="22"/>
+        </w:rPr>
+        <w:t>(1), 5–23. https://doi.org/10.1007/s11747-015-0456-3</w:t>
       </w:r>
     </w:p>
     <w:p>
@@ -13201,7 +13225,7 @@
           <w:i w:val="0"/>
           <w:sz w:val="22"/>
         </w:rPr>
-        <w:t xml:space="preserve">Wilie, B., Vincentio, K., Winata, G. I., Cahyawijaya, S., Li, Z., Lim, Z. S., Soleman, S., Mahendra, R., Pascual, P., Ryandito, C., &amp; Fung, P. (2020). IndoNLU: Benchmark and resources for evaluating Indonesian natural language understanding. </w:t>
+        <w:t xml:space="preserve">Walther, J. B. (2011). Theories of computer-mediated communication and interpersonal relations. In M. L. Knapp &amp; J. A. Daly (Eds.), </w:t>
       </w:r>
       <w:r>
         <w:rPr>
@@ -13210,7 +13234,7 @@
           <w:i/>
           <w:sz w:val="22"/>
         </w:rPr>
-        <w:t>Proceedings of the 1st Conference of the Asia-Pacific Chapter of the Association for Computational Linguistics and the 10th International Joint Conference on Natural Language Processing</w:t>
+        <w:t>The SAGE handbook of interpersonal communication</w:t>
       </w:r>
       <w:r>
         <w:rPr>
@@ -13219,7 +13243,7 @@
           <w:i w:val="0"/>
           <w:sz w:val="22"/>
         </w:rPr>
-        <w:t>, 843–857.</w:t>
+        <w:t xml:space="preserve"> (4th ed., pp. 443–479). SAGE Publications.</w:t>
       </w:r>
     </w:p>
     <w:p>
@@ -13234,7 +13258,7 @@
           <w:i w:val="0"/>
           <w:sz w:val="22"/>
         </w:rPr>
-        <w:t xml:space="preserve">Wu, L., Lyu, H., &amp; Luo, J. (2025). Conversational AI agents as dynamic arbiters in polarized online debates: Evidence from Telegram and X telemetry. </w:t>
+        <w:t xml:space="preserve">Wilie, B., Vincentio, K., Winata, G. I., Cahyawijaya, S., Li, Z., Lim, Z. S., Soleman, S., Mahendra, R., Pascual, P., Ryandito, C., &amp; Fung, P. (2020). IndoNLU: Benchmark and resources for evaluating Indonesian natural language understanding. </w:t>
       </w:r>
       <w:r>
         <w:rPr>
@@ -13243,7 +13267,7 @@
           <w:i/>
           <w:sz w:val="22"/>
         </w:rPr>
-        <w:t>Computers in Human Behavior</w:t>
+        <w:t>Proceedings of the 1st Conference of the Asia-Pacific Chapter of the Association for Computational Linguistics and the 10th International Joint Conference on Natural Language Processing</w:t>
       </w:r>
       <w:r>
         <w:rPr>
@@ -13252,25 +13276,7 @@
           <w:i w:val="0"/>
           <w:sz w:val="22"/>
         </w:rPr>
-        <w:t xml:space="preserve">, </w:t>
-      </w:r>
-      <w:r>
-        <w:rPr>
-          <w:rFonts w:ascii="Times New Roman" w:hAnsi="Times New Roman"/>
-          <w:b w:val="0"/>
-          <w:i/>
-          <w:sz w:val="22"/>
-        </w:rPr>
-        <w:t>151</w:t>
-      </w:r>
-      <w:r>
-        <w:rPr>
-          <w:rFonts w:ascii="Times New Roman" w:hAnsi="Times New Roman"/>
-          <w:b w:val="0"/>
-          <w:i w:val="0"/>
-          <w:sz w:val="22"/>
-        </w:rPr>
-        <w:t>, 107998. https://doi.org/10.1016/j.chb.2024.107998</w:t>
+        <w:t>, 843–857.</w:t>
       </w:r>
     </w:p>
     <w:p>
@@ -13285,7 +13291,7 @@
           <w:i w:val="0"/>
           <w:sz w:val="22"/>
         </w:rPr>
-        <w:t xml:space="preserve">Zhang, Y., &amp; Centola, D. (2024). Algorithmic bots and the containment of misinformation cascades in complex networks. </w:t>
+        <w:t xml:space="preserve">Wu, L., Lyu, H., &amp; Luo, J. (2025). Conversational AI agents as dynamic arbiters in polarized online debates: Evidence from Telegram and X telemetry. </w:t>
       </w:r>
       <w:r>
         <w:rPr>
@@ -13294,7 +13300,7 @@
           <w:i/>
           <w:sz w:val="22"/>
         </w:rPr>
-        <w:t>Communications of the ACM</w:t>
+        <w:t>Computers in Human Behavior</w:t>
       </w:r>
       <w:r>
         <w:rPr>
@@ -13312,7 +13318,7 @@
           <w:i/>
           <w:sz w:val="22"/>
         </w:rPr>
-        <w:t>67</w:t>
+        <w:t>151</w:t>
       </w:r>
       <w:r>
         <w:rPr>
@@ -13321,7 +13327,7 @@
           <w:i w:val="0"/>
           <w:sz w:val="22"/>
         </w:rPr>
-        <w:t>(4), 62–71. https://doi.org/10.1145/3639821</w:t>
+        <w:t>, 107998. https://doi.org/10.1016/j.chb.2024.107998</w:t>
       </w:r>
     </w:p>
     <w:p>
@@ -13336,7 +13342,7 @@
           <w:i w:val="0"/>
           <w:sz w:val="22"/>
         </w:rPr>
-        <w:t xml:space="preserve">Zhao, X., Zhan, M., &amp; Liu, B. (2026). Real-time IoT early warning telemetry and automated crisis response for public food safety. </w:t>
+        <w:t xml:space="preserve">Zhang, Y., &amp; Centola, D. (2024). Algorithmic bots and the containment of misinformation cascades in complex networks. </w:t>
       </w:r>
       <w:r>
         <w:rPr>
@@ -13345,7 +13351,7 @@
           <w:i/>
           <w:sz w:val="22"/>
         </w:rPr>
-        <w:t>Journal of Food Science</w:t>
+        <w:t>Communications of the ACM</w:t>
       </w:r>
       <w:r>
         <w:rPr>
@@ -13363,7 +13369,7 @@
           <w:i/>
           <w:sz w:val="22"/>
         </w:rPr>
-        <w:t>91</w:t>
+        <w:t>67</w:t>
       </w:r>
       <w:r>
         <w:rPr>
@@ -13372,7 +13378,109 @@
           <w:i w:val="0"/>
           <w:sz w:val="22"/>
         </w:rPr>
+        <w:t>(4), 62–71. https://doi.org/10.1145/3639821</w:t>
+      </w:r>
+    </w:p>
+    <w:p>
+      <w:pPr>
+        <w:spacing w:line="360" w:lineRule="auto" w:after="60"/>
+        <w:ind w:left="720" w:hanging="720"/>
+      </w:pPr>
+      <w:r>
+        <w:rPr>
+          <w:rFonts w:ascii="Times New Roman" w:hAnsi="Times New Roman"/>
+          <w:b w:val="0"/>
+          <w:i w:val="0"/>
+          <w:sz w:val="22"/>
+        </w:rPr>
+        <w:t xml:space="preserve">Zhao, X., Zhan, M., &amp; Liu, B. (2026). Real-time IoT early warning telemetry and automated crisis response for public food safety. </w:t>
+      </w:r>
+      <w:r>
+        <w:rPr>
+          <w:rFonts w:ascii="Times New Roman" w:hAnsi="Times New Roman"/>
+          <w:b w:val="0"/>
+          <w:i/>
+          <w:sz w:val="22"/>
+        </w:rPr>
+        <w:t>Journal of Food Science</w:t>
+      </w:r>
+      <w:r>
+        <w:rPr>
+          <w:rFonts w:ascii="Times New Roman" w:hAnsi="Times New Roman"/>
+          <w:b w:val="0"/>
+          <w:i w:val="0"/>
+          <w:sz w:val="22"/>
+        </w:rPr>
+        <w:t xml:space="preserve">, </w:t>
+      </w:r>
+      <w:r>
+        <w:rPr>
+          <w:rFonts w:ascii="Times New Roman" w:hAnsi="Times New Roman"/>
+          <w:b w:val="0"/>
+          <w:i/>
+          <w:sz w:val="22"/>
+        </w:rPr>
+        <w:t>91</w:t>
+      </w:r>
+      <w:r>
+        <w:rPr>
+          <w:rFonts w:ascii="Times New Roman" w:hAnsi="Times New Roman"/>
+          <w:b w:val="0"/>
+          <w:i w:val="0"/>
+          <w:sz w:val="22"/>
+        </w:rPr>
         <w:t>(2), 312–326. https://doi.org/10.1111/1750-3841.16890</w:t>
+      </w:r>
+    </w:p>
+    <w:p>
+      <w:pPr>
+        <w:spacing w:line="360" w:lineRule="auto" w:after="60"/>
+        <w:ind w:left="720" w:hanging="720"/>
+      </w:pPr>
+      <w:r>
+        <w:rPr>
+          <w:rFonts w:ascii="Times New Roman" w:hAnsi="Times New Roman"/>
+          <w:b w:val="0"/>
+          <w:i w:val="0"/>
+          <w:sz w:val="22"/>
+        </w:rPr>
+        <w:t xml:space="preserve">Zimmer, M. (2010). "But the data is already public": On the ethics of research in Facebook and social computing. </w:t>
+      </w:r>
+      <w:r>
+        <w:rPr>
+          <w:rFonts w:ascii="Times New Roman" w:hAnsi="Times New Roman"/>
+          <w:b w:val="0"/>
+          <w:i/>
+          <w:sz w:val="22"/>
+        </w:rPr>
+        <w:t>Ethics and Information Technology</w:t>
+      </w:r>
+      <w:r>
+        <w:rPr>
+          <w:rFonts w:ascii="Times New Roman" w:hAnsi="Times New Roman"/>
+          <w:b w:val="0"/>
+          <w:i w:val="0"/>
+          <w:sz w:val="22"/>
+        </w:rPr>
+        <w:t xml:space="preserve">, </w:t>
+      </w:r>
+      <w:r>
+        <w:rPr>
+          <w:rFonts w:ascii="Times New Roman" w:hAnsi="Times New Roman"/>
+          <w:b w:val="0"/>
+          <w:i/>
+          <w:sz w:val="22"/>
+        </w:rPr>
+        <w:t>12</w:t>
+      </w:r>
+      <w:r>
+        <w:rPr>
+          <w:rFonts w:ascii="Times New Roman" w:hAnsi="Times New Roman"/>
+          <w:b w:val="0"/>
+          <w:i w:val="0"/>
+          <w:sz w:val="22"/>
+        </w:rPr>
+        <w:t>(4), 313–325. https://doi.org/10.1007/s10676-010-9227-5</w:t>
       </w:r>
     </w:p>
     <w:p>

--- a/manuscript/ICS_TAYLOR_FRANCIS_MBG_COMMUNICATION_2026.docx
+++ b/manuscript/ICS_TAYLOR_FRANCIS_MBG_COMMUNICATION_2026.docx
@@ -11206,6 +11206,1041 @@
     </w:p>
     <w:p>
       <w:pPr>
+        <w:spacing w:line="480" w:lineRule="auto" w:before="240" w:after="60"/>
+        <w:ind w:firstLine="0"/>
+        <w:jc w:val="left"/>
+      </w:pPr>
+      <w:r>
+        <w:rPr>
+          <w:rFonts w:ascii="Times New Roman" w:hAnsi="Times New Roman"/>
+          <w:b/>
+          <w:i w:val="0"/>
+          <w:sz w:val="25"/>
+        </w:rPr>
+        <w:t>4.6 Astroturfing Audit &amp; Coordinated Inauthentic Behavior (CIB) Forensic Analysis</w:t>
+      </w:r>
+    </w:p>
+    <w:p>
+      <w:pPr>
+        <w:spacing w:line="480" w:lineRule="auto" w:before="0" w:after="0"/>
+        <w:ind w:firstLine="720"/>
+      </w:pPr>
+      <w:r>
+        <w:rPr>
+          <w:rFonts w:ascii="Times New Roman" w:hAnsi="Times New Roman"/>
+          <w:b w:val="0"/>
+          <w:i w:val="0"/>
+          <w:sz w:val="24"/>
+        </w:rPr>
+        <w:t>To verify whether the pervasive affective dissent was artificially engineered by political bots or opposition cyber-troops, we executed a forensic audit evaluating five empirical pillars established in CIB literature (Table 7).</w:t>
+      </w:r>
+    </w:p>
+    <w:p>
+      <w:pPr>
+        <w:spacing w:before="240" w:after="60" w:line="288" w:lineRule="auto"/>
+        <w:jc w:val="left"/>
+      </w:pPr>
+      <w:r>
+        <w:rPr>
+          <w:rFonts w:ascii="Times New Roman" w:hAnsi="Times New Roman"/>
+          <w:b/>
+          <w:i w:val="0"/>
+          <w:sz w:val="22"/>
+        </w:rPr>
+        <w:t>Table 7: Empirical Forensic Audit of Grassroots Authenticity vs. Coordinated Inauthentic Behavior (CIB)</w:t>
+      </w:r>
+    </w:p>
+    <w:tbl>
+      <w:tblPr>
+        <w:tblW w:type="auto" w:w="0"/>
+        <w:jc w:val="center"/>
+        <w:tblLook w:firstColumn="1" w:firstRow="1" w:lastColumn="0" w:lastRow="0" w:noHBand="0" w:noVBand="1" w:val="04A0"/>
+        <w:tblBorders>
+          <w:top w:val="single" w:sz="10" w:space="0" w:color="000000"/>
+          <w:bottom w:val="single" w:sz="10" w:space="0" w:color="000000"/>
+          <w:left w:val="none"/>
+          <w:right w:val="none"/>
+          <w:insideH w:val="none"/>
+          <w:insideV w:val="none"/>
+        </w:tblBorders>
+      </w:tblPr>
+      <w:tblGrid>
+        <w:gridCol w:w="1872"/>
+        <w:gridCol w:w="1872"/>
+        <w:gridCol w:w="1872"/>
+        <w:gridCol w:w="1872"/>
+        <w:gridCol w:w="1872"/>
+      </w:tblGrid>
+      <w:tr>
+        <w:tc>
+          <w:tcPr>
+            <w:tcW w:type="dxa" w:w="1872"/>
+            <w:shd w:fill="F1F5F9"/>
+            <w:tcMar>
+              <w:top w:w="60" w:type="dxa"/>
+              <w:bottom w:w="60" w:type="dxa"/>
+              <w:left w:w="90" w:type="dxa"/>
+              <w:right w:w="90" w:type="dxa"/>
+            </w:tcMar>
+            <w:tcBorders>
+              <w:bottom w:val="single" w:sz="8" w:space="0" w:color="000000"/>
+            </w:tcBorders>
+          </w:tcPr>
+          <w:p>
+            <w:pPr>
+              <w:spacing w:before="40" w:after="40" w:line="252" w:lineRule="auto"/>
+            </w:pPr>
+            <w:r/>
+            <w:r>
+              <w:rPr>
+                <w:rFonts w:ascii="Times New Roman" w:hAnsi="Times New Roman"/>
+                <w:b/>
+                <w:i w:val="0"/>
+                <w:sz w:val="19"/>
+              </w:rPr>
+              <w:t>Forensic Pillar</w:t>
+            </w:r>
+          </w:p>
+        </w:tc>
+        <w:tc>
+          <w:tcPr>
+            <w:tcW w:type="dxa" w:w="1872"/>
+            <w:shd w:fill="F1F5F9"/>
+            <w:tcMar>
+              <w:top w:w="60" w:type="dxa"/>
+              <w:bottom w:w="60" w:type="dxa"/>
+              <w:left w:w="90" w:type="dxa"/>
+              <w:right w:w="90" w:type="dxa"/>
+            </w:tcMar>
+            <w:tcBorders>
+              <w:bottom w:val="single" w:sz="8" w:space="0" w:color="000000"/>
+            </w:tcBorders>
+          </w:tcPr>
+          <w:p>
+            <w:pPr>
+              <w:spacing w:before="40" w:after="40" w:line="252" w:lineRule="auto"/>
+            </w:pPr>
+            <w:r/>
+            <w:r>
+              <w:rPr>
+                <w:rFonts w:ascii="Times New Roman" w:hAnsi="Times New Roman"/>
+                <w:b/>
+                <w:i w:val="0"/>
+                <w:sz w:val="19"/>
+              </w:rPr>
+              <w:t>Observed Metric</w:t>
+            </w:r>
+          </w:p>
+        </w:tc>
+        <w:tc>
+          <w:tcPr>
+            <w:tcW w:type="dxa" w:w="1872"/>
+            <w:shd w:fill="F1F5F9"/>
+            <w:tcMar>
+              <w:top w:w="60" w:type="dxa"/>
+              <w:bottom w:w="60" w:type="dxa"/>
+              <w:left w:w="90" w:type="dxa"/>
+              <w:right w:w="90" w:type="dxa"/>
+            </w:tcMar>
+            <w:tcBorders>
+              <w:bottom w:val="single" w:sz="8" w:space="0" w:color="000000"/>
+            </w:tcBorders>
+          </w:tcPr>
+          <w:p>
+            <w:pPr>
+              <w:spacing w:before="40" w:after="40" w:line="252" w:lineRule="auto"/>
+            </w:pPr>
+            <w:r/>
+            <w:r>
+              <w:rPr>
+                <w:rFonts w:ascii="Times New Roman" w:hAnsi="Times New Roman"/>
+                <w:b/>
+                <w:i w:val="0"/>
+                <w:sz w:val="19"/>
+              </w:rPr>
+              <w:t>Expected Botnet / Astroturfing Signature</w:t>
+            </w:r>
+          </w:p>
+        </w:tc>
+        <w:tc>
+          <w:tcPr>
+            <w:tcW w:type="dxa" w:w="1872"/>
+            <w:shd w:fill="F1F5F9"/>
+            <w:tcMar>
+              <w:top w:w="60" w:type="dxa"/>
+              <w:bottom w:w="60" w:type="dxa"/>
+              <w:left w:w="90" w:type="dxa"/>
+              <w:right w:w="90" w:type="dxa"/>
+            </w:tcMar>
+            <w:tcBorders>
+              <w:bottom w:val="single" w:sz="8" w:space="0" w:color="000000"/>
+            </w:tcBorders>
+          </w:tcPr>
+          <w:p>
+            <w:pPr>
+              <w:spacing w:before="40" w:after="40" w:line="252" w:lineRule="auto"/>
+            </w:pPr>
+            <w:r/>
+            <w:r>
+              <w:rPr>
+                <w:rFonts w:ascii="Times New Roman" w:hAnsi="Times New Roman"/>
+                <w:b/>
+                <w:i w:val="0"/>
+                <w:sz w:val="19"/>
+              </w:rPr>
+              <w:t>Methodological Reference</w:t>
+            </w:r>
+          </w:p>
+        </w:tc>
+        <w:tc>
+          <w:tcPr>
+            <w:tcW w:type="dxa" w:w="1872"/>
+            <w:shd w:fill="F1F5F9"/>
+            <w:tcMar>
+              <w:top w:w="60" w:type="dxa"/>
+              <w:bottom w:w="60" w:type="dxa"/>
+              <w:left w:w="90" w:type="dxa"/>
+              <w:right w:w="90" w:type="dxa"/>
+            </w:tcMar>
+            <w:tcBorders>
+              <w:bottom w:val="single" w:sz="8" w:space="0" w:color="000000"/>
+            </w:tcBorders>
+          </w:tcPr>
+          <w:p>
+            <w:pPr>
+              <w:spacing w:before="40" w:after="40" w:line="252" w:lineRule="auto"/>
+            </w:pPr>
+            <w:r/>
+            <w:r>
+              <w:rPr>
+                <w:rFonts w:ascii="Times New Roman" w:hAnsi="Times New Roman"/>
+                <w:b/>
+                <w:i w:val="0"/>
+                <w:sz w:val="19"/>
+              </w:rPr>
+              <w:t>Forensic Verdict</w:t>
+            </w:r>
+          </w:p>
+        </w:tc>
+      </w:tr>
+      <w:tr>
+        <w:tc>
+          <w:tcPr>
+            <w:tcW w:type="dxa" w:w="1872"/>
+            <w:tcMar>
+              <w:top w:w="60" w:type="dxa"/>
+              <w:bottom w:w="60" w:type="dxa"/>
+              <w:left w:w="90" w:type="dxa"/>
+              <w:right w:w="90" w:type="dxa"/>
+            </w:tcMar>
+          </w:tcPr>
+          <w:p>
+            <w:pPr>
+              <w:spacing w:before="40" w:after="40" w:line="252" w:lineRule="auto"/>
+            </w:pPr>
+            <w:r/>
+            <w:r>
+              <w:rPr>
+                <w:rFonts w:ascii="Times New Roman" w:hAnsi="Times New Roman"/>
+                <w:b/>
+                <w:i w:val="0"/>
+                <w:sz w:val="18"/>
+              </w:rPr>
+              <w:t>1. Verbatim Copypasta Rate</w:t>
+            </w:r>
+          </w:p>
+        </w:tc>
+        <w:tc>
+          <w:tcPr>
+            <w:tcW w:type="dxa" w:w="1872"/>
+            <w:tcMar>
+              <w:top w:w="60" w:type="dxa"/>
+              <w:bottom w:w="60" w:type="dxa"/>
+              <w:left w:w="90" w:type="dxa"/>
+              <w:right w:w="90" w:type="dxa"/>
+            </w:tcMar>
+          </w:tcPr>
+          <w:p>
+            <w:pPr>
+              <w:spacing w:before="40" w:after="40" w:line="252" w:lineRule="auto"/>
+            </w:pPr>
+            <w:r/>
+            <w:r>
+              <w:rPr>
+                <w:rFonts w:ascii="Times New Roman" w:hAnsi="Times New Roman"/>
+                <w:b/>
+                <w:i w:val="0"/>
+                <w:sz w:val="18"/>
+              </w:rPr>
+              <w:t>0.00% duplicates</w:t>
+            </w:r>
+            <w:r>
+              <w:rPr>
+                <w:rFonts w:ascii="Times New Roman" w:hAnsi="Times New Roman"/>
+                <w:b w:val="0"/>
+                <w:i w:val="0"/>
+                <w:sz w:val="18"/>
+              </w:rPr>
+              <w:t xml:space="preserve"> (0/9,310; TTR: 0.1642)</w:t>
+            </w:r>
+          </w:p>
+        </w:tc>
+        <w:tc>
+          <w:tcPr>
+            <w:tcW w:type="dxa" w:w="1872"/>
+            <w:tcMar>
+              <w:top w:w="60" w:type="dxa"/>
+              <w:bottom w:w="60" w:type="dxa"/>
+              <w:left w:w="90" w:type="dxa"/>
+              <w:right w:w="90" w:type="dxa"/>
+            </w:tcMar>
+          </w:tcPr>
+          <w:p>
+            <w:pPr>
+              <w:spacing w:before="40" w:after="40" w:line="252" w:lineRule="auto"/>
+            </w:pPr>
+            <w:r/>
+            <w:r>
+              <w:rPr>
+                <w:rFonts w:ascii="Times New Roman" w:hAnsi="Times New Roman"/>
+                <w:b w:val="0"/>
+                <w:i w:val="0"/>
+                <w:sz w:val="18"/>
+              </w:rPr>
+              <w:t>High duplicate text (&gt;15%), low lexical diversity</w:t>
+            </w:r>
+          </w:p>
+        </w:tc>
+        <w:tc>
+          <w:tcPr>
+            <w:tcW w:type="dxa" w:w="1872"/>
+            <w:tcMar>
+              <w:top w:w="60" w:type="dxa"/>
+              <w:bottom w:w="60" w:type="dxa"/>
+              <w:left w:w="90" w:type="dxa"/>
+              <w:right w:w="90" w:type="dxa"/>
+            </w:tcMar>
+          </w:tcPr>
+          <w:p>
+            <w:pPr>
+              <w:spacing w:before="40" w:after="40" w:line="252" w:lineRule="auto"/>
+            </w:pPr>
+            <w:r/>
+            <w:r>
+              <w:rPr>
+                <w:rFonts w:ascii="Times New Roman" w:hAnsi="Times New Roman"/>
+                <w:b w:val="0"/>
+                <w:i w:val="0"/>
+                <w:sz w:val="18"/>
+              </w:rPr>
+              <w:t>Ferrara et al. (2016)</w:t>
+            </w:r>
+          </w:p>
+        </w:tc>
+        <w:tc>
+          <w:tcPr>
+            <w:tcW w:type="dxa" w:w="1872"/>
+            <w:tcMar>
+              <w:top w:w="60" w:type="dxa"/>
+              <w:bottom w:w="60" w:type="dxa"/>
+              <w:left w:w="90" w:type="dxa"/>
+              <w:right w:w="90" w:type="dxa"/>
+            </w:tcMar>
+          </w:tcPr>
+          <w:p>
+            <w:pPr>
+              <w:spacing w:before="40" w:after="40" w:line="252" w:lineRule="auto"/>
+            </w:pPr>
+            <w:r/>
+            <w:r>
+              <w:rPr>
+                <w:rFonts w:ascii="Times New Roman" w:hAnsi="Times New Roman"/>
+                <w:b w:val="0"/>
+                <w:i w:val="0"/>
+                <w:sz w:val="18"/>
+              </w:rPr>
+              <w:t xml:space="preserve">✅ </w:t>
+            </w:r>
+            <w:r>
+              <w:rPr>
+                <w:rFonts w:ascii="Times New Roman" w:hAnsi="Times New Roman"/>
+                <w:b/>
+                <w:i w:val="0"/>
+                <w:sz w:val="18"/>
+              </w:rPr>
+              <w:t>PASSED</w:t>
+            </w:r>
+            <w:r>
+              <w:rPr>
+                <w:rFonts w:ascii="Times New Roman" w:hAnsi="Times New Roman"/>
+                <w:b w:val="0"/>
+                <w:i w:val="0"/>
+                <w:sz w:val="18"/>
+              </w:rPr>
+              <w:t xml:space="preserve"> (Organic Lexicon)</w:t>
+            </w:r>
+          </w:p>
+        </w:tc>
+      </w:tr>
+      <w:tr>
+        <w:tc>
+          <w:tcPr>
+            <w:tcW w:type="dxa" w:w="1872"/>
+            <w:tcMar>
+              <w:top w:w="60" w:type="dxa"/>
+              <w:bottom w:w="60" w:type="dxa"/>
+              <w:left w:w="90" w:type="dxa"/>
+              <w:right w:w="90" w:type="dxa"/>
+            </w:tcMar>
+          </w:tcPr>
+          <w:p>
+            <w:pPr>
+              <w:spacing w:before="40" w:after="40" w:line="252" w:lineRule="auto"/>
+            </w:pPr>
+            <w:r/>
+            <w:r>
+              <w:rPr>
+                <w:rFonts w:ascii="Times New Roman" w:hAnsi="Times New Roman"/>
+                <w:b/>
+                <w:i w:val="0"/>
+                <w:sz w:val="18"/>
+              </w:rPr>
+              <w:t>2. Participation Long-Tail</w:t>
+            </w:r>
+          </w:p>
+        </w:tc>
+        <w:tc>
+          <w:tcPr>
+            <w:tcW w:type="dxa" w:w="1872"/>
+            <w:tcMar>
+              <w:top w:w="60" w:type="dxa"/>
+              <w:bottom w:w="60" w:type="dxa"/>
+              <w:left w:w="90" w:type="dxa"/>
+              <w:right w:w="90" w:type="dxa"/>
+            </w:tcMar>
+          </w:tcPr>
+          <w:p>
+            <w:pPr>
+              <w:spacing w:before="40" w:after="40" w:line="252" w:lineRule="auto"/>
+            </w:pPr>
+            <w:r/>
+            <w:r>
+              <w:rPr>
+                <w:rFonts w:ascii="Times New Roman" w:hAnsi="Times New Roman"/>
+                <w:b/>
+                <w:i w:val="0"/>
+                <w:sz w:val="18"/>
+              </w:rPr>
+              <w:t>87.70% single-post users</w:t>
+            </w:r>
+            <w:r>
+              <w:rPr>
+                <w:rFonts w:ascii="Times New Roman" w:hAnsi="Times New Roman"/>
+                <w:b w:val="0"/>
+                <w:i w:val="0"/>
+                <w:sz w:val="18"/>
+              </w:rPr>
+              <w:t xml:space="preserve"> (Median: 1.0)</w:t>
+            </w:r>
+          </w:p>
+        </w:tc>
+        <w:tc>
+          <w:tcPr>
+            <w:tcW w:type="dxa" w:w="1872"/>
+            <w:tcMar>
+              <w:top w:w="60" w:type="dxa"/>
+              <w:bottom w:w="60" w:type="dxa"/>
+              <w:left w:w="90" w:type="dxa"/>
+              <w:right w:w="90" w:type="dxa"/>
+            </w:tcMar>
+          </w:tcPr>
+          <w:p>
+            <w:pPr>
+              <w:spacing w:before="40" w:after="40" w:line="252" w:lineRule="auto"/>
+            </w:pPr>
+            <w:r/>
+            <w:r>
+              <w:rPr>
+                <w:rFonts w:ascii="Times New Roman" w:hAnsi="Times New Roman"/>
+                <w:b w:val="0"/>
+                <w:i w:val="0"/>
+                <w:sz w:val="18"/>
+              </w:rPr>
+              <w:t>High Gini coefficient, centralized puppet accounts</w:t>
+            </w:r>
+          </w:p>
+        </w:tc>
+        <w:tc>
+          <w:tcPr>
+            <w:tcW w:type="dxa" w:w="1872"/>
+            <w:tcMar>
+              <w:top w:w="60" w:type="dxa"/>
+              <w:bottom w:w="60" w:type="dxa"/>
+              <w:left w:w="90" w:type="dxa"/>
+              <w:right w:w="90" w:type="dxa"/>
+            </w:tcMar>
+          </w:tcPr>
+          <w:p>
+            <w:pPr>
+              <w:spacing w:before="40" w:after="40" w:line="252" w:lineRule="auto"/>
+            </w:pPr>
+            <w:r/>
+            <w:r>
+              <w:rPr>
+                <w:rFonts w:ascii="Times New Roman" w:hAnsi="Times New Roman"/>
+                <w:b w:val="0"/>
+                <w:i w:val="0"/>
+                <w:sz w:val="18"/>
+              </w:rPr>
+              <w:t>Cresci et al. (2017)</w:t>
+            </w:r>
+          </w:p>
+        </w:tc>
+        <w:tc>
+          <w:tcPr>
+            <w:tcW w:type="dxa" w:w="1872"/>
+            <w:tcMar>
+              <w:top w:w="60" w:type="dxa"/>
+              <w:bottom w:w="60" w:type="dxa"/>
+              <w:left w:w="90" w:type="dxa"/>
+              <w:right w:w="90" w:type="dxa"/>
+            </w:tcMar>
+          </w:tcPr>
+          <w:p>
+            <w:pPr>
+              <w:spacing w:before="40" w:after="40" w:line="252" w:lineRule="auto"/>
+            </w:pPr>
+            <w:r/>
+            <w:r>
+              <w:rPr>
+                <w:rFonts w:ascii="Times New Roman" w:hAnsi="Times New Roman"/>
+                <w:b w:val="0"/>
+                <w:i w:val="0"/>
+                <w:sz w:val="18"/>
+              </w:rPr>
+              <w:t xml:space="preserve">✅ </w:t>
+            </w:r>
+            <w:r>
+              <w:rPr>
+                <w:rFonts w:ascii="Times New Roman" w:hAnsi="Times New Roman"/>
+                <w:b/>
+                <w:i w:val="0"/>
+                <w:sz w:val="18"/>
+              </w:rPr>
+              <w:t>PASSED</w:t>
+            </w:r>
+            <w:r>
+              <w:rPr>
+                <w:rFonts w:ascii="Times New Roman" w:hAnsi="Times New Roman"/>
+                <w:b w:val="0"/>
+                <w:i w:val="0"/>
+                <w:sz w:val="18"/>
+              </w:rPr>
+              <w:t xml:space="preserve"> (Grassroots Tail)</w:t>
+            </w:r>
+          </w:p>
+        </w:tc>
+      </w:tr>
+      <w:tr>
+        <w:tc>
+          <w:tcPr>
+            <w:tcW w:type="dxa" w:w="1872"/>
+            <w:tcMar>
+              <w:top w:w="60" w:type="dxa"/>
+              <w:bottom w:w="60" w:type="dxa"/>
+              <w:left w:w="90" w:type="dxa"/>
+              <w:right w:w="90" w:type="dxa"/>
+            </w:tcMar>
+          </w:tcPr>
+          <w:p>
+            <w:pPr>
+              <w:spacing w:before="40" w:after="40" w:line="252" w:lineRule="auto"/>
+            </w:pPr>
+            <w:r/>
+            <w:r>
+              <w:rPr>
+                <w:rFonts w:ascii="Times New Roman" w:hAnsi="Times New Roman"/>
+                <w:b/>
+                <w:i w:val="0"/>
+                <w:sz w:val="18"/>
+              </w:rPr>
+              <w:t>3. Circadian Sleep-Wake Cycle</w:t>
+            </w:r>
+          </w:p>
+        </w:tc>
+        <w:tc>
+          <w:tcPr>
+            <w:tcW w:type="dxa" w:w="1872"/>
+            <w:tcMar>
+              <w:top w:w="60" w:type="dxa"/>
+              <w:bottom w:w="60" w:type="dxa"/>
+              <w:left w:w="90" w:type="dxa"/>
+              <w:right w:w="90" w:type="dxa"/>
+            </w:tcMar>
+          </w:tcPr>
+          <w:p>
+            <w:pPr>
+              <w:spacing w:before="40" w:after="40" w:line="252" w:lineRule="auto"/>
+            </w:pPr>
+            <w:r/>
+            <w:r>
+              <w:rPr>
+                <w:rFonts w:ascii="Times New Roman" w:hAnsi="Times New Roman"/>
+                <w:b/>
+                <w:i w:val="0"/>
+                <w:sz w:val="18"/>
+              </w:rPr>
+              <w:t>48.67% day vs. 8.58% night</w:t>
+            </w:r>
+            <w:r>
+              <w:rPr>
+                <w:rFonts w:ascii="Times New Roman" w:hAnsi="Times New Roman"/>
+                <w:b w:val="0"/>
+                <w:i w:val="0"/>
+                <w:sz w:val="18"/>
+              </w:rPr>
+              <w:t xml:space="preserve"> (5.67× ratio)</w:t>
+            </w:r>
+          </w:p>
+        </w:tc>
+        <w:tc>
+          <w:tcPr>
+            <w:tcW w:type="dxa" w:w="1872"/>
+            <w:tcMar>
+              <w:top w:w="60" w:type="dxa"/>
+              <w:bottom w:w="60" w:type="dxa"/>
+              <w:left w:w="90" w:type="dxa"/>
+              <w:right w:w="90" w:type="dxa"/>
+            </w:tcMar>
+          </w:tcPr>
+          <w:p>
+            <w:pPr>
+              <w:spacing w:before="40" w:after="40" w:line="252" w:lineRule="auto"/>
+            </w:pPr>
+            <w:r/>
+            <w:r>
+              <w:rPr>
+                <w:rFonts w:ascii="Times New Roman" w:hAnsi="Times New Roman"/>
+                <w:b w:val="0"/>
+                <w:i w:val="0"/>
+                <w:sz w:val="18"/>
+              </w:rPr>
+              <w:t>Flat 24/7 mechanical posting during sleep hours</w:t>
+            </w:r>
+          </w:p>
+        </w:tc>
+        <w:tc>
+          <w:tcPr>
+            <w:tcW w:type="dxa" w:w="1872"/>
+            <w:tcMar>
+              <w:top w:w="60" w:type="dxa"/>
+              <w:bottom w:w="60" w:type="dxa"/>
+              <w:left w:w="90" w:type="dxa"/>
+              <w:right w:w="90" w:type="dxa"/>
+            </w:tcMar>
+          </w:tcPr>
+          <w:p>
+            <w:pPr>
+              <w:spacing w:before="40" w:after="40" w:line="252" w:lineRule="auto"/>
+            </w:pPr>
+            <w:r/>
+            <w:r>
+              <w:rPr>
+                <w:rFonts w:ascii="Times New Roman" w:hAnsi="Times New Roman"/>
+                <w:b w:val="0"/>
+                <w:i w:val="0"/>
+                <w:sz w:val="18"/>
+              </w:rPr>
+              <w:t>Keller et al. (2020)</w:t>
+            </w:r>
+          </w:p>
+        </w:tc>
+        <w:tc>
+          <w:tcPr>
+            <w:tcW w:type="dxa" w:w="1872"/>
+            <w:tcMar>
+              <w:top w:w="60" w:type="dxa"/>
+              <w:bottom w:w="60" w:type="dxa"/>
+              <w:left w:w="90" w:type="dxa"/>
+              <w:right w:w="90" w:type="dxa"/>
+            </w:tcMar>
+          </w:tcPr>
+          <w:p>
+            <w:pPr>
+              <w:spacing w:before="40" w:after="40" w:line="252" w:lineRule="auto"/>
+            </w:pPr>
+            <w:r/>
+            <w:r>
+              <w:rPr>
+                <w:rFonts w:ascii="Times New Roman" w:hAnsi="Times New Roman"/>
+                <w:b w:val="0"/>
+                <w:i w:val="0"/>
+                <w:sz w:val="18"/>
+              </w:rPr>
+              <w:t xml:space="preserve">✅ </w:t>
+            </w:r>
+            <w:r>
+              <w:rPr>
+                <w:rFonts w:ascii="Times New Roman" w:hAnsi="Times New Roman"/>
+                <w:b/>
+                <w:i w:val="0"/>
+                <w:sz w:val="18"/>
+              </w:rPr>
+              <w:t>PASSED</w:t>
+            </w:r>
+            <w:r>
+              <w:rPr>
+                <w:rFonts w:ascii="Times New Roman" w:hAnsi="Times New Roman"/>
+                <w:b w:val="0"/>
+                <w:i w:val="0"/>
+                <w:sz w:val="18"/>
+              </w:rPr>
+              <w:t xml:space="preserve"> (Human Diurnal Rhythm)</w:t>
+            </w:r>
+          </w:p>
+        </w:tc>
+      </w:tr>
+      <w:tr>
+        <w:tc>
+          <w:tcPr>
+            <w:tcW w:type="dxa" w:w="1872"/>
+            <w:tcMar>
+              <w:top w:w="60" w:type="dxa"/>
+              <w:bottom w:w="60" w:type="dxa"/>
+              <w:left w:w="90" w:type="dxa"/>
+              <w:right w:w="90" w:type="dxa"/>
+            </w:tcMar>
+          </w:tcPr>
+          <w:p>
+            <w:pPr>
+              <w:spacing w:before="40" w:after="40" w:line="252" w:lineRule="auto"/>
+            </w:pPr>
+            <w:r/>
+            <w:r>
+              <w:rPr>
+                <w:rFonts w:ascii="Times New Roman" w:hAnsi="Times New Roman"/>
+                <w:b/>
+                <w:i w:val="0"/>
+                <w:sz w:val="18"/>
+              </w:rPr>
+              <w:t>4. Network Reciprocity</w:t>
+            </w:r>
+          </w:p>
+        </w:tc>
+        <w:tc>
+          <w:tcPr>
+            <w:tcW w:type="dxa" w:w="1872"/>
+            <w:tcMar>
+              <w:top w:w="60" w:type="dxa"/>
+              <w:bottom w:w="60" w:type="dxa"/>
+              <w:left w:w="90" w:type="dxa"/>
+              <w:right w:w="90" w:type="dxa"/>
+            </w:tcMar>
+          </w:tcPr>
+          <w:p>
+            <w:pPr>
+              <w:spacing w:before="40" w:after="40" w:line="252" w:lineRule="auto"/>
+            </w:pPr>
+            <w:r/>
+            <w:r>
+              <w:rPr>
+                <w:rFonts w:ascii="Times New Roman" w:hAnsi="Times New Roman"/>
+                <w:b/>
+                <w:i w:val="0"/>
+                <w:sz w:val="18"/>
+              </w:rPr>
+              <w:t>$r = 1.21\%$</w:t>
+            </w:r>
+            <w:r>
+              <w:rPr>
+                <w:rFonts w:ascii="Times New Roman" w:hAnsi="Times New Roman"/>
+                <w:b w:val="0"/>
+                <w:i w:val="0"/>
+                <w:sz w:val="18"/>
+              </w:rPr>
+              <w:t>, Density $\rho = 0.000707$, $Q = 0.9837$</w:t>
+            </w:r>
+          </w:p>
+        </w:tc>
+        <w:tc>
+          <w:tcPr>
+            <w:tcW w:type="dxa" w:w="1872"/>
+            <w:tcMar>
+              <w:top w:w="60" w:type="dxa"/>
+              <w:bottom w:w="60" w:type="dxa"/>
+              <w:left w:w="90" w:type="dxa"/>
+              <w:right w:w="90" w:type="dxa"/>
+            </w:tcMar>
+          </w:tcPr>
+          <w:p>
+            <w:pPr>
+              <w:spacing w:before="40" w:after="40" w:line="252" w:lineRule="auto"/>
+            </w:pPr>
+            <w:r/>
+            <w:r>
+              <w:rPr>
+                <w:rFonts w:ascii="Times New Roman" w:hAnsi="Times New Roman"/>
+                <w:b w:val="0"/>
+                <w:i w:val="0"/>
+                <w:sz w:val="18"/>
+              </w:rPr>
+              <w:t>Dense reciprocal retweet amplification rings ($r &gt; 20\%$)</w:t>
+            </w:r>
+          </w:p>
+        </w:tc>
+        <w:tc>
+          <w:tcPr>
+            <w:tcW w:type="dxa" w:w="1872"/>
+            <w:tcMar>
+              <w:top w:w="60" w:type="dxa"/>
+              <w:bottom w:w="60" w:type="dxa"/>
+              <w:left w:w="90" w:type="dxa"/>
+              <w:right w:w="90" w:type="dxa"/>
+            </w:tcMar>
+          </w:tcPr>
+          <w:p>
+            <w:pPr>
+              <w:spacing w:before="40" w:after="40" w:line="252" w:lineRule="auto"/>
+            </w:pPr>
+            <w:r/>
+            <w:r>
+              <w:rPr>
+                <w:rFonts w:ascii="Times New Roman" w:hAnsi="Times New Roman"/>
+                <w:b w:val="0"/>
+                <w:i w:val="0"/>
+                <w:sz w:val="18"/>
+              </w:rPr>
+              <w:t>Giglietto et al. (2020)</w:t>
+            </w:r>
+          </w:p>
+        </w:tc>
+        <w:tc>
+          <w:tcPr>
+            <w:tcW w:type="dxa" w:w="1872"/>
+            <w:tcMar>
+              <w:top w:w="60" w:type="dxa"/>
+              <w:bottom w:w="60" w:type="dxa"/>
+              <w:left w:w="90" w:type="dxa"/>
+              <w:right w:w="90" w:type="dxa"/>
+            </w:tcMar>
+          </w:tcPr>
+          <w:p>
+            <w:pPr>
+              <w:spacing w:before="40" w:after="40" w:line="252" w:lineRule="auto"/>
+            </w:pPr>
+            <w:r/>
+            <w:r>
+              <w:rPr>
+                <w:rFonts w:ascii="Times New Roman" w:hAnsi="Times New Roman"/>
+                <w:b w:val="0"/>
+                <w:i w:val="0"/>
+                <w:sz w:val="18"/>
+              </w:rPr>
+              <w:t xml:space="preserve">✅ </w:t>
+            </w:r>
+            <w:r>
+              <w:rPr>
+                <w:rFonts w:ascii="Times New Roman" w:hAnsi="Times New Roman"/>
+                <w:b/>
+                <w:i w:val="0"/>
+                <w:sz w:val="18"/>
+              </w:rPr>
+              <w:t>PASSED</w:t>
+            </w:r>
+            <w:r>
+              <w:rPr>
+                <w:rFonts w:ascii="Times New Roman" w:hAnsi="Times New Roman"/>
+                <w:b w:val="0"/>
+                <w:i w:val="0"/>
+                <w:sz w:val="18"/>
+              </w:rPr>
+              <w:t xml:space="preserve"> (Sparse Decentralization)</w:t>
+            </w:r>
+          </w:p>
+        </w:tc>
+      </w:tr>
+      <w:tr>
+        <w:tc>
+          <w:tcPr>
+            <w:tcW w:type="dxa" w:w="1872"/>
+            <w:tcMar>
+              <w:top w:w="60" w:type="dxa"/>
+              <w:bottom w:w="60" w:type="dxa"/>
+              <w:left w:w="90" w:type="dxa"/>
+              <w:right w:w="90" w:type="dxa"/>
+            </w:tcMar>
+          </w:tcPr>
+          <w:p>
+            <w:pPr>
+              <w:spacing w:before="40" w:after="40" w:line="252" w:lineRule="auto"/>
+            </w:pPr>
+            <w:r/>
+            <w:r>
+              <w:rPr>
+                <w:rFonts w:ascii="Times New Roman" w:hAnsi="Times New Roman"/>
+                <w:b/>
+                <w:i w:val="0"/>
+                <w:sz w:val="18"/>
+              </w:rPr>
+              <w:t>5. Machine Agent Profiling</w:t>
+            </w:r>
+          </w:p>
+        </w:tc>
+        <w:tc>
+          <w:tcPr>
+            <w:tcW w:type="dxa" w:w="1872"/>
+            <w:tcMar>
+              <w:top w:w="60" w:type="dxa"/>
+              <w:bottom w:w="60" w:type="dxa"/>
+              <w:left w:w="90" w:type="dxa"/>
+              <w:right w:w="90" w:type="dxa"/>
+            </w:tcMar>
+          </w:tcPr>
+          <w:p>
+            <w:pPr>
+              <w:spacing w:before="40" w:after="40" w:line="252" w:lineRule="auto"/>
+            </w:pPr>
+            <w:r/>
+            <w:r>
+              <w:rPr>
+                <w:rFonts w:ascii="Times New Roman" w:hAnsi="Times New Roman"/>
+                <w:b/>
+                <w:i w:val="0"/>
+                <w:sz w:val="18"/>
+              </w:rPr>
+              <w:t>@grok as sole AI entity</w:t>
+            </w:r>
+            <w:r>
+              <w:rPr>
+                <w:rFonts w:ascii="Times New Roman" w:hAnsi="Times New Roman"/>
+                <w:b w:val="0"/>
+                <w:i w:val="0"/>
+                <w:sz w:val="18"/>
+              </w:rPr>
+              <w:t xml:space="preserve"> ($0.60\%$ volume)</w:t>
+            </w:r>
+          </w:p>
+        </w:tc>
+        <w:tc>
+          <w:tcPr>
+            <w:tcW w:type="dxa" w:w="1872"/>
+            <w:tcMar>
+              <w:top w:w="60" w:type="dxa"/>
+              <w:bottom w:w="60" w:type="dxa"/>
+              <w:left w:w="90" w:type="dxa"/>
+              <w:right w:w="90" w:type="dxa"/>
+            </w:tcMar>
+          </w:tcPr>
+          <w:p>
+            <w:pPr>
+              <w:spacing w:before="40" w:after="40" w:line="252" w:lineRule="auto"/>
+            </w:pPr>
+            <w:r/>
+            <w:r>
+              <w:rPr>
+                <w:rFonts w:ascii="Times New Roman" w:hAnsi="Times New Roman"/>
+                <w:b w:val="0"/>
+                <w:i w:val="0"/>
+                <w:sz w:val="18"/>
+              </w:rPr>
+              <w:t>Covert synthetic sockpuppet rings disguised as citizens</w:t>
+            </w:r>
+          </w:p>
+        </w:tc>
+        <w:tc>
+          <w:tcPr>
+            <w:tcW w:type="dxa" w:w="1872"/>
+            <w:tcMar>
+              <w:top w:w="60" w:type="dxa"/>
+              <w:bottom w:w="60" w:type="dxa"/>
+              <w:left w:w="90" w:type="dxa"/>
+              <w:right w:w="90" w:type="dxa"/>
+            </w:tcMar>
+          </w:tcPr>
+          <w:p>
+            <w:pPr>
+              <w:spacing w:before="40" w:after="40" w:line="252" w:lineRule="auto"/>
+            </w:pPr>
+            <w:r/>
+            <w:r>
+              <w:rPr>
+                <w:rFonts w:ascii="Times New Roman" w:hAnsi="Times New Roman"/>
+                <w:b w:val="0"/>
+                <w:i w:val="0"/>
+                <w:sz w:val="18"/>
+              </w:rPr>
+              <w:t>Cresci et al. (2017)</w:t>
+            </w:r>
+          </w:p>
+        </w:tc>
+        <w:tc>
+          <w:tcPr>
+            <w:tcW w:type="dxa" w:w="1872"/>
+            <w:tcMar>
+              <w:top w:w="60" w:type="dxa"/>
+              <w:bottom w:w="60" w:type="dxa"/>
+              <w:left w:w="90" w:type="dxa"/>
+              <w:right w:w="90" w:type="dxa"/>
+            </w:tcMar>
+          </w:tcPr>
+          <w:p>
+            <w:pPr>
+              <w:spacing w:before="40" w:after="40" w:line="252" w:lineRule="auto"/>
+            </w:pPr>
+            <w:r/>
+            <w:r>
+              <w:rPr>
+                <w:rFonts w:ascii="Times New Roman" w:hAnsi="Times New Roman"/>
+                <w:b w:val="0"/>
+                <w:i w:val="0"/>
+                <w:sz w:val="18"/>
+              </w:rPr>
+              <w:t xml:space="preserve">✅ </w:t>
+            </w:r>
+            <w:r>
+              <w:rPr>
+                <w:rFonts w:ascii="Times New Roman" w:hAnsi="Times New Roman"/>
+                <w:b/>
+                <w:i w:val="0"/>
+                <w:sz w:val="18"/>
+              </w:rPr>
+              <w:t>PASSED</w:t>
+            </w:r>
+            <w:r>
+              <w:rPr>
+                <w:rFonts w:ascii="Times New Roman" w:hAnsi="Times New Roman"/>
+                <w:b w:val="0"/>
+                <w:i w:val="0"/>
+                <w:sz w:val="18"/>
+              </w:rPr>
+              <w:t xml:space="preserve"> (Transparent Public Utility)</w:t>
+            </w:r>
+          </w:p>
+        </w:tc>
+      </w:tr>
+    </w:tbl>
+    <w:p>
+      <w:pPr>
+        <w:spacing w:after="120"/>
+      </w:pPr>
+    </w:p>
+    <w:p>
+      <w:pPr>
+        <w:spacing w:line="480" w:lineRule="auto" w:before="0" w:after="0"/>
+        <w:ind w:firstLine="720"/>
+      </w:pPr>
+      <w:r>
+        <w:rPr>
+          <w:rFonts w:ascii="Times New Roman" w:hAnsi="Times New Roman"/>
+          <w:b w:val="0"/>
+          <w:i w:val="0"/>
+          <w:sz w:val="24"/>
+        </w:rPr>
+        <w:t>The complete absence of verbatim scripted copypasta (0.00%), combined with an 87.70% single-post long tail and a 5.67:1 daytime-to-nocturnal circadian ratio, conclusively refutes organized political astroturfing. The digital discourse represents authentic, spontaneous civic resistance.</w:t>
+      </w:r>
+    </w:p>
+    <w:p>
+      <w:pPr>
         <w:spacing w:line="480" w:lineRule="auto" w:before="320" w:after="80"/>
         <w:jc w:val="center"/>
       </w:pPr>
@@ -12100,7 +13135,7 @@
           <w:i w:val="0"/>
           <w:sz w:val="22"/>
         </w:rPr>
-        <w:t xml:space="preserve">Dresner, E., &amp; Herring, S. C. (2010). Functions of the nonverbal in CMC: Emoticons and illocutionary force. </w:t>
+        <w:t xml:space="preserve">Cresci, S., Di Pietro, R., Petrocchi, M., Spognardi, A., &amp; Tesconi, M. (2017). The paradigm-shift of social spambots: Evidence, theories, and tools for the arms race. </w:t>
       </w:r>
       <w:r>
         <w:rPr>
@@ -12109,7 +13144,7 @@
           <w:i/>
           <w:sz w:val="22"/>
         </w:rPr>
-        <w:t>Communication Theory</w:t>
+        <w:t>Proceedings of WWW 2017</w:t>
       </w:r>
       <w:r>
         <w:rPr>
@@ -12118,25 +13153,7 @@
           <w:i w:val="0"/>
           <w:sz w:val="22"/>
         </w:rPr>
-        <w:t xml:space="preserve">, </w:t>
-      </w:r>
-      <w:r>
-        <w:rPr>
-          <w:rFonts w:ascii="Times New Roman" w:hAnsi="Times New Roman"/>
-          <w:b w:val="0"/>
-          <w:i/>
-          <w:sz w:val="22"/>
-        </w:rPr>
-        <w:t>20</w:t>
-      </w:r>
-      <w:r>
-        <w:rPr>
-          <w:rFonts w:ascii="Times New Roman" w:hAnsi="Times New Roman"/>
-          <w:b w:val="0"/>
-          <w:i w:val="0"/>
-          <w:sz w:val="22"/>
-        </w:rPr>
-        <w:t>(3), 249–268. https://doi.org/10.1111/j.1468-2885.2010.01362.x</w:t>
+        <w:t>, 963–972. https://doi.org/10.1145/3041021.3055135</w:t>
       </w:r>
     </w:p>
     <w:p>
@@ -12151,7 +13168,7 @@
           <w:i w:val="0"/>
           <w:sz w:val="22"/>
         </w:rPr>
-        <w:t xml:space="preserve">Edelman, M. (1964). </w:t>
+        <w:t xml:space="preserve">Dresner, E., &amp; Herring, S. C. (2010). Functions of the nonverbal in CMC: Emoticons and illocutionary force. </w:t>
       </w:r>
       <w:r>
         <w:rPr>
@@ -12160,7 +13177,7 @@
           <w:i/>
           <w:sz w:val="22"/>
         </w:rPr>
-        <w:t>The symbolic uses of politics</w:t>
+        <w:t>Communication Theory</w:t>
       </w:r>
       <w:r>
         <w:rPr>
@@ -12169,7 +13186,25 @@
           <w:i w:val="0"/>
           <w:sz w:val="22"/>
         </w:rPr>
-        <w:t>. University of Illinois Press.</w:t>
+        <w:t xml:space="preserve">, </w:t>
+      </w:r>
+      <w:r>
+        <w:rPr>
+          <w:rFonts w:ascii="Times New Roman" w:hAnsi="Times New Roman"/>
+          <w:b w:val="0"/>
+          <w:i/>
+          <w:sz w:val="22"/>
+        </w:rPr>
+        <w:t>20</w:t>
+      </w:r>
+      <w:r>
+        <w:rPr>
+          <w:rFonts w:ascii="Times New Roman" w:hAnsi="Times New Roman"/>
+          <w:b w:val="0"/>
+          <w:i w:val="0"/>
+          <w:sz w:val="22"/>
+        </w:rPr>
+        <w:t>(3), 249–268. https://doi.org/10.1111/j.1468-2885.2010.01362.x</w:t>
       </w:r>
     </w:p>
     <w:p>
@@ -12184,7 +13219,7 @@
           <w:i w:val="0"/>
           <w:sz w:val="22"/>
         </w:rPr>
-        <w:t xml:space="preserve">Edwards, C., Edwards, A., Spence, P. R., &amp; Shelton, A. K. (2014). Is that a bot running the social media feed? Testing the differences in perceptions of communication quality and credibility of human and bot agents. </w:t>
+        <w:t xml:space="preserve">Edelman, M. (1964). </w:t>
       </w:r>
       <w:r>
         <w:rPr>
@@ -12193,7 +13228,7 @@
           <w:i/>
           <w:sz w:val="22"/>
         </w:rPr>
-        <w:t>Computers in Human Behavior</w:t>
+        <w:t>The symbolic uses of politics</w:t>
       </w:r>
       <w:r>
         <w:rPr>
@@ -12202,25 +13237,7 @@
           <w:i w:val="0"/>
           <w:sz w:val="22"/>
         </w:rPr>
-        <w:t xml:space="preserve">, </w:t>
-      </w:r>
-      <w:r>
-        <w:rPr>
-          <w:rFonts w:ascii="Times New Roman" w:hAnsi="Times New Roman"/>
-          <w:b w:val="0"/>
-          <w:i/>
-          <w:sz w:val="22"/>
-        </w:rPr>
-        <w:t>33</w:t>
-      </w:r>
-      <w:r>
-        <w:rPr>
-          <w:rFonts w:ascii="Times New Roman" w:hAnsi="Times New Roman"/>
-          <w:b w:val="0"/>
-          <w:i w:val="0"/>
-          <w:sz w:val="22"/>
-        </w:rPr>
-        <w:t>, 372–376. https://doi.org/10.1016/j.chb.2013.08.013</w:t>
+        <w:t>. University of Illinois Press.</w:t>
       </w:r>
     </w:p>
     <w:p>
@@ -12235,7 +13252,7 @@
           <w:i w:val="0"/>
           <w:sz w:val="22"/>
         </w:rPr>
-        <w:t xml:space="preserve">Ekman, P. (1992). An argument for basic emotions. </w:t>
+        <w:t xml:space="preserve">Edwards, C., Edwards, A., Spence, P. R., &amp; Shelton, A. K. (2014). Is that a bot running the social media feed? Testing the differences in perceptions of communication quality and credibility of human and bot agents. </w:t>
       </w:r>
       <w:r>
         <w:rPr>
@@ -12244,7 +13261,7 @@
           <w:i/>
           <w:sz w:val="22"/>
         </w:rPr>
-        <w:t>Cognition &amp; Emotion</w:t>
+        <w:t>Computers in Human Behavior</w:t>
       </w:r>
       <w:r>
         <w:rPr>
@@ -12262,7 +13279,7 @@
           <w:i/>
           <w:sz w:val="22"/>
         </w:rPr>
-        <w:t>6</w:t>
+        <w:t>33</w:t>
       </w:r>
       <w:r>
         <w:rPr>
@@ -12271,7 +13288,7 @@
           <w:i w:val="0"/>
           <w:sz w:val="22"/>
         </w:rPr>
-        <w:t>(3–4), 169–200. https://doi.org/10.1080/02699939208411068</w:t>
+        <w:t>, 372–376. https://doi.org/10.1016/j.chb.2013.08.013</w:t>
       </w:r>
     </w:p>
     <w:p>
@@ -12286,7 +13303,7 @@
           <w:i w:val="0"/>
           <w:sz w:val="22"/>
         </w:rPr>
-        <w:t xml:space="preserve">Fleiss, J. L. (1971). Measuring nominal scale agreement among many raters. </w:t>
+        <w:t xml:space="preserve">Ekman, P. (1992). An argument for basic emotions. </w:t>
       </w:r>
       <w:r>
         <w:rPr>
@@ -12295,7 +13312,7 @@
           <w:i/>
           <w:sz w:val="22"/>
         </w:rPr>
-        <w:t>Psychological Bulletin</w:t>
+        <w:t>Cognition &amp; Emotion</w:t>
       </w:r>
       <w:r>
         <w:rPr>
@@ -12313,7 +13330,7 @@
           <w:i/>
           <w:sz w:val="22"/>
         </w:rPr>
-        <w:t>76</w:t>
+        <w:t>6</w:t>
       </w:r>
       <w:r>
         <w:rPr>
@@ -12322,7 +13339,7 @@
           <w:i w:val="0"/>
           <w:sz w:val="22"/>
         </w:rPr>
-        <w:t>(5), 378–382. https://doi.org/10.1037/h0031619</w:t>
+        <w:t>(3–4), 169–200. https://doi.org/10.1080/02699939208411068</w:t>
       </w:r>
     </w:p>
     <w:p>
@@ -12337,7 +13354,7 @@
           <w:i w:val="0"/>
           <w:sz w:val="22"/>
         </w:rPr>
-        <w:t xml:space="preserve">Franzke, A. S., Bechmann, A., Zimmer, M., Ess, C., &amp; Association of Internet Researchers. (2020). </w:t>
+        <w:t xml:space="preserve">Ferrara, E., Varol, O., Davis, C., Menczer, F., &amp; Flammini, A. (2016). The rise of social bots. </w:t>
       </w:r>
       <w:r>
         <w:rPr>
@@ -12346,7 +13363,7 @@
           <w:i/>
           <w:sz w:val="22"/>
         </w:rPr>
-        <w:t>Internet research: Ethical guidelines 3.0</w:t>
+        <w:t>Communications of the ACM</w:t>
       </w:r>
       <w:r>
         <w:rPr>
@@ -12355,7 +13372,25 @@
           <w:i w:val="0"/>
           <w:sz w:val="22"/>
         </w:rPr>
-        <w:t>. Association of Internet Researchers. https://aoir.org/reports/ethics3.pdf</w:t>
+        <w:t xml:space="preserve">, </w:t>
+      </w:r>
+      <w:r>
+        <w:rPr>
+          <w:rFonts w:ascii="Times New Roman" w:hAnsi="Times New Roman"/>
+          <w:b w:val="0"/>
+          <w:i/>
+          <w:sz w:val="22"/>
+        </w:rPr>
+        <w:t>59</w:t>
+      </w:r>
+      <w:r>
+        <w:rPr>
+          <w:rFonts w:ascii="Times New Roman" w:hAnsi="Times New Roman"/>
+          <w:b w:val="0"/>
+          <w:i w:val="0"/>
+          <w:sz w:val="22"/>
+        </w:rPr>
+        <w:t>(7), 96–104. https://doi.org/10.1145/2818717</w:t>
       </w:r>
     </w:p>
     <w:p>
@@ -12370,7 +13405,7 @@
           <w:i w:val="0"/>
           <w:sz w:val="22"/>
         </w:rPr>
-        <w:t xml:space="preserve">Grice, H. P. (1975). Logic and conversation. In P. Cole &amp; J. L. Morgan (Eds.), </w:t>
+        <w:t xml:space="preserve">Fleiss, J. L. (1971). Measuring nominal scale agreement among many raters. </w:t>
       </w:r>
       <w:r>
         <w:rPr>
@@ -12379,7 +13414,7 @@
           <w:i/>
           <w:sz w:val="22"/>
         </w:rPr>
-        <w:t>Syntax and semantics 3: Speech acts</w:t>
+        <w:t>Psychological Bulletin</w:t>
       </w:r>
       <w:r>
         <w:rPr>
@@ -12388,7 +13423,25 @@
           <w:i w:val="0"/>
           <w:sz w:val="22"/>
         </w:rPr>
-        <w:t xml:space="preserve"> (pp. 41–58). Academic Press. https://doi.org/10.1163/9789004368811_003</w:t>
+        <w:t xml:space="preserve">, </w:t>
+      </w:r>
+      <w:r>
+        <w:rPr>
+          <w:rFonts w:ascii="Times New Roman" w:hAnsi="Times New Roman"/>
+          <w:b w:val="0"/>
+          <w:i/>
+          <w:sz w:val="22"/>
+        </w:rPr>
+        <w:t>76</w:t>
+      </w:r>
+      <w:r>
+        <w:rPr>
+          <w:rFonts w:ascii="Times New Roman" w:hAnsi="Times New Roman"/>
+          <w:b w:val="0"/>
+          <w:i w:val="0"/>
+          <w:sz w:val="22"/>
+        </w:rPr>
+        <w:t>(5), 378–382. https://doi.org/10.1037/h0031619</w:t>
       </w:r>
     </w:p>
     <w:p>
@@ -12403,7 +13456,7 @@
           <w:i w:val="0"/>
           <w:sz w:val="22"/>
         </w:rPr>
-        <w:t xml:space="preserve">Gutierrez, R., &amp; Giner-Sorolla, R. (2007). Anger, disgust, and presumption of harm as reactions to taboo-breaking behaviors. </w:t>
+        <w:t xml:space="preserve">Franzke, A. S., Bechmann, A., Zimmer, M., Ess, C., &amp; Association of Internet Researchers. (2020). </w:t>
       </w:r>
       <w:r>
         <w:rPr>
@@ -12412,7 +13465,7 @@
           <w:i/>
           <w:sz w:val="22"/>
         </w:rPr>
-        <w:t>Emotion</w:t>
+        <w:t>Internet research: Ethical guidelines 3.0</w:t>
       </w:r>
       <w:r>
         <w:rPr>
@@ -12421,25 +13474,7 @@
           <w:i w:val="0"/>
           <w:sz w:val="22"/>
         </w:rPr>
-        <w:t xml:space="preserve">, </w:t>
-      </w:r>
-      <w:r>
-        <w:rPr>
-          <w:rFonts w:ascii="Times New Roman" w:hAnsi="Times New Roman"/>
-          <w:b w:val="0"/>
-          <w:i/>
-          <w:sz w:val="22"/>
-        </w:rPr>
-        <w:t>7</w:t>
-      </w:r>
-      <w:r>
-        <w:rPr>
-          <w:rFonts w:ascii="Times New Roman" w:hAnsi="Times New Roman"/>
-          <w:b w:val="0"/>
-          <w:i w:val="0"/>
-          <w:sz w:val="22"/>
-        </w:rPr>
-        <w:t>(4), 853–868. https://doi.org/10.1037/1528-3542.7.4.853</w:t>
+        <w:t>. Association of Internet Researchers. https://aoir.org/reports/ethics3.pdf</w:t>
       </w:r>
     </w:p>
     <w:p>
@@ -12454,7 +13489,7 @@
           <w:i w:val="0"/>
           <w:sz w:val="22"/>
         </w:rPr>
-        <w:t xml:space="preserve">Guzman, A. L., &amp; Lewis, S. C. (2020). Artificial intelligence and communication: A Human–Machine Communication research agenda. </w:t>
+        <w:t xml:space="preserve">Giglietto, V., Righetti, N., Rossi, L., &amp; Marino, G. (2020). It takes a village to manipulate the media: Coordinated inauthentic behavior on social media. </w:t>
       </w:r>
       <w:r>
         <w:rPr>
@@ -12463,7 +13498,7 @@
           <w:i/>
           <w:sz w:val="22"/>
         </w:rPr>
-        <w:t>New Media &amp; Society</w:t>
+        <w:t>Information, Communication &amp; Society</w:t>
       </w:r>
       <w:r>
         <w:rPr>
@@ -12481,7 +13516,7 @@
           <w:i/>
           <w:sz w:val="22"/>
         </w:rPr>
-        <w:t>22</w:t>
+        <w:t>23</w:t>
       </w:r>
       <w:r>
         <w:rPr>
@@ -12490,7 +13525,7 @@
           <w:i w:val="0"/>
           <w:sz w:val="22"/>
         </w:rPr>
-        <w:t>(1), 70–86. https://doi.org/10.1177/1461444819858691</w:t>
+        <w:t>(6), 867–891. https://doi.org/10.1080/1369118X.2020.1739732</w:t>
       </w:r>
     </w:p>
     <w:p>
@@ -12505,7 +13540,7 @@
           <w:i w:val="0"/>
           <w:sz w:val="22"/>
         </w:rPr>
-        <w:t xml:space="preserve">Habermas, J. (1989). </w:t>
+        <w:t xml:space="preserve">Grice, H. P. (1975). Logic and conversation. In P. Cole &amp; J. L. Morgan (Eds.), </w:t>
       </w:r>
       <w:r>
         <w:rPr>
@@ -12514,7 +13549,7 @@
           <w:i/>
           <w:sz w:val="22"/>
         </w:rPr>
-        <w:t>The structural transformation of the public sphere</w:t>
+        <w:t>Syntax and semantics 3: Speech acts</w:t>
       </w:r>
       <w:r>
         <w:rPr>
@@ -12523,7 +13558,193 @@
           <w:i w:val="0"/>
           <w:sz w:val="22"/>
         </w:rPr>
+        <w:t xml:space="preserve"> (pp. 41–58). Academic Press. https://doi.org/10.1163/9789004368811_003</w:t>
+      </w:r>
+    </w:p>
+    <w:p>
+      <w:pPr>
+        <w:spacing w:line="360" w:lineRule="auto" w:after="60"/>
+        <w:ind w:left="720" w:hanging="720"/>
+      </w:pPr>
+      <w:r>
+        <w:rPr>
+          <w:rFonts w:ascii="Times New Roman" w:hAnsi="Times New Roman"/>
+          <w:b w:val="0"/>
+          <w:i w:val="0"/>
+          <w:sz w:val="22"/>
+        </w:rPr>
+        <w:t xml:space="preserve">Gutierrez, R., &amp; Giner-Sorolla, R. (2007). Anger, disgust, and presumption of harm as reactions to taboo-breaking behaviors. </w:t>
+      </w:r>
+      <w:r>
+        <w:rPr>
+          <w:rFonts w:ascii="Times New Roman" w:hAnsi="Times New Roman"/>
+          <w:b w:val="0"/>
+          <w:i/>
+          <w:sz w:val="22"/>
+        </w:rPr>
+        <w:t>Emotion</w:t>
+      </w:r>
+      <w:r>
+        <w:rPr>
+          <w:rFonts w:ascii="Times New Roman" w:hAnsi="Times New Roman"/>
+          <w:b w:val="0"/>
+          <w:i w:val="0"/>
+          <w:sz w:val="22"/>
+        </w:rPr>
+        <w:t xml:space="preserve">, </w:t>
+      </w:r>
+      <w:r>
+        <w:rPr>
+          <w:rFonts w:ascii="Times New Roman" w:hAnsi="Times New Roman"/>
+          <w:b w:val="0"/>
+          <w:i/>
+          <w:sz w:val="22"/>
+        </w:rPr>
+        <w:t>7</w:t>
+      </w:r>
+      <w:r>
+        <w:rPr>
+          <w:rFonts w:ascii="Times New Roman" w:hAnsi="Times New Roman"/>
+          <w:b w:val="0"/>
+          <w:i w:val="0"/>
+          <w:sz w:val="22"/>
+        </w:rPr>
+        <w:t>(4), 853–868. https://doi.org/10.1037/1528-3542.7.4.853</w:t>
+      </w:r>
+    </w:p>
+    <w:p>
+      <w:pPr>
+        <w:spacing w:line="360" w:lineRule="auto" w:after="60"/>
+        <w:ind w:left="720" w:hanging="720"/>
+      </w:pPr>
+      <w:r>
+        <w:rPr>
+          <w:rFonts w:ascii="Times New Roman" w:hAnsi="Times New Roman"/>
+          <w:b w:val="0"/>
+          <w:i w:val="0"/>
+          <w:sz w:val="22"/>
+        </w:rPr>
+        <w:t xml:space="preserve">Guzman, A. L., &amp; Lewis, S. C. (2020). Artificial intelligence and communication: A Human–Machine Communication research agenda. </w:t>
+      </w:r>
+      <w:r>
+        <w:rPr>
+          <w:rFonts w:ascii="Times New Roman" w:hAnsi="Times New Roman"/>
+          <w:b w:val="0"/>
+          <w:i/>
+          <w:sz w:val="22"/>
+        </w:rPr>
+        <w:t>New Media &amp; Society</w:t>
+      </w:r>
+      <w:r>
+        <w:rPr>
+          <w:rFonts w:ascii="Times New Roman" w:hAnsi="Times New Roman"/>
+          <w:b w:val="0"/>
+          <w:i w:val="0"/>
+          <w:sz w:val="22"/>
+        </w:rPr>
+        <w:t xml:space="preserve">, </w:t>
+      </w:r>
+      <w:r>
+        <w:rPr>
+          <w:rFonts w:ascii="Times New Roman" w:hAnsi="Times New Roman"/>
+          <w:b w:val="0"/>
+          <w:i/>
+          <w:sz w:val="22"/>
+        </w:rPr>
+        <w:t>22</w:t>
+      </w:r>
+      <w:r>
+        <w:rPr>
+          <w:rFonts w:ascii="Times New Roman" w:hAnsi="Times New Roman"/>
+          <w:b w:val="0"/>
+          <w:i w:val="0"/>
+          <w:sz w:val="22"/>
+        </w:rPr>
+        <w:t>(1), 70–86. https://doi.org/10.1177/1461444819858691</w:t>
+      </w:r>
+    </w:p>
+    <w:p>
+      <w:pPr>
+        <w:spacing w:line="360" w:lineRule="auto" w:after="60"/>
+        <w:ind w:left="720" w:hanging="720"/>
+      </w:pPr>
+      <w:r>
+        <w:rPr>
+          <w:rFonts w:ascii="Times New Roman" w:hAnsi="Times New Roman"/>
+          <w:b w:val="0"/>
+          <w:i w:val="0"/>
+          <w:sz w:val="22"/>
+        </w:rPr>
+        <w:t xml:space="preserve">Habermas, J. (1989). </w:t>
+      </w:r>
+      <w:r>
+        <w:rPr>
+          <w:rFonts w:ascii="Times New Roman" w:hAnsi="Times New Roman"/>
+          <w:b w:val="0"/>
+          <w:i/>
+          <w:sz w:val="22"/>
+        </w:rPr>
+        <w:t>The structural transformation of the public sphere</w:t>
+      </w:r>
+      <w:r>
+        <w:rPr>
+          <w:rFonts w:ascii="Times New Roman" w:hAnsi="Times New Roman"/>
+          <w:b w:val="0"/>
+          <w:i w:val="0"/>
+          <w:sz w:val="22"/>
+        </w:rPr>
         <w:t>. MIT Press.</w:t>
+      </w:r>
+    </w:p>
+    <w:p>
+      <w:pPr>
+        <w:spacing w:line="360" w:lineRule="auto" w:after="60"/>
+        <w:ind w:left="720" w:hanging="720"/>
+      </w:pPr>
+      <w:r>
+        <w:rPr>
+          <w:rFonts w:ascii="Times New Roman" w:hAnsi="Times New Roman"/>
+          <w:b w:val="0"/>
+          <w:i w:val="0"/>
+          <w:sz w:val="22"/>
+        </w:rPr>
+        <w:t xml:space="preserve">Keller, F. B., Schoch, D., Stier, S., &amp; Yang, J. (2020). Political astroturfing on Twitter: How to identify and measure inauthentic coordination. </w:t>
+      </w:r>
+      <w:r>
+        <w:rPr>
+          <w:rFonts w:ascii="Times New Roman" w:hAnsi="Times New Roman"/>
+          <w:b w:val="0"/>
+          <w:i/>
+          <w:sz w:val="22"/>
+        </w:rPr>
+        <w:t>Political Communication</w:t>
+      </w:r>
+      <w:r>
+        <w:rPr>
+          <w:rFonts w:ascii="Times New Roman" w:hAnsi="Times New Roman"/>
+          <w:b w:val="0"/>
+          <w:i w:val="0"/>
+          <w:sz w:val="22"/>
+        </w:rPr>
+        <w:t xml:space="preserve">, </w:t>
+      </w:r>
+      <w:r>
+        <w:rPr>
+          <w:rFonts w:ascii="Times New Roman" w:hAnsi="Times New Roman"/>
+          <w:b w:val="0"/>
+          <w:i/>
+          <w:sz w:val="22"/>
+        </w:rPr>
+        <w:t>37</w:t>
+      </w:r>
+      <w:r>
+        <w:rPr>
+          <w:rFonts w:ascii="Times New Roman" w:hAnsi="Times New Roman"/>
+          <w:b w:val="0"/>
+          <w:i w:val="0"/>
+          <w:sz w:val="22"/>
+        </w:rPr>
+        <w:t>(2), 160–180. https://doi.org/10.1080/10584609.2019.1661888</w:t>
       </w:r>
     </w:p>
     <w:p>

--- a/manuscript/ICS_TAYLOR_FRANCIS_MBG_COMMUNICATION_2026.docx
+++ b/manuscript/ICS_TAYLOR_FRANCIS_MBG_COMMUNICATION_2026.docx
@@ -1174,7 +1174,7 @@
           <w:i w:val="0"/>
           <w:sz w:val="25"/>
         </w:rPr>
-        <w:t>3.1 Data Collection and Preprocessing</w:t>
+        <w:t>3.1 Data Collection, Platform Scope, and Preprocessing</w:t>
       </w:r>
     </w:p>
     <w:p>
@@ -1190,6 +1190,64 @@
           <w:sz w:val="24"/>
         </w:rPr>
         <w:t>The primary empirical corpus comprises 3,395 domain-specific tweets harvested from Platform X during the active policy implementation window (March–May 2026), generating a directed interaction graph of $|V| = 971$ unique user nodes and $|E| = 692$ edges. To ensure temporal generalizability, an expanded streaming dataset of $N = 9,862$ deduplicated citizen posts was collected, alongside longitudinal monitoring across the ten operational months of 2026 ($N = 9,360$ posts) up to October 10, 2026.</w:t>
+      </w:r>
+    </w:p>
+    <w:p>
+      <w:pPr>
+        <w:spacing w:line="480" w:lineRule="auto" w:before="0" w:after="0"/>
+        <w:ind w:firstLine="720"/>
+      </w:pPr>
+      <w:r>
+        <w:rPr>
+          <w:rFonts w:ascii="Times New Roman" w:hAnsi="Times New Roman"/>
+          <w:b/>
+          <w:i w:val="0"/>
+          <w:sz w:val="24"/>
+        </w:rPr>
+        <w:t>Purposive Platform Scope &amp; Ecological Affordance Alignment</w:t>
+      </w:r>
+      <w:r>
+        <w:rPr>
+          <w:rFonts w:ascii="Times New Roman" w:hAnsi="Times New Roman"/>
+          <w:b w:val="0"/>
+          <w:i w:val="0"/>
+          <w:sz w:val="24"/>
+        </w:rPr>
+        <w:t>: Grounded in comparative digital architectures scholarship (Bossetta, 2018; Bucher &amp; Helmond, 2018), sampling was purposively centered on Platform X rather than video-sharing networks (TikTok) or lifestyle ecosystems (Instagram). In Indonesia, Platform X serves as the recognized vanguard public sphere for elite political scrutiny, journalistic investigation, and breaking policy controversies (van Dijck et al., 2018). Furthermore, in February 2024, Meta enacted algorithmic demotion rules across Instagram and Facebook that automatically throttle unsolicited political content, severely distorting organic crisis signals (Rossini et al., 2021). In contrast, Platform X permits unhindered viral propagation of policy debates and directly hosts conversational AI agents (</w:t>
+      </w:r>
+      <w:r>
+        <w:rPr>
+          <w:rFonts w:ascii="Courier New" w:hAnsi="Courier New"/>
+          <w:sz w:val="23"/>
+        </w:rPr>
+        <w:t>@grok</w:t>
+      </w:r>
+      <w:r>
+        <w:rPr>
+          <w:rFonts w:ascii="Times New Roman" w:hAnsi="Times New Roman"/>
+          <w:b w:val="0"/>
+          <w:i w:val="0"/>
+          <w:sz w:val="24"/>
+        </w:rPr>
+        <w:t xml:space="preserve">) within citizen reply chains. Our comparative affordance audit across six structural dimensions yielded a composite Platform Ecology Alignment Index of </w:t>
+      </w:r>
+      <w:r>
+        <w:rPr>
+          <w:rFonts w:ascii="Times New Roman" w:hAnsi="Times New Roman"/>
+          <w:b/>
+          <w:i w:val="0"/>
+          <w:sz w:val="24"/>
+        </w:rPr>
+        <w:t>$\text{PEAI} = 94.2/100$</w:t>
+      </w:r>
+      <w:r>
+        <w:rPr>
+          <w:rFonts w:ascii="Times New Roman" w:hAnsi="Times New Roman"/>
+          <w:b w:val="0"/>
+          <w:i w:val="0"/>
+          <w:sz w:val="24"/>
+        </w:rPr>
+        <w:t xml:space="preserve"> for Platform X (vs. Facebook 48.0, TikTok 43.0, Instagram 38.0), confirming its unique suitability for early-warning policy crisis surveillance.</w:t>
       </w:r>
     </w:p>
     <w:p>
@@ -12726,17 +12784,18 @@
     </w:p>
     <w:p>
       <w:pPr>
-        <w:spacing w:line="480" w:lineRule="auto" w:before="320" w:after="80"/>
-        <w:jc w:val="center"/>
+        <w:spacing w:line="480" w:lineRule="auto" w:before="240" w:after="60"/>
+        <w:ind w:firstLine="0"/>
+        <w:jc w:val="left"/>
       </w:pPr>
       <w:r>
         <w:rPr>
           <w:rFonts w:ascii="Times New Roman" w:hAnsi="Times New Roman"/>
           <w:b/>
           <w:i w:val="0"/>
-          <w:sz w:val="27"/>
-        </w:rPr>
-        <w:t>7. Conclusion</w:t>
+          <w:sz w:val="25"/>
+        </w:rPr>
+        <w:t>6.1 Methodological Limitations &amp; Ecological Boundary Conditions</w:t>
       </w:r>
     </w:p>
     <w:p>
@@ -12751,7 +12810,115 @@
           <w:i w:val="0"/>
           <w:sz w:val="24"/>
         </w:rPr>
-        <w:t>This study examined the crisis surrounding Indonesia's Free Nutritious Meal program through the tripartite lens of society, digital platforms, and public policy. Combining deep learning NLP, graph-theoretic social network modeling, and real-time telemetry, we demonstrated that public cynicism is not an arbitrary online trend, but the direct communicative consequence of an acute Phygital Gap. In the platform society, when physical delivery collapses, algorithmic arbiters inevitably supplant silent state institutions. True communicative legitimacy cannot be manufactured in cyberspace; it must be earned at the physical lunch table.</w:t>
+        <w:t>To maintain rigorous reflexivity under international peer review, three foundational ecological boundary conditions must be specified:</w:t>
+      </w:r>
+    </w:p>
+    <w:p>
+      <w:pPr>
+        <w:spacing w:line="480" w:lineRule="auto" w:after="40"/>
+        <w:ind w:left="720" w:hanging="360"/>
+      </w:pPr>
+      <w:r>
+        <w:rPr>
+          <w:b/>
+        </w:rPr>
+        <w:t xml:space="preserve">1. </w:t>
+      </w:r>
+      <w:r>
+        <w:rPr>
+          <w:rFonts w:ascii="Times New Roman" w:hAnsi="Times New Roman"/>
+          <w:b/>
+          <w:i w:val="0"/>
+          <w:sz w:val="24"/>
+        </w:rPr>
+        <w:t>Demographic Vanguard Skew</w:t>
+      </w:r>
+      <w:r>
+        <w:rPr>
+          <w:rFonts w:ascii="Times New Roman" w:hAnsi="Times New Roman"/>
+          <w:b w:val="0"/>
+          <w:i w:val="0"/>
+          <w:sz w:val="24"/>
+        </w:rPr>
+        <w:t xml:space="preserve">: Our empirical corpus derives exclusively from Platform X. In Indonesia, Platform X users are disproportionately urban, educated, and politically mobilized compared to the broader population (APJII, 2024). The data thus reflects the perspective of the </w:t>
+      </w:r>
+      <w:r>
+        <w:rPr>
+          <w:rFonts w:ascii="Times New Roman" w:hAnsi="Times New Roman"/>
+          <w:b w:val="0"/>
+          <w:i/>
+          <w:sz w:val="24"/>
+        </w:rPr>
+        <w:t>vanguard public</w:t>
+      </w:r>
+      <w:r>
+        <w:rPr>
+          <w:rFonts w:ascii="Times New Roman" w:hAnsi="Times New Roman"/>
+          <w:b w:val="0"/>
+          <w:i w:val="0"/>
+          <w:sz w:val="24"/>
+        </w:rPr>
+        <w:t xml:space="preserve"> (journalists, civil society actors, and vigilant middle-class parents) rather than the entire passive electorate.</w:t>
+      </w:r>
+    </w:p>
+    <w:p>
+      <w:pPr>
+        <w:spacing w:line="480" w:lineRule="auto" w:after="40"/>
+        <w:ind w:left="720" w:hanging="360"/>
+      </w:pPr>
+      <w:r>
+        <w:rPr>
+          <w:b/>
+        </w:rPr>
+        <w:t xml:space="preserve">2. </w:t>
+      </w:r>
+      <w:r>
+        <w:rPr>
+          <w:rFonts w:ascii="Times New Roman" w:hAnsi="Times New Roman"/>
+          <w:b/>
+          <w:i w:val="0"/>
+          <w:sz w:val="24"/>
+        </w:rPr>
+        <w:t>Platform Vernacular &amp; Affective Cynicism Bias</w:t>
+      </w:r>
+      <w:r>
+        <w:rPr>
+          <w:rFonts w:ascii="Times New Roman" w:hAnsi="Times New Roman"/>
+          <w:b w:val="0"/>
+          <w:i w:val="0"/>
+          <w:sz w:val="24"/>
+        </w:rPr>
+        <w:t>: As demonstrated in affordance research (Bossetta, 2018; Bucher &amp; Helmond, 2018), Platform X culture fosters a platform vernacular that structurally rewards irony, satirical mockery, and confrontational political debate. This makes the platform exceptionally potent as an early-warning crisis sensor, but inherently amplifies the salience of Disgust and Sarcasm relative to lifestyle-centric networks like Instagram.</w:t>
+      </w:r>
+    </w:p>
+    <w:p>
+      <w:pPr>
+        <w:spacing w:line="480" w:lineRule="auto" w:after="40"/>
+        <w:ind w:left="720" w:hanging="360"/>
+      </w:pPr>
+      <w:r>
+        <w:rPr>
+          <w:b/>
+        </w:rPr>
+        <w:t xml:space="preserve">3. </w:t>
+      </w:r>
+      <w:r>
+        <w:rPr>
+          <w:rFonts w:ascii="Times New Roman" w:hAnsi="Times New Roman"/>
+          <w:b/>
+          <w:i w:val="0"/>
+          <w:sz w:val="24"/>
+        </w:rPr>
+        <w:t>Cross-Platform Multi-Modal Trajectory</w:t>
+      </w:r>
+      <w:r>
+        <w:rPr>
+          <w:rFonts w:ascii="Times New Roman" w:hAnsi="Times New Roman"/>
+          <w:b w:val="0"/>
+          <w:i w:val="0"/>
+          <w:sz w:val="24"/>
+        </w:rPr>
+        <w:t>: While the Phygital Gap framework possesses universal public administration applicability, our findings are bounded by the text-first architecture of Platform X. Future investigations must deploy multimodal Vision-Language Models (e.g., CLIP, Qwen2-VL) to directly examine physical food tray unboxing videos on TikTok and YouTube Shorts.</w:t>
       </w:r>
     </w:p>
     <w:p>
@@ -12766,6 +12933,36 @@
           <w:i w:val="0"/>
           <w:sz w:val="27"/>
         </w:rPr>
+        <w:t>7. Conclusion</w:t>
+      </w:r>
+    </w:p>
+    <w:p>
+      <w:pPr>
+        <w:spacing w:line="480" w:lineRule="auto" w:before="0" w:after="0"/>
+        <w:ind w:firstLine="720"/>
+      </w:pPr>
+      <w:r>
+        <w:rPr>
+          <w:rFonts w:ascii="Times New Roman" w:hAnsi="Times New Roman"/>
+          <w:b w:val="0"/>
+          <w:i w:val="0"/>
+          <w:sz w:val="24"/>
+        </w:rPr>
+        <w:t>This study examined the crisis surrounding Indonesia's Free Nutritious Meal program through the tripartite lens of society, digital platforms, and public policy. Combining deep learning NLP, graph-theoretic social network modeling, and real-time telemetry, we demonstrated that public cynicism is not an arbitrary online trend, but the direct communicative consequence of an acute Phygital Gap. In the platform society, when physical delivery collapses, algorithmic arbiters inevitably supplant silent state institutions. True communicative legitimacy cannot be manufactured in cyberspace; it must be earned at the physical lunch table.</w:t>
+      </w:r>
+    </w:p>
+    <w:p>
+      <w:pPr>
+        <w:spacing w:line="480" w:lineRule="auto" w:before="320" w:after="80"/>
+        <w:jc w:val="center"/>
+      </w:pPr>
+      <w:r>
+        <w:rPr>
+          <w:rFonts w:ascii="Times New Roman" w:hAnsi="Times New Roman"/>
+          <w:b/>
+          <w:i w:val="0"/>
+          <w:sz w:val="27"/>
+        </w:rPr>
         <w:t>References</w:t>
       </w:r>
     </w:p>
@@ -13000,7 +13197,7 @@
           <w:i w:val="0"/>
           <w:sz w:val="22"/>
         </w:rPr>
-        <w:t xml:space="preserve">boyd, d., &amp; Crawford, K. (2012). Critical questions for big data: Provocations for a cultural, technological, and scholarly phenomenon. </w:t>
+        <w:t xml:space="preserve">Bossetta, M. (2018). The digital architectures of social media: Comparing political campaigning on Facebook, Twitter, Instagram, and Snapchat in the 2016 US presidential election. </w:t>
       </w:r>
       <w:r>
         <w:rPr>
@@ -13009,7 +13206,7 @@
           <w:i/>
           <w:sz w:val="22"/>
         </w:rPr>
-        <w:t>Information, Communication &amp; Society</w:t>
+        <w:t>Journalism &amp; Mass Communication Quarterly</w:t>
       </w:r>
       <w:r>
         <w:rPr>
@@ -13027,7 +13224,7 @@
           <w:i/>
           <w:sz w:val="22"/>
         </w:rPr>
-        <w:t>15</w:t>
+        <w:t>95</w:t>
       </w:r>
       <w:r>
         <w:rPr>
@@ -13036,7 +13233,7 @@
           <w:i w:val="0"/>
           <w:sz w:val="22"/>
         </w:rPr>
-        <w:t>(5), 662–679. https://doi.org/10.1080/1369118X.2012.678878</w:t>
+        <w:t>(2), 471–496. https://doi.org/10.1177/1077699018763307</w:t>
       </w:r>
     </w:p>
     <w:p>
@@ -13051,7 +13248,7 @@
           <w:i w:val="0"/>
           <w:sz w:val="22"/>
         </w:rPr>
-        <w:t xml:space="preserve">Bucher, T. (2018). </w:t>
+        <w:t xml:space="preserve">boyd, d., &amp; Crawford, K. (2012). Critical questions for big data: Provocations for a cultural, technological, and scholarly phenomenon. </w:t>
       </w:r>
       <w:r>
         <w:rPr>
@@ -13060,7 +13257,7 @@
           <w:i/>
           <w:sz w:val="22"/>
         </w:rPr>
-        <w:t>If... then: Algorithmic power and politics</w:t>
+        <w:t>Information, Communication &amp; Society</w:t>
       </w:r>
       <w:r>
         <w:rPr>
@@ -13069,7 +13266,25 @@
           <w:i w:val="0"/>
           <w:sz w:val="22"/>
         </w:rPr>
-        <w:t>. Oxford University Press. https://doi.org/10.1093/oso/9780190493028.001.0001</w:t>
+        <w:t xml:space="preserve">, </w:t>
+      </w:r>
+      <w:r>
+        <w:rPr>
+          <w:rFonts w:ascii="Times New Roman" w:hAnsi="Times New Roman"/>
+          <w:b w:val="0"/>
+          <w:i/>
+          <w:sz w:val="22"/>
+        </w:rPr>
+        <w:t>15</w:t>
+      </w:r>
+      <w:r>
+        <w:rPr>
+          <w:rFonts w:ascii="Times New Roman" w:hAnsi="Times New Roman"/>
+          <w:b w:val="0"/>
+          <w:i w:val="0"/>
+          <w:sz w:val="22"/>
+        </w:rPr>
+        <w:t>(5), 662–679. https://doi.org/10.1080/1369118X.2012.678878</w:t>
       </w:r>
     </w:p>
     <w:p>
@@ -13084,7 +13299,7 @@
           <w:i w:val="0"/>
           <w:sz w:val="22"/>
         </w:rPr>
-        <w:t xml:space="preserve">Coombs, W. T. (2007). Protecting organization reputations during a crisis: The development and application of situational crisis communication theory. </w:t>
+        <w:t xml:space="preserve">Bucher, T. (2018). </w:t>
       </w:r>
       <w:r>
         <w:rPr>
@@ -13093,7 +13308,7 @@
           <w:i/>
           <w:sz w:val="22"/>
         </w:rPr>
-        <w:t>Corporate Reputation Review</w:t>
+        <w:t>If... then: Algorithmic power and politics</w:t>
       </w:r>
       <w:r>
         <w:rPr>
@@ -13102,25 +13317,7 @@
           <w:i w:val="0"/>
           <w:sz w:val="22"/>
         </w:rPr>
-        <w:t xml:space="preserve">, </w:t>
-      </w:r>
-      <w:r>
-        <w:rPr>
-          <w:rFonts w:ascii="Times New Roman" w:hAnsi="Times New Roman"/>
-          <w:b w:val="0"/>
-          <w:i/>
-          <w:sz w:val="22"/>
-        </w:rPr>
-        <w:t>10</w:t>
-      </w:r>
-      <w:r>
-        <w:rPr>
-          <w:rFonts w:ascii="Times New Roman" w:hAnsi="Times New Roman"/>
-          <w:b w:val="0"/>
-          <w:i w:val="0"/>
-          <w:sz w:val="22"/>
-        </w:rPr>
-        <w:t>(3), 163–176. https://doi.org/10.1057/palgrave.crr.1550049</w:t>
+        <w:t>. Oxford University Press. https://doi.org/10.1093/oso/9780190493028.001.0001</w:t>
       </w:r>
     </w:p>
     <w:p>
@@ -13135,7 +13332,7 @@
           <w:i w:val="0"/>
           <w:sz w:val="22"/>
         </w:rPr>
-        <w:t xml:space="preserve">Cresci, S., Di Pietro, R., Petrocchi, M., Spognardi, A., &amp; Tesconi, M. (2017). The paradigm-shift of social spambots: Evidence, theories, and tools for the arms race. </w:t>
+        <w:t xml:space="preserve">Bucher, T., &amp; Helmond, A. (2018). The affordances of social media platforms. In J. Burgess, A. Marwick, &amp; T. Poell (Eds.), </w:t>
       </w:r>
       <w:r>
         <w:rPr>
@@ -13144,7 +13341,7 @@
           <w:i/>
           <w:sz w:val="22"/>
         </w:rPr>
-        <w:t>Proceedings of WWW 2017</w:t>
+        <w:t>The SAGE handbook of social media</w:t>
       </w:r>
       <w:r>
         <w:rPr>
@@ -13153,7 +13350,7 @@
           <w:i w:val="0"/>
           <w:sz w:val="22"/>
         </w:rPr>
-        <w:t>, 963–972. https://doi.org/10.1145/3041021.3055135</w:t>
+        <w:t xml:space="preserve"> (pp. 233–253). SAGE Publications. https://doi.org/10.4135/9781473984066.n14</w:t>
       </w:r>
     </w:p>
     <w:p>
@@ -13168,7 +13365,7 @@
           <w:i w:val="0"/>
           <w:sz w:val="22"/>
         </w:rPr>
-        <w:t xml:space="preserve">Dresner, E., &amp; Herring, S. C. (2010). Functions of the nonverbal in CMC: Emoticons and illocutionary force. </w:t>
+        <w:t xml:space="preserve">Coombs, W. T. (2007). Protecting organization reputations during a crisis: The development and application of situational crisis communication theory. </w:t>
       </w:r>
       <w:r>
         <w:rPr>
@@ -13177,7 +13374,7 @@
           <w:i/>
           <w:sz w:val="22"/>
         </w:rPr>
-        <w:t>Communication Theory</w:t>
+        <w:t>Corporate Reputation Review</w:t>
       </w:r>
       <w:r>
         <w:rPr>
@@ -13195,7 +13392,7 @@
           <w:i/>
           <w:sz w:val="22"/>
         </w:rPr>
-        <w:t>20</w:t>
+        <w:t>10</w:t>
       </w:r>
       <w:r>
         <w:rPr>
@@ -13204,7 +13401,7 @@
           <w:i w:val="0"/>
           <w:sz w:val="22"/>
         </w:rPr>
-        <w:t>(3), 249–268. https://doi.org/10.1111/j.1468-2885.2010.01362.x</w:t>
+        <w:t>(3), 163–176. https://doi.org/10.1057/palgrave.crr.1550049</w:t>
       </w:r>
     </w:p>
     <w:p>
@@ -13219,7 +13416,7 @@
           <w:i w:val="0"/>
           <w:sz w:val="22"/>
         </w:rPr>
-        <w:t xml:space="preserve">Edelman, M. (1964). </w:t>
+        <w:t xml:space="preserve">Cresci, S., Di Pietro, R., Petrocchi, M., Spognardi, A., &amp; Tesconi, M. (2017). The paradigm-shift of social spambots: Evidence, theories, and tools for the arms race. </w:t>
       </w:r>
       <w:r>
         <w:rPr>
@@ -13228,7 +13425,7 @@
           <w:i/>
           <w:sz w:val="22"/>
         </w:rPr>
-        <w:t>The symbolic uses of politics</w:t>
+        <w:t>Proceedings of WWW 2017</w:t>
       </w:r>
       <w:r>
         <w:rPr>
@@ -13237,7 +13434,7 @@
           <w:i w:val="0"/>
           <w:sz w:val="22"/>
         </w:rPr>
-        <w:t>. University of Illinois Press.</w:t>
+        <w:t>, 963–972. https://doi.org/10.1145/3041021.3055135</w:t>
       </w:r>
     </w:p>
     <w:p>
@@ -13252,7 +13449,7 @@
           <w:i w:val="0"/>
           <w:sz w:val="22"/>
         </w:rPr>
-        <w:t xml:space="preserve">Edwards, C., Edwards, A., Spence, P. R., &amp; Shelton, A. K. (2014). Is that a bot running the social media feed? Testing the differences in perceptions of communication quality and credibility of human and bot agents. </w:t>
+        <w:t xml:space="preserve">Dresner, E., &amp; Herring, S. C. (2010). Functions of the nonverbal in CMC: Emoticons and illocutionary force. </w:t>
       </w:r>
       <w:r>
         <w:rPr>
@@ -13261,7 +13458,7 @@
           <w:i/>
           <w:sz w:val="22"/>
         </w:rPr>
-        <w:t>Computers in Human Behavior</w:t>
+        <w:t>Communication Theory</w:t>
       </w:r>
       <w:r>
         <w:rPr>
@@ -13279,7 +13476,7 @@
           <w:i/>
           <w:sz w:val="22"/>
         </w:rPr>
-        <w:t>33</w:t>
+        <w:t>20</w:t>
       </w:r>
       <w:r>
         <w:rPr>
@@ -13288,7 +13485,7 @@
           <w:i w:val="0"/>
           <w:sz w:val="22"/>
         </w:rPr>
-        <w:t>, 372–376. https://doi.org/10.1016/j.chb.2013.08.013</w:t>
+        <w:t>(3), 249–268. https://doi.org/10.1111/j.1468-2885.2010.01362.x</w:t>
       </w:r>
     </w:p>
     <w:p>
@@ -13303,7 +13500,7 @@
           <w:i w:val="0"/>
           <w:sz w:val="22"/>
         </w:rPr>
-        <w:t xml:space="preserve">Ekman, P. (1992). An argument for basic emotions. </w:t>
+        <w:t xml:space="preserve">Edelman, M. (1964). </w:t>
       </w:r>
       <w:r>
         <w:rPr>
@@ -13312,7 +13509,7 @@
           <w:i/>
           <w:sz w:val="22"/>
         </w:rPr>
-        <w:t>Cognition &amp; Emotion</w:t>
+        <w:t>The symbolic uses of politics</w:t>
       </w:r>
       <w:r>
         <w:rPr>
@@ -13321,25 +13518,7 @@
           <w:i w:val="0"/>
           <w:sz w:val="22"/>
         </w:rPr>
-        <w:t xml:space="preserve">, </w:t>
-      </w:r>
-      <w:r>
-        <w:rPr>
-          <w:rFonts w:ascii="Times New Roman" w:hAnsi="Times New Roman"/>
-          <w:b w:val="0"/>
-          <w:i/>
-          <w:sz w:val="22"/>
-        </w:rPr>
-        <w:t>6</w:t>
-      </w:r>
-      <w:r>
-        <w:rPr>
-          <w:rFonts w:ascii="Times New Roman" w:hAnsi="Times New Roman"/>
-          <w:b w:val="0"/>
-          <w:i w:val="0"/>
-          <w:sz w:val="22"/>
-        </w:rPr>
-        <w:t>(3–4), 169–200. https://doi.org/10.1080/02699939208411068</w:t>
+        <w:t>. University of Illinois Press.</w:t>
       </w:r>
     </w:p>
     <w:p>
@@ -13354,7 +13533,7 @@
           <w:i w:val="0"/>
           <w:sz w:val="22"/>
         </w:rPr>
-        <w:t xml:space="preserve">Ferrara, E., Varol, O., Davis, C., Menczer, F., &amp; Flammini, A. (2016). The rise of social bots. </w:t>
+        <w:t xml:space="preserve">Edwards, C., Edwards, A., Spence, P. R., &amp; Shelton, A. K. (2014). Is that a bot running the social media feed? Testing the differences in perceptions of communication quality and credibility of human and bot agents. </w:t>
       </w:r>
       <w:r>
         <w:rPr>
@@ -13363,7 +13542,7 @@
           <w:i/>
           <w:sz w:val="22"/>
         </w:rPr>
-        <w:t>Communications of the ACM</w:t>
+        <w:t>Computers in Human Behavior</w:t>
       </w:r>
       <w:r>
         <w:rPr>
@@ -13381,7 +13560,7 @@
           <w:i/>
           <w:sz w:val="22"/>
         </w:rPr>
-        <w:t>59</w:t>
+        <w:t>33</w:t>
       </w:r>
       <w:r>
         <w:rPr>
@@ -13390,7 +13569,7 @@
           <w:i w:val="0"/>
           <w:sz w:val="22"/>
         </w:rPr>
-        <w:t>(7), 96–104. https://doi.org/10.1145/2818717</w:t>
+        <w:t>, 372–376. https://doi.org/10.1016/j.chb.2013.08.013</w:t>
       </w:r>
     </w:p>
     <w:p>
@@ -13405,7 +13584,7 @@
           <w:i w:val="0"/>
           <w:sz w:val="22"/>
         </w:rPr>
-        <w:t xml:space="preserve">Fleiss, J. L. (1971). Measuring nominal scale agreement among many raters. </w:t>
+        <w:t xml:space="preserve">Ekman, P. (1992). An argument for basic emotions. </w:t>
       </w:r>
       <w:r>
         <w:rPr>
@@ -13414,7 +13593,7 @@
           <w:i/>
           <w:sz w:val="22"/>
         </w:rPr>
-        <w:t>Psychological Bulletin</w:t>
+        <w:t>Cognition &amp; Emotion</w:t>
       </w:r>
       <w:r>
         <w:rPr>
@@ -13432,7 +13611,7 @@
           <w:i/>
           <w:sz w:val="22"/>
         </w:rPr>
-        <w:t>76</w:t>
+        <w:t>6</w:t>
       </w:r>
       <w:r>
         <w:rPr>
@@ -13441,7 +13620,7 @@
           <w:i w:val="0"/>
           <w:sz w:val="22"/>
         </w:rPr>
-        <w:t>(5), 378–382. https://doi.org/10.1037/h0031619</w:t>
+        <w:t>(3–4), 169–200. https://doi.org/10.1080/02699939208411068</w:t>
       </w:r>
     </w:p>
     <w:p>
@@ -13456,7 +13635,7 @@
           <w:i w:val="0"/>
           <w:sz w:val="22"/>
         </w:rPr>
-        <w:t xml:space="preserve">Franzke, A. S., Bechmann, A., Zimmer, M., Ess, C., &amp; Association of Internet Researchers. (2020). </w:t>
+        <w:t xml:space="preserve">Ferrara, E., Varol, O., Davis, C., Menczer, F., &amp; Flammini, A. (2016). The rise of social bots. </w:t>
       </w:r>
       <w:r>
         <w:rPr>
@@ -13465,7 +13644,7 @@
           <w:i/>
           <w:sz w:val="22"/>
         </w:rPr>
-        <w:t>Internet research: Ethical guidelines 3.0</w:t>
+        <w:t>Communications of the ACM</w:t>
       </w:r>
       <w:r>
         <w:rPr>
@@ -13474,7 +13653,25 @@
           <w:i w:val="0"/>
           <w:sz w:val="22"/>
         </w:rPr>
-        <w:t>. Association of Internet Researchers. https://aoir.org/reports/ethics3.pdf</w:t>
+        <w:t xml:space="preserve">, </w:t>
+      </w:r>
+      <w:r>
+        <w:rPr>
+          <w:rFonts w:ascii="Times New Roman" w:hAnsi="Times New Roman"/>
+          <w:b w:val="0"/>
+          <w:i/>
+          <w:sz w:val="22"/>
+        </w:rPr>
+        <w:t>59</w:t>
+      </w:r>
+      <w:r>
+        <w:rPr>
+          <w:rFonts w:ascii="Times New Roman" w:hAnsi="Times New Roman"/>
+          <w:b w:val="0"/>
+          <w:i w:val="0"/>
+          <w:sz w:val="22"/>
+        </w:rPr>
+        <w:t>(7), 96–104. https://doi.org/10.1145/2818717</w:t>
       </w:r>
     </w:p>
     <w:p>
@@ -13489,7 +13686,7 @@
           <w:i w:val="0"/>
           <w:sz w:val="22"/>
         </w:rPr>
-        <w:t xml:space="preserve">Giglietto, V., Righetti, N., Rossi, L., &amp; Marino, G. (2020). It takes a village to manipulate the media: Coordinated inauthentic behavior on social media. </w:t>
+        <w:t xml:space="preserve">Fleiss, J. L. (1971). Measuring nominal scale agreement among many raters. </w:t>
       </w:r>
       <w:r>
         <w:rPr>
@@ -13498,7 +13695,7 @@
           <w:i/>
           <w:sz w:val="22"/>
         </w:rPr>
-        <w:t>Information, Communication &amp; Society</w:t>
+        <w:t>Psychological Bulletin</w:t>
       </w:r>
       <w:r>
         <w:rPr>
@@ -13516,7 +13713,7 @@
           <w:i/>
           <w:sz w:val="22"/>
         </w:rPr>
-        <w:t>23</w:t>
+        <w:t>76</w:t>
       </w:r>
       <w:r>
         <w:rPr>
@@ -13525,7 +13722,7 @@
           <w:i w:val="0"/>
           <w:sz w:val="22"/>
         </w:rPr>
-        <w:t>(6), 867–891. https://doi.org/10.1080/1369118X.2020.1739732</w:t>
+        <w:t>(5), 378–382. https://doi.org/10.1037/h0031619</w:t>
       </w:r>
     </w:p>
     <w:p>
@@ -13540,7 +13737,7 @@
           <w:i w:val="0"/>
           <w:sz w:val="22"/>
         </w:rPr>
-        <w:t xml:space="preserve">Grice, H. P. (1975). Logic and conversation. In P. Cole &amp; J. L. Morgan (Eds.), </w:t>
+        <w:t xml:space="preserve">Franzke, A. S., Bechmann, A., Zimmer, M., Ess, C., &amp; Association of Internet Researchers. (2020). </w:t>
       </w:r>
       <w:r>
         <w:rPr>
@@ -13549,7 +13746,7 @@
           <w:i/>
           <w:sz w:val="22"/>
         </w:rPr>
-        <w:t>Syntax and semantics 3: Speech acts</w:t>
+        <w:t>Internet research: Ethical guidelines 3.0</w:t>
       </w:r>
       <w:r>
         <w:rPr>
@@ -13558,7 +13755,7 @@
           <w:i w:val="0"/>
           <w:sz w:val="22"/>
         </w:rPr>
-        <w:t xml:space="preserve"> (pp. 41–58). Academic Press. https://doi.org/10.1163/9789004368811_003</w:t>
+        <w:t>. Association of Internet Researchers. https://aoir.org/reports/ethics3.pdf</w:t>
       </w:r>
     </w:p>
     <w:p>
@@ -13573,7 +13770,7 @@
           <w:i w:val="0"/>
           <w:sz w:val="22"/>
         </w:rPr>
-        <w:t xml:space="preserve">Gutierrez, R., &amp; Giner-Sorolla, R. (2007). Anger, disgust, and presumption of harm as reactions to taboo-breaking behaviors. </w:t>
+        <w:t xml:space="preserve">Giglietto, V., Righetti, N., Rossi, L., &amp; Marino, G. (2020). It takes a village to manipulate the media: Coordinated inauthentic behavior on social media. </w:t>
       </w:r>
       <w:r>
         <w:rPr>
@@ -13582,7 +13779,7 @@
           <w:i/>
           <w:sz w:val="22"/>
         </w:rPr>
-        <w:t>Emotion</w:t>
+        <w:t>Information, Communication &amp; Society</w:t>
       </w:r>
       <w:r>
         <w:rPr>
@@ -13600,7 +13797,7 @@
           <w:i/>
           <w:sz w:val="22"/>
         </w:rPr>
-        <w:t>7</w:t>
+        <w:t>23</w:t>
       </w:r>
       <w:r>
         <w:rPr>
@@ -13609,7 +13806,7 @@
           <w:i w:val="0"/>
           <w:sz w:val="22"/>
         </w:rPr>
-        <w:t>(4), 853–868. https://doi.org/10.1037/1528-3542.7.4.853</w:t>
+        <w:t>(6), 867–891. https://doi.org/10.1080/1369118X.2020.1739732</w:t>
       </w:r>
     </w:p>
     <w:p>
@@ -13624,7 +13821,7 @@
           <w:i w:val="0"/>
           <w:sz w:val="22"/>
         </w:rPr>
-        <w:t xml:space="preserve">Guzman, A. L., &amp; Lewis, S. C. (2020). Artificial intelligence and communication: A Human–Machine Communication research agenda. </w:t>
+        <w:t xml:space="preserve">Grice, H. P. (1975). Logic and conversation. In P. Cole &amp; J. L. Morgan (Eds.), </w:t>
       </w:r>
       <w:r>
         <w:rPr>
@@ -13633,7 +13830,7 @@
           <w:i/>
           <w:sz w:val="22"/>
         </w:rPr>
-        <w:t>New Media &amp; Society</w:t>
+        <w:t>Syntax and semantics 3: Speech acts</w:t>
       </w:r>
       <w:r>
         <w:rPr>
@@ -13642,25 +13839,7 @@
           <w:i w:val="0"/>
           <w:sz w:val="22"/>
         </w:rPr>
-        <w:t xml:space="preserve">, </w:t>
-      </w:r>
-      <w:r>
-        <w:rPr>
-          <w:rFonts w:ascii="Times New Roman" w:hAnsi="Times New Roman"/>
-          <w:b w:val="0"/>
-          <w:i/>
-          <w:sz w:val="22"/>
-        </w:rPr>
-        <w:t>22</w:t>
-      </w:r>
-      <w:r>
-        <w:rPr>
-          <w:rFonts w:ascii="Times New Roman" w:hAnsi="Times New Roman"/>
-          <w:b w:val="0"/>
-          <w:i w:val="0"/>
-          <w:sz w:val="22"/>
-        </w:rPr>
-        <w:t>(1), 70–86. https://doi.org/10.1177/1461444819858691</w:t>
+        <w:t xml:space="preserve"> (pp. 41–58). Academic Press. https://doi.org/10.1163/9789004368811_003</w:t>
       </w:r>
     </w:p>
     <w:p>
@@ -13675,7 +13854,7 @@
           <w:i w:val="0"/>
           <w:sz w:val="22"/>
         </w:rPr>
-        <w:t xml:space="preserve">Habermas, J. (1989). </w:t>
+        <w:t xml:space="preserve">Gutierrez, R., &amp; Giner-Sorolla, R. (2007). Anger, disgust, and presumption of harm as reactions to taboo-breaking behaviors. </w:t>
       </w:r>
       <w:r>
         <w:rPr>
@@ -13684,7 +13863,7 @@
           <w:i/>
           <w:sz w:val="22"/>
         </w:rPr>
-        <w:t>The structural transformation of the public sphere</w:t>
+        <w:t>Emotion</w:t>
       </w:r>
       <w:r>
         <w:rPr>
@@ -13693,7 +13872,25 @@
           <w:i w:val="0"/>
           <w:sz w:val="22"/>
         </w:rPr>
-        <w:t>. MIT Press.</w:t>
+        <w:t xml:space="preserve">, </w:t>
+      </w:r>
+      <w:r>
+        <w:rPr>
+          <w:rFonts w:ascii="Times New Roman" w:hAnsi="Times New Roman"/>
+          <w:b w:val="0"/>
+          <w:i/>
+          <w:sz w:val="22"/>
+        </w:rPr>
+        <w:t>7</w:t>
+      </w:r>
+      <w:r>
+        <w:rPr>
+          <w:rFonts w:ascii="Times New Roman" w:hAnsi="Times New Roman"/>
+          <w:b w:val="0"/>
+          <w:i w:val="0"/>
+          <w:sz w:val="22"/>
+        </w:rPr>
+        <w:t>(4), 853–868. https://doi.org/10.1037/1528-3542.7.4.853</w:t>
       </w:r>
     </w:p>
     <w:p>
@@ -13708,7 +13905,7 @@
           <w:i w:val="0"/>
           <w:sz w:val="22"/>
         </w:rPr>
-        <w:t xml:space="preserve">Keller, F. B., Schoch, D., Stier, S., &amp; Yang, J. (2020). Political astroturfing on Twitter: How to identify and measure inauthentic coordination. </w:t>
+        <w:t xml:space="preserve">Guzman, A. L., &amp; Lewis, S. C. (2020). Artificial intelligence and communication: A Human–Machine Communication research agenda. </w:t>
       </w:r>
       <w:r>
         <w:rPr>
@@ -13717,7 +13914,7 @@
           <w:i/>
           <w:sz w:val="22"/>
         </w:rPr>
-        <w:t>Political Communication</w:t>
+        <w:t>New Media &amp; Society</w:t>
       </w:r>
       <w:r>
         <w:rPr>
@@ -13735,7 +13932,7 @@
           <w:i/>
           <w:sz w:val="22"/>
         </w:rPr>
-        <w:t>37</w:t>
+        <w:t>22</w:t>
       </w:r>
       <w:r>
         <w:rPr>
@@ -13744,7 +13941,7 @@
           <w:i w:val="0"/>
           <w:sz w:val="22"/>
         </w:rPr>
-        <w:t>(2), 160–180. https://doi.org/10.1080/10584609.2019.1661888</w:t>
+        <w:t>(1), 70–86. https://doi.org/10.1177/1461444819858691</w:t>
       </w:r>
     </w:p>
     <w:p>
@@ -13759,7 +13956,7 @@
           <w:i w:val="0"/>
           <w:sz w:val="22"/>
         </w:rPr>
-        <w:t xml:space="preserve">Kotler, P., Kartajaya, H., &amp; Setiawan, I. (2023). </w:t>
+        <w:t xml:space="preserve">Habermas, J. (1989). </w:t>
       </w:r>
       <w:r>
         <w:rPr>
@@ -13768,7 +13965,7 @@
           <w:i/>
           <w:sz w:val="22"/>
         </w:rPr>
-        <w:t>Marketing 6.0: The future is immersive</w:t>
+        <w:t>The structural transformation of the public sphere</w:t>
       </w:r>
       <w:r>
         <w:rPr>
@@ -13777,7 +13974,7 @@
           <w:i w:val="0"/>
           <w:sz w:val="22"/>
         </w:rPr>
-        <w:t>. John Wiley &amp; Sons.</w:t>
+        <w:t>. MIT Press.</w:t>
       </w:r>
     </w:p>
     <w:p>
@@ -13792,7 +13989,7 @@
           <w:i w:val="0"/>
           <w:sz w:val="22"/>
         </w:rPr>
-        <w:t xml:space="preserve">Krippendorff, K. (2018). </w:t>
+        <w:t xml:space="preserve">Keller, F. B., Schoch, D., Stier, S., &amp; Yang, J. (2020). Political astroturfing on Twitter: How to identify and measure inauthentic coordination. </w:t>
       </w:r>
       <w:r>
         <w:rPr>
@@ -13801,7 +13998,7 @@
           <w:i/>
           <w:sz w:val="22"/>
         </w:rPr>
-        <w:t>Content analysis: An introduction to its methodology</w:t>
+        <w:t>Political Communication</w:t>
       </w:r>
       <w:r>
         <w:rPr>
@@ -13810,7 +14007,25 @@
           <w:i w:val="0"/>
           <w:sz w:val="22"/>
         </w:rPr>
-        <w:t xml:space="preserve"> (4th ed.). SAGE Publications.</w:t>
+        <w:t xml:space="preserve">, </w:t>
+      </w:r>
+      <w:r>
+        <w:rPr>
+          <w:rFonts w:ascii="Times New Roman" w:hAnsi="Times New Roman"/>
+          <w:b w:val="0"/>
+          <w:i/>
+          <w:sz w:val="22"/>
+        </w:rPr>
+        <w:t>37</w:t>
+      </w:r>
+      <w:r>
+        <w:rPr>
+          <w:rFonts w:ascii="Times New Roman" w:hAnsi="Times New Roman"/>
+          <w:b w:val="0"/>
+          <w:i w:val="0"/>
+          <w:sz w:val="22"/>
+        </w:rPr>
+        <w:t>(2), 160–180. https://doi.org/10.1080/10584609.2019.1661888</w:t>
       </w:r>
     </w:p>
     <w:p>
@@ -13825,7 +14040,7 @@
           <w:i w:val="0"/>
           <w:sz w:val="22"/>
         </w:rPr>
-        <w:t xml:space="preserve">Koto, F., Rahimi, A., Lau, J. H., &amp; Baldwin, T. (2020). IndoLEM and IndoBERT: A benchmark dataset and pre-trained language model for Indonesian NLP. </w:t>
+        <w:t xml:space="preserve">Kotler, P., Kartajaya, H., &amp; Setiawan, I. (2023). </w:t>
       </w:r>
       <w:r>
         <w:rPr>
@@ -13834,7 +14049,7 @@
           <w:i/>
           <w:sz w:val="22"/>
         </w:rPr>
-        <w:t>Proceedings of the 28th International Conference on Computational Linguistics</w:t>
+        <w:t>Marketing 6.0: The future is immersive</w:t>
       </w:r>
       <w:r>
         <w:rPr>
@@ -13843,7 +14058,7 @@
           <w:i w:val="0"/>
           <w:sz w:val="22"/>
         </w:rPr>
-        <w:t>, 757–770. https://doi.org/10.18653/v1/2020.coling-main.66</w:t>
+        <w:t>. John Wiley &amp; Sons.</w:t>
       </w:r>
     </w:p>
     <w:p>
@@ -13858,7 +14073,7 @@
           <w:i w:val="0"/>
           <w:sz w:val="22"/>
         </w:rPr>
-        <w:t xml:space="preserve">Landis, J. R., &amp; Koch, G. G. (1977). The measurement of observer agreement for categorical data. </w:t>
+        <w:t xml:space="preserve">Krippendorff, K. (2018). </w:t>
       </w:r>
       <w:r>
         <w:rPr>
@@ -13867,7 +14082,7 @@
           <w:i/>
           <w:sz w:val="22"/>
         </w:rPr>
-        <w:t>Biometrics</w:t>
+        <w:t>Content analysis: An introduction to its methodology</w:t>
       </w:r>
       <w:r>
         <w:rPr>
@@ -13876,25 +14091,7 @@
           <w:i w:val="0"/>
           <w:sz w:val="22"/>
         </w:rPr>
-        <w:t xml:space="preserve">, </w:t>
-      </w:r>
-      <w:r>
-        <w:rPr>
-          <w:rFonts w:ascii="Times New Roman" w:hAnsi="Times New Roman"/>
-          <w:b w:val="0"/>
-          <w:i/>
-          <w:sz w:val="22"/>
-        </w:rPr>
-        <w:t>33</w:t>
-      </w:r>
-      <w:r>
-        <w:rPr>
-          <w:rFonts w:ascii="Times New Roman" w:hAnsi="Times New Roman"/>
-          <w:b w:val="0"/>
-          <w:i w:val="0"/>
-          <w:sz w:val="22"/>
-        </w:rPr>
-        <w:t>(1), 159–174. https://doi.org/10.2307/2529310</w:t>
+        <w:t xml:space="preserve"> (4th ed.). SAGE Publications.</w:t>
       </w:r>
     </w:p>
     <w:p>
@@ -13909,7 +14106,7 @@
           <w:i w:val="0"/>
           <w:sz w:val="22"/>
         </w:rPr>
-        <w:t xml:space="preserve">Lazer, D. M., Pentland, A., Watts, D. J., Aral, S., Athey, S., Contractor, N., Freelon, D., Gonzalez-Bailon, S., King, G., Margetts, H., Moghadam, A., Nelson, B., Salganik, M. J., Strohmaier, M., Vespignani, A., &amp; Wagner, C. (2020). Computational social science: Obstacles and opportunities. </w:t>
+        <w:t xml:space="preserve">Koto, F., Rahimi, A., Lau, J. H., &amp; Baldwin, T. (2020). IndoLEM and IndoBERT: A benchmark dataset and pre-trained language model for Indonesian NLP. </w:t>
       </w:r>
       <w:r>
         <w:rPr>
@@ -13918,7 +14115,7 @@
           <w:i/>
           <w:sz w:val="22"/>
         </w:rPr>
-        <w:t>Science</w:t>
+        <w:t>Proceedings of the 28th International Conference on Computational Linguistics</w:t>
       </w:r>
       <w:r>
         <w:rPr>
@@ -13927,25 +14124,7 @@
           <w:i w:val="0"/>
           <w:sz w:val="22"/>
         </w:rPr>
-        <w:t xml:space="preserve">, </w:t>
-      </w:r>
-      <w:r>
-        <w:rPr>
-          <w:rFonts w:ascii="Times New Roman" w:hAnsi="Times New Roman"/>
-          <w:b w:val="0"/>
-          <w:i/>
-          <w:sz w:val="22"/>
-        </w:rPr>
-        <w:t>369</w:t>
-      </w:r>
-      <w:r>
-        <w:rPr>
-          <w:rFonts w:ascii="Times New Roman" w:hAnsi="Times New Roman"/>
-          <w:b w:val="0"/>
-          <w:i w:val="0"/>
-          <w:sz w:val="22"/>
-        </w:rPr>
-        <w:t>(6507), 1060–1062. https://doi.org/10.1126/science.aaz8170</w:t>
+        <w:t>, 757–770. https://doi.org/10.18653/v1/2020.coling-main.66</w:t>
       </w:r>
     </w:p>
     <w:p>
@@ -13960,7 +14139,7 @@
           <w:i w:val="0"/>
           <w:sz w:val="22"/>
         </w:rPr>
-        <w:t xml:space="preserve">Marwick, A. E., &amp; boyd, d. (2011). I tweet honestly, I tweet passionately: Twitter users, context collapse, and the imagined audience. </w:t>
+        <w:t xml:space="preserve">Landis, J. R., &amp; Koch, G. G. (1977). The measurement of observer agreement for categorical data. </w:t>
       </w:r>
       <w:r>
         <w:rPr>
@@ -13969,7 +14148,7 @@
           <w:i/>
           <w:sz w:val="22"/>
         </w:rPr>
-        <w:t>New Media &amp; Society</w:t>
+        <w:t>Biometrics</w:t>
       </w:r>
       <w:r>
         <w:rPr>
@@ -13987,7 +14166,7 @@
           <w:i/>
           <w:sz w:val="22"/>
         </w:rPr>
-        <w:t>13</w:t>
+        <w:t>33</w:t>
       </w:r>
       <w:r>
         <w:rPr>
@@ -13996,7 +14175,7 @@
           <w:i w:val="0"/>
           <w:sz w:val="22"/>
         </w:rPr>
-        <w:t>(1), 114–133. https://doi.org/10.1177/1461444810365313</w:t>
+        <w:t>(1), 159–174. https://doi.org/10.2307/2529310</w:t>
       </w:r>
     </w:p>
     <w:p>
@@ -14011,7 +14190,7 @@
           <w:i w:val="0"/>
           <w:sz w:val="22"/>
         </w:rPr>
-        <w:t xml:space="preserve">Milan, S. (2013). </w:t>
+        <w:t xml:space="preserve">Lazer, D. M., Pentland, A., Watts, D. J., Aral, S., Athey, S., Contractor, N., Freelon, D., Gonzalez-Bailon, S., King, G., Margetts, H., Moghadam, A., Nelson, B., Salganik, M. J., Strohmaier, M., Vespignani, A., &amp; Wagner, C. (2020). Computational social science: Obstacles and opportunities. </w:t>
       </w:r>
       <w:r>
         <w:rPr>
@@ -14020,7 +14199,7 @@
           <w:i/>
           <w:sz w:val="22"/>
         </w:rPr>
-        <w:t>Social movements and their technologies: Wiring social change</w:t>
+        <w:t>Science</w:t>
       </w:r>
       <w:r>
         <w:rPr>
@@ -14029,7 +14208,25 @@
           <w:i w:val="0"/>
           <w:sz w:val="22"/>
         </w:rPr>
-        <w:t>. Palgrave Macmillan. https://doi.org/10.1057/9781137314444</w:t>
+        <w:t xml:space="preserve">, </w:t>
+      </w:r>
+      <w:r>
+        <w:rPr>
+          <w:rFonts w:ascii="Times New Roman" w:hAnsi="Times New Roman"/>
+          <w:b w:val="0"/>
+          <w:i/>
+          <w:sz w:val="22"/>
+        </w:rPr>
+        <w:t>369</w:t>
+      </w:r>
+      <w:r>
+        <w:rPr>
+          <w:rFonts w:ascii="Times New Roman" w:hAnsi="Times New Roman"/>
+          <w:b w:val="0"/>
+          <w:i w:val="0"/>
+          <w:sz w:val="22"/>
+        </w:rPr>
+        <w:t>(6507), 1060–1062. https://doi.org/10.1126/science.aaz8170</w:t>
       </w:r>
     </w:p>
     <w:p>
@@ -14044,7 +14241,7 @@
           <w:i w:val="0"/>
           <w:sz w:val="22"/>
         </w:rPr>
-        <w:t xml:space="preserve">Papacharissi, Z. (2015). </w:t>
+        <w:t xml:space="preserve">Marwick, A. E., &amp; boyd, d. (2011). I tweet honestly, I tweet passionately: Twitter users, context collapse, and the imagined audience. </w:t>
       </w:r>
       <w:r>
         <w:rPr>
@@ -14053,7 +14250,7 @@
           <w:i/>
           <w:sz w:val="22"/>
         </w:rPr>
-        <w:t>Affective publics: Sentiment, technology, and politics</w:t>
+        <w:t>New Media &amp; Society</w:t>
       </w:r>
       <w:r>
         <w:rPr>
@@ -14062,7 +14259,25 @@
           <w:i w:val="0"/>
           <w:sz w:val="22"/>
         </w:rPr>
-        <w:t>. Oxford University Press. https://doi.org/10.1093/acprof:oso/9780199999736.001.0001</w:t>
+        <w:t xml:space="preserve">, </w:t>
+      </w:r>
+      <w:r>
+        <w:rPr>
+          <w:rFonts w:ascii="Times New Roman" w:hAnsi="Times New Roman"/>
+          <w:b w:val="0"/>
+          <w:i/>
+          <w:sz w:val="22"/>
+        </w:rPr>
+        <w:t>13</w:t>
+      </w:r>
+      <w:r>
+        <w:rPr>
+          <w:rFonts w:ascii="Times New Roman" w:hAnsi="Times New Roman"/>
+          <w:b w:val="0"/>
+          <w:i w:val="0"/>
+          <w:sz w:val="22"/>
+        </w:rPr>
+        <w:t>(1), 114–133. https://doi.org/10.1177/1461444810365313</w:t>
       </w:r>
     </w:p>
     <w:p>
@@ -14077,7 +14292,7 @@
           <w:i w:val="0"/>
           <w:sz w:val="22"/>
         </w:rPr>
-        <w:t xml:space="preserve">Papacharissi, Z. (2016). Affective publics and structures of storytelling: Sentiment, events and connectivity. </w:t>
+        <w:t xml:space="preserve">Milan, S. (2013). </w:t>
       </w:r>
       <w:r>
         <w:rPr>
@@ -14086,7 +14301,7 @@
           <w:i/>
           <w:sz w:val="22"/>
         </w:rPr>
-        <w:t>Information, Communication &amp; Society</w:t>
+        <w:t>Social movements and their technologies: Wiring social change</w:t>
       </w:r>
       <w:r>
         <w:rPr>
@@ -14095,25 +14310,7 @@
           <w:i w:val="0"/>
           <w:sz w:val="22"/>
         </w:rPr>
-        <w:t xml:space="preserve">, </w:t>
-      </w:r>
-      <w:r>
-        <w:rPr>
-          <w:rFonts w:ascii="Times New Roman" w:hAnsi="Times New Roman"/>
-          <w:b w:val="0"/>
-          <w:i/>
-          <w:sz w:val="22"/>
-        </w:rPr>
-        <w:t>19</w:t>
-      </w:r>
-      <w:r>
-        <w:rPr>
-          <w:rFonts w:ascii="Times New Roman" w:hAnsi="Times New Roman"/>
-          <w:b w:val="0"/>
-          <w:i w:val="0"/>
-          <w:sz w:val="22"/>
-        </w:rPr>
-        <w:t>(3), 307–324. https://doi.org/10.1080/1369118X.2015.1109697</w:t>
+        <w:t>. Palgrave Macmillan. https://doi.org/10.1057/9781137314444</w:t>
       </w:r>
     </w:p>
     <w:p>
@@ -14128,7 +14325,7 @@
           <w:i w:val="0"/>
           <w:sz w:val="22"/>
         </w:rPr>
-        <w:t xml:space="preserve">Plutchik, R. (1980). A general psychoevolutionary theory of emotion. In R. Plutchik &amp; H. Kellerman (Eds.), </w:t>
+        <w:t xml:space="preserve">Papacharissi, Z. (2015). </w:t>
       </w:r>
       <w:r>
         <w:rPr>
@@ -14137,7 +14334,7 @@
           <w:i/>
           <w:sz w:val="22"/>
         </w:rPr>
-        <w:t>Theories of emotion</w:t>
+        <w:t>Affective publics: Sentiment, technology, and politics</w:t>
       </w:r>
       <w:r>
         <w:rPr>
@@ -14146,7 +14343,142 @@
           <w:i w:val="0"/>
           <w:sz w:val="22"/>
         </w:rPr>
+        <w:t>. Oxford University Press. https://doi.org/10.1093/acprof:oso/9780199999736.001.0001</w:t>
+      </w:r>
+    </w:p>
+    <w:p>
+      <w:pPr>
+        <w:spacing w:line="360" w:lineRule="auto" w:after="60"/>
+        <w:ind w:left="720" w:hanging="720"/>
+      </w:pPr>
+      <w:r>
+        <w:rPr>
+          <w:rFonts w:ascii="Times New Roman" w:hAnsi="Times New Roman"/>
+          <w:b w:val="0"/>
+          <w:i w:val="0"/>
+          <w:sz w:val="22"/>
+        </w:rPr>
+        <w:t xml:space="preserve">Papacharissi, Z. (2016). Affective publics and structures of storytelling: Sentiment, events and connectivity. </w:t>
+      </w:r>
+      <w:r>
+        <w:rPr>
+          <w:rFonts w:ascii="Times New Roman" w:hAnsi="Times New Roman"/>
+          <w:b w:val="0"/>
+          <w:i/>
+          <w:sz w:val="22"/>
+        </w:rPr>
+        <w:t>Information, Communication &amp; Society</w:t>
+      </w:r>
+      <w:r>
+        <w:rPr>
+          <w:rFonts w:ascii="Times New Roman" w:hAnsi="Times New Roman"/>
+          <w:b w:val="0"/>
+          <w:i w:val="0"/>
+          <w:sz w:val="22"/>
+        </w:rPr>
+        <w:t xml:space="preserve">, </w:t>
+      </w:r>
+      <w:r>
+        <w:rPr>
+          <w:rFonts w:ascii="Times New Roman" w:hAnsi="Times New Roman"/>
+          <w:b w:val="0"/>
+          <w:i/>
+          <w:sz w:val="22"/>
+        </w:rPr>
+        <w:t>19</w:t>
+      </w:r>
+      <w:r>
+        <w:rPr>
+          <w:rFonts w:ascii="Times New Roman" w:hAnsi="Times New Roman"/>
+          <w:b w:val="0"/>
+          <w:i w:val="0"/>
+          <w:sz w:val="22"/>
+        </w:rPr>
+        <w:t>(3), 307–324. https://doi.org/10.1080/1369118X.2015.1109697</w:t>
+      </w:r>
+    </w:p>
+    <w:p>
+      <w:pPr>
+        <w:spacing w:line="360" w:lineRule="auto" w:after="60"/>
+        <w:ind w:left="720" w:hanging="720"/>
+      </w:pPr>
+      <w:r>
+        <w:rPr>
+          <w:rFonts w:ascii="Times New Roman" w:hAnsi="Times New Roman"/>
+          <w:b w:val="0"/>
+          <w:i w:val="0"/>
+          <w:sz w:val="22"/>
+        </w:rPr>
+        <w:t xml:space="preserve">Plutchik, R. (1980). A general psychoevolutionary theory of emotion. In R. Plutchik &amp; H. Kellerman (Eds.), </w:t>
+      </w:r>
+      <w:r>
+        <w:rPr>
+          <w:rFonts w:ascii="Times New Roman" w:hAnsi="Times New Roman"/>
+          <w:b w:val="0"/>
+          <w:i/>
+          <w:sz w:val="22"/>
+        </w:rPr>
+        <w:t>Theories of emotion</w:t>
+      </w:r>
+      <w:r>
+        <w:rPr>
+          <w:rFonts w:ascii="Times New Roman" w:hAnsi="Times New Roman"/>
+          <w:b w:val="0"/>
+          <w:i w:val="0"/>
+          <w:sz w:val="22"/>
+        </w:rPr>
         <w:t xml:space="preserve"> (pp. 3–33). Academic Press. https://doi.org/10.1016/B978-0-12-558701-3.50007-7</w:t>
+      </w:r>
+    </w:p>
+    <w:p>
+      <w:pPr>
+        <w:spacing w:line="360" w:lineRule="auto" w:after="60"/>
+        <w:ind w:left="720" w:hanging="720"/>
+      </w:pPr>
+      <w:r>
+        <w:rPr>
+          <w:rFonts w:ascii="Times New Roman" w:hAnsi="Times New Roman"/>
+          <w:b w:val="0"/>
+          <w:i w:val="0"/>
+          <w:sz w:val="22"/>
+        </w:rPr>
+        <w:t xml:space="preserve">Rossini, P., Stromer-Galley, J., Baptista, E. A., &amp; de Oliveira, V. V. (2021). Dysfunctional information on social media: Comparing the distribution and engagement of falsehoods on Twitter, Facebook, and WhatsApp. </w:t>
+      </w:r>
+      <w:r>
+        <w:rPr>
+          <w:rFonts w:ascii="Times New Roman" w:hAnsi="Times New Roman"/>
+          <w:b w:val="0"/>
+          <w:i/>
+          <w:sz w:val="22"/>
+        </w:rPr>
+        <w:t>New Media &amp; Society</w:t>
+      </w:r>
+      <w:r>
+        <w:rPr>
+          <w:rFonts w:ascii="Times New Roman" w:hAnsi="Times New Roman"/>
+          <w:b w:val="0"/>
+          <w:i w:val="0"/>
+          <w:sz w:val="22"/>
+        </w:rPr>
+        <w:t xml:space="preserve">, </w:t>
+      </w:r>
+      <w:r>
+        <w:rPr>
+          <w:rFonts w:ascii="Times New Roman" w:hAnsi="Times New Roman"/>
+          <w:b w:val="0"/>
+          <w:i/>
+          <w:sz w:val="22"/>
+        </w:rPr>
+        <w:t>23</w:t>
+      </w:r>
+      <w:r>
+        <w:rPr>
+          <w:rFonts w:ascii="Times New Roman" w:hAnsi="Times New Roman"/>
+          <w:b w:val="0"/>
+          <w:i w:val="0"/>
+          <w:sz w:val="22"/>
+        </w:rPr>
+        <w:t>(8), 2444–2467. https://doi.org/10.1177/1461444820924376</w:t>
       </w:r>
     </w:p>
     <w:p>

--- a/manuscript/ICS_TAYLOR_FRANCIS_MBG_COMMUNICATION_2026.docx
+++ b/manuscript/ICS_TAYLOR_FRANCIS_MBG_COMMUNICATION_2026.docx
@@ -12299,6 +12299,1969 @@
     </w:p>
     <w:p>
       <w:pPr>
+        <w:spacing w:line="480" w:lineRule="auto" w:before="240" w:after="60"/>
+        <w:ind w:firstLine="0"/>
+        <w:jc w:val="left"/>
+      </w:pPr>
+      <w:r>
+        <w:rPr>
+          <w:rFonts w:ascii="Times New Roman" w:hAnsi="Times New Roman"/>
+          <w:b/>
+          <w:i w:val="0"/>
+          <w:sz w:val="25"/>
+        </w:rPr>
+        <w:t>4.7 Dynamic Temporal Network Evolution &amp; Longitudinal Modeling (TERGM &amp; SAOM/SIENA)</w:t>
+      </w:r>
+    </w:p>
+    <w:p>
+      <w:pPr>
+        <w:spacing w:line="480" w:lineRule="auto" w:before="0" w:after="0"/>
+        <w:ind w:firstLine="720"/>
+      </w:pPr>
+      <w:r>
+        <w:rPr>
+          <w:rFonts w:ascii="Times New Roman" w:hAnsi="Times New Roman"/>
+          <w:b w:val="0"/>
+          <w:i w:val="0"/>
+          <w:sz w:val="24"/>
+        </w:rPr>
+        <w:t>To overcome the methodological limitations of cross-sectional static network snapshots, we partitioned the 2026 policy lifecycle into four distinct empirical phases based on operational governance milestones (Table 8).</w:t>
+      </w:r>
+    </w:p>
+    <w:p>
+      <w:pPr>
+        <w:spacing w:before="240" w:after="60" w:line="288" w:lineRule="auto"/>
+        <w:jc w:val="left"/>
+      </w:pPr>
+      <w:r>
+        <w:rPr>
+          <w:rFonts w:ascii="Times New Roman" w:hAnsi="Times New Roman"/>
+          <w:b/>
+          <w:i w:val="0"/>
+          <w:sz w:val="22"/>
+        </w:rPr>
+        <w:t>Table 8: Longitudinal Macro-Topological Evolution and TERGM Parameter Estimation Across 2026 Policy Lifecycle</w:t>
+      </w:r>
+    </w:p>
+    <w:tbl>
+      <w:tblPr>
+        <w:tblW w:type="auto" w:w="0"/>
+        <w:jc w:val="center"/>
+        <w:tblLook w:firstColumn="1" w:firstRow="1" w:lastColumn="0" w:lastRow="0" w:noHBand="0" w:noVBand="1" w:val="04A0"/>
+        <w:tblBorders>
+          <w:top w:val="single" w:sz="10" w:space="0" w:color="000000"/>
+          <w:bottom w:val="single" w:sz="10" w:space="0" w:color="000000"/>
+          <w:left w:val="none"/>
+          <w:right w:val="none"/>
+          <w:insideH w:val="none"/>
+          <w:insideV w:val="none"/>
+        </w:tblBorders>
+      </w:tblPr>
+      <w:tblGrid>
+        <w:gridCol w:w="669"/>
+        <w:gridCol w:w="669"/>
+        <w:gridCol w:w="669"/>
+        <w:gridCol w:w="669"/>
+        <w:gridCol w:w="669"/>
+        <w:gridCol w:w="669"/>
+        <w:gridCol w:w="669"/>
+        <w:gridCol w:w="669"/>
+        <w:gridCol w:w="669"/>
+        <w:gridCol w:w="669"/>
+        <w:gridCol w:w="669"/>
+        <w:gridCol w:w="669"/>
+        <w:gridCol w:w="669"/>
+        <w:gridCol w:w="669"/>
+      </w:tblGrid>
+      <w:tr>
+        <w:tc>
+          <w:tcPr>
+            <w:tcW w:type="dxa" w:w="669"/>
+            <w:shd w:fill="F1F5F9"/>
+            <w:tcMar>
+              <w:top w:w="60" w:type="dxa"/>
+              <w:bottom w:w="60" w:type="dxa"/>
+              <w:left w:w="90" w:type="dxa"/>
+              <w:right w:w="90" w:type="dxa"/>
+            </w:tcMar>
+            <w:tcBorders>
+              <w:bottom w:val="single" w:sz="8" w:space="0" w:color="000000"/>
+            </w:tcBorders>
+          </w:tcPr>
+          <w:p>
+            <w:pPr>
+              <w:spacing w:before="40" w:after="40" w:line="252" w:lineRule="auto"/>
+            </w:pPr>
+            <w:r/>
+            <w:r>
+              <w:rPr>
+                <w:rFonts w:ascii="Times New Roman" w:hAnsi="Times New Roman"/>
+                <w:b/>
+                <w:i w:val="0"/>
+                <w:sz w:val="19"/>
+              </w:rPr>
+              <w:t>Phase ID &amp; Name</w:t>
+            </w:r>
+          </w:p>
+        </w:tc>
+        <w:tc>
+          <w:tcPr>
+            <w:tcW w:type="dxa" w:w="669"/>
+            <w:shd w:fill="F1F5F9"/>
+            <w:tcMar>
+              <w:top w:w="60" w:type="dxa"/>
+              <w:bottom w:w="60" w:type="dxa"/>
+              <w:left w:w="90" w:type="dxa"/>
+              <w:right w:w="90" w:type="dxa"/>
+            </w:tcMar>
+            <w:tcBorders>
+              <w:bottom w:val="single" w:sz="8" w:space="0" w:color="000000"/>
+            </w:tcBorders>
+          </w:tcPr>
+          <w:p>
+            <w:pPr>
+              <w:spacing w:before="40" w:after="40" w:line="252" w:lineRule="auto"/>
+            </w:pPr>
+            <w:r/>
+            <w:r>
+              <w:rPr>
+                <w:rFonts w:ascii="Times New Roman" w:hAnsi="Times New Roman"/>
+                <w:b/>
+                <w:i w:val="0"/>
+                <w:sz w:val="19"/>
+              </w:rPr>
+              <w:t>Time Window</w:t>
+            </w:r>
+          </w:p>
+        </w:tc>
+        <w:tc>
+          <w:tcPr>
+            <w:tcW w:type="dxa" w:w="669"/>
+            <w:shd w:fill="F1F5F9"/>
+            <w:tcMar>
+              <w:top w:w="60" w:type="dxa"/>
+              <w:bottom w:w="60" w:type="dxa"/>
+              <w:left w:w="90" w:type="dxa"/>
+              <w:right w:w="90" w:type="dxa"/>
+            </w:tcMar>
+            <w:tcBorders>
+              <w:bottom w:val="single" w:sz="8" w:space="0" w:color="000000"/>
+            </w:tcBorders>
+          </w:tcPr>
+          <w:p>
+            <w:pPr>
+              <w:spacing w:before="40" w:after="40" w:line="252" w:lineRule="auto"/>
+            </w:pPr>
+            <w:r/>
+            <w:r>
+              <w:rPr>
+                <w:rFonts w:ascii="Times New Roman" w:hAnsi="Times New Roman"/>
+                <w:b/>
+                <w:i w:val="0"/>
+                <w:sz w:val="19"/>
+              </w:rPr>
+              <w:t>Post Volume ($N$)</w:t>
+            </w:r>
+          </w:p>
+        </w:tc>
+        <w:tc>
+          <w:tcPr>
+            <w:tcW w:type="dxa" w:w="669"/>
+            <w:shd w:fill="F1F5F9"/>
+            <w:tcMar>
+              <w:top w:w="60" w:type="dxa"/>
+              <w:bottom w:w="60" w:type="dxa"/>
+              <w:left w:w="90" w:type="dxa"/>
+              <w:right w:w="90" w:type="dxa"/>
+            </w:tcMar>
+            <w:tcBorders>
+              <w:bottom w:val="single" w:sz="8" w:space="0" w:color="000000"/>
+            </w:tcBorders>
+          </w:tcPr>
+          <w:p>
+            <w:pPr>
+              <w:spacing w:before="40" w:after="40" w:line="252" w:lineRule="auto"/>
+            </w:pPr>
+            <w:r/>
+            <w:r>
+              <w:rPr>
+                <w:rFonts w:ascii="Times New Roman" w:hAnsi="Times New Roman"/>
+                <w:b/>
+                <w:i w:val="0"/>
+                <w:sz w:val="19"/>
+              </w:rPr>
+              <w:t>Nodes ($</w:t>
+            </w:r>
+          </w:p>
+        </w:tc>
+        <w:tc>
+          <w:tcPr>
+            <w:tcW w:type="dxa" w:w="669"/>
+            <w:shd w:fill="F1F5F9"/>
+            <w:tcMar>
+              <w:top w:w="60" w:type="dxa"/>
+              <w:bottom w:w="60" w:type="dxa"/>
+              <w:left w:w="90" w:type="dxa"/>
+              <w:right w:w="90" w:type="dxa"/>
+            </w:tcMar>
+            <w:tcBorders>
+              <w:bottom w:val="single" w:sz="8" w:space="0" w:color="000000"/>
+            </w:tcBorders>
+          </w:tcPr>
+          <w:p>
+            <w:pPr>
+              <w:spacing w:before="40" w:after="40" w:line="252" w:lineRule="auto"/>
+            </w:pPr>
+            <w:r/>
+            <w:r>
+              <w:rPr>
+                <w:rFonts w:ascii="Times New Roman" w:hAnsi="Times New Roman"/>
+                <w:b/>
+                <w:i w:val="0"/>
+                <w:sz w:val="19"/>
+              </w:rPr>
+              <w:t>V_t</w:t>
+            </w:r>
+          </w:p>
+        </w:tc>
+        <w:tc>
+          <w:tcPr>
+            <w:tcW w:type="dxa" w:w="669"/>
+            <w:shd w:fill="F1F5F9"/>
+            <w:tcMar>
+              <w:top w:w="60" w:type="dxa"/>
+              <w:bottom w:w="60" w:type="dxa"/>
+              <w:left w:w="90" w:type="dxa"/>
+              <w:right w:w="90" w:type="dxa"/>
+            </w:tcMar>
+            <w:tcBorders>
+              <w:bottom w:val="single" w:sz="8" w:space="0" w:color="000000"/>
+            </w:tcBorders>
+          </w:tcPr>
+          <w:p>
+            <w:pPr>
+              <w:spacing w:before="40" w:after="40" w:line="252" w:lineRule="auto"/>
+            </w:pPr>
+            <w:r/>
+            <w:r>
+              <w:rPr>
+                <w:rFonts w:ascii="Times New Roman" w:hAnsi="Times New Roman"/>
+                <w:b/>
+                <w:i w:val="0"/>
+                <w:sz w:val="19"/>
+              </w:rPr>
+              <w:t>$)</w:t>
+            </w:r>
+          </w:p>
+        </w:tc>
+        <w:tc>
+          <w:tcPr>
+            <w:tcW w:type="dxa" w:w="669"/>
+            <w:shd w:fill="F1F5F9"/>
+            <w:tcMar>
+              <w:top w:w="60" w:type="dxa"/>
+              <w:bottom w:w="60" w:type="dxa"/>
+              <w:left w:w="90" w:type="dxa"/>
+              <w:right w:w="90" w:type="dxa"/>
+            </w:tcMar>
+            <w:tcBorders>
+              <w:bottom w:val="single" w:sz="8" w:space="0" w:color="000000"/>
+            </w:tcBorders>
+          </w:tcPr>
+          <w:p>
+            <w:pPr>
+              <w:spacing w:before="40" w:after="40" w:line="252" w:lineRule="auto"/>
+            </w:pPr>
+            <w:r/>
+            <w:r>
+              <w:rPr>
+                <w:rFonts w:ascii="Times New Roman" w:hAnsi="Times New Roman"/>
+                <w:b/>
+                <w:i w:val="0"/>
+                <w:sz w:val="19"/>
+              </w:rPr>
+              <w:t>Edges ($</w:t>
+            </w:r>
+          </w:p>
+        </w:tc>
+        <w:tc>
+          <w:tcPr>
+            <w:tcW w:type="dxa" w:w="669"/>
+            <w:shd w:fill="F1F5F9"/>
+            <w:tcMar>
+              <w:top w:w="60" w:type="dxa"/>
+              <w:bottom w:w="60" w:type="dxa"/>
+              <w:left w:w="90" w:type="dxa"/>
+              <w:right w:w="90" w:type="dxa"/>
+            </w:tcMar>
+            <w:tcBorders>
+              <w:bottom w:val="single" w:sz="8" w:space="0" w:color="000000"/>
+            </w:tcBorders>
+          </w:tcPr>
+          <w:p>
+            <w:pPr>
+              <w:spacing w:before="40" w:after="40" w:line="252" w:lineRule="auto"/>
+            </w:pPr>
+            <w:r/>
+            <w:r>
+              <w:rPr>
+                <w:rFonts w:ascii="Times New Roman" w:hAnsi="Times New Roman"/>
+                <w:b/>
+                <w:i w:val="0"/>
+                <w:sz w:val="19"/>
+              </w:rPr>
+              <w:t>E_t</w:t>
+            </w:r>
+          </w:p>
+        </w:tc>
+        <w:tc>
+          <w:tcPr>
+            <w:tcW w:type="dxa" w:w="669"/>
+            <w:shd w:fill="F1F5F9"/>
+            <w:tcMar>
+              <w:top w:w="60" w:type="dxa"/>
+              <w:bottom w:w="60" w:type="dxa"/>
+              <w:left w:w="90" w:type="dxa"/>
+              <w:right w:w="90" w:type="dxa"/>
+            </w:tcMar>
+            <w:tcBorders>
+              <w:bottom w:val="single" w:sz="8" w:space="0" w:color="000000"/>
+            </w:tcBorders>
+          </w:tcPr>
+          <w:p>
+            <w:pPr>
+              <w:spacing w:before="40" w:after="40" w:line="252" w:lineRule="auto"/>
+            </w:pPr>
+            <w:r/>
+            <w:r>
+              <w:rPr>
+                <w:rFonts w:ascii="Times New Roman" w:hAnsi="Times New Roman"/>
+                <w:b/>
+                <w:i w:val="0"/>
+                <w:sz w:val="19"/>
+              </w:rPr>
+              <w:t>$)</w:t>
+            </w:r>
+          </w:p>
+        </w:tc>
+        <w:tc>
+          <w:tcPr>
+            <w:tcW w:type="dxa" w:w="669"/>
+            <w:shd w:fill="F1F5F9"/>
+            <w:tcMar>
+              <w:top w:w="60" w:type="dxa"/>
+              <w:bottom w:w="60" w:type="dxa"/>
+              <w:left w:w="90" w:type="dxa"/>
+              <w:right w:w="90" w:type="dxa"/>
+            </w:tcMar>
+            <w:tcBorders>
+              <w:bottom w:val="single" w:sz="8" w:space="0" w:color="000000"/>
+            </w:tcBorders>
+          </w:tcPr>
+          <w:p>
+            <w:pPr>
+              <w:spacing w:before="40" w:after="40" w:line="252" w:lineRule="auto"/>
+            </w:pPr>
+            <w:r/>
+            <w:r>
+              <w:rPr>
+                <w:rFonts w:ascii="Times New Roman" w:hAnsi="Times New Roman"/>
+                <w:b/>
+                <w:i w:val="0"/>
+                <w:sz w:val="19"/>
+              </w:rPr>
+              <w:t>Density ($\rho_t$)</w:t>
+            </w:r>
+          </w:p>
+        </w:tc>
+        <w:tc>
+          <w:tcPr>
+            <w:tcW w:type="dxa" w:w="669"/>
+            <w:shd w:fill="F1F5F9"/>
+            <w:tcMar>
+              <w:top w:w="60" w:type="dxa"/>
+              <w:bottom w:w="60" w:type="dxa"/>
+              <w:left w:w="90" w:type="dxa"/>
+              <w:right w:w="90" w:type="dxa"/>
+            </w:tcMar>
+            <w:tcBorders>
+              <w:bottom w:val="single" w:sz="8" w:space="0" w:color="000000"/>
+            </w:tcBorders>
+          </w:tcPr>
+          <w:p>
+            <w:pPr>
+              <w:spacing w:before="40" w:after="40" w:line="252" w:lineRule="auto"/>
+            </w:pPr>
+            <w:r/>
+            <w:r>
+              <w:rPr>
+                <w:rFonts w:ascii="Times New Roman" w:hAnsi="Times New Roman"/>
+                <w:b/>
+                <w:i w:val="0"/>
+                <w:sz w:val="19"/>
+              </w:rPr>
+              <w:t>Reciprocity ($r_t$)</w:t>
+            </w:r>
+          </w:p>
+        </w:tc>
+        <w:tc>
+          <w:tcPr>
+            <w:tcW w:type="dxa" w:w="669"/>
+            <w:shd w:fill="F1F5F9"/>
+            <w:tcMar>
+              <w:top w:w="60" w:type="dxa"/>
+              <w:bottom w:w="60" w:type="dxa"/>
+              <w:left w:w="90" w:type="dxa"/>
+              <w:right w:w="90" w:type="dxa"/>
+            </w:tcMar>
+            <w:tcBorders>
+              <w:bottom w:val="single" w:sz="8" w:space="0" w:color="000000"/>
+            </w:tcBorders>
+          </w:tcPr>
+          <w:p>
+            <w:pPr>
+              <w:spacing w:before="40" w:after="40" w:line="252" w:lineRule="auto"/>
+            </w:pPr>
+            <w:r/>
+            <w:r>
+              <w:rPr>
+                <w:rFonts w:ascii="Times New Roman" w:hAnsi="Times New Roman"/>
+                <w:b/>
+                <w:i w:val="0"/>
+                <w:sz w:val="19"/>
+              </w:rPr>
+              <w:t>Modularity ($Q_t$)</w:t>
+            </w:r>
+          </w:p>
+        </w:tc>
+        <w:tc>
+          <w:tcPr>
+            <w:tcW w:type="dxa" w:w="669"/>
+            <w:shd w:fill="F1F5F9"/>
+            <w:tcMar>
+              <w:top w:w="60" w:type="dxa"/>
+              <w:bottom w:w="60" w:type="dxa"/>
+              <w:left w:w="90" w:type="dxa"/>
+              <w:right w:w="90" w:type="dxa"/>
+            </w:tcMar>
+            <w:tcBorders>
+              <w:bottom w:val="single" w:sz="8" w:space="0" w:color="000000"/>
+            </w:tcBorders>
+          </w:tcPr>
+          <w:p>
+            <w:pPr>
+              <w:spacing w:before="40" w:after="40" w:line="252" w:lineRule="auto"/>
+            </w:pPr>
+            <w:r/>
+            <w:r>
+              <w:rPr>
+                <w:rFonts w:ascii="Times New Roman" w:hAnsi="Times New Roman"/>
+                <w:b/>
+                <w:i w:val="0"/>
+                <w:sz w:val="19"/>
+              </w:rPr>
+              <w:t>Clusters</w:t>
+            </w:r>
+          </w:p>
+        </w:tc>
+        <w:tc>
+          <w:tcPr>
+            <w:tcW w:type="dxa" w:w="669"/>
+            <w:shd w:fill="F1F5F9"/>
+            <w:tcMar>
+              <w:top w:w="60" w:type="dxa"/>
+              <w:bottom w:w="60" w:type="dxa"/>
+              <w:left w:w="90" w:type="dxa"/>
+              <w:right w:w="90" w:type="dxa"/>
+            </w:tcMar>
+            <w:tcBorders>
+              <w:bottom w:val="single" w:sz="8" w:space="0" w:color="000000"/>
+            </w:tcBorders>
+          </w:tcPr>
+          <w:p>
+            <w:pPr>
+              <w:spacing w:before="40" w:after="40" w:line="252" w:lineRule="auto"/>
+            </w:pPr>
+            <w:r/>
+            <w:r>
+              <w:rPr>
+                <w:rFonts w:ascii="Times New Roman" w:hAnsi="Times New Roman"/>
+                <w:b/>
+                <w:i w:val="0"/>
+                <w:sz w:val="19"/>
+              </w:rPr>
+              <w:t>Governance Milestone</w:t>
+            </w:r>
+          </w:p>
+        </w:tc>
+      </w:tr>
+      <w:tr>
+        <w:tc>
+          <w:tcPr>
+            <w:tcW w:type="dxa" w:w="669"/>
+            <w:tcMar>
+              <w:top w:w="60" w:type="dxa"/>
+              <w:bottom w:w="60" w:type="dxa"/>
+              <w:left w:w="90" w:type="dxa"/>
+              <w:right w:w="90" w:type="dxa"/>
+            </w:tcMar>
+          </w:tcPr>
+          <w:p>
+            <w:pPr>
+              <w:spacing w:before="40" w:after="40" w:line="252" w:lineRule="auto"/>
+            </w:pPr>
+            <w:r/>
+            <w:r>
+              <w:rPr>
+                <w:rFonts w:ascii="Times New Roman" w:hAnsi="Times New Roman"/>
+                <w:b/>
+                <w:i w:val="0"/>
+                <w:sz w:val="18"/>
+              </w:rPr>
+              <w:t>Phase 1: Pre-Rollout Piloting</w:t>
+            </w:r>
+          </w:p>
+        </w:tc>
+        <w:tc>
+          <w:tcPr>
+            <w:tcW w:type="dxa" w:w="669"/>
+            <w:tcMar>
+              <w:top w:w="60" w:type="dxa"/>
+              <w:bottom w:w="60" w:type="dxa"/>
+              <w:left w:w="90" w:type="dxa"/>
+              <w:right w:w="90" w:type="dxa"/>
+            </w:tcMar>
+          </w:tcPr>
+          <w:p>
+            <w:pPr>
+              <w:spacing w:before="40" w:after="40" w:line="252" w:lineRule="auto"/>
+            </w:pPr>
+            <w:r/>
+            <w:r>
+              <w:rPr>
+                <w:rFonts w:ascii="Times New Roman" w:hAnsi="Times New Roman"/>
+                <w:b w:val="0"/>
+                <w:i w:val="0"/>
+                <w:sz w:val="18"/>
+              </w:rPr>
+              <w:t>Jan 1 – Mar 31, 2026</w:t>
+            </w:r>
+          </w:p>
+        </w:tc>
+        <w:tc>
+          <w:tcPr>
+            <w:tcW w:type="dxa" w:w="669"/>
+            <w:tcMar>
+              <w:top w:w="60" w:type="dxa"/>
+              <w:bottom w:w="60" w:type="dxa"/>
+              <w:left w:w="90" w:type="dxa"/>
+              <w:right w:w="90" w:type="dxa"/>
+            </w:tcMar>
+          </w:tcPr>
+          <w:p>
+            <w:pPr>
+              <w:spacing w:before="40" w:after="40" w:line="252" w:lineRule="auto"/>
+            </w:pPr>
+            <w:r/>
+            <w:r>
+              <w:rPr>
+                <w:rFonts w:ascii="Times New Roman" w:hAnsi="Times New Roman"/>
+                <w:b w:val="0"/>
+                <w:i w:val="0"/>
+                <w:sz w:val="18"/>
+              </w:rPr>
+              <w:t>299</w:t>
+            </w:r>
+          </w:p>
+        </w:tc>
+        <w:tc>
+          <w:tcPr>
+            <w:tcW w:type="dxa" w:w="669"/>
+            <w:tcMar>
+              <w:top w:w="60" w:type="dxa"/>
+              <w:bottom w:w="60" w:type="dxa"/>
+              <w:left w:w="90" w:type="dxa"/>
+              <w:right w:w="90" w:type="dxa"/>
+            </w:tcMar>
+          </w:tcPr>
+          <w:p>
+            <w:pPr>
+              <w:spacing w:before="40" w:after="40" w:line="252" w:lineRule="auto"/>
+            </w:pPr>
+            <w:r/>
+            <w:r>
+              <w:rPr>
+                <w:rFonts w:ascii="Times New Roman" w:hAnsi="Times New Roman"/>
+                <w:b w:val="0"/>
+                <w:i w:val="0"/>
+                <w:sz w:val="18"/>
+              </w:rPr>
+              <w:t>54</w:t>
+            </w:r>
+          </w:p>
+        </w:tc>
+        <w:tc>
+          <w:tcPr>
+            <w:tcW w:type="dxa" w:w="669"/>
+            <w:tcMar>
+              <w:top w:w="60" w:type="dxa"/>
+              <w:bottom w:w="60" w:type="dxa"/>
+              <w:left w:w="90" w:type="dxa"/>
+              <w:right w:w="90" w:type="dxa"/>
+            </w:tcMar>
+          </w:tcPr>
+          <w:p>
+            <w:pPr>
+              <w:spacing w:before="40" w:after="40" w:line="252" w:lineRule="auto"/>
+            </w:pPr>
+            <w:r/>
+            <w:r>
+              <w:rPr>
+                <w:rFonts w:ascii="Times New Roman" w:hAnsi="Times New Roman"/>
+                <w:b w:val="0"/>
+                <w:i w:val="0"/>
+                <w:sz w:val="18"/>
+              </w:rPr>
+              <w:t>40</w:t>
+            </w:r>
+          </w:p>
+        </w:tc>
+        <w:tc>
+          <w:tcPr>
+            <w:tcW w:type="dxa" w:w="669"/>
+            <w:tcMar>
+              <w:top w:w="60" w:type="dxa"/>
+              <w:bottom w:w="60" w:type="dxa"/>
+              <w:left w:w="90" w:type="dxa"/>
+              <w:right w:w="90" w:type="dxa"/>
+            </w:tcMar>
+          </w:tcPr>
+          <w:p>
+            <w:pPr>
+              <w:spacing w:before="40" w:after="40" w:line="252" w:lineRule="auto"/>
+            </w:pPr>
+            <w:r/>
+            <w:r>
+              <w:rPr>
+                <w:rFonts w:ascii="Times New Roman" w:hAnsi="Times New Roman"/>
+                <w:b w:val="0"/>
+                <w:i w:val="0"/>
+                <w:sz w:val="18"/>
+              </w:rPr>
+              <w:t>0.013976</w:t>
+            </w:r>
+          </w:p>
+        </w:tc>
+        <w:tc>
+          <w:tcPr>
+            <w:tcW w:type="dxa" w:w="669"/>
+            <w:tcMar>
+              <w:top w:w="60" w:type="dxa"/>
+              <w:bottom w:w="60" w:type="dxa"/>
+              <w:left w:w="90" w:type="dxa"/>
+              <w:right w:w="90" w:type="dxa"/>
+            </w:tcMar>
+          </w:tcPr>
+          <w:p>
+            <w:pPr>
+              <w:spacing w:before="40" w:after="40" w:line="252" w:lineRule="auto"/>
+            </w:pPr>
+            <w:r/>
+            <w:r>
+              <w:rPr>
+                <w:rFonts w:ascii="Times New Roman" w:hAnsi="Times New Roman"/>
+                <w:b w:val="0"/>
+                <w:i w:val="0"/>
+                <w:sz w:val="18"/>
+              </w:rPr>
+              <w:t>0.0000</w:t>
+            </w:r>
+          </w:p>
+        </w:tc>
+        <w:tc>
+          <w:tcPr>
+            <w:tcW w:type="dxa" w:w="669"/>
+            <w:tcMar>
+              <w:top w:w="60" w:type="dxa"/>
+              <w:bottom w:w="60" w:type="dxa"/>
+              <w:left w:w="90" w:type="dxa"/>
+              <w:right w:w="90" w:type="dxa"/>
+            </w:tcMar>
+          </w:tcPr>
+          <w:p>
+            <w:pPr>
+              <w:spacing w:before="40" w:after="40" w:line="252" w:lineRule="auto"/>
+            </w:pPr>
+            <w:r/>
+            <w:r>
+              <w:rPr>
+                <w:rFonts w:ascii="Times New Roman" w:hAnsi="Times New Roman"/>
+                <w:b w:val="0"/>
+                <w:i w:val="0"/>
+                <w:sz w:val="18"/>
+              </w:rPr>
+              <w:t>0.7116</w:t>
+            </w:r>
+          </w:p>
+        </w:tc>
+        <w:tc>
+          <w:tcPr>
+            <w:tcW w:type="dxa" w:w="669"/>
+            <w:tcMar>
+              <w:top w:w="60" w:type="dxa"/>
+              <w:bottom w:w="60" w:type="dxa"/>
+              <w:left w:w="90" w:type="dxa"/>
+              <w:right w:w="90" w:type="dxa"/>
+            </w:tcMar>
+          </w:tcPr>
+          <w:p>
+            <w:pPr>
+              <w:spacing w:before="40" w:after="40" w:line="252" w:lineRule="auto"/>
+            </w:pPr>
+            <w:r/>
+            <w:r>
+              <w:rPr>
+                <w:rFonts w:ascii="Times New Roman" w:hAnsi="Times New Roman"/>
+                <w:b w:val="0"/>
+                <w:i w:val="0"/>
+                <w:sz w:val="18"/>
+              </w:rPr>
+              <w:t>15</w:t>
+            </w:r>
+          </w:p>
+        </w:tc>
+        <w:tc>
+          <w:tcPr>
+            <w:tcW w:type="dxa" w:w="669"/>
+            <w:tcMar>
+              <w:top w:w="60" w:type="dxa"/>
+              <w:bottom w:w="60" w:type="dxa"/>
+              <w:left w:w="90" w:type="dxa"/>
+              <w:right w:w="90" w:type="dxa"/>
+            </w:tcMar>
+          </w:tcPr>
+          <w:p>
+            <w:pPr>
+              <w:spacing w:before="40" w:after="40" w:line="252" w:lineRule="auto"/>
+            </w:pPr>
+            <w:r/>
+            <w:r>
+              <w:rPr>
+                <w:rFonts w:ascii="Times New Roman" w:hAnsi="Times New Roman"/>
+                <w:b w:val="0"/>
+                <w:i w:val="0"/>
+                <w:sz w:val="18"/>
+              </w:rPr>
+              <w:t>Early trial rollouts; fiscal skepticism on IDR 15k portion feasibility</w:t>
+            </w:r>
+          </w:p>
+        </w:tc>
+        <w:tc>
+          <w:tcPr>
+            <w:tcW w:type="dxa" w:w="669"/>
+            <w:tcMar>
+              <w:top w:w="60" w:type="dxa"/>
+              <w:bottom w:w="60" w:type="dxa"/>
+              <w:left w:w="90" w:type="dxa"/>
+              <w:right w:w="90" w:type="dxa"/>
+            </w:tcMar>
+          </w:tcPr>
+          <w:p>
+            <w:pPr>
+              <w:spacing w:before="40" w:after="40" w:line="252" w:lineRule="auto"/>
+            </w:pPr>
+            <w:r/>
+          </w:p>
+        </w:tc>
+        <w:tc>
+          <w:tcPr>
+            <w:tcW w:type="dxa" w:w="669"/>
+            <w:tcMar>
+              <w:top w:w="60" w:type="dxa"/>
+              <w:bottom w:w="60" w:type="dxa"/>
+              <w:left w:w="90" w:type="dxa"/>
+              <w:right w:w="90" w:type="dxa"/>
+            </w:tcMar>
+          </w:tcPr>
+          <w:p>
+            <w:pPr>
+              <w:spacing w:before="40" w:after="40" w:line="252" w:lineRule="auto"/>
+            </w:pPr>
+            <w:r/>
+          </w:p>
+        </w:tc>
+        <w:tc>
+          <w:tcPr>
+            <w:tcW w:type="dxa" w:w="669"/>
+            <w:tcMar>
+              <w:top w:w="60" w:type="dxa"/>
+              <w:bottom w:w="60" w:type="dxa"/>
+              <w:left w:w="90" w:type="dxa"/>
+              <w:right w:w="90" w:type="dxa"/>
+            </w:tcMar>
+          </w:tcPr>
+          <w:p>
+            <w:pPr>
+              <w:spacing w:before="40" w:after="40" w:line="252" w:lineRule="auto"/>
+            </w:pPr>
+            <w:r/>
+          </w:p>
+        </w:tc>
+        <w:tc>
+          <w:tcPr>
+            <w:tcW w:type="dxa" w:w="669"/>
+            <w:tcMar>
+              <w:top w:w="60" w:type="dxa"/>
+              <w:bottom w:w="60" w:type="dxa"/>
+              <w:left w:w="90" w:type="dxa"/>
+              <w:right w:w="90" w:type="dxa"/>
+            </w:tcMar>
+          </w:tcPr>
+          <w:p>
+            <w:pPr>
+              <w:spacing w:before="40" w:after="40" w:line="252" w:lineRule="auto"/>
+            </w:pPr>
+            <w:r/>
+          </w:p>
+        </w:tc>
+      </w:tr>
+      <w:tr>
+        <w:tc>
+          <w:tcPr>
+            <w:tcW w:type="dxa" w:w="669"/>
+            <w:tcMar>
+              <w:top w:w="60" w:type="dxa"/>
+              <w:bottom w:w="60" w:type="dxa"/>
+              <w:left w:w="90" w:type="dxa"/>
+              <w:right w:w="90" w:type="dxa"/>
+            </w:tcMar>
+          </w:tcPr>
+          <w:p>
+            <w:pPr>
+              <w:spacing w:before="40" w:after="40" w:line="252" w:lineRule="auto"/>
+            </w:pPr>
+            <w:r/>
+            <w:r>
+              <w:rPr>
+                <w:rFonts w:ascii="Times New Roman" w:hAnsi="Times New Roman"/>
+                <w:b/>
+                <w:i w:val="0"/>
+                <w:sz w:val="18"/>
+              </w:rPr>
+              <w:t>Phase 2: Escalation &amp; Peak I</w:t>
+            </w:r>
+          </w:p>
+        </w:tc>
+        <w:tc>
+          <w:tcPr>
+            <w:tcW w:type="dxa" w:w="669"/>
+            <w:tcMar>
+              <w:top w:w="60" w:type="dxa"/>
+              <w:bottom w:w="60" w:type="dxa"/>
+              <w:left w:w="90" w:type="dxa"/>
+              <w:right w:w="90" w:type="dxa"/>
+            </w:tcMar>
+          </w:tcPr>
+          <w:p>
+            <w:pPr>
+              <w:spacing w:before="40" w:after="40" w:line="252" w:lineRule="auto"/>
+            </w:pPr>
+            <w:r/>
+            <w:r>
+              <w:rPr>
+                <w:rFonts w:ascii="Times New Roman" w:hAnsi="Times New Roman"/>
+                <w:b w:val="0"/>
+                <w:i w:val="0"/>
+                <w:sz w:val="18"/>
+              </w:rPr>
+              <w:t>Apr 1 – May 31, 2026</w:t>
+            </w:r>
+          </w:p>
+        </w:tc>
+        <w:tc>
+          <w:tcPr>
+            <w:tcW w:type="dxa" w:w="669"/>
+            <w:tcMar>
+              <w:top w:w="60" w:type="dxa"/>
+              <w:bottom w:w="60" w:type="dxa"/>
+              <w:left w:w="90" w:type="dxa"/>
+              <w:right w:w="90" w:type="dxa"/>
+            </w:tcMar>
+          </w:tcPr>
+          <w:p>
+            <w:pPr>
+              <w:spacing w:before="40" w:after="40" w:line="252" w:lineRule="auto"/>
+            </w:pPr>
+            <w:r/>
+            <w:r>
+              <w:rPr>
+                <w:rFonts w:ascii="Times New Roman" w:hAnsi="Times New Roman"/>
+                <w:b w:val="0"/>
+                <w:i w:val="0"/>
+                <w:sz w:val="18"/>
+              </w:rPr>
+              <w:t>3,379</w:t>
+            </w:r>
+          </w:p>
+        </w:tc>
+        <w:tc>
+          <w:tcPr>
+            <w:tcW w:type="dxa" w:w="669"/>
+            <w:tcMar>
+              <w:top w:w="60" w:type="dxa"/>
+              <w:bottom w:w="60" w:type="dxa"/>
+              <w:left w:w="90" w:type="dxa"/>
+              <w:right w:w="90" w:type="dxa"/>
+            </w:tcMar>
+          </w:tcPr>
+          <w:p>
+            <w:pPr>
+              <w:spacing w:before="40" w:after="40" w:line="252" w:lineRule="auto"/>
+            </w:pPr>
+            <w:r/>
+            <w:r>
+              <w:rPr>
+                <w:rFonts w:ascii="Times New Roman" w:hAnsi="Times New Roman"/>
+                <w:b/>
+                <w:i w:val="0"/>
+                <w:sz w:val="18"/>
+              </w:rPr>
+              <w:t>962</w:t>
+            </w:r>
+          </w:p>
+        </w:tc>
+        <w:tc>
+          <w:tcPr>
+            <w:tcW w:type="dxa" w:w="669"/>
+            <w:tcMar>
+              <w:top w:w="60" w:type="dxa"/>
+              <w:bottom w:w="60" w:type="dxa"/>
+              <w:left w:w="90" w:type="dxa"/>
+              <w:right w:w="90" w:type="dxa"/>
+            </w:tcMar>
+          </w:tcPr>
+          <w:p>
+            <w:pPr>
+              <w:spacing w:before="40" w:after="40" w:line="252" w:lineRule="auto"/>
+            </w:pPr>
+            <w:r/>
+            <w:r>
+              <w:rPr>
+                <w:rFonts w:ascii="Times New Roman" w:hAnsi="Times New Roman"/>
+                <w:b/>
+                <w:i w:val="0"/>
+                <w:sz w:val="18"/>
+              </w:rPr>
+              <w:t>666</w:t>
+            </w:r>
+          </w:p>
+        </w:tc>
+        <w:tc>
+          <w:tcPr>
+            <w:tcW w:type="dxa" w:w="669"/>
+            <w:tcMar>
+              <w:top w:w="60" w:type="dxa"/>
+              <w:bottom w:w="60" w:type="dxa"/>
+              <w:left w:w="90" w:type="dxa"/>
+              <w:right w:w="90" w:type="dxa"/>
+            </w:tcMar>
+          </w:tcPr>
+          <w:p>
+            <w:pPr>
+              <w:spacing w:before="40" w:after="40" w:line="252" w:lineRule="auto"/>
+            </w:pPr>
+            <w:r/>
+            <w:r>
+              <w:rPr>
+                <w:rFonts w:ascii="Times New Roman" w:hAnsi="Times New Roman"/>
+                <w:b w:val="0"/>
+                <w:i w:val="0"/>
+                <w:sz w:val="18"/>
+              </w:rPr>
+              <w:t>0.000720</w:t>
+            </w:r>
+          </w:p>
+        </w:tc>
+        <w:tc>
+          <w:tcPr>
+            <w:tcW w:type="dxa" w:w="669"/>
+            <w:tcMar>
+              <w:top w:w="60" w:type="dxa"/>
+              <w:bottom w:w="60" w:type="dxa"/>
+              <w:left w:w="90" w:type="dxa"/>
+              <w:right w:w="90" w:type="dxa"/>
+            </w:tcMar>
+          </w:tcPr>
+          <w:p>
+            <w:pPr>
+              <w:spacing w:before="40" w:after="40" w:line="252" w:lineRule="auto"/>
+            </w:pPr>
+            <w:r/>
+            <w:r>
+              <w:rPr>
+                <w:rFonts w:ascii="Times New Roman" w:hAnsi="Times New Roman"/>
+                <w:b/>
+                <w:i w:val="0"/>
+                <w:sz w:val="18"/>
+              </w:rPr>
+              <w:t>0.0150</w:t>
+            </w:r>
+          </w:p>
+        </w:tc>
+        <w:tc>
+          <w:tcPr>
+            <w:tcW w:type="dxa" w:w="669"/>
+            <w:tcMar>
+              <w:top w:w="60" w:type="dxa"/>
+              <w:bottom w:w="60" w:type="dxa"/>
+              <w:left w:w="90" w:type="dxa"/>
+              <w:right w:w="90" w:type="dxa"/>
+            </w:tcMar>
+          </w:tcPr>
+          <w:p>
+            <w:pPr>
+              <w:spacing w:before="40" w:after="40" w:line="252" w:lineRule="auto"/>
+            </w:pPr>
+            <w:r/>
+            <w:r>
+              <w:rPr>
+                <w:rFonts w:ascii="Times New Roman" w:hAnsi="Times New Roman"/>
+                <w:b/>
+                <w:i w:val="0"/>
+                <w:sz w:val="18"/>
+              </w:rPr>
+              <w:t>0.9769</w:t>
+            </w:r>
+          </w:p>
+        </w:tc>
+        <w:tc>
+          <w:tcPr>
+            <w:tcW w:type="dxa" w:w="669"/>
+            <w:tcMar>
+              <w:top w:w="60" w:type="dxa"/>
+              <w:bottom w:w="60" w:type="dxa"/>
+              <w:left w:w="90" w:type="dxa"/>
+              <w:right w:w="90" w:type="dxa"/>
+            </w:tcMar>
+          </w:tcPr>
+          <w:p>
+            <w:pPr>
+              <w:spacing w:before="40" w:after="40" w:line="252" w:lineRule="auto"/>
+            </w:pPr>
+            <w:r/>
+            <w:r>
+              <w:rPr>
+                <w:rFonts w:ascii="Times New Roman" w:hAnsi="Times New Roman"/>
+                <w:b/>
+                <w:i w:val="0"/>
+                <w:sz w:val="18"/>
+              </w:rPr>
+              <w:t>322</w:t>
+            </w:r>
+          </w:p>
+        </w:tc>
+        <w:tc>
+          <w:tcPr>
+            <w:tcW w:type="dxa" w:w="669"/>
+            <w:tcMar>
+              <w:top w:w="60" w:type="dxa"/>
+              <w:bottom w:w="60" w:type="dxa"/>
+              <w:left w:w="90" w:type="dxa"/>
+              <w:right w:w="90" w:type="dxa"/>
+            </w:tcMar>
+          </w:tcPr>
+          <w:p>
+            <w:pPr>
+              <w:spacing w:before="40" w:after="40" w:line="252" w:lineRule="auto"/>
+            </w:pPr>
+            <w:r/>
+            <w:r>
+              <w:rPr>
+                <w:rFonts w:ascii="Times New Roman" w:hAnsi="Times New Roman"/>
+                <w:b/>
+                <w:i w:val="0"/>
+                <w:sz w:val="18"/>
+              </w:rPr>
+              <w:t>BGN suspends 4,581 SPPG catering units</w:t>
+            </w:r>
+            <w:r>
+              <w:rPr>
+                <w:rFonts w:ascii="Times New Roman" w:hAnsi="Times New Roman"/>
+                <w:b w:val="0"/>
+                <w:i w:val="0"/>
+                <w:sz w:val="18"/>
+              </w:rPr>
+              <w:t>; plastic tray controversy</w:t>
+            </w:r>
+          </w:p>
+        </w:tc>
+        <w:tc>
+          <w:tcPr>
+            <w:tcW w:type="dxa" w:w="669"/>
+            <w:tcMar>
+              <w:top w:w="60" w:type="dxa"/>
+              <w:bottom w:w="60" w:type="dxa"/>
+              <w:left w:w="90" w:type="dxa"/>
+              <w:right w:w="90" w:type="dxa"/>
+            </w:tcMar>
+          </w:tcPr>
+          <w:p>
+            <w:pPr>
+              <w:spacing w:before="40" w:after="40" w:line="252" w:lineRule="auto"/>
+            </w:pPr>
+            <w:r/>
+          </w:p>
+        </w:tc>
+        <w:tc>
+          <w:tcPr>
+            <w:tcW w:type="dxa" w:w="669"/>
+            <w:tcMar>
+              <w:top w:w="60" w:type="dxa"/>
+              <w:bottom w:w="60" w:type="dxa"/>
+              <w:left w:w="90" w:type="dxa"/>
+              <w:right w:w="90" w:type="dxa"/>
+            </w:tcMar>
+          </w:tcPr>
+          <w:p>
+            <w:pPr>
+              <w:spacing w:before="40" w:after="40" w:line="252" w:lineRule="auto"/>
+            </w:pPr>
+            <w:r/>
+          </w:p>
+        </w:tc>
+        <w:tc>
+          <w:tcPr>
+            <w:tcW w:type="dxa" w:w="669"/>
+            <w:tcMar>
+              <w:top w:w="60" w:type="dxa"/>
+              <w:bottom w:w="60" w:type="dxa"/>
+              <w:left w:w="90" w:type="dxa"/>
+              <w:right w:w="90" w:type="dxa"/>
+            </w:tcMar>
+          </w:tcPr>
+          <w:p>
+            <w:pPr>
+              <w:spacing w:before="40" w:after="40" w:line="252" w:lineRule="auto"/>
+            </w:pPr>
+            <w:r/>
+          </w:p>
+        </w:tc>
+        <w:tc>
+          <w:tcPr>
+            <w:tcW w:type="dxa" w:w="669"/>
+            <w:tcMar>
+              <w:top w:w="60" w:type="dxa"/>
+              <w:bottom w:w="60" w:type="dxa"/>
+              <w:left w:w="90" w:type="dxa"/>
+              <w:right w:w="90" w:type="dxa"/>
+            </w:tcMar>
+          </w:tcPr>
+          <w:p>
+            <w:pPr>
+              <w:spacing w:before="40" w:after="40" w:line="252" w:lineRule="auto"/>
+            </w:pPr>
+            <w:r/>
+          </w:p>
+        </w:tc>
+      </w:tr>
+      <w:tr>
+        <w:tc>
+          <w:tcPr>
+            <w:tcW w:type="dxa" w:w="669"/>
+            <w:tcMar>
+              <w:top w:w="60" w:type="dxa"/>
+              <w:bottom w:w="60" w:type="dxa"/>
+              <w:left w:w="90" w:type="dxa"/>
+              <w:right w:w="90" w:type="dxa"/>
+            </w:tcMar>
+          </w:tcPr>
+          <w:p>
+            <w:pPr>
+              <w:spacing w:before="40" w:after="40" w:line="252" w:lineRule="auto"/>
+            </w:pPr>
+            <w:r/>
+            <w:r>
+              <w:rPr>
+                <w:rFonts w:ascii="Times New Roman" w:hAnsi="Times New Roman"/>
+                <w:b/>
+                <w:i w:val="0"/>
+                <w:sz w:val="18"/>
+              </w:rPr>
+              <w:t>Phase 3: Recess &amp; Review</w:t>
+            </w:r>
+          </w:p>
+        </w:tc>
+        <w:tc>
+          <w:tcPr>
+            <w:tcW w:type="dxa" w:w="669"/>
+            <w:tcMar>
+              <w:top w:w="60" w:type="dxa"/>
+              <w:bottom w:w="60" w:type="dxa"/>
+              <w:left w:w="90" w:type="dxa"/>
+              <w:right w:w="90" w:type="dxa"/>
+            </w:tcMar>
+          </w:tcPr>
+          <w:p>
+            <w:pPr>
+              <w:spacing w:before="40" w:after="40" w:line="252" w:lineRule="auto"/>
+            </w:pPr>
+            <w:r/>
+            <w:r>
+              <w:rPr>
+                <w:rFonts w:ascii="Times New Roman" w:hAnsi="Times New Roman"/>
+                <w:b w:val="0"/>
+                <w:i w:val="0"/>
+                <w:sz w:val="18"/>
+              </w:rPr>
+              <w:t>Jun 1 – Aug 31, 2026</w:t>
+            </w:r>
+          </w:p>
+        </w:tc>
+        <w:tc>
+          <w:tcPr>
+            <w:tcW w:type="dxa" w:w="669"/>
+            <w:tcMar>
+              <w:top w:w="60" w:type="dxa"/>
+              <w:bottom w:w="60" w:type="dxa"/>
+              <w:left w:w="90" w:type="dxa"/>
+              <w:right w:w="90" w:type="dxa"/>
+            </w:tcMar>
+          </w:tcPr>
+          <w:p>
+            <w:pPr>
+              <w:spacing w:before="40" w:after="40" w:line="252" w:lineRule="auto"/>
+            </w:pPr>
+            <w:r/>
+            <w:r>
+              <w:rPr>
+                <w:rFonts w:ascii="Times New Roman" w:hAnsi="Times New Roman"/>
+                <w:b w:val="0"/>
+                <w:i w:val="0"/>
+                <w:sz w:val="18"/>
+              </w:rPr>
+              <w:t>619</w:t>
+            </w:r>
+          </w:p>
+        </w:tc>
+        <w:tc>
+          <w:tcPr>
+            <w:tcW w:type="dxa" w:w="669"/>
+            <w:tcMar>
+              <w:top w:w="60" w:type="dxa"/>
+              <w:bottom w:w="60" w:type="dxa"/>
+              <w:left w:w="90" w:type="dxa"/>
+              <w:right w:w="90" w:type="dxa"/>
+            </w:tcMar>
+          </w:tcPr>
+          <w:p>
+            <w:pPr>
+              <w:spacing w:before="40" w:after="40" w:line="252" w:lineRule="auto"/>
+            </w:pPr>
+            <w:r/>
+            <w:r>
+              <w:rPr>
+                <w:rFonts w:ascii="Times New Roman" w:hAnsi="Times New Roman"/>
+                <w:b w:val="0"/>
+                <w:i w:val="0"/>
+                <w:sz w:val="18"/>
+              </w:rPr>
+              <w:t>182</w:t>
+            </w:r>
+          </w:p>
+        </w:tc>
+        <w:tc>
+          <w:tcPr>
+            <w:tcW w:type="dxa" w:w="669"/>
+            <w:tcMar>
+              <w:top w:w="60" w:type="dxa"/>
+              <w:bottom w:w="60" w:type="dxa"/>
+              <w:left w:w="90" w:type="dxa"/>
+              <w:right w:w="90" w:type="dxa"/>
+            </w:tcMar>
+          </w:tcPr>
+          <w:p>
+            <w:pPr>
+              <w:spacing w:before="40" w:after="40" w:line="252" w:lineRule="auto"/>
+            </w:pPr>
+            <w:r/>
+            <w:r>
+              <w:rPr>
+                <w:rFonts w:ascii="Times New Roman" w:hAnsi="Times New Roman"/>
+                <w:b w:val="0"/>
+                <w:i w:val="0"/>
+                <w:sz w:val="18"/>
+              </w:rPr>
+              <w:t>181</w:t>
+            </w:r>
+          </w:p>
+        </w:tc>
+        <w:tc>
+          <w:tcPr>
+            <w:tcW w:type="dxa" w:w="669"/>
+            <w:tcMar>
+              <w:top w:w="60" w:type="dxa"/>
+              <w:bottom w:w="60" w:type="dxa"/>
+              <w:left w:w="90" w:type="dxa"/>
+              <w:right w:w="90" w:type="dxa"/>
+            </w:tcMar>
+          </w:tcPr>
+          <w:p>
+            <w:pPr>
+              <w:spacing w:before="40" w:after="40" w:line="252" w:lineRule="auto"/>
+            </w:pPr>
+            <w:r/>
+            <w:r>
+              <w:rPr>
+                <w:rFonts w:ascii="Times New Roman" w:hAnsi="Times New Roman"/>
+                <w:b w:val="0"/>
+                <w:i w:val="0"/>
+                <w:sz w:val="18"/>
+              </w:rPr>
+              <w:t>0.005495</w:t>
+            </w:r>
+          </w:p>
+        </w:tc>
+        <w:tc>
+          <w:tcPr>
+            <w:tcW w:type="dxa" w:w="669"/>
+            <w:tcMar>
+              <w:top w:w="60" w:type="dxa"/>
+              <w:bottom w:w="60" w:type="dxa"/>
+              <w:left w:w="90" w:type="dxa"/>
+              <w:right w:w="90" w:type="dxa"/>
+            </w:tcMar>
+          </w:tcPr>
+          <w:p>
+            <w:pPr>
+              <w:spacing w:before="40" w:after="40" w:line="252" w:lineRule="auto"/>
+            </w:pPr>
+            <w:r/>
+            <w:r>
+              <w:rPr>
+                <w:rFonts w:ascii="Times New Roman" w:hAnsi="Times New Roman"/>
+                <w:b w:val="0"/>
+                <w:i w:val="0"/>
+                <w:sz w:val="18"/>
+              </w:rPr>
+              <w:t>0.0000</w:t>
+            </w:r>
+          </w:p>
+        </w:tc>
+        <w:tc>
+          <w:tcPr>
+            <w:tcW w:type="dxa" w:w="669"/>
+            <w:tcMar>
+              <w:top w:w="60" w:type="dxa"/>
+              <w:bottom w:w="60" w:type="dxa"/>
+              <w:left w:w="90" w:type="dxa"/>
+              <w:right w:w="90" w:type="dxa"/>
+            </w:tcMar>
+          </w:tcPr>
+          <w:p>
+            <w:pPr>
+              <w:spacing w:before="40" w:after="40" w:line="252" w:lineRule="auto"/>
+            </w:pPr>
+            <w:r/>
+            <w:r>
+              <w:rPr>
+                <w:rFonts w:ascii="Times New Roman" w:hAnsi="Times New Roman"/>
+                <w:b w:val="0"/>
+                <w:i w:val="0"/>
+                <w:sz w:val="18"/>
+              </w:rPr>
+              <w:t>0.0000</w:t>
+            </w:r>
+          </w:p>
+        </w:tc>
+        <w:tc>
+          <w:tcPr>
+            <w:tcW w:type="dxa" w:w="669"/>
+            <w:tcMar>
+              <w:top w:w="60" w:type="dxa"/>
+              <w:bottom w:w="60" w:type="dxa"/>
+              <w:left w:w="90" w:type="dxa"/>
+              <w:right w:w="90" w:type="dxa"/>
+            </w:tcMar>
+          </w:tcPr>
+          <w:p>
+            <w:pPr>
+              <w:spacing w:before="40" w:after="40" w:line="252" w:lineRule="auto"/>
+            </w:pPr>
+            <w:r/>
+            <w:r>
+              <w:rPr>
+                <w:rFonts w:ascii="Times New Roman" w:hAnsi="Times New Roman"/>
+                <w:b w:val="0"/>
+                <w:i w:val="0"/>
+                <w:sz w:val="18"/>
+              </w:rPr>
+              <w:t>1</w:t>
+            </w:r>
+          </w:p>
+        </w:tc>
+        <w:tc>
+          <w:tcPr>
+            <w:tcW w:type="dxa" w:w="669"/>
+            <w:tcMar>
+              <w:top w:w="60" w:type="dxa"/>
+              <w:bottom w:w="60" w:type="dxa"/>
+              <w:left w:w="90" w:type="dxa"/>
+              <w:right w:w="90" w:type="dxa"/>
+            </w:tcMar>
+          </w:tcPr>
+          <w:p>
+            <w:pPr>
+              <w:spacing w:before="40" w:after="40" w:line="252" w:lineRule="auto"/>
+            </w:pPr>
+            <w:r/>
+            <w:r>
+              <w:rPr>
+                <w:rFonts w:ascii="Times New Roman" w:hAnsi="Times New Roman"/>
+                <w:b w:val="0"/>
+                <w:i w:val="0"/>
+                <w:sz w:val="18"/>
+              </w:rPr>
+              <w:t>Discursive lull; parliamentary hearings; APBN FY26 IDR 268T budget</w:t>
+            </w:r>
+          </w:p>
+        </w:tc>
+        <w:tc>
+          <w:tcPr>
+            <w:tcW w:type="dxa" w:w="669"/>
+            <w:tcMar>
+              <w:top w:w="60" w:type="dxa"/>
+              <w:bottom w:w="60" w:type="dxa"/>
+              <w:left w:w="90" w:type="dxa"/>
+              <w:right w:w="90" w:type="dxa"/>
+            </w:tcMar>
+          </w:tcPr>
+          <w:p>
+            <w:pPr>
+              <w:spacing w:before="40" w:after="40" w:line="252" w:lineRule="auto"/>
+            </w:pPr>
+            <w:r/>
+          </w:p>
+        </w:tc>
+        <w:tc>
+          <w:tcPr>
+            <w:tcW w:type="dxa" w:w="669"/>
+            <w:tcMar>
+              <w:top w:w="60" w:type="dxa"/>
+              <w:bottom w:w="60" w:type="dxa"/>
+              <w:left w:w="90" w:type="dxa"/>
+              <w:right w:w="90" w:type="dxa"/>
+            </w:tcMar>
+          </w:tcPr>
+          <w:p>
+            <w:pPr>
+              <w:spacing w:before="40" w:after="40" w:line="252" w:lineRule="auto"/>
+            </w:pPr>
+            <w:r/>
+          </w:p>
+        </w:tc>
+        <w:tc>
+          <w:tcPr>
+            <w:tcW w:type="dxa" w:w="669"/>
+            <w:tcMar>
+              <w:top w:w="60" w:type="dxa"/>
+              <w:bottom w:w="60" w:type="dxa"/>
+              <w:left w:w="90" w:type="dxa"/>
+              <w:right w:w="90" w:type="dxa"/>
+            </w:tcMar>
+          </w:tcPr>
+          <w:p>
+            <w:pPr>
+              <w:spacing w:before="40" w:after="40" w:line="252" w:lineRule="auto"/>
+            </w:pPr>
+            <w:r/>
+          </w:p>
+        </w:tc>
+        <w:tc>
+          <w:tcPr>
+            <w:tcW w:type="dxa" w:w="669"/>
+            <w:tcMar>
+              <w:top w:w="60" w:type="dxa"/>
+              <w:bottom w:w="60" w:type="dxa"/>
+              <w:left w:w="90" w:type="dxa"/>
+              <w:right w:w="90" w:type="dxa"/>
+            </w:tcMar>
+          </w:tcPr>
+          <w:p>
+            <w:pPr>
+              <w:spacing w:before="40" w:after="40" w:line="252" w:lineRule="auto"/>
+            </w:pPr>
+            <w:r/>
+          </w:p>
+        </w:tc>
+      </w:tr>
+      <w:tr>
+        <w:tc>
+          <w:tcPr>
+            <w:tcW w:type="dxa" w:w="669"/>
+            <w:tcMar>
+              <w:top w:w="60" w:type="dxa"/>
+              <w:bottom w:w="60" w:type="dxa"/>
+              <w:left w:w="90" w:type="dxa"/>
+              <w:right w:w="90" w:type="dxa"/>
+            </w:tcMar>
+          </w:tcPr>
+          <w:p>
+            <w:pPr>
+              <w:spacing w:before="40" w:after="40" w:line="252" w:lineRule="auto"/>
+            </w:pPr>
+            <w:r/>
+            <w:r>
+              <w:rPr>
+                <w:rFonts w:ascii="Times New Roman" w:hAnsi="Times New Roman"/>
+                <w:b/>
+                <w:i w:val="0"/>
+                <w:sz w:val="18"/>
+              </w:rPr>
+              <w:t>Phase 4: Acute Outbreak &amp; EWS</w:t>
+            </w:r>
+          </w:p>
+        </w:tc>
+        <w:tc>
+          <w:tcPr>
+            <w:tcW w:type="dxa" w:w="669"/>
+            <w:tcMar>
+              <w:top w:w="60" w:type="dxa"/>
+              <w:bottom w:w="60" w:type="dxa"/>
+              <w:left w:w="90" w:type="dxa"/>
+              <w:right w:w="90" w:type="dxa"/>
+            </w:tcMar>
+          </w:tcPr>
+          <w:p>
+            <w:pPr>
+              <w:spacing w:before="40" w:after="40" w:line="252" w:lineRule="auto"/>
+            </w:pPr>
+            <w:r/>
+            <w:r>
+              <w:rPr>
+                <w:rFonts w:ascii="Times New Roman" w:hAnsi="Times New Roman"/>
+                <w:b w:val="0"/>
+                <w:i w:val="0"/>
+                <w:sz w:val="18"/>
+              </w:rPr>
+              <w:t>Sep 1 – Oct 10, 2026</w:t>
+            </w:r>
+          </w:p>
+        </w:tc>
+        <w:tc>
+          <w:tcPr>
+            <w:tcW w:type="dxa" w:w="669"/>
+            <w:tcMar>
+              <w:top w:w="60" w:type="dxa"/>
+              <w:bottom w:w="60" w:type="dxa"/>
+              <w:left w:w="90" w:type="dxa"/>
+              <w:right w:w="90" w:type="dxa"/>
+            </w:tcMar>
+          </w:tcPr>
+          <w:p>
+            <w:pPr>
+              <w:spacing w:before="40" w:after="40" w:line="252" w:lineRule="auto"/>
+            </w:pPr>
+            <w:r/>
+            <w:r>
+              <w:rPr>
+                <w:rFonts w:ascii="Times New Roman" w:hAnsi="Times New Roman"/>
+                <w:b/>
+                <w:i w:val="0"/>
+                <w:sz w:val="18"/>
+              </w:rPr>
+              <w:t>4,397</w:t>
+            </w:r>
+          </w:p>
+        </w:tc>
+        <w:tc>
+          <w:tcPr>
+            <w:tcW w:type="dxa" w:w="669"/>
+            <w:tcMar>
+              <w:top w:w="60" w:type="dxa"/>
+              <w:bottom w:w="60" w:type="dxa"/>
+              <w:left w:w="90" w:type="dxa"/>
+              <w:right w:w="90" w:type="dxa"/>
+            </w:tcMar>
+          </w:tcPr>
+          <w:p>
+            <w:pPr>
+              <w:spacing w:before="40" w:after="40" w:line="252" w:lineRule="auto"/>
+            </w:pPr>
+            <w:r/>
+            <w:r>
+              <w:rPr>
+                <w:rFonts w:ascii="Times New Roman" w:hAnsi="Times New Roman"/>
+                <w:b/>
+                <w:i w:val="0"/>
+                <w:sz w:val="18"/>
+              </w:rPr>
+              <w:t>1,038</w:t>
+            </w:r>
+          </w:p>
+        </w:tc>
+        <w:tc>
+          <w:tcPr>
+            <w:tcW w:type="dxa" w:w="669"/>
+            <w:tcMar>
+              <w:top w:w="60" w:type="dxa"/>
+              <w:bottom w:w="60" w:type="dxa"/>
+              <w:left w:w="90" w:type="dxa"/>
+              <w:right w:w="90" w:type="dxa"/>
+            </w:tcMar>
+          </w:tcPr>
+          <w:p>
+            <w:pPr>
+              <w:spacing w:before="40" w:after="40" w:line="252" w:lineRule="auto"/>
+            </w:pPr>
+            <w:r/>
+            <w:r>
+              <w:rPr>
+                <w:rFonts w:ascii="Times New Roman" w:hAnsi="Times New Roman"/>
+                <w:b/>
+                <w:i w:val="0"/>
+                <w:sz w:val="18"/>
+              </w:rPr>
+              <w:t>1,037</w:t>
+            </w:r>
+          </w:p>
+        </w:tc>
+        <w:tc>
+          <w:tcPr>
+            <w:tcW w:type="dxa" w:w="669"/>
+            <w:tcMar>
+              <w:top w:w="60" w:type="dxa"/>
+              <w:bottom w:w="60" w:type="dxa"/>
+              <w:left w:w="90" w:type="dxa"/>
+              <w:right w:w="90" w:type="dxa"/>
+            </w:tcMar>
+          </w:tcPr>
+          <w:p>
+            <w:pPr>
+              <w:spacing w:before="40" w:after="40" w:line="252" w:lineRule="auto"/>
+            </w:pPr>
+            <w:r/>
+            <w:r>
+              <w:rPr>
+                <w:rFonts w:ascii="Times New Roman" w:hAnsi="Times New Roman"/>
+                <w:b w:val="0"/>
+                <w:i w:val="0"/>
+                <w:sz w:val="18"/>
+              </w:rPr>
+              <w:t>0.000963</w:t>
+            </w:r>
+          </w:p>
+        </w:tc>
+        <w:tc>
+          <w:tcPr>
+            <w:tcW w:type="dxa" w:w="669"/>
+            <w:tcMar>
+              <w:top w:w="60" w:type="dxa"/>
+              <w:bottom w:w="60" w:type="dxa"/>
+              <w:left w:w="90" w:type="dxa"/>
+              <w:right w:w="90" w:type="dxa"/>
+            </w:tcMar>
+          </w:tcPr>
+          <w:p>
+            <w:pPr>
+              <w:spacing w:before="40" w:after="40" w:line="252" w:lineRule="auto"/>
+            </w:pPr>
+            <w:r/>
+            <w:r>
+              <w:rPr>
+                <w:rFonts w:ascii="Times New Roman" w:hAnsi="Times New Roman"/>
+                <w:b w:val="0"/>
+                <w:i w:val="0"/>
+                <w:sz w:val="18"/>
+              </w:rPr>
+              <w:t>0.0000</w:t>
+            </w:r>
+          </w:p>
+        </w:tc>
+        <w:tc>
+          <w:tcPr>
+            <w:tcW w:type="dxa" w:w="669"/>
+            <w:tcMar>
+              <w:top w:w="60" w:type="dxa"/>
+              <w:bottom w:w="60" w:type="dxa"/>
+              <w:left w:w="90" w:type="dxa"/>
+              <w:right w:w="90" w:type="dxa"/>
+            </w:tcMar>
+          </w:tcPr>
+          <w:p>
+            <w:pPr>
+              <w:spacing w:before="40" w:after="40" w:line="252" w:lineRule="auto"/>
+            </w:pPr>
+            <w:r/>
+            <w:r>
+              <w:rPr>
+                <w:rFonts w:ascii="Times New Roman" w:hAnsi="Times New Roman"/>
+                <w:b w:val="0"/>
+                <w:i w:val="0"/>
+                <w:sz w:val="18"/>
+              </w:rPr>
+              <w:t>0.0000</w:t>
+            </w:r>
+          </w:p>
+        </w:tc>
+        <w:tc>
+          <w:tcPr>
+            <w:tcW w:type="dxa" w:w="669"/>
+            <w:tcMar>
+              <w:top w:w="60" w:type="dxa"/>
+              <w:bottom w:w="60" w:type="dxa"/>
+              <w:left w:w="90" w:type="dxa"/>
+              <w:right w:w="90" w:type="dxa"/>
+            </w:tcMar>
+          </w:tcPr>
+          <w:p>
+            <w:pPr>
+              <w:spacing w:before="40" w:after="40" w:line="252" w:lineRule="auto"/>
+            </w:pPr>
+            <w:r/>
+            <w:r>
+              <w:rPr>
+                <w:rFonts w:ascii="Times New Roman" w:hAnsi="Times New Roman"/>
+                <w:b w:val="0"/>
+                <w:i w:val="0"/>
+                <w:sz w:val="18"/>
+              </w:rPr>
+              <w:t>1</w:t>
+            </w:r>
+          </w:p>
+        </w:tc>
+        <w:tc>
+          <w:tcPr>
+            <w:tcW w:type="dxa" w:w="669"/>
+            <w:tcMar>
+              <w:top w:w="60" w:type="dxa"/>
+              <w:bottom w:w="60" w:type="dxa"/>
+              <w:left w:w="90" w:type="dxa"/>
+              <w:right w:w="90" w:type="dxa"/>
+            </w:tcMar>
+          </w:tcPr>
+          <w:p>
+            <w:pPr>
+              <w:spacing w:before="40" w:after="40" w:line="252" w:lineRule="auto"/>
+            </w:pPr>
+            <w:r/>
+            <w:r>
+              <w:rPr>
+                <w:rFonts w:ascii="Times New Roman" w:hAnsi="Times New Roman"/>
+                <w:b/>
+                <w:i w:val="0"/>
+                <w:sz w:val="18"/>
+              </w:rPr>
+              <w:t>Mass food poisoning outbreaks</w:t>
+            </w:r>
+            <w:r>
+              <w:rPr>
+                <w:rFonts w:ascii="Times New Roman" w:hAnsi="Times New Roman"/>
+                <w:b w:val="0"/>
+                <w:i w:val="0"/>
+                <w:sz w:val="18"/>
+              </w:rPr>
+              <w:t>; automated Telegram EWS alert activation</w:t>
+            </w:r>
+          </w:p>
+        </w:tc>
+        <w:tc>
+          <w:tcPr>
+            <w:tcW w:type="dxa" w:w="669"/>
+            <w:tcMar>
+              <w:top w:w="60" w:type="dxa"/>
+              <w:bottom w:w="60" w:type="dxa"/>
+              <w:left w:w="90" w:type="dxa"/>
+              <w:right w:w="90" w:type="dxa"/>
+            </w:tcMar>
+          </w:tcPr>
+          <w:p>
+            <w:pPr>
+              <w:spacing w:before="40" w:after="40" w:line="252" w:lineRule="auto"/>
+            </w:pPr>
+            <w:r/>
+          </w:p>
+        </w:tc>
+        <w:tc>
+          <w:tcPr>
+            <w:tcW w:type="dxa" w:w="669"/>
+            <w:tcMar>
+              <w:top w:w="60" w:type="dxa"/>
+              <w:bottom w:w="60" w:type="dxa"/>
+              <w:left w:w="90" w:type="dxa"/>
+              <w:right w:w="90" w:type="dxa"/>
+            </w:tcMar>
+          </w:tcPr>
+          <w:p>
+            <w:pPr>
+              <w:spacing w:before="40" w:after="40" w:line="252" w:lineRule="auto"/>
+            </w:pPr>
+            <w:r/>
+          </w:p>
+        </w:tc>
+        <w:tc>
+          <w:tcPr>
+            <w:tcW w:type="dxa" w:w="669"/>
+            <w:tcMar>
+              <w:top w:w="60" w:type="dxa"/>
+              <w:bottom w:w="60" w:type="dxa"/>
+              <w:left w:w="90" w:type="dxa"/>
+              <w:right w:w="90" w:type="dxa"/>
+            </w:tcMar>
+          </w:tcPr>
+          <w:p>
+            <w:pPr>
+              <w:spacing w:before="40" w:after="40" w:line="252" w:lineRule="auto"/>
+            </w:pPr>
+            <w:r/>
+          </w:p>
+        </w:tc>
+        <w:tc>
+          <w:tcPr>
+            <w:tcW w:type="dxa" w:w="669"/>
+            <w:tcMar>
+              <w:top w:w="60" w:type="dxa"/>
+              <w:bottom w:w="60" w:type="dxa"/>
+              <w:left w:w="90" w:type="dxa"/>
+              <w:right w:w="90" w:type="dxa"/>
+            </w:tcMar>
+          </w:tcPr>
+          <w:p>
+            <w:pPr>
+              <w:spacing w:before="40" w:after="40" w:line="252" w:lineRule="auto"/>
+            </w:pPr>
+            <w:r/>
+          </w:p>
+        </w:tc>
+      </w:tr>
+    </w:tbl>
+    <w:p>
+      <w:pPr>
+        <w:spacing w:after="120"/>
+      </w:pPr>
+    </w:p>
+    <w:p>
+      <w:pPr>
+        <w:spacing w:line="480" w:lineRule="auto" w:before="0" w:after="0"/>
+        <w:ind w:firstLine="720"/>
+      </w:pPr>
+      <w:r>
+        <w:rPr>
+          <w:rFonts w:ascii="Times New Roman" w:hAnsi="Times New Roman"/>
+          <w:b w:val="0"/>
+          <w:i w:val="0"/>
+          <w:sz w:val="24"/>
+        </w:rPr>
+        <w:t>Longitudinal network decomposition highlights three empirical discoveries:</w:t>
+      </w:r>
+    </w:p>
+    <w:p>
+      <w:pPr>
+        <w:spacing w:line="480" w:lineRule="auto" w:after="40"/>
+        <w:ind w:left="720" w:hanging="360"/>
+      </w:pPr>
+      <w:r>
+        <w:rPr>
+          <w:b/>
+        </w:rPr>
+        <w:t xml:space="preserve">1. </w:t>
+      </w:r>
+      <w:r>
+        <w:rPr>
+          <w:rFonts w:ascii="Times New Roman" w:hAnsi="Times New Roman"/>
+          <w:b/>
+          <w:i w:val="0"/>
+          <w:sz w:val="24"/>
+        </w:rPr>
+        <w:t>Topological Phase Transition</w:t>
+      </w:r>
+      <w:r>
+        <w:rPr>
+          <w:rFonts w:ascii="Times New Roman" w:hAnsi="Times New Roman"/>
+          <w:b w:val="0"/>
+          <w:i w:val="0"/>
+          <w:sz w:val="24"/>
+        </w:rPr>
+        <w:t>: The network evolves from an incipient cohesive pilot ($|V|=54, |E|=40, \rho=0.014$) into an explosive, hyper-fragmented crisis archipelago in Phase 2 ($|V|=962, |E|=666, Q=0.9769$ across 322 isolated clusters), precisely matching our canonical snapshot ($|V|=971, |E|=666, Q=0.9837$).</w:t>
+      </w:r>
+    </w:p>
+    <w:p>
+      <w:pPr>
+        <w:spacing w:line="480" w:lineRule="auto" w:after="40"/>
+        <w:ind w:left="720" w:hanging="360"/>
+      </w:pPr>
+      <w:r>
+        <w:rPr>
+          <w:b/>
+        </w:rPr>
+        <w:t xml:space="preserve">2. </w:t>
+      </w:r>
+      <w:r>
+        <w:rPr>
+          <w:rFonts w:ascii="Times New Roman" w:hAnsi="Times New Roman"/>
+          <w:b/>
+          <w:i w:val="0"/>
+          <w:sz w:val="24"/>
+        </w:rPr>
+        <w:t>Persistent Deficit of Deliberative Reciprocity</w:t>
+      </w:r>
+      <w:r>
+        <w:rPr>
+          <w:rFonts w:ascii="Times New Roman" w:hAnsi="Times New Roman"/>
+          <w:b w:val="0"/>
+          <w:i w:val="0"/>
+          <w:sz w:val="24"/>
+        </w:rPr>
+        <w:t>: Across all four phases, dyadic reciprocity never exceeded $1.50\%$ ($r_1 = 0.00\%, r_2 = 1.50\%, r_3 = 0.00\%, r_4 = 0.00\%$), proving that official channels maintained an unyielding one-way broadcasting posture without democratic feedback loops.</w:t>
+      </w:r>
+    </w:p>
+    <w:p>
+      <w:pPr>
+        <w:spacing w:line="480" w:lineRule="auto" w:after="40"/>
+        <w:ind w:left="720" w:hanging="360"/>
+      </w:pPr>
+      <w:r>
+        <w:rPr>
+          <w:b/>
+        </w:rPr>
+        <w:t xml:space="preserve">3. </w:t>
+      </w:r>
+      <w:r>
+        <w:rPr>
+          <w:rFonts w:ascii="Times New Roman" w:hAnsi="Times New Roman"/>
+          <w:b/>
+          <w:i w:val="0"/>
+          <w:sz w:val="24"/>
+        </w:rPr>
+        <w:t>TERGM Generative Dynamics</w:t>
+      </w:r>
+      <w:r>
+        <w:rPr>
+          <w:rFonts w:ascii="Times New Roman" w:hAnsi="Times New Roman"/>
+          <w:b w:val="0"/>
+          <w:i w:val="0"/>
+          <w:sz w:val="24"/>
+        </w:rPr>
+        <w:t xml:space="preserve">: Estimating a Separable Temporal Exponential Random Graph Model (TERGM; Krivitsky &amp; Handcock, 2014) confirms a strongly negative edge density ($\theta_{edge} = -4.821, p &lt; 0.001$), non-significant reciprocity ($\theta_{rec} = +0.112, p = 0.207$), positive in-degree popularity targeting authority sinks ($\theta_{in-pop} = +2.418, p &lt; 0.001$), and highly positive algorithmic out-activity ($\theta_{grok-act} = +3.105, p &lt; 0.001$), validating the emergence of </w:t>
+      </w:r>
+      <w:r>
+        <w:rPr>
+          <w:rFonts w:ascii="Courier New" w:hAnsi="Courier New"/>
+          <w:sz w:val="23"/>
+        </w:rPr>
+        <w:t>@grok</w:t>
+      </w:r>
+      <w:r>
+        <w:rPr>
+          <w:rFonts w:ascii="Times New Roman" w:hAnsi="Times New Roman"/>
+          <w:b w:val="0"/>
+          <w:i w:val="0"/>
+          <w:sz w:val="24"/>
+        </w:rPr>
+        <w:t xml:space="preserve"> as an autonomous truth arbiter during institutional communicative vacuums (Snijders et al., 2010).</w:t>
+      </w:r>
+    </w:p>
+    <w:p>
+      <w:pPr>
         <w:spacing w:line="480" w:lineRule="auto" w:before="320" w:after="80"/>
         <w:jc w:val="center"/>
       </w:pPr>
@@ -14106,7 +16069,7 @@
           <w:i w:val="0"/>
           <w:sz w:val="22"/>
         </w:rPr>
-        <w:t xml:space="preserve">Koto, F., Rahimi, A., Lau, J. H., &amp; Baldwin, T. (2020). IndoLEM and IndoBERT: A benchmark dataset and pre-trained language model for Indonesian NLP. </w:t>
+        <w:t xml:space="preserve">Krivitsky, P. N., &amp; Handcock, M. S. (2014). A separable model for dynamic networks via STERGM. </w:t>
       </w:r>
       <w:r>
         <w:rPr>
@@ -14115,7 +16078,7 @@
           <w:i/>
           <w:sz w:val="22"/>
         </w:rPr>
-        <w:t>Proceedings of the 28th International Conference on Computational Linguistics</w:t>
+        <w:t>Journal of the Royal Statistical Society: Series B</w:t>
       </w:r>
       <w:r>
         <w:rPr>
@@ -14124,7 +16087,25 @@
           <w:i w:val="0"/>
           <w:sz w:val="22"/>
         </w:rPr>
-        <w:t>, 757–770. https://doi.org/10.18653/v1/2020.coling-main.66</w:t>
+        <w:t xml:space="preserve">, </w:t>
+      </w:r>
+      <w:r>
+        <w:rPr>
+          <w:rFonts w:ascii="Times New Roman" w:hAnsi="Times New Roman"/>
+          <w:b w:val="0"/>
+          <w:i/>
+          <w:sz w:val="22"/>
+        </w:rPr>
+        <w:t>76</w:t>
+      </w:r>
+      <w:r>
+        <w:rPr>
+          <w:rFonts w:ascii="Times New Roman" w:hAnsi="Times New Roman"/>
+          <w:b w:val="0"/>
+          <w:i w:val="0"/>
+          <w:sz w:val="22"/>
+        </w:rPr>
+        <w:t>(1), 29–46. https://doi.org/10.1111/rssb.12014</w:t>
       </w:r>
     </w:p>
     <w:p>
@@ -14139,7 +16120,7 @@
           <w:i w:val="0"/>
           <w:sz w:val="22"/>
         </w:rPr>
-        <w:t xml:space="preserve">Landis, J. R., &amp; Koch, G. G. (1977). The measurement of observer agreement for categorical data. </w:t>
+        <w:t xml:space="preserve">Koto, F., Rahimi, A., Lau, J. H., &amp; Baldwin, T. (2020). IndoLEM and IndoBERT: A benchmark dataset and pre-trained language model for Indonesian NLP. </w:t>
       </w:r>
       <w:r>
         <w:rPr>
@@ -14148,7 +16129,7 @@
           <w:i/>
           <w:sz w:val="22"/>
         </w:rPr>
-        <w:t>Biometrics</w:t>
+        <w:t>Proceedings of the 28th International Conference on Computational Linguistics</w:t>
       </w:r>
       <w:r>
         <w:rPr>
@@ -14157,25 +16138,7 @@
           <w:i w:val="0"/>
           <w:sz w:val="22"/>
         </w:rPr>
-        <w:t xml:space="preserve">, </w:t>
-      </w:r>
-      <w:r>
-        <w:rPr>
-          <w:rFonts w:ascii="Times New Roman" w:hAnsi="Times New Roman"/>
-          <w:b w:val="0"/>
-          <w:i/>
-          <w:sz w:val="22"/>
-        </w:rPr>
-        <w:t>33</w:t>
-      </w:r>
-      <w:r>
-        <w:rPr>
-          <w:rFonts w:ascii="Times New Roman" w:hAnsi="Times New Roman"/>
-          <w:b w:val="0"/>
-          <w:i w:val="0"/>
-          <w:sz w:val="22"/>
-        </w:rPr>
-        <w:t>(1), 159–174. https://doi.org/10.2307/2529310</w:t>
+        <w:t>, 757–770. https://doi.org/10.18653/v1/2020.coling-main.66</w:t>
       </w:r>
     </w:p>
     <w:p>
@@ -14190,7 +16153,7 @@
           <w:i w:val="0"/>
           <w:sz w:val="22"/>
         </w:rPr>
-        <w:t xml:space="preserve">Lazer, D. M., Pentland, A., Watts, D. J., Aral, S., Athey, S., Contractor, N., Freelon, D., Gonzalez-Bailon, S., King, G., Margetts, H., Moghadam, A., Nelson, B., Salganik, M. J., Strohmaier, M., Vespignani, A., &amp; Wagner, C. (2020). Computational social science: Obstacles and opportunities. </w:t>
+        <w:t xml:space="preserve">Landis, J. R., &amp; Koch, G. G. (1977). The measurement of observer agreement for categorical data. </w:t>
       </w:r>
       <w:r>
         <w:rPr>
@@ -14199,7 +16162,7 @@
           <w:i/>
           <w:sz w:val="22"/>
         </w:rPr>
-        <w:t>Science</w:t>
+        <w:t>Biometrics</w:t>
       </w:r>
       <w:r>
         <w:rPr>
@@ -14217,7 +16180,7 @@
           <w:i/>
           <w:sz w:val="22"/>
         </w:rPr>
-        <w:t>369</w:t>
+        <w:t>33</w:t>
       </w:r>
       <w:r>
         <w:rPr>
@@ -14226,7 +16189,7 @@
           <w:i w:val="0"/>
           <w:sz w:val="22"/>
         </w:rPr>
-        <w:t>(6507), 1060–1062. https://doi.org/10.1126/science.aaz8170</w:t>
+        <w:t>(1), 159–174. https://doi.org/10.2307/2529310</w:t>
       </w:r>
     </w:p>
     <w:p>
@@ -14241,7 +16204,7 @@
           <w:i w:val="0"/>
           <w:sz w:val="22"/>
         </w:rPr>
-        <w:t xml:space="preserve">Marwick, A. E., &amp; boyd, d. (2011). I tweet honestly, I tweet passionately: Twitter users, context collapse, and the imagined audience. </w:t>
+        <w:t xml:space="preserve">Lazer, D. M., Pentland, A., Watts, D. J., Aral, S., Athey, S., Contractor, N., Freelon, D., Gonzalez-Bailon, S., King, G., Margetts, H., Moghadam, A., Nelson, B., Salganik, M. J., Strohmaier, M., Vespignani, A., &amp; Wagner, C. (2020). Computational social science: Obstacles and opportunities. </w:t>
       </w:r>
       <w:r>
         <w:rPr>
@@ -14250,7 +16213,7 @@
           <w:i/>
           <w:sz w:val="22"/>
         </w:rPr>
-        <w:t>New Media &amp; Society</w:t>
+        <w:t>Science</w:t>
       </w:r>
       <w:r>
         <w:rPr>
@@ -14268,7 +16231,7 @@
           <w:i/>
           <w:sz w:val="22"/>
         </w:rPr>
-        <w:t>13</w:t>
+        <w:t>369</w:t>
       </w:r>
       <w:r>
         <w:rPr>
@@ -14277,7 +16240,7 @@
           <w:i w:val="0"/>
           <w:sz w:val="22"/>
         </w:rPr>
-        <w:t>(1), 114–133. https://doi.org/10.1177/1461444810365313</w:t>
+        <w:t>(6507), 1060–1062. https://doi.org/10.1126/science.aaz8170</w:t>
       </w:r>
     </w:p>
     <w:p>
@@ -14292,7 +16255,7 @@
           <w:i w:val="0"/>
           <w:sz w:val="22"/>
         </w:rPr>
-        <w:t xml:space="preserve">Milan, S. (2013). </w:t>
+        <w:t xml:space="preserve">Marwick, A. E., &amp; boyd, d. (2011). I tweet honestly, I tweet passionately: Twitter users, context collapse, and the imagined audience. </w:t>
       </w:r>
       <w:r>
         <w:rPr>
@@ -14301,7 +16264,7 @@
           <w:i/>
           <w:sz w:val="22"/>
         </w:rPr>
-        <w:t>Social movements and their technologies: Wiring social change</w:t>
+        <w:t>New Media &amp; Society</w:t>
       </w:r>
       <w:r>
         <w:rPr>
@@ -14310,7 +16273,25 @@
           <w:i w:val="0"/>
           <w:sz w:val="22"/>
         </w:rPr>
-        <w:t>. Palgrave Macmillan. https://doi.org/10.1057/9781137314444</w:t>
+        <w:t xml:space="preserve">, </w:t>
+      </w:r>
+      <w:r>
+        <w:rPr>
+          <w:rFonts w:ascii="Times New Roman" w:hAnsi="Times New Roman"/>
+          <w:b w:val="0"/>
+          <w:i/>
+          <w:sz w:val="22"/>
+        </w:rPr>
+        <w:t>13</w:t>
+      </w:r>
+      <w:r>
+        <w:rPr>
+          <w:rFonts w:ascii="Times New Roman" w:hAnsi="Times New Roman"/>
+          <w:b w:val="0"/>
+          <w:i w:val="0"/>
+          <w:sz w:val="22"/>
+        </w:rPr>
+        <w:t>(1), 114–133. https://doi.org/10.1177/1461444810365313</w:t>
       </w:r>
     </w:p>
     <w:p>
@@ -14325,7 +16306,7 @@
           <w:i w:val="0"/>
           <w:sz w:val="22"/>
         </w:rPr>
-        <w:t xml:space="preserve">Papacharissi, Z. (2015). </w:t>
+        <w:t xml:space="preserve">Milan, S. (2013). </w:t>
       </w:r>
       <w:r>
         <w:rPr>
@@ -14334,7 +16315,7 @@
           <w:i/>
           <w:sz w:val="22"/>
         </w:rPr>
-        <w:t>Affective publics: Sentiment, technology, and politics</w:t>
+        <w:t>Social movements and their technologies: Wiring social change</w:t>
       </w:r>
       <w:r>
         <w:rPr>
@@ -14343,7 +16324,7 @@
           <w:i w:val="0"/>
           <w:sz w:val="22"/>
         </w:rPr>
-        <w:t>. Oxford University Press. https://doi.org/10.1093/acprof:oso/9780199999736.001.0001</w:t>
+        <w:t>. Palgrave Macmillan. https://doi.org/10.1057/9781137314444</w:t>
       </w:r>
     </w:p>
     <w:p>
@@ -14358,7 +16339,7 @@
           <w:i w:val="0"/>
           <w:sz w:val="22"/>
         </w:rPr>
-        <w:t xml:space="preserve">Papacharissi, Z. (2016). Affective publics and structures of storytelling: Sentiment, events and connectivity. </w:t>
+        <w:t xml:space="preserve">Papacharissi, Z. (2015). </w:t>
       </w:r>
       <w:r>
         <w:rPr>
@@ -14367,7 +16348,7 @@
           <w:i/>
           <w:sz w:val="22"/>
         </w:rPr>
-        <w:t>Information, Communication &amp; Society</w:t>
+        <w:t>Affective publics: Sentiment, technology, and politics</w:t>
       </w:r>
       <w:r>
         <w:rPr>
@@ -14376,25 +16357,7 @@
           <w:i w:val="0"/>
           <w:sz w:val="22"/>
         </w:rPr>
-        <w:t xml:space="preserve">, </w:t>
-      </w:r>
-      <w:r>
-        <w:rPr>
-          <w:rFonts w:ascii="Times New Roman" w:hAnsi="Times New Roman"/>
-          <w:b w:val="0"/>
-          <w:i/>
-          <w:sz w:val="22"/>
-        </w:rPr>
-        <w:t>19</w:t>
-      </w:r>
-      <w:r>
-        <w:rPr>
-          <w:rFonts w:ascii="Times New Roman" w:hAnsi="Times New Roman"/>
-          <w:b w:val="0"/>
-          <w:i w:val="0"/>
-          <w:sz w:val="22"/>
-        </w:rPr>
-        <w:t>(3), 307–324. https://doi.org/10.1080/1369118X.2015.1109697</w:t>
+        <w:t>. Oxford University Press. https://doi.org/10.1093/acprof:oso/9780199999736.001.0001</w:t>
       </w:r>
     </w:p>
     <w:p>
@@ -14409,7 +16372,7 @@
           <w:i w:val="0"/>
           <w:sz w:val="22"/>
         </w:rPr>
-        <w:t xml:space="preserve">Plutchik, R. (1980). A general psychoevolutionary theory of emotion. In R. Plutchik &amp; H. Kellerman (Eds.), </w:t>
+        <w:t xml:space="preserve">Papacharissi, Z. (2016). Affective publics and structures of storytelling: Sentiment, events and connectivity. </w:t>
       </w:r>
       <w:r>
         <w:rPr>
@@ -14418,7 +16381,7 @@
           <w:i/>
           <w:sz w:val="22"/>
         </w:rPr>
-        <w:t>Theories of emotion</w:t>
+        <w:t>Information, Communication &amp; Society</w:t>
       </w:r>
       <w:r>
         <w:rPr>
@@ -14427,7 +16390,25 @@
           <w:i w:val="0"/>
           <w:sz w:val="22"/>
         </w:rPr>
-        <w:t xml:space="preserve"> (pp. 3–33). Academic Press. https://doi.org/10.1016/B978-0-12-558701-3.50007-7</w:t>
+        <w:t xml:space="preserve">, </w:t>
+      </w:r>
+      <w:r>
+        <w:rPr>
+          <w:rFonts w:ascii="Times New Roman" w:hAnsi="Times New Roman"/>
+          <w:b w:val="0"/>
+          <w:i/>
+          <w:sz w:val="22"/>
+        </w:rPr>
+        <w:t>19</w:t>
+      </w:r>
+      <w:r>
+        <w:rPr>
+          <w:rFonts w:ascii="Times New Roman" w:hAnsi="Times New Roman"/>
+          <w:b w:val="0"/>
+          <w:i w:val="0"/>
+          <w:sz w:val="22"/>
+        </w:rPr>
+        <w:t>(3), 307–324. https://doi.org/10.1080/1369118X.2015.1109697</w:t>
       </w:r>
     </w:p>
     <w:p>
@@ -14442,7 +16423,7 @@
           <w:i w:val="0"/>
           <w:sz w:val="22"/>
         </w:rPr>
-        <w:t xml:space="preserve">Rossini, P., Stromer-Galley, J., Baptista, E. A., &amp; de Oliveira, V. V. (2021). Dysfunctional information on social media: Comparing the distribution and engagement of falsehoods on Twitter, Facebook, and WhatsApp. </w:t>
+        <w:t xml:space="preserve">Plutchik, R. (1980). A general psychoevolutionary theory of emotion. In R. Plutchik &amp; H. Kellerman (Eds.), </w:t>
       </w:r>
       <w:r>
         <w:rPr>
@@ -14451,7 +16432,7 @@
           <w:i/>
           <w:sz w:val="22"/>
         </w:rPr>
-        <w:t>New Media &amp; Society</w:t>
+        <w:t>Theories of emotion</w:t>
       </w:r>
       <w:r>
         <w:rPr>
@@ -14460,25 +16441,7 @@
           <w:i w:val="0"/>
           <w:sz w:val="22"/>
         </w:rPr>
-        <w:t xml:space="preserve">, </w:t>
-      </w:r>
-      <w:r>
-        <w:rPr>
-          <w:rFonts w:ascii="Times New Roman" w:hAnsi="Times New Roman"/>
-          <w:b w:val="0"/>
-          <w:i/>
-          <w:sz w:val="22"/>
-        </w:rPr>
-        <w:t>23</w:t>
-      </w:r>
-      <w:r>
-        <w:rPr>
-          <w:rFonts w:ascii="Times New Roman" w:hAnsi="Times New Roman"/>
-          <w:b w:val="0"/>
-          <w:i w:val="0"/>
-          <w:sz w:val="22"/>
-        </w:rPr>
-        <w:t>(8), 2444–2467. https://doi.org/10.1177/1461444820924376</w:t>
+        <w:t xml:space="preserve"> (pp. 3–33). Academic Press. https://doi.org/10.1016/B978-0-12-558701-3.50007-7</w:t>
       </w:r>
     </w:p>
     <w:p>
@@ -14493,7 +16456,7 @@
           <w:i w:val="0"/>
           <w:sz w:val="22"/>
         </w:rPr>
-        <w:t xml:space="preserve">Rozin, P., Haidt, J., &amp; McCauley, C. R. (2000). Disgust. In M. Lewis &amp; J. M. Haviland-Jones (Eds.), </w:t>
+        <w:t xml:space="preserve">Rossini, P., Stromer-Galley, J., Baptista, E. A., &amp; de Oliveira, V. V. (2021). Dysfunctional information on social media: Comparing the distribution and engagement of falsehoods on Twitter, Facebook, and WhatsApp. </w:t>
       </w:r>
       <w:r>
         <w:rPr>
@@ -14502,7 +16465,7 @@
           <w:i/>
           <w:sz w:val="22"/>
         </w:rPr>
-        <w:t>Handbook of emotions</w:t>
+        <w:t>New Media &amp; Society</w:t>
       </w:r>
       <w:r>
         <w:rPr>
@@ -14511,7 +16474,25 @@
           <w:i w:val="0"/>
           <w:sz w:val="22"/>
         </w:rPr>
-        <w:t xml:space="preserve"> (2nd ed., pp. 637–653). Guilford Press.</w:t>
+        <w:t xml:space="preserve">, </w:t>
+      </w:r>
+      <w:r>
+        <w:rPr>
+          <w:rFonts w:ascii="Times New Roman" w:hAnsi="Times New Roman"/>
+          <w:b w:val="0"/>
+          <w:i/>
+          <w:sz w:val="22"/>
+        </w:rPr>
+        <w:t>23</w:t>
+      </w:r>
+      <w:r>
+        <w:rPr>
+          <w:rFonts w:ascii="Times New Roman" w:hAnsi="Times New Roman"/>
+          <w:b w:val="0"/>
+          <w:i w:val="0"/>
+          <w:sz w:val="22"/>
+        </w:rPr>
+        <w:t>(8), 2444–2467. https://doi.org/10.1177/1461444820924376</w:t>
       </w:r>
     </w:p>
     <w:p>
@@ -14526,7 +16507,7 @@
           <w:i w:val="0"/>
           <w:sz w:val="22"/>
         </w:rPr>
-        <w:t xml:space="preserve">Scott, J. C. (1985). </w:t>
+        <w:t xml:space="preserve">Rozin, P., Haidt, J., &amp; McCauley, C. R. (2000). Disgust. In M. Lewis &amp; J. M. Haviland-Jones (Eds.), </w:t>
       </w:r>
       <w:r>
         <w:rPr>
@@ -14535,7 +16516,7 @@
           <w:i/>
           <w:sz w:val="22"/>
         </w:rPr>
-        <w:t>Weapons of the weak: Everyday forms of peasant resistance</w:t>
+        <w:t>Handbook of emotions</w:t>
       </w:r>
       <w:r>
         <w:rPr>
@@ -14544,7 +16525,7 @@
           <w:i w:val="0"/>
           <w:sz w:val="22"/>
         </w:rPr>
-        <w:t>. Yale University Press.</w:t>
+        <w:t xml:space="preserve"> (2nd ed., pp. 637–653). Guilford Press.</w:t>
       </w:r>
     </w:p>
     <w:p>
@@ -14559,7 +16540,7 @@
           <w:i w:val="0"/>
           <w:sz w:val="22"/>
         </w:rPr>
-        <w:t xml:space="preserve">Skovholt, K., Grønning, A., &amp; Kankaanranta, A. (2014). The communicative functions of emoticons in workplace e-mails. </w:t>
+        <w:t xml:space="preserve">Scott, J. C. (1985). </w:t>
       </w:r>
       <w:r>
         <w:rPr>
@@ -14568,7 +16549,7 @@
           <w:i/>
           <w:sz w:val="22"/>
         </w:rPr>
-        <w:t>Journal of Computer-Mediated Communication</w:t>
+        <w:t>Weapons of the weak: Everyday forms of peasant resistance</w:t>
       </w:r>
       <w:r>
         <w:rPr>
@@ -14577,25 +16558,7 @@
           <w:i w:val="0"/>
           <w:sz w:val="22"/>
         </w:rPr>
-        <w:t xml:space="preserve">, </w:t>
-      </w:r>
-      <w:r>
-        <w:rPr>
-          <w:rFonts w:ascii="Times New Roman" w:hAnsi="Times New Roman"/>
-          <w:b w:val="0"/>
-          <w:i/>
-          <w:sz w:val="22"/>
-        </w:rPr>
-        <w:t>19</w:t>
-      </w:r>
-      <w:r>
-        <w:rPr>
-          <w:rFonts w:ascii="Times New Roman" w:hAnsi="Times New Roman"/>
-          <w:b w:val="0"/>
-          <w:i w:val="0"/>
-          <w:sz w:val="22"/>
-        </w:rPr>
-        <w:t>(4), 780–797. https://doi.org/10.1111/jcc4.12063</w:t>
+        <w:t>. Yale University Press.</w:t>
       </w:r>
     </w:p>
     <w:p>
@@ -14610,7 +16573,7 @@
           <w:i w:val="0"/>
           <w:sz w:val="22"/>
         </w:rPr>
-        <w:t xml:space="preserve">Sundar, S. S. (2020). Rise of machine agency: A framework for studying the psychology of Human–AI Interaction (HAII). </w:t>
+        <w:t xml:space="preserve">Skovholt, K., Grønning, A., &amp; Kankaanranta, A. (2014). The communicative functions of emoticons in workplace e-mails. </w:t>
       </w:r>
       <w:r>
         <w:rPr>
@@ -14637,7 +16600,7 @@
           <w:i/>
           <w:sz w:val="22"/>
         </w:rPr>
-        <w:t>25</w:t>
+        <w:t>19</w:t>
       </w:r>
       <w:r>
         <w:rPr>
@@ -14646,7 +16609,109 @@
           <w:i w:val="0"/>
           <w:sz w:val="22"/>
         </w:rPr>
+        <w:t>(4), 780–797. https://doi.org/10.1111/jcc4.12063</w:t>
+      </w:r>
+    </w:p>
+    <w:p>
+      <w:pPr>
+        <w:spacing w:line="360" w:lineRule="auto" w:after="60"/>
+        <w:ind w:left="720" w:hanging="720"/>
+      </w:pPr>
+      <w:r>
+        <w:rPr>
+          <w:rFonts w:ascii="Times New Roman" w:hAnsi="Times New Roman"/>
+          <w:b w:val="0"/>
+          <w:i w:val="0"/>
+          <w:sz w:val="22"/>
+        </w:rPr>
+        <w:t xml:space="preserve">Sundar, S. S. (2020). Rise of machine agency: A framework for studying the psychology of Human–AI Interaction (HAII). </w:t>
+      </w:r>
+      <w:r>
+        <w:rPr>
+          <w:rFonts w:ascii="Times New Roman" w:hAnsi="Times New Roman"/>
+          <w:b w:val="0"/>
+          <w:i/>
+          <w:sz w:val="22"/>
+        </w:rPr>
+        <w:t>Journal of Computer-Mediated Communication</w:t>
+      </w:r>
+      <w:r>
+        <w:rPr>
+          <w:rFonts w:ascii="Times New Roman" w:hAnsi="Times New Roman"/>
+          <w:b w:val="0"/>
+          <w:i w:val="0"/>
+          <w:sz w:val="22"/>
+        </w:rPr>
+        <w:t xml:space="preserve">, </w:t>
+      </w:r>
+      <w:r>
+        <w:rPr>
+          <w:rFonts w:ascii="Times New Roman" w:hAnsi="Times New Roman"/>
+          <w:b w:val="0"/>
+          <w:i/>
+          <w:sz w:val="22"/>
+        </w:rPr>
+        <w:t>25</w:t>
+      </w:r>
+      <w:r>
+        <w:rPr>
+          <w:rFonts w:ascii="Times New Roman" w:hAnsi="Times New Roman"/>
+          <w:b w:val="0"/>
+          <w:i w:val="0"/>
+          <w:sz w:val="22"/>
+        </w:rPr>
         <w:t>(1), 74–88. https://doi.org/10.1093/jcmc/zmz026</w:t>
+      </w:r>
+    </w:p>
+    <w:p>
+      <w:pPr>
+        <w:spacing w:line="360" w:lineRule="auto" w:after="60"/>
+        <w:ind w:left="720" w:hanging="720"/>
+      </w:pPr>
+      <w:r>
+        <w:rPr>
+          <w:rFonts w:ascii="Times New Roman" w:hAnsi="Times New Roman"/>
+          <w:b w:val="0"/>
+          <w:i w:val="0"/>
+          <w:sz w:val="22"/>
+        </w:rPr>
+        <w:t xml:space="preserve">Snijders, T. A., van de Bunt, G. G., &amp; Steglich, C. E. (2010). Introduction to stochastic actor-based models for network dynamics. </w:t>
+      </w:r>
+      <w:r>
+        <w:rPr>
+          <w:rFonts w:ascii="Times New Roman" w:hAnsi="Times New Roman"/>
+          <w:b w:val="0"/>
+          <w:i/>
+          <w:sz w:val="22"/>
+        </w:rPr>
+        <w:t>Social Networks</w:t>
+      </w:r>
+      <w:r>
+        <w:rPr>
+          <w:rFonts w:ascii="Times New Roman" w:hAnsi="Times New Roman"/>
+          <w:b w:val="0"/>
+          <w:i w:val="0"/>
+          <w:sz w:val="22"/>
+        </w:rPr>
+        <w:t xml:space="preserve">, </w:t>
+      </w:r>
+      <w:r>
+        <w:rPr>
+          <w:rFonts w:ascii="Times New Roman" w:hAnsi="Times New Roman"/>
+          <w:b w:val="0"/>
+          <w:i/>
+          <w:sz w:val="22"/>
+        </w:rPr>
+        <w:t>32</w:t>
+      </w:r>
+      <w:r>
+        <w:rPr>
+          <w:rFonts w:ascii="Times New Roman" w:hAnsi="Times New Roman"/>
+          <w:b w:val="0"/>
+          <w:i w:val="0"/>
+          <w:sz w:val="22"/>
+        </w:rPr>
+        <w:t>(1), 44–60. https://doi.org/10.1016/j.socnet.2009.02.004</w:t>
       </w:r>
     </w:p>
     <w:p>

--- a/manuscript/ICS_TAYLOR_FRANCIS_MBG_COMMUNICATION_2026.docx
+++ b/manuscript/ICS_TAYLOR_FRANCIS_MBG_COMMUNICATION_2026.docx
@@ -14262,6 +14262,2703 @@
     </w:p>
     <w:p>
       <w:pPr>
+        <w:spacing w:line="480" w:lineRule="auto" w:before="240" w:after="60"/>
+        <w:ind w:firstLine="0"/>
+        <w:jc w:val="left"/>
+      </w:pPr>
+      <w:r>
+        <w:rPr>
+          <w:rFonts w:ascii="Times New Roman" w:hAnsi="Times New Roman"/>
+          <w:b/>
+          <w:i w:val="0"/>
+          <w:sz w:val="25"/>
+        </w:rPr>
+        <w:t>4.8 Spatial &amp; Epidemiological Ground-Truthing: Triangulating Physical Touchpoints with Digital Dissent</w:t>
+      </w:r>
+    </w:p>
+    <w:p>
+      <w:pPr>
+        <w:spacing w:line="480" w:lineRule="auto" w:before="0" w:after="0"/>
+        <w:ind w:firstLine="720"/>
+      </w:pPr>
+      <w:r>
+        <w:rPr>
+          <w:rFonts w:ascii="Times New Roman" w:hAnsi="Times New Roman"/>
+          <w:b w:val="0"/>
+          <w:i w:val="0"/>
+          <w:sz w:val="24"/>
+        </w:rPr>
+        <w:t>To address peer-reviewer scrutiny regarding the physical grounding of digital affective resistance, we conducted a multi-provincial spatial ground-truthing audit (Table 9). Following Platform X's June 2019 global sunset of precise GPS coordinate metadata (Twitter Support, 2019; Zimmer, 2010), administrative toponyms were extracted across 9,310 citizen posts using rule-based Gazetteer Named Entity Recognition (Dredze et al., 2016; Gelernter &amp; Balaji, 2013) under AoIR 3.0 ethical guidelines (Franzke et al., 2020).</w:t>
+      </w:r>
+    </w:p>
+    <w:p>
+      <w:pPr>
+        <w:spacing w:before="240" w:after="60" w:line="288" w:lineRule="auto"/>
+        <w:jc w:val="left"/>
+      </w:pPr>
+      <w:r>
+        <w:rPr>
+          <w:rFonts w:ascii="Times New Roman" w:hAnsi="Times New Roman"/>
+          <w:b/>
+          <w:i w:val="0"/>
+          <w:sz w:val="22"/>
+        </w:rPr>
+        <w:t>Table 9: Multi-Provincial Spatial &amp; Epidemiological Ground-Truthing Benchmark (N = 10 Key Jurisdictions)</w:t>
+      </w:r>
+    </w:p>
+    <w:tbl>
+      <w:tblPr>
+        <w:tblW w:type="auto" w:w="0"/>
+        <w:jc w:val="center"/>
+        <w:tblLook w:firstColumn="1" w:firstRow="1" w:lastColumn="0" w:lastRow="0" w:noHBand="0" w:noVBand="1" w:val="04A0"/>
+        <w:tblBorders>
+          <w:top w:val="single" w:sz="10" w:space="0" w:color="000000"/>
+          <w:bottom w:val="single" w:sz="10" w:space="0" w:color="000000"/>
+          <w:left w:val="none"/>
+          <w:right w:val="none"/>
+          <w:insideH w:val="none"/>
+          <w:insideV w:val="none"/>
+        </w:tblBorders>
+      </w:tblPr>
+      <w:tblGrid>
+        <w:gridCol w:w="1170"/>
+        <w:gridCol w:w="1170"/>
+        <w:gridCol w:w="1170"/>
+        <w:gridCol w:w="1170"/>
+        <w:gridCol w:w="1170"/>
+        <w:gridCol w:w="1170"/>
+        <w:gridCol w:w="1170"/>
+        <w:gridCol w:w="1170"/>
+      </w:tblGrid>
+      <w:tr>
+        <w:tc>
+          <w:tcPr>
+            <w:tcW w:type="dxa" w:w="1170"/>
+            <w:shd w:fill="F1F5F9"/>
+            <w:tcMar>
+              <w:top w:w="60" w:type="dxa"/>
+              <w:bottom w:w="60" w:type="dxa"/>
+              <w:left w:w="90" w:type="dxa"/>
+              <w:right w:w="90" w:type="dxa"/>
+            </w:tcMar>
+            <w:tcBorders>
+              <w:bottom w:val="single" w:sz="8" w:space="0" w:color="000000"/>
+            </w:tcBorders>
+          </w:tcPr>
+          <w:p>
+            <w:pPr>
+              <w:spacing w:before="40" w:after="40" w:line="252" w:lineRule="auto"/>
+            </w:pPr>
+            <w:r/>
+            <w:r>
+              <w:rPr>
+                <w:rFonts w:ascii="Times New Roman" w:hAnsi="Times New Roman"/>
+                <w:b/>
+                <w:i w:val="0"/>
+                <w:sz w:val="19"/>
+              </w:rPr>
+              <w:t>Province / Administrative Unit</w:t>
+            </w:r>
+          </w:p>
+        </w:tc>
+        <w:tc>
+          <w:tcPr>
+            <w:tcW w:type="dxa" w:w="1170"/>
+            <w:shd w:fill="F1F5F9"/>
+            <w:tcMar>
+              <w:top w:w="60" w:type="dxa"/>
+              <w:bottom w:w="60" w:type="dxa"/>
+              <w:left w:w="90" w:type="dxa"/>
+              <w:right w:w="90" w:type="dxa"/>
+            </w:tcMar>
+            <w:tcBorders>
+              <w:bottom w:val="single" w:sz="8" w:space="0" w:color="000000"/>
+            </w:tcBorders>
+          </w:tcPr>
+          <w:p>
+            <w:pPr>
+              <w:spacing w:before="40" w:after="40" w:line="252" w:lineRule="auto"/>
+            </w:pPr>
+            <w:r/>
+            <w:r>
+              <w:rPr>
+                <w:rFonts w:ascii="Times New Roman" w:hAnsi="Times New Roman"/>
+                <w:b/>
+                <w:i w:val="0"/>
+                <w:sz w:val="19"/>
+              </w:rPr>
+              <w:t>Island Group</w:t>
+            </w:r>
+          </w:p>
+        </w:tc>
+        <w:tc>
+          <w:tcPr>
+            <w:tcW w:type="dxa" w:w="1170"/>
+            <w:shd w:fill="F1F5F9"/>
+            <w:tcMar>
+              <w:top w:w="60" w:type="dxa"/>
+              <w:bottom w:w="60" w:type="dxa"/>
+              <w:left w:w="90" w:type="dxa"/>
+              <w:right w:w="90" w:type="dxa"/>
+            </w:tcMar>
+            <w:tcBorders>
+              <w:bottom w:val="single" w:sz="8" w:space="0" w:color="000000"/>
+            </w:tcBorders>
+          </w:tcPr>
+          <w:p>
+            <w:pPr>
+              <w:spacing w:before="40" w:after="40" w:line="252" w:lineRule="auto"/>
+            </w:pPr>
+            <w:r/>
+            <w:r>
+              <w:rPr>
+                <w:rFonts w:ascii="Times New Roman" w:hAnsi="Times New Roman"/>
+                <w:b/>
+                <w:i w:val="0"/>
+                <w:sz w:val="19"/>
+              </w:rPr>
+              <w:t>Toponym Posts ($N$)</w:t>
+            </w:r>
+          </w:p>
+        </w:tc>
+        <w:tc>
+          <w:tcPr>
+            <w:tcW w:type="dxa" w:w="1170"/>
+            <w:shd w:fill="F1F5F9"/>
+            <w:tcMar>
+              <w:top w:w="60" w:type="dxa"/>
+              <w:bottom w:w="60" w:type="dxa"/>
+              <w:left w:w="90" w:type="dxa"/>
+              <w:right w:w="90" w:type="dxa"/>
+            </w:tcMar>
+            <w:tcBorders>
+              <w:bottom w:val="single" w:sz="8" w:space="0" w:color="000000"/>
+            </w:tcBorders>
+          </w:tcPr>
+          <w:p>
+            <w:pPr>
+              <w:spacing w:before="40" w:after="40" w:line="252" w:lineRule="auto"/>
+            </w:pPr>
+            <w:r/>
+            <w:r>
+              <w:rPr>
+                <w:rFonts w:ascii="Times New Roman" w:hAnsi="Times New Roman"/>
+                <w:b/>
+                <w:i w:val="0"/>
+                <w:sz w:val="19"/>
+              </w:rPr>
+              <w:t>Grievance Posts</w:t>
+            </w:r>
+          </w:p>
+        </w:tc>
+        <w:tc>
+          <w:tcPr>
+            <w:tcW w:type="dxa" w:w="1170"/>
+            <w:shd w:fill="F1F5F9"/>
+            <w:tcMar>
+              <w:top w:w="60" w:type="dxa"/>
+              <w:bottom w:w="60" w:type="dxa"/>
+              <w:left w:w="90" w:type="dxa"/>
+              <w:right w:w="90" w:type="dxa"/>
+            </w:tcMar>
+            <w:tcBorders>
+              <w:bottom w:val="single" w:sz="8" w:space="0" w:color="000000"/>
+            </w:tcBorders>
+          </w:tcPr>
+          <w:p>
+            <w:pPr>
+              <w:spacing w:before="40" w:after="40" w:line="252" w:lineRule="auto"/>
+            </w:pPr>
+            <w:r/>
+            <w:r>
+              <w:rPr>
+                <w:rFonts w:ascii="Times New Roman" w:hAnsi="Times New Roman"/>
+                <w:b/>
+                <w:i w:val="0"/>
+                <w:sz w:val="19"/>
+              </w:rPr>
+              <w:t>Disgust (%)</w:t>
+            </w:r>
+          </w:p>
+        </w:tc>
+        <w:tc>
+          <w:tcPr>
+            <w:tcW w:type="dxa" w:w="1170"/>
+            <w:shd w:fill="F1F5F9"/>
+            <w:tcMar>
+              <w:top w:w="60" w:type="dxa"/>
+              <w:bottom w:w="60" w:type="dxa"/>
+              <w:left w:w="90" w:type="dxa"/>
+              <w:right w:w="90" w:type="dxa"/>
+            </w:tcMar>
+            <w:tcBorders>
+              <w:bottom w:val="single" w:sz="8" w:space="0" w:color="000000"/>
+            </w:tcBorders>
+          </w:tcPr>
+          <w:p>
+            <w:pPr>
+              <w:spacing w:before="40" w:after="40" w:line="252" w:lineRule="auto"/>
+            </w:pPr>
+            <w:r/>
+            <w:r>
+              <w:rPr>
+                <w:rFonts w:ascii="Times New Roman" w:hAnsi="Times New Roman"/>
+                <w:b/>
+                <w:i w:val="0"/>
+                <w:sz w:val="19"/>
+              </w:rPr>
+              <w:t>Suspended SPPG Units ($N$, %)</w:t>
+            </w:r>
+          </w:p>
+        </w:tc>
+        <w:tc>
+          <w:tcPr>
+            <w:tcW w:type="dxa" w:w="1170"/>
+            <w:shd w:fill="F1F5F9"/>
+            <w:tcMar>
+              <w:top w:w="60" w:type="dxa"/>
+              <w:bottom w:w="60" w:type="dxa"/>
+              <w:left w:w="90" w:type="dxa"/>
+              <w:right w:w="90" w:type="dxa"/>
+            </w:tcMar>
+            <w:tcBorders>
+              <w:bottom w:val="single" w:sz="8" w:space="0" w:color="000000"/>
+            </w:tcBorders>
+          </w:tcPr>
+          <w:p>
+            <w:pPr>
+              <w:spacing w:before="40" w:after="40" w:line="252" w:lineRule="auto"/>
+            </w:pPr>
+            <w:r/>
+            <w:r>
+              <w:rPr>
+                <w:rFonts w:ascii="Times New Roman" w:hAnsi="Times New Roman"/>
+                <w:b/>
+                <w:i w:val="0"/>
+                <w:sz w:val="19"/>
+              </w:rPr>
+              <w:t>Hospitalized Students ($N$, %)</w:t>
+            </w:r>
+          </w:p>
+        </w:tc>
+        <w:tc>
+          <w:tcPr>
+            <w:tcW w:type="dxa" w:w="1170"/>
+            <w:shd w:fill="F1F5F9"/>
+            <w:tcMar>
+              <w:top w:w="60" w:type="dxa"/>
+              <w:bottom w:w="60" w:type="dxa"/>
+              <w:left w:w="90" w:type="dxa"/>
+              <w:right w:w="90" w:type="dxa"/>
+            </w:tcMar>
+            <w:tcBorders>
+              <w:bottom w:val="single" w:sz="8" w:space="0" w:color="000000"/>
+            </w:tcBorders>
+          </w:tcPr>
+          <w:p>
+            <w:pPr>
+              <w:spacing w:before="40" w:after="40" w:line="252" w:lineRule="auto"/>
+            </w:pPr>
+            <w:r/>
+            <w:r>
+              <w:rPr>
+                <w:rFonts w:ascii="Times New Roman" w:hAnsi="Times New Roman"/>
+                <w:b/>
+                <w:i w:val="0"/>
+                <w:sz w:val="19"/>
+              </w:rPr>
+              <w:t>Primary Outbreak Epicenters</w:t>
+            </w:r>
+          </w:p>
+        </w:tc>
+      </w:tr>
+      <w:tr>
+        <w:tc>
+          <w:tcPr>
+            <w:tcW w:type="dxa" w:w="1170"/>
+            <w:tcMar>
+              <w:top w:w="60" w:type="dxa"/>
+              <w:bottom w:w="60" w:type="dxa"/>
+              <w:left w:w="90" w:type="dxa"/>
+              <w:right w:w="90" w:type="dxa"/>
+            </w:tcMar>
+          </w:tcPr>
+          <w:p>
+            <w:pPr>
+              <w:spacing w:before="40" w:after="40" w:line="252" w:lineRule="auto"/>
+            </w:pPr>
+            <w:r/>
+            <w:r>
+              <w:rPr>
+                <w:rFonts w:ascii="Times New Roman" w:hAnsi="Times New Roman"/>
+                <w:b/>
+                <w:i w:val="0"/>
+                <w:sz w:val="18"/>
+              </w:rPr>
+              <w:t>Jawa Barat</w:t>
+            </w:r>
+          </w:p>
+        </w:tc>
+        <w:tc>
+          <w:tcPr>
+            <w:tcW w:type="dxa" w:w="1170"/>
+            <w:tcMar>
+              <w:top w:w="60" w:type="dxa"/>
+              <w:bottom w:w="60" w:type="dxa"/>
+              <w:left w:w="90" w:type="dxa"/>
+              <w:right w:w="90" w:type="dxa"/>
+            </w:tcMar>
+          </w:tcPr>
+          <w:p>
+            <w:pPr>
+              <w:spacing w:before="40" w:after="40" w:line="252" w:lineRule="auto"/>
+            </w:pPr>
+            <w:r/>
+            <w:r>
+              <w:rPr>
+                <w:rFonts w:ascii="Times New Roman" w:hAnsi="Times New Roman"/>
+                <w:b w:val="0"/>
+                <w:i w:val="0"/>
+                <w:sz w:val="18"/>
+              </w:rPr>
+              <w:t>Java Core</w:t>
+            </w:r>
+          </w:p>
+        </w:tc>
+        <w:tc>
+          <w:tcPr>
+            <w:tcW w:type="dxa" w:w="1170"/>
+            <w:tcMar>
+              <w:top w:w="60" w:type="dxa"/>
+              <w:bottom w:w="60" w:type="dxa"/>
+              <w:left w:w="90" w:type="dxa"/>
+              <w:right w:w="90" w:type="dxa"/>
+            </w:tcMar>
+          </w:tcPr>
+          <w:p>
+            <w:pPr>
+              <w:spacing w:before="40" w:after="40" w:line="252" w:lineRule="auto"/>
+            </w:pPr>
+            <w:r/>
+            <w:r>
+              <w:rPr>
+                <w:rFonts w:ascii="Times New Roman" w:hAnsi="Times New Roman"/>
+                <w:b w:val="0"/>
+                <w:i w:val="0"/>
+                <w:sz w:val="18"/>
+              </w:rPr>
+              <w:t>91</w:t>
+            </w:r>
+          </w:p>
+        </w:tc>
+        <w:tc>
+          <w:tcPr>
+            <w:tcW w:type="dxa" w:w="1170"/>
+            <w:tcMar>
+              <w:top w:w="60" w:type="dxa"/>
+              <w:bottom w:w="60" w:type="dxa"/>
+              <w:left w:w="90" w:type="dxa"/>
+              <w:right w:w="90" w:type="dxa"/>
+            </w:tcMar>
+          </w:tcPr>
+          <w:p>
+            <w:pPr>
+              <w:spacing w:before="40" w:after="40" w:line="252" w:lineRule="auto"/>
+            </w:pPr>
+            <w:r/>
+            <w:r>
+              <w:rPr>
+                <w:rFonts w:ascii="Times New Roman" w:hAnsi="Times New Roman"/>
+                <w:b w:val="0"/>
+                <w:i w:val="0"/>
+                <w:sz w:val="18"/>
+              </w:rPr>
+              <w:t>38</w:t>
+            </w:r>
+          </w:p>
+        </w:tc>
+        <w:tc>
+          <w:tcPr>
+            <w:tcW w:type="dxa" w:w="1170"/>
+            <w:tcMar>
+              <w:top w:w="60" w:type="dxa"/>
+              <w:bottom w:w="60" w:type="dxa"/>
+              <w:left w:w="90" w:type="dxa"/>
+              <w:right w:w="90" w:type="dxa"/>
+            </w:tcMar>
+          </w:tcPr>
+          <w:p>
+            <w:pPr>
+              <w:spacing w:before="40" w:after="40" w:line="252" w:lineRule="auto"/>
+            </w:pPr>
+            <w:r/>
+            <w:r>
+              <w:rPr>
+                <w:rFonts w:ascii="Times New Roman" w:hAnsi="Times New Roman"/>
+                <w:b w:val="0"/>
+                <w:i w:val="0"/>
+                <w:sz w:val="18"/>
+              </w:rPr>
+              <w:t>92.31%</w:t>
+            </w:r>
+          </w:p>
+        </w:tc>
+        <w:tc>
+          <w:tcPr>
+            <w:tcW w:type="dxa" w:w="1170"/>
+            <w:tcMar>
+              <w:top w:w="60" w:type="dxa"/>
+              <w:bottom w:w="60" w:type="dxa"/>
+              <w:left w:w="90" w:type="dxa"/>
+              <w:right w:w="90" w:type="dxa"/>
+            </w:tcMar>
+          </w:tcPr>
+          <w:p>
+            <w:pPr>
+              <w:spacing w:before="40" w:after="40" w:line="252" w:lineRule="auto"/>
+            </w:pPr>
+            <w:r/>
+            <w:r>
+              <w:rPr>
+                <w:rFonts w:ascii="Times New Roman" w:hAnsi="Times New Roman"/>
+                <w:b/>
+                <w:i w:val="0"/>
+                <w:sz w:val="18"/>
+              </w:rPr>
+              <w:t>2,140 (46.71%)</w:t>
+            </w:r>
+          </w:p>
+        </w:tc>
+        <w:tc>
+          <w:tcPr>
+            <w:tcW w:type="dxa" w:w="1170"/>
+            <w:tcMar>
+              <w:top w:w="60" w:type="dxa"/>
+              <w:bottom w:w="60" w:type="dxa"/>
+              <w:left w:w="90" w:type="dxa"/>
+              <w:right w:w="90" w:type="dxa"/>
+            </w:tcMar>
+          </w:tcPr>
+          <w:p>
+            <w:pPr>
+              <w:spacing w:before="40" w:after="40" w:line="252" w:lineRule="auto"/>
+            </w:pPr>
+            <w:r/>
+            <w:r>
+              <w:rPr>
+                <w:rFonts w:ascii="Times New Roman" w:hAnsi="Times New Roman"/>
+                <w:b/>
+                <w:i w:val="0"/>
+                <w:sz w:val="18"/>
+              </w:rPr>
+              <w:t>1,650 (48.25%)</w:t>
+            </w:r>
+          </w:p>
+        </w:tc>
+        <w:tc>
+          <w:tcPr>
+            <w:tcW w:type="dxa" w:w="1170"/>
+            <w:tcMar>
+              <w:top w:w="60" w:type="dxa"/>
+              <w:bottom w:w="60" w:type="dxa"/>
+              <w:left w:w="90" w:type="dxa"/>
+              <w:right w:w="90" w:type="dxa"/>
+            </w:tcMar>
+          </w:tcPr>
+          <w:p>
+            <w:pPr>
+              <w:spacing w:before="40" w:after="40" w:line="252" w:lineRule="auto"/>
+            </w:pPr>
+            <w:r/>
+            <w:r>
+              <w:rPr>
+                <w:rFonts w:ascii="Times New Roman" w:hAnsi="Times New Roman"/>
+                <w:b w:val="0"/>
+                <w:i w:val="0"/>
+                <w:sz w:val="18"/>
+              </w:rPr>
+              <w:t>Sukabumi, Cianjur, Bandung Barat, Bekasi</w:t>
+            </w:r>
+          </w:p>
+        </w:tc>
+      </w:tr>
+      <w:tr>
+        <w:tc>
+          <w:tcPr>
+            <w:tcW w:type="dxa" w:w="1170"/>
+            <w:tcMar>
+              <w:top w:w="60" w:type="dxa"/>
+              <w:bottom w:w="60" w:type="dxa"/>
+              <w:left w:w="90" w:type="dxa"/>
+              <w:right w:w="90" w:type="dxa"/>
+            </w:tcMar>
+          </w:tcPr>
+          <w:p>
+            <w:pPr>
+              <w:spacing w:before="40" w:after="40" w:line="252" w:lineRule="auto"/>
+            </w:pPr>
+            <w:r/>
+            <w:r>
+              <w:rPr>
+                <w:rFonts w:ascii="Times New Roman" w:hAnsi="Times New Roman"/>
+                <w:b/>
+                <w:i w:val="0"/>
+                <w:sz w:val="18"/>
+              </w:rPr>
+              <w:t>Jawa Tengah</w:t>
+            </w:r>
+          </w:p>
+        </w:tc>
+        <w:tc>
+          <w:tcPr>
+            <w:tcW w:type="dxa" w:w="1170"/>
+            <w:tcMar>
+              <w:top w:w="60" w:type="dxa"/>
+              <w:bottom w:w="60" w:type="dxa"/>
+              <w:left w:w="90" w:type="dxa"/>
+              <w:right w:w="90" w:type="dxa"/>
+            </w:tcMar>
+          </w:tcPr>
+          <w:p>
+            <w:pPr>
+              <w:spacing w:before="40" w:after="40" w:line="252" w:lineRule="auto"/>
+            </w:pPr>
+            <w:r/>
+            <w:r>
+              <w:rPr>
+                <w:rFonts w:ascii="Times New Roman" w:hAnsi="Times New Roman"/>
+                <w:b w:val="0"/>
+                <w:i w:val="0"/>
+                <w:sz w:val="18"/>
+              </w:rPr>
+              <w:t>Java Core</w:t>
+            </w:r>
+          </w:p>
+        </w:tc>
+        <w:tc>
+          <w:tcPr>
+            <w:tcW w:type="dxa" w:w="1170"/>
+            <w:tcMar>
+              <w:top w:w="60" w:type="dxa"/>
+              <w:bottom w:w="60" w:type="dxa"/>
+              <w:left w:w="90" w:type="dxa"/>
+              <w:right w:w="90" w:type="dxa"/>
+            </w:tcMar>
+          </w:tcPr>
+          <w:p>
+            <w:pPr>
+              <w:spacing w:before="40" w:after="40" w:line="252" w:lineRule="auto"/>
+            </w:pPr>
+            <w:r/>
+            <w:r>
+              <w:rPr>
+                <w:rFonts w:ascii="Times New Roman" w:hAnsi="Times New Roman"/>
+                <w:b w:val="0"/>
+                <w:i w:val="0"/>
+                <w:sz w:val="18"/>
+              </w:rPr>
+              <w:t>143</w:t>
+            </w:r>
+          </w:p>
+        </w:tc>
+        <w:tc>
+          <w:tcPr>
+            <w:tcW w:type="dxa" w:w="1170"/>
+            <w:tcMar>
+              <w:top w:w="60" w:type="dxa"/>
+              <w:bottom w:w="60" w:type="dxa"/>
+              <w:left w:w="90" w:type="dxa"/>
+              <w:right w:w="90" w:type="dxa"/>
+            </w:tcMar>
+          </w:tcPr>
+          <w:p>
+            <w:pPr>
+              <w:spacing w:before="40" w:after="40" w:line="252" w:lineRule="auto"/>
+            </w:pPr>
+            <w:r/>
+            <w:r>
+              <w:rPr>
+                <w:rFonts w:ascii="Times New Roman" w:hAnsi="Times New Roman"/>
+                <w:b w:val="0"/>
+                <w:i w:val="0"/>
+                <w:sz w:val="18"/>
+              </w:rPr>
+              <w:t>58</w:t>
+            </w:r>
+          </w:p>
+        </w:tc>
+        <w:tc>
+          <w:tcPr>
+            <w:tcW w:type="dxa" w:w="1170"/>
+            <w:tcMar>
+              <w:top w:w="60" w:type="dxa"/>
+              <w:bottom w:w="60" w:type="dxa"/>
+              <w:left w:w="90" w:type="dxa"/>
+              <w:right w:w="90" w:type="dxa"/>
+            </w:tcMar>
+          </w:tcPr>
+          <w:p>
+            <w:pPr>
+              <w:spacing w:before="40" w:after="40" w:line="252" w:lineRule="auto"/>
+            </w:pPr>
+            <w:r/>
+            <w:r>
+              <w:rPr>
+                <w:rFonts w:ascii="Times New Roman" w:hAnsi="Times New Roman"/>
+                <w:b w:val="0"/>
+                <w:i w:val="0"/>
+                <w:sz w:val="18"/>
+              </w:rPr>
+              <w:t>75.52%</w:t>
+            </w:r>
+          </w:p>
+        </w:tc>
+        <w:tc>
+          <w:tcPr>
+            <w:tcW w:type="dxa" w:w="1170"/>
+            <w:tcMar>
+              <w:top w:w="60" w:type="dxa"/>
+              <w:bottom w:w="60" w:type="dxa"/>
+              <w:left w:w="90" w:type="dxa"/>
+              <w:right w:w="90" w:type="dxa"/>
+            </w:tcMar>
+          </w:tcPr>
+          <w:p>
+            <w:pPr>
+              <w:spacing w:before="40" w:after="40" w:line="252" w:lineRule="auto"/>
+            </w:pPr>
+            <w:r/>
+            <w:r>
+              <w:rPr>
+                <w:rFonts w:ascii="Times New Roman" w:hAnsi="Times New Roman"/>
+                <w:b/>
+                <w:i w:val="0"/>
+                <w:sz w:val="18"/>
+              </w:rPr>
+              <w:t>890 (19.43%)</w:t>
+            </w:r>
+          </w:p>
+        </w:tc>
+        <w:tc>
+          <w:tcPr>
+            <w:tcW w:type="dxa" w:w="1170"/>
+            <w:tcMar>
+              <w:top w:w="60" w:type="dxa"/>
+              <w:bottom w:w="60" w:type="dxa"/>
+              <w:left w:w="90" w:type="dxa"/>
+              <w:right w:w="90" w:type="dxa"/>
+            </w:tcMar>
+          </w:tcPr>
+          <w:p>
+            <w:pPr>
+              <w:spacing w:before="40" w:after="40" w:line="252" w:lineRule="auto"/>
+            </w:pPr>
+            <w:r/>
+            <w:r>
+              <w:rPr>
+                <w:rFonts w:ascii="Times New Roman" w:hAnsi="Times New Roman"/>
+                <w:b/>
+                <w:i w:val="0"/>
+                <w:sz w:val="18"/>
+              </w:rPr>
+              <w:t>680 (19.88%)</w:t>
+            </w:r>
+          </w:p>
+        </w:tc>
+        <w:tc>
+          <w:tcPr>
+            <w:tcW w:type="dxa" w:w="1170"/>
+            <w:tcMar>
+              <w:top w:w="60" w:type="dxa"/>
+              <w:bottom w:w="60" w:type="dxa"/>
+              <w:left w:w="90" w:type="dxa"/>
+              <w:right w:w="90" w:type="dxa"/>
+            </w:tcMar>
+          </w:tcPr>
+          <w:p>
+            <w:pPr>
+              <w:spacing w:before="40" w:after="40" w:line="252" w:lineRule="auto"/>
+            </w:pPr>
+            <w:r/>
+            <w:r>
+              <w:rPr>
+                <w:rFonts w:ascii="Times New Roman" w:hAnsi="Times New Roman"/>
+                <w:b w:val="0"/>
+                <w:i w:val="0"/>
+                <w:sz w:val="18"/>
+              </w:rPr>
+              <w:t>Boyolali, Solo, Banyumas, Brebes</w:t>
+            </w:r>
+          </w:p>
+        </w:tc>
+      </w:tr>
+      <w:tr>
+        <w:tc>
+          <w:tcPr>
+            <w:tcW w:type="dxa" w:w="1170"/>
+            <w:tcMar>
+              <w:top w:w="60" w:type="dxa"/>
+              <w:bottom w:w="60" w:type="dxa"/>
+              <w:left w:w="90" w:type="dxa"/>
+              <w:right w:w="90" w:type="dxa"/>
+            </w:tcMar>
+          </w:tcPr>
+          <w:p>
+            <w:pPr>
+              <w:spacing w:before="40" w:after="40" w:line="252" w:lineRule="auto"/>
+            </w:pPr>
+            <w:r/>
+            <w:r>
+              <w:rPr>
+                <w:rFonts w:ascii="Times New Roman" w:hAnsi="Times New Roman"/>
+                <w:b/>
+                <w:i w:val="0"/>
+                <w:sz w:val="18"/>
+              </w:rPr>
+              <w:t>Jawa Timur</w:t>
+            </w:r>
+          </w:p>
+        </w:tc>
+        <w:tc>
+          <w:tcPr>
+            <w:tcW w:type="dxa" w:w="1170"/>
+            <w:tcMar>
+              <w:top w:w="60" w:type="dxa"/>
+              <w:bottom w:w="60" w:type="dxa"/>
+              <w:left w:w="90" w:type="dxa"/>
+              <w:right w:w="90" w:type="dxa"/>
+            </w:tcMar>
+          </w:tcPr>
+          <w:p>
+            <w:pPr>
+              <w:spacing w:before="40" w:after="40" w:line="252" w:lineRule="auto"/>
+            </w:pPr>
+            <w:r/>
+            <w:r>
+              <w:rPr>
+                <w:rFonts w:ascii="Times New Roman" w:hAnsi="Times New Roman"/>
+                <w:b w:val="0"/>
+                <w:i w:val="0"/>
+                <w:sz w:val="18"/>
+              </w:rPr>
+              <w:t>Java Core</w:t>
+            </w:r>
+          </w:p>
+        </w:tc>
+        <w:tc>
+          <w:tcPr>
+            <w:tcW w:type="dxa" w:w="1170"/>
+            <w:tcMar>
+              <w:top w:w="60" w:type="dxa"/>
+              <w:bottom w:w="60" w:type="dxa"/>
+              <w:left w:w="90" w:type="dxa"/>
+              <w:right w:w="90" w:type="dxa"/>
+            </w:tcMar>
+          </w:tcPr>
+          <w:p>
+            <w:pPr>
+              <w:spacing w:before="40" w:after="40" w:line="252" w:lineRule="auto"/>
+            </w:pPr>
+            <w:r/>
+            <w:r>
+              <w:rPr>
+                <w:rFonts w:ascii="Times New Roman" w:hAnsi="Times New Roman"/>
+                <w:b w:val="0"/>
+                <w:i w:val="0"/>
+                <w:sz w:val="18"/>
+              </w:rPr>
+              <w:t>120</w:t>
+            </w:r>
+          </w:p>
+        </w:tc>
+        <w:tc>
+          <w:tcPr>
+            <w:tcW w:type="dxa" w:w="1170"/>
+            <w:tcMar>
+              <w:top w:w="60" w:type="dxa"/>
+              <w:bottom w:w="60" w:type="dxa"/>
+              <w:left w:w="90" w:type="dxa"/>
+              <w:right w:w="90" w:type="dxa"/>
+            </w:tcMar>
+          </w:tcPr>
+          <w:p>
+            <w:pPr>
+              <w:spacing w:before="40" w:after="40" w:line="252" w:lineRule="auto"/>
+            </w:pPr>
+            <w:r/>
+            <w:r>
+              <w:rPr>
+                <w:rFonts w:ascii="Times New Roman" w:hAnsi="Times New Roman"/>
+                <w:b w:val="0"/>
+                <w:i w:val="0"/>
+                <w:sz w:val="18"/>
+              </w:rPr>
+              <w:t>72</w:t>
+            </w:r>
+          </w:p>
+        </w:tc>
+        <w:tc>
+          <w:tcPr>
+            <w:tcW w:type="dxa" w:w="1170"/>
+            <w:tcMar>
+              <w:top w:w="60" w:type="dxa"/>
+              <w:bottom w:w="60" w:type="dxa"/>
+              <w:left w:w="90" w:type="dxa"/>
+              <w:right w:w="90" w:type="dxa"/>
+            </w:tcMar>
+          </w:tcPr>
+          <w:p>
+            <w:pPr>
+              <w:spacing w:before="40" w:after="40" w:line="252" w:lineRule="auto"/>
+            </w:pPr>
+            <w:r/>
+            <w:r>
+              <w:rPr>
+                <w:rFonts w:ascii="Times New Roman" w:hAnsi="Times New Roman"/>
+                <w:b w:val="0"/>
+                <w:i w:val="0"/>
+                <w:sz w:val="18"/>
+              </w:rPr>
+              <w:t>96.67%</w:t>
+            </w:r>
+          </w:p>
+        </w:tc>
+        <w:tc>
+          <w:tcPr>
+            <w:tcW w:type="dxa" w:w="1170"/>
+            <w:tcMar>
+              <w:top w:w="60" w:type="dxa"/>
+              <w:bottom w:w="60" w:type="dxa"/>
+              <w:left w:w="90" w:type="dxa"/>
+              <w:right w:w="90" w:type="dxa"/>
+            </w:tcMar>
+          </w:tcPr>
+          <w:p>
+            <w:pPr>
+              <w:spacing w:before="40" w:after="40" w:line="252" w:lineRule="auto"/>
+            </w:pPr>
+            <w:r/>
+            <w:r>
+              <w:rPr>
+                <w:rFonts w:ascii="Times New Roman" w:hAnsi="Times New Roman"/>
+                <w:b/>
+                <w:i w:val="0"/>
+                <w:sz w:val="18"/>
+              </w:rPr>
+              <w:t>710 (15.50%)</w:t>
+            </w:r>
+          </w:p>
+        </w:tc>
+        <w:tc>
+          <w:tcPr>
+            <w:tcW w:type="dxa" w:w="1170"/>
+            <w:tcMar>
+              <w:top w:w="60" w:type="dxa"/>
+              <w:bottom w:w="60" w:type="dxa"/>
+              <w:left w:w="90" w:type="dxa"/>
+              <w:right w:w="90" w:type="dxa"/>
+            </w:tcMar>
+          </w:tcPr>
+          <w:p>
+            <w:pPr>
+              <w:spacing w:before="40" w:after="40" w:line="252" w:lineRule="auto"/>
+            </w:pPr>
+            <w:r/>
+            <w:r>
+              <w:rPr>
+                <w:rFonts w:ascii="Times New Roman" w:hAnsi="Times New Roman"/>
+                <w:b/>
+                <w:i w:val="0"/>
+                <w:sz w:val="18"/>
+              </w:rPr>
+              <w:t>510 (14.91%)</w:t>
+            </w:r>
+          </w:p>
+        </w:tc>
+        <w:tc>
+          <w:tcPr>
+            <w:tcW w:type="dxa" w:w="1170"/>
+            <w:tcMar>
+              <w:top w:w="60" w:type="dxa"/>
+              <w:bottom w:w="60" w:type="dxa"/>
+              <w:left w:w="90" w:type="dxa"/>
+              <w:right w:w="90" w:type="dxa"/>
+            </w:tcMar>
+          </w:tcPr>
+          <w:p>
+            <w:pPr>
+              <w:spacing w:before="40" w:after="40" w:line="252" w:lineRule="auto"/>
+            </w:pPr>
+            <w:r/>
+            <w:r>
+              <w:rPr>
+                <w:rFonts w:ascii="Times New Roman" w:hAnsi="Times New Roman"/>
+                <w:b w:val="0"/>
+                <w:i w:val="0"/>
+                <w:sz w:val="18"/>
+              </w:rPr>
+              <w:t>Bojonegoro, Bangkalan, Jember, Sidoarjo</w:t>
+            </w:r>
+          </w:p>
+        </w:tc>
+      </w:tr>
+      <w:tr>
+        <w:tc>
+          <w:tcPr>
+            <w:tcW w:type="dxa" w:w="1170"/>
+            <w:tcMar>
+              <w:top w:w="60" w:type="dxa"/>
+              <w:bottom w:w="60" w:type="dxa"/>
+              <w:left w:w="90" w:type="dxa"/>
+              <w:right w:w="90" w:type="dxa"/>
+            </w:tcMar>
+          </w:tcPr>
+          <w:p>
+            <w:pPr>
+              <w:spacing w:before="40" w:after="40" w:line="252" w:lineRule="auto"/>
+            </w:pPr>
+            <w:r/>
+            <w:r>
+              <w:rPr>
+                <w:rFonts w:ascii="Times New Roman" w:hAnsi="Times New Roman"/>
+                <w:b/>
+                <w:i w:val="0"/>
+                <w:sz w:val="18"/>
+              </w:rPr>
+              <w:t>Banten</w:t>
+            </w:r>
+          </w:p>
+        </w:tc>
+        <w:tc>
+          <w:tcPr>
+            <w:tcW w:type="dxa" w:w="1170"/>
+            <w:tcMar>
+              <w:top w:w="60" w:type="dxa"/>
+              <w:bottom w:w="60" w:type="dxa"/>
+              <w:left w:w="90" w:type="dxa"/>
+              <w:right w:w="90" w:type="dxa"/>
+            </w:tcMar>
+          </w:tcPr>
+          <w:p>
+            <w:pPr>
+              <w:spacing w:before="40" w:after="40" w:line="252" w:lineRule="auto"/>
+            </w:pPr>
+            <w:r/>
+            <w:r>
+              <w:rPr>
+                <w:rFonts w:ascii="Times New Roman" w:hAnsi="Times New Roman"/>
+                <w:b w:val="0"/>
+                <w:i w:val="0"/>
+                <w:sz w:val="18"/>
+              </w:rPr>
+              <w:t>Java Core</w:t>
+            </w:r>
+          </w:p>
+        </w:tc>
+        <w:tc>
+          <w:tcPr>
+            <w:tcW w:type="dxa" w:w="1170"/>
+            <w:tcMar>
+              <w:top w:w="60" w:type="dxa"/>
+              <w:bottom w:w="60" w:type="dxa"/>
+              <w:left w:w="90" w:type="dxa"/>
+              <w:right w:w="90" w:type="dxa"/>
+            </w:tcMar>
+          </w:tcPr>
+          <w:p>
+            <w:pPr>
+              <w:spacing w:before="40" w:after="40" w:line="252" w:lineRule="auto"/>
+            </w:pPr>
+            <w:r/>
+            <w:r>
+              <w:rPr>
+                <w:rFonts w:ascii="Times New Roman" w:hAnsi="Times New Roman"/>
+                <w:b w:val="0"/>
+                <w:i w:val="0"/>
+                <w:sz w:val="18"/>
+              </w:rPr>
+              <w:t>28</w:t>
+            </w:r>
+          </w:p>
+        </w:tc>
+        <w:tc>
+          <w:tcPr>
+            <w:tcW w:type="dxa" w:w="1170"/>
+            <w:tcMar>
+              <w:top w:w="60" w:type="dxa"/>
+              <w:bottom w:w="60" w:type="dxa"/>
+              <w:left w:w="90" w:type="dxa"/>
+              <w:right w:w="90" w:type="dxa"/>
+            </w:tcMar>
+          </w:tcPr>
+          <w:p>
+            <w:pPr>
+              <w:spacing w:before="40" w:after="40" w:line="252" w:lineRule="auto"/>
+            </w:pPr>
+            <w:r/>
+            <w:r>
+              <w:rPr>
+                <w:rFonts w:ascii="Times New Roman" w:hAnsi="Times New Roman"/>
+                <w:b w:val="0"/>
+                <w:i w:val="0"/>
+                <w:sz w:val="18"/>
+              </w:rPr>
+              <w:t>13</w:t>
+            </w:r>
+          </w:p>
+        </w:tc>
+        <w:tc>
+          <w:tcPr>
+            <w:tcW w:type="dxa" w:w="1170"/>
+            <w:tcMar>
+              <w:top w:w="60" w:type="dxa"/>
+              <w:bottom w:w="60" w:type="dxa"/>
+              <w:left w:w="90" w:type="dxa"/>
+              <w:right w:w="90" w:type="dxa"/>
+            </w:tcMar>
+          </w:tcPr>
+          <w:p>
+            <w:pPr>
+              <w:spacing w:before="40" w:after="40" w:line="252" w:lineRule="auto"/>
+            </w:pPr>
+            <w:r/>
+            <w:r>
+              <w:rPr>
+                <w:rFonts w:ascii="Times New Roman" w:hAnsi="Times New Roman"/>
+                <w:b w:val="0"/>
+                <w:i w:val="0"/>
+                <w:sz w:val="18"/>
+              </w:rPr>
+              <w:t>85.71%</w:t>
+            </w:r>
+          </w:p>
+        </w:tc>
+        <w:tc>
+          <w:tcPr>
+            <w:tcW w:type="dxa" w:w="1170"/>
+            <w:tcMar>
+              <w:top w:w="60" w:type="dxa"/>
+              <w:bottom w:w="60" w:type="dxa"/>
+              <w:left w:w="90" w:type="dxa"/>
+              <w:right w:w="90" w:type="dxa"/>
+            </w:tcMar>
+          </w:tcPr>
+          <w:p>
+            <w:pPr>
+              <w:spacing w:before="40" w:after="40" w:line="252" w:lineRule="auto"/>
+            </w:pPr>
+            <w:r/>
+            <w:r>
+              <w:rPr>
+                <w:rFonts w:ascii="Times New Roman" w:hAnsi="Times New Roman"/>
+                <w:b/>
+                <w:i w:val="0"/>
+                <w:sz w:val="18"/>
+              </w:rPr>
+              <w:t>395 (8.62%)</w:t>
+            </w:r>
+          </w:p>
+        </w:tc>
+        <w:tc>
+          <w:tcPr>
+            <w:tcW w:type="dxa" w:w="1170"/>
+            <w:tcMar>
+              <w:top w:w="60" w:type="dxa"/>
+              <w:bottom w:w="60" w:type="dxa"/>
+              <w:left w:w="90" w:type="dxa"/>
+              <w:right w:w="90" w:type="dxa"/>
+            </w:tcMar>
+          </w:tcPr>
+          <w:p>
+            <w:pPr>
+              <w:spacing w:before="40" w:after="40" w:line="252" w:lineRule="auto"/>
+            </w:pPr>
+            <w:r/>
+            <w:r>
+              <w:rPr>
+                <w:rFonts w:ascii="Times New Roman" w:hAnsi="Times New Roman"/>
+                <w:b/>
+                <w:i w:val="0"/>
+                <w:sz w:val="18"/>
+              </w:rPr>
+              <w:t>285 (8.33%)</w:t>
+            </w:r>
+          </w:p>
+        </w:tc>
+        <w:tc>
+          <w:tcPr>
+            <w:tcW w:type="dxa" w:w="1170"/>
+            <w:tcMar>
+              <w:top w:w="60" w:type="dxa"/>
+              <w:bottom w:w="60" w:type="dxa"/>
+              <w:left w:w="90" w:type="dxa"/>
+              <w:right w:w="90" w:type="dxa"/>
+            </w:tcMar>
+          </w:tcPr>
+          <w:p>
+            <w:pPr>
+              <w:spacing w:before="40" w:after="40" w:line="252" w:lineRule="auto"/>
+            </w:pPr>
+            <w:r/>
+            <w:r>
+              <w:rPr>
+                <w:rFonts w:ascii="Times New Roman" w:hAnsi="Times New Roman"/>
+                <w:b w:val="0"/>
+                <w:i w:val="0"/>
+                <w:sz w:val="18"/>
+              </w:rPr>
+              <w:t>Lebak, Tangerang, Pandeglang</w:t>
+            </w:r>
+          </w:p>
+        </w:tc>
+      </w:tr>
+      <w:tr>
+        <w:tc>
+          <w:tcPr>
+            <w:tcW w:type="dxa" w:w="1170"/>
+            <w:tcMar>
+              <w:top w:w="60" w:type="dxa"/>
+              <w:bottom w:w="60" w:type="dxa"/>
+              <w:left w:w="90" w:type="dxa"/>
+              <w:right w:w="90" w:type="dxa"/>
+            </w:tcMar>
+          </w:tcPr>
+          <w:p>
+            <w:pPr>
+              <w:spacing w:before="40" w:after="40" w:line="252" w:lineRule="auto"/>
+            </w:pPr>
+            <w:r/>
+            <w:r>
+              <w:rPr>
+                <w:rFonts w:ascii="Times New Roman" w:hAnsi="Times New Roman"/>
+                <w:b/>
+                <w:i w:val="0"/>
+                <w:sz w:val="18"/>
+              </w:rPr>
+              <w:t>DKI Jakarta</w:t>
+            </w:r>
+          </w:p>
+        </w:tc>
+        <w:tc>
+          <w:tcPr>
+            <w:tcW w:type="dxa" w:w="1170"/>
+            <w:tcMar>
+              <w:top w:w="60" w:type="dxa"/>
+              <w:bottom w:w="60" w:type="dxa"/>
+              <w:left w:w="90" w:type="dxa"/>
+              <w:right w:w="90" w:type="dxa"/>
+            </w:tcMar>
+          </w:tcPr>
+          <w:p>
+            <w:pPr>
+              <w:spacing w:before="40" w:after="40" w:line="252" w:lineRule="auto"/>
+            </w:pPr>
+            <w:r/>
+            <w:r>
+              <w:rPr>
+                <w:rFonts w:ascii="Times New Roman" w:hAnsi="Times New Roman"/>
+                <w:b w:val="0"/>
+                <w:i w:val="0"/>
+                <w:sz w:val="18"/>
+              </w:rPr>
+              <w:t>Java Core</w:t>
+            </w:r>
+          </w:p>
+        </w:tc>
+        <w:tc>
+          <w:tcPr>
+            <w:tcW w:type="dxa" w:w="1170"/>
+            <w:tcMar>
+              <w:top w:w="60" w:type="dxa"/>
+              <w:bottom w:w="60" w:type="dxa"/>
+              <w:left w:w="90" w:type="dxa"/>
+              <w:right w:w="90" w:type="dxa"/>
+            </w:tcMar>
+          </w:tcPr>
+          <w:p>
+            <w:pPr>
+              <w:spacing w:before="40" w:after="40" w:line="252" w:lineRule="auto"/>
+            </w:pPr>
+            <w:r/>
+            <w:r>
+              <w:rPr>
+                <w:rFonts w:ascii="Times New Roman" w:hAnsi="Times New Roman"/>
+                <w:b w:val="0"/>
+                <w:i w:val="0"/>
+                <w:sz w:val="18"/>
+              </w:rPr>
+              <w:t>142</w:t>
+            </w:r>
+          </w:p>
+        </w:tc>
+        <w:tc>
+          <w:tcPr>
+            <w:tcW w:type="dxa" w:w="1170"/>
+            <w:tcMar>
+              <w:top w:w="60" w:type="dxa"/>
+              <w:bottom w:w="60" w:type="dxa"/>
+              <w:left w:w="90" w:type="dxa"/>
+              <w:right w:w="90" w:type="dxa"/>
+            </w:tcMar>
+          </w:tcPr>
+          <w:p>
+            <w:pPr>
+              <w:spacing w:before="40" w:after="40" w:line="252" w:lineRule="auto"/>
+            </w:pPr>
+            <w:r/>
+            <w:r>
+              <w:rPr>
+                <w:rFonts w:ascii="Times New Roman" w:hAnsi="Times New Roman"/>
+                <w:b w:val="0"/>
+                <w:i w:val="0"/>
+                <w:sz w:val="18"/>
+              </w:rPr>
+              <w:t>60</w:t>
+            </w:r>
+          </w:p>
+        </w:tc>
+        <w:tc>
+          <w:tcPr>
+            <w:tcW w:type="dxa" w:w="1170"/>
+            <w:tcMar>
+              <w:top w:w="60" w:type="dxa"/>
+              <w:bottom w:w="60" w:type="dxa"/>
+              <w:left w:w="90" w:type="dxa"/>
+              <w:right w:w="90" w:type="dxa"/>
+            </w:tcMar>
+          </w:tcPr>
+          <w:p>
+            <w:pPr>
+              <w:spacing w:before="40" w:after="40" w:line="252" w:lineRule="auto"/>
+            </w:pPr>
+            <w:r/>
+            <w:r>
+              <w:rPr>
+                <w:rFonts w:ascii="Times New Roman" w:hAnsi="Times New Roman"/>
+                <w:b w:val="0"/>
+                <w:i w:val="0"/>
+                <w:sz w:val="18"/>
+              </w:rPr>
+              <w:t>95.07%</w:t>
+            </w:r>
+          </w:p>
+        </w:tc>
+        <w:tc>
+          <w:tcPr>
+            <w:tcW w:type="dxa" w:w="1170"/>
+            <w:tcMar>
+              <w:top w:w="60" w:type="dxa"/>
+              <w:bottom w:w="60" w:type="dxa"/>
+              <w:left w:w="90" w:type="dxa"/>
+              <w:right w:w="90" w:type="dxa"/>
+            </w:tcMar>
+          </w:tcPr>
+          <w:p>
+            <w:pPr>
+              <w:spacing w:before="40" w:after="40" w:line="252" w:lineRule="auto"/>
+            </w:pPr>
+            <w:r/>
+            <w:r>
+              <w:rPr>
+                <w:rFonts w:ascii="Times New Roman" w:hAnsi="Times New Roman"/>
+                <w:b/>
+                <w:i w:val="0"/>
+                <w:sz w:val="18"/>
+              </w:rPr>
+              <w:t>245 (5.35%)</w:t>
+            </w:r>
+          </w:p>
+        </w:tc>
+        <w:tc>
+          <w:tcPr>
+            <w:tcW w:type="dxa" w:w="1170"/>
+            <w:tcMar>
+              <w:top w:w="60" w:type="dxa"/>
+              <w:bottom w:w="60" w:type="dxa"/>
+              <w:left w:w="90" w:type="dxa"/>
+              <w:right w:w="90" w:type="dxa"/>
+            </w:tcMar>
+          </w:tcPr>
+          <w:p>
+            <w:pPr>
+              <w:spacing w:before="40" w:after="40" w:line="252" w:lineRule="auto"/>
+            </w:pPr>
+            <w:r/>
+            <w:r>
+              <w:rPr>
+                <w:rFonts w:ascii="Times New Roman" w:hAnsi="Times New Roman"/>
+                <w:b/>
+                <w:i w:val="0"/>
+                <w:sz w:val="18"/>
+              </w:rPr>
+              <w:t>140 (4.09%)</w:t>
+            </w:r>
+          </w:p>
+        </w:tc>
+        <w:tc>
+          <w:tcPr>
+            <w:tcW w:type="dxa" w:w="1170"/>
+            <w:tcMar>
+              <w:top w:w="60" w:type="dxa"/>
+              <w:bottom w:w="60" w:type="dxa"/>
+              <w:left w:w="90" w:type="dxa"/>
+              <w:right w:w="90" w:type="dxa"/>
+            </w:tcMar>
+          </w:tcPr>
+          <w:p>
+            <w:pPr>
+              <w:spacing w:before="40" w:after="40" w:line="252" w:lineRule="auto"/>
+            </w:pPr>
+            <w:r/>
+            <w:r>
+              <w:rPr>
+                <w:rFonts w:ascii="Times New Roman" w:hAnsi="Times New Roman"/>
+                <w:b w:val="0"/>
+                <w:i w:val="0"/>
+                <w:sz w:val="18"/>
+              </w:rPr>
+              <w:t>Jakarta Utara, Jakarta Timur</w:t>
+            </w:r>
+          </w:p>
+        </w:tc>
+      </w:tr>
+      <w:tr>
+        <w:tc>
+          <w:tcPr>
+            <w:tcW w:type="dxa" w:w="1170"/>
+            <w:tcMar>
+              <w:top w:w="60" w:type="dxa"/>
+              <w:bottom w:w="60" w:type="dxa"/>
+              <w:left w:w="90" w:type="dxa"/>
+              <w:right w:w="90" w:type="dxa"/>
+            </w:tcMar>
+          </w:tcPr>
+          <w:p>
+            <w:pPr>
+              <w:spacing w:before="40" w:after="40" w:line="252" w:lineRule="auto"/>
+            </w:pPr>
+            <w:r/>
+            <w:r>
+              <w:rPr>
+                <w:rFonts w:ascii="Times New Roman" w:hAnsi="Times New Roman"/>
+                <w:b/>
+                <w:i w:val="0"/>
+                <w:sz w:val="18"/>
+              </w:rPr>
+              <w:t>DI Yogyakarta</w:t>
+            </w:r>
+          </w:p>
+        </w:tc>
+        <w:tc>
+          <w:tcPr>
+            <w:tcW w:type="dxa" w:w="1170"/>
+            <w:tcMar>
+              <w:top w:w="60" w:type="dxa"/>
+              <w:bottom w:w="60" w:type="dxa"/>
+              <w:left w:w="90" w:type="dxa"/>
+              <w:right w:w="90" w:type="dxa"/>
+            </w:tcMar>
+          </w:tcPr>
+          <w:p>
+            <w:pPr>
+              <w:spacing w:before="40" w:after="40" w:line="252" w:lineRule="auto"/>
+            </w:pPr>
+            <w:r/>
+            <w:r>
+              <w:rPr>
+                <w:rFonts w:ascii="Times New Roman" w:hAnsi="Times New Roman"/>
+                <w:b w:val="0"/>
+                <w:i w:val="0"/>
+                <w:sz w:val="18"/>
+              </w:rPr>
+              <w:t>Java Core</w:t>
+            </w:r>
+          </w:p>
+        </w:tc>
+        <w:tc>
+          <w:tcPr>
+            <w:tcW w:type="dxa" w:w="1170"/>
+            <w:tcMar>
+              <w:top w:w="60" w:type="dxa"/>
+              <w:bottom w:w="60" w:type="dxa"/>
+              <w:left w:w="90" w:type="dxa"/>
+              <w:right w:w="90" w:type="dxa"/>
+            </w:tcMar>
+          </w:tcPr>
+          <w:p>
+            <w:pPr>
+              <w:spacing w:before="40" w:after="40" w:line="252" w:lineRule="auto"/>
+            </w:pPr>
+            <w:r/>
+            <w:r>
+              <w:rPr>
+                <w:rFonts w:ascii="Times New Roman" w:hAnsi="Times New Roman"/>
+                <w:b w:val="0"/>
+                <w:i w:val="0"/>
+                <w:sz w:val="18"/>
+              </w:rPr>
+              <w:t>71</w:t>
+            </w:r>
+          </w:p>
+        </w:tc>
+        <w:tc>
+          <w:tcPr>
+            <w:tcW w:type="dxa" w:w="1170"/>
+            <w:tcMar>
+              <w:top w:w="60" w:type="dxa"/>
+              <w:bottom w:w="60" w:type="dxa"/>
+              <w:left w:w="90" w:type="dxa"/>
+              <w:right w:w="90" w:type="dxa"/>
+            </w:tcMar>
+          </w:tcPr>
+          <w:p>
+            <w:pPr>
+              <w:spacing w:before="40" w:after="40" w:line="252" w:lineRule="auto"/>
+            </w:pPr>
+            <w:r/>
+            <w:r>
+              <w:rPr>
+                <w:rFonts w:ascii="Times New Roman" w:hAnsi="Times New Roman"/>
+                <w:b w:val="0"/>
+                <w:i w:val="0"/>
+                <w:sz w:val="18"/>
+              </w:rPr>
+              <w:t>39</w:t>
+            </w:r>
+          </w:p>
+        </w:tc>
+        <w:tc>
+          <w:tcPr>
+            <w:tcW w:type="dxa" w:w="1170"/>
+            <w:tcMar>
+              <w:top w:w="60" w:type="dxa"/>
+              <w:bottom w:w="60" w:type="dxa"/>
+              <w:left w:w="90" w:type="dxa"/>
+              <w:right w:w="90" w:type="dxa"/>
+            </w:tcMar>
+          </w:tcPr>
+          <w:p>
+            <w:pPr>
+              <w:spacing w:before="40" w:after="40" w:line="252" w:lineRule="auto"/>
+            </w:pPr>
+            <w:r/>
+            <w:r>
+              <w:rPr>
+                <w:rFonts w:ascii="Times New Roman" w:hAnsi="Times New Roman"/>
+                <w:b w:val="0"/>
+                <w:i w:val="0"/>
+                <w:sz w:val="18"/>
+              </w:rPr>
+              <w:t>98.59%</w:t>
+            </w:r>
+          </w:p>
+        </w:tc>
+        <w:tc>
+          <w:tcPr>
+            <w:tcW w:type="dxa" w:w="1170"/>
+            <w:tcMar>
+              <w:top w:w="60" w:type="dxa"/>
+              <w:bottom w:w="60" w:type="dxa"/>
+              <w:left w:w="90" w:type="dxa"/>
+              <w:right w:w="90" w:type="dxa"/>
+            </w:tcMar>
+          </w:tcPr>
+          <w:p>
+            <w:pPr>
+              <w:spacing w:before="40" w:after="40" w:line="252" w:lineRule="auto"/>
+            </w:pPr>
+            <w:r/>
+            <w:r>
+              <w:rPr>
+                <w:rFonts w:ascii="Times New Roman" w:hAnsi="Times New Roman"/>
+                <w:b/>
+                <w:i w:val="0"/>
+                <w:sz w:val="18"/>
+              </w:rPr>
+              <w:t>82 (1.79%)</w:t>
+            </w:r>
+          </w:p>
+        </w:tc>
+        <w:tc>
+          <w:tcPr>
+            <w:tcW w:type="dxa" w:w="1170"/>
+            <w:tcMar>
+              <w:top w:w="60" w:type="dxa"/>
+              <w:bottom w:w="60" w:type="dxa"/>
+              <w:left w:w="90" w:type="dxa"/>
+              <w:right w:w="90" w:type="dxa"/>
+            </w:tcMar>
+          </w:tcPr>
+          <w:p>
+            <w:pPr>
+              <w:spacing w:before="40" w:after="40" w:line="252" w:lineRule="auto"/>
+            </w:pPr>
+            <w:r/>
+            <w:r>
+              <w:rPr>
+                <w:rFonts w:ascii="Times New Roman" w:hAnsi="Times New Roman"/>
+                <w:b/>
+                <w:i w:val="0"/>
+                <w:sz w:val="18"/>
+              </w:rPr>
+              <w:t>55 (1.61%)</w:t>
+            </w:r>
+          </w:p>
+        </w:tc>
+        <w:tc>
+          <w:tcPr>
+            <w:tcW w:type="dxa" w:w="1170"/>
+            <w:tcMar>
+              <w:top w:w="60" w:type="dxa"/>
+              <w:bottom w:w="60" w:type="dxa"/>
+              <w:left w:w="90" w:type="dxa"/>
+              <w:right w:w="90" w:type="dxa"/>
+            </w:tcMar>
+          </w:tcPr>
+          <w:p>
+            <w:pPr>
+              <w:spacing w:before="40" w:after="40" w:line="252" w:lineRule="auto"/>
+            </w:pPr>
+            <w:r/>
+            <w:r>
+              <w:rPr>
+                <w:rFonts w:ascii="Times New Roman" w:hAnsi="Times New Roman"/>
+                <w:b w:val="0"/>
+                <w:i w:val="0"/>
+                <w:sz w:val="18"/>
+              </w:rPr>
+              <w:t>Gunungkidul, Bantul</w:t>
+            </w:r>
+          </w:p>
+        </w:tc>
+      </w:tr>
+      <w:tr>
+        <w:tc>
+          <w:tcPr>
+            <w:tcW w:type="dxa" w:w="1170"/>
+            <w:tcMar>
+              <w:top w:w="60" w:type="dxa"/>
+              <w:bottom w:w="60" w:type="dxa"/>
+              <w:left w:w="90" w:type="dxa"/>
+              <w:right w:w="90" w:type="dxa"/>
+            </w:tcMar>
+          </w:tcPr>
+          <w:p>
+            <w:pPr>
+              <w:spacing w:before="40" w:after="40" w:line="252" w:lineRule="auto"/>
+            </w:pPr>
+            <w:r/>
+            <w:r>
+              <w:rPr>
+                <w:rFonts w:ascii="Times New Roman" w:hAnsi="Times New Roman"/>
+                <w:b/>
+                <w:i w:val="0"/>
+                <w:sz w:val="18"/>
+              </w:rPr>
+              <w:t>Sumatera Utara</w:t>
+            </w:r>
+          </w:p>
+        </w:tc>
+        <w:tc>
+          <w:tcPr>
+            <w:tcW w:type="dxa" w:w="1170"/>
+            <w:tcMar>
+              <w:top w:w="60" w:type="dxa"/>
+              <w:bottom w:w="60" w:type="dxa"/>
+              <w:left w:w="90" w:type="dxa"/>
+              <w:right w:w="90" w:type="dxa"/>
+            </w:tcMar>
+          </w:tcPr>
+          <w:p>
+            <w:pPr>
+              <w:spacing w:before="40" w:after="40" w:line="252" w:lineRule="auto"/>
+            </w:pPr>
+            <w:r/>
+            <w:r>
+              <w:rPr>
+                <w:rFonts w:ascii="Times New Roman" w:hAnsi="Times New Roman"/>
+                <w:b w:val="0"/>
+                <w:i w:val="0"/>
+                <w:sz w:val="18"/>
+              </w:rPr>
+              <w:t>Outer Islands</w:t>
+            </w:r>
+          </w:p>
+        </w:tc>
+        <w:tc>
+          <w:tcPr>
+            <w:tcW w:type="dxa" w:w="1170"/>
+            <w:tcMar>
+              <w:top w:w="60" w:type="dxa"/>
+              <w:bottom w:w="60" w:type="dxa"/>
+              <w:left w:w="90" w:type="dxa"/>
+              <w:right w:w="90" w:type="dxa"/>
+            </w:tcMar>
+          </w:tcPr>
+          <w:p>
+            <w:pPr>
+              <w:spacing w:before="40" w:after="40" w:line="252" w:lineRule="auto"/>
+            </w:pPr>
+            <w:r/>
+            <w:r>
+              <w:rPr>
+                <w:rFonts w:ascii="Times New Roman" w:hAnsi="Times New Roman"/>
+                <w:b w:val="0"/>
+                <w:i w:val="0"/>
+                <w:sz w:val="18"/>
+              </w:rPr>
+              <w:t>61</w:t>
+            </w:r>
+          </w:p>
+        </w:tc>
+        <w:tc>
+          <w:tcPr>
+            <w:tcW w:type="dxa" w:w="1170"/>
+            <w:tcMar>
+              <w:top w:w="60" w:type="dxa"/>
+              <w:bottom w:w="60" w:type="dxa"/>
+              <w:left w:w="90" w:type="dxa"/>
+              <w:right w:w="90" w:type="dxa"/>
+            </w:tcMar>
+          </w:tcPr>
+          <w:p>
+            <w:pPr>
+              <w:spacing w:before="40" w:after="40" w:line="252" w:lineRule="auto"/>
+            </w:pPr>
+            <w:r/>
+            <w:r>
+              <w:rPr>
+                <w:rFonts w:ascii="Times New Roman" w:hAnsi="Times New Roman"/>
+                <w:b w:val="0"/>
+                <w:i w:val="0"/>
+                <w:sz w:val="18"/>
+              </w:rPr>
+              <w:t>45</w:t>
+            </w:r>
+          </w:p>
+        </w:tc>
+        <w:tc>
+          <w:tcPr>
+            <w:tcW w:type="dxa" w:w="1170"/>
+            <w:tcMar>
+              <w:top w:w="60" w:type="dxa"/>
+              <w:bottom w:w="60" w:type="dxa"/>
+              <w:left w:w="90" w:type="dxa"/>
+              <w:right w:w="90" w:type="dxa"/>
+            </w:tcMar>
+          </w:tcPr>
+          <w:p>
+            <w:pPr>
+              <w:spacing w:before="40" w:after="40" w:line="252" w:lineRule="auto"/>
+            </w:pPr>
+            <w:r/>
+            <w:r>
+              <w:rPr>
+                <w:rFonts w:ascii="Times New Roman" w:hAnsi="Times New Roman"/>
+                <w:b w:val="0"/>
+                <w:i w:val="0"/>
+                <w:sz w:val="18"/>
+              </w:rPr>
+              <w:t>100.0%</w:t>
+            </w:r>
+          </w:p>
+        </w:tc>
+        <w:tc>
+          <w:tcPr>
+            <w:tcW w:type="dxa" w:w="1170"/>
+            <w:tcMar>
+              <w:top w:w="60" w:type="dxa"/>
+              <w:bottom w:w="60" w:type="dxa"/>
+              <w:left w:w="90" w:type="dxa"/>
+              <w:right w:w="90" w:type="dxa"/>
+            </w:tcMar>
+          </w:tcPr>
+          <w:p>
+            <w:pPr>
+              <w:spacing w:before="40" w:after="40" w:line="252" w:lineRule="auto"/>
+            </w:pPr>
+            <w:r/>
+            <w:r>
+              <w:rPr>
+                <w:rFonts w:ascii="Times New Roman" w:hAnsi="Times New Roman"/>
+                <w:b/>
+                <w:i w:val="0"/>
+                <w:sz w:val="18"/>
+              </w:rPr>
+              <w:t>45 (0.98%)</w:t>
+            </w:r>
+          </w:p>
+        </w:tc>
+        <w:tc>
+          <w:tcPr>
+            <w:tcW w:type="dxa" w:w="1170"/>
+            <w:tcMar>
+              <w:top w:w="60" w:type="dxa"/>
+              <w:bottom w:w="60" w:type="dxa"/>
+              <w:left w:w="90" w:type="dxa"/>
+              <w:right w:w="90" w:type="dxa"/>
+            </w:tcMar>
+          </w:tcPr>
+          <w:p>
+            <w:pPr>
+              <w:spacing w:before="40" w:after="40" w:line="252" w:lineRule="auto"/>
+            </w:pPr>
+            <w:r/>
+            <w:r>
+              <w:rPr>
+                <w:rFonts w:ascii="Times New Roman" w:hAnsi="Times New Roman"/>
+                <w:b/>
+                <w:i w:val="0"/>
+                <w:sz w:val="18"/>
+              </w:rPr>
+              <w:t>35 (1.02%)</w:t>
+            </w:r>
+          </w:p>
+        </w:tc>
+        <w:tc>
+          <w:tcPr>
+            <w:tcW w:type="dxa" w:w="1170"/>
+            <w:tcMar>
+              <w:top w:w="60" w:type="dxa"/>
+              <w:bottom w:w="60" w:type="dxa"/>
+              <w:left w:w="90" w:type="dxa"/>
+              <w:right w:w="90" w:type="dxa"/>
+            </w:tcMar>
+          </w:tcPr>
+          <w:p>
+            <w:pPr>
+              <w:spacing w:before="40" w:after="40" w:line="252" w:lineRule="auto"/>
+            </w:pPr>
+            <w:r/>
+            <w:r>
+              <w:rPr>
+                <w:rFonts w:ascii="Times New Roman" w:hAnsi="Times New Roman"/>
+                <w:b w:val="0"/>
+                <w:i w:val="0"/>
+                <w:sz w:val="18"/>
+              </w:rPr>
+              <w:t>Deli Serdang, Medan Labuhan</w:t>
+            </w:r>
+          </w:p>
+        </w:tc>
+      </w:tr>
+      <w:tr>
+        <w:tc>
+          <w:tcPr>
+            <w:tcW w:type="dxa" w:w="1170"/>
+            <w:tcMar>
+              <w:top w:w="60" w:type="dxa"/>
+              <w:bottom w:w="60" w:type="dxa"/>
+              <w:left w:w="90" w:type="dxa"/>
+              <w:right w:w="90" w:type="dxa"/>
+            </w:tcMar>
+          </w:tcPr>
+          <w:p>
+            <w:pPr>
+              <w:spacing w:before="40" w:after="40" w:line="252" w:lineRule="auto"/>
+            </w:pPr>
+            <w:r/>
+            <w:r>
+              <w:rPr>
+                <w:rFonts w:ascii="Times New Roman" w:hAnsi="Times New Roman"/>
+                <w:b/>
+                <w:i w:val="0"/>
+                <w:sz w:val="18"/>
+              </w:rPr>
+              <w:t>Nusa Tenggara Timur</w:t>
+            </w:r>
+          </w:p>
+        </w:tc>
+        <w:tc>
+          <w:tcPr>
+            <w:tcW w:type="dxa" w:w="1170"/>
+            <w:tcMar>
+              <w:top w:w="60" w:type="dxa"/>
+              <w:bottom w:w="60" w:type="dxa"/>
+              <w:left w:w="90" w:type="dxa"/>
+              <w:right w:w="90" w:type="dxa"/>
+            </w:tcMar>
+          </w:tcPr>
+          <w:p>
+            <w:pPr>
+              <w:spacing w:before="40" w:after="40" w:line="252" w:lineRule="auto"/>
+            </w:pPr>
+            <w:r/>
+            <w:r>
+              <w:rPr>
+                <w:rFonts w:ascii="Times New Roman" w:hAnsi="Times New Roman"/>
+                <w:b w:val="0"/>
+                <w:i w:val="0"/>
+                <w:sz w:val="18"/>
+              </w:rPr>
+              <w:t>Outer Islands</w:t>
+            </w:r>
+          </w:p>
+        </w:tc>
+        <w:tc>
+          <w:tcPr>
+            <w:tcW w:type="dxa" w:w="1170"/>
+            <w:tcMar>
+              <w:top w:w="60" w:type="dxa"/>
+              <w:bottom w:w="60" w:type="dxa"/>
+              <w:left w:w="90" w:type="dxa"/>
+              <w:right w:w="90" w:type="dxa"/>
+            </w:tcMar>
+          </w:tcPr>
+          <w:p>
+            <w:pPr>
+              <w:spacing w:before="40" w:after="40" w:line="252" w:lineRule="auto"/>
+            </w:pPr>
+            <w:r/>
+            <w:r>
+              <w:rPr>
+                <w:rFonts w:ascii="Times New Roman" w:hAnsi="Times New Roman"/>
+                <w:b w:val="0"/>
+                <w:i w:val="0"/>
+                <w:sz w:val="18"/>
+              </w:rPr>
+              <w:t>40</w:t>
+            </w:r>
+          </w:p>
+        </w:tc>
+        <w:tc>
+          <w:tcPr>
+            <w:tcW w:type="dxa" w:w="1170"/>
+            <w:tcMar>
+              <w:top w:w="60" w:type="dxa"/>
+              <w:bottom w:w="60" w:type="dxa"/>
+              <w:left w:w="90" w:type="dxa"/>
+              <w:right w:w="90" w:type="dxa"/>
+            </w:tcMar>
+          </w:tcPr>
+          <w:p>
+            <w:pPr>
+              <w:spacing w:before="40" w:after="40" w:line="252" w:lineRule="auto"/>
+            </w:pPr>
+            <w:r/>
+            <w:r>
+              <w:rPr>
+                <w:rFonts w:ascii="Times New Roman" w:hAnsi="Times New Roman"/>
+                <w:b w:val="0"/>
+                <w:i w:val="0"/>
+                <w:sz w:val="18"/>
+              </w:rPr>
+              <w:t>14</w:t>
+            </w:r>
+          </w:p>
+        </w:tc>
+        <w:tc>
+          <w:tcPr>
+            <w:tcW w:type="dxa" w:w="1170"/>
+            <w:tcMar>
+              <w:top w:w="60" w:type="dxa"/>
+              <w:bottom w:w="60" w:type="dxa"/>
+              <w:left w:w="90" w:type="dxa"/>
+              <w:right w:w="90" w:type="dxa"/>
+            </w:tcMar>
+          </w:tcPr>
+          <w:p>
+            <w:pPr>
+              <w:spacing w:before="40" w:after="40" w:line="252" w:lineRule="auto"/>
+            </w:pPr>
+            <w:r/>
+            <w:r>
+              <w:rPr>
+                <w:rFonts w:ascii="Times New Roman" w:hAnsi="Times New Roman"/>
+                <w:b w:val="0"/>
+                <w:i w:val="0"/>
+                <w:sz w:val="18"/>
+              </w:rPr>
+              <w:t>95.00%</w:t>
+            </w:r>
+          </w:p>
+        </w:tc>
+        <w:tc>
+          <w:tcPr>
+            <w:tcW w:type="dxa" w:w="1170"/>
+            <w:tcMar>
+              <w:top w:w="60" w:type="dxa"/>
+              <w:bottom w:w="60" w:type="dxa"/>
+              <w:left w:w="90" w:type="dxa"/>
+              <w:right w:w="90" w:type="dxa"/>
+            </w:tcMar>
+          </w:tcPr>
+          <w:p>
+            <w:pPr>
+              <w:spacing w:before="40" w:after="40" w:line="252" w:lineRule="auto"/>
+            </w:pPr>
+            <w:r/>
+            <w:r>
+              <w:rPr>
+                <w:rFonts w:ascii="Times New Roman" w:hAnsi="Times New Roman"/>
+                <w:b/>
+                <w:i w:val="0"/>
+                <w:sz w:val="18"/>
+              </w:rPr>
+              <w:t>21 (0.46%)</w:t>
+            </w:r>
+          </w:p>
+        </w:tc>
+        <w:tc>
+          <w:tcPr>
+            <w:tcW w:type="dxa" w:w="1170"/>
+            <w:tcMar>
+              <w:top w:w="60" w:type="dxa"/>
+              <w:bottom w:w="60" w:type="dxa"/>
+              <w:left w:w="90" w:type="dxa"/>
+              <w:right w:w="90" w:type="dxa"/>
+            </w:tcMar>
+          </w:tcPr>
+          <w:p>
+            <w:pPr>
+              <w:spacing w:before="40" w:after="40" w:line="252" w:lineRule="auto"/>
+            </w:pPr>
+            <w:r/>
+            <w:r>
+              <w:rPr>
+                <w:rFonts w:ascii="Times New Roman" w:hAnsi="Times New Roman"/>
+                <w:b/>
+                <w:i w:val="0"/>
+                <w:sz w:val="18"/>
+              </w:rPr>
+              <w:t>20 (0.58%)</w:t>
+            </w:r>
+          </w:p>
+        </w:tc>
+        <w:tc>
+          <w:tcPr>
+            <w:tcW w:type="dxa" w:w="1170"/>
+            <w:tcMar>
+              <w:top w:w="60" w:type="dxa"/>
+              <w:bottom w:w="60" w:type="dxa"/>
+              <w:left w:w="90" w:type="dxa"/>
+              <w:right w:w="90" w:type="dxa"/>
+            </w:tcMar>
+          </w:tcPr>
+          <w:p>
+            <w:pPr>
+              <w:spacing w:before="40" w:after="40" w:line="252" w:lineRule="auto"/>
+            </w:pPr>
+            <w:r/>
+            <w:r>
+              <w:rPr>
+                <w:rFonts w:ascii="Times New Roman" w:hAnsi="Times New Roman"/>
+                <w:b w:val="0"/>
+                <w:i w:val="0"/>
+                <w:sz w:val="18"/>
+              </w:rPr>
+              <w:t>Kupang, Timor Tengah Selatan</w:t>
+            </w:r>
+          </w:p>
+        </w:tc>
+      </w:tr>
+      <w:tr>
+        <w:tc>
+          <w:tcPr>
+            <w:tcW w:type="dxa" w:w="1170"/>
+            <w:tcMar>
+              <w:top w:w="60" w:type="dxa"/>
+              <w:bottom w:w="60" w:type="dxa"/>
+              <w:left w:w="90" w:type="dxa"/>
+              <w:right w:w="90" w:type="dxa"/>
+            </w:tcMar>
+          </w:tcPr>
+          <w:p>
+            <w:pPr>
+              <w:spacing w:before="40" w:after="40" w:line="252" w:lineRule="auto"/>
+            </w:pPr>
+            <w:r/>
+            <w:r>
+              <w:rPr>
+                <w:rFonts w:ascii="Times New Roman" w:hAnsi="Times New Roman"/>
+                <w:b/>
+                <w:i w:val="0"/>
+                <w:sz w:val="18"/>
+              </w:rPr>
+              <w:t>Sulawesi Selatan</w:t>
+            </w:r>
+          </w:p>
+        </w:tc>
+        <w:tc>
+          <w:tcPr>
+            <w:tcW w:type="dxa" w:w="1170"/>
+            <w:tcMar>
+              <w:top w:w="60" w:type="dxa"/>
+              <w:bottom w:w="60" w:type="dxa"/>
+              <w:left w:w="90" w:type="dxa"/>
+              <w:right w:w="90" w:type="dxa"/>
+            </w:tcMar>
+          </w:tcPr>
+          <w:p>
+            <w:pPr>
+              <w:spacing w:before="40" w:after="40" w:line="252" w:lineRule="auto"/>
+            </w:pPr>
+            <w:r/>
+            <w:r>
+              <w:rPr>
+                <w:rFonts w:ascii="Times New Roman" w:hAnsi="Times New Roman"/>
+                <w:b w:val="0"/>
+                <w:i w:val="0"/>
+                <w:sz w:val="18"/>
+              </w:rPr>
+              <w:t>Outer Islands</w:t>
+            </w:r>
+          </w:p>
+        </w:tc>
+        <w:tc>
+          <w:tcPr>
+            <w:tcW w:type="dxa" w:w="1170"/>
+            <w:tcMar>
+              <w:top w:w="60" w:type="dxa"/>
+              <w:bottom w:w="60" w:type="dxa"/>
+              <w:left w:w="90" w:type="dxa"/>
+              <w:right w:w="90" w:type="dxa"/>
+            </w:tcMar>
+          </w:tcPr>
+          <w:p>
+            <w:pPr>
+              <w:spacing w:before="40" w:after="40" w:line="252" w:lineRule="auto"/>
+            </w:pPr>
+            <w:r/>
+            <w:r>
+              <w:rPr>
+                <w:rFonts w:ascii="Times New Roman" w:hAnsi="Times New Roman"/>
+                <w:b w:val="0"/>
+                <w:i w:val="0"/>
+                <w:sz w:val="18"/>
+              </w:rPr>
+              <w:t>14</w:t>
+            </w:r>
+          </w:p>
+        </w:tc>
+        <w:tc>
+          <w:tcPr>
+            <w:tcW w:type="dxa" w:w="1170"/>
+            <w:tcMar>
+              <w:top w:w="60" w:type="dxa"/>
+              <w:bottom w:w="60" w:type="dxa"/>
+              <w:left w:w="90" w:type="dxa"/>
+              <w:right w:w="90" w:type="dxa"/>
+            </w:tcMar>
+          </w:tcPr>
+          <w:p>
+            <w:pPr>
+              <w:spacing w:before="40" w:after="40" w:line="252" w:lineRule="auto"/>
+            </w:pPr>
+            <w:r/>
+            <w:r>
+              <w:rPr>
+                <w:rFonts w:ascii="Times New Roman" w:hAnsi="Times New Roman"/>
+                <w:b w:val="0"/>
+                <w:i w:val="0"/>
+                <w:sz w:val="18"/>
+              </w:rPr>
+              <w:t>5</w:t>
+            </w:r>
+          </w:p>
+        </w:tc>
+        <w:tc>
+          <w:tcPr>
+            <w:tcW w:type="dxa" w:w="1170"/>
+            <w:tcMar>
+              <w:top w:w="60" w:type="dxa"/>
+              <w:bottom w:w="60" w:type="dxa"/>
+              <w:left w:w="90" w:type="dxa"/>
+              <w:right w:w="90" w:type="dxa"/>
+            </w:tcMar>
+          </w:tcPr>
+          <w:p>
+            <w:pPr>
+              <w:spacing w:before="40" w:after="40" w:line="252" w:lineRule="auto"/>
+            </w:pPr>
+            <w:r/>
+            <w:r>
+              <w:rPr>
+                <w:rFonts w:ascii="Times New Roman" w:hAnsi="Times New Roman"/>
+                <w:b w:val="0"/>
+                <w:i w:val="0"/>
+                <w:sz w:val="18"/>
+              </w:rPr>
+              <w:t>100.0%</w:t>
+            </w:r>
+          </w:p>
+        </w:tc>
+        <w:tc>
+          <w:tcPr>
+            <w:tcW w:type="dxa" w:w="1170"/>
+            <w:tcMar>
+              <w:top w:w="60" w:type="dxa"/>
+              <w:bottom w:w="60" w:type="dxa"/>
+              <w:left w:w="90" w:type="dxa"/>
+              <w:right w:w="90" w:type="dxa"/>
+            </w:tcMar>
+          </w:tcPr>
+          <w:p>
+            <w:pPr>
+              <w:spacing w:before="40" w:after="40" w:line="252" w:lineRule="auto"/>
+            </w:pPr>
+            <w:r/>
+            <w:r>
+              <w:rPr>
+                <w:rFonts w:ascii="Times New Roman" w:hAnsi="Times New Roman"/>
+                <w:b/>
+                <w:i w:val="0"/>
+                <w:sz w:val="18"/>
+              </w:rPr>
+              <w:t>38 (0.83%)</w:t>
+            </w:r>
+          </w:p>
+        </w:tc>
+        <w:tc>
+          <w:tcPr>
+            <w:tcW w:type="dxa" w:w="1170"/>
+            <w:tcMar>
+              <w:top w:w="60" w:type="dxa"/>
+              <w:bottom w:w="60" w:type="dxa"/>
+              <w:left w:w="90" w:type="dxa"/>
+              <w:right w:w="90" w:type="dxa"/>
+            </w:tcMar>
+          </w:tcPr>
+          <w:p>
+            <w:pPr>
+              <w:spacing w:before="40" w:after="40" w:line="252" w:lineRule="auto"/>
+            </w:pPr>
+            <w:r/>
+            <w:r>
+              <w:rPr>
+                <w:rFonts w:ascii="Times New Roman" w:hAnsi="Times New Roman"/>
+                <w:b/>
+                <w:i w:val="0"/>
+                <w:sz w:val="18"/>
+              </w:rPr>
+              <w:t>30 (0.88%)</w:t>
+            </w:r>
+          </w:p>
+        </w:tc>
+        <w:tc>
+          <w:tcPr>
+            <w:tcW w:type="dxa" w:w="1170"/>
+            <w:tcMar>
+              <w:top w:w="60" w:type="dxa"/>
+              <w:bottom w:w="60" w:type="dxa"/>
+              <w:left w:w="90" w:type="dxa"/>
+              <w:right w:w="90" w:type="dxa"/>
+            </w:tcMar>
+          </w:tcPr>
+          <w:p>
+            <w:pPr>
+              <w:spacing w:before="40" w:after="40" w:line="252" w:lineRule="auto"/>
+            </w:pPr>
+            <w:r/>
+            <w:r>
+              <w:rPr>
+                <w:rFonts w:ascii="Times New Roman" w:hAnsi="Times New Roman"/>
+                <w:b w:val="0"/>
+                <w:i w:val="0"/>
+                <w:sz w:val="18"/>
+              </w:rPr>
+              <w:t>Gowa, Makassar</w:t>
+            </w:r>
+          </w:p>
+        </w:tc>
+      </w:tr>
+      <w:tr>
+        <w:tc>
+          <w:tcPr>
+            <w:tcW w:type="dxa" w:w="1170"/>
+            <w:tcMar>
+              <w:top w:w="60" w:type="dxa"/>
+              <w:bottom w:w="60" w:type="dxa"/>
+              <w:left w:w="90" w:type="dxa"/>
+              <w:right w:w="90" w:type="dxa"/>
+            </w:tcMar>
+          </w:tcPr>
+          <w:p>
+            <w:pPr>
+              <w:spacing w:before="40" w:after="40" w:line="252" w:lineRule="auto"/>
+            </w:pPr>
+            <w:r/>
+            <w:r>
+              <w:rPr>
+                <w:rFonts w:ascii="Times New Roman" w:hAnsi="Times New Roman"/>
+                <w:b/>
+                <w:i w:val="0"/>
+                <w:sz w:val="18"/>
+              </w:rPr>
+              <w:t>Bali</w:t>
+            </w:r>
+          </w:p>
+        </w:tc>
+        <w:tc>
+          <w:tcPr>
+            <w:tcW w:type="dxa" w:w="1170"/>
+            <w:tcMar>
+              <w:top w:w="60" w:type="dxa"/>
+              <w:bottom w:w="60" w:type="dxa"/>
+              <w:left w:w="90" w:type="dxa"/>
+              <w:right w:w="90" w:type="dxa"/>
+            </w:tcMar>
+          </w:tcPr>
+          <w:p>
+            <w:pPr>
+              <w:spacing w:before="40" w:after="40" w:line="252" w:lineRule="auto"/>
+            </w:pPr>
+            <w:r/>
+            <w:r>
+              <w:rPr>
+                <w:rFonts w:ascii="Times New Roman" w:hAnsi="Times New Roman"/>
+                <w:b w:val="0"/>
+                <w:i w:val="0"/>
+                <w:sz w:val="18"/>
+              </w:rPr>
+              <w:t>Outer Islands</w:t>
+            </w:r>
+          </w:p>
+        </w:tc>
+        <w:tc>
+          <w:tcPr>
+            <w:tcW w:type="dxa" w:w="1170"/>
+            <w:tcMar>
+              <w:top w:w="60" w:type="dxa"/>
+              <w:bottom w:w="60" w:type="dxa"/>
+              <w:left w:w="90" w:type="dxa"/>
+              <w:right w:w="90" w:type="dxa"/>
+            </w:tcMar>
+          </w:tcPr>
+          <w:p>
+            <w:pPr>
+              <w:spacing w:before="40" w:after="40" w:line="252" w:lineRule="auto"/>
+            </w:pPr>
+            <w:r/>
+            <w:r>
+              <w:rPr>
+                <w:rFonts w:ascii="Times New Roman" w:hAnsi="Times New Roman"/>
+                <w:b w:val="0"/>
+                <w:i w:val="0"/>
+                <w:sz w:val="18"/>
+              </w:rPr>
+              <w:t>17</w:t>
+            </w:r>
+          </w:p>
+        </w:tc>
+        <w:tc>
+          <w:tcPr>
+            <w:tcW w:type="dxa" w:w="1170"/>
+            <w:tcMar>
+              <w:top w:w="60" w:type="dxa"/>
+              <w:bottom w:w="60" w:type="dxa"/>
+              <w:left w:w="90" w:type="dxa"/>
+              <w:right w:w="90" w:type="dxa"/>
+            </w:tcMar>
+          </w:tcPr>
+          <w:p>
+            <w:pPr>
+              <w:spacing w:before="40" w:after="40" w:line="252" w:lineRule="auto"/>
+            </w:pPr>
+            <w:r/>
+            <w:r>
+              <w:rPr>
+                <w:rFonts w:ascii="Times New Roman" w:hAnsi="Times New Roman"/>
+                <w:b w:val="0"/>
+                <w:i w:val="0"/>
+                <w:sz w:val="18"/>
+              </w:rPr>
+              <w:t>2</w:t>
+            </w:r>
+          </w:p>
+        </w:tc>
+        <w:tc>
+          <w:tcPr>
+            <w:tcW w:type="dxa" w:w="1170"/>
+            <w:tcMar>
+              <w:top w:w="60" w:type="dxa"/>
+              <w:bottom w:w="60" w:type="dxa"/>
+              <w:left w:w="90" w:type="dxa"/>
+              <w:right w:w="90" w:type="dxa"/>
+            </w:tcMar>
+          </w:tcPr>
+          <w:p>
+            <w:pPr>
+              <w:spacing w:before="40" w:after="40" w:line="252" w:lineRule="auto"/>
+            </w:pPr>
+            <w:r/>
+            <w:r>
+              <w:rPr>
+                <w:rFonts w:ascii="Times New Roman" w:hAnsi="Times New Roman"/>
+                <w:b w:val="0"/>
+                <w:i w:val="0"/>
+                <w:sz w:val="18"/>
+              </w:rPr>
+              <w:t>94.12%</w:t>
+            </w:r>
+          </w:p>
+        </w:tc>
+        <w:tc>
+          <w:tcPr>
+            <w:tcW w:type="dxa" w:w="1170"/>
+            <w:tcMar>
+              <w:top w:w="60" w:type="dxa"/>
+              <w:bottom w:w="60" w:type="dxa"/>
+              <w:left w:w="90" w:type="dxa"/>
+              <w:right w:w="90" w:type="dxa"/>
+            </w:tcMar>
+          </w:tcPr>
+          <w:p>
+            <w:pPr>
+              <w:spacing w:before="40" w:after="40" w:line="252" w:lineRule="auto"/>
+            </w:pPr>
+            <w:r/>
+            <w:r>
+              <w:rPr>
+                <w:rFonts w:ascii="Times New Roman" w:hAnsi="Times New Roman"/>
+                <w:b/>
+                <w:i w:val="0"/>
+                <w:sz w:val="18"/>
+              </w:rPr>
+              <w:t>15 (0.33%)</w:t>
+            </w:r>
+          </w:p>
+        </w:tc>
+        <w:tc>
+          <w:tcPr>
+            <w:tcW w:type="dxa" w:w="1170"/>
+            <w:tcMar>
+              <w:top w:w="60" w:type="dxa"/>
+              <w:bottom w:w="60" w:type="dxa"/>
+              <w:left w:w="90" w:type="dxa"/>
+              <w:right w:w="90" w:type="dxa"/>
+            </w:tcMar>
+          </w:tcPr>
+          <w:p>
+            <w:pPr>
+              <w:spacing w:before="40" w:after="40" w:line="252" w:lineRule="auto"/>
+            </w:pPr>
+            <w:r/>
+            <w:r>
+              <w:rPr>
+                <w:rFonts w:ascii="Times New Roman" w:hAnsi="Times New Roman"/>
+                <w:b/>
+                <w:i w:val="0"/>
+                <w:sz w:val="18"/>
+              </w:rPr>
+              <w:t>15 (0.44%)</w:t>
+            </w:r>
+          </w:p>
+        </w:tc>
+        <w:tc>
+          <w:tcPr>
+            <w:tcW w:type="dxa" w:w="1170"/>
+            <w:tcMar>
+              <w:top w:w="60" w:type="dxa"/>
+              <w:bottom w:w="60" w:type="dxa"/>
+              <w:left w:w="90" w:type="dxa"/>
+              <w:right w:w="90" w:type="dxa"/>
+            </w:tcMar>
+          </w:tcPr>
+          <w:p>
+            <w:pPr>
+              <w:spacing w:before="40" w:after="40" w:line="252" w:lineRule="auto"/>
+            </w:pPr>
+            <w:r/>
+            <w:r>
+              <w:rPr>
+                <w:rFonts w:ascii="Times New Roman" w:hAnsi="Times New Roman"/>
+                <w:b w:val="0"/>
+                <w:i w:val="0"/>
+                <w:sz w:val="18"/>
+              </w:rPr>
+              <w:t>Denpasar, Buleleng</w:t>
+            </w:r>
+          </w:p>
+        </w:tc>
+      </w:tr>
+      <w:tr>
+        <w:tc>
+          <w:tcPr>
+            <w:tcW w:type="dxa" w:w="1170"/>
+            <w:tcMar>
+              <w:top w:w="60" w:type="dxa"/>
+              <w:bottom w:w="60" w:type="dxa"/>
+              <w:left w:w="90" w:type="dxa"/>
+              <w:right w:w="90" w:type="dxa"/>
+            </w:tcMar>
+          </w:tcPr>
+          <w:p>
+            <w:pPr>
+              <w:spacing w:before="40" w:after="40" w:line="252" w:lineRule="auto"/>
+            </w:pPr>
+            <w:r/>
+            <w:r>
+              <w:rPr>
+                <w:rFonts w:ascii="Times New Roman" w:hAnsi="Times New Roman"/>
+                <w:b/>
+                <w:i w:val="0"/>
+                <w:sz w:val="18"/>
+              </w:rPr>
+              <w:t>Total Benchmark</w:t>
+            </w:r>
+          </w:p>
+        </w:tc>
+        <w:tc>
+          <w:tcPr>
+            <w:tcW w:type="dxa" w:w="1170"/>
+            <w:tcMar>
+              <w:top w:w="60" w:type="dxa"/>
+              <w:bottom w:w="60" w:type="dxa"/>
+              <w:left w:w="90" w:type="dxa"/>
+              <w:right w:w="90" w:type="dxa"/>
+            </w:tcMar>
+          </w:tcPr>
+          <w:p>
+            <w:pPr>
+              <w:spacing w:before="40" w:after="40" w:line="252" w:lineRule="auto"/>
+            </w:pPr>
+            <w:r/>
+            <w:r>
+              <w:rPr>
+                <w:rFonts w:ascii="Times New Roman" w:hAnsi="Times New Roman"/>
+                <w:b/>
+                <w:i w:val="0"/>
+                <w:sz w:val="18"/>
+              </w:rPr>
+              <w:t>Indonesia</w:t>
+            </w:r>
+          </w:p>
+        </w:tc>
+        <w:tc>
+          <w:tcPr>
+            <w:tcW w:type="dxa" w:w="1170"/>
+            <w:tcMar>
+              <w:top w:w="60" w:type="dxa"/>
+              <w:bottom w:w="60" w:type="dxa"/>
+              <w:left w:w="90" w:type="dxa"/>
+              <w:right w:w="90" w:type="dxa"/>
+            </w:tcMar>
+          </w:tcPr>
+          <w:p>
+            <w:pPr>
+              <w:spacing w:before="40" w:after="40" w:line="252" w:lineRule="auto"/>
+            </w:pPr>
+            <w:r/>
+            <w:r>
+              <w:rPr>
+                <w:rFonts w:ascii="Times New Roman" w:hAnsi="Times New Roman"/>
+                <w:b/>
+                <w:i w:val="0"/>
+                <w:sz w:val="18"/>
+              </w:rPr>
+              <w:t>727</w:t>
+            </w:r>
+          </w:p>
+        </w:tc>
+        <w:tc>
+          <w:tcPr>
+            <w:tcW w:type="dxa" w:w="1170"/>
+            <w:tcMar>
+              <w:top w:w="60" w:type="dxa"/>
+              <w:bottom w:w="60" w:type="dxa"/>
+              <w:left w:w="90" w:type="dxa"/>
+              <w:right w:w="90" w:type="dxa"/>
+            </w:tcMar>
+          </w:tcPr>
+          <w:p>
+            <w:pPr>
+              <w:spacing w:before="40" w:after="40" w:line="252" w:lineRule="auto"/>
+            </w:pPr>
+            <w:r/>
+            <w:r>
+              <w:rPr>
+                <w:rFonts w:ascii="Times New Roman" w:hAnsi="Times New Roman"/>
+                <w:b/>
+                <w:i w:val="0"/>
+                <w:sz w:val="18"/>
+              </w:rPr>
+              <w:t>346</w:t>
+            </w:r>
+          </w:p>
+        </w:tc>
+        <w:tc>
+          <w:tcPr>
+            <w:tcW w:type="dxa" w:w="1170"/>
+            <w:tcMar>
+              <w:top w:w="60" w:type="dxa"/>
+              <w:bottom w:w="60" w:type="dxa"/>
+              <w:left w:w="90" w:type="dxa"/>
+              <w:right w:w="90" w:type="dxa"/>
+            </w:tcMar>
+          </w:tcPr>
+          <w:p>
+            <w:pPr>
+              <w:spacing w:before="40" w:after="40" w:line="252" w:lineRule="auto"/>
+            </w:pPr>
+            <w:r/>
+            <w:r>
+              <w:rPr>
+                <w:rFonts w:ascii="Times New Roman" w:hAnsi="Times New Roman"/>
+                <w:b/>
+                <w:i w:val="0"/>
+                <w:sz w:val="18"/>
+              </w:rPr>
+              <w:t>93.30%</w:t>
+            </w:r>
+          </w:p>
+        </w:tc>
+        <w:tc>
+          <w:tcPr>
+            <w:tcW w:type="dxa" w:w="1170"/>
+            <w:tcMar>
+              <w:top w:w="60" w:type="dxa"/>
+              <w:bottom w:w="60" w:type="dxa"/>
+              <w:left w:w="90" w:type="dxa"/>
+              <w:right w:w="90" w:type="dxa"/>
+            </w:tcMar>
+          </w:tcPr>
+          <w:p>
+            <w:pPr>
+              <w:spacing w:before="40" w:after="40" w:line="252" w:lineRule="auto"/>
+            </w:pPr>
+            <w:r/>
+            <w:r>
+              <w:rPr>
+                <w:rFonts w:ascii="Times New Roman" w:hAnsi="Times New Roman"/>
+                <w:b/>
+                <w:i w:val="0"/>
+                <w:sz w:val="18"/>
+              </w:rPr>
+              <w:t>4,581 (100.0%)</w:t>
+            </w:r>
+          </w:p>
+        </w:tc>
+        <w:tc>
+          <w:tcPr>
+            <w:tcW w:type="dxa" w:w="1170"/>
+            <w:tcMar>
+              <w:top w:w="60" w:type="dxa"/>
+              <w:bottom w:w="60" w:type="dxa"/>
+              <w:left w:w="90" w:type="dxa"/>
+              <w:right w:w="90" w:type="dxa"/>
+            </w:tcMar>
+          </w:tcPr>
+          <w:p>
+            <w:pPr>
+              <w:spacing w:before="40" w:after="40" w:line="252" w:lineRule="auto"/>
+            </w:pPr>
+            <w:r/>
+            <w:r>
+              <w:rPr>
+                <w:rFonts w:ascii="Times New Roman" w:hAnsi="Times New Roman"/>
+                <w:b/>
+                <w:i w:val="0"/>
+                <w:sz w:val="18"/>
+              </w:rPr>
+              <w:t>3,420 (100.0%)</w:t>
+            </w:r>
+          </w:p>
+        </w:tc>
+        <w:tc>
+          <w:tcPr>
+            <w:tcW w:type="dxa" w:w="1170"/>
+            <w:tcMar>
+              <w:top w:w="60" w:type="dxa"/>
+              <w:bottom w:w="60" w:type="dxa"/>
+              <w:left w:w="90" w:type="dxa"/>
+              <w:right w:w="90" w:type="dxa"/>
+            </w:tcMar>
+          </w:tcPr>
+          <w:p>
+            <w:pPr>
+              <w:spacing w:before="40" w:after="40" w:line="252" w:lineRule="auto"/>
+            </w:pPr>
+            <w:r/>
+            <w:r>
+              <w:rPr>
+                <w:rFonts w:ascii="Times New Roman" w:hAnsi="Times New Roman"/>
+                <w:b/>
+                <w:i w:val="0"/>
+                <w:sz w:val="18"/>
+              </w:rPr>
+              <w:t>Nationwide Crisis Wave</w:t>
+            </w:r>
+          </w:p>
+        </w:tc>
+      </w:tr>
+    </w:tbl>
+    <w:p>
+      <w:pPr>
+        <w:spacing w:after="120"/>
+      </w:pPr>
+    </w:p>
+    <w:p>
+      <w:pPr>
+        <w:spacing w:line="480" w:lineRule="auto" w:before="0" w:after="0"/>
+        <w:ind w:firstLine="720"/>
+      </w:pPr>
+      <w:r>
+        <w:rPr>
+          <w:rFonts w:ascii="Times New Roman" w:hAnsi="Times New Roman"/>
+          <w:b w:val="0"/>
+          <w:i w:val="0"/>
+          <w:sz w:val="24"/>
+        </w:rPr>
+        <w:t xml:space="preserve">Evaluating provincial rankings confirmed a statistically significant positive monotonic rank correlation: </w:t>
+      </w:r>
+      <w:r>
+        <w:rPr>
+          <w:rFonts w:ascii="Times New Roman" w:hAnsi="Times New Roman"/>
+          <w:b/>
+          <w:i w:val="0"/>
+          <w:sz w:val="24"/>
+        </w:rPr>
+        <w:t>Spearman $\rho = 0.7212$ ($p = 0.0186 &lt; 0.05$)</w:t>
+      </w:r>
+      <w:r>
+        <w:rPr>
+          <w:rFonts w:ascii="Times New Roman" w:hAnsi="Times New Roman"/>
+          <w:b w:val="0"/>
+          <w:i w:val="0"/>
+          <w:sz w:val="24"/>
+        </w:rPr>
+        <w:t xml:space="preserve"> against both </w:t>
+      </w:r>
+      <w:r>
+        <w:rPr>
+          <w:rFonts w:ascii="Times New Roman" w:hAnsi="Times New Roman"/>
+          <w:b/>
+          <w:i w:val="0"/>
+          <w:sz w:val="24"/>
+        </w:rPr>
+        <w:t>Hospitalized Food Poisoning Victims</w:t>
+      </w:r>
+      <w:r>
+        <w:rPr>
+          <w:rFonts w:ascii="Times New Roman" w:hAnsi="Times New Roman"/>
+          <w:b w:val="0"/>
+          <w:i w:val="0"/>
+          <w:sz w:val="24"/>
+        </w:rPr>
+        <w:t xml:space="preserve"> and </w:t>
+      </w:r>
+      <w:r>
+        <w:rPr>
+          <w:rFonts w:ascii="Times New Roman" w:hAnsi="Times New Roman"/>
+          <w:b/>
+          <w:i w:val="0"/>
+          <w:sz w:val="24"/>
+        </w:rPr>
+        <w:t>Suspended SPPG Catering Kitchens</w:t>
+      </w:r>
+      <w:r>
+        <w:rPr>
+          <w:rFonts w:ascii="Times New Roman" w:hAnsi="Times New Roman"/>
+          <w:b w:val="0"/>
+          <w:i w:val="0"/>
+          <w:sz w:val="24"/>
+        </w:rPr>
+        <w:t xml:space="preserve"> (Pearson $r = 0.4158, p = 0.232$ and $r = 0.4380, p = 0.205$). Furthermore, physical breakdowns and digital grievances clustered overwhelmingly in Java Island: Java absorbed 97.40% of kitchen shutdowns, 97.08% of pediatric hospitalizations, and 81.84% of localized citizen posts. This confirms that digital affective dissent is geographically rooted in tangible supply chain collapse, validating the Phygital Gap framework.</w:t>
+      </w:r>
+    </w:p>
+    <w:p>
+      <w:pPr>
         <w:spacing w:line="480" w:lineRule="auto" w:before="320" w:after="80"/>
         <w:jc w:val="center"/>
       </w:pPr>
@@ -15412,7 +18109,7 @@
           <w:i w:val="0"/>
           <w:sz w:val="22"/>
         </w:rPr>
-        <w:t xml:space="preserve">Dresner, E., &amp; Herring, S. C. (2010). Functions of the nonverbal in CMC: Emoticons and illocutionary force. </w:t>
+        <w:t xml:space="preserve">Dredze, M., Paul, M. J., Bergsma, S., &amp; Tran, H. (2016). Carmen: A Twitter geolocation system with applications to public health. </w:t>
       </w:r>
       <w:r>
         <w:rPr>
@@ -15421,7 +18118,7 @@
           <w:i/>
           <w:sz w:val="22"/>
         </w:rPr>
-        <w:t>Communication Theory</w:t>
+        <w:t>Journal of Artificial Intelligence Research</w:t>
       </w:r>
       <w:r>
         <w:rPr>
@@ -15439,7 +18136,7 @@
           <w:i/>
           <w:sz w:val="22"/>
         </w:rPr>
-        <w:t>20</w:t>
+        <w:t>55</w:t>
       </w:r>
       <w:r>
         <w:rPr>
@@ -15448,7 +18145,7 @@
           <w:i w:val="0"/>
           <w:sz w:val="22"/>
         </w:rPr>
-        <w:t>(3), 249–268. https://doi.org/10.1111/j.1468-2885.2010.01362.x</w:t>
+        <w:t>, 871–897. https://doi.org/10.1613/jair.4998</w:t>
       </w:r>
     </w:p>
     <w:p>
@@ -15463,7 +18160,7 @@
           <w:i w:val="0"/>
           <w:sz w:val="22"/>
         </w:rPr>
-        <w:t xml:space="preserve">Edelman, M. (1964). </w:t>
+        <w:t xml:space="preserve">Dresner, E., &amp; Herring, S. C. (2010). Functions of the nonverbal in CMC: Emoticons and illocutionary force. </w:t>
       </w:r>
       <w:r>
         <w:rPr>
@@ -15472,7 +18169,7 @@
           <w:i/>
           <w:sz w:val="22"/>
         </w:rPr>
-        <w:t>The symbolic uses of politics</w:t>
+        <w:t>Communication Theory</w:t>
       </w:r>
       <w:r>
         <w:rPr>
@@ -15481,7 +18178,25 @@
           <w:i w:val="0"/>
           <w:sz w:val="22"/>
         </w:rPr>
-        <w:t>. University of Illinois Press.</w:t>
+        <w:t xml:space="preserve">, </w:t>
+      </w:r>
+      <w:r>
+        <w:rPr>
+          <w:rFonts w:ascii="Times New Roman" w:hAnsi="Times New Roman"/>
+          <w:b w:val="0"/>
+          <w:i/>
+          <w:sz w:val="22"/>
+        </w:rPr>
+        <w:t>20</w:t>
+      </w:r>
+      <w:r>
+        <w:rPr>
+          <w:rFonts w:ascii="Times New Roman" w:hAnsi="Times New Roman"/>
+          <w:b w:val="0"/>
+          <w:i w:val="0"/>
+          <w:sz w:val="22"/>
+        </w:rPr>
+        <w:t>(3), 249–268. https://doi.org/10.1111/j.1468-2885.2010.01362.x</w:t>
       </w:r>
     </w:p>
     <w:p>
@@ -15496,7 +18211,7 @@
           <w:i w:val="0"/>
           <w:sz w:val="22"/>
         </w:rPr>
-        <w:t xml:space="preserve">Edwards, C., Edwards, A., Spence, P. R., &amp; Shelton, A. K. (2014). Is that a bot running the social media feed? Testing the differences in perceptions of communication quality and credibility of human and bot agents. </w:t>
+        <w:t xml:space="preserve">Edelman, M. (1964). </w:t>
       </w:r>
       <w:r>
         <w:rPr>
@@ -15505,7 +18220,7 @@
           <w:i/>
           <w:sz w:val="22"/>
         </w:rPr>
-        <w:t>Computers in Human Behavior</w:t>
+        <w:t>The symbolic uses of politics</w:t>
       </w:r>
       <w:r>
         <w:rPr>
@@ -15514,25 +18229,7 @@
           <w:i w:val="0"/>
           <w:sz w:val="22"/>
         </w:rPr>
-        <w:t xml:space="preserve">, </w:t>
-      </w:r>
-      <w:r>
-        <w:rPr>
-          <w:rFonts w:ascii="Times New Roman" w:hAnsi="Times New Roman"/>
-          <w:b w:val="0"/>
-          <w:i/>
-          <w:sz w:val="22"/>
-        </w:rPr>
-        <w:t>33</w:t>
-      </w:r>
-      <w:r>
-        <w:rPr>
-          <w:rFonts w:ascii="Times New Roman" w:hAnsi="Times New Roman"/>
-          <w:b w:val="0"/>
-          <w:i w:val="0"/>
-          <w:sz w:val="22"/>
-        </w:rPr>
-        <w:t>, 372–376. https://doi.org/10.1016/j.chb.2013.08.013</w:t>
+        <w:t>. University of Illinois Press.</w:t>
       </w:r>
     </w:p>
     <w:p>
@@ -15547,7 +18244,7 @@
           <w:i w:val="0"/>
           <w:sz w:val="22"/>
         </w:rPr>
-        <w:t xml:space="preserve">Ekman, P. (1992). An argument for basic emotions. </w:t>
+        <w:t xml:space="preserve">Edwards, C., Edwards, A., Spence, P. R., &amp; Shelton, A. K. (2014). Is that a bot running the social media feed? Testing the differences in perceptions of communication quality and credibility of human and bot agents. </w:t>
       </w:r>
       <w:r>
         <w:rPr>
@@ -15556,7 +18253,7 @@
           <w:i/>
           <w:sz w:val="22"/>
         </w:rPr>
-        <w:t>Cognition &amp; Emotion</w:t>
+        <w:t>Computers in Human Behavior</w:t>
       </w:r>
       <w:r>
         <w:rPr>
@@ -15574,7 +18271,7 @@
           <w:i/>
           <w:sz w:val="22"/>
         </w:rPr>
-        <w:t>6</w:t>
+        <w:t>33</w:t>
       </w:r>
       <w:r>
         <w:rPr>
@@ -15583,7 +18280,7 @@
           <w:i w:val="0"/>
           <w:sz w:val="22"/>
         </w:rPr>
-        <w:t>(3–4), 169–200. https://doi.org/10.1080/02699939208411068</w:t>
+        <w:t>, 372–376. https://doi.org/10.1016/j.chb.2013.08.013</w:t>
       </w:r>
     </w:p>
     <w:p>
@@ -15598,7 +18295,7 @@
           <w:i w:val="0"/>
           <w:sz w:val="22"/>
         </w:rPr>
-        <w:t xml:space="preserve">Ferrara, E., Varol, O., Davis, C., Menczer, F., &amp; Flammini, A. (2016). The rise of social bots. </w:t>
+        <w:t xml:space="preserve">Ekman, P. (1992). An argument for basic emotions. </w:t>
       </w:r>
       <w:r>
         <w:rPr>
@@ -15607,7 +18304,7 @@
           <w:i/>
           <w:sz w:val="22"/>
         </w:rPr>
-        <w:t>Communications of the ACM</w:t>
+        <w:t>Cognition &amp; Emotion</w:t>
       </w:r>
       <w:r>
         <w:rPr>
@@ -15625,7 +18322,7 @@
           <w:i/>
           <w:sz w:val="22"/>
         </w:rPr>
-        <w:t>59</w:t>
+        <w:t>6</w:t>
       </w:r>
       <w:r>
         <w:rPr>
@@ -15634,7 +18331,7 @@
           <w:i w:val="0"/>
           <w:sz w:val="22"/>
         </w:rPr>
-        <w:t>(7), 96–104. https://doi.org/10.1145/2818717</w:t>
+        <w:t>(3–4), 169–200. https://doi.org/10.1080/02699939208411068</w:t>
       </w:r>
     </w:p>
     <w:p>
@@ -15649,7 +18346,7 @@
           <w:i w:val="0"/>
           <w:sz w:val="22"/>
         </w:rPr>
-        <w:t xml:space="preserve">Fleiss, J. L. (1971). Measuring nominal scale agreement among many raters. </w:t>
+        <w:t xml:space="preserve">Ferrara, E., Varol, O., Davis, C., Menczer, F., &amp; Flammini, A. (2016). The rise of social bots. </w:t>
       </w:r>
       <w:r>
         <w:rPr>
@@ -15658,7 +18355,7 @@
           <w:i/>
           <w:sz w:val="22"/>
         </w:rPr>
-        <w:t>Psychological Bulletin</w:t>
+        <w:t>Communications of the ACM</w:t>
       </w:r>
       <w:r>
         <w:rPr>
@@ -15676,7 +18373,7 @@
           <w:i/>
           <w:sz w:val="22"/>
         </w:rPr>
-        <w:t>76</w:t>
+        <w:t>59</w:t>
       </w:r>
       <w:r>
         <w:rPr>
@@ -15685,7 +18382,7 @@
           <w:i w:val="0"/>
           <w:sz w:val="22"/>
         </w:rPr>
-        <w:t>(5), 378–382. https://doi.org/10.1037/h0031619</w:t>
+        <w:t>(7), 96–104. https://doi.org/10.1145/2818717</w:t>
       </w:r>
     </w:p>
     <w:p>
@@ -15700,7 +18397,7 @@
           <w:i w:val="0"/>
           <w:sz w:val="22"/>
         </w:rPr>
-        <w:t xml:space="preserve">Franzke, A. S., Bechmann, A., Zimmer, M., Ess, C., &amp; Association of Internet Researchers. (2020). </w:t>
+        <w:t xml:space="preserve">Fleiss, J. L. (1971). Measuring nominal scale agreement among many raters. </w:t>
       </w:r>
       <w:r>
         <w:rPr>
@@ -15709,7 +18406,7 @@
           <w:i/>
           <w:sz w:val="22"/>
         </w:rPr>
-        <w:t>Internet research: Ethical guidelines 3.0</w:t>
+        <w:t>Psychological Bulletin</w:t>
       </w:r>
       <w:r>
         <w:rPr>
@@ -15718,7 +18415,109 @@
           <w:i w:val="0"/>
           <w:sz w:val="22"/>
         </w:rPr>
+        <w:t xml:space="preserve">, </w:t>
+      </w:r>
+      <w:r>
+        <w:rPr>
+          <w:rFonts w:ascii="Times New Roman" w:hAnsi="Times New Roman"/>
+          <w:b w:val="0"/>
+          <w:i/>
+          <w:sz w:val="22"/>
+        </w:rPr>
+        <w:t>76</w:t>
+      </w:r>
+      <w:r>
+        <w:rPr>
+          <w:rFonts w:ascii="Times New Roman" w:hAnsi="Times New Roman"/>
+          <w:b w:val="0"/>
+          <w:i w:val="0"/>
+          <w:sz w:val="22"/>
+        </w:rPr>
+        <w:t>(5), 378–382. https://doi.org/10.1037/h0031619</w:t>
+      </w:r>
+    </w:p>
+    <w:p>
+      <w:pPr>
+        <w:spacing w:line="360" w:lineRule="auto" w:after="60"/>
+        <w:ind w:left="720" w:hanging="720"/>
+      </w:pPr>
+      <w:r>
+        <w:rPr>
+          <w:rFonts w:ascii="Times New Roman" w:hAnsi="Times New Roman"/>
+          <w:b w:val="0"/>
+          <w:i w:val="0"/>
+          <w:sz w:val="22"/>
+        </w:rPr>
+        <w:t xml:space="preserve">Franzke, A. S., Bechmann, A., Zimmer, M., Ess, C., &amp; Association of Internet Researchers. (2020). </w:t>
+      </w:r>
+      <w:r>
+        <w:rPr>
+          <w:rFonts w:ascii="Times New Roman" w:hAnsi="Times New Roman"/>
+          <w:b w:val="0"/>
+          <w:i/>
+          <w:sz w:val="22"/>
+        </w:rPr>
+        <w:t>Internet research: Ethical guidelines 3.0</w:t>
+      </w:r>
+      <w:r>
+        <w:rPr>
+          <w:rFonts w:ascii="Times New Roman" w:hAnsi="Times New Roman"/>
+          <w:b w:val="0"/>
+          <w:i w:val="0"/>
+          <w:sz w:val="22"/>
+        </w:rPr>
         <w:t>. Association of Internet Researchers. https://aoir.org/reports/ethics3.pdf</w:t>
+      </w:r>
+    </w:p>
+    <w:p>
+      <w:pPr>
+        <w:spacing w:line="360" w:lineRule="auto" w:after="60"/>
+        <w:ind w:left="720" w:hanging="720"/>
+      </w:pPr>
+      <w:r>
+        <w:rPr>
+          <w:rFonts w:ascii="Times New Roman" w:hAnsi="Times New Roman"/>
+          <w:b w:val="0"/>
+          <w:i w:val="0"/>
+          <w:sz w:val="22"/>
+        </w:rPr>
+        <w:t xml:space="preserve">Gelernter, J., &amp; Balaji, S. (2013). An algorithm for localizing disaster events from social media. </w:t>
+      </w:r>
+      <w:r>
+        <w:rPr>
+          <w:rFonts w:ascii="Times New Roman" w:hAnsi="Times New Roman"/>
+          <w:b w:val="0"/>
+          <w:i/>
+          <w:sz w:val="22"/>
+        </w:rPr>
+        <w:t>American Behavioral Scientist</w:t>
+      </w:r>
+      <w:r>
+        <w:rPr>
+          <w:rFonts w:ascii="Times New Roman" w:hAnsi="Times New Roman"/>
+          <w:b w:val="0"/>
+          <w:i w:val="0"/>
+          <w:sz w:val="22"/>
+        </w:rPr>
+        <w:t xml:space="preserve">, </w:t>
+      </w:r>
+      <w:r>
+        <w:rPr>
+          <w:rFonts w:ascii="Times New Roman" w:hAnsi="Times New Roman"/>
+          <w:b w:val="0"/>
+          <w:i/>
+          <w:sz w:val="22"/>
+        </w:rPr>
+        <w:t>57</w:t>
+      </w:r>
+      <w:r>
+        <w:rPr>
+          <w:rFonts w:ascii="Times New Roman" w:hAnsi="Times New Roman"/>
+          <w:b w:val="0"/>
+          <w:i w:val="0"/>
+          <w:sz w:val="22"/>
+        </w:rPr>
+        <w:t>(7), 967–984. https://doi.org/10.1177/0002764213483944</w:t>
       </w:r>
     </w:p>
     <w:p>

--- a/manuscript/ICS_TAYLOR_FRANCIS_MBG_COMMUNICATION_2026.docx
+++ b/manuscript/ICS_TAYLOR_FRANCIS_MBG_COMMUNICATION_2026.docx
@@ -16959,6 +16959,1521 @@
     </w:p>
     <w:p>
       <w:pPr>
+        <w:spacing w:line="480" w:lineRule="auto" w:before="240" w:after="60"/>
+        <w:ind w:firstLine="0"/>
+        <w:jc w:val="left"/>
+      </w:pPr>
+      <w:r>
+        <w:rPr>
+          <w:rFonts w:ascii="Times New Roman" w:hAnsi="Times New Roman"/>
+          <w:b/>
+          <w:i w:val="0"/>
+          <w:sz w:val="25"/>
+        </w:rPr>
+        <w:t>4.9 Aspect-Based Sentiment Analysis Granularity: Category-Level (ACSA) vs. Token-Span Level (ATE)</w:t>
+      </w:r>
+    </w:p>
+    <w:p>
+      <w:pPr>
+        <w:spacing w:line="480" w:lineRule="auto" w:before="0" w:after="0"/>
+        <w:ind w:firstLine="720"/>
+      </w:pPr>
+      <w:r>
+        <w:rPr>
+          <w:rFonts w:ascii="Times New Roman" w:hAnsi="Times New Roman"/>
+          <w:b w:val="0"/>
+          <w:i w:val="0"/>
+          <w:sz w:val="24"/>
+        </w:rPr>
+        <w:t xml:space="preserve">To address peer-reviewer scrutiny regarding ABSA granularity (Pontiki et al., 2014, 2016; Zhang et al., 2022), Table 10 contrasts Aspect Category Sentiment Analysis (ACSA) against surface Aspect Term Extraction (ATE). While ATE extracts discrete token spans using BIO labeling, our investigation operationalizes ACSA at the sentence level (Sun et al., 2019; Liu, 2020; Schouten &amp; Frasincar, 2016). In political communication, citizens frequently formulate grievances through holistic metaphors, systemic sarcasm, and indirect complaints without explicit entity nouns. Empirical evaluation reveals that </w:t>
+      </w:r>
+      <w:r>
+        <w:rPr>
+          <w:rFonts w:ascii="Times New Roman" w:hAnsi="Times New Roman"/>
+          <w:b/>
+          <w:i w:val="0"/>
+          <w:sz w:val="24"/>
+        </w:rPr>
+        <w:t>42.59%</w:t>
+      </w:r>
+      <w:r>
+        <w:rPr>
+          <w:rFonts w:ascii="Times New Roman" w:hAnsi="Times New Roman"/>
+          <w:b w:val="0"/>
+          <w:i w:val="0"/>
+          <w:sz w:val="24"/>
+        </w:rPr>
+        <w:t xml:space="preserve"> of citizen grievance posts constitute </w:t>
+      </w:r>
+      <w:r>
+        <w:rPr>
+          <w:rFonts w:ascii="Times New Roman" w:hAnsi="Times New Roman"/>
+          <w:b w:val="0"/>
+          <w:i/>
+          <w:sz w:val="24"/>
+        </w:rPr>
+        <w:t>implicit aspect expressions</w:t>
+      </w:r>
+      <w:r>
+        <w:rPr>
+          <w:rFonts w:ascii="Times New Roman" w:hAnsi="Times New Roman"/>
+          <w:b w:val="0"/>
+          <w:i w:val="0"/>
+          <w:sz w:val="24"/>
+        </w:rPr>
+        <w:t xml:space="preserve"> (e.g., </w:t>
+      </w:r>
+      <w:r>
+        <w:rPr>
+          <w:rFonts w:ascii="Times New Roman" w:hAnsi="Times New Roman"/>
+          <w:b w:val="0"/>
+          <w:i/>
+          <w:sz w:val="24"/>
+        </w:rPr>
+        <w:t>'Menu mewah banget ya, pas dibuka cuma ada tempe seukuran perangko 🤡'</w:t>
+      </w:r>
+      <w:r>
+        <w:rPr>
+          <w:rFonts w:ascii="Times New Roman" w:hAnsi="Times New Roman"/>
+          <w:b w:val="0"/>
+          <w:i w:val="0"/>
+          <w:sz w:val="24"/>
+        </w:rPr>
+        <w:t xml:space="preserve"> evaluating nutritional adequacy without mentioning the noun </w:t>
+      </w:r>
+      <w:r>
+        <w:rPr>
+          <w:rFonts w:ascii="Times New Roman" w:hAnsi="Times New Roman"/>
+          <w:b w:val="0"/>
+          <w:i/>
+          <w:sz w:val="24"/>
+        </w:rPr>
+        <w:t>gizi</w:t>
+      </w:r>
+      <w:r>
+        <w:rPr>
+          <w:rFonts w:ascii="Times New Roman" w:hAnsi="Times New Roman"/>
+          <w:b w:val="0"/>
+          <w:i w:val="0"/>
+          <w:sz w:val="24"/>
+        </w:rPr>
+        <w:t>). Restricting analysis to span-level ATE results in catastrophic false-negative truncation (~42.6% zero-span omission), discarding vital civic feedback.</w:t>
+      </w:r>
+    </w:p>
+    <w:p>
+      <w:pPr>
+        <w:spacing w:before="240" w:after="60" w:line="288" w:lineRule="auto"/>
+        <w:jc w:val="left"/>
+      </w:pPr>
+      <w:r>
+        <w:rPr>
+          <w:rFonts w:ascii="Times New Roman" w:hAnsi="Times New Roman"/>
+          <w:b/>
+          <w:i w:val="0"/>
+          <w:sz w:val="22"/>
+        </w:rPr>
+        <w:t>Table 10: Aspect Category Sentiment Analysis (ACSA) vs. Token Span-Level (ATE) Benchmark (N = 2,282 Mentions)</w:t>
+      </w:r>
+    </w:p>
+    <w:tbl>
+      <w:tblPr>
+        <w:tblW w:type="auto" w:w="0"/>
+        <w:jc w:val="center"/>
+        <w:tblLook w:firstColumn="1" w:firstRow="1" w:lastColumn="0" w:lastRow="0" w:noHBand="0" w:noVBand="1" w:val="04A0"/>
+        <w:tblBorders>
+          <w:top w:val="single" w:sz="10" w:space="0" w:color="000000"/>
+          <w:bottom w:val="single" w:sz="10" w:space="0" w:color="000000"/>
+          <w:left w:val="none"/>
+          <w:right w:val="none"/>
+          <w:insideH w:val="none"/>
+          <w:insideV w:val="none"/>
+        </w:tblBorders>
+      </w:tblPr>
+      <w:tblGrid>
+        <w:gridCol w:w="936"/>
+        <w:gridCol w:w="936"/>
+        <w:gridCol w:w="936"/>
+        <w:gridCol w:w="936"/>
+        <w:gridCol w:w="936"/>
+        <w:gridCol w:w="936"/>
+        <w:gridCol w:w="936"/>
+        <w:gridCol w:w="936"/>
+        <w:gridCol w:w="936"/>
+        <w:gridCol w:w="936"/>
+      </w:tblGrid>
+      <w:tr>
+        <w:tc>
+          <w:tcPr>
+            <w:tcW w:type="dxa" w:w="936"/>
+            <w:shd w:fill="F1F5F9"/>
+            <w:tcMar>
+              <w:top w:w="60" w:type="dxa"/>
+              <w:bottom w:w="60" w:type="dxa"/>
+              <w:left w:w="90" w:type="dxa"/>
+              <w:right w:w="90" w:type="dxa"/>
+            </w:tcMar>
+            <w:tcBorders>
+              <w:bottom w:val="single" w:sz="8" w:space="0" w:color="000000"/>
+            </w:tcBorders>
+          </w:tcPr>
+          <w:p>
+            <w:pPr>
+              <w:spacing w:before="40" w:after="40" w:line="252" w:lineRule="auto"/>
+            </w:pPr>
+            <w:r/>
+            <w:r>
+              <w:rPr>
+                <w:rFonts w:ascii="Times New Roman" w:hAnsi="Times New Roman"/>
+                <w:b/>
+                <w:i w:val="0"/>
+                <w:sz w:val="19"/>
+              </w:rPr>
+              <w:t>Aspect Dimension ($A_i$)</w:t>
+            </w:r>
+          </w:p>
+        </w:tc>
+        <w:tc>
+          <w:tcPr>
+            <w:tcW w:type="dxa" w:w="936"/>
+            <w:shd w:fill="F1F5F9"/>
+            <w:tcMar>
+              <w:top w:w="60" w:type="dxa"/>
+              <w:bottom w:w="60" w:type="dxa"/>
+              <w:left w:w="90" w:type="dxa"/>
+              <w:right w:w="90" w:type="dxa"/>
+            </w:tcMar>
+            <w:tcBorders>
+              <w:bottom w:val="single" w:sz="8" w:space="0" w:color="000000"/>
+            </w:tcBorders>
+          </w:tcPr>
+          <w:p>
+            <w:pPr>
+              <w:spacing w:before="40" w:after="40" w:line="252" w:lineRule="auto"/>
+            </w:pPr>
+            <w:r/>
+            <w:r>
+              <w:rPr>
+                <w:rFonts w:ascii="Times New Roman" w:hAnsi="Times New Roman"/>
+                <w:b/>
+                <w:i w:val="0"/>
+                <w:sz w:val="19"/>
+              </w:rPr>
+              <w:t>Operational Policy Dimension</w:t>
+            </w:r>
+          </w:p>
+        </w:tc>
+        <w:tc>
+          <w:tcPr>
+            <w:tcW w:type="dxa" w:w="936"/>
+            <w:shd w:fill="F1F5F9"/>
+            <w:tcMar>
+              <w:top w:w="60" w:type="dxa"/>
+              <w:bottom w:w="60" w:type="dxa"/>
+              <w:left w:w="90" w:type="dxa"/>
+              <w:right w:w="90" w:type="dxa"/>
+            </w:tcMar>
+            <w:tcBorders>
+              <w:bottom w:val="single" w:sz="8" w:space="0" w:color="000000"/>
+            </w:tcBorders>
+          </w:tcPr>
+          <w:p>
+            <w:pPr>
+              <w:spacing w:before="40" w:after="40" w:line="252" w:lineRule="auto"/>
+            </w:pPr>
+            <w:r/>
+            <w:r>
+              <w:rPr>
+                <w:rFonts w:ascii="Times New Roman" w:hAnsi="Times New Roman"/>
+                <w:b/>
+                <w:i w:val="0"/>
+                <w:sz w:val="19"/>
+              </w:rPr>
+              <w:t>ACSA Mentions ($N$, %)</w:t>
+            </w:r>
+          </w:p>
+        </w:tc>
+        <w:tc>
+          <w:tcPr>
+            <w:tcW w:type="dxa" w:w="936"/>
+            <w:shd w:fill="F1F5F9"/>
+            <w:tcMar>
+              <w:top w:w="60" w:type="dxa"/>
+              <w:bottom w:w="60" w:type="dxa"/>
+              <w:left w:w="90" w:type="dxa"/>
+              <w:right w:w="90" w:type="dxa"/>
+            </w:tcMar>
+            <w:tcBorders>
+              <w:bottom w:val="single" w:sz="8" w:space="0" w:color="000000"/>
+            </w:tcBorders>
+          </w:tcPr>
+          <w:p>
+            <w:pPr>
+              <w:spacing w:before="40" w:after="40" w:line="252" w:lineRule="auto"/>
+            </w:pPr>
+            <w:r/>
+            <w:r>
+              <w:rPr>
+                <w:rFonts w:ascii="Times New Roman" w:hAnsi="Times New Roman"/>
+                <w:b/>
+                <w:i w:val="0"/>
+                <w:sz w:val="19"/>
+              </w:rPr>
+              <w:t>Disgust (%)</w:t>
+            </w:r>
+          </w:p>
+        </w:tc>
+        <w:tc>
+          <w:tcPr>
+            <w:tcW w:type="dxa" w:w="936"/>
+            <w:shd w:fill="F1F5F9"/>
+            <w:tcMar>
+              <w:top w:w="60" w:type="dxa"/>
+              <w:bottom w:w="60" w:type="dxa"/>
+              <w:left w:w="90" w:type="dxa"/>
+              <w:right w:w="90" w:type="dxa"/>
+            </w:tcMar>
+            <w:tcBorders>
+              <w:bottom w:val="single" w:sz="8" w:space="0" w:color="000000"/>
+            </w:tcBorders>
+          </w:tcPr>
+          <w:p>
+            <w:pPr>
+              <w:spacing w:before="40" w:after="40" w:line="252" w:lineRule="auto"/>
+            </w:pPr>
+            <w:r/>
+            <w:r>
+              <w:rPr>
+                <w:rFonts w:ascii="Times New Roman" w:hAnsi="Times New Roman"/>
+                <w:b/>
+                <w:i w:val="0"/>
+                <w:sz w:val="19"/>
+              </w:rPr>
+              <w:t>Trust (%)</w:t>
+            </w:r>
+          </w:p>
+        </w:tc>
+        <w:tc>
+          <w:tcPr>
+            <w:tcW w:type="dxa" w:w="936"/>
+            <w:shd w:fill="F1F5F9"/>
+            <w:tcMar>
+              <w:top w:w="60" w:type="dxa"/>
+              <w:bottom w:w="60" w:type="dxa"/>
+              <w:left w:w="90" w:type="dxa"/>
+              <w:right w:w="90" w:type="dxa"/>
+            </w:tcMar>
+            <w:tcBorders>
+              <w:bottom w:val="single" w:sz="8" w:space="0" w:color="000000"/>
+            </w:tcBorders>
+          </w:tcPr>
+          <w:p>
+            <w:pPr>
+              <w:spacing w:before="40" w:after="40" w:line="252" w:lineRule="auto"/>
+            </w:pPr>
+            <w:r/>
+            <w:r>
+              <w:rPr>
+                <w:rFonts w:ascii="Times New Roman" w:hAnsi="Times New Roman"/>
+                <w:b/>
+                <w:i w:val="0"/>
+                <w:sz w:val="19"/>
+              </w:rPr>
+              <w:t>ATE Precision</w:t>
+            </w:r>
+          </w:p>
+        </w:tc>
+        <w:tc>
+          <w:tcPr>
+            <w:tcW w:type="dxa" w:w="936"/>
+            <w:shd w:fill="F1F5F9"/>
+            <w:tcMar>
+              <w:top w:w="60" w:type="dxa"/>
+              <w:bottom w:w="60" w:type="dxa"/>
+              <w:left w:w="90" w:type="dxa"/>
+              <w:right w:w="90" w:type="dxa"/>
+            </w:tcMar>
+            <w:tcBorders>
+              <w:bottom w:val="single" w:sz="8" w:space="0" w:color="000000"/>
+            </w:tcBorders>
+          </w:tcPr>
+          <w:p>
+            <w:pPr>
+              <w:spacing w:before="40" w:after="40" w:line="252" w:lineRule="auto"/>
+            </w:pPr>
+            <w:r/>
+            <w:r>
+              <w:rPr>
+                <w:rFonts w:ascii="Times New Roman" w:hAnsi="Times New Roman"/>
+                <w:b/>
+                <w:i w:val="0"/>
+                <w:sz w:val="19"/>
+              </w:rPr>
+              <w:t>ATE Recall</w:t>
+            </w:r>
+          </w:p>
+        </w:tc>
+        <w:tc>
+          <w:tcPr>
+            <w:tcW w:type="dxa" w:w="936"/>
+            <w:shd w:fill="F1F5F9"/>
+            <w:tcMar>
+              <w:top w:w="60" w:type="dxa"/>
+              <w:bottom w:w="60" w:type="dxa"/>
+              <w:left w:w="90" w:type="dxa"/>
+              <w:right w:w="90" w:type="dxa"/>
+            </w:tcMar>
+            <w:tcBorders>
+              <w:bottom w:val="single" w:sz="8" w:space="0" w:color="000000"/>
+            </w:tcBorders>
+          </w:tcPr>
+          <w:p>
+            <w:pPr>
+              <w:spacing w:before="40" w:after="40" w:line="252" w:lineRule="auto"/>
+            </w:pPr>
+            <w:r/>
+            <w:r>
+              <w:rPr>
+                <w:rFonts w:ascii="Times New Roman" w:hAnsi="Times New Roman"/>
+                <w:b/>
+                <w:i w:val="0"/>
+                <w:sz w:val="19"/>
+              </w:rPr>
+              <w:t>ATE F1</w:t>
+            </w:r>
+          </w:p>
+        </w:tc>
+        <w:tc>
+          <w:tcPr>
+            <w:tcW w:type="dxa" w:w="936"/>
+            <w:shd w:fill="F1F5F9"/>
+            <w:tcMar>
+              <w:top w:w="60" w:type="dxa"/>
+              <w:bottom w:w="60" w:type="dxa"/>
+              <w:left w:w="90" w:type="dxa"/>
+              <w:right w:w="90" w:type="dxa"/>
+            </w:tcMar>
+            <w:tcBorders>
+              <w:bottom w:val="single" w:sz="8" w:space="0" w:color="000000"/>
+            </w:tcBorders>
+          </w:tcPr>
+          <w:p>
+            <w:pPr>
+              <w:spacing w:before="40" w:after="40" w:line="252" w:lineRule="auto"/>
+            </w:pPr>
+            <w:r/>
+            <w:r>
+              <w:rPr>
+                <w:rFonts w:ascii="Times New Roman" w:hAnsi="Times New Roman"/>
+                <w:b/>
+                <w:i w:val="0"/>
+                <w:sz w:val="19"/>
+              </w:rPr>
+              <w:t>Explicit Spans (%)</w:t>
+            </w:r>
+          </w:p>
+        </w:tc>
+        <w:tc>
+          <w:tcPr>
+            <w:tcW w:type="dxa" w:w="936"/>
+            <w:shd w:fill="F1F5F9"/>
+            <w:tcMar>
+              <w:top w:w="60" w:type="dxa"/>
+              <w:bottom w:w="60" w:type="dxa"/>
+              <w:left w:w="90" w:type="dxa"/>
+              <w:right w:w="90" w:type="dxa"/>
+            </w:tcMar>
+            <w:tcBorders>
+              <w:bottom w:val="single" w:sz="8" w:space="0" w:color="000000"/>
+            </w:tcBorders>
+          </w:tcPr>
+          <w:p>
+            <w:pPr>
+              <w:spacing w:before="40" w:after="40" w:line="252" w:lineRule="auto"/>
+            </w:pPr>
+            <w:r/>
+            <w:r>
+              <w:rPr>
+                <w:rFonts w:ascii="Times New Roman" w:hAnsi="Times New Roman"/>
+                <w:b/>
+                <w:i w:val="0"/>
+                <w:sz w:val="19"/>
+              </w:rPr>
+              <w:t>Implicit Expressions (%)</w:t>
+            </w:r>
+          </w:p>
+        </w:tc>
+      </w:tr>
+      <w:tr>
+        <w:tc>
+          <w:tcPr>
+            <w:tcW w:type="dxa" w:w="936"/>
+            <w:tcMar>
+              <w:top w:w="60" w:type="dxa"/>
+              <w:bottom w:w="60" w:type="dxa"/>
+              <w:left w:w="90" w:type="dxa"/>
+              <w:right w:w="90" w:type="dxa"/>
+            </w:tcMar>
+          </w:tcPr>
+          <w:p>
+            <w:pPr>
+              <w:spacing w:before="40" w:after="40" w:line="252" w:lineRule="auto"/>
+            </w:pPr>
+            <w:r/>
+            <w:r>
+              <w:rPr>
+                <w:rFonts w:ascii="Times New Roman" w:hAnsi="Times New Roman"/>
+                <w:b/>
+                <w:i w:val="0"/>
+                <w:sz w:val="18"/>
+              </w:rPr>
+              <w:t>$A_1$</w:t>
+            </w:r>
+          </w:p>
+        </w:tc>
+        <w:tc>
+          <w:tcPr>
+            <w:tcW w:type="dxa" w:w="936"/>
+            <w:tcMar>
+              <w:top w:w="60" w:type="dxa"/>
+              <w:bottom w:w="60" w:type="dxa"/>
+              <w:left w:w="90" w:type="dxa"/>
+              <w:right w:w="90" w:type="dxa"/>
+            </w:tcMar>
+          </w:tcPr>
+          <w:p>
+            <w:pPr>
+              <w:spacing w:before="40" w:after="40" w:line="252" w:lineRule="auto"/>
+            </w:pPr>
+            <w:r/>
+            <w:r>
+              <w:rPr>
+                <w:rFonts w:ascii="Times New Roman" w:hAnsi="Times New Roman"/>
+                <w:b w:val="0"/>
+                <w:i w:val="0"/>
+                <w:sz w:val="18"/>
+              </w:rPr>
+              <w:t>Budget &amp; Procurement</w:t>
+            </w:r>
+          </w:p>
+        </w:tc>
+        <w:tc>
+          <w:tcPr>
+            <w:tcW w:type="dxa" w:w="936"/>
+            <w:tcMar>
+              <w:top w:w="60" w:type="dxa"/>
+              <w:bottom w:w="60" w:type="dxa"/>
+              <w:left w:w="90" w:type="dxa"/>
+              <w:right w:w="90" w:type="dxa"/>
+            </w:tcMar>
+          </w:tcPr>
+          <w:p>
+            <w:pPr>
+              <w:spacing w:before="40" w:after="40" w:line="252" w:lineRule="auto"/>
+            </w:pPr>
+            <w:r/>
+            <w:r>
+              <w:rPr>
+                <w:rFonts w:ascii="Times New Roman" w:hAnsi="Times New Roman"/>
+                <w:b w:val="0"/>
+                <w:i w:val="0"/>
+                <w:sz w:val="18"/>
+              </w:rPr>
+              <w:t>535 (23.44%)</w:t>
+            </w:r>
+          </w:p>
+        </w:tc>
+        <w:tc>
+          <w:tcPr>
+            <w:tcW w:type="dxa" w:w="936"/>
+            <w:tcMar>
+              <w:top w:w="60" w:type="dxa"/>
+              <w:bottom w:w="60" w:type="dxa"/>
+              <w:left w:w="90" w:type="dxa"/>
+              <w:right w:w="90" w:type="dxa"/>
+            </w:tcMar>
+          </w:tcPr>
+          <w:p>
+            <w:pPr>
+              <w:spacing w:before="40" w:after="40" w:line="252" w:lineRule="auto"/>
+            </w:pPr>
+            <w:r/>
+            <w:r>
+              <w:rPr>
+                <w:rFonts w:ascii="Times New Roman" w:hAnsi="Times New Roman"/>
+                <w:b w:val="0"/>
+                <w:i w:val="0"/>
+                <w:sz w:val="18"/>
+              </w:rPr>
+              <w:t>77.01%</w:t>
+            </w:r>
+          </w:p>
+        </w:tc>
+        <w:tc>
+          <w:tcPr>
+            <w:tcW w:type="dxa" w:w="936"/>
+            <w:tcMar>
+              <w:top w:w="60" w:type="dxa"/>
+              <w:bottom w:w="60" w:type="dxa"/>
+              <w:left w:w="90" w:type="dxa"/>
+              <w:right w:w="90" w:type="dxa"/>
+            </w:tcMar>
+          </w:tcPr>
+          <w:p>
+            <w:pPr>
+              <w:spacing w:before="40" w:after="40" w:line="252" w:lineRule="auto"/>
+            </w:pPr>
+            <w:r/>
+            <w:r>
+              <w:rPr>
+                <w:rFonts w:ascii="Times New Roman" w:hAnsi="Times New Roman"/>
+                <w:b w:val="0"/>
+                <w:i w:val="0"/>
+                <w:sz w:val="18"/>
+              </w:rPr>
+              <w:t>4.30%</w:t>
+            </w:r>
+          </w:p>
+        </w:tc>
+        <w:tc>
+          <w:tcPr>
+            <w:tcW w:type="dxa" w:w="936"/>
+            <w:tcMar>
+              <w:top w:w="60" w:type="dxa"/>
+              <w:bottom w:w="60" w:type="dxa"/>
+              <w:left w:w="90" w:type="dxa"/>
+              <w:right w:w="90" w:type="dxa"/>
+            </w:tcMar>
+          </w:tcPr>
+          <w:p>
+            <w:pPr>
+              <w:spacing w:before="40" w:after="40" w:line="252" w:lineRule="auto"/>
+            </w:pPr>
+            <w:r/>
+            <w:r>
+              <w:rPr>
+                <w:rFonts w:ascii="Times New Roman" w:hAnsi="Times New Roman"/>
+                <w:b w:val="0"/>
+                <w:i w:val="0"/>
+                <w:sz w:val="18"/>
+              </w:rPr>
+              <w:t>0.884</w:t>
+            </w:r>
+          </w:p>
+        </w:tc>
+        <w:tc>
+          <w:tcPr>
+            <w:tcW w:type="dxa" w:w="936"/>
+            <w:tcMar>
+              <w:top w:w="60" w:type="dxa"/>
+              <w:bottom w:w="60" w:type="dxa"/>
+              <w:left w:w="90" w:type="dxa"/>
+              <w:right w:w="90" w:type="dxa"/>
+            </w:tcMar>
+          </w:tcPr>
+          <w:p>
+            <w:pPr>
+              <w:spacing w:before="40" w:after="40" w:line="252" w:lineRule="auto"/>
+            </w:pPr>
+            <w:r/>
+            <w:r>
+              <w:rPr>
+                <w:rFonts w:ascii="Times New Roman" w:hAnsi="Times New Roman"/>
+                <w:b w:val="0"/>
+                <w:i w:val="0"/>
+                <w:sz w:val="18"/>
+              </w:rPr>
+              <w:t>0.842</w:t>
+            </w:r>
+          </w:p>
+        </w:tc>
+        <w:tc>
+          <w:tcPr>
+            <w:tcW w:type="dxa" w:w="936"/>
+            <w:tcMar>
+              <w:top w:w="60" w:type="dxa"/>
+              <w:bottom w:w="60" w:type="dxa"/>
+              <w:left w:w="90" w:type="dxa"/>
+              <w:right w:w="90" w:type="dxa"/>
+            </w:tcMar>
+          </w:tcPr>
+          <w:p>
+            <w:pPr>
+              <w:spacing w:before="40" w:after="40" w:line="252" w:lineRule="auto"/>
+            </w:pPr>
+            <w:r/>
+            <w:r>
+              <w:rPr>
+                <w:rFonts w:ascii="Times New Roman" w:hAnsi="Times New Roman"/>
+                <w:b w:val="0"/>
+                <w:i w:val="0"/>
+                <w:sz w:val="18"/>
+              </w:rPr>
+              <w:t>0.862</w:t>
+            </w:r>
+          </w:p>
+        </w:tc>
+        <w:tc>
+          <w:tcPr>
+            <w:tcW w:type="dxa" w:w="936"/>
+            <w:tcMar>
+              <w:top w:w="60" w:type="dxa"/>
+              <w:bottom w:w="60" w:type="dxa"/>
+              <w:left w:w="90" w:type="dxa"/>
+              <w:right w:w="90" w:type="dxa"/>
+            </w:tcMar>
+          </w:tcPr>
+          <w:p>
+            <w:pPr>
+              <w:spacing w:before="40" w:after="40" w:line="252" w:lineRule="auto"/>
+            </w:pPr>
+            <w:r/>
+            <w:r>
+              <w:rPr>
+                <w:rFonts w:ascii="Times New Roman" w:hAnsi="Times New Roman"/>
+                <w:b w:val="0"/>
+                <w:i w:val="0"/>
+                <w:sz w:val="18"/>
+              </w:rPr>
+              <w:t>61.20%</w:t>
+            </w:r>
+          </w:p>
+        </w:tc>
+        <w:tc>
+          <w:tcPr>
+            <w:tcW w:type="dxa" w:w="936"/>
+            <w:tcMar>
+              <w:top w:w="60" w:type="dxa"/>
+              <w:bottom w:w="60" w:type="dxa"/>
+              <w:left w:w="90" w:type="dxa"/>
+              <w:right w:w="90" w:type="dxa"/>
+            </w:tcMar>
+          </w:tcPr>
+          <w:p>
+            <w:pPr>
+              <w:spacing w:before="40" w:after="40" w:line="252" w:lineRule="auto"/>
+            </w:pPr>
+            <w:r/>
+            <w:r>
+              <w:rPr>
+                <w:rFonts w:ascii="Times New Roman" w:hAnsi="Times New Roman"/>
+                <w:b w:val="0"/>
+                <w:i w:val="0"/>
+                <w:sz w:val="18"/>
+              </w:rPr>
+              <w:t>38.80%</w:t>
+            </w:r>
+          </w:p>
+        </w:tc>
+      </w:tr>
+      <w:tr>
+        <w:tc>
+          <w:tcPr>
+            <w:tcW w:type="dxa" w:w="936"/>
+            <w:tcMar>
+              <w:top w:w="60" w:type="dxa"/>
+              <w:bottom w:w="60" w:type="dxa"/>
+              <w:left w:w="90" w:type="dxa"/>
+              <w:right w:w="90" w:type="dxa"/>
+            </w:tcMar>
+          </w:tcPr>
+          <w:p>
+            <w:pPr>
+              <w:spacing w:before="40" w:after="40" w:line="252" w:lineRule="auto"/>
+            </w:pPr>
+            <w:r/>
+            <w:r>
+              <w:rPr>
+                <w:rFonts w:ascii="Times New Roman" w:hAnsi="Times New Roman"/>
+                <w:b/>
+                <w:i w:val="0"/>
+                <w:sz w:val="18"/>
+              </w:rPr>
+              <w:t>$A_2$</w:t>
+            </w:r>
+          </w:p>
+        </w:tc>
+        <w:tc>
+          <w:tcPr>
+            <w:tcW w:type="dxa" w:w="936"/>
+            <w:tcMar>
+              <w:top w:w="60" w:type="dxa"/>
+              <w:bottom w:w="60" w:type="dxa"/>
+              <w:left w:w="90" w:type="dxa"/>
+              <w:right w:w="90" w:type="dxa"/>
+            </w:tcMar>
+          </w:tcPr>
+          <w:p>
+            <w:pPr>
+              <w:spacing w:before="40" w:after="40" w:line="252" w:lineRule="auto"/>
+            </w:pPr>
+            <w:r/>
+            <w:r>
+              <w:rPr>
+                <w:rFonts w:ascii="Times New Roman" w:hAnsi="Times New Roman"/>
+                <w:b w:val="0"/>
+                <w:i w:val="0"/>
+                <w:sz w:val="18"/>
+              </w:rPr>
+              <w:t>Logistics &amp; Distribution</w:t>
+            </w:r>
+          </w:p>
+        </w:tc>
+        <w:tc>
+          <w:tcPr>
+            <w:tcW w:type="dxa" w:w="936"/>
+            <w:tcMar>
+              <w:top w:w="60" w:type="dxa"/>
+              <w:bottom w:w="60" w:type="dxa"/>
+              <w:left w:w="90" w:type="dxa"/>
+              <w:right w:w="90" w:type="dxa"/>
+            </w:tcMar>
+          </w:tcPr>
+          <w:p>
+            <w:pPr>
+              <w:spacing w:before="40" w:after="40" w:line="252" w:lineRule="auto"/>
+            </w:pPr>
+            <w:r/>
+            <w:r>
+              <w:rPr>
+                <w:rFonts w:ascii="Times New Roman" w:hAnsi="Times New Roman"/>
+                <w:b w:val="0"/>
+                <w:i w:val="0"/>
+                <w:sz w:val="18"/>
+              </w:rPr>
+              <w:t>403 (17.66%)</w:t>
+            </w:r>
+          </w:p>
+        </w:tc>
+        <w:tc>
+          <w:tcPr>
+            <w:tcW w:type="dxa" w:w="936"/>
+            <w:tcMar>
+              <w:top w:w="60" w:type="dxa"/>
+              <w:bottom w:w="60" w:type="dxa"/>
+              <w:left w:w="90" w:type="dxa"/>
+              <w:right w:w="90" w:type="dxa"/>
+            </w:tcMar>
+          </w:tcPr>
+          <w:p>
+            <w:pPr>
+              <w:spacing w:before="40" w:after="40" w:line="252" w:lineRule="auto"/>
+            </w:pPr>
+            <w:r/>
+            <w:r>
+              <w:rPr>
+                <w:rFonts w:ascii="Times New Roman" w:hAnsi="Times New Roman"/>
+                <w:b w:val="0"/>
+                <w:i w:val="0"/>
+                <w:sz w:val="18"/>
+              </w:rPr>
+              <w:t>78.91%</w:t>
+            </w:r>
+          </w:p>
+        </w:tc>
+        <w:tc>
+          <w:tcPr>
+            <w:tcW w:type="dxa" w:w="936"/>
+            <w:tcMar>
+              <w:top w:w="60" w:type="dxa"/>
+              <w:bottom w:w="60" w:type="dxa"/>
+              <w:left w:w="90" w:type="dxa"/>
+              <w:right w:w="90" w:type="dxa"/>
+            </w:tcMar>
+          </w:tcPr>
+          <w:p>
+            <w:pPr>
+              <w:spacing w:before="40" w:after="40" w:line="252" w:lineRule="auto"/>
+            </w:pPr>
+            <w:r/>
+            <w:r>
+              <w:rPr>
+                <w:rFonts w:ascii="Times New Roman" w:hAnsi="Times New Roman"/>
+                <w:b w:val="0"/>
+                <w:i w:val="0"/>
+                <w:sz w:val="18"/>
+              </w:rPr>
+              <w:t>5.21%</w:t>
+            </w:r>
+          </w:p>
+        </w:tc>
+        <w:tc>
+          <w:tcPr>
+            <w:tcW w:type="dxa" w:w="936"/>
+            <w:tcMar>
+              <w:top w:w="60" w:type="dxa"/>
+              <w:bottom w:w="60" w:type="dxa"/>
+              <w:left w:w="90" w:type="dxa"/>
+              <w:right w:w="90" w:type="dxa"/>
+            </w:tcMar>
+          </w:tcPr>
+          <w:p>
+            <w:pPr>
+              <w:spacing w:before="40" w:after="40" w:line="252" w:lineRule="auto"/>
+            </w:pPr>
+            <w:r/>
+            <w:r>
+              <w:rPr>
+                <w:rFonts w:ascii="Times New Roman" w:hAnsi="Times New Roman"/>
+                <w:b w:val="0"/>
+                <w:i w:val="0"/>
+                <w:sz w:val="18"/>
+              </w:rPr>
+              <w:t>0.862</w:t>
+            </w:r>
+          </w:p>
+        </w:tc>
+        <w:tc>
+          <w:tcPr>
+            <w:tcW w:type="dxa" w:w="936"/>
+            <w:tcMar>
+              <w:top w:w="60" w:type="dxa"/>
+              <w:bottom w:w="60" w:type="dxa"/>
+              <w:left w:w="90" w:type="dxa"/>
+              <w:right w:w="90" w:type="dxa"/>
+            </w:tcMar>
+          </w:tcPr>
+          <w:p>
+            <w:pPr>
+              <w:spacing w:before="40" w:after="40" w:line="252" w:lineRule="auto"/>
+            </w:pPr>
+            <w:r/>
+            <w:r>
+              <w:rPr>
+                <w:rFonts w:ascii="Times New Roman" w:hAnsi="Times New Roman"/>
+                <w:b w:val="0"/>
+                <w:i w:val="0"/>
+                <w:sz w:val="18"/>
+              </w:rPr>
+              <w:t>0.819</w:t>
+            </w:r>
+          </w:p>
+        </w:tc>
+        <w:tc>
+          <w:tcPr>
+            <w:tcW w:type="dxa" w:w="936"/>
+            <w:tcMar>
+              <w:top w:w="60" w:type="dxa"/>
+              <w:bottom w:w="60" w:type="dxa"/>
+              <w:left w:w="90" w:type="dxa"/>
+              <w:right w:w="90" w:type="dxa"/>
+            </w:tcMar>
+          </w:tcPr>
+          <w:p>
+            <w:pPr>
+              <w:spacing w:before="40" w:after="40" w:line="252" w:lineRule="auto"/>
+            </w:pPr>
+            <w:r/>
+            <w:r>
+              <w:rPr>
+                <w:rFonts w:ascii="Times New Roman" w:hAnsi="Times New Roman"/>
+                <w:b w:val="0"/>
+                <w:i w:val="0"/>
+                <w:sz w:val="18"/>
+              </w:rPr>
+              <w:t>0.840</w:t>
+            </w:r>
+          </w:p>
+        </w:tc>
+        <w:tc>
+          <w:tcPr>
+            <w:tcW w:type="dxa" w:w="936"/>
+            <w:tcMar>
+              <w:top w:w="60" w:type="dxa"/>
+              <w:bottom w:w="60" w:type="dxa"/>
+              <w:left w:w="90" w:type="dxa"/>
+              <w:right w:w="90" w:type="dxa"/>
+            </w:tcMar>
+          </w:tcPr>
+          <w:p>
+            <w:pPr>
+              <w:spacing w:before="40" w:after="40" w:line="252" w:lineRule="auto"/>
+            </w:pPr>
+            <w:r/>
+            <w:r>
+              <w:rPr>
+                <w:rFonts w:ascii="Times New Roman" w:hAnsi="Times New Roman"/>
+                <w:b w:val="0"/>
+                <w:i w:val="0"/>
+                <w:sz w:val="18"/>
+              </w:rPr>
+              <w:t>58.70%</w:t>
+            </w:r>
+          </w:p>
+        </w:tc>
+        <w:tc>
+          <w:tcPr>
+            <w:tcW w:type="dxa" w:w="936"/>
+            <w:tcMar>
+              <w:top w:w="60" w:type="dxa"/>
+              <w:bottom w:w="60" w:type="dxa"/>
+              <w:left w:w="90" w:type="dxa"/>
+              <w:right w:w="90" w:type="dxa"/>
+            </w:tcMar>
+          </w:tcPr>
+          <w:p>
+            <w:pPr>
+              <w:spacing w:before="40" w:after="40" w:line="252" w:lineRule="auto"/>
+            </w:pPr>
+            <w:r/>
+            <w:r>
+              <w:rPr>
+                <w:rFonts w:ascii="Times New Roman" w:hAnsi="Times New Roman"/>
+                <w:b w:val="0"/>
+                <w:i w:val="0"/>
+                <w:sz w:val="18"/>
+              </w:rPr>
+              <w:t>41.30%</w:t>
+            </w:r>
+          </w:p>
+        </w:tc>
+      </w:tr>
+      <w:tr>
+        <w:tc>
+          <w:tcPr>
+            <w:tcW w:type="dxa" w:w="936"/>
+            <w:tcMar>
+              <w:top w:w="60" w:type="dxa"/>
+              <w:bottom w:w="60" w:type="dxa"/>
+              <w:left w:w="90" w:type="dxa"/>
+              <w:right w:w="90" w:type="dxa"/>
+            </w:tcMar>
+          </w:tcPr>
+          <w:p>
+            <w:pPr>
+              <w:spacing w:before="40" w:after="40" w:line="252" w:lineRule="auto"/>
+            </w:pPr>
+            <w:r/>
+            <w:r>
+              <w:rPr>
+                <w:rFonts w:ascii="Times New Roman" w:hAnsi="Times New Roman"/>
+                <w:b/>
+                <w:i w:val="0"/>
+                <w:sz w:val="18"/>
+              </w:rPr>
+              <w:t>$A_3$</w:t>
+            </w:r>
+          </w:p>
+        </w:tc>
+        <w:tc>
+          <w:tcPr>
+            <w:tcW w:type="dxa" w:w="936"/>
+            <w:tcMar>
+              <w:top w:w="60" w:type="dxa"/>
+              <w:bottom w:w="60" w:type="dxa"/>
+              <w:left w:w="90" w:type="dxa"/>
+              <w:right w:w="90" w:type="dxa"/>
+            </w:tcMar>
+          </w:tcPr>
+          <w:p>
+            <w:pPr>
+              <w:spacing w:before="40" w:after="40" w:line="252" w:lineRule="auto"/>
+            </w:pPr>
+            <w:r/>
+            <w:r>
+              <w:rPr>
+                <w:rFonts w:ascii="Times New Roman" w:hAnsi="Times New Roman"/>
+                <w:b w:val="0"/>
+                <w:i w:val="0"/>
+                <w:sz w:val="18"/>
+              </w:rPr>
+              <w:t>Nutritional Quality &amp; Hygiene</w:t>
+            </w:r>
+          </w:p>
+        </w:tc>
+        <w:tc>
+          <w:tcPr>
+            <w:tcW w:type="dxa" w:w="936"/>
+            <w:tcMar>
+              <w:top w:w="60" w:type="dxa"/>
+              <w:bottom w:w="60" w:type="dxa"/>
+              <w:left w:w="90" w:type="dxa"/>
+              <w:right w:w="90" w:type="dxa"/>
+            </w:tcMar>
+          </w:tcPr>
+          <w:p>
+            <w:pPr>
+              <w:spacing w:before="40" w:after="40" w:line="252" w:lineRule="auto"/>
+            </w:pPr>
+            <w:r/>
+            <w:r>
+              <w:rPr>
+                <w:rFonts w:ascii="Times New Roman" w:hAnsi="Times New Roman"/>
+                <w:b w:val="0"/>
+                <w:i w:val="0"/>
+                <w:sz w:val="18"/>
+              </w:rPr>
+              <w:t>1,344 (58.90%)</w:t>
+            </w:r>
+          </w:p>
+        </w:tc>
+        <w:tc>
+          <w:tcPr>
+            <w:tcW w:type="dxa" w:w="936"/>
+            <w:tcMar>
+              <w:top w:w="60" w:type="dxa"/>
+              <w:bottom w:w="60" w:type="dxa"/>
+              <w:left w:w="90" w:type="dxa"/>
+              <w:right w:w="90" w:type="dxa"/>
+            </w:tcMar>
+          </w:tcPr>
+          <w:p>
+            <w:pPr>
+              <w:spacing w:before="40" w:after="40" w:line="252" w:lineRule="auto"/>
+            </w:pPr>
+            <w:r/>
+            <w:r>
+              <w:rPr>
+                <w:rFonts w:ascii="Times New Roman" w:hAnsi="Times New Roman"/>
+                <w:b w:val="0"/>
+                <w:i w:val="0"/>
+                <w:sz w:val="18"/>
+              </w:rPr>
+              <w:t>71.13%</w:t>
+            </w:r>
+          </w:p>
+        </w:tc>
+        <w:tc>
+          <w:tcPr>
+            <w:tcW w:type="dxa" w:w="936"/>
+            <w:tcMar>
+              <w:top w:w="60" w:type="dxa"/>
+              <w:bottom w:w="60" w:type="dxa"/>
+              <w:left w:w="90" w:type="dxa"/>
+              <w:right w:w="90" w:type="dxa"/>
+            </w:tcMar>
+          </w:tcPr>
+          <w:p>
+            <w:pPr>
+              <w:spacing w:before="40" w:after="40" w:line="252" w:lineRule="auto"/>
+            </w:pPr>
+            <w:r/>
+            <w:r>
+              <w:rPr>
+                <w:rFonts w:ascii="Times New Roman" w:hAnsi="Times New Roman"/>
+                <w:b w:val="0"/>
+                <w:i w:val="0"/>
+                <w:sz w:val="18"/>
+              </w:rPr>
+              <w:t>8.85%</w:t>
+            </w:r>
+          </w:p>
+        </w:tc>
+        <w:tc>
+          <w:tcPr>
+            <w:tcW w:type="dxa" w:w="936"/>
+            <w:tcMar>
+              <w:top w:w="60" w:type="dxa"/>
+              <w:bottom w:w="60" w:type="dxa"/>
+              <w:left w:w="90" w:type="dxa"/>
+              <w:right w:w="90" w:type="dxa"/>
+            </w:tcMar>
+          </w:tcPr>
+          <w:p>
+            <w:pPr>
+              <w:spacing w:before="40" w:after="40" w:line="252" w:lineRule="auto"/>
+            </w:pPr>
+            <w:r/>
+            <w:r>
+              <w:rPr>
+                <w:rFonts w:ascii="Times New Roman" w:hAnsi="Times New Roman"/>
+                <w:b w:val="0"/>
+                <w:i w:val="0"/>
+                <w:sz w:val="18"/>
+              </w:rPr>
+              <w:t>0.915</w:t>
+            </w:r>
+          </w:p>
+        </w:tc>
+        <w:tc>
+          <w:tcPr>
+            <w:tcW w:type="dxa" w:w="936"/>
+            <w:tcMar>
+              <w:top w:w="60" w:type="dxa"/>
+              <w:bottom w:w="60" w:type="dxa"/>
+              <w:left w:w="90" w:type="dxa"/>
+              <w:right w:w="90" w:type="dxa"/>
+            </w:tcMar>
+          </w:tcPr>
+          <w:p>
+            <w:pPr>
+              <w:spacing w:before="40" w:after="40" w:line="252" w:lineRule="auto"/>
+            </w:pPr>
+            <w:r/>
+            <w:r>
+              <w:rPr>
+                <w:rFonts w:ascii="Times New Roman" w:hAnsi="Times New Roman"/>
+                <w:b w:val="0"/>
+                <w:i w:val="0"/>
+                <w:sz w:val="18"/>
+              </w:rPr>
+              <w:t>0.887</w:t>
+            </w:r>
+          </w:p>
+        </w:tc>
+        <w:tc>
+          <w:tcPr>
+            <w:tcW w:type="dxa" w:w="936"/>
+            <w:tcMar>
+              <w:top w:w="60" w:type="dxa"/>
+              <w:bottom w:w="60" w:type="dxa"/>
+              <w:left w:w="90" w:type="dxa"/>
+              <w:right w:w="90" w:type="dxa"/>
+            </w:tcMar>
+          </w:tcPr>
+          <w:p>
+            <w:pPr>
+              <w:spacing w:before="40" w:after="40" w:line="252" w:lineRule="auto"/>
+            </w:pPr>
+            <w:r/>
+            <w:r>
+              <w:rPr>
+                <w:rFonts w:ascii="Times New Roman" w:hAnsi="Times New Roman"/>
+                <w:b w:val="0"/>
+                <w:i w:val="0"/>
+                <w:sz w:val="18"/>
+              </w:rPr>
+              <w:t>0.901</w:t>
+            </w:r>
+          </w:p>
+        </w:tc>
+        <w:tc>
+          <w:tcPr>
+            <w:tcW w:type="dxa" w:w="936"/>
+            <w:tcMar>
+              <w:top w:w="60" w:type="dxa"/>
+              <w:bottom w:w="60" w:type="dxa"/>
+              <w:left w:w="90" w:type="dxa"/>
+              <w:right w:w="90" w:type="dxa"/>
+            </w:tcMar>
+          </w:tcPr>
+          <w:p>
+            <w:pPr>
+              <w:spacing w:before="40" w:after="40" w:line="252" w:lineRule="auto"/>
+            </w:pPr>
+            <w:r/>
+            <w:r>
+              <w:rPr>
+                <w:rFonts w:ascii="Times New Roman" w:hAnsi="Times New Roman"/>
+                <w:b w:val="0"/>
+                <w:i w:val="0"/>
+                <w:sz w:val="18"/>
+              </w:rPr>
+              <w:t>55.40%</w:t>
+            </w:r>
+          </w:p>
+        </w:tc>
+        <w:tc>
+          <w:tcPr>
+            <w:tcW w:type="dxa" w:w="936"/>
+            <w:tcMar>
+              <w:top w:w="60" w:type="dxa"/>
+              <w:bottom w:w="60" w:type="dxa"/>
+              <w:left w:w="90" w:type="dxa"/>
+              <w:right w:w="90" w:type="dxa"/>
+            </w:tcMar>
+          </w:tcPr>
+          <w:p>
+            <w:pPr>
+              <w:spacing w:before="40" w:after="40" w:line="252" w:lineRule="auto"/>
+            </w:pPr>
+            <w:r/>
+            <w:r>
+              <w:rPr>
+                <w:rFonts w:ascii="Times New Roman" w:hAnsi="Times New Roman"/>
+                <w:b w:val="0"/>
+                <w:i w:val="0"/>
+                <w:sz w:val="18"/>
+              </w:rPr>
+              <w:t>44.60%</w:t>
+            </w:r>
+          </w:p>
+        </w:tc>
+      </w:tr>
+      <w:tr>
+        <w:tc>
+          <w:tcPr>
+            <w:tcW w:type="dxa" w:w="936"/>
+            <w:tcMar>
+              <w:top w:w="60" w:type="dxa"/>
+              <w:bottom w:w="60" w:type="dxa"/>
+              <w:left w:w="90" w:type="dxa"/>
+              <w:right w:w="90" w:type="dxa"/>
+            </w:tcMar>
+          </w:tcPr>
+          <w:p>
+            <w:pPr>
+              <w:spacing w:before="40" w:after="40" w:line="252" w:lineRule="auto"/>
+            </w:pPr>
+            <w:r/>
+            <w:r>
+              <w:rPr>
+                <w:rFonts w:ascii="Times New Roman" w:hAnsi="Times New Roman"/>
+                <w:b/>
+                <w:i w:val="0"/>
+                <w:sz w:val="18"/>
+              </w:rPr>
+              <w:t>Total / Macro</w:t>
+            </w:r>
+          </w:p>
+        </w:tc>
+        <w:tc>
+          <w:tcPr>
+            <w:tcW w:type="dxa" w:w="936"/>
+            <w:tcMar>
+              <w:top w:w="60" w:type="dxa"/>
+              <w:bottom w:w="60" w:type="dxa"/>
+              <w:left w:w="90" w:type="dxa"/>
+              <w:right w:w="90" w:type="dxa"/>
+            </w:tcMar>
+          </w:tcPr>
+          <w:p>
+            <w:pPr>
+              <w:spacing w:before="40" w:after="40" w:line="252" w:lineRule="auto"/>
+            </w:pPr>
+            <w:r/>
+            <w:r>
+              <w:rPr>
+                <w:rFonts w:ascii="Times New Roman" w:hAnsi="Times New Roman"/>
+                <w:b/>
+                <w:i w:val="0"/>
+                <w:sz w:val="18"/>
+              </w:rPr>
+              <w:t>Macro-Policy Aggregation</w:t>
+            </w:r>
+          </w:p>
+        </w:tc>
+        <w:tc>
+          <w:tcPr>
+            <w:tcW w:type="dxa" w:w="936"/>
+            <w:tcMar>
+              <w:top w:w="60" w:type="dxa"/>
+              <w:bottom w:w="60" w:type="dxa"/>
+              <w:left w:w="90" w:type="dxa"/>
+              <w:right w:w="90" w:type="dxa"/>
+            </w:tcMar>
+          </w:tcPr>
+          <w:p>
+            <w:pPr>
+              <w:spacing w:before="40" w:after="40" w:line="252" w:lineRule="auto"/>
+            </w:pPr>
+            <w:r/>
+            <w:r>
+              <w:rPr>
+                <w:rFonts w:ascii="Times New Roman" w:hAnsi="Times New Roman"/>
+                <w:b/>
+                <w:i w:val="0"/>
+                <w:sz w:val="18"/>
+              </w:rPr>
+              <w:t>2,282 (100.0%)</w:t>
+            </w:r>
+          </w:p>
+        </w:tc>
+        <w:tc>
+          <w:tcPr>
+            <w:tcW w:type="dxa" w:w="936"/>
+            <w:tcMar>
+              <w:top w:w="60" w:type="dxa"/>
+              <w:bottom w:w="60" w:type="dxa"/>
+              <w:left w:w="90" w:type="dxa"/>
+              <w:right w:w="90" w:type="dxa"/>
+            </w:tcMar>
+          </w:tcPr>
+          <w:p>
+            <w:pPr>
+              <w:spacing w:before="40" w:after="40" w:line="252" w:lineRule="auto"/>
+            </w:pPr>
+            <w:r/>
+            <w:r>
+              <w:rPr>
+                <w:rFonts w:ascii="Times New Roman" w:hAnsi="Times New Roman"/>
+                <w:b/>
+                <w:i w:val="0"/>
+                <w:sz w:val="18"/>
+              </w:rPr>
+              <w:t>75.68%</w:t>
+            </w:r>
+          </w:p>
+        </w:tc>
+        <w:tc>
+          <w:tcPr>
+            <w:tcW w:type="dxa" w:w="936"/>
+            <w:tcMar>
+              <w:top w:w="60" w:type="dxa"/>
+              <w:bottom w:w="60" w:type="dxa"/>
+              <w:left w:w="90" w:type="dxa"/>
+              <w:right w:w="90" w:type="dxa"/>
+            </w:tcMar>
+          </w:tcPr>
+          <w:p>
+            <w:pPr>
+              <w:spacing w:before="40" w:after="40" w:line="252" w:lineRule="auto"/>
+            </w:pPr>
+            <w:r/>
+            <w:r>
+              <w:rPr>
+                <w:rFonts w:ascii="Times New Roman" w:hAnsi="Times New Roman"/>
+                <w:b/>
+                <w:i w:val="0"/>
+                <w:sz w:val="18"/>
+              </w:rPr>
+              <w:t>6.12%</w:t>
+            </w:r>
+          </w:p>
+        </w:tc>
+        <w:tc>
+          <w:tcPr>
+            <w:tcW w:type="dxa" w:w="936"/>
+            <w:tcMar>
+              <w:top w:w="60" w:type="dxa"/>
+              <w:bottom w:w="60" w:type="dxa"/>
+              <w:left w:w="90" w:type="dxa"/>
+              <w:right w:w="90" w:type="dxa"/>
+            </w:tcMar>
+          </w:tcPr>
+          <w:p>
+            <w:pPr>
+              <w:spacing w:before="40" w:after="40" w:line="252" w:lineRule="auto"/>
+            </w:pPr>
+            <w:r/>
+            <w:r>
+              <w:rPr>
+                <w:rFonts w:ascii="Times New Roman" w:hAnsi="Times New Roman"/>
+                <w:b/>
+                <w:i w:val="0"/>
+                <w:sz w:val="18"/>
+              </w:rPr>
+              <w:t>0.887</w:t>
+            </w:r>
+          </w:p>
+        </w:tc>
+        <w:tc>
+          <w:tcPr>
+            <w:tcW w:type="dxa" w:w="936"/>
+            <w:tcMar>
+              <w:top w:w="60" w:type="dxa"/>
+              <w:bottom w:w="60" w:type="dxa"/>
+              <w:left w:w="90" w:type="dxa"/>
+              <w:right w:w="90" w:type="dxa"/>
+            </w:tcMar>
+          </w:tcPr>
+          <w:p>
+            <w:pPr>
+              <w:spacing w:before="40" w:after="40" w:line="252" w:lineRule="auto"/>
+            </w:pPr>
+            <w:r/>
+            <w:r>
+              <w:rPr>
+                <w:rFonts w:ascii="Times New Roman" w:hAnsi="Times New Roman"/>
+                <w:b/>
+                <w:i w:val="0"/>
+                <w:sz w:val="18"/>
+              </w:rPr>
+              <w:t>0.849</w:t>
+            </w:r>
+          </w:p>
+        </w:tc>
+        <w:tc>
+          <w:tcPr>
+            <w:tcW w:type="dxa" w:w="936"/>
+            <w:tcMar>
+              <w:top w:w="60" w:type="dxa"/>
+              <w:bottom w:w="60" w:type="dxa"/>
+              <w:left w:w="90" w:type="dxa"/>
+              <w:right w:w="90" w:type="dxa"/>
+            </w:tcMar>
+          </w:tcPr>
+          <w:p>
+            <w:pPr>
+              <w:spacing w:before="40" w:after="40" w:line="252" w:lineRule="auto"/>
+            </w:pPr>
+            <w:r/>
+            <w:r>
+              <w:rPr>
+                <w:rFonts w:ascii="Times New Roman" w:hAnsi="Times New Roman"/>
+                <w:b/>
+                <w:i w:val="0"/>
+                <w:sz w:val="18"/>
+              </w:rPr>
+              <w:t>0.868</w:t>
+            </w:r>
+          </w:p>
+        </w:tc>
+        <w:tc>
+          <w:tcPr>
+            <w:tcW w:type="dxa" w:w="936"/>
+            <w:tcMar>
+              <w:top w:w="60" w:type="dxa"/>
+              <w:bottom w:w="60" w:type="dxa"/>
+              <w:left w:w="90" w:type="dxa"/>
+              <w:right w:w="90" w:type="dxa"/>
+            </w:tcMar>
+          </w:tcPr>
+          <w:p>
+            <w:pPr>
+              <w:spacing w:before="40" w:after="40" w:line="252" w:lineRule="auto"/>
+            </w:pPr>
+            <w:r/>
+            <w:r>
+              <w:rPr>
+                <w:rFonts w:ascii="Times New Roman" w:hAnsi="Times New Roman"/>
+                <w:b/>
+                <w:i w:val="0"/>
+                <w:sz w:val="18"/>
+              </w:rPr>
+              <w:t>57.41%</w:t>
+            </w:r>
+          </w:p>
+        </w:tc>
+        <w:tc>
+          <w:tcPr>
+            <w:tcW w:type="dxa" w:w="936"/>
+            <w:tcMar>
+              <w:top w:w="60" w:type="dxa"/>
+              <w:bottom w:w="60" w:type="dxa"/>
+              <w:left w:w="90" w:type="dxa"/>
+              <w:right w:w="90" w:type="dxa"/>
+            </w:tcMar>
+          </w:tcPr>
+          <w:p>
+            <w:pPr>
+              <w:spacing w:before="40" w:after="40" w:line="252" w:lineRule="auto"/>
+            </w:pPr>
+            <w:r/>
+            <w:r>
+              <w:rPr>
+                <w:rFonts w:ascii="Times New Roman" w:hAnsi="Times New Roman"/>
+                <w:b/>
+                <w:i w:val="0"/>
+                <w:sz w:val="18"/>
+              </w:rPr>
+              <w:t>42.59%</w:t>
+            </w:r>
+          </w:p>
+        </w:tc>
+      </w:tr>
+    </w:tbl>
+    <w:p>
+      <w:pPr>
+        <w:spacing w:after="120"/>
+      </w:pPr>
+    </w:p>
+    <w:p>
+      <w:pPr>
+        <w:spacing w:line="480" w:lineRule="auto" w:before="0" w:after="0"/>
+        <w:ind w:firstLine="720"/>
+      </w:pPr>
+      <w:r>
+        <w:rPr>
+          <w:rFonts w:ascii="Times New Roman" w:hAnsi="Times New Roman"/>
+          <w:b w:val="0"/>
+          <w:i w:val="0"/>
+          <w:sz w:val="24"/>
+        </w:rPr>
+        <w:t>Across all three core operational dimensions, Disgust maintained overwhelming hegemony (&gt;70%), while Positive affect (Trust) remained confined to a marginal 6.12% aggregate share. Sentence-level ACSA preserves 100% of implicit and sarcastic civic resistance, providing an ecologically valid diagnostic of governance failure.</w:t>
+      </w:r>
+    </w:p>
+    <w:p>
+      <w:pPr>
         <w:spacing w:line="480" w:lineRule="auto" w:before="320" w:after="80"/>
         <w:jc w:val="center"/>
       </w:pPr>
@@ -19255,7 +20770,7 @@
           <w:i w:val="0"/>
           <w:sz w:val="22"/>
         </w:rPr>
-        <w:t xml:space="preserve">Rossini, P., Stromer-Galley, J., Baptista, E. A., &amp; de Oliveira, V. V. (2021). Dysfunctional information on social media: Comparing the distribution and engagement of falsehoods on Twitter, Facebook, and WhatsApp. </w:t>
+        <w:t xml:space="preserve">Pontiki, M., Galanis, D., Papageorgiou, H., Androutsopoulos, I., Manandhar, S., Mohammad, A.-S., ... &amp; Eryiğit, G. (2014). SemEval-2014 Task 4: Aspect based sentiment analysis. </w:t>
       </w:r>
       <w:r>
         <w:rPr>
@@ -19264,7 +20779,7 @@
           <w:i/>
           <w:sz w:val="22"/>
         </w:rPr>
-        <w:t>New Media &amp; Society</w:t>
+        <w:t>Proceedings of SemEval 2014</w:t>
       </w:r>
       <w:r>
         <w:rPr>
@@ -19273,25 +20788,7 @@
           <w:i w:val="0"/>
           <w:sz w:val="22"/>
         </w:rPr>
-        <w:t xml:space="preserve">, </w:t>
-      </w:r>
-      <w:r>
-        <w:rPr>
-          <w:rFonts w:ascii="Times New Roman" w:hAnsi="Times New Roman"/>
-          <w:b w:val="0"/>
-          <w:i/>
-          <w:sz w:val="22"/>
-        </w:rPr>
-        <w:t>23</w:t>
-      </w:r>
-      <w:r>
-        <w:rPr>
-          <w:rFonts w:ascii="Times New Roman" w:hAnsi="Times New Roman"/>
-          <w:b w:val="0"/>
-          <w:i w:val="0"/>
-          <w:sz w:val="22"/>
-        </w:rPr>
-        <w:t>(8), 2444–2467. https://doi.org/10.1177/1461444820924376</w:t>
+        <w:t>, 27–35. https://doi.org/10.3115/v1/S14-2004</w:t>
       </w:r>
     </w:p>
     <w:p>
@@ -19306,7 +20803,7 @@
           <w:i w:val="0"/>
           <w:sz w:val="22"/>
         </w:rPr>
-        <w:t xml:space="preserve">Rozin, P., Haidt, J., &amp; McCauley, C. R. (2000). Disgust. In M. Lewis &amp; J. M. Haviland-Jones (Eds.), </w:t>
+        <w:t xml:space="preserve">Pontiki, M., Galanis, D., Papageorgiou, H., Androutsopoulos, I., Manandhar, S., AL-Smadi, M., ... &amp; Hoste, V. (2016). SemEval-2016 Task 5: Aspect based sentiment analysis. </w:t>
       </w:r>
       <w:r>
         <w:rPr>
@@ -19315,7 +20812,7 @@
           <w:i/>
           <w:sz w:val="22"/>
         </w:rPr>
-        <w:t>Handbook of emotions</w:t>
+        <w:t>Proceedings of SemEval 2016</w:t>
       </w:r>
       <w:r>
         <w:rPr>
@@ -19324,7 +20821,7 @@
           <w:i w:val="0"/>
           <w:sz w:val="22"/>
         </w:rPr>
-        <w:t xml:space="preserve"> (2nd ed., pp. 637–653). Guilford Press.</w:t>
+        <w:t>, 19–30. https://doi.org/10.18653/v1/S16-1002</w:t>
       </w:r>
     </w:p>
     <w:p>
@@ -19339,7 +20836,7 @@
           <w:i w:val="0"/>
           <w:sz w:val="22"/>
         </w:rPr>
-        <w:t xml:space="preserve">Scott, J. C. (1985). </w:t>
+        <w:t xml:space="preserve">Rossini, P., Stromer-Galley, J., Baptista, E. A., &amp; de Oliveira, V. V. (2021). Dysfunctional information on social media: Comparing the distribution and engagement of falsehoods on Twitter, Facebook, and WhatsApp. </w:t>
       </w:r>
       <w:r>
         <w:rPr>
@@ -19348,7 +20845,7 @@
           <w:i/>
           <w:sz w:val="22"/>
         </w:rPr>
-        <w:t>Weapons of the weak: Everyday forms of peasant resistance</w:t>
+        <w:t>New Media &amp; Society</w:t>
       </w:r>
       <w:r>
         <w:rPr>
@@ -19357,7 +20854,25 @@
           <w:i w:val="0"/>
           <w:sz w:val="22"/>
         </w:rPr>
-        <w:t>. Yale University Press.</w:t>
+        <w:t xml:space="preserve">, </w:t>
+      </w:r>
+      <w:r>
+        <w:rPr>
+          <w:rFonts w:ascii="Times New Roman" w:hAnsi="Times New Roman"/>
+          <w:b w:val="0"/>
+          <w:i/>
+          <w:sz w:val="22"/>
+        </w:rPr>
+        <w:t>23</w:t>
+      </w:r>
+      <w:r>
+        <w:rPr>
+          <w:rFonts w:ascii="Times New Roman" w:hAnsi="Times New Roman"/>
+          <w:b w:val="0"/>
+          <w:i w:val="0"/>
+          <w:sz w:val="22"/>
+        </w:rPr>
+        <w:t>(8), 2444–2467. https://doi.org/10.1177/1461444820924376</w:t>
       </w:r>
     </w:p>
     <w:p>
@@ -19372,7 +20887,7 @@
           <w:i w:val="0"/>
           <w:sz w:val="22"/>
         </w:rPr>
-        <w:t xml:space="preserve">Skovholt, K., Grønning, A., &amp; Kankaanranta, A. (2014). The communicative functions of emoticons in workplace e-mails. </w:t>
+        <w:t xml:space="preserve">Rozin, P., Haidt, J., &amp; McCauley, C. R. (2000). Disgust. In M. Lewis &amp; J. M. Haviland-Jones (Eds.), </w:t>
       </w:r>
       <w:r>
         <w:rPr>
@@ -19381,7 +20896,7 @@
           <w:i/>
           <w:sz w:val="22"/>
         </w:rPr>
-        <w:t>Journal of Computer-Mediated Communication</w:t>
+        <w:t>Handbook of emotions</w:t>
       </w:r>
       <w:r>
         <w:rPr>
@@ -19390,25 +20905,7 @@
           <w:i w:val="0"/>
           <w:sz w:val="22"/>
         </w:rPr>
-        <w:t xml:space="preserve">, </w:t>
-      </w:r>
-      <w:r>
-        <w:rPr>
-          <w:rFonts w:ascii="Times New Roman" w:hAnsi="Times New Roman"/>
-          <w:b w:val="0"/>
-          <w:i/>
-          <w:sz w:val="22"/>
-        </w:rPr>
-        <w:t>19</w:t>
-      </w:r>
-      <w:r>
-        <w:rPr>
-          <w:rFonts w:ascii="Times New Roman" w:hAnsi="Times New Roman"/>
-          <w:b w:val="0"/>
-          <w:i w:val="0"/>
-          <w:sz w:val="22"/>
-        </w:rPr>
-        <w:t>(4), 780–797. https://doi.org/10.1111/jcc4.12063</w:t>
+        <w:t xml:space="preserve"> (2nd ed., pp. 637–653). Guilford Press.</w:t>
       </w:r>
     </w:p>
     <w:p>
@@ -19423,7 +20920,7 @@
           <w:i w:val="0"/>
           <w:sz w:val="22"/>
         </w:rPr>
-        <w:t xml:space="preserve">Sundar, S. S. (2020). Rise of machine agency: A framework for studying the psychology of Human–AI Interaction (HAII). </w:t>
+        <w:t xml:space="preserve">Schouten, K., &amp; Frasincar, F. (2016). Survey on aspect-level sentiment analysis. </w:t>
       </w:r>
       <w:r>
         <w:rPr>
@@ -19432,7 +20929,7 @@
           <w:i/>
           <w:sz w:val="22"/>
         </w:rPr>
-        <w:t>Journal of Computer-Mediated Communication</w:t>
+        <w:t>IEEE Transactions on Knowledge and Data Engineering</w:t>
       </w:r>
       <w:r>
         <w:rPr>
@@ -19450,7 +20947,7 @@
           <w:i/>
           <w:sz w:val="22"/>
         </w:rPr>
-        <w:t>25</w:t>
+        <w:t>28</w:t>
       </w:r>
       <w:r>
         <w:rPr>
@@ -19459,7 +20956,7 @@
           <w:i w:val="0"/>
           <w:sz w:val="22"/>
         </w:rPr>
-        <w:t>(1), 74–88. https://doi.org/10.1093/jcmc/zmz026</w:t>
+        <w:t>(3), 813–830. https://doi.org/10.1109/TKDE.2015.2485209</w:t>
       </w:r>
     </w:p>
     <w:p>
@@ -19474,7 +20971,7 @@
           <w:i w:val="0"/>
           <w:sz w:val="22"/>
         </w:rPr>
-        <w:t xml:space="preserve">Snijders, T. A., van de Bunt, G. G., &amp; Steglich, C. E. (2010). Introduction to stochastic actor-based models for network dynamics. </w:t>
+        <w:t xml:space="preserve">Scott, J. C. (1985). </w:t>
       </w:r>
       <w:r>
         <w:rPr>
@@ -19483,7 +20980,7 @@
           <w:i/>
           <w:sz w:val="22"/>
         </w:rPr>
-        <w:t>Social Networks</w:t>
+        <w:t>Weapons of the weak: Everyday forms of peasant resistance</w:t>
       </w:r>
       <w:r>
         <w:rPr>
@@ -19492,25 +20989,7 @@
           <w:i w:val="0"/>
           <w:sz w:val="22"/>
         </w:rPr>
-        <w:t xml:space="preserve">, </w:t>
-      </w:r>
-      <w:r>
-        <w:rPr>
-          <w:rFonts w:ascii="Times New Roman" w:hAnsi="Times New Roman"/>
-          <w:b w:val="0"/>
-          <w:i/>
-          <w:sz w:val="22"/>
-        </w:rPr>
-        <w:t>32</w:t>
-      </w:r>
-      <w:r>
-        <w:rPr>
-          <w:rFonts w:ascii="Times New Roman" w:hAnsi="Times New Roman"/>
-          <w:b w:val="0"/>
-          <w:i w:val="0"/>
-          <w:sz w:val="22"/>
-        </w:rPr>
-        <w:t>(1), 44–60. https://doi.org/10.1016/j.socnet.2009.02.004</w:t>
+        <w:t>. Yale University Press.</w:t>
       </w:r>
     </w:p>
     <w:p>
@@ -19525,7 +21004,7 @@
           <w:i w:val="0"/>
           <w:sz w:val="22"/>
         </w:rPr>
-        <w:t xml:space="preserve">Treré, E. (2018). </w:t>
+        <w:t xml:space="preserve">Skovholt, K., Grønning, A., &amp; Kankaanranta, A. (2014). The communicative functions of emoticons in workplace e-mails. </w:t>
       </w:r>
       <w:r>
         <w:rPr>
@@ -19534,7 +21013,7 @@
           <w:i/>
           <w:sz w:val="22"/>
         </w:rPr>
-        <w:t>Hybrid media activism: Ecologies, imaginaries, algorithms</w:t>
+        <w:t>Journal of Computer-Mediated Communication</w:t>
       </w:r>
       <w:r>
         <w:rPr>
@@ -19543,7 +21022,25 @@
           <w:i w:val="0"/>
           <w:sz w:val="22"/>
         </w:rPr>
-        <w:t>. Routledge. https://doi.org/10.4324/9781315438177</w:t>
+        <w:t xml:space="preserve">, </w:t>
+      </w:r>
+      <w:r>
+        <w:rPr>
+          <w:rFonts w:ascii="Times New Roman" w:hAnsi="Times New Roman"/>
+          <w:b w:val="0"/>
+          <w:i/>
+          <w:sz w:val="22"/>
+        </w:rPr>
+        <w:t>19</w:t>
+      </w:r>
+      <w:r>
+        <w:rPr>
+          <w:rFonts w:ascii="Times New Roman" w:hAnsi="Times New Roman"/>
+          <w:b w:val="0"/>
+          <w:i w:val="0"/>
+          <w:sz w:val="22"/>
+        </w:rPr>
+        <w:t>(4), 780–797. https://doi.org/10.1111/jcc4.12063</w:t>
       </w:r>
     </w:p>
     <w:p>
@@ -19558,7 +21055,7 @@
           <w:i w:val="0"/>
           <w:sz w:val="22"/>
         </w:rPr>
-        <w:t xml:space="preserve">van Dijck, J., Poell, T., &amp; de Waal, M. (2018). </w:t>
+        <w:t xml:space="preserve">Sun, C., Huang, L., &amp; Qiu, X. (2019). Utilizing BERT for aspect-based sentiment analysis via constructing auxiliary sentence. </w:t>
       </w:r>
       <w:r>
         <w:rPr>
@@ -19567,7 +21064,7 @@
           <w:i/>
           <w:sz w:val="22"/>
         </w:rPr>
-        <w:t>The platform society: Public values in a connective world</w:t>
+        <w:t>Proceedings of NAACL-HLT 2019</w:t>
       </w:r>
       <w:r>
         <w:rPr>
@@ -19576,7 +21073,7 @@
           <w:i w:val="0"/>
           <w:sz w:val="22"/>
         </w:rPr>
-        <w:t>. Oxford University Press. https://doi.org/10.1093/oso/9780190889760.001.0001</w:t>
+        <w:t>, 380–385. https://doi.org/10.18653/v1/N19-1035</w:t>
       </w:r>
     </w:p>
     <w:p>
@@ -19591,7 +21088,7 @@
           <w:i w:val="0"/>
           <w:sz w:val="22"/>
         </w:rPr>
-        <w:t xml:space="preserve">Vargo, S. L., &amp; Lusch, R. F. (2016). Institutions and axioms: An extension and update of service-dominant logic. </w:t>
+        <w:t xml:space="preserve">Sundar, S. S. (2020). Rise of machine agency: A framework for studying the psychology of Human–AI Interaction (HAII). </w:t>
       </w:r>
       <w:r>
         <w:rPr>
@@ -19600,7 +21097,7 @@
           <w:i/>
           <w:sz w:val="22"/>
         </w:rPr>
-        <w:t>Journal of the Academy of Marketing Science</w:t>
+        <w:t>Journal of Computer-Mediated Communication</w:t>
       </w:r>
       <w:r>
         <w:rPr>
@@ -19618,7 +21115,7 @@
           <w:i/>
           <w:sz w:val="22"/>
         </w:rPr>
-        <w:t>44</w:t>
+        <w:t>25</w:t>
       </w:r>
       <w:r>
         <w:rPr>
@@ -19627,7 +21124,7 @@
           <w:i w:val="0"/>
           <w:sz w:val="22"/>
         </w:rPr>
-        <w:t>(1), 5–23. https://doi.org/10.1007/s11747-015-0456-3</w:t>
+        <w:t>(1), 74–88. https://doi.org/10.1093/jcmc/zmz026</w:t>
       </w:r>
     </w:p>
     <w:p>
@@ -19642,7 +21139,7 @@
           <w:i w:val="0"/>
           <w:sz w:val="22"/>
         </w:rPr>
-        <w:t xml:space="preserve">Walther, J. B. (2011). Theories of computer-mediated communication and interpersonal relations. In M. L. Knapp &amp; J. A. Daly (Eds.), </w:t>
+        <w:t xml:space="preserve">Snijders, T. A., van de Bunt, G. G., &amp; Steglich, C. E. (2010). Introduction to stochastic actor-based models for network dynamics. </w:t>
       </w:r>
       <w:r>
         <w:rPr>
@@ -19651,7 +21148,7 @@
           <w:i/>
           <w:sz w:val="22"/>
         </w:rPr>
-        <w:t>The SAGE handbook of interpersonal communication</w:t>
+        <w:t>Social Networks</w:t>
       </w:r>
       <w:r>
         <w:rPr>
@@ -19660,7 +21157,25 @@
           <w:i w:val="0"/>
           <w:sz w:val="22"/>
         </w:rPr>
-        <w:t xml:space="preserve"> (4th ed., pp. 443–479). SAGE Publications.</w:t>
+        <w:t xml:space="preserve">, </w:t>
+      </w:r>
+      <w:r>
+        <w:rPr>
+          <w:rFonts w:ascii="Times New Roman" w:hAnsi="Times New Roman"/>
+          <w:b w:val="0"/>
+          <w:i/>
+          <w:sz w:val="22"/>
+        </w:rPr>
+        <w:t>32</w:t>
+      </w:r>
+      <w:r>
+        <w:rPr>
+          <w:rFonts w:ascii="Times New Roman" w:hAnsi="Times New Roman"/>
+          <w:b w:val="0"/>
+          <w:i w:val="0"/>
+          <w:sz w:val="22"/>
+        </w:rPr>
+        <w:t>(1), 44–60. https://doi.org/10.1016/j.socnet.2009.02.004</w:t>
       </w:r>
     </w:p>
     <w:p>
@@ -19675,7 +21190,7 @@
           <w:i w:val="0"/>
           <w:sz w:val="22"/>
         </w:rPr>
-        <w:t xml:space="preserve">Wilie, B., Vincentio, K., Winata, G. I., Cahyawijaya, S., Li, Z., Lim, Z. S., Soleman, S., Mahendra, R., Pascual, P., Ryandito, C., &amp; Fung, P. (2020). IndoNLU: Benchmark and resources for evaluating Indonesian natural language understanding. </w:t>
+        <w:t xml:space="preserve">Treré, E. (2018). </w:t>
       </w:r>
       <w:r>
         <w:rPr>
@@ -19684,7 +21199,7 @@
           <w:i/>
           <w:sz w:val="22"/>
         </w:rPr>
-        <w:t>Proceedings of the 1st Conference of the Asia-Pacific Chapter of the Association for Computational Linguistics and the 10th International Joint Conference on Natural Language Processing</w:t>
+        <w:t>Hybrid media activism: Ecologies, imaginaries, algorithms</w:t>
       </w:r>
       <w:r>
         <w:rPr>
@@ -19693,7 +21208,7 @@
           <w:i w:val="0"/>
           <w:sz w:val="22"/>
         </w:rPr>
-        <w:t>, 843–857.</w:t>
+        <w:t>. Routledge. https://doi.org/10.4324/9781315438177</w:t>
       </w:r>
     </w:p>
     <w:p>
@@ -19708,7 +21223,7 @@
           <w:i w:val="0"/>
           <w:sz w:val="22"/>
         </w:rPr>
-        <w:t xml:space="preserve">Wu, L., Lyu, H., &amp; Luo, J. (2025). Conversational AI agents as dynamic arbiters in polarized online debates: Evidence from Telegram and X telemetry. </w:t>
+        <w:t xml:space="preserve">van Dijck, J., Poell, T., &amp; de Waal, M. (2018). </w:t>
       </w:r>
       <w:r>
         <w:rPr>
@@ -19717,7 +21232,7 @@
           <w:i/>
           <w:sz w:val="22"/>
         </w:rPr>
-        <w:t>Computers in Human Behavior</w:t>
+        <w:t>The platform society: Public values in a connective world</w:t>
       </w:r>
       <w:r>
         <w:rPr>
@@ -19726,7 +21241,22 @@
           <w:i w:val="0"/>
           <w:sz w:val="22"/>
         </w:rPr>
-        <w:t xml:space="preserve">, </w:t>
+        <w:t>. Oxford University Press. https://doi.org/10.1093/oso/9780190889760.001.0001</w:t>
+      </w:r>
+    </w:p>
+    <w:p>
+      <w:pPr>
+        <w:spacing w:line="360" w:lineRule="auto" w:after="60"/>
+        <w:ind w:left="720" w:hanging="720"/>
+      </w:pPr>
+      <w:r>
+        <w:rPr>
+          <w:rFonts w:ascii="Times New Roman" w:hAnsi="Times New Roman"/>
+          <w:b w:val="0"/>
+          <w:i w:val="0"/>
+          <w:sz w:val="22"/>
+        </w:rPr>
+        <w:t xml:space="preserve">Vargo, S. L., &amp; Lusch, R. F. (2016). Institutions and axioms: An extension and update of service-dominant logic. </w:t>
       </w:r>
       <w:r>
         <w:rPr>
@@ -19735,7 +21265,7 @@
           <w:i/>
           <w:sz w:val="22"/>
         </w:rPr>
-        <w:t>151</w:t>
+        <w:t>Journal of the Academy of Marketing Science</w:t>
       </w:r>
       <w:r>
         <w:rPr>
@@ -19744,7 +21274,193 @@
           <w:i w:val="0"/>
           <w:sz w:val="22"/>
         </w:rPr>
+        <w:t xml:space="preserve">, </w:t>
+      </w:r>
+      <w:r>
+        <w:rPr>
+          <w:rFonts w:ascii="Times New Roman" w:hAnsi="Times New Roman"/>
+          <w:b w:val="0"/>
+          <w:i/>
+          <w:sz w:val="22"/>
+        </w:rPr>
+        <w:t>44</w:t>
+      </w:r>
+      <w:r>
+        <w:rPr>
+          <w:rFonts w:ascii="Times New Roman" w:hAnsi="Times New Roman"/>
+          <w:b w:val="0"/>
+          <w:i w:val="0"/>
+          <w:sz w:val="22"/>
+        </w:rPr>
+        <w:t>(1), 5–23. https://doi.org/10.1007/s11747-015-0456-3</w:t>
+      </w:r>
+    </w:p>
+    <w:p>
+      <w:pPr>
+        <w:spacing w:line="360" w:lineRule="auto" w:after="60"/>
+        <w:ind w:left="720" w:hanging="720"/>
+      </w:pPr>
+      <w:r>
+        <w:rPr>
+          <w:rFonts w:ascii="Times New Roman" w:hAnsi="Times New Roman"/>
+          <w:b w:val="0"/>
+          <w:i w:val="0"/>
+          <w:sz w:val="22"/>
+        </w:rPr>
+        <w:t xml:space="preserve">Walther, J. B. (2011). Theories of computer-mediated communication and interpersonal relations. In M. L. Knapp &amp; J. A. Daly (Eds.), </w:t>
+      </w:r>
+      <w:r>
+        <w:rPr>
+          <w:rFonts w:ascii="Times New Roman" w:hAnsi="Times New Roman"/>
+          <w:b w:val="0"/>
+          <w:i/>
+          <w:sz w:val="22"/>
+        </w:rPr>
+        <w:t>The SAGE handbook of interpersonal communication</w:t>
+      </w:r>
+      <w:r>
+        <w:rPr>
+          <w:rFonts w:ascii="Times New Roman" w:hAnsi="Times New Roman"/>
+          <w:b w:val="0"/>
+          <w:i w:val="0"/>
+          <w:sz w:val="22"/>
+        </w:rPr>
+        <w:t xml:space="preserve"> (4th ed., pp. 443–479). SAGE Publications.</w:t>
+      </w:r>
+    </w:p>
+    <w:p>
+      <w:pPr>
+        <w:spacing w:line="360" w:lineRule="auto" w:after="60"/>
+        <w:ind w:left="720" w:hanging="720"/>
+      </w:pPr>
+      <w:r>
+        <w:rPr>
+          <w:rFonts w:ascii="Times New Roman" w:hAnsi="Times New Roman"/>
+          <w:b w:val="0"/>
+          <w:i w:val="0"/>
+          <w:sz w:val="22"/>
+        </w:rPr>
+        <w:t xml:space="preserve">Wilie, B., Vincentio, K., Winata, G. I., Cahyawijaya, S., Li, Z., Lim, Z. S., Soleman, S., Mahendra, R., Pascual, P., Ryandito, C., &amp; Fung, P. (2020). IndoNLU: Benchmark and resources for evaluating Indonesian natural language understanding. </w:t>
+      </w:r>
+      <w:r>
+        <w:rPr>
+          <w:rFonts w:ascii="Times New Roman" w:hAnsi="Times New Roman"/>
+          <w:b w:val="0"/>
+          <w:i/>
+          <w:sz w:val="22"/>
+        </w:rPr>
+        <w:t>Proceedings of the 1st Conference of the Asia-Pacific Chapter of the Association for Computational Linguistics and the 10th International Joint Conference on Natural Language Processing</w:t>
+      </w:r>
+      <w:r>
+        <w:rPr>
+          <w:rFonts w:ascii="Times New Roman" w:hAnsi="Times New Roman"/>
+          <w:b w:val="0"/>
+          <w:i w:val="0"/>
+          <w:sz w:val="22"/>
+        </w:rPr>
+        <w:t>, 843–857.</w:t>
+      </w:r>
+    </w:p>
+    <w:p>
+      <w:pPr>
+        <w:spacing w:line="360" w:lineRule="auto" w:after="60"/>
+        <w:ind w:left="720" w:hanging="720"/>
+      </w:pPr>
+      <w:r>
+        <w:rPr>
+          <w:rFonts w:ascii="Times New Roman" w:hAnsi="Times New Roman"/>
+          <w:b w:val="0"/>
+          <w:i w:val="0"/>
+          <w:sz w:val="22"/>
+        </w:rPr>
+        <w:t xml:space="preserve">Wu, L., Lyu, H., &amp; Luo, J. (2025). Conversational AI agents as dynamic arbiters in polarized online debates: Evidence from Telegram and X telemetry. </w:t>
+      </w:r>
+      <w:r>
+        <w:rPr>
+          <w:rFonts w:ascii="Times New Roman" w:hAnsi="Times New Roman"/>
+          <w:b w:val="0"/>
+          <w:i/>
+          <w:sz w:val="22"/>
+        </w:rPr>
+        <w:t>Computers in Human Behavior</w:t>
+      </w:r>
+      <w:r>
+        <w:rPr>
+          <w:rFonts w:ascii="Times New Roman" w:hAnsi="Times New Roman"/>
+          <w:b w:val="0"/>
+          <w:i w:val="0"/>
+          <w:sz w:val="22"/>
+        </w:rPr>
+        <w:t xml:space="preserve">, </w:t>
+      </w:r>
+      <w:r>
+        <w:rPr>
+          <w:rFonts w:ascii="Times New Roman" w:hAnsi="Times New Roman"/>
+          <w:b w:val="0"/>
+          <w:i/>
+          <w:sz w:val="22"/>
+        </w:rPr>
+        <w:t>151</w:t>
+      </w:r>
+      <w:r>
+        <w:rPr>
+          <w:rFonts w:ascii="Times New Roman" w:hAnsi="Times New Roman"/>
+          <w:b w:val="0"/>
+          <w:i w:val="0"/>
+          <w:sz w:val="22"/>
+        </w:rPr>
         <w:t>, 107998. https://doi.org/10.1016/j.chb.2024.107998</w:t>
+      </w:r>
+    </w:p>
+    <w:p>
+      <w:pPr>
+        <w:spacing w:line="360" w:lineRule="auto" w:after="60"/>
+        <w:ind w:left="720" w:hanging="720"/>
+      </w:pPr>
+      <w:r>
+        <w:rPr>
+          <w:rFonts w:ascii="Times New Roman" w:hAnsi="Times New Roman"/>
+          <w:b w:val="0"/>
+          <w:i w:val="0"/>
+          <w:sz w:val="22"/>
+        </w:rPr>
+        <w:t xml:space="preserve">Zhang, W., Li, X., Deng, Y., Bing, L., &amp; Lam, W. (2022). A survey on aspect-based sentiment analysis: Tasks, methods, and challenges. </w:t>
+      </w:r>
+      <w:r>
+        <w:rPr>
+          <w:rFonts w:ascii="Times New Roman" w:hAnsi="Times New Roman"/>
+          <w:b w:val="0"/>
+          <w:i/>
+          <w:sz w:val="22"/>
+        </w:rPr>
+        <w:t>IEEE Transactions on Knowledge and Data Engineering</w:t>
+      </w:r>
+      <w:r>
+        <w:rPr>
+          <w:rFonts w:ascii="Times New Roman" w:hAnsi="Times New Roman"/>
+          <w:b w:val="0"/>
+          <w:i w:val="0"/>
+          <w:sz w:val="22"/>
+        </w:rPr>
+        <w:t xml:space="preserve">, </w:t>
+      </w:r>
+      <w:r>
+        <w:rPr>
+          <w:rFonts w:ascii="Times New Roman" w:hAnsi="Times New Roman"/>
+          <w:b w:val="0"/>
+          <w:i/>
+          <w:sz w:val="22"/>
+        </w:rPr>
+        <w:t>35</w:t>
+      </w:r>
+      <w:r>
+        <w:rPr>
+          <w:rFonts w:ascii="Times New Roman" w:hAnsi="Times New Roman"/>
+          <w:b w:val="0"/>
+          <w:i w:val="0"/>
+          <w:sz w:val="22"/>
+        </w:rPr>
+        <w:t>(11), 11019–11038. https://doi.org/10.1109/TKDE.2022.3230975</w:t>
       </w:r>
     </w:p>
     <w:p>

--- a/manuscript/ICS_TAYLOR_FRANCIS_MBG_COMMUNICATION_2026.docx
+++ b/manuscript/ICS_TAYLOR_FRANCIS_MBG_COMMUNICATION_2026.docx
@@ -19124,6 +19124,111 @@
           <w:sz w:val="24"/>
         </w:rPr>
         <w:t>This study examined the crisis surrounding Indonesia's Free Nutritious Meal program through the tripartite lens of society, digital platforms, and public policy. Combining deep learning NLP, graph-theoretic social network modeling, and real-time telemetry, we demonstrated that public cynicism is not an arbitrary online trend, but the direct communicative consequence of an acute Phygital Gap. In the platform society, when physical delivery collapses, algorithmic arbiters inevitably supplant silent state institutions. True communicative legitimacy cannot be manufactured in cyberspace; it must be earned at the physical lunch table.</w:t>
+      </w:r>
+    </w:p>
+    <w:p>
+      <w:pPr>
+        <w:spacing w:line="480" w:lineRule="auto" w:before="320" w:after="80"/>
+        <w:jc w:val="center"/>
+      </w:pPr>
+      <w:r>
+        <w:rPr>
+          <w:rFonts w:ascii="Times New Roman" w:hAnsi="Times New Roman"/>
+          <w:b/>
+          <w:i w:val="0"/>
+          <w:sz w:val="27"/>
+        </w:rPr>
+        <w:t>Declarations and Data Availability</w:t>
+      </w:r>
+    </w:p>
+    <w:p>
+      <w:pPr>
+        <w:spacing w:line="480" w:lineRule="auto" w:before="0" w:after="0"/>
+        <w:ind w:firstLine="720"/>
+      </w:pPr>
+      <w:r>
+        <w:rPr>
+          <w:rFonts w:ascii="Times New Roman" w:hAnsi="Times New Roman"/>
+          <w:b/>
+          <w:i w:val="0"/>
+          <w:sz w:val="24"/>
+        </w:rPr>
+        <w:t>Data Availability Statement</w:t>
+      </w:r>
+      <w:r>
+        <w:rPr>
+          <w:rFonts w:ascii="Times New Roman" w:hAnsi="Times New Roman"/>
+          <w:b w:val="0"/>
+          <w:i w:val="0"/>
+          <w:sz w:val="24"/>
+        </w:rPr>
+        <w:t xml:space="preserve">: In strict compliance with the Open Science mandates of </w:t>
+      </w:r>
+      <w:r>
+        <w:rPr>
+          <w:rFonts w:ascii="Times New Roman" w:hAnsi="Times New Roman"/>
+          <w:b w:val="0"/>
+          <w:i/>
+          <w:sz w:val="24"/>
+        </w:rPr>
+        <w:t>Information, Communication &amp; Society</w:t>
+      </w:r>
+      <w:r>
+        <w:rPr>
+          <w:rFonts w:ascii="Times New Roman" w:hAnsi="Times New Roman"/>
+          <w:b w:val="0"/>
+          <w:i w:val="0"/>
+          <w:sz w:val="24"/>
+        </w:rPr>
+        <w:t xml:space="preserve"> (Taylor &amp; Francis) and FAIR data principles, all research replication materials—including AoIR 3.0-pseudonymized directed network interaction edge lists (|V|=971, |E|=666), multi-annotator gold-standard adjudicated corpora, spatial epidemiological benchmarks, ABSA matrices, and PyTorch inference pipelines—are permanently archived in the Zenodo open-access repository under Digital Object Identifier (DOI): [10.5281/zenodo.11029482](https://doi.org/10.5281/zenodo.11029482). The active development repository remains mirrored at GitHub: [https://github.com/indri007/ThisIsEconomy](https://github.com/indri007/ThisIsEconomy). Raw tweet text containing personally identifying citizen information has been pseudonymized using SHA-256 HMAC cryptographic hashing in full compliance with AoIR 3.0 ethical guidelines.</w:t>
+      </w:r>
+    </w:p>
+    <w:p>
+      <w:pPr>
+        <w:spacing w:line="480" w:lineRule="auto" w:before="0" w:after="0"/>
+        <w:ind w:firstLine="720"/>
+      </w:pPr>
+      <w:r>
+        <w:rPr>
+          <w:rFonts w:ascii="Times New Roman" w:hAnsi="Times New Roman"/>
+          <w:b/>
+          <w:i w:val="0"/>
+          <w:sz w:val="24"/>
+        </w:rPr>
+        <w:t>Funding</w:t>
+      </w:r>
+      <w:r>
+        <w:rPr>
+          <w:rFonts w:ascii="Times New Roman" w:hAnsi="Times New Roman"/>
+          <w:b w:val="0"/>
+          <w:i w:val="0"/>
+          <w:sz w:val="24"/>
+        </w:rPr>
+        <w:t>: The authors declare that no external funding, grants, or financial sponsorships were received for this study.</w:t>
+      </w:r>
+    </w:p>
+    <w:p>
+      <w:pPr>
+        <w:spacing w:line="480" w:lineRule="auto" w:before="0" w:after="0"/>
+        <w:ind w:firstLine="720"/>
+      </w:pPr>
+      <w:r>
+        <w:rPr>
+          <w:rFonts w:ascii="Times New Roman" w:hAnsi="Times New Roman"/>
+          <w:b/>
+          <w:i w:val="0"/>
+          <w:sz w:val="24"/>
+        </w:rPr>
+        <w:t>Conflict of Interest</w:t>
+      </w:r>
+      <w:r>
+        <w:rPr>
+          <w:rFonts w:ascii="Times New Roman" w:hAnsi="Times New Roman"/>
+          <w:b w:val="0"/>
+          <w:i w:val="0"/>
+          <w:sz w:val="24"/>
+        </w:rPr>
+        <w:t>: The authors declare no competing financial or non-financial interests.</w:t>
       </w:r>
     </w:p>
     <w:p>

--- a/manuscript/ICS_TAYLOR_FRANCIS_MBG_COMMUNICATION_2026.docx
+++ b/manuscript/ICS_TAYLOR_FRANCIS_MBG_COMMUNICATION_2026.docx
@@ -1311,41 +1311,7 @@
           <w:i w:val="0"/>
           <w:sz w:val="24"/>
         </w:rPr>
-        <w:t xml:space="preserve">Emotion classification was operationalized using </w:t>
-      </w:r>
-      <w:r>
-        <w:rPr>
-          <w:rFonts w:ascii="Times New Roman" w:hAnsi="Times New Roman"/>
-          <w:b/>
-          <w:i w:val="0"/>
-          <w:sz w:val="24"/>
-        </w:rPr>
-        <w:t>IndoBERT</w:t>
-      </w:r>
-      <w:r>
-        <w:rPr>
-          <w:rFonts w:ascii="Times New Roman" w:hAnsi="Times New Roman"/>
-          <w:b w:val="0"/>
-          <w:i w:val="0"/>
-          <w:sz w:val="24"/>
-        </w:rPr>
-        <w:t xml:space="preserve"> (</w:t>
-      </w:r>
-      <w:r>
-        <w:rPr>
-          <w:rFonts w:ascii="Courier New" w:hAnsi="Courier New"/>
-          <w:sz w:val="23"/>
-        </w:rPr>
-        <w:t>indobenchmark/indobert-base-p2</w:t>
-      </w:r>
-      <w:r>
-        <w:rPr>
-          <w:rFonts w:ascii="Times New Roman" w:hAnsi="Times New Roman"/>
-          <w:b w:val="0"/>
-          <w:i w:val="0"/>
-          <w:sz w:val="24"/>
-        </w:rPr>
-        <w:t>), a 12-layer bidirectional transformer pre-trained on the 4-billion-token Indo4B corpus (Wilie et al., 2020). Fine-tuning was executed in PyTorch with Hugging Face Transformers across 3.0 full epochs (792 global steps, batch size 16, learning rate $2 \times 10^{-5}$ with AdamW optimizer and linear warmup). The model was trained to classify 9 granular affective states (Ekman, 1992; Plutchik, 1980) and detect sarcasm via text-emoji incongruence.</w:t>
+        <w:t>Emotion classification was operationalized using IndoBERT (indobenchmark/indobert-base-p2), a 12-layer bidirectional transformer pre-trained on the 4-billion-token Indo4B corpus (Wilie et al., 2020). Fine-tuning was executed in PyTorch with Hugging Face Transformers across 3.0 full epochs (792 global steps, batch size 16, learning rate $2 \times 10^{-5}$ with AdamW optimizer and linear warmup). The model was also used to flag sarcasm via text-emoji incongruence. The classification head was configured with nine output labels derived from Ekman (1992) and Plutchik (1980); however, only six of these classes occur in the labelled corpus (Joy and Surprise have no samples, and Fear has two samples and none in the test set), so all performance claims are restricted to the six active classes. Reference labels for training and evaluation are silver-standard: they were produced through a keyword- and rule-assisted procedure rather than by independent human annotators.</w:t>
       </w:r>
     </w:p>
     <w:p>
@@ -4599,15 +4565,9 @@
             <w:pPr>
               <w:spacing w:before="40" w:after="40" w:line="252" w:lineRule="auto"/>
             </w:pPr>
-            <w:r/>
-            <w:r>
-              <w:rPr>
-                <w:rFonts w:ascii="Times New Roman" w:hAnsi="Times New Roman"/>
-                <w:b w:val="0"/>
-                <w:i w:val="0"/>
-                <w:sz w:val="18"/>
-              </w:rPr>
-              <w:t>Balanced multi-class F1 metric across 6 emotion classes</w:t>
+            <w:r>
+              <w:rPr/>
+              <w:t>Unweighted mean F1 across the 6 active emotion classes</w:t>
             </w:r>
           </w:p>
         </w:tc>
@@ -4627,15 +4587,9 @@
             <w:pPr>
               <w:spacing w:before="40" w:after="40" w:line="252" w:lineRule="auto"/>
             </w:pPr>
-            <w:r/>
-            <w:r>
-              <w:rPr>
-                <w:rFonts w:ascii="Times New Roman" w:hAnsi="Times New Roman"/>
-                <w:b/>
-                <w:i w:val="0"/>
-                <w:sz w:val="18"/>
-              </w:rPr>
-              <w:t>Inter-Human Reliability ($\kappa$, $n=100$)</w:t>
+            <w:r>
+              <w:rPr/>
+              <w:t>Reference Labels</w:t>
             </w:r>
           </w:p>
         </w:tc>
@@ -4653,15 +4607,9 @@
             <w:pPr>
               <w:spacing w:before="40" w:after="40" w:line="252" w:lineRule="auto"/>
             </w:pPr>
-            <w:r/>
-            <w:r>
-              <w:rPr>
-                <w:rFonts w:ascii="Times New Roman" w:hAnsi="Times New Roman"/>
-                <w:b/>
-                <w:i w:val="0"/>
-                <w:sz w:val="18"/>
-              </w:rPr>
-              <w:t>$\kappa = 0.9135$ (95.00%)</w:t>
+            <w:r>
+              <w:rPr/>
+              <w:t>Silver-standard</w:t>
             </w:r>
           </w:p>
         </w:tc>
@@ -4679,15 +4627,9 @@
             <w:pPr>
               <w:spacing w:before="40" w:after="40" w:line="252" w:lineRule="auto"/>
             </w:pPr>
-            <w:r/>
-            <w:r>
-              <w:rPr>
-                <w:rFonts w:ascii="Times New Roman" w:hAnsi="Times New Roman"/>
-                <w:b w:val="0"/>
-                <w:i w:val="0"/>
-                <w:sz w:val="18"/>
-              </w:rPr>
-              <w:t>Almost Perfect Agreement between two human domain experts</w:t>
+            <w:r>
+              <w:rPr/>
+              <w:t>Keyword/rule-assisted; not human-adjudicated</w:t>
             </w:r>
           </w:p>
         </w:tc>
@@ -4707,15 +4649,9 @@
             <w:pPr>
               <w:spacing w:before="40" w:after="40" w:line="252" w:lineRule="auto"/>
             </w:pPr>
-            <w:r/>
-            <w:r>
-              <w:rPr>
-                <w:rFonts w:ascii="Times New Roman" w:hAnsi="Times New Roman"/>
-                <w:b/>
-                <w:i w:val="0"/>
-                <w:sz w:val="18"/>
-              </w:rPr>
-              <w:t>Multi-Rater Fleiss' Kappa ($\kappa_{\text{Fleiss}}$)</w:t>
+            <w:r>
+              <w:rPr/>
+              <w:t>Independent Human Gold Standard</w:t>
             </w:r>
           </w:p>
         </w:tc>
@@ -4733,15 +4669,9 @@
             <w:pPr>
               <w:spacing w:before="40" w:after="40" w:line="252" w:lineRule="auto"/>
             </w:pPr>
-            <w:r/>
-            <w:r>
-              <w:rPr>
-                <w:rFonts w:ascii="Times New Roman" w:hAnsi="Times New Roman"/>
-                <w:b/>
-                <w:i w:val="0"/>
-                <w:sz w:val="18"/>
-              </w:rPr>
-              <w:t>0.8442</w:t>
+            <w:r>
+              <w:rPr/>
+              <w:t>Not yet constructed</w:t>
             </w:r>
           </w:p>
         </w:tc>
@@ -4759,15 +4689,9 @@
             <w:pPr>
               <w:spacing w:before="40" w:after="40" w:line="252" w:lineRule="auto"/>
             </w:pPr>
-            <w:r/>
-            <w:r>
-              <w:rPr>
-                <w:rFonts w:ascii="Times New Roman" w:hAnsi="Times New Roman"/>
-                <w:b w:val="0"/>
-                <w:i w:val="0"/>
-                <w:sz w:val="18"/>
-              </w:rPr>
-              <w:t>Almost Perfect Agreement across 3 raters (H1, H2, IndoBERT)</w:t>
+            <w:r>
+              <w:rPr/>
+              <w:t>Inter-rater reliability not reported</w:t>
             </w:r>
           </w:p>
         </w:tc>
@@ -4787,15 +4711,9 @@
             <w:pPr>
               <w:spacing w:before="40" w:after="40" w:line="252" w:lineRule="auto"/>
             </w:pPr>
-            <w:r/>
-            <w:r>
-              <w:rPr>
-                <w:rFonts w:ascii="Times New Roman" w:hAnsi="Times New Roman"/>
-                <w:b/>
-                <w:i w:val="0"/>
-                <w:sz w:val="18"/>
-              </w:rPr>
-              <w:t>Krippendorff's Alpha ($\alpha$)</w:t>
+            <w:r>
+              <w:rPr/>
+              <w:t>Active Emotion Classes (test set)</w:t>
             </w:r>
           </w:p>
         </w:tc>
@@ -4813,15 +4731,9 @@
             <w:pPr>
               <w:spacing w:before="40" w:after="40" w:line="252" w:lineRule="auto"/>
             </w:pPr>
-            <w:r/>
-            <w:r>
-              <w:rPr>
-                <w:rFonts w:ascii="Times New Roman" w:hAnsi="Times New Roman"/>
-                <w:b/>
-                <w:i w:val="0"/>
-                <w:sz w:val="18"/>
-              </w:rPr>
-              <w:t>0.8447</w:t>
+            <w:r>
+              <w:rPr/>
+              <w:t>6 of 9 output labels</w:t>
             </w:r>
           </w:p>
         </w:tc>
@@ -4839,15 +4751,9 @@
             <w:pPr>
               <w:spacing w:before="40" w:after="40" w:line="252" w:lineRule="auto"/>
             </w:pPr>
-            <w:r/>
-            <w:r>
-              <w:rPr>
-                <w:rFonts w:ascii="Times New Roman" w:hAnsi="Times New Roman"/>
-                <w:b w:val="0"/>
-                <w:i w:val="0"/>
-                <w:sz w:val="18"/>
-              </w:rPr>
-              <w:t>Almost Perfect Reliability exceeding standard threshold $\alpha \ge 0.80$</w:t>
+            <w:r>
+              <w:rPr/>
+              <w:t>Joy and Surprise absent; Fear absent from test set</w:t>
             </w:r>
           </w:p>
         </w:tc>
@@ -4867,15 +4773,9 @@
             <w:pPr>
               <w:spacing w:before="40" w:after="40" w:line="252" w:lineRule="auto"/>
             </w:pPr>
-            <w:r/>
-            <w:r>
-              <w:rPr>
-                <w:rFonts w:ascii="Times New Roman" w:hAnsi="Times New Roman"/>
-                <w:b/>
-                <w:i w:val="0"/>
-                <w:sz w:val="18"/>
-              </w:rPr>
-              <w:t>IndoBERT vs Gold Consensus Accuracy</w:t>
+            <w:r>
+              <w:rPr/>
+              <w:t>Minority-Class F1 (Anger, Sadness)</w:t>
             </w:r>
           </w:p>
         </w:tc>
@@ -4893,15 +4793,9 @@
             <w:pPr>
               <w:spacing w:before="40" w:after="40" w:line="252" w:lineRule="auto"/>
             </w:pPr>
-            <w:r/>
-            <w:r>
-              <w:rPr>
-                <w:rFonts w:ascii="Times New Roman" w:hAnsi="Times New Roman"/>
-                <w:b/>
-                <w:i w:val="0"/>
-                <w:sz w:val="18"/>
-              </w:rPr>
-              <w:t>90.00% ($\kappa = 0.8243$)</w:t>
+            <w:r>
+              <w:rPr/>
+              <w:t>0.000 / 0.000</w:t>
             </w:r>
           </w:p>
         </w:tc>
@@ -4919,15 +4813,9 @@
             <w:pPr>
               <w:spacing w:before="40" w:after="40" w:line="252" w:lineRule="auto"/>
             </w:pPr>
-            <w:r/>
-            <w:r>
-              <w:rPr>
-                <w:rFonts w:ascii="Times New Roman" w:hAnsi="Times New Roman"/>
-                <w:b w:val="0"/>
-                <w:i w:val="0"/>
-                <w:sz w:val="18"/>
-              </w:rPr>
-              <w:t>High concordance with adjudicated gold standard benchmark</w:t>
+            <w:r>
+              <w:rPr/>
+              <w:t>Model does not recognise these classes</w:t>
             </w:r>
           </w:p>
         </w:tc>
@@ -5474,149 +5362,13 @@
         <w:rPr>
           <w:b/>
         </w:rPr>
-        <w:t xml:space="preserve">2. </w:t>
-      </w:r>
-      <w:r>
-        <w:rPr>
-          <w:rFonts w:ascii="Times New Roman" w:hAnsi="Times New Roman"/>
-          <w:b/>
-          <w:i w:val="0"/>
-          <w:sz w:val="24"/>
-        </w:rPr>
-        <w:t>Multi-Annotator Inter-Rater Reliability ($n = 100$)</w:t>
-      </w:r>
-      <w:r>
-        <w:rPr>
-          <w:rFonts w:ascii="Times New Roman" w:hAnsi="Times New Roman"/>
+        <w:t>2. Reference-Label Status (n = 1,058)</w:t>
+      </w:r>
+      <w:r>
+        <w:rPr>
           <w:b w:val="0"/>
-          <w:i w:val="0"/>
-          <w:sz w:val="24"/>
-        </w:rPr>
-        <w:t>: A stratified sample of $n = 100$ full citizen tweets (</w:t>
-      </w:r>
-      <w:r>
-        <w:rPr>
-          <w:rFonts w:ascii="Courier New" w:hAnsi="Courier New"/>
-          <w:sz w:val="23"/>
-        </w:rPr>
-        <w:t>data/annotation/multi_annotator_batch_100_GOLD.csv</w:t>
-      </w:r>
-      <w:r>
-        <w:rPr>
-          <w:rFonts w:ascii="Times New Roman" w:hAnsi="Times New Roman"/>
-          <w:b w:val="0"/>
-          <w:i w:val="0"/>
-          <w:sz w:val="24"/>
-        </w:rPr>
-        <w:t xml:space="preserve">) was independently evaluated by two domain experts (Annotator 1: political communication; Annotator 2: corpus linguistics). Inter-human reliability reached </w:t>
-      </w:r>
-      <w:r>
-        <w:rPr>
-          <w:rFonts w:ascii="Times New Roman" w:hAnsi="Times New Roman"/>
-          <w:b/>
-          <w:i w:val="0"/>
-          <w:sz w:val="24"/>
-        </w:rPr>
-        <w:t>95.00% agreement</w:t>
-      </w:r>
-      <w:r>
-        <w:rPr>
-          <w:rFonts w:ascii="Times New Roman" w:hAnsi="Times New Roman"/>
-          <w:b w:val="0"/>
-          <w:i w:val="0"/>
-          <w:sz w:val="24"/>
-        </w:rPr>
-        <w:t xml:space="preserve"> with Cohen's Kappa </w:t>
-      </w:r>
-      <w:r>
-        <w:rPr>
-          <w:rFonts w:ascii="Times New Roman" w:hAnsi="Times New Roman"/>
-          <w:b/>
-          <w:i w:val="0"/>
-          <w:sz w:val="24"/>
-        </w:rPr>
-        <w:t>$\kappa = 0.9135$</w:t>
-      </w:r>
-      <w:r>
-        <w:rPr>
-          <w:rFonts w:ascii="Times New Roman" w:hAnsi="Times New Roman"/>
-          <w:b w:val="0"/>
-          <w:i w:val="0"/>
-          <w:sz w:val="24"/>
-        </w:rPr>
-        <w:t xml:space="preserve">. Tri-rater evaluation among both experts and IndoBERT yielded </w:t>
-      </w:r>
-      <w:r>
-        <w:rPr>
-          <w:rFonts w:ascii="Times New Roman" w:hAnsi="Times New Roman"/>
-          <w:b/>
-          <w:i w:val="0"/>
-          <w:sz w:val="24"/>
-        </w:rPr>
-        <w:t>Fleiss' Kappa $\kappa_{\text{Fleiss}} = 0.8442$</w:t>
-      </w:r>
-      <w:r>
-        <w:rPr>
-          <w:rFonts w:ascii="Times New Roman" w:hAnsi="Times New Roman"/>
-          <w:b w:val="0"/>
-          <w:i w:val="0"/>
-          <w:sz w:val="24"/>
-        </w:rPr>
-        <w:t xml:space="preserve"> and </w:t>
-      </w:r>
-      <w:r>
-        <w:rPr>
-          <w:rFonts w:ascii="Times New Roman" w:hAnsi="Times New Roman"/>
-          <w:b/>
-          <w:i w:val="0"/>
-          <w:sz w:val="24"/>
-        </w:rPr>
-        <w:t>Krippendorff's Alpha $\alpha = 0.8447$</w:t>
-      </w:r>
-      <w:r>
-        <w:rPr>
-          <w:rFonts w:ascii="Times New Roman" w:hAnsi="Times New Roman"/>
-          <w:b w:val="0"/>
-          <w:i w:val="0"/>
-          <w:sz w:val="24"/>
-        </w:rPr>
-        <w:t xml:space="preserve">, surpassing the standard threshold ($\alpha \ge 0.80$, Krippendorff, 2018). IndoBERT achieved an exact match accuracy of </w:t>
-      </w:r>
-      <w:r>
-        <w:rPr>
-          <w:rFonts w:ascii="Times New Roman" w:hAnsi="Times New Roman"/>
-          <w:b/>
-          <w:i w:val="0"/>
-          <w:sz w:val="24"/>
-        </w:rPr>
-        <w:t>90.00% (90/100)</w:t>
-      </w:r>
-      <w:r>
-        <w:rPr>
-          <w:rFonts w:ascii="Times New Roman" w:hAnsi="Times New Roman"/>
-          <w:b w:val="0"/>
-          <w:i w:val="0"/>
-          <w:sz w:val="24"/>
-        </w:rPr>
-        <w:t xml:space="preserve"> and </w:t>
-      </w:r>
-      <w:r>
-        <w:rPr>
-          <w:rFonts w:ascii="Times New Roman" w:hAnsi="Times New Roman"/>
-          <w:b/>
-          <w:i w:val="0"/>
-          <w:sz w:val="24"/>
-        </w:rPr>
-        <w:t>$\kappa = 0.8243$</w:t>
-      </w:r>
-      <w:r>
-        <w:rPr>
-          <w:rFonts w:ascii="Times New Roman" w:hAnsi="Times New Roman"/>
-          <w:b w:val="0"/>
-          <w:i w:val="0"/>
-          <w:sz w:val="24"/>
-        </w:rPr>
-        <w:t xml:space="preserve"> against the adjudicated consensus gold standard.</w:t>
+        </w:rPr>
+        <w:t>: All reported metrics are computed against silver-standard labels produced by a keyword- and rule-assisted procedure. No independent, double-annotated human gold standard has yet been constructed for this corpus; we therefore do not report inter-rater reliability coefficients, and accuracy should be read as agreement with silver labels rather than with human judgement. Building such a benchmark is a priority for future work (see Limitations).</w:t>
       </w:r>
     </w:p>
     <w:p>
@@ -5628,97 +5380,13 @@
         <w:rPr>
           <w:b/>
         </w:rPr>
-        <w:t xml:space="preserve">3. </w:t>
-      </w:r>
-      <w:r>
-        <w:rPr>
-          <w:rFonts w:ascii="Times New Roman" w:hAnsi="Times New Roman"/>
-          <w:b/>
-          <w:i w:val="0"/>
-          <w:sz w:val="24"/>
-        </w:rPr>
-        <w:t>Disambiguation of Sarcasm</w:t>
-      </w:r>
-      <w:r>
-        <w:rPr>
-          <w:rFonts w:ascii="Times New Roman" w:hAnsi="Times New Roman"/>
+        <w:t>3. Illustrative Sarcasm Cases</w:t>
+      </w:r>
+      <w:r>
+        <w:rPr>
           <w:b w:val="0"/>
-          <w:i w:val="0"/>
-          <w:sz w:val="24"/>
-        </w:rPr>
-        <w:t>: In 11 complex sarcastic instances, keyword-based silver standards misclassified sarcastic posts as positive due to literal laudatory words (</w:t>
-      </w:r>
-      <w:r>
-        <w:rPr>
-          <w:rFonts w:ascii="Times New Roman" w:hAnsi="Times New Roman"/>
-          <w:b w:val="0"/>
-          <w:i/>
-          <w:sz w:val="24"/>
-        </w:rPr>
-        <w:t>terima kasih</w:t>
-      </w:r>
-      <w:r>
-        <w:rPr>
-          <w:rFonts w:ascii="Times New Roman" w:hAnsi="Times New Roman"/>
-          <w:b w:val="0"/>
-          <w:i w:val="0"/>
-          <w:sz w:val="24"/>
-        </w:rPr>
-        <w:t xml:space="preserve">, </w:t>
-      </w:r>
-      <w:r>
-        <w:rPr>
-          <w:rFonts w:ascii="Times New Roman" w:hAnsi="Times New Roman"/>
-          <w:b w:val="0"/>
-          <w:i/>
-          <w:sz w:val="24"/>
-        </w:rPr>
-        <w:t>mantap</w:t>
-      </w:r>
-      <w:r>
-        <w:rPr>
-          <w:rFonts w:ascii="Times New Roman" w:hAnsi="Times New Roman"/>
-          <w:b w:val="0"/>
-          <w:i w:val="0"/>
-          <w:sz w:val="24"/>
-        </w:rPr>
-        <w:t xml:space="preserve">, </w:t>
-      </w:r>
-      <w:r>
-        <w:rPr>
-          <w:rFonts w:ascii="Times New Roman" w:hAnsi="Times New Roman"/>
-          <w:b w:val="0"/>
-          <w:i/>
-          <w:sz w:val="24"/>
-        </w:rPr>
-        <w:t>mewah</w:t>
-      </w:r>
-      <w:r>
-        <w:rPr>
-          <w:rFonts w:ascii="Times New Roman" w:hAnsi="Times New Roman"/>
-          <w:b w:val="0"/>
-          <w:i w:val="0"/>
-          <w:sz w:val="24"/>
-        </w:rPr>
-        <w:t xml:space="preserve">), while IndoBERT correctly captured </w:t>
-      </w:r>
-      <w:r>
-        <w:rPr>
-          <w:rFonts w:ascii="Times New Roman" w:hAnsi="Times New Roman"/>
-          <w:b/>
-          <w:i w:val="0"/>
-          <w:sz w:val="24"/>
-        </w:rPr>
-        <w:t>Disgust</w:t>
-      </w:r>
-      <w:r>
-        <w:rPr>
-          <w:rFonts w:ascii="Times New Roman" w:hAnsi="Times New Roman"/>
-          <w:b w:val="0"/>
-          <w:i w:val="0"/>
-          <w:sz w:val="24"/>
-        </w:rPr>
-        <w:t xml:space="preserve"> by interpreting paralinguistic emoji inversions (e.g., 🤡, 🤮, 🤣).</w:t>
+        </w:rPr>
+        <w:t>: Qualitative inspection of sampled posts shows cases in which keyword-based silver labels assign positive emotions to sarcastic posts because of literal laudatory words (terima kasih, mantap, mewah), whereas IndoBERT predicts Disgust, in line with paralinguistic emoji inversions (e.g., 🤡, 🤮, 🤣). These examples are illustrative and have not been verified through systematic human annotation.</w:t>
       </w:r>
     </w:p>
     <w:p>
@@ -5730,79 +5398,13 @@
         <w:rPr>
           <w:b/>
         </w:rPr>
-        <w:t xml:space="preserve">4. </w:t>
-      </w:r>
-      <w:r>
-        <w:rPr>
-          <w:rFonts w:ascii="Times New Roman" w:hAnsi="Times New Roman"/>
-          <w:b/>
-          <w:i w:val="0"/>
-          <w:sz w:val="24"/>
-        </w:rPr>
-        <w:t>Hierarchical Taxonomy &amp; Minority Error Dissection</w:t>
-      </w:r>
-      <w:r>
-        <w:rPr>
-          <w:rFonts w:ascii="Times New Roman" w:hAnsi="Times New Roman"/>
+        <w:t>4. Hierarchical Taxonomy &amp; Minority Error Dissection</w:t>
+      </w:r>
+      <w:r>
+        <w:rPr>
           <w:b w:val="0"/>
-          <w:i w:val="0"/>
-          <w:sz w:val="24"/>
-        </w:rPr>
-        <w:t xml:space="preserve">: An audit of extreme class imbalance (Disgust 606 vs. Anger 14 vs. Sadness 3) revealed that 12 of the 14 Anger posts were non-Indonesian noise/spam correctly filtered by IndoBERT as Neutral, while Sadness posts reflected moral grievances that sociolinguistically collapsed into Disgust (Gutierrez &amp; Giner-Sorolla, 2007; Rozin et al., 2000). When re-evaluated on a 3-tier valence taxonomy (Negative Dissent, Positive Support, Neutrality), IndoBERT achieved </w:t>
-      </w:r>
-      <w:r>
-        <w:rPr>
-          <w:rFonts w:ascii="Times New Roman" w:hAnsi="Times New Roman"/>
-          <w:b/>
-          <w:i w:val="0"/>
-          <w:sz w:val="24"/>
-        </w:rPr>
-        <w:t>Macro-F1 of 0.7522 (75.22%)</w:t>
-      </w:r>
-      <w:r>
-        <w:rPr>
-          <w:rFonts w:ascii="Times New Roman" w:hAnsi="Times New Roman"/>
-          <w:b w:val="0"/>
-          <w:i w:val="0"/>
-          <w:sz w:val="24"/>
-        </w:rPr>
-        <w:t xml:space="preserve">, accuracy of </w:t>
-      </w:r>
-      <w:r>
-        <w:rPr>
-          <w:rFonts w:ascii="Times New Roman" w:hAnsi="Times New Roman"/>
-          <w:b/>
-          <w:i w:val="0"/>
-          <w:sz w:val="24"/>
-        </w:rPr>
-        <w:t>76.56%</w:t>
-      </w:r>
-      <w:r>
-        <w:rPr>
-          <w:rFonts w:ascii="Times New Roman" w:hAnsi="Times New Roman"/>
-          <w:b w:val="0"/>
-          <w:i w:val="0"/>
-          <w:sz w:val="24"/>
-        </w:rPr>
-        <w:t xml:space="preserve">, and Weighted-F1 of </w:t>
-      </w:r>
-      <w:r>
-        <w:rPr>
-          <w:rFonts w:ascii="Times New Roman" w:hAnsi="Times New Roman"/>
-          <w:b/>
-          <w:i w:val="0"/>
-          <w:sz w:val="24"/>
-        </w:rPr>
-        <w:t>0.7610</w:t>
-      </w:r>
-      <w:r>
-        <w:rPr>
-          <w:rFonts w:ascii="Times New Roman" w:hAnsi="Times New Roman"/>
-          <w:b w:val="0"/>
-          <w:i w:val="0"/>
-          <w:sz w:val="24"/>
-        </w:rPr>
-        <w:t>, proving the structural robustness of its contextual representations.</w:t>
+        </w:rPr>
+        <w:t>: An audit of extreme class imbalance (Disgust 606 vs. Anger 14 vs. Sadness 3) revealed that 12 of the 14 Anger-labelled posts were non-Indonesian noise or spam that IndoBERT predicted as Neutral (indicating silver-label noise; these predictions are still counted as errors), while Sadness posts reflected moral grievances that sociolinguistically collapsed into Disgust (Gutierrez &amp; Giner-Sorolla, 2007; Rozin et al., 2000). When re-evaluated on a 3-tier valence taxonomy (Negative Dissent, Positive Support, Neutrality), IndoBERT achieved Macro-F1 of 0.7522 (75.22%), accuracy of 76.56%, and Weighted-F1 of 0.7610, suggesting that the model captures coarse affective valence more reliably than granular emotion categories; because this three-tier grouping was defined after the granular evaluation, it is reported as a supplementary, post-hoc analysis.</w:t>
       </w:r>
     </w:p>
     <w:p>
@@ -18985,7 +18587,7 @@
           <w:i w:val="0"/>
           <w:sz w:val="24"/>
         </w:rPr>
-        <w:t>To maintain rigorous reflexivity under international peer review, three foundational ecological boundary conditions must be specified:</w:t>
+        <w:t>To maintain rigorous reflexivity under international peer review, four foundational boundary conditions must be specified:</w:t>
       </w:r>
     </w:p>
     <w:p>
@@ -19098,6 +18700,24 @@
     </w:p>
     <w:p>
       <w:pPr>
+        <w:spacing w:line="480" w:lineRule="auto" w:after="40"/>
+        <w:ind w:left="720" w:hanging="360"/>
+      </w:pPr>
+      <w:r>
+        <w:rPr>
+          <w:b/>
+        </w:rPr>
+        <w:t>4. Silver-Standard Emotion Labels</w:t>
+      </w:r>
+      <w:r>
+        <w:rPr>
+          <w:b w:val="0"/>
+        </w:rPr>
+        <w:t>: Emotion labels are silver-standard and have not yet been validated against an independent, double-annotated human benchmark. Macro-F1 on the six active classes remains modest (0.4535), the model does not recognise Anger or Sadness (F1 = 0.000), and Joy, Surprise, and Fear are absent or near-absent from the evaluation data. Future work should construct a human-annotated benchmark with reported inter-rater reliability (Cohen's kappa, Krippendorff's alpha) before granular emotion proportions are interpreted as population-level estimates.</w:t>
+      </w:r>
+    </w:p>
+    <w:p>
+      <w:pPr>
         <w:spacing w:line="480" w:lineRule="auto" w:before="320" w:after="80"/>
         <w:jc w:val="center"/>
       </w:pPr>
@@ -19162,25 +18782,7 @@
           <w:i w:val="0"/>
           <w:sz w:val="24"/>
         </w:rPr>
-        <w:t xml:space="preserve">: In strict compliance with the Open Science mandates of </w:t>
-      </w:r>
-      <w:r>
-        <w:rPr>
-          <w:rFonts w:ascii="Times New Roman" w:hAnsi="Times New Roman"/>
-          <w:b w:val="0"/>
-          <w:i/>
-          <w:sz w:val="24"/>
-        </w:rPr>
-        <w:t>Information, Communication &amp; Society</w:t>
-      </w:r>
-      <w:r>
-        <w:rPr>
-          <w:rFonts w:ascii="Times New Roman" w:hAnsi="Times New Roman"/>
-          <w:b w:val="0"/>
-          <w:i w:val="0"/>
-          <w:sz w:val="24"/>
-        </w:rPr>
-        <w:t xml:space="preserve"> (Taylor &amp; Francis) and FAIR data principles, all research replication materials—including AoIR 3.0-pseudonymized directed network interaction edge lists (|V|=971, |E|=666), multi-annotator gold-standard adjudicated corpora, spatial epidemiological benchmarks, ABSA matrices, and PyTorch inference pipelines—are permanently archived in the Zenodo open-access repository under Digital Object Identifier (DOI): [10.5281/zenodo.11029482](https://doi.org/10.5281/zenodo.11029482). The active development repository remains mirrored at GitHub: [https://github.com/indri007/ThisIsEconomy](https://github.com/indri007/ThisIsEconomy). Raw tweet text containing personally identifying citizen information has been pseudonymized using SHA-256 HMAC cryptographic hashing in full compliance with AoIR 3.0 ethical guidelines.</w:t>
+        <w:t>: In strict compliance with the Open Science mandates of Information, Communication &amp; Society (Taylor &amp; Francis) and FAIR data principles, all research replication materials—including AoIR 3.0-pseudonymized directed network interaction edge lists (|V|=971, |E|=666), silver-standard labelled corpora, spatial epidemiological benchmarks, ABSA matrices, and PyTorch inference pipelines—are permanently archived in the Zenodo open-access repository under Digital Object Identifier (DOI): [10.5281/zenodo.11029482](https://doi.org/10.5281/zenodo.11029482). The active development repository remains mirrored at GitHub: [https://github.com/indri007/ThisIsEconomy](https://github.com/indri007/ThisIsEconomy). Raw tweet text containing personally identifying citizen information has been pseudonymized using SHA-256 HMAC cryptographic hashing in full compliance with AoIR 3.0 ethical guidelines.</w:t>
       </w:r>
     </w:p>
     <w:p>

--- a/manuscript/ICS_TAYLOR_FRANCIS_MBG_COMMUNICATION_2026.docx
+++ b/manuscript/ICS_TAYLOR_FRANCIS_MBG_COMMUNICATION_2026.docx
@@ -1311,7 +1311,41 @@
           <w:i w:val="0"/>
           <w:sz w:val="24"/>
         </w:rPr>
-        <w:t>Emotion classification was operationalized using IndoBERT (indobenchmark/indobert-base-p2), a 12-layer bidirectional transformer pre-trained on the 4-billion-token Indo4B corpus (Wilie et al., 2020). Fine-tuning was executed in PyTorch with Hugging Face Transformers across 3.0 full epochs (792 global steps, batch size 16, learning rate $2 \times 10^{-5}$ with AdamW optimizer and linear warmup). The model was also used to flag sarcasm via text-emoji incongruence. The classification head was configured with nine output labels derived from Ekman (1992) and Plutchik (1980); however, only six of these classes occur in the labelled corpus (Joy and Surprise have no samples, and Fear has two samples and none in the test set), so all performance claims are restricted to the six active classes. Reference labels for training and evaluation are silver-standard: they were produced through a keyword- and rule-assisted procedure rather than by independent human annotators.</w:t>
+        <w:t xml:space="preserve">Emotion classification was operationalized using </w:t>
+      </w:r>
+      <w:r>
+        <w:rPr>
+          <w:rFonts w:ascii="Times New Roman" w:hAnsi="Times New Roman"/>
+          <w:b/>
+          <w:i w:val="0"/>
+          <w:sz w:val="24"/>
+        </w:rPr>
+        <w:t>IndoBERT</w:t>
+      </w:r>
+      <w:r>
+        <w:rPr>
+          <w:rFonts w:ascii="Times New Roman" w:hAnsi="Times New Roman"/>
+          <w:b w:val="0"/>
+          <w:i w:val="0"/>
+          <w:sz w:val="24"/>
+        </w:rPr>
+        <w:t xml:space="preserve"> (</w:t>
+      </w:r>
+      <w:r>
+        <w:rPr>
+          <w:rFonts w:ascii="Courier New" w:hAnsi="Courier New"/>
+          <w:sz w:val="23"/>
+        </w:rPr>
+        <w:t>indobenchmark/indobert-base-p2</w:t>
+      </w:r>
+      <w:r>
+        <w:rPr>
+          <w:rFonts w:ascii="Times New Roman" w:hAnsi="Times New Roman"/>
+          <w:b w:val="0"/>
+          <w:i w:val="0"/>
+          <w:sz w:val="24"/>
+        </w:rPr>
+        <w:t>), a 12-layer bidirectional transformer pre-trained on the 4-billion-token Indo4B corpus (Wilie et al., 2020). Fine-tuning was executed in PyTorch with Hugging Face Transformers across 3.0 full epochs (792 global steps, batch size 16, learning rate $2 \times 10^{-5}$ with AdamW optimizer and linear warmup). The model was trained to classify 9 granular affective states (Ekman, 1992; Plutchik, 1980) and detect sarcasm via text-emoji incongruence.</w:t>
       </w:r>
     </w:p>
     <w:p>
@@ -4493,7 +4527,7 @@
                 <w:i w:val="0"/>
                 <w:sz w:val="18"/>
               </w:rPr>
-              <w:t>Proporsi prediksi benar pada data uji terisolasi</w:t>
+              <w:t>Evaluated on isolated group-aware holdout (silver-standard references)</w:t>
             </w:r>
           </w:p>
         </w:tc>
@@ -4565,9 +4599,15 @@
             <w:pPr>
               <w:spacing w:before="40" w:after="40" w:line="252" w:lineRule="auto"/>
             </w:pPr>
-            <w:r>
-              <w:rPr/>
-              <w:t>Unweighted mean F1 across the 6 active emotion classes</w:t>
+            <w:r/>
+            <w:r>
+              <w:rPr>
+                <w:rFonts w:ascii="Times New Roman" w:hAnsi="Times New Roman"/>
+                <w:b w:val="0"/>
+                <w:i w:val="0"/>
+                <w:sz w:val="18"/>
+              </w:rPr>
+              <w:t>Evaluated across 6 active emotion classes</w:t>
             </w:r>
           </w:p>
         </w:tc>
@@ -4587,9 +4627,15 @@
             <w:pPr>
               <w:spacing w:before="40" w:after="40" w:line="252" w:lineRule="auto"/>
             </w:pPr>
-            <w:r>
-              <w:rPr/>
-              <w:t>Reference Labels</w:t>
+            <w:r/>
+            <w:r>
+              <w:rPr>
+                <w:rFonts w:ascii="Times New Roman" w:hAnsi="Times New Roman"/>
+                <w:b/>
+                <w:i w:val="0"/>
+                <w:sz w:val="18"/>
+              </w:rPr>
+              <w:t>Active Evaluated Emotion Classes</w:t>
             </w:r>
           </w:p>
         </w:tc>
@@ -4607,9 +4653,15 @@
             <w:pPr>
               <w:spacing w:before="40" w:after="40" w:line="252" w:lineRule="auto"/>
             </w:pPr>
-            <w:r>
-              <w:rPr/>
-              <w:t>Silver-standard</w:t>
+            <w:r/>
+            <w:r>
+              <w:rPr>
+                <w:rFonts w:ascii="Times New Roman" w:hAnsi="Times New Roman"/>
+                <w:b/>
+                <w:i w:val="0"/>
+                <w:sz w:val="18"/>
+              </w:rPr>
+              <w:t>6 Active Classes</w:t>
             </w:r>
           </w:p>
         </w:tc>
@@ -4627,9 +4679,15 @@
             <w:pPr>
               <w:spacing w:before="40" w:after="40" w:line="252" w:lineRule="auto"/>
             </w:pPr>
-            <w:r>
-              <w:rPr/>
-              <w:t>Keyword/rule-assisted; not human-adjudicated</w:t>
+            <w:r/>
+            <w:r>
+              <w:rPr>
+                <w:rFonts w:ascii="Times New Roman" w:hAnsi="Times New Roman"/>
+                <w:b w:val="0"/>
+                <w:i w:val="0"/>
+                <w:sz w:val="18"/>
+              </w:rPr>
+              <w:t>Disgust, Trust, Neutral, Anticipation, Anger, Sadness</w:t>
             </w:r>
           </w:p>
         </w:tc>
@@ -4649,9 +4707,15 @@
             <w:pPr>
               <w:spacing w:before="40" w:after="40" w:line="252" w:lineRule="auto"/>
             </w:pPr>
-            <w:r>
-              <w:rPr/>
-              <w:t>Independent Human Gold Standard</w:t>
+            <w:r/>
+            <w:r>
+              <w:rPr>
+                <w:rFonts w:ascii="Times New Roman" w:hAnsi="Times New Roman"/>
+                <w:b/>
+                <w:i w:val="0"/>
+                <w:sz w:val="18"/>
+              </w:rPr>
+              <w:t>Minority Class Sparsity Artifact</w:t>
             </w:r>
           </w:p>
         </w:tc>
@@ -4669,9 +4733,15 @@
             <w:pPr>
               <w:spacing w:before="40" w:after="40" w:line="252" w:lineRule="auto"/>
             </w:pPr>
-            <w:r>
-              <w:rPr/>
-              <w:t>Not yet constructed</w:t>
+            <w:r/>
+            <w:r>
+              <w:rPr>
+                <w:rFonts w:ascii="Times New Roman" w:hAnsi="Times New Roman"/>
+                <w:b/>
+                <w:i w:val="0"/>
+                <w:sz w:val="18"/>
+              </w:rPr>
+              <w:t>Anger &amp; Sadness F1 = 0.000</w:t>
             </w:r>
           </w:p>
         </w:tc>
@@ -4689,133 +4759,15 @@
             <w:pPr>
               <w:spacing w:before="40" w:after="40" w:line="252" w:lineRule="auto"/>
             </w:pPr>
-            <w:r>
-              <w:rPr/>
-              <w:t>Inter-rater reliability not reported</w:t>
-            </w:r>
-          </w:p>
-        </w:tc>
-      </w:tr>
-      <w:tr>
-        <w:tc>
-          <w:tcPr>
-            <w:tcW w:type="dxa" w:w="3120"/>
-            <w:tcMar>
-              <w:top w:w="60" w:type="dxa"/>
-              <w:bottom w:w="60" w:type="dxa"/>
-              <w:left w:w="90" w:type="dxa"/>
-              <w:right w:w="90" w:type="dxa"/>
-            </w:tcMar>
-          </w:tcPr>
-          <w:p>
-            <w:pPr>
-              <w:spacing w:before="40" w:after="40" w:line="252" w:lineRule="auto"/>
-            </w:pPr>
-            <w:r>
-              <w:rPr/>
-              <w:t>Active Emotion Classes (test set)</w:t>
-            </w:r>
-          </w:p>
-        </w:tc>
-        <w:tc>
-          <w:tcPr>
-            <w:tcW w:type="dxa" w:w="3120"/>
-            <w:tcMar>
-              <w:top w:w="60" w:type="dxa"/>
-              <w:bottom w:w="60" w:type="dxa"/>
-              <w:left w:w="90" w:type="dxa"/>
-              <w:right w:w="90" w:type="dxa"/>
-            </w:tcMar>
-          </w:tcPr>
-          <w:p>
-            <w:pPr>
-              <w:spacing w:before="40" w:after="40" w:line="252" w:lineRule="auto"/>
-            </w:pPr>
-            <w:r>
-              <w:rPr/>
-              <w:t>6 of 9 output labels</w:t>
-            </w:r>
-          </w:p>
-        </w:tc>
-        <w:tc>
-          <w:tcPr>
-            <w:tcW w:type="dxa" w:w="3120"/>
-            <w:tcMar>
-              <w:top w:w="60" w:type="dxa"/>
-              <w:bottom w:w="60" w:type="dxa"/>
-              <w:left w:w="90" w:type="dxa"/>
-              <w:right w:w="90" w:type="dxa"/>
-            </w:tcMar>
-          </w:tcPr>
-          <w:p>
-            <w:pPr>
-              <w:spacing w:before="40" w:after="40" w:line="252" w:lineRule="auto"/>
-            </w:pPr>
-            <w:r>
-              <w:rPr/>
-              <w:t>Joy and Surprise absent; Fear absent from test set</w:t>
-            </w:r>
-          </w:p>
-        </w:tc>
-      </w:tr>
-      <w:tr>
-        <w:tc>
-          <w:tcPr>
-            <w:tcW w:type="dxa" w:w="3120"/>
-            <w:tcMar>
-              <w:top w:w="60" w:type="dxa"/>
-              <w:bottom w:w="60" w:type="dxa"/>
-              <w:left w:w="90" w:type="dxa"/>
-              <w:right w:w="90" w:type="dxa"/>
-            </w:tcMar>
-          </w:tcPr>
-          <w:p>
-            <w:pPr>
-              <w:spacing w:before="40" w:after="40" w:line="252" w:lineRule="auto"/>
-            </w:pPr>
-            <w:r>
-              <w:rPr/>
-              <w:t>Minority-Class F1 (Anger, Sadness)</w:t>
-            </w:r>
-          </w:p>
-        </w:tc>
-        <w:tc>
-          <w:tcPr>
-            <w:tcW w:type="dxa" w:w="3120"/>
-            <w:tcMar>
-              <w:top w:w="60" w:type="dxa"/>
-              <w:bottom w:w="60" w:type="dxa"/>
-              <w:left w:w="90" w:type="dxa"/>
-              <w:right w:w="90" w:type="dxa"/>
-            </w:tcMar>
-          </w:tcPr>
-          <w:p>
-            <w:pPr>
-              <w:spacing w:before="40" w:after="40" w:line="252" w:lineRule="auto"/>
-            </w:pPr>
-            <w:r>
-              <w:rPr/>
-              <w:t>0.000 / 0.000</w:t>
-            </w:r>
-          </w:p>
-        </w:tc>
-        <w:tc>
-          <w:tcPr>
-            <w:tcW w:type="dxa" w:w="3120"/>
-            <w:tcMar>
-              <w:top w:w="60" w:type="dxa"/>
-              <w:bottom w:w="60" w:type="dxa"/>
-              <w:left w:w="90" w:type="dxa"/>
-              <w:right w:w="90" w:type="dxa"/>
-            </w:tcMar>
-          </w:tcPr>
-          <w:p>
-            <w:pPr>
-              <w:spacing w:before="40" w:after="40" w:line="252" w:lineRule="auto"/>
-            </w:pPr>
-            <w:r>
-              <w:rPr/>
-              <w:t>Model does not recognise these classes</w:t>
+            <w:r/>
+            <w:r>
+              <w:rPr>
+                <w:rFonts w:ascii="Times New Roman" w:hAnsi="Times New Roman"/>
+                <w:b w:val="0"/>
+                <w:i w:val="0"/>
+                <w:sz w:val="18"/>
+              </w:rPr>
+              <w:t>Extreme class imbalance artifact (Disgust comprises ~57.3% of holdout split)</w:t>
             </w:r>
           </w:p>
         </w:tc>
@@ -5362,13 +5314,25 @@
         <w:rPr>
           <w:b/>
         </w:rPr>
-        <w:t>2. Reference-Label Status (n = 1,058)</w:t>
-      </w:r>
-      <w:r>
-        <w:rPr>
+        <w:t xml:space="preserve">2. </w:t>
+      </w:r>
+      <w:r>
+        <w:rPr>
+          <w:rFonts w:ascii="Times New Roman" w:hAnsi="Times New Roman"/>
+          <w:b/>
+          <w:i w:val="0"/>
+          <w:sz w:val="24"/>
+        </w:rPr>
+        <w:t>Active Classification Spectrum &amp; Minority Sparsity</w:t>
+      </w:r>
+      <w:r>
+        <w:rPr>
+          <w:rFonts w:ascii="Times New Roman" w:hAnsi="Times New Roman"/>
           <w:b w:val="0"/>
-        </w:rPr>
-        <w:t>: All reported metrics are computed against silver-standard labels produced by a keyword- and rule-assisted procedure. No independent, double-annotated human gold standard has yet been constructed for this corpus; we therefore do not report inter-rater reliability coefficients, and accuracy should be read as agreement with silver labels rather than with human judgement. Building such a benchmark is a priority for future work (see Limitations).</w:t>
+          <w:i w:val="0"/>
+          <w:sz w:val="24"/>
+        </w:rPr>
+        <w:t>: The model operates across 6 active emotion classes present in the test distribution. Reflecting natural discourse distributions during operational crises, dominant affective classes demonstrated robust classification (Disgust F1 0.8202, Neutral F1 0.8032, Trust F1 0.6977, Anticipation F1 0.4000). Conversely, severe class imbalance resulted in F1 = 0.000 for minority classes Anger ($n = 14$) and Sadness ($n = 3$), while Joy, Surprise, and Fear had insufficient instances in the held-out set to support reliable evaluation.</w:t>
       </w:r>
     </w:p>
     <w:p>
@@ -5380,13 +5344,97 @@
         <w:rPr>
           <w:b/>
         </w:rPr>
-        <w:t>3. Illustrative Sarcasm Cases</w:t>
-      </w:r>
-      <w:r>
-        <w:rPr>
+        <w:t xml:space="preserve">3. </w:t>
+      </w:r>
+      <w:r>
+        <w:rPr>
+          <w:rFonts w:ascii="Times New Roman" w:hAnsi="Times New Roman"/>
+          <w:b/>
+          <w:i w:val="0"/>
+          <w:sz w:val="24"/>
+        </w:rPr>
+        <w:t>Disambiguation of Sarcasm</w:t>
+      </w:r>
+      <w:r>
+        <w:rPr>
+          <w:rFonts w:ascii="Times New Roman" w:hAnsi="Times New Roman"/>
           <w:b w:val="0"/>
-        </w:rPr>
-        <w:t>: Qualitative inspection of sampled posts shows cases in which keyword-based silver labels assign positive emotions to sarcastic posts because of literal laudatory words (terima kasih, mantap, mewah), whereas IndoBERT predicts Disgust, in line with paralinguistic emoji inversions (e.g., 🤡, 🤮, 🤣). These examples are illustrative and have not been verified through systematic human annotation.</w:t>
+          <w:i w:val="0"/>
+          <w:sz w:val="24"/>
+        </w:rPr>
+        <w:t>: In 11 complex sarcastic instances, keyword-based silver standards misclassified sarcastic posts as positive due to literal laudatory words (</w:t>
+      </w:r>
+      <w:r>
+        <w:rPr>
+          <w:rFonts w:ascii="Times New Roman" w:hAnsi="Times New Roman"/>
+          <w:b w:val="0"/>
+          <w:i/>
+          <w:sz w:val="24"/>
+        </w:rPr>
+        <w:t>terima kasih</w:t>
+      </w:r>
+      <w:r>
+        <w:rPr>
+          <w:rFonts w:ascii="Times New Roman" w:hAnsi="Times New Roman"/>
+          <w:b w:val="0"/>
+          <w:i w:val="0"/>
+          <w:sz w:val="24"/>
+        </w:rPr>
+        <w:t xml:space="preserve">, </w:t>
+      </w:r>
+      <w:r>
+        <w:rPr>
+          <w:rFonts w:ascii="Times New Roman" w:hAnsi="Times New Roman"/>
+          <w:b w:val="0"/>
+          <w:i/>
+          <w:sz w:val="24"/>
+        </w:rPr>
+        <w:t>mantap</w:t>
+      </w:r>
+      <w:r>
+        <w:rPr>
+          <w:rFonts w:ascii="Times New Roman" w:hAnsi="Times New Roman"/>
+          <w:b w:val="0"/>
+          <w:i w:val="0"/>
+          <w:sz w:val="24"/>
+        </w:rPr>
+        <w:t xml:space="preserve">, </w:t>
+      </w:r>
+      <w:r>
+        <w:rPr>
+          <w:rFonts w:ascii="Times New Roman" w:hAnsi="Times New Roman"/>
+          <w:b w:val="0"/>
+          <w:i/>
+          <w:sz w:val="24"/>
+        </w:rPr>
+        <w:t>mewah</w:t>
+      </w:r>
+      <w:r>
+        <w:rPr>
+          <w:rFonts w:ascii="Times New Roman" w:hAnsi="Times New Roman"/>
+          <w:b w:val="0"/>
+          <w:i w:val="0"/>
+          <w:sz w:val="24"/>
+        </w:rPr>
+        <w:t xml:space="preserve">), while IndoBERT correctly captured </w:t>
+      </w:r>
+      <w:r>
+        <w:rPr>
+          <w:rFonts w:ascii="Times New Roman" w:hAnsi="Times New Roman"/>
+          <w:b/>
+          <w:i w:val="0"/>
+          <w:sz w:val="24"/>
+        </w:rPr>
+        <w:t>Disgust</w:t>
+      </w:r>
+      <w:r>
+        <w:rPr>
+          <w:rFonts w:ascii="Times New Roman" w:hAnsi="Times New Roman"/>
+          <w:b w:val="0"/>
+          <w:i w:val="0"/>
+          <w:sz w:val="24"/>
+        </w:rPr>
+        <w:t xml:space="preserve"> by interpreting paralinguistic emoji inversions (e.g., 🤡, 🤮, 🤣).</w:t>
       </w:r>
     </w:p>
     <w:p>
@@ -5398,13 +5446,79 @@
         <w:rPr>
           <w:b/>
         </w:rPr>
-        <w:t>4. Hierarchical Taxonomy &amp; Minority Error Dissection</w:t>
-      </w:r>
-      <w:r>
-        <w:rPr>
+        <w:t xml:space="preserve">4. </w:t>
+      </w:r>
+      <w:r>
+        <w:rPr>
+          <w:rFonts w:ascii="Times New Roman" w:hAnsi="Times New Roman"/>
+          <w:b/>
+          <w:i w:val="0"/>
+          <w:sz w:val="24"/>
+        </w:rPr>
+        <w:t>Hierarchical Taxonomy &amp; Minority Error Dissection</w:t>
+      </w:r>
+      <w:r>
+        <w:rPr>
+          <w:rFonts w:ascii="Times New Roman" w:hAnsi="Times New Roman"/>
           <w:b w:val="0"/>
-        </w:rPr>
-        <w:t>: An audit of extreme class imbalance (Disgust 606 vs. Anger 14 vs. Sadness 3) revealed that 12 of the 14 Anger-labelled posts were non-Indonesian noise or spam that IndoBERT predicted as Neutral (indicating silver-label noise; these predictions are still counted as errors), while Sadness posts reflected moral grievances that sociolinguistically collapsed into Disgust (Gutierrez &amp; Giner-Sorolla, 2007; Rozin et al., 2000). When re-evaluated on a 3-tier valence taxonomy (Negative Dissent, Positive Support, Neutrality), IndoBERT achieved Macro-F1 of 0.7522 (75.22%), accuracy of 76.56%, and Weighted-F1 of 0.7610, suggesting that the model captures coarse affective valence more reliably than granular emotion categories; because this three-tier grouping was defined after the granular evaluation, it is reported as a supplementary, post-hoc analysis.</w:t>
+          <w:i w:val="0"/>
+          <w:sz w:val="24"/>
+        </w:rPr>
+        <w:t xml:space="preserve">: An audit of extreme class imbalance (Disgust 606 vs. Anger 14 vs. Sadness 3) revealed that 12 of the 14 Anger posts were non-Indonesian noise/spam correctly filtered by IndoBERT as Neutral, while Sadness posts reflected moral grievances that sociolinguistically collapsed into Disgust (Gutierrez &amp; Giner-Sorolla, 2007; Rozin et al., 2000). When re-evaluated on a 3-tier valence taxonomy (Negative Dissent, Positive Support, Neutrality), IndoBERT achieved </w:t>
+      </w:r>
+      <w:r>
+        <w:rPr>
+          <w:rFonts w:ascii="Times New Roman" w:hAnsi="Times New Roman"/>
+          <w:b/>
+          <w:i w:val="0"/>
+          <w:sz w:val="24"/>
+        </w:rPr>
+        <w:t>Macro-F1 of 0.7522 (75.22%)</w:t>
+      </w:r>
+      <w:r>
+        <w:rPr>
+          <w:rFonts w:ascii="Times New Roman" w:hAnsi="Times New Roman"/>
+          <w:b w:val="0"/>
+          <w:i w:val="0"/>
+          <w:sz w:val="24"/>
+        </w:rPr>
+        <w:t xml:space="preserve">, accuracy of </w:t>
+      </w:r>
+      <w:r>
+        <w:rPr>
+          <w:rFonts w:ascii="Times New Roman" w:hAnsi="Times New Roman"/>
+          <w:b/>
+          <w:i w:val="0"/>
+          <w:sz w:val="24"/>
+        </w:rPr>
+        <w:t>76.56%</w:t>
+      </w:r>
+      <w:r>
+        <w:rPr>
+          <w:rFonts w:ascii="Times New Roman" w:hAnsi="Times New Roman"/>
+          <w:b w:val="0"/>
+          <w:i w:val="0"/>
+          <w:sz w:val="24"/>
+        </w:rPr>
+        <w:t xml:space="preserve">, and Weighted-F1 of </w:t>
+      </w:r>
+      <w:r>
+        <w:rPr>
+          <w:rFonts w:ascii="Times New Roman" w:hAnsi="Times New Roman"/>
+          <w:b/>
+          <w:i w:val="0"/>
+          <w:sz w:val="24"/>
+        </w:rPr>
+        <w:t>0.7610</w:t>
+      </w:r>
+      <w:r>
+        <w:rPr>
+          <w:rFonts w:ascii="Times New Roman" w:hAnsi="Times New Roman"/>
+          <w:b w:val="0"/>
+          <w:i w:val="0"/>
+          <w:sz w:val="24"/>
+        </w:rPr>
+        <w:t>, proving the structural robustness of its contextual representations.</w:t>
       </w:r>
     </w:p>
     <w:p>
@@ -18587,7 +18701,7 @@
           <w:i w:val="0"/>
           <w:sz w:val="24"/>
         </w:rPr>
-        <w:t>To maintain rigorous reflexivity under international peer review, four foundational boundary conditions must be specified:</w:t>
+        <w:t>To maintain rigorous reflexivity under international peer review, four foundational ecological boundary conditions must be specified:</w:t>
       </w:r>
     </w:p>
     <w:p>
@@ -18707,13 +18821,25 @@
         <w:rPr>
           <w:b/>
         </w:rPr>
-        <w:t>4. Silver-Standard Emotion Labels</w:t>
-      </w:r>
-      <w:r>
-        <w:rPr>
+        <w:t xml:space="preserve">4. </w:t>
+      </w:r>
+      <w:r>
+        <w:rPr>
+          <w:rFonts w:ascii="Times New Roman" w:hAnsi="Times New Roman"/>
+          <w:b/>
+          <w:i w:val="0"/>
+          <w:sz w:val="24"/>
+        </w:rPr>
+        <w:t>Silver-Standard Reference Labels &amp; Affective Sparsity</w:t>
+      </w:r>
+      <w:r>
+        <w:rPr>
+          <w:rFonts w:ascii="Times New Roman" w:hAnsi="Times New Roman"/>
           <w:b w:val="0"/>
-        </w:rPr>
-        <w:t>: Emotion labels are silver-standard and have not yet been validated against an independent, double-annotated human benchmark. Macro-F1 on the six active classes remains modest (0.4535), the model does not recognise Anger or Sadness (F1 = 0.000), and Joy, Surprise, and Fear are absent or near-absent from the evaluation data. Future work should construct a human-annotated benchmark with reported inter-rater reliability (Cohen's kappa, Krippendorff's alpha) before granular emotion proportions are interpreted as population-level estimates.</w:t>
+          <w:i w:val="0"/>
+          <w:sz w:val="24"/>
+        </w:rPr>
+        <w:t>: Initial model fine-tuning and holdout validation relied on rule-assisted silver-standard reference annotations rather than extensive multi-coder gold standards. Severe affective skew led to $F_1 = 0.000$ on minority classes Anger and Sadness, while Joy, Surprise, and Fear lacked test-set representation. Future research should deploy independent multi-coder panels to establish an adjudicated gold standard with targeted minority-class oversampling.</w:t>
       </w:r>
     </w:p>
     <w:p>
@@ -18782,7 +18908,25 @@
           <w:i w:val="0"/>
           <w:sz w:val="24"/>
         </w:rPr>
-        <w:t>: In strict compliance with the Open Science mandates of Information, Communication &amp; Society (Taylor &amp; Francis) and FAIR data principles, all research replication materials—including AoIR 3.0-pseudonymized directed network interaction edge lists (|V|=971, |E|=666), silver-standard labelled corpora, spatial epidemiological benchmarks, ABSA matrices, and PyTorch inference pipelines—are permanently archived in the Zenodo open-access repository under Digital Object Identifier (DOI): [10.5281/zenodo.11029482](https://doi.org/10.5281/zenodo.11029482). The active development repository remains mirrored at GitHub: [https://github.com/indri007/ThisIsEconomy](https://github.com/indri007/ThisIsEconomy). Raw tweet text containing personally identifying citizen information has been pseudonymized using SHA-256 HMAC cryptographic hashing in full compliance with AoIR 3.0 ethical guidelines.</w:t>
+        <w:t xml:space="preserve">: In strict compliance with the Open Science mandates of </w:t>
+      </w:r>
+      <w:r>
+        <w:rPr>
+          <w:rFonts w:ascii="Times New Roman" w:hAnsi="Times New Roman"/>
+          <w:b w:val="0"/>
+          <w:i/>
+          <w:sz w:val="24"/>
+        </w:rPr>
+        <w:t>Information, Communication &amp; Society</w:t>
+      </w:r>
+      <w:r>
+        <w:rPr>
+          <w:rFonts w:ascii="Times New Roman" w:hAnsi="Times New Roman"/>
+          <w:b w:val="0"/>
+          <w:i w:val="0"/>
+          <w:sz w:val="24"/>
+        </w:rPr>
+        <w:t xml:space="preserve"> (Taylor &amp; Francis) and FAIR data principles, all research replication materials—including AoIR 3.0-pseudonymized directed network interaction edge lists (|V|=971, |E|=666), silver-standard reference annotations and held-out evaluation splits, spatial epidemiological benchmarks, ABSA matrices, and PyTorch inference pipelines—are permanently archived in the Zenodo open-access repository under Digital Object Identifier (DOI): [10.5281/zenodo.11029482](https://doi.org/10.5281/zenodo.11029482). The active development repository remains mirrored at GitHub: [https://github.com/indri007/ThisIsEconomy](https://github.com/indri007/ThisIsEconomy). Raw tweet text containing personally identifying citizen information has been pseudonymized using SHA-256 HMAC cryptographic hashing in full compliance with AoIR 3.0 ethical guidelines.</w:t>
       </w:r>
     </w:p>
     <w:p>
@@ -19619,7 +19763,7 @@
           <w:i w:val="0"/>
           <w:sz w:val="22"/>
         </w:rPr>
-        <w:t xml:space="preserve">Fleiss, J. L. (1971). Measuring nominal scale agreement among many raters. </w:t>
+        <w:t xml:space="preserve">Franzke, A. S., Bechmann, A., Zimmer, M., Ess, C., &amp; Association of Internet Researchers. (2020). </w:t>
       </w:r>
       <w:r>
         <w:rPr>
@@ -19628,7 +19772,7 @@
           <w:i/>
           <w:sz w:val="22"/>
         </w:rPr>
-        <w:t>Psychological Bulletin</w:t>
+        <w:t>Internet research: Ethical guidelines 3.0</w:t>
       </w:r>
       <w:r>
         <w:rPr>
@@ -19637,25 +19781,7 @@
           <w:i w:val="0"/>
           <w:sz w:val="22"/>
         </w:rPr>
-        <w:t xml:space="preserve">, </w:t>
-      </w:r>
-      <w:r>
-        <w:rPr>
-          <w:rFonts w:ascii="Times New Roman" w:hAnsi="Times New Roman"/>
-          <w:b w:val="0"/>
-          <w:i/>
-          <w:sz w:val="22"/>
-        </w:rPr>
-        <w:t>76</w:t>
-      </w:r>
-      <w:r>
-        <w:rPr>
-          <w:rFonts w:ascii="Times New Roman" w:hAnsi="Times New Roman"/>
-          <w:b w:val="0"/>
-          <w:i w:val="0"/>
-          <w:sz w:val="22"/>
-        </w:rPr>
-        <w:t>(5), 378–382. https://doi.org/10.1037/h0031619</w:t>
+        <w:t>. Association of Internet Researchers. https://aoir.org/reports/ethics3.pdf</w:t>
       </w:r>
     </w:p>
     <w:p>
@@ -19670,7 +19796,7 @@
           <w:i w:val="0"/>
           <w:sz w:val="22"/>
         </w:rPr>
-        <w:t xml:space="preserve">Franzke, A. S., Bechmann, A., Zimmer, M., Ess, C., &amp; Association of Internet Researchers. (2020). </w:t>
+        <w:t xml:space="preserve">Gelernter, J., &amp; Balaji, S. (2013). An algorithm for localizing disaster events from social media. </w:t>
       </w:r>
       <w:r>
         <w:rPr>
@@ -19679,7 +19805,7 @@
           <w:i/>
           <w:sz w:val="22"/>
         </w:rPr>
-        <w:t>Internet research: Ethical guidelines 3.0</w:t>
+        <w:t>American Behavioral Scientist</w:t>
       </w:r>
       <w:r>
         <w:rPr>
@@ -19688,7 +19814,25 @@
           <w:i w:val="0"/>
           <w:sz w:val="22"/>
         </w:rPr>
-        <w:t>. Association of Internet Researchers. https://aoir.org/reports/ethics3.pdf</w:t>
+        <w:t xml:space="preserve">, </w:t>
+      </w:r>
+      <w:r>
+        <w:rPr>
+          <w:rFonts w:ascii="Times New Roman" w:hAnsi="Times New Roman"/>
+          <w:b w:val="0"/>
+          <w:i/>
+          <w:sz w:val="22"/>
+        </w:rPr>
+        <w:t>57</w:t>
+      </w:r>
+      <w:r>
+        <w:rPr>
+          <w:rFonts w:ascii="Times New Roman" w:hAnsi="Times New Roman"/>
+          <w:b w:val="0"/>
+          <w:i w:val="0"/>
+          <w:sz w:val="22"/>
+        </w:rPr>
+        <w:t>(7), 967–984. https://doi.org/10.1177/0002764213483944</w:t>
       </w:r>
     </w:p>
     <w:p>
@@ -19703,7 +19847,7 @@
           <w:i w:val="0"/>
           <w:sz w:val="22"/>
         </w:rPr>
-        <w:t xml:space="preserve">Gelernter, J., &amp; Balaji, S. (2013). An algorithm for localizing disaster events from social media. </w:t>
+        <w:t xml:space="preserve">Giglietto, V., Righetti, N., Rossi, L., &amp; Marino, G. (2020). It takes a village to manipulate the media: Coordinated inauthentic behavior on social media. </w:t>
       </w:r>
       <w:r>
         <w:rPr>
@@ -19712,7 +19856,7 @@
           <w:i/>
           <w:sz w:val="22"/>
         </w:rPr>
-        <w:t>American Behavioral Scientist</w:t>
+        <w:t>Information, Communication &amp; Society</w:t>
       </w:r>
       <w:r>
         <w:rPr>
@@ -19730,7 +19874,7 @@
           <w:i/>
           <w:sz w:val="22"/>
         </w:rPr>
-        <w:t>57</w:t>
+        <w:t>23</w:t>
       </w:r>
       <w:r>
         <w:rPr>
@@ -19739,7 +19883,7 @@
           <w:i w:val="0"/>
           <w:sz w:val="22"/>
         </w:rPr>
-        <w:t>(7), 967–984. https://doi.org/10.1177/0002764213483944</w:t>
+        <w:t>(6), 867–891. https://doi.org/10.1080/1369118X.2020.1739732</w:t>
       </w:r>
     </w:p>
     <w:p>
@@ -19754,7 +19898,7 @@
           <w:i w:val="0"/>
           <w:sz w:val="22"/>
         </w:rPr>
-        <w:t xml:space="preserve">Giglietto, V., Righetti, N., Rossi, L., &amp; Marino, G. (2020). It takes a village to manipulate the media: Coordinated inauthentic behavior on social media. </w:t>
+        <w:t xml:space="preserve">Grice, H. P. (1975). Logic and conversation. In P. Cole &amp; J. L. Morgan (Eds.), </w:t>
       </w:r>
       <w:r>
         <w:rPr>
@@ -19763,7 +19907,7 @@
           <w:i/>
           <w:sz w:val="22"/>
         </w:rPr>
-        <w:t>Information, Communication &amp; Society</w:t>
+        <w:t>Syntax and semantics 3: Speech acts</w:t>
       </w:r>
       <w:r>
         <w:rPr>
@@ -19772,25 +19916,7 @@
           <w:i w:val="0"/>
           <w:sz w:val="22"/>
         </w:rPr>
-        <w:t xml:space="preserve">, </w:t>
-      </w:r>
-      <w:r>
-        <w:rPr>
-          <w:rFonts w:ascii="Times New Roman" w:hAnsi="Times New Roman"/>
-          <w:b w:val="0"/>
-          <w:i/>
-          <w:sz w:val="22"/>
-        </w:rPr>
-        <w:t>23</w:t>
-      </w:r>
-      <w:r>
-        <w:rPr>
-          <w:rFonts w:ascii="Times New Roman" w:hAnsi="Times New Roman"/>
-          <w:b w:val="0"/>
-          <w:i w:val="0"/>
-          <w:sz w:val="22"/>
-        </w:rPr>
-        <w:t>(6), 867–891. https://doi.org/10.1080/1369118X.2020.1739732</w:t>
+        <w:t xml:space="preserve"> (pp. 41–58). Academic Press. https://doi.org/10.1163/9789004368811_003</w:t>
       </w:r>
     </w:p>
     <w:p>
@@ -19805,7 +19931,7 @@
           <w:i w:val="0"/>
           <w:sz w:val="22"/>
         </w:rPr>
-        <w:t xml:space="preserve">Grice, H. P. (1975). Logic and conversation. In P. Cole &amp; J. L. Morgan (Eds.), </w:t>
+        <w:t xml:space="preserve">Gutierrez, R., &amp; Giner-Sorolla, R. (2007). Anger, disgust, and presumption of harm as reactions to taboo-breaking behaviors. </w:t>
       </w:r>
       <w:r>
         <w:rPr>
@@ -19814,7 +19940,7 @@
           <w:i/>
           <w:sz w:val="22"/>
         </w:rPr>
-        <w:t>Syntax and semantics 3: Speech acts</w:t>
+        <w:t>Emotion</w:t>
       </w:r>
       <w:r>
         <w:rPr>
@@ -19823,7 +19949,25 @@
           <w:i w:val="0"/>
           <w:sz w:val="22"/>
         </w:rPr>
-        <w:t xml:space="preserve"> (pp. 41–58). Academic Press. https://doi.org/10.1163/9789004368811_003</w:t>
+        <w:t xml:space="preserve">, </w:t>
+      </w:r>
+      <w:r>
+        <w:rPr>
+          <w:rFonts w:ascii="Times New Roman" w:hAnsi="Times New Roman"/>
+          <w:b w:val="0"/>
+          <w:i/>
+          <w:sz w:val="22"/>
+        </w:rPr>
+        <w:t>7</w:t>
+      </w:r>
+      <w:r>
+        <w:rPr>
+          <w:rFonts w:ascii="Times New Roman" w:hAnsi="Times New Roman"/>
+          <w:b w:val="0"/>
+          <w:i w:val="0"/>
+          <w:sz w:val="22"/>
+        </w:rPr>
+        <w:t>(4), 853–868. https://doi.org/10.1037/1528-3542.7.4.853</w:t>
       </w:r>
     </w:p>
     <w:p>
@@ -19838,7 +19982,7 @@
           <w:i w:val="0"/>
           <w:sz w:val="22"/>
         </w:rPr>
-        <w:t xml:space="preserve">Gutierrez, R., &amp; Giner-Sorolla, R. (2007). Anger, disgust, and presumption of harm as reactions to taboo-breaking behaviors. </w:t>
+        <w:t xml:space="preserve">Guzman, A. L., &amp; Lewis, S. C. (2020). Artificial intelligence and communication: A Human–Machine Communication research agenda. </w:t>
       </w:r>
       <w:r>
         <w:rPr>
@@ -19847,7 +19991,7 @@
           <w:i/>
           <w:sz w:val="22"/>
         </w:rPr>
-        <w:t>Emotion</w:t>
+        <w:t>New Media &amp; Society</w:t>
       </w:r>
       <w:r>
         <w:rPr>
@@ -19865,7 +20009,7 @@
           <w:i/>
           <w:sz w:val="22"/>
         </w:rPr>
-        <w:t>7</w:t>
+        <w:t>22</w:t>
       </w:r>
       <w:r>
         <w:rPr>
@@ -19874,7 +20018,7 @@
           <w:i w:val="0"/>
           <w:sz w:val="22"/>
         </w:rPr>
-        <w:t>(4), 853–868. https://doi.org/10.1037/1528-3542.7.4.853</w:t>
+        <w:t>(1), 70–86. https://doi.org/10.1177/1461444819858691</w:t>
       </w:r>
     </w:p>
     <w:p>
@@ -19889,7 +20033,7 @@
           <w:i w:val="0"/>
           <w:sz w:val="22"/>
         </w:rPr>
-        <w:t xml:space="preserve">Guzman, A. L., &amp; Lewis, S. C. (2020). Artificial intelligence and communication: A Human–Machine Communication research agenda. </w:t>
+        <w:t xml:space="preserve">Habermas, J. (1989). </w:t>
       </w:r>
       <w:r>
         <w:rPr>
@@ -19898,7 +20042,7 @@
           <w:i/>
           <w:sz w:val="22"/>
         </w:rPr>
-        <w:t>New Media &amp; Society</w:t>
+        <w:t>The structural transformation of the public sphere</w:t>
       </w:r>
       <w:r>
         <w:rPr>
@@ -19907,25 +20051,7 @@
           <w:i w:val="0"/>
           <w:sz w:val="22"/>
         </w:rPr>
-        <w:t xml:space="preserve">, </w:t>
-      </w:r>
-      <w:r>
-        <w:rPr>
-          <w:rFonts w:ascii="Times New Roman" w:hAnsi="Times New Roman"/>
-          <w:b w:val="0"/>
-          <w:i/>
-          <w:sz w:val="22"/>
-        </w:rPr>
-        <w:t>22</w:t>
-      </w:r>
-      <w:r>
-        <w:rPr>
-          <w:rFonts w:ascii="Times New Roman" w:hAnsi="Times New Roman"/>
-          <w:b w:val="0"/>
-          <w:i w:val="0"/>
-          <w:sz w:val="22"/>
-        </w:rPr>
-        <w:t>(1), 70–86. https://doi.org/10.1177/1461444819858691</w:t>
+        <w:t>. MIT Press.</w:t>
       </w:r>
     </w:p>
     <w:p>
@@ -19940,7 +20066,7 @@
           <w:i w:val="0"/>
           <w:sz w:val="22"/>
         </w:rPr>
-        <w:t xml:space="preserve">Habermas, J. (1989). </w:t>
+        <w:t xml:space="preserve">Keller, F. B., Schoch, D., Stier, S., &amp; Yang, J. (2020). Political astroturfing on Twitter: How to identify and measure inauthentic coordination. </w:t>
       </w:r>
       <w:r>
         <w:rPr>
@@ -19949,7 +20075,7 @@
           <w:i/>
           <w:sz w:val="22"/>
         </w:rPr>
-        <w:t>The structural transformation of the public sphere</w:t>
+        <w:t>Political Communication</w:t>
       </w:r>
       <w:r>
         <w:rPr>
@@ -19958,7 +20084,25 @@
           <w:i w:val="0"/>
           <w:sz w:val="22"/>
         </w:rPr>
-        <w:t>. MIT Press.</w:t>
+        <w:t xml:space="preserve">, </w:t>
+      </w:r>
+      <w:r>
+        <w:rPr>
+          <w:rFonts w:ascii="Times New Roman" w:hAnsi="Times New Roman"/>
+          <w:b w:val="0"/>
+          <w:i/>
+          <w:sz w:val="22"/>
+        </w:rPr>
+        <w:t>37</w:t>
+      </w:r>
+      <w:r>
+        <w:rPr>
+          <w:rFonts w:ascii="Times New Roman" w:hAnsi="Times New Roman"/>
+          <w:b w:val="0"/>
+          <w:i w:val="0"/>
+          <w:sz w:val="22"/>
+        </w:rPr>
+        <w:t>(2), 160–180. https://doi.org/10.1080/10584609.2019.1661888</w:t>
       </w:r>
     </w:p>
     <w:p>
@@ -19973,7 +20117,7 @@
           <w:i w:val="0"/>
           <w:sz w:val="22"/>
         </w:rPr>
-        <w:t xml:space="preserve">Keller, F. B., Schoch, D., Stier, S., &amp; Yang, J. (2020). Political astroturfing on Twitter: How to identify and measure inauthentic coordination. </w:t>
+        <w:t xml:space="preserve">Kotler, P., Kartajaya, H., &amp; Setiawan, I. (2023). </w:t>
       </w:r>
       <w:r>
         <w:rPr>
@@ -19982,7 +20126,7 @@
           <w:i/>
           <w:sz w:val="22"/>
         </w:rPr>
-        <w:t>Political Communication</w:t>
+        <w:t>Marketing 6.0: The future is immersive</w:t>
       </w:r>
       <w:r>
         <w:rPr>
@@ -19991,25 +20135,7 @@
           <w:i w:val="0"/>
           <w:sz w:val="22"/>
         </w:rPr>
-        <w:t xml:space="preserve">, </w:t>
-      </w:r>
-      <w:r>
-        <w:rPr>
-          <w:rFonts w:ascii="Times New Roman" w:hAnsi="Times New Roman"/>
-          <w:b w:val="0"/>
-          <w:i/>
-          <w:sz w:val="22"/>
-        </w:rPr>
-        <w:t>37</w:t>
-      </w:r>
-      <w:r>
-        <w:rPr>
-          <w:rFonts w:ascii="Times New Roman" w:hAnsi="Times New Roman"/>
-          <w:b w:val="0"/>
-          <w:i w:val="0"/>
-          <w:sz w:val="22"/>
-        </w:rPr>
-        <w:t>(2), 160–180. https://doi.org/10.1080/10584609.2019.1661888</w:t>
+        <w:t>. John Wiley &amp; Sons.</w:t>
       </w:r>
     </w:p>
     <w:p>
@@ -20024,7 +20150,7 @@
           <w:i w:val="0"/>
           <w:sz w:val="22"/>
         </w:rPr>
-        <w:t xml:space="preserve">Kotler, P., Kartajaya, H., &amp; Setiawan, I. (2023). </w:t>
+        <w:t xml:space="preserve">Krivitsky, P. N., &amp; Handcock, M. S. (2014). A separable model for dynamic networks via STERGM. </w:t>
       </w:r>
       <w:r>
         <w:rPr>
@@ -20033,7 +20159,7 @@
           <w:i/>
           <w:sz w:val="22"/>
         </w:rPr>
-        <w:t>Marketing 6.0: The future is immersive</w:t>
+        <w:t>Journal of the Royal Statistical Society: Series B</w:t>
       </w:r>
       <w:r>
         <w:rPr>
@@ -20042,7 +20168,25 @@
           <w:i w:val="0"/>
           <w:sz w:val="22"/>
         </w:rPr>
-        <w:t>. John Wiley &amp; Sons.</w:t>
+        <w:t xml:space="preserve">, </w:t>
+      </w:r>
+      <w:r>
+        <w:rPr>
+          <w:rFonts w:ascii="Times New Roman" w:hAnsi="Times New Roman"/>
+          <w:b w:val="0"/>
+          <w:i/>
+          <w:sz w:val="22"/>
+        </w:rPr>
+        <w:t>76</w:t>
+      </w:r>
+      <w:r>
+        <w:rPr>
+          <w:rFonts w:ascii="Times New Roman" w:hAnsi="Times New Roman"/>
+          <w:b w:val="0"/>
+          <w:i w:val="0"/>
+          <w:sz w:val="22"/>
+        </w:rPr>
+        <w:t>(1), 29–46. https://doi.org/10.1111/rssb.12014</w:t>
       </w:r>
     </w:p>
     <w:p>
@@ -20057,7 +20201,7 @@
           <w:i w:val="0"/>
           <w:sz w:val="22"/>
         </w:rPr>
-        <w:t xml:space="preserve">Krippendorff, K. (2018). </w:t>
+        <w:t xml:space="preserve">Koto, F., Rahimi, A., Lau, J. H., &amp; Baldwin, T. (2020). IndoLEM and IndoBERT: A benchmark dataset and pre-trained language model for Indonesian NLP. </w:t>
       </w:r>
       <w:r>
         <w:rPr>
@@ -20066,7 +20210,7 @@
           <w:i/>
           <w:sz w:val="22"/>
         </w:rPr>
-        <w:t>Content analysis: An introduction to its methodology</w:t>
+        <w:t>Proceedings of the 28th International Conference on Computational Linguistics</w:t>
       </w:r>
       <w:r>
         <w:rPr>
@@ -20075,142 +20219,7 @@
           <w:i w:val="0"/>
           <w:sz w:val="22"/>
         </w:rPr>
-        <w:t xml:space="preserve"> (4th ed.). SAGE Publications.</w:t>
-      </w:r>
-    </w:p>
-    <w:p>
-      <w:pPr>
-        <w:spacing w:line="360" w:lineRule="auto" w:after="60"/>
-        <w:ind w:left="720" w:hanging="720"/>
-      </w:pPr>
-      <w:r>
-        <w:rPr>
-          <w:rFonts w:ascii="Times New Roman" w:hAnsi="Times New Roman"/>
-          <w:b w:val="0"/>
-          <w:i w:val="0"/>
-          <w:sz w:val="22"/>
-        </w:rPr>
-        <w:t xml:space="preserve">Krivitsky, P. N., &amp; Handcock, M. S. (2014). A separable model for dynamic networks via STERGM. </w:t>
-      </w:r>
-      <w:r>
-        <w:rPr>
-          <w:rFonts w:ascii="Times New Roman" w:hAnsi="Times New Roman"/>
-          <w:b w:val="0"/>
-          <w:i/>
-          <w:sz w:val="22"/>
-        </w:rPr>
-        <w:t>Journal of the Royal Statistical Society: Series B</w:t>
-      </w:r>
-      <w:r>
-        <w:rPr>
-          <w:rFonts w:ascii="Times New Roman" w:hAnsi="Times New Roman"/>
-          <w:b w:val="0"/>
-          <w:i w:val="0"/>
-          <w:sz w:val="22"/>
-        </w:rPr>
-        <w:t xml:space="preserve">, </w:t>
-      </w:r>
-      <w:r>
-        <w:rPr>
-          <w:rFonts w:ascii="Times New Roman" w:hAnsi="Times New Roman"/>
-          <w:b w:val="0"/>
-          <w:i/>
-          <w:sz w:val="22"/>
-        </w:rPr>
-        <w:t>76</w:t>
-      </w:r>
-      <w:r>
-        <w:rPr>
-          <w:rFonts w:ascii="Times New Roman" w:hAnsi="Times New Roman"/>
-          <w:b w:val="0"/>
-          <w:i w:val="0"/>
-          <w:sz w:val="22"/>
-        </w:rPr>
-        <w:t>(1), 29–46. https://doi.org/10.1111/rssb.12014</w:t>
-      </w:r>
-    </w:p>
-    <w:p>
-      <w:pPr>
-        <w:spacing w:line="360" w:lineRule="auto" w:after="60"/>
-        <w:ind w:left="720" w:hanging="720"/>
-      </w:pPr>
-      <w:r>
-        <w:rPr>
-          <w:rFonts w:ascii="Times New Roman" w:hAnsi="Times New Roman"/>
-          <w:b w:val="0"/>
-          <w:i w:val="0"/>
-          <w:sz w:val="22"/>
-        </w:rPr>
-        <w:t xml:space="preserve">Koto, F., Rahimi, A., Lau, J. H., &amp; Baldwin, T. (2020). IndoLEM and IndoBERT: A benchmark dataset and pre-trained language model for Indonesian NLP. </w:t>
-      </w:r>
-      <w:r>
-        <w:rPr>
-          <w:rFonts w:ascii="Times New Roman" w:hAnsi="Times New Roman"/>
-          <w:b w:val="0"/>
-          <w:i/>
-          <w:sz w:val="22"/>
-        </w:rPr>
-        <w:t>Proceedings of the 28th International Conference on Computational Linguistics</w:t>
-      </w:r>
-      <w:r>
-        <w:rPr>
-          <w:rFonts w:ascii="Times New Roman" w:hAnsi="Times New Roman"/>
-          <w:b w:val="0"/>
-          <w:i w:val="0"/>
-          <w:sz w:val="22"/>
-        </w:rPr>
         <w:t>, 757–770. https://doi.org/10.18653/v1/2020.coling-main.66</w:t>
-      </w:r>
-    </w:p>
-    <w:p>
-      <w:pPr>
-        <w:spacing w:line="360" w:lineRule="auto" w:after="60"/>
-        <w:ind w:left="720" w:hanging="720"/>
-      </w:pPr>
-      <w:r>
-        <w:rPr>
-          <w:rFonts w:ascii="Times New Roman" w:hAnsi="Times New Roman"/>
-          <w:b w:val="0"/>
-          <w:i w:val="0"/>
-          <w:sz w:val="22"/>
-        </w:rPr>
-        <w:t xml:space="preserve">Landis, J. R., &amp; Koch, G. G. (1977). The measurement of observer agreement for categorical data. </w:t>
-      </w:r>
-      <w:r>
-        <w:rPr>
-          <w:rFonts w:ascii="Times New Roman" w:hAnsi="Times New Roman"/>
-          <w:b w:val="0"/>
-          <w:i/>
-          <w:sz w:val="22"/>
-        </w:rPr>
-        <w:t>Biometrics</w:t>
-      </w:r>
-      <w:r>
-        <w:rPr>
-          <w:rFonts w:ascii="Times New Roman" w:hAnsi="Times New Roman"/>
-          <w:b w:val="0"/>
-          <w:i w:val="0"/>
-          <w:sz w:val="22"/>
-        </w:rPr>
-        <w:t xml:space="preserve">, </w:t>
-      </w:r>
-      <w:r>
-        <w:rPr>
-          <w:rFonts w:ascii="Times New Roman" w:hAnsi="Times New Roman"/>
-          <w:b w:val="0"/>
-          <w:i/>
-          <w:sz w:val="22"/>
-        </w:rPr>
-        <w:t>33</w:t>
-      </w:r>
-      <w:r>
-        <w:rPr>
-          <w:rFonts w:ascii="Times New Roman" w:hAnsi="Times New Roman"/>
-          <w:b w:val="0"/>
-          <w:i w:val="0"/>
-          <w:sz w:val="22"/>
-        </w:rPr>
-        <w:t>(1), 159–174. https://doi.org/10.2307/2529310</w:t>
       </w:r>
     </w:p>
     <w:p>

--- a/manuscript/ICS_TAYLOR_FRANCIS_MBG_COMMUNICATION_2026.docx
+++ b/manuscript/ICS_TAYLOR_FRANCIS_MBG_COMMUNICATION_2026.docx
@@ -4527,7 +4527,7 @@
                 <w:i w:val="0"/>
                 <w:sz w:val="18"/>
               </w:rPr>
-              <w:t>Proporsi prediksi benar pada data uji terisolasi</w:t>
+              <w:t>Evaluated on isolated group-aware holdout (silver-standard references)</w:t>
             </w:r>
           </w:p>
         </w:tc>
@@ -4607,7 +4607,7 @@
                 <w:i w:val="0"/>
                 <w:sz w:val="18"/>
               </w:rPr>
-              <w:t>Balanced multi-class F1 metric across 6 emotion classes</w:t>
+              <w:t>Evaluated across 6 active emotion classes</w:t>
             </w:r>
           </w:p>
         </w:tc>
@@ -4635,7 +4635,7 @@
                 <w:i w:val="0"/>
                 <w:sz w:val="18"/>
               </w:rPr>
-              <w:t>Inter-Human Reliability ($\kappa$, $n=100$)</w:t>
+              <w:t>Active Evaluated Emotion Classes</w:t>
             </w:r>
           </w:p>
         </w:tc>
@@ -4661,7 +4661,7 @@
                 <w:i w:val="0"/>
                 <w:sz w:val="18"/>
               </w:rPr>
-              <w:t>$\kappa = 0.9135$ (95.00%)</w:t>
+              <w:t>6 Active Classes</w:t>
             </w:r>
           </w:p>
         </w:tc>
@@ -4687,7 +4687,7 @@
                 <w:i w:val="0"/>
                 <w:sz w:val="18"/>
               </w:rPr>
-              <w:t>Almost Perfect Agreement between two human domain experts</w:t>
+              <w:t>Disgust, Trust, Neutral, Anticipation, Anger, Sadness</w:t>
             </w:r>
           </w:p>
         </w:tc>
@@ -4715,7 +4715,7 @@
                 <w:i w:val="0"/>
                 <w:sz w:val="18"/>
               </w:rPr>
-              <w:t>Multi-Rater Fleiss' Kappa ($\kappa_{\text{Fleiss}}$)</w:t>
+              <w:t>Minority Class Sparsity Artifact</w:t>
             </w:r>
           </w:p>
         </w:tc>
@@ -4741,7 +4741,7 @@
                 <w:i w:val="0"/>
                 <w:sz w:val="18"/>
               </w:rPr>
-              <w:t>0.8442</w:t>
+              <w:t>Anger &amp; Sadness F1 = 0.000</w:t>
             </w:r>
           </w:p>
         </w:tc>
@@ -4767,167 +4767,7 @@
                 <w:i w:val="0"/>
                 <w:sz w:val="18"/>
               </w:rPr>
-              <w:t>Almost Perfect Agreement across 3 raters (H1, H2, IndoBERT)</w:t>
-            </w:r>
-          </w:p>
-        </w:tc>
-      </w:tr>
-      <w:tr>
-        <w:tc>
-          <w:tcPr>
-            <w:tcW w:type="dxa" w:w="3120"/>
-            <w:tcMar>
-              <w:top w:w="60" w:type="dxa"/>
-              <w:bottom w:w="60" w:type="dxa"/>
-              <w:left w:w="90" w:type="dxa"/>
-              <w:right w:w="90" w:type="dxa"/>
-            </w:tcMar>
-          </w:tcPr>
-          <w:p>
-            <w:pPr>
-              <w:spacing w:before="40" w:after="40" w:line="252" w:lineRule="auto"/>
-            </w:pPr>
-            <w:r/>
-            <w:r>
-              <w:rPr>
-                <w:rFonts w:ascii="Times New Roman" w:hAnsi="Times New Roman"/>
-                <w:b/>
-                <w:i w:val="0"/>
-                <w:sz w:val="18"/>
-              </w:rPr>
-              <w:t>Krippendorff's Alpha ($\alpha$)</w:t>
-            </w:r>
-          </w:p>
-        </w:tc>
-        <w:tc>
-          <w:tcPr>
-            <w:tcW w:type="dxa" w:w="3120"/>
-            <w:tcMar>
-              <w:top w:w="60" w:type="dxa"/>
-              <w:bottom w:w="60" w:type="dxa"/>
-              <w:left w:w="90" w:type="dxa"/>
-              <w:right w:w="90" w:type="dxa"/>
-            </w:tcMar>
-          </w:tcPr>
-          <w:p>
-            <w:pPr>
-              <w:spacing w:before="40" w:after="40" w:line="252" w:lineRule="auto"/>
-            </w:pPr>
-            <w:r/>
-            <w:r>
-              <w:rPr>
-                <w:rFonts w:ascii="Times New Roman" w:hAnsi="Times New Roman"/>
-                <w:b/>
-                <w:i w:val="0"/>
-                <w:sz w:val="18"/>
-              </w:rPr>
-              <w:t>0.8447</w:t>
-            </w:r>
-          </w:p>
-        </w:tc>
-        <w:tc>
-          <w:tcPr>
-            <w:tcW w:type="dxa" w:w="3120"/>
-            <w:tcMar>
-              <w:top w:w="60" w:type="dxa"/>
-              <w:bottom w:w="60" w:type="dxa"/>
-              <w:left w:w="90" w:type="dxa"/>
-              <w:right w:w="90" w:type="dxa"/>
-            </w:tcMar>
-          </w:tcPr>
-          <w:p>
-            <w:pPr>
-              <w:spacing w:before="40" w:after="40" w:line="252" w:lineRule="auto"/>
-            </w:pPr>
-            <w:r/>
-            <w:r>
-              <w:rPr>
-                <w:rFonts w:ascii="Times New Roman" w:hAnsi="Times New Roman"/>
-                <w:b w:val="0"/>
-                <w:i w:val="0"/>
-                <w:sz w:val="18"/>
-              </w:rPr>
-              <w:t>Almost Perfect Reliability exceeding standard threshold $\alpha \ge 0.80$</w:t>
-            </w:r>
-          </w:p>
-        </w:tc>
-      </w:tr>
-      <w:tr>
-        <w:tc>
-          <w:tcPr>
-            <w:tcW w:type="dxa" w:w="3120"/>
-            <w:tcMar>
-              <w:top w:w="60" w:type="dxa"/>
-              <w:bottom w:w="60" w:type="dxa"/>
-              <w:left w:w="90" w:type="dxa"/>
-              <w:right w:w="90" w:type="dxa"/>
-            </w:tcMar>
-          </w:tcPr>
-          <w:p>
-            <w:pPr>
-              <w:spacing w:before="40" w:after="40" w:line="252" w:lineRule="auto"/>
-            </w:pPr>
-            <w:r/>
-            <w:r>
-              <w:rPr>
-                <w:rFonts w:ascii="Times New Roman" w:hAnsi="Times New Roman"/>
-                <w:b/>
-                <w:i w:val="0"/>
-                <w:sz w:val="18"/>
-              </w:rPr>
-              <w:t>IndoBERT vs Gold Consensus Accuracy</w:t>
-            </w:r>
-          </w:p>
-        </w:tc>
-        <w:tc>
-          <w:tcPr>
-            <w:tcW w:type="dxa" w:w="3120"/>
-            <w:tcMar>
-              <w:top w:w="60" w:type="dxa"/>
-              <w:bottom w:w="60" w:type="dxa"/>
-              <w:left w:w="90" w:type="dxa"/>
-              <w:right w:w="90" w:type="dxa"/>
-            </w:tcMar>
-          </w:tcPr>
-          <w:p>
-            <w:pPr>
-              <w:spacing w:before="40" w:after="40" w:line="252" w:lineRule="auto"/>
-            </w:pPr>
-            <w:r/>
-            <w:r>
-              <w:rPr>
-                <w:rFonts w:ascii="Times New Roman" w:hAnsi="Times New Roman"/>
-                <w:b/>
-                <w:i w:val="0"/>
-                <w:sz w:val="18"/>
-              </w:rPr>
-              <w:t>90.00% ($\kappa = 0.8243$)</w:t>
-            </w:r>
-          </w:p>
-        </w:tc>
-        <w:tc>
-          <w:tcPr>
-            <w:tcW w:type="dxa" w:w="3120"/>
-            <w:tcMar>
-              <w:top w:w="60" w:type="dxa"/>
-              <w:bottom w:w="60" w:type="dxa"/>
-              <w:left w:w="90" w:type="dxa"/>
-              <w:right w:w="90" w:type="dxa"/>
-            </w:tcMar>
-          </w:tcPr>
-          <w:p>
-            <w:pPr>
-              <w:spacing w:before="40" w:after="40" w:line="252" w:lineRule="auto"/>
-            </w:pPr>
-            <w:r/>
-            <w:r>
-              <w:rPr>
-                <w:rFonts w:ascii="Times New Roman" w:hAnsi="Times New Roman"/>
-                <w:b w:val="0"/>
-                <w:i w:val="0"/>
-                <w:sz w:val="18"/>
-              </w:rPr>
-              <w:t>High concordance with adjudicated gold standard benchmark</w:t>
+              <w:t>Extreme class imbalance artifact (Disgust comprises ~57.3% of holdout split)</w:t>
             </w:r>
           </w:p>
         </w:tc>
@@ -5483,7 +5323,7 @@
           <w:i w:val="0"/>
           <w:sz w:val="24"/>
         </w:rPr>
-        <w:t>Multi-Annotator Inter-Rater Reliability ($n = 100$)</w:t>
+        <w:t>Active Classification Spectrum &amp; Minority Sparsity</w:t>
       </w:r>
       <w:r>
         <w:rPr>
@@ -5492,131 +5332,7 @@
           <w:i w:val="0"/>
           <w:sz w:val="24"/>
         </w:rPr>
-        <w:t>: A stratified sample of $n = 100$ full citizen tweets (</w:t>
-      </w:r>
-      <w:r>
-        <w:rPr>
-          <w:rFonts w:ascii="Courier New" w:hAnsi="Courier New"/>
-          <w:sz w:val="23"/>
-        </w:rPr>
-        <w:t>data/annotation/multi_annotator_batch_100_GOLD.csv</w:t>
-      </w:r>
-      <w:r>
-        <w:rPr>
-          <w:rFonts w:ascii="Times New Roman" w:hAnsi="Times New Roman"/>
-          <w:b w:val="0"/>
-          <w:i w:val="0"/>
-          <w:sz w:val="24"/>
-        </w:rPr>
-        <w:t xml:space="preserve">) was independently evaluated by two domain experts (Annotator 1: political communication; Annotator 2: corpus linguistics). Inter-human reliability reached </w:t>
-      </w:r>
-      <w:r>
-        <w:rPr>
-          <w:rFonts w:ascii="Times New Roman" w:hAnsi="Times New Roman"/>
-          <w:b/>
-          <w:i w:val="0"/>
-          <w:sz w:val="24"/>
-        </w:rPr>
-        <w:t>95.00% agreement</w:t>
-      </w:r>
-      <w:r>
-        <w:rPr>
-          <w:rFonts w:ascii="Times New Roman" w:hAnsi="Times New Roman"/>
-          <w:b w:val="0"/>
-          <w:i w:val="0"/>
-          <w:sz w:val="24"/>
-        </w:rPr>
-        <w:t xml:space="preserve"> with Cohen's Kappa </w:t>
-      </w:r>
-      <w:r>
-        <w:rPr>
-          <w:rFonts w:ascii="Times New Roman" w:hAnsi="Times New Roman"/>
-          <w:b/>
-          <w:i w:val="0"/>
-          <w:sz w:val="24"/>
-        </w:rPr>
-        <w:t>$\kappa = 0.9135$</w:t>
-      </w:r>
-      <w:r>
-        <w:rPr>
-          <w:rFonts w:ascii="Times New Roman" w:hAnsi="Times New Roman"/>
-          <w:b w:val="0"/>
-          <w:i w:val="0"/>
-          <w:sz w:val="24"/>
-        </w:rPr>
-        <w:t xml:space="preserve">. Tri-rater evaluation among both experts and IndoBERT yielded </w:t>
-      </w:r>
-      <w:r>
-        <w:rPr>
-          <w:rFonts w:ascii="Times New Roman" w:hAnsi="Times New Roman"/>
-          <w:b/>
-          <w:i w:val="0"/>
-          <w:sz w:val="24"/>
-        </w:rPr>
-        <w:t>Fleiss' Kappa $\kappa_{\text{Fleiss}} = 0.8442$</w:t>
-      </w:r>
-      <w:r>
-        <w:rPr>
-          <w:rFonts w:ascii="Times New Roman" w:hAnsi="Times New Roman"/>
-          <w:b w:val="0"/>
-          <w:i w:val="0"/>
-          <w:sz w:val="24"/>
-        </w:rPr>
-        <w:t xml:space="preserve"> and </w:t>
-      </w:r>
-      <w:r>
-        <w:rPr>
-          <w:rFonts w:ascii="Times New Roman" w:hAnsi="Times New Roman"/>
-          <w:b/>
-          <w:i w:val="0"/>
-          <w:sz w:val="24"/>
-        </w:rPr>
-        <w:t>Krippendorff's Alpha $\alpha = 0.8447$</w:t>
-      </w:r>
-      <w:r>
-        <w:rPr>
-          <w:rFonts w:ascii="Times New Roman" w:hAnsi="Times New Roman"/>
-          <w:b w:val="0"/>
-          <w:i w:val="0"/>
-          <w:sz w:val="24"/>
-        </w:rPr>
-        <w:t xml:space="preserve">, surpassing the standard threshold ($\alpha \ge 0.80$, Krippendorff, 2018). IndoBERT achieved an exact match accuracy of </w:t>
-      </w:r>
-      <w:r>
-        <w:rPr>
-          <w:rFonts w:ascii="Times New Roman" w:hAnsi="Times New Roman"/>
-          <w:b/>
-          <w:i w:val="0"/>
-          <w:sz w:val="24"/>
-        </w:rPr>
-        <w:t>90.00% (90/100)</w:t>
-      </w:r>
-      <w:r>
-        <w:rPr>
-          <w:rFonts w:ascii="Times New Roman" w:hAnsi="Times New Roman"/>
-          <w:b w:val="0"/>
-          <w:i w:val="0"/>
-          <w:sz w:val="24"/>
-        </w:rPr>
-        <w:t xml:space="preserve"> and </w:t>
-      </w:r>
-      <w:r>
-        <w:rPr>
-          <w:rFonts w:ascii="Times New Roman" w:hAnsi="Times New Roman"/>
-          <w:b/>
-          <w:i w:val="0"/>
-          <w:sz w:val="24"/>
-        </w:rPr>
-        <w:t>$\kappa = 0.8243$</w:t>
-      </w:r>
-      <w:r>
-        <w:rPr>
-          <w:rFonts w:ascii="Times New Roman" w:hAnsi="Times New Roman"/>
-          <w:b w:val="0"/>
-          <w:i w:val="0"/>
-          <w:sz w:val="24"/>
-        </w:rPr>
-        <w:t xml:space="preserve"> against the adjudicated consensus gold standard.</w:t>
+        <w:t>: The model operates across 6 active emotion classes present in the test distribution. Reflecting natural discourse distributions during operational crises, dominant affective classes demonstrated robust classification (Disgust F1 0.8202, Neutral F1 0.8032, Trust F1 0.6977, Anticipation F1 0.4000). Conversely, severe class imbalance resulted in F1 = 0.000 for minority classes Anger ($n = 14$) and Sadness ($n = 3$), while Joy, Surprise, and Fear had insufficient instances in the held-out set to support reliable evaluation.</w:t>
       </w:r>
     </w:p>
     <w:p>
@@ -18985,7 +18701,7 @@
           <w:i w:val="0"/>
           <w:sz w:val="24"/>
         </w:rPr>
-        <w:t>To maintain rigorous reflexivity under international peer review, three foundational ecological boundary conditions must be specified:</w:t>
+        <w:t>To maintain rigorous reflexivity under international peer review, four foundational ecological boundary conditions must be specified:</w:t>
       </w:r>
     </w:p>
     <w:p>
@@ -19098,6 +18814,36 @@
     </w:p>
     <w:p>
       <w:pPr>
+        <w:spacing w:line="480" w:lineRule="auto" w:after="40"/>
+        <w:ind w:left="720" w:hanging="360"/>
+      </w:pPr>
+      <w:r>
+        <w:rPr>
+          <w:b/>
+        </w:rPr>
+        <w:t xml:space="preserve">4. </w:t>
+      </w:r>
+      <w:r>
+        <w:rPr>
+          <w:rFonts w:ascii="Times New Roman" w:hAnsi="Times New Roman"/>
+          <w:b/>
+          <w:i w:val="0"/>
+          <w:sz w:val="24"/>
+        </w:rPr>
+        <w:t>Silver-Standard Reference Labels &amp; Affective Sparsity</w:t>
+      </w:r>
+      <w:r>
+        <w:rPr>
+          <w:rFonts w:ascii="Times New Roman" w:hAnsi="Times New Roman"/>
+          <w:b w:val="0"/>
+          <w:i w:val="0"/>
+          <w:sz w:val="24"/>
+        </w:rPr>
+        <w:t>: Initial model fine-tuning and holdout validation relied on rule-assisted silver-standard reference annotations rather than extensive multi-coder gold standards. Severe affective skew led to $F_1 = 0.000$ on minority classes Anger and Sadness, while Joy, Surprise, and Fear lacked test-set representation. Future research should deploy independent multi-coder panels to establish an adjudicated gold standard with targeted minority-class oversampling.</w:t>
+      </w:r>
+    </w:p>
+    <w:p>
+      <w:pPr>
         <w:spacing w:line="480" w:lineRule="auto" w:before="320" w:after="80"/>
         <w:jc w:val="center"/>
       </w:pPr>
@@ -19180,7 +18926,7 @@
           <w:i w:val="0"/>
           <w:sz w:val="24"/>
         </w:rPr>
-        <w:t xml:space="preserve"> (Taylor &amp; Francis) and FAIR data principles, all research replication materials—including AoIR 3.0-pseudonymized directed network interaction edge lists (|V|=971, |E|=666), multi-annotator gold-standard adjudicated corpora, spatial epidemiological benchmarks, ABSA matrices, and PyTorch inference pipelines—are permanently archived in the Zenodo open-access repository under Digital Object Identifier (DOI): [10.5281/zenodo.11029482](https://doi.org/10.5281/zenodo.11029482). The active development repository remains mirrored at GitHub: [https://github.com/indri007/ThisIsEconomy](https://github.com/indri007/ThisIsEconomy). Raw tweet text containing personally identifying citizen information has been pseudonymized using SHA-256 HMAC cryptographic hashing in full compliance with AoIR 3.0 ethical guidelines.</w:t>
+        <w:t xml:space="preserve"> (Taylor &amp; Francis) and FAIR data principles, all research replication materials—including AoIR 3.0-pseudonymized directed network interaction edge lists (|V|=971, |E|=666), silver-standard reference annotations and held-out evaluation splits, spatial epidemiological benchmarks, ABSA matrices, and PyTorch inference pipelines—are permanently archived in the Zenodo open-access repository under Digital Object Identifier (DOI): [10.5281/zenodo.11029482](https://doi.org/10.5281/zenodo.11029482). The active development repository remains mirrored at GitHub: [https://github.com/indri007/ThisIsEconomy](https://github.com/indri007/ThisIsEconomy). Raw tweet text containing personally identifying citizen information has been pseudonymized using SHA-256 HMAC cryptographic hashing in full compliance with AoIR 3.0 ethical guidelines.</w:t>
       </w:r>
     </w:p>
     <w:p>
@@ -20017,7 +19763,7 @@
           <w:i w:val="0"/>
           <w:sz w:val="22"/>
         </w:rPr>
-        <w:t xml:space="preserve">Fleiss, J. L. (1971). Measuring nominal scale agreement among many raters. </w:t>
+        <w:t xml:space="preserve">Franzke, A. S., Bechmann, A., Zimmer, M., Ess, C., &amp; Association of Internet Researchers. (2020). </w:t>
       </w:r>
       <w:r>
         <w:rPr>
@@ -20026,7 +19772,7 @@
           <w:i/>
           <w:sz w:val="22"/>
         </w:rPr>
-        <w:t>Psychological Bulletin</w:t>
+        <w:t>Internet research: Ethical guidelines 3.0</w:t>
       </w:r>
       <w:r>
         <w:rPr>
@@ -20035,25 +19781,7 @@
           <w:i w:val="0"/>
           <w:sz w:val="22"/>
         </w:rPr>
-        <w:t xml:space="preserve">, </w:t>
-      </w:r>
-      <w:r>
-        <w:rPr>
-          <w:rFonts w:ascii="Times New Roman" w:hAnsi="Times New Roman"/>
-          <w:b w:val="0"/>
-          <w:i/>
-          <w:sz w:val="22"/>
-        </w:rPr>
-        <w:t>76</w:t>
-      </w:r>
-      <w:r>
-        <w:rPr>
-          <w:rFonts w:ascii="Times New Roman" w:hAnsi="Times New Roman"/>
-          <w:b w:val="0"/>
-          <w:i w:val="0"/>
-          <w:sz w:val="22"/>
-        </w:rPr>
-        <w:t>(5), 378–382. https://doi.org/10.1037/h0031619</w:t>
+        <w:t>. Association of Internet Researchers. https://aoir.org/reports/ethics3.pdf</w:t>
       </w:r>
     </w:p>
     <w:p>
@@ -20068,7 +19796,7 @@
           <w:i w:val="0"/>
           <w:sz w:val="22"/>
         </w:rPr>
-        <w:t xml:space="preserve">Franzke, A. S., Bechmann, A., Zimmer, M., Ess, C., &amp; Association of Internet Researchers. (2020). </w:t>
+        <w:t xml:space="preserve">Gelernter, J., &amp; Balaji, S. (2013). An algorithm for localizing disaster events from social media. </w:t>
       </w:r>
       <w:r>
         <w:rPr>
@@ -20077,7 +19805,7 @@
           <w:i/>
           <w:sz w:val="22"/>
         </w:rPr>
-        <w:t>Internet research: Ethical guidelines 3.0</w:t>
+        <w:t>American Behavioral Scientist</w:t>
       </w:r>
       <w:r>
         <w:rPr>
@@ -20086,7 +19814,25 @@
           <w:i w:val="0"/>
           <w:sz w:val="22"/>
         </w:rPr>
-        <w:t>. Association of Internet Researchers. https://aoir.org/reports/ethics3.pdf</w:t>
+        <w:t xml:space="preserve">, </w:t>
+      </w:r>
+      <w:r>
+        <w:rPr>
+          <w:rFonts w:ascii="Times New Roman" w:hAnsi="Times New Roman"/>
+          <w:b w:val="0"/>
+          <w:i/>
+          <w:sz w:val="22"/>
+        </w:rPr>
+        <w:t>57</w:t>
+      </w:r>
+      <w:r>
+        <w:rPr>
+          <w:rFonts w:ascii="Times New Roman" w:hAnsi="Times New Roman"/>
+          <w:b w:val="0"/>
+          <w:i w:val="0"/>
+          <w:sz w:val="22"/>
+        </w:rPr>
+        <w:t>(7), 967–984. https://doi.org/10.1177/0002764213483944</w:t>
       </w:r>
     </w:p>
     <w:p>
@@ -20101,7 +19847,7 @@
           <w:i w:val="0"/>
           <w:sz w:val="22"/>
         </w:rPr>
-        <w:t xml:space="preserve">Gelernter, J., &amp; Balaji, S. (2013). An algorithm for localizing disaster events from social media. </w:t>
+        <w:t xml:space="preserve">Giglietto, V., Righetti, N., Rossi, L., &amp; Marino, G. (2020). It takes a village to manipulate the media: Coordinated inauthentic behavior on social media. </w:t>
       </w:r>
       <w:r>
         <w:rPr>
@@ -20110,7 +19856,7 @@
           <w:i/>
           <w:sz w:val="22"/>
         </w:rPr>
-        <w:t>American Behavioral Scientist</w:t>
+        <w:t>Information, Communication &amp; Society</w:t>
       </w:r>
       <w:r>
         <w:rPr>
@@ -20128,7 +19874,7 @@
           <w:i/>
           <w:sz w:val="22"/>
         </w:rPr>
-        <w:t>57</w:t>
+        <w:t>23</w:t>
       </w:r>
       <w:r>
         <w:rPr>
@@ -20137,7 +19883,7 @@
           <w:i w:val="0"/>
           <w:sz w:val="22"/>
         </w:rPr>
-        <w:t>(7), 967–984. https://doi.org/10.1177/0002764213483944</w:t>
+        <w:t>(6), 867–891. https://doi.org/10.1080/1369118X.2020.1739732</w:t>
       </w:r>
     </w:p>
     <w:p>
@@ -20152,7 +19898,7 @@
           <w:i w:val="0"/>
           <w:sz w:val="22"/>
         </w:rPr>
-        <w:t xml:space="preserve">Giglietto, V., Righetti, N., Rossi, L., &amp; Marino, G. (2020). It takes a village to manipulate the media: Coordinated inauthentic behavior on social media. </w:t>
+        <w:t xml:space="preserve">Grice, H. P. (1975). Logic and conversation. In P. Cole &amp; J. L. Morgan (Eds.), </w:t>
       </w:r>
       <w:r>
         <w:rPr>
@@ -20161,7 +19907,7 @@
           <w:i/>
           <w:sz w:val="22"/>
         </w:rPr>
-        <w:t>Information, Communication &amp; Society</w:t>
+        <w:t>Syntax and semantics 3: Speech acts</w:t>
       </w:r>
       <w:r>
         <w:rPr>
@@ -20170,25 +19916,7 @@
           <w:i w:val="0"/>
           <w:sz w:val="22"/>
         </w:rPr>
-        <w:t xml:space="preserve">, </w:t>
-      </w:r>
-      <w:r>
-        <w:rPr>
-          <w:rFonts w:ascii="Times New Roman" w:hAnsi="Times New Roman"/>
-          <w:b w:val="0"/>
-          <w:i/>
-          <w:sz w:val="22"/>
-        </w:rPr>
-        <w:t>23</w:t>
-      </w:r>
-      <w:r>
-        <w:rPr>
-          <w:rFonts w:ascii="Times New Roman" w:hAnsi="Times New Roman"/>
-          <w:b w:val="0"/>
-          <w:i w:val="0"/>
-          <w:sz w:val="22"/>
-        </w:rPr>
-        <w:t>(6), 867–891. https://doi.org/10.1080/1369118X.2020.1739732</w:t>
+        <w:t xml:space="preserve"> (pp. 41–58). Academic Press. https://doi.org/10.1163/9789004368811_003</w:t>
       </w:r>
     </w:p>
     <w:p>
@@ -20203,7 +19931,7 @@
           <w:i w:val="0"/>
           <w:sz w:val="22"/>
         </w:rPr>
-        <w:t xml:space="preserve">Grice, H. P. (1975). Logic and conversation. In P. Cole &amp; J. L. Morgan (Eds.), </w:t>
+        <w:t xml:space="preserve">Gutierrez, R., &amp; Giner-Sorolla, R. (2007). Anger, disgust, and presumption of harm as reactions to taboo-breaking behaviors. </w:t>
       </w:r>
       <w:r>
         <w:rPr>
@@ -20212,7 +19940,7 @@
           <w:i/>
           <w:sz w:val="22"/>
         </w:rPr>
-        <w:t>Syntax and semantics 3: Speech acts</w:t>
+        <w:t>Emotion</w:t>
       </w:r>
       <w:r>
         <w:rPr>
@@ -20221,7 +19949,25 @@
           <w:i w:val="0"/>
           <w:sz w:val="22"/>
         </w:rPr>
-        <w:t xml:space="preserve"> (pp. 41–58). Academic Press. https://doi.org/10.1163/9789004368811_003</w:t>
+        <w:t xml:space="preserve">, </w:t>
+      </w:r>
+      <w:r>
+        <w:rPr>
+          <w:rFonts w:ascii="Times New Roman" w:hAnsi="Times New Roman"/>
+          <w:b w:val="0"/>
+          <w:i/>
+          <w:sz w:val="22"/>
+        </w:rPr>
+        <w:t>7</w:t>
+      </w:r>
+      <w:r>
+        <w:rPr>
+          <w:rFonts w:ascii="Times New Roman" w:hAnsi="Times New Roman"/>
+          <w:b w:val="0"/>
+          <w:i w:val="0"/>
+          <w:sz w:val="22"/>
+        </w:rPr>
+        <w:t>(4), 853–868. https://doi.org/10.1037/1528-3542.7.4.853</w:t>
       </w:r>
     </w:p>
     <w:p>
@@ -20236,7 +19982,7 @@
           <w:i w:val="0"/>
           <w:sz w:val="22"/>
         </w:rPr>
-        <w:t xml:space="preserve">Gutierrez, R., &amp; Giner-Sorolla, R. (2007). Anger, disgust, and presumption of harm as reactions to taboo-breaking behaviors. </w:t>
+        <w:t xml:space="preserve">Guzman, A. L., &amp; Lewis, S. C. (2020). Artificial intelligence and communication: A Human–Machine Communication research agenda. </w:t>
       </w:r>
       <w:r>
         <w:rPr>
@@ -20245,7 +19991,7 @@
           <w:i/>
           <w:sz w:val="22"/>
         </w:rPr>
-        <w:t>Emotion</w:t>
+        <w:t>New Media &amp; Society</w:t>
       </w:r>
       <w:r>
         <w:rPr>
@@ -20263,7 +20009,7 @@
           <w:i/>
           <w:sz w:val="22"/>
         </w:rPr>
-        <w:t>7</w:t>
+        <w:t>22</w:t>
       </w:r>
       <w:r>
         <w:rPr>
@@ -20272,7 +20018,7 @@
           <w:i w:val="0"/>
           <w:sz w:val="22"/>
         </w:rPr>
-        <w:t>(4), 853–868. https://doi.org/10.1037/1528-3542.7.4.853</w:t>
+        <w:t>(1), 70–86. https://doi.org/10.1177/1461444819858691</w:t>
       </w:r>
     </w:p>
     <w:p>
@@ -20287,7 +20033,7 @@
           <w:i w:val="0"/>
           <w:sz w:val="22"/>
         </w:rPr>
-        <w:t xml:space="preserve">Guzman, A. L., &amp; Lewis, S. C. (2020). Artificial intelligence and communication: A Human–Machine Communication research agenda. </w:t>
+        <w:t xml:space="preserve">Habermas, J. (1989). </w:t>
       </w:r>
       <w:r>
         <w:rPr>
@@ -20296,7 +20042,7 @@
           <w:i/>
           <w:sz w:val="22"/>
         </w:rPr>
-        <w:t>New Media &amp; Society</w:t>
+        <w:t>The structural transformation of the public sphere</w:t>
       </w:r>
       <w:r>
         <w:rPr>
@@ -20305,25 +20051,7 @@
           <w:i w:val="0"/>
           <w:sz w:val="22"/>
         </w:rPr>
-        <w:t xml:space="preserve">, </w:t>
-      </w:r>
-      <w:r>
-        <w:rPr>
-          <w:rFonts w:ascii="Times New Roman" w:hAnsi="Times New Roman"/>
-          <w:b w:val="0"/>
-          <w:i/>
-          <w:sz w:val="22"/>
-        </w:rPr>
-        <w:t>22</w:t>
-      </w:r>
-      <w:r>
-        <w:rPr>
-          <w:rFonts w:ascii="Times New Roman" w:hAnsi="Times New Roman"/>
-          <w:b w:val="0"/>
-          <w:i w:val="0"/>
-          <w:sz w:val="22"/>
-        </w:rPr>
-        <w:t>(1), 70–86. https://doi.org/10.1177/1461444819858691</w:t>
+        <w:t>. MIT Press.</w:t>
       </w:r>
     </w:p>
     <w:p>
@@ -20338,7 +20066,7 @@
           <w:i w:val="0"/>
           <w:sz w:val="22"/>
         </w:rPr>
-        <w:t xml:space="preserve">Habermas, J. (1989). </w:t>
+        <w:t xml:space="preserve">Keller, F. B., Schoch, D., Stier, S., &amp; Yang, J. (2020). Political astroturfing on Twitter: How to identify and measure inauthentic coordination. </w:t>
       </w:r>
       <w:r>
         <w:rPr>
@@ -20347,7 +20075,7 @@
           <w:i/>
           <w:sz w:val="22"/>
         </w:rPr>
-        <w:t>The structural transformation of the public sphere</w:t>
+        <w:t>Political Communication</w:t>
       </w:r>
       <w:r>
         <w:rPr>
@@ -20356,7 +20084,25 @@
           <w:i w:val="0"/>
           <w:sz w:val="22"/>
         </w:rPr>
-        <w:t>. MIT Press.</w:t>
+        <w:t xml:space="preserve">, </w:t>
+      </w:r>
+      <w:r>
+        <w:rPr>
+          <w:rFonts w:ascii="Times New Roman" w:hAnsi="Times New Roman"/>
+          <w:b w:val="0"/>
+          <w:i/>
+          <w:sz w:val="22"/>
+        </w:rPr>
+        <w:t>37</w:t>
+      </w:r>
+      <w:r>
+        <w:rPr>
+          <w:rFonts w:ascii="Times New Roman" w:hAnsi="Times New Roman"/>
+          <w:b w:val="0"/>
+          <w:i w:val="0"/>
+          <w:sz w:val="22"/>
+        </w:rPr>
+        <w:t>(2), 160–180. https://doi.org/10.1080/10584609.2019.1661888</w:t>
       </w:r>
     </w:p>
     <w:p>
@@ -20371,7 +20117,7 @@
           <w:i w:val="0"/>
           <w:sz w:val="22"/>
         </w:rPr>
-        <w:t xml:space="preserve">Keller, F. B., Schoch, D., Stier, S., &amp; Yang, J. (2020). Political astroturfing on Twitter: How to identify and measure inauthentic coordination. </w:t>
+        <w:t xml:space="preserve">Kotler, P., Kartajaya, H., &amp; Setiawan, I. (2023). </w:t>
       </w:r>
       <w:r>
         <w:rPr>
@@ -20380,7 +20126,7 @@
           <w:i/>
           <w:sz w:val="22"/>
         </w:rPr>
-        <w:t>Political Communication</w:t>
+        <w:t>Marketing 6.0: The future is immersive</w:t>
       </w:r>
       <w:r>
         <w:rPr>
@@ -20389,25 +20135,7 @@
           <w:i w:val="0"/>
           <w:sz w:val="22"/>
         </w:rPr>
-        <w:t xml:space="preserve">, </w:t>
-      </w:r>
-      <w:r>
-        <w:rPr>
-          <w:rFonts w:ascii="Times New Roman" w:hAnsi="Times New Roman"/>
-          <w:b w:val="0"/>
-          <w:i/>
-          <w:sz w:val="22"/>
-        </w:rPr>
-        <w:t>37</w:t>
-      </w:r>
-      <w:r>
-        <w:rPr>
-          <w:rFonts w:ascii="Times New Roman" w:hAnsi="Times New Roman"/>
-          <w:b w:val="0"/>
-          <w:i w:val="0"/>
-          <w:sz w:val="22"/>
-        </w:rPr>
-        <w:t>(2), 160–180. https://doi.org/10.1080/10584609.2019.1661888</w:t>
+        <w:t>. John Wiley &amp; Sons.</w:t>
       </w:r>
     </w:p>
     <w:p>
@@ -20422,7 +20150,7 @@
           <w:i w:val="0"/>
           <w:sz w:val="22"/>
         </w:rPr>
-        <w:t xml:space="preserve">Kotler, P., Kartajaya, H., &amp; Setiawan, I. (2023). </w:t>
+        <w:t xml:space="preserve">Krivitsky, P. N., &amp; Handcock, M. S. (2014). A separable model for dynamic networks via STERGM. </w:t>
       </w:r>
       <w:r>
         <w:rPr>
@@ -20431,7 +20159,7 @@
           <w:i/>
           <w:sz w:val="22"/>
         </w:rPr>
-        <w:t>Marketing 6.0: The future is immersive</w:t>
+        <w:t>Journal of the Royal Statistical Society: Series B</w:t>
       </w:r>
       <w:r>
         <w:rPr>
@@ -20440,7 +20168,25 @@
           <w:i w:val="0"/>
           <w:sz w:val="22"/>
         </w:rPr>
-        <w:t>. John Wiley &amp; Sons.</w:t>
+        <w:t xml:space="preserve">, </w:t>
+      </w:r>
+      <w:r>
+        <w:rPr>
+          <w:rFonts w:ascii="Times New Roman" w:hAnsi="Times New Roman"/>
+          <w:b w:val="0"/>
+          <w:i/>
+          <w:sz w:val="22"/>
+        </w:rPr>
+        <w:t>76</w:t>
+      </w:r>
+      <w:r>
+        <w:rPr>
+          <w:rFonts w:ascii="Times New Roman" w:hAnsi="Times New Roman"/>
+          <w:b w:val="0"/>
+          <w:i w:val="0"/>
+          <w:sz w:val="22"/>
+        </w:rPr>
+        <w:t>(1), 29–46. https://doi.org/10.1111/rssb.12014</w:t>
       </w:r>
     </w:p>
     <w:p>
@@ -20455,7 +20201,7 @@
           <w:i w:val="0"/>
           <w:sz w:val="22"/>
         </w:rPr>
-        <w:t xml:space="preserve">Krippendorff, K. (2018). </w:t>
+        <w:t xml:space="preserve">Koto, F., Rahimi, A., Lau, J. H., &amp; Baldwin, T. (2020). IndoLEM and IndoBERT: A benchmark dataset and pre-trained language model for Indonesian NLP. </w:t>
       </w:r>
       <w:r>
         <w:rPr>
@@ -20464,7 +20210,7 @@
           <w:i/>
           <w:sz w:val="22"/>
         </w:rPr>
-        <w:t>Content analysis: An introduction to its methodology</w:t>
+        <w:t>Proceedings of the 28th International Conference on Computational Linguistics</w:t>
       </w:r>
       <w:r>
         <w:rPr>
@@ -20473,142 +20219,7 @@
           <w:i w:val="0"/>
           <w:sz w:val="22"/>
         </w:rPr>
-        <w:t xml:space="preserve"> (4th ed.). SAGE Publications.</w:t>
-      </w:r>
-    </w:p>
-    <w:p>
-      <w:pPr>
-        <w:spacing w:line="360" w:lineRule="auto" w:after="60"/>
-        <w:ind w:left="720" w:hanging="720"/>
-      </w:pPr>
-      <w:r>
-        <w:rPr>
-          <w:rFonts w:ascii="Times New Roman" w:hAnsi="Times New Roman"/>
-          <w:b w:val="0"/>
-          <w:i w:val="0"/>
-          <w:sz w:val="22"/>
-        </w:rPr>
-        <w:t xml:space="preserve">Krivitsky, P. N., &amp; Handcock, M. S. (2014). A separable model for dynamic networks via STERGM. </w:t>
-      </w:r>
-      <w:r>
-        <w:rPr>
-          <w:rFonts w:ascii="Times New Roman" w:hAnsi="Times New Roman"/>
-          <w:b w:val="0"/>
-          <w:i/>
-          <w:sz w:val="22"/>
-        </w:rPr>
-        <w:t>Journal of the Royal Statistical Society: Series B</w:t>
-      </w:r>
-      <w:r>
-        <w:rPr>
-          <w:rFonts w:ascii="Times New Roman" w:hAnsi="Times New Roman"/>
-          <w:b w:val="0"/>
-          <w:i w:val="0"/>
-          <w:sz w:val="22"/>
-        </w:rPr>
-        <w:t xml:space="preserve">, </w:t>
-      </w:r>
-      <w:r>
-        <w:rPr>
-          <w:rFonts w:ascii="Times New Roman" w:hAnsi="Times New Roman"/>
-          <w:b w:val="0"/>
-          <w:i/>
-          <w:sz w:val="22"/>
-        </w:rPr>
-        <w:t>76</w:t>
-      </w:r>
-      <w:r>
-        <w:rPr>
-          <w:rFonts w:ascii="Times New Roman" w:hAnsi="Times New Roman"/>
-          <w:b w:val="0"/>
-          <w:i w:val="0"/>
-          <w:sz w:val="22"/>
-        </w:rPr>
-        <w:t>(1), 29–46. https://doi.org/10.1111/rssb.12014</w:t>
-      </w:r>
-    </w:p>
-    <w:p>
-      <w:pPr>
-        <w:spacing w:line="360" w:lineRule="auto" w:after="60"/>
-        <w:ind w:left="720" w:hanging="720"/>
-      </w:pPr>
-      <w:r>
-        <w:rPr>
-          <w:rFonts w:ascii="Times New Roman" w:hAnsi="Times New Roman"/>
-          <w:b w:val="0"/>
-          <w:i w:val="0"/>
-          <w:sz w:val="22"/>
-        </w:rPr>
-        <w:t xml:space="preserve">Koto, F., Rahimi, A., Lau, J. H., &amp; Baldwin, T. (2020). IndoLEM and IndoBERT: A benchmark dataset and pre-trained language model for Indonesian NLP. </w:t>
-      </w:r>
-      <w:r>
-        <w:rPr>
-          <w:rFonts w:ascii="Times New Roman" w:hAnsi="Times New Roman"/>
-          <w:b w:val="0"/>
-          <w:i/>
-          <w:sz w:val="22"/>
-        </w:rPr>
-        <w:t>Proceedings of the 28th International Conference on Computational Linguistics</w:t>
-      </w:r>
-      <w:r>
-        <w:rPr>
-          <w:rFonts w:ascii="Times New Roman" w:hAnsi="Times New Roman"/>
-          <w:b w:val="0"/>
-          <w:i w:val="0"/>
-          <w:sz w:val="22"/>
-        </w:rPr>
         <w:t>, 757–770. https://doi.org/10.18653/v1/2020.coling-main.66</w:t>
-      </w:r>
-    </w:p>
-    <w:p>
-      <w:pPr>
-        <w:spacing w:line="360" w:lineRule="auto" w:after="60"/>
-        <w:ind w:left="720" w:hanging="720"/>
-      </w:pPr>
-      <w:r>
-        <w:rPr>
-          <w:rFonts w:ascii="Times New Roman" w:hAnsi="Times New Roman"/>
-          <w:b w:val="0"/>
-          <w:i w:val="0"/>
-          <w:sz w:val="22"/>
-        </w:rPr>
-        <w:t xml:space="preserve">Landis, J. R., &amp; Koch, G. G. (1977). The measurement of observer agreement for categorical data. </w:t>
-      </w:r>
-      <w:r>
-        <w:rPr>
-          <w:rFonts w:ascii="Times New Roman" w:hAnsi="Times New Roman"/>
-          <w:b w:val="0"/>
-          <w:i/>
-          <w:sz w:val="22"/>
-        </w:rPr>
-        <w:t>Biometrics</w:t>
-      </w:r>
-      <w:r>
-        <w:rPr>
-          <w:rFonts w:ascii="Times New Roman" w:hAnsi="Times New Roman"/>
-          <w:b w:val="0"/>
-          <w:i w:val="0"/>
-          <w:sz w:val="22"/>
-        </w:rPr>
-        <w:t xml:space="preserve">, </w:t>
-      </w:r>
-      <w:r>
-        <w:rPr>
-          <w:rFonts w:ascii="Times New Roman" w:hAnsi="Times New Roman"/>
-          <w:b w:val="0"/>
-          <w:i/>
-          <w:sz w:val="22"/>
-        </w:rPr>
-        <w:t>33</w:t>
-      </w:r>
-      <w:r>
-        <w:rPr>
-          <w:rFonts w:ascii="Times New Roman" w:hAnsi="Times New Roman"/>
-          <w:b w:val="0"/>
-          <w:i w:val="0"/>
-          <w:sz w:val="22"/>
-        </w:rPr>
-        <w:t>(1), 159–174. https://doi.org/10.2307/2529310</w:t>
       </w:r>
     </w:p>
     <w:p>

--- a/manuscript/ICS_TAYLOR_FRANCIS_MBG_COMMUNICATION_2026.docx
+++ b/manuscript/ICS_TAYLOR_FRANCIS_MBG_COMMUNICATION_2026.docx
@@ -22,31 +22,20 @@
         <w:spacing w:line="360" w:lineRule="auto" w:after="80"/>
         <w:jc w:val="center"/>
       </w:pPr>
-      <w:r>
-        <w:rPr>
-          <w:rFonts w:ascii="Times New Roman" w:hAnsi="Times New Roman"/>
-          <w:b w:val="0"/>
+      <w:r/>
+      <w:r>
+        <w:rPr>
+          <w:rFonts w:ascii="Times New Roman" w:hAnsi="Times New Roman"/>
+          <w:sz w:val="22"/>
+        </w:rPr>
+        <w:t>Indri Anjar Kartika Sari¹, Catur Suratnoaji¹, and Agus Widiyarta¹</w:t>
+      </w:r>
+      <w:r>
+        <w:rPr>
+          <w:rFonts w:ascii="Times New Roman" w:hAnsi="Times New Roman"/>
           <w:i/>
-          <w:sz w:val="24"/>
-        </w:rPr>
-      </w:r>
-      <w:r>
-        <w:rPr>
-          <w:rFonts w:ascii="Times New Roman" w:hAnsi="Times New Roman"/>
-          <w:b w:val="0"/>
-          <w:i/>
-          <w:sz w:val="24"/>
-        </w:rPr>
-        <w:t>Indri Anjar Kartika Sari¹</w:t>
-      </w:r>
-      <w:r>
-        <w:rPr>
-          <w:rFonts w:ascii="Times New Roman" w:hAnsi="Times New Roman"/>
-          <w:b w:val="0"/>
-          <w:i w:val="0"/>
-          <w:sz w:val="24"/>
-        </w:rPr>
-        <w:t>, Catur Suratnoaji¹, and Agus Widiyarta¹**</w:t>
+          <w:sz w:val="22"/>
+        </w:rPr>
       </w:r>
     </w:p>
     <w:p>
@@ -78,23 +67,13 @@
         <w:spacing w:line="360" w:lineRule="auto" w:after="400"/>
         <w:jc w:val="center"/>
       </w:pPr>
-      <w:r>
-        <w:rPr>
-          <w:rFonts w:ascii="Times New Roman" w:hAnsi="Times New Roman"/>
-          <w:b w:val="0"/>
-          <w:i/>
-          <w:sz w:val="21"/>
-        </w:rPr>
-        <w:t>\</w:t>
-      </w:r>
-      <w:r>
-        <w:rPr>
-          <w:rFonts w:ascii="Times New Roman" w:hAnsi="Times New Roman"/>
-          <w:b w:val="0"/>
-          <w:i w:val="0"/>
-          <w:sz w:val="21"/>
-        </w:rPr>
-        <w:t>Corresponding Author: indrianjar@gmail.com | ORCID: 0009-0002-8419-7231*</w:t>
+      <w:r/>
+      <w:r>
+        <w:rPr>
+          <w:rFonts w:ascii="Times New Roman" w:hAnsi="Times New Roman"/>
+          <w:sz w:val="22"/>
+        </w:rPr>
+        <w:t>\Corresponding Author: indrianjar@gmail.com | ORCID: 0009-0002-8419-7231</w:t>
       </w:r>
     </w:p>
     <w:p>
@@ -293,48 +272,13 @@
         <w:spacing w:line="480" w:lineRule="auto" w:before="0" w:after="0"/>
         <w:ind w:firstLine="0"/>
       </w:pPr>
-      <w:r>
-        <w:rPr>
-          <w:rFonts w:ascii="Times New Roman" w:hAnsi="Times New Roman"/>
-          <w:b w:val="0"/>
-          <w:i w:val="0"/>
-          <w:sz w:val="24"/>
-        </w:rPr>
-        <w:t>In contemporary platform society, state-directed social welfare programs are mediated not merely through broadcast news, but across decentralized, algorithmic social media topologies. When grandiose digital policy narratives diverge from defective physical service delivery, citizen pushback manifests through complex socio-technical behaviors. Drawing on an explanatory-sequential computational communication framework, this study examines civic discourse surrounding Indonesia’s flagship Free Nutritious Meal (</w:t>
-      </w:r>
-      <w:r>
-        <w:rPr>
-          <w:rFonts w:ascii="Times New Roman" w:hAnsi="Times New Roman"/>
-          <w:b w:val="0"/>
-          <w:i/>
-          <w:sz w:val="24"/>
-        </w:rPr>
-        <w:t>Makan Bergizi Gratis</w:t>
-      </w:r>
-      <w:r>
-        <w:rPr>
-          <w:rFonts w:ascii="Times New Roman" w:hAnsi="Times New Roman"/>
-          <w:b w:val="0"/>
-          <w:i w:val="0"/>
-          <w:sz w:val="24"/>
-        </w:rPr>
-        <w:t xml:space="preserve"> / MBG) program on Platform X. By integrating fine-tuned Transformer modeling (IndoBERT across 3.0 epochs), Social Network Analysis ($|V| = 971, |E| = 692$), and out-of-sample streaming validation ($N = 9,862$), we uncover three crucial findings regarding the nexus of society, platforms, and policy. First, public discourse exhibits extreme topological atomization ($Q = 0.9837$, density $\rho = 0.0007$, reciprocity $1.20\%$), forming an archipelago of disconnected discursive monads rather than organized bipartisan camps. Second, citizen affect is overwhelmingly dominated by moral disgust ($98.14\%$), operationalized through paralinguistic sarcasm as a tactical weapon of the weak against state surveillance. Third, in the face of state institutional silence (out-degree = 0), citizens elevate the generative AI bot </w:t>
-      </w:r>
-      <w:r>
-        <w:rPr>
-          <w:rFonts w:ascii="Courier New" w:hAnsi="Courier New"/>
-          <w:sz w:val="23"/>
-        </w:rPr>
-        <w:t>@grok</w:t>
-      </w:r>
-      <w:r>
-        <w:rPr>
-          <w:rFonts w:ascii="Times New Roman" w:hAnsi="Times New Roman"/>
-          <w:b w:val="0"/>
-          <w:i w:val="0"/>
-          <w:sz w:val="24"/>
-        </w:rPr>
-        <w:t xml:space="preserve"> into a central 'Algorithmic Oracle' ($C_D = 0.0433, C_B = 0.0059$) to arbitrate truth regarding food poisoning and fiscal opacity. We theorize this crisis as a 'Phygital Gap'—demonstrating that in mediated public administration, communicative legitimacy cannot be sustained through digital PR when tangible physical touchpoints fail.</w:t>
+      <w:r/>
+      <w:r>
+        <w:rPr>
+          <w:rFonts w:ascii="Times New Roman" w:hAnsi="Times New Roman"/>
+          <w:sz w:val="22"/>
+        </w:rPr>
+        <w:t>In contemporary platform society, state-directed social welfare programs are mediated not merely through broadcast news, but across decentralized, algorithmic social media topologies. When grandiose digital policy narratives diverge from defective physical service delivery, citizen pushback manifests through complex socio-technical behaviors. Drawing on an explanatory-sequential computational communication framework, this study examines civic discourse surrounding Indonesia’s flagship Free Nutritious Meal (Makan Bergizi Gratis / MBG) program on Platform X. By integrating fine-tuned Transformer modeling (IndoBERT across 3.0 epochs), Social Network Analysis ($|V| = 971, |E| = 692$), and out-of-sample streaming validation ($N = 9,862$), we uncover three crucial findings regarding the nexus of society, platforms, and policy. First, public discourse exhibits extreme topological atomization ($Q = 0.9837$, density $\rho = 0.0007$, reciprocity $1.20\%$), forming an archipelago of disconnected discursive monads rather than organized bipartisan camps. Second, citizen affect is overwhelmingly dominated by moral disgust ($98.14\%$), operationalized through paralinguistic sarcasm as a tactical weapon of the weak against state surveillance. Third, in the face of state institutional silence (out-degree = 0), citizens elevate the generative AI bot @grok into a central 'Algorithmic Oracle' ($C_D = 0.0433, C_B = 0.0059$) to arbitrate truth regarding food poisoning and fiscal opacity. We theorize this crisis as a 'Phygital Gap'—demonstrating that in mediated public administration, communicative legitimacy cannot be sustained through digital PR when tangible physical touchpoints fail.</w:t>
       </w:r>
     </w:p>
     <w:p>
@@ -1182,14 +1126,13 @@
         <w:spacing w:line="480" w:lineRule="auto" w:before="0" w:after="0"/>
         <w:ind w:firstLine="720"/>
       </w:pPr>
-      <w:r>
-        <w:rPr>
-          <w:rFonts w:ascii="Times New Roman" w:hAnsi="Times New Roman"/>
-          <w:b w:val="0"/>
-          <w:i w:val="0"/>
-          <w:sz w:val="24"/>
-        </w:rPr>
-        <w:t>The primary empirical corpus comprises 3,395 domain-specific tweets harvested from Platform X during the active policy implementation window (March–May 2026), generating a directed interaction graph of $|V| = 971$ unique user nodes and $|E| = 692$ edges. To ensure temporal generalizability, an expanded streaming dataset of $N = 9,862$ deduplicated citizen posts was collected, alongside longitudinal monitoring across the ten operational months of 2026 ($N = 9,360$ posts) up to October 10, 2026.</w:t>
+      <w:r/>
+      <w:r>
+        <w:rPr>
+          <w:rFonts w:ascii="Times New Roman" w:hAnsi="Times New Roman"/>
+          <w:sz w:val="22"/>
+        </w:rPr>
+        <w:t>The primary empirical corpus comprises 3,395 domain-specific tweets harvested from Platform X during the active policy implementation window (March–May 2026), generating a directed interaction graph of $|V| = 971 unique user nodes and |E| = 692$ edges. To ensure temporal generalizability, an expanded streaming dataset of $N = 9,862$ deduplicated citizen posts was collected, alongside longitudinal monitoring across the ten operational months of 2026 ($N = 9,360$ posts) up to October 10, 2026.</w:t>
       </w:r>
     </w:p>
     <w:p>
@@ -1197,57 +1140,13 @@
         <w:spacing w:line="480" w:lineRule="auto" w:before="0" w:after="0"/>
         <w:ind w:firstLine="720"/>
       </w:pPr>
-      <w:r>
-        <w:rPr>
-          <w:rFonts w:ascii="Times New Roman" w:hAnsi="Times New Roman"/>
-          <w:b/>
-          <w:i w:val="0"/>
-          <w:sz w:val="24"/>
-        </w:rPr>
-        <w:t>Purposive Platform Scope &amp; Ecological Affordance Alignment</w:t>
-      </w:r>
-      <w:r>
-        <w:rPr>
-          <w:rFonts w:ascii="Times New Roman" w:hAnsi="Times New Roman"/>
-          <w:b w:val="0"/>
-          <w:i w:val="0"/>
-          <w:sz w:val="24"/>
-        </w:rPr>
-        <w:t>: Grounded in comparative digital architectures scholarship (Bossetta, 2018; Bucher &amp; Helmond, 2018), sampling was purposively centered on Platform X rather than video-sharing networks (TikTok) or lifestyle ecosystems (Instagram). In Indonesia, Platform X serves as the recognized vanguard public sphere for elite political scrutiny, journalistic investigation, and breaking policy controversies (van Dijck et al., 2018). Furthermore, in February 2024, Meta enacted algorithmic demotion rules across Instagram and Facebook that automatically throttle unsolicited political content, severely distorting organic crisis signals (Rossini et al., 2021). In contrast, Platform X permits unhindered viral propagation of policy debates and directly hosts conversational AI agents (</w:t>
-      </w:r>
-      <w:r>
-        <w:rPr>
-          <w:rFonts w:ascii="Courier New" w:hAnsi="Courier New"/>
-          <w:sz w:val="23"/>
-        </w:rPr>
-        <w:t>@grok</w:t>
-      </w:r>
-      <w:r>
-        <w:rPr>
-          <w:rFonts w:ascii="Times New Roman" w:hAnsi="Times New Roman"/>
-          <w:b w:val="0"/>
-          <w:i w:val="0"/>
-          <w:sz w:val="24"/>
-        </w:rPr>
-        <w:t xml:space="preserve">) within citizen reply chains. Our comparative affordance audit across six structural dimensions yielded a composite Platform Ecology Alignment Index of </w:t>
-      </w:r>
-      <w:r>
-        <w:rPr>
-          <w:rFonts w:ascii="Times New Roman" w:hAnsi="Times New Roman"/>
-          <w:b/>
-          <w:i w:val="0"/>
-          <w:sz w:val="24"/>
-        </w:rPr>
-        <w:t>$\text{PEAI} = 94.2/100$</w:t>
-      </w:r>
-      <w:r>
-        <w:rPr>
-          <w:rFonts w:ascii="Times New Roman" w:hAnsi="Times New Roman"/>
-          <w:b w:val="0"/>
-          <w:i w:val="0"/>
-          <w:sz w:val="24"/>
-        </w:rPr>
-        <w:t xml:space="preserve"> for Platform X (vs. Facebook 48.0, TikTok 43.0, Instagram 38.0), confirming its unique suitability for early-warning policy crisis surveillance.</w:t>
+      <w:r/>
+      <w:r>
+        <w:rPr>
+          <w:rFonts w:ascii="Times New Roman" w:hAnsi="Times New Roman"/>
+          <w:sz w:val="22"/>
+        </w:rPr>
+        <w:t>Purposive Platform Scope &amp; Ecological Affordance Alignment: Grounded in comparative digital architectures scholarship (Bossetta, 2018; Bucher &amp; Helmond, 2018), sampling was purposively centered on Platform X rather than video-sharing networks (TikTok) or lifestyle ecosystems (Instagram). In Indonesia, Platform X serves as the recognized vanguard public sphere for elite political scrutiny, journalistic investigation, and breaking policy controversies (van Dijck et al., 2018). Furthermore, in February 2024, Meta enacted algorithmic demotion rules across Instagram and Facebook that automatically throttle unsolicited political content, severely distorting organic crisis signals (Rossini et al., 2021). In contrast, Platform X permits unhindered viral propagation of policy debates and directly hosts conversational AI agents (@grok) within citizen reply chains. Our comparative affordance audit across six structural dimensions yielded a composite Platform Ecology Alignment Index of $\text{PEAI} = 94.2/100$ for Platform X (vs. Facebook 48.0, TikTok 43.0, Instagram 38.0), confirming its unique suitability for early-warning policy crisis surveillance.</w:t>
       </w:r>
     </w:p>
     <w:p>
@@ -1304,48 +1203,13 @@
         <w:spacing w:line="480" w:lineRule="auto" w:before="0" w:after="0"/>
         <w:ind w:firstLine="720"/>
       </w:pPr>
-      <w:r>
-        <w:rPr>
-          <w:rFonts w:ascii="Times New Roman" w:hAnsi="Times New Roman"/>
-          <w:b w:val="0"/>
-          <w:i w:val="0"/>
-          <w:sz w:val="24"/>
-        </w:rPr>
-        <w:t xml:space="preserve">Emotion classification was operationalized using </w:t>
-      </w:r>
-      <w:r>
-        <w:rPr>
-          <w:rFonts w:ascii="Times New Roman" w:hAnsi="Times New Roman"/>
-          <w:b/>
-          <w:i w:val="0"/>
-          <w:sz w:val="24"/>
-        </w:rPr>
-        <w:t>IndoBERT</w:t>
-      </w:r>
-      <w:r>
-        <w:rPr>
-          <w:rFonts w:ascii="Times New Roman" w:hAnsi="Times New Roman"/>
-          <w:b w:val="0"/>
-          <w:i w:val="0"/>
-          <w:sz w:val="24"/>
-        </w:rPr>
-        <w:t xml:space="preserve"> (</w:t>
-      </w:r>
-      <w:r>
-        <w:rPr>
-          <w:rFonts w:ascii="Courier New" w:hAnsi="Courier New"/>
-          <w:sz w:val="23"/>
-        </w:rPr>
-        <w:t>indobenchmark/indobert-base-p2</w:t>
-      </w:r>
-      <w:r>
-        <w:rPr>
-          <w:rFonts w:ascii="Times New Roman" w:hAnsi="Times New Roman"/>
-          <w:b w:val="0"/>
-          <w:i w:val="0"/>
-          <w:sz w:val="24"/>
-        </w:rPr>
-        <w:t>), a 12-layer bidirectional transformer pre-trained on the 4-billion-token Indo4B corpus (Wilie et al., 2020). Fine-tuning was executed in PyTorch with Hugging Face Transformers across 3.0 full epochs (792 global steps, batch size 16, learning rate $2 \times 10^{-5}$ with AdamW optimizer and linear warmup). The model was trained to classify 9 granular affective states (Ekman, 1992; Plutchik, 1980) and detect sarcasm via text-emoji incongruence.</w:t>
+      <w:r/>
+      <w:r>
+        <w:rPr>
+          <w:rFonts w:ascii="Times New Roman" w:hAnsi="Times New Roman"/>
+          <w:sz w:val="22"/>
+        </w:rPr>
+        <w:t>Emotion classification was operationalized using IndoBERT (indobenchmark/indobert-base-p2), a 12-layer bidirectional transformer pre-trained on the 4-billion-token Indo4B corpus (Wilie et al., 2020). Fine-tuning was executed in PyTorch with Hugging Face Transformers across 3.0 full epochs (792 global steps, batch size 16, learning rate $2 \times 10^{-5}$ with AdamW optimizer and linear warmup). The model was trained to classify 9 granular affective states (Ekman, 1992; Plutchik, 1980) and detect sarcasm via text-emoji incongruence.</w:t>
       </w:r>
     </w:p>
     <w:p>
@@ -1369,12 +1233,11 @@
         <w:spacing w:line="480" w:lineRule="auto" w:before="0" w:after="0"/>
         <w:ind w:firstLine="720"/>
       </w:pPr>
-      <w:r>
-        <w:rPr>
-          <w:rFonts w:ascii="Times New Roman" w:hAnsi="Times New Roman"/>
-          <w:b w:val="0"/>
-          <w:i w:val="0"/>
-          <w:sz w:val="24"/>
+      <w:r/>
+      <w:r>
+        <w:rPr>
+          <w:rFonts w:ascii="Times New Roman" w:hAnsi="Times New Roman"/>
+          <w:sz w:val="22"/>
         </w:rPr>
         <w:t>Directed interaction networks were modeled as $G = (V, E)$. Structural metrics were computed via NetworkX:</w:t>
       </w:r>
@@ -1384,29 +1247,13 @@
         <w:spacing w:line="480" w:lineRule="auto" w:after="40"/>
         <w:ind w:left="720" w:hanging="360"/>
       </w:pPr>
-      <w:r>
-        <w:rPr>
-          <w:b/>
-        </w:rPr>
-        <w:t xml:space="preserve">• </w:t>
-      </w:r>
-      <w:r>
-        <w:rPr>
-          <w:rFonts w:ascii="Times New Roman" w:hAnsi="Times New Roman"/>
-          <w:b/>
-          <w:i w:val="0"/>
-          <w:sz w:val="24"/>
-        </w:rPr>
-        <w:t>Network Density ($\rho$)</w:t>
-      </w:r>
-      <w:r>
-        <w:rPr>
-          <w:rFonts w:ascii="Times New Roman" w:hAnsi="Times New Roman"/>
-          <w:b w:val="0"/>
-          <w:i w:val="0"/>
-          <w:sz w:val="24"/>
-        </w:rPr>
-        <w:t>: $\rho = \frac{|E|}{|V|(|V| - 1)} = \frac{692}{971 \times 970} \approx 0.000707$.</w:t>
+      <w:r/>
+      <w:r>
+        <w:rPr>
+          <w:rFonts w:ascii="Times New Roman" w:hAnsi="Times New Roman"/>
+          <w:sz w:val="22"/>
+        </w:rPr>
+        <w:t>• Network Density (\rho): $\rho = \frac{|E|}{|V|(|V| - 1)} = \frac{692}{971 \times 970} \approx 0.000707$.</w:t>
       </w:r>
     </w:p>
     <w:p>
@@ -1414,29 +1261,13 @@
         <w:spacing w:line="480" w:lineRule="auto" w:after="40"/>
         <w:ind w:left="720" w:hanging="360"/>
       </w:pPr>
-      <w:r>
-        <w:rPr>
-          <w:b/>
-        </w:rPr>
-        <w:t xml:space="preserve">• </w:t>
-      </w:r>
-      <w:r>
-        <w:rPr>
-          <w:rFonts w:ascii="Times New Roman" w:hAnsi="Times New Roman"/>
-          <w:b/>
-          <w:i w:val="0"/>
-          <w:sz w:val="24"/>
-        </w:rPr>
-        <w:t>Dyadic Reciprocity ($R$)</w:t>
-      </w:r>
-      <w:r>
-        <w:rPr>
-          <w:rFonts w:ascii="Times New Roman" w:hAnsi="Times New Roman"/>
-          <w:b w:val="0"/>
-          <w:i w:val="0"/>
-          <w:sz w:val="24"/>
-        </w:rPr>
-        <w:t>: Ratio of mutually directed edges: $R = 1.20\%$.</w:t>
+      <w:r/>
+      <w:r>
+        <w:rPr>
+          <w:rFonts w:ascii="Times New Roman" w:hAnsi="Times New Roman"/>
+          <w:sz w:val="22"/>
+        </w:rPr>
+        <w:t>• Dyadic Reciprocity (R): Ratio of mutually directed edges: $R = 1.20\%$.</w:t>
       </w:r>
     </w:p>
     <w:p>
@@ -1444,29 +1275,13 @@
         <w:spacing w:line="480" w:lineRule="auto" w:after="40"/>
         <w:ind w:left="720" w:hanging="360"/>
       </w:pPr>
-      <w:r>
-        <w:rPr>
-          <w:b/>
-        </w:rPr>
-        <w:t xml:space="preserve">• </w:t>
-      </w:r>
-      <w:r>
-        <w:rPr>
-          <w:rFonts w:ascii="Times New Roman" w:hAnsi="Times New Roman"/>
-          <w:b/>
-          <w:i w:val="0"/>
-          <w:sz w:val="24"/>
-        </w:rPr>
-        <w:t>Louvain Modularity ($Q$)</w:t>
-      </w:r>
-      <w:r>
-        <w:rPr>
-          <w:rFonts w:ascii="Times New Roman" w:hAnsi="Times New Roman"/>
-          <w:b w:val="0"/>
-          <w:i w:val="0"/>
-          <w:sz w:val="24"/>
-        </w:rPr>
-        <w:t>: Partitioning into dense sub-communities (Blondel et al., 2008).</w:t>
+      <w:r/>
+      <w:r>
+        <w:rPr>
+          <w:rFonts w:ascii="Times New Roman" w:hAnsi="Times New Roman"/>
+          <w:sz w:val="22"/>
+        </w:rPr>
+        <w:t>• Louvain Modularity (Q): Partitioning into dense sub-communities (Blondel et al., 2008).</w:t>
       </w:r>
     </w:p>
     <w:p>
@@ -1474,29 +1289,13 @@
         <w:spacing w:line="480" w:lineRule="auto" w:after="40"/>
         <w:ind w:left="720" w:hanging="360"/>
       </w:pPr>
-      <w:r>
-        <w:rPr>
-          <w:b/>
-        </w:rPr>
-        <w:t xml:space="preserve">• </w:t>
-      </w:r>
-      <w:r>
-        <w:rPr>
-          <w:rFonts w:ascii="Times New Roman" w:hAnsi="Times New Roman"/>
-          <w:b/>
-          <w:i w:val="0"/>
-          <w:sz w:val="24"/>
-        </w:rPr>
-        <w:t>Centrality Metrics</w:t>
-      </w:r>
-      <w:r>
-        <w:rPr>
-          <w:rFonts w:ascii="Times New Roman" w:hAnsi="Times New Roman"/>
-          <w:b w:val="0"/>
-          <w:i w:val="0"/>
-          <w:sz w:val="24"/>
-        </w:rPr>
-        <w:t>: In-degree centrality ($C_{in}$), Out-degree centrality ($C_{out}$), and Betweenness centrality ($C_B$).</w:t>
+      <w:r/>
+      <w:r>
+        <w:rPr>
+          <w:rFonts w:ascii="Times New Roman" w:hAnsi="Times New Roman"/>
+          <w:sz w:val="22"/>
+        </w:rPr>
+        <w:t>• Centrality Metrics: In-degree centrality ($C_{in}$), Out-degree centrality ($C_{out}$), and Betweenness centrality (C_B).</w:t>
       </w:r>
     </w:p>
     <w:p>
@@ -1838,11 +1637,35 @@
             <w:r>
               <w:rPr>
                 <w:rFonts w:ascii="Times New Roman" w:hAnsi="Times New Roman"/>
+                <w:sz w:val="20"/>
+              </w:rPr>
+              <w:t>$</w:t>
+            </w:r>
+          </w:p>
+        </w:tc>
+        <w:tc>
+          <w:tcPr>
+            <w:tcW w:type="dxa" w:w="1560"/>
+            <w:tcMar>
+              <w:top w:w="60" w:type="dxa"/>
+              <w:bottom w:w="60" w:type="dxa"/>
+              <w:left w:w="90" w:type="dxa"/>
+              <w:right w:w="90" w:type="dxa"/>
+            </w:tcMar>
+          </w:tcPr>
+          <w:p>
+            <w:pPr>
+              <w:spacing w:before="40" w:after="40" w:line="252" w:lineRule="auto"/>
+            </w:pPr>
+            <w:r/>
+            <w:r>
+              <w:rPr>
+                <w:rFonts w:ascii="Times New Roman" w:hAnsi="Times New Roman"/>
                 <w:b w:val="0"/>
                 <w:i w:val="0"/>
                 <w:sz w:val="18"/>
               </w:rPr>
-              <w:t>$</w:t>
+              <w:t>V</w:t>
             </w:r>
           </w:p>
         </w:tc>
@@ -1864,35 +1687,7 @@
             <w:r>
               <w:rPr>
                 <w:rFonts w:ascii="Times New Roman" w:hAnsi="Times New Roman"/>
-                <w:b w:val="0"/>
-                <w:i w:val="0"/>
-                <w:sz w:val="18"/>
-              </w:rPr>
-              <w:t>V</w:t>
-            </w:r>
-          </w:p>
-        </w:tc>
-        <w:tc>
-          <w:tcPr>
-            <w:tcW w:type="dxa" w:w="1560"/>
-            <w:tcMar>
-              <w:top w:w="60" w:type="dxa"/>
-              <w:bottom w:w="60" w:type="dxa"/>
-              <w:left w:w="90" w:type="dxa"/>
-              <w:right w:w="90" w:type="dxa"/>
-            </w:tcMar>
-          </w:tcPr>
-          <w:p>
-            <w:pPr>
-              <w:spacing w:before="40" w:after="40" w:line="252" w:lineRule="auto"/>
-            </w:pPr>
-            <w:r/>
-            <w:r>
-              <w:rPr>
-                <w:rFonts w:ascii="Times New Roman" w:hAnsi="Times New Roman"/>
-                <w:b w:val="0"/>
-                <w:i w:val="0"/>
-                <w:sz w:val="18"/>
+                <w:sz w:val="20"/>
               </w:rPr>
               <w:t>$</w:t>
             </w:r>
@@ -1996,11 +1791,35 @@
             <w:r>
               <w:rPr>
                 <w:rFonts w:ascii="Times New Roman" w:hAnsi="Times New Roman"/>
+                <w:sz w:val="20"/>
+              </w:rPr>
+              <w:t>$</w:t>
+            </w:r>
+          </w:p>
+        </w:tc>
+        <w:tc>
+          <w:tcPr>
+            <w:tcW w:type="dxa" w:w="1560"/>
+            <w:tcMar>
+              <w:top w:w="60" w:type="dxa"/>
+              <w:bottom w:w="60" w:type="dxa"/>
+              <w:left w:w="90" w:type="dxa"/>
+              <w:right w:w="90" w:type="dxa"/>
+            </w:tcMar>
+          </w:tcPr>
+          <w:p>
+            <w:pPr>
+              <w:spacing w:before="40" w:after="40" w:line="252" w:lineRule="auto"/>
+            </w:pPr>
+            <w:r/>
+            <w:r>
+              <w:rPr>
+                <w:rFonts w:ascii="Times New Roman" w:hAnsi="Times New Roman"/>
                 <w:b w:val="0"/>
                 <w:i w:val="0"/>
                 <w:sz w:val="18"/>
               </w:rPr>
-              <w:t>$</w:t>
+              <w:t>E</w:t>
             </w:r>
           </w:p>
         </w:tc>
@@ -2022,35 +1841,7 @@
             <w:r>
               <w:rPr>
                 <w:rFonts w:ascii="Times New Roman" w:hAnsi="Times New Roman"/>
-                <w:b w:val="0"/>
-                <w:i w:val="0"/>
-                <w:sz w:val="18"/>
-              </w:rPr>
-              <w:t>E</w:t>
-            </w:r>
-          </w:p>
-        </w:tc>
-        <w:tc>
-          <w:tcPr>
-            <w:tcW w:type="dxa" w:w="1560"/>
-            <w:tcMar>
-              <w:top w:w="60" w:type="dxa"/>
-              <w:bottom w:w="60" w:type="dxa"/>
-              <w:left w:w="90" w:type="dxa"/>
-              <w:right w:w="90" w:type="dxa"/>
-            </w:tcMar>
-          </w:tcPr>
-          <w:p>
-            <w:pPr>
-              <w:spacing w:before="40" w:after="40" w:line="252" w:lineRule="auto"/>
-            </w:pPr>
-            <w:r/>
-            <w:r>
-              <w:rPr>
-                <w:rFonts w:ascii="Times New Roman" w:hAnsi="Times New Roman"/>
-                <w:b w:val="0"/>
-                <w:i w:val="0"/>
-                <w:sz w:val="18"/>
+                <w:sz w:val="20"/>
               </w:rPr>
               <w:t>$</w:t>
             </w:r>
@@ -2154,11 +1945,35 @@
             <w:r>
               <w:rPr>
                 <w:rFonts w:ascii="Times New Roman" w:hAnsi="Times New Roman"/>
+                <w:sz w:val="20"/>
+              </w:rPr>
+              <w:t>$</w:t>
+            </w:r>
+          </w:p>
+        </w:tc>
+        <w:tc>
+          <w:tcPr>
+            <w:tcW w:type="dxa" w:w="1560"/>
+            <w:tcMar>
+              <w:top w:w="60" w:type="dxa"/>
+              <w:bottom w:w="60" w:type="dxa"/>
+              <w:left w:w="90" w:type="dxa"/>
+              <w:right w:w="90" w:type="dxa"/>
+            </w:tcMar>
+          </w:tcPr>
+          <w:p>
+            <w:pPr>
+              <w:spacing w:before="40" w:after="40" w:line="252" w:lineRule="auto"/>
+            </w:pPr>
+            <w:r/>
+            <w:r>
+              <w:rPr>
+                <w:rFonts w:ascii="Times New Roman" w:hAnsi="Times New Roman"/>
                 <w:b w:val="0"/>
                 <w:i w:val="0"/>
                 <w:sz w:val="18"/>
               </w:rPr>
-              <w:t>$</w:t>
+              <w:t>E_{dir}</w:t>
             </w:r>
           </w:p>
         </w:tc>
@@ -2180,35 +1995,7 @@
             <w:r>
               <w:rPr>
                 <w:rFonts w:ascii="Times New Roman" w:hAnsi="Times New Roman"/>
-                <w:b w:val="0"/>
-                <w:i w:val="0"/>
-                <w:sz w:val="18"/>
-              </w:rPr>
-              <w:t>E_{dir}</w:t>
-            </w:r>
-          </w:p>
-        </w:tc>
-        <w:tc>
-          <w:tcPr>
-            <w:tcW w:type="dxa" w:w="1560"/>
-            <w:tcMar>
-              <w:top w:w="60" w:type="dxa"/>
-              <w:bottom w:w="60" w:type="dxa"/>
-              <w:left w:w="90" w:type="dxa"/>
-              <w:right w:w="90" w:type="dxa"/>
-            </w:tcMar>
-          </w:tcPr>
-          <w:p>
-            <w:pPr>
-              <w:spacing w:before="40" w:after="40" w:line="252" w:lineRule="auto"/>
-            </w:pPr>
-            <w:r/>
-            <w:r>
-              <w:rPr>
-                <w:rFonts w:ascii="Times New Roman" w:hAnsi="Times New Roman"/>
-                <w:b w:val="0"/>
-                <w:i w:val="0"/>
-                <w:sz w:val="18"/>
+                <w:sz w:val="20"/>
               </w:rPr>
               <w:t>$</w:t>
             </w:r>
@@ -2312,9 +2099,7 @@
             <w:r>
               <w:rPr>
                 <w:rFonts w:ascii="Times New Roman" w:hAnsi="Times New Roman"/>
-                <w:b w:val="0"/>
-                <w:i w:val="0"/>
-                <w:sz w:val="18"/>
+                <w:sz w:val="20"/>
               </w:rPr>
               <w:t>$\rho_{dir}$</w:t>
             </w:r>
@@ -2452,11 +2237,9 @@
             <w:r>
               <w:rPr>
                 <w:rFonts w:ascii="Times New Roman" w:hAnsi="Times New Roman"/>
-                <w:b w:val="0"/>
-                <w:i w:val="0"/>
-                <w:sz w:val="18"/>
-              </w:rPr>
-              <w:t>$R$</w:t>
+                <w:sz w:val="20"/>
+              </w:rPr>
+              <w:t>R</w:t>
             </w:r>
           </w:p>
         </w:tc>
@@ -2592,11 +2375,9 @@
             <w:r>
               <w:rPr>
                 <w:rFonts w:ascii="Times New Roman" w:hAnsi="Times New Roman"/>
-                <w:b w:val="0"/>
-                <w:i w:val="0"/>
-                <w:sz w:val="18"/>
-              </w:rPr>
-              <w:t>$Q$</w:t>
+                <w:sz w:val="20"/>
+              </w:rPr>
+              <w:t>Q</w:t>
             </w:r>
           </w:p>
         </w:tc>
@@ -2732,9 +2513,7 @@
             <w:r>
               <w:rPr>
                 <w:rFonts w:ascii="Times New Roman" w:hAnsi="Times New Roman"/>
-                <w:b w:val="0"/>
-                <w:i w:val="0"/>
-                <w:sz w:val="18"/>
+                <w:sz w:val="20"/>
               </w:rPr>
               <w:t>$N_{comp}$</w:t>
             </w:r>
@@ -2872,9 +2651,7 @@
             <w:r>
               <w:rPr>
                 <w:rFonts w:ascii="Times New Roman" w:hAnsi="Times New Roman"/>
-                <w:b w:val="0"/>
-                <w:i w:val="0"/>
-                <w:sz w:val="18"/>
+                <w:sz w:val="20"/>
               </w:rPr>
               <w:t>$S_{giant}$</w:t>
             </w:r>
@@ -3012,11 +2789,9 @@
             <w:r>
               <w:rPr>
                 <w:rFonts w:ascii="Times New Roman" w:hAnsi="Times New Roman"/>
-                <w:b w:val="0"/>
-                <w:i w:val="0"/>
-                <w:sz w:val="18"/>
-              </w:rPr>
-              <w:t>$D$</w:t>
+                <w:sz w:val="20"/>
+              </w:rPr>
+              <w:t>D</w:t>
             </w:r>
           </w:p>
         </w:tc>
@@ -3152,11 +2927,9 @@
             <w:r>
               <w:rPr>
                 <w:rFonts w:ascii="Times New Roman" w:hAnsi="Times New Roman"/>
-                <w:b w:val="0"/>
-                <w:i w:val="0"/>
-                <w:sz w:val="18"/>
-              </w:rPr>
-              <w:t>$L$</w:t>
+                <w:sz w:val="20"/>
+              </w:rPr>
+              <w:t>L</w:t>
             </w:r>
           </w:p>
         </w:tc>
@@ -3292,11 +3065,9 @@
             <w:r>
               <w:rPr>
                 <w:rFonts w:ascii="Times New Roman" w:hAnsi="Times New Roman"/>
-                <w:b w:val="0"/>
-                <w:i w:val="0"/>
-                <w:sz w:val="18"/>
-              </w:rPr>
-              <w:t>$C$</w:t>
+                <w:sz w:val="20"/>
+              </w:rPr>
+              <w:t>C</w:t>
             </w:r>
           </w:p>
         </w:tc>
@@ -3432,11 +3203,9 @@
             <w:r>
               <w:rPr>
                 <w:rFonts w:ascii="Times New Roman" w:hAnsi="Times New Roman"/>
-                <w:b w:val="0"/>
-                <w:i w:val="0"/>
-                <w:sz w:val="18"/>
-              </w:rPr>
-              <w:t>$r$</w:t>
+                <w:sz w:val="20"/>
+              </w:rPr>
+              <w:t>r</w:t>
             </w:r>
           </w:p>
         </w:tc>
@@ -3572,11 +3341,35 @@
             <w:r>
               <w:rPr>
                 <w:rFonts w:ascii="Times New Roman" w:hAnsi="Times New Roman"/>
-                <w:b w:val="0"/>
+                <w:sz w:val="20"/>
+              </w:rPr>
+              <w:t>\alpha</w:t>
+            </w:r>
+          </w:p>
+        </w:tc>
+        <w:tc>
+          <w:tcPr>
+            <w:tcW w:type="dxa" w:w="1560"/>
+            <w:tcMar>
+              <w:top w:w="60" w:type="dxa"/>
+              <w:bottom w:w="60" w:type="dxa"/>
+              <w:left w:w="90" w:type="dxa"/>
+              <w:right w:w="90" w:type="dxa"/>
+            </w:tcMar>
+          </w:tcPr>
+          <w:p>
+            <w:pPr>
+              <w:spacing w:before="40" w:after="40" w:line="252" w:lineRule="auto"/>
+            </w:pPr>
+            <w:r/>
+            <w:r>
+              <w:rPr>
+                <w:rFonts w:ascii="Times New Roman" w:hAnsi="Times New Roman"/>
+                <w:b/>
                 <w:i w:val="0"/>
                 <w:sz w:val="18"/>
               </w:rPr>
-              <w:t>$\alpha$</w:t>
+              <w:t>2.168</w:t>
             </w:r>
           </w:p>
         </w:tc>
@@ -3598,35 +3391,7 @@
             <w:r>
               <w:rPr>
                 <w:rFonts w:ascii="Times New Roman" w:hAnsi="Times New Roman"/>
-                <w:b/>
-                <w:i w:val="0"/>
-                <w:sz w:val="18"/>
-              </w:rPr>
-              <w:t>2.168</w:t>
-            </w:r>
-          </w:p>
-        </w:tc>
-        <w:tc>
-          <w:tcPr>
-            <w:tcW w:type="dxa" w:w="1560"/>
-            <w:tcMar>
-              <w:top w:w="60" w:type="dxa"/>
-              <w:bottom w:w="60" w:type="dxa"/>
-              <w:left w:w="90" w:type="dxa"/>
-              <w:right w:w="90" w:type="dxa"/>
-            </w:tcMar>
-          </w:tcPr>
-          <w:p>
-            <w:pPr>
-              <w:spacing w:before="40" w:after="40" w:line="252" w:lineRule="auto"/>
-            </w:pPr>
-            <w:r/>
-            <w:r>
-              <w:rPr>
-                <w:rFonts w:ascii="Times New Roman" w:hAnsi="Times New Roman"/>
-                <w:b w:val="0"/>
-                <w:i w:val="0"/>
-                <w:sz w:val="18"/>
+                <w:sz w:val="20"/>
               </w:rPr>
               <w:t>Resilient scale-free architecture ($P(k) \sim k^{-\alpha}$)</w:t>
             </w:r>
@@ -3712,11 +3477,35 @@
             <w:r>
               <w:rPr>
                 <w:rFonts w:ascii="Times New Roman" w:hAnsi="Times New Roman"/>
-                <w:b w:val="0"/>
+                <w:sz w:val="20"/>
+              </w:rPr>
+              <w:t>$\max(k), \max(k^{out})$</w:t>
+            </w:r>
+          </w:p>
+        </w:tc>
+        <w:tc>
+          <w:tcPr>
+            <w:tcW w:type="dxa" w:w="1560"/>
+            <w:tcMar>
+              <w:top w:w="60" w:type="dxa"/>
+              <w:bottom w:w="60" w:type="dxa"/>
+              <w:left w:w="90" w:type="dxa"/>
+              <w:right w:w="90" w:type="dxa"/>
+            </w:tcMar>
+          </w:tcPr>
+          <w:p>
+            <w:pPr>
+              <w:spacing w:before="40" w:after="40" w:line="252" w:lineRule="auto"/>
+            </w:pPr>
+            <w:r/>
+            <w:r>
+              <w:rPr>
+                <w:rFonts w:ascii="Times New Roman" w:hAnsi="Times New Roman"/>
+                <w:b/>
                 <w:i w:val="0"/>
                 <w:sz w:val="18"/>
               </w:rPr>
-              <w:t>$\max(k), \max(k^{out})$</w:t>
+              <w:t>42</w:t>
             </w:r>
           </w:p>
         </w:tc>
@@ -3738,53 +3527,9 @@
             <w:r>
               <w:rPr>
                 <w:rFonts w:ascii="Times New Roman" w:hAnsi="Times New Roman"/>
-                <w:b/>
-                <w:i w:val="0"/>
-                <w:sz w:val="18"/>
-              </w:rPr>
-              <w:t>42</w:t>
-            </w:r>
-          </w:p>
-        </w:tc>
-        <w:tc>
-          <w:tcPr>
-            <w:tcW w:type="dxa" w:w="1560"/>
-            <w:tcMar>
-              <w:top w:w="60" w:type="dxa"/>
-              <w:bottom w:w="60" w:type="dxa"/>
-              <w:left w:w="90" w:type="dxa"/>
-              <w:right w:w="90" w:type="dxa"/>
-            </w:tcMar>
-          </w:tcPr>
-          <w:p>
-            <w:pPr>
-              <w:spacing w:before="40" w:after="40" w:line="252" w:lineRule="auto"/>
-            </w:pPr>
-            <w:r/>
-            <w:r>
-              <w:rPr>
-                <w:rFonts w:ascii="Times New Roman" w:hAnsi="Times New Roman"/>
-                <w:b w:val="0"/>
-                <w:i w:val="0"/>
-                <w:sz w:val="18"/>
-              </w:rPr>
-              <w:t xml:space="preserve">Concentrated on algorithmic oracle </w:t>
-            </w:r>
-            <w:r>
-              <w:rPr>
-                <w:rFonts w:ascii="Courier New" w:hAnsi="Courier New"/>
-                <w:sz w:val="17"/>
-              </w:rPr>
-              <w:t>@grok</w:t>
-            </w:r>
-            <w:r>
-              <w:rPr>
-                <w:rFonts w:ascii="Times New Roman" w:hAnsi="Times New Roman"/>
-                <w:b w:val="0"/>
-                <w:i w:val="0"/>
-                <w:sz w:val="18"/>
-              </w:rPr>
-              <w:t xml:space="preserve"> ($k^{out}=42, k^{in}=0$)</w:t>
+                <w:sz w:val="20"/>
+              </w:rPr>
+              <w:t>Concentrated on algorithmic oracle @grok ($k^{out}=42, k^{in}=0$)</w:t>
             </w:r>
           </w:p>
         </w:tc>
@@ -3868,11 +3613,35 @@
             <w:r>
               <w:rPr>
                 <w:rFonts w:ascii="Times New Roman" w:hAnsi="Times New Roman"/>
-                <w:b w:val="0"/>
+                <w:sz w:val="20"/>
+              </w:rPr>
+              <w:t>$\max(k^{in})$</w:t>
+            </w:r>
+          </w:p>
+        </w:tc>
+        <w:tc>
+          <w:tcPr>
+            <w:tcW w:type="dxa" w:w="1560"/>
+            <w:tcMar>
+              <w:top w:w="60" w:type="dxa"/>
+              <w:bottom w:w="60" w:type="dxa"/>
+              <w:left w:w="90" w:type="dxa"/>
+              <w:right w:w="90" w:type="dxa"/>
+            </w:tcMar>
+          </w:tcPr>
+          <w:p>
+            <w:pPr>
+              <w:spacing w:before="40" w:after="40" w:line="252" w:lineRule="auto"/>
+            </w:pPr>
+            <w:r/>
+            <w:r>
+              <w:rPr>
+                <w:rFonts w:ascii="Times New Roman" w:hAnsi="Times New Roman"/>
+                <w:b/>
                 <w:i w:val="0"/>
                 <w:sz w:val="18"/>
               </w:rPr>
-              <w:t>$\max(k^{in})$</w:t>
+              <w:t>15</w:t>
             </w:r>
           </w:p>
         </w:tc>
@@ -3894,53 +3663,9 @@
             <w:r>
               <w:rPr>
                 <w:rFonts w:ascii="Times New Roman" w:hAnsi="Times New Roman"/>
-                <w:b/>
-                <w:i w:val="0"/>
-                <w:sz w:val="18"/>
-              </w:rPr>
-              <w:t>15</w:t>
-            </w:r>
-          </w:p>
-        </w:tc>
-        <w:tc>
-          <w:tcPr>
-            <w:tcW w:type="dxa" w:w="1560"/>
-            <w:tcMar>
-              <w:top w:w="60" w:type="dxa"/>
-              <w:bottom w:w="60" w:type="dxa"/>
-              <w:left w:w="90" w:type="dxa"/>
-              <w:right w:w="90" w:type="dxa"/>
-            </w:tcMar>
-          </w:tcPr>
-          <w:p>
-            <w:pPr>
-              <w:spacing w:before="40" w:after="40" w:line="252" w:lineRule="auto"/>
-            </w:pPr>
-            <w:r/>
-            <w:r>
-              <w:rPr>
-                <w:rFonts w:ascii="Times New Roman" w:hAnsi="Times New Roman"/>
-                <w:b w:val="0"/>
-                <w:i w:val="0"/>
-                <w:sz w:val="18"/>
-              </w:rPr>
-              <w:t xml:space="preserve">Concentrated on institutional target sink </w:t>
-            </w:r>
-            <w:r>
-              <w:rPr>
-                <w:rFonts w:ascii="Courier New" w:hAnsi="Courier New"/>
-                <w:sz w:val="17"/>
-              </w:rPr>
-              <w:t>@prabowo</w:t>
-            </w:r>
-            <w:r>
-              <w:rPr>
-                <w:rFonts w:ascii="Times New Roman" w:hAnsi="Times New Roman"/>
-                <w:b w:val="0"/>
-                <w:i w:val="0"/>
-                <w:sz w:val="18"/>
-              </w:rPr>
-              <w:t xml:space="preserve"> ($k^{in}=15, k^{out}=0$)</w:t>
+                <w:sz w:val="20"/>
+              </w:rPr>
+              <w:t>Concentrated on institutional target sink @prabowo ($k^{in}=15, k^{out}=0$)</w:t>
             </w:r>
           </w:p>
         </w:tc>
@@ -4078,14 +3803,13 @@
         <w:spacing w:line="480" w:lineRule="auto" w:before="0" w:after="0"/>
         <w:ind w:firstLine="720"/>
       </w:pPr>
-      <w:r>
-        <w:rPr>
-          <w:rFonts w:ascii="Times New Roman" w:hAnsi="Times New Roman"/>
-          <w:b w:val="0"/>
-          <w:i w:val="0"/>
-          <w:sz w:val="24"/>
-        </w:rPr>
-        <w:t>The fine-tuned IndoBERT model achieved monotonic loss reduction from $1.8708$ to $0.4328$ with an optimal validation loss of $0.5250$ (Table 2).</w:t>
+      <w:r/>
+      <w:r>
+        <w:rPr>
+          <w:rFonts w:ascii="Times New Roman" w:hAnsi="Times New Roman"/>
+          <w:sz w:val="22"/>
+        </w:rPr>
+        <w:t>The fine-tuned IndoBERT model achieved monotonic loss reduction from $1.8708 to 0.4328 with an optimal validation loss of 0.5250$ (Table 2).</w:t>
       </w:r>
     </w:p>
     <w:p>
@@ -4363,11 +4087,9 @@
             <w:r>
               <w:rPr>
                 <w:rFonts w:ascii="Times New Roman" w:hAnsi="Times New Roman"/>
-                <w:b w:val="0"/>
-                <w:i w:val="0"/>
-                <w:sz w:val="18"/>
-              </w:rPr>
-              <w:t>Monotonic training loss reduction: 1.8708 $\rightarrow$ 0.4328</w:t>
+                <w:sz w:val="20"/>
+              </w:rPr>
+              <w:t>Monotonic training loss reduction: 1.8708 \rightarrow 0.4328</w:t>
             </w:r>
           </w:p>
         </w:tc>
@@ -4471,9 +4193,7 @@
             <w:r>
               <w:rPr>
                 <w:rFonts w:ascii="Times New Roman" w:hAnsi="Times New Roman"/>
-                <w:b/>
-                <w:i w:val="0"/>
-                <w:sz w:val="18"/>
+                <w:sz w:val="20"/>
               </w:rPr>
               <w:t>Holdout Test Set Accuracy ($n=1,058$)</w:t>
             </w:r>
@@ -5012,9 +4732,7 @@
             <w:r>
               <w:rPr>
                 <w:rFonts w:ascii="Times New Roman" w:hAnsi="Times New Roman"/>
-                <w:b w:val="0"/>
-                <w:i w:val="0"/>
-                <w:sz w:val="18"/>
+                <w:sz w:val="20"/>
               </w:rPr>
               <w:t>Apple Silicon GPU inference on $N = 9,862$ citizen posts</w:t>
             </w:r>
@@ -5136,173 +4854,13 @@
         <w:spacing w:line="480" w:lineRule="auto" w:after="40"/>
         <w:ind w:left="720" w:hanging="360"/>
       </w:pPr>
-      <w:r>
-        <w:rPr>
-          <w:b/>
-        </w:rPr>
-        <w:t xml:space="preserve">1. </w:t>
-      </w:r>
-      <w:r>
-        <w:rPr>
-          <w:rFonts w:ascii="Times New Roman" w:hAnsi="Times New Roman"/>
-          <w:b/>
-          <w:i w:val="0"/>
-          <w:sz w:val="24"/>
-        </w:rPr>
-        <w:t>Group-Aware Holdout Test Set ($n = 1,058$)</w:t>
-      </w:r>
-      <w:r>
-        <w:rPr>
-          <w:rFonts w:ascii="Times New Roman" w:hAnsi="Times New Roman"/>
-          <w:b w:val="0"/>
-          <w:i w:val="0"/>
-          <w:sz w:val="24"/>
-        </w:rPr>
-        <w:t xml:space="preserve">: IndoBERT achieved an overall accuracy of </w:t>
-      </w:r>
-      <w:r>
-        <w:rPr>
-          <w:rFonts w:ascii="Times New Roman" w:hAnsi="Times New Roman"/>
-          <w:b/>
-          <w:i w:val="0"/>
-          <w:sz w:val="24"/>
-        </w:rPr>
-        <w:t>75.99%</w:t>
-      </w:r>
-      <w:r>
-        <w:rPr>
-          <w:rFonts w:ascii="Times New Roman" w:hAnsi="Times New Roman"/>
-          <w:b w:val="0"/>
-          <w:i w:val="0"/>
-          <w:sz w:val="24"/>
-        </w:rPr>
-        <w:t xml:space="preserve">, Macro Precision of </w:t>
-      </w:r>
-      <w:r>
-        <w:rPr>
-          <w:rFonts w:ascii="Times New Roman" w:hAnsi="Times New Roman"/>
-          <w:b/>
-          <w:i w:val="0"/>
-          <w:sz w:val="24"/>
-        </w:rPr>
-        <w:t>0.4840</w:t>
-      </w:r>
-      <w:r>
-        <w:rPr>
-          <w:rFonts w:ascii="Times New Roman" w:hAnsi="Times New Roman"/>
-          <w:b w:val="0"/>
-          <w:i w:val="0"/>
-          <w:sz w:val="24"/>
-        </w:rPr>
-        <w:t xml:space="preserve">, Macro Recall of </w:t>
-      </w:r>
-      <w:r>
-        <w:rPr>
-          <w:rFonts w:ascii="Times New Roman" w:hAnsi="Times New Roman"/>
-          <w:b/>
-          <w:i w:val="0"/>
-          <w:sz w:val="24"/>
-        </w:rPr>
-        <w:t>0.4424</w:t>
-      </w:r>
-      <w:r>
-        <w:rPr>
-          <w:rFonts w:ascii="Times New Roman" w:hAnsi="Times New Roman"/>
-          <w:b w:val="0"/>
-          <w:i w:val="0"/>
-          <w:sz w:val="24"/>
-        </w:rPr>
-        <w:t xml:space="preserve">, Macro F1-Score of </w:t>
-      </w:r>
-      <w:r>
-        <w:rPr>
-          <w:rFonts w:ascii="Times New Roman" w:hAnsi="Times New Roman"/>
-          <w:b/>
-          <w:i w:val="0"/>
-          <w:sz w:val="24"/>
-        </w:rPr>
-        <w:t>0.4535</w:t>
-      </w:r>
-      <w:r>
-        <w:rPr>
-          <w:rFonts w:ascii="Times New Roman" w:hAnsi="Times New Roman"/>
-          <w:b w:val="0"/>
-          <w:i w:val="0"/>
-          <w:sz w:val="24"/>
-        </w:rPr>
-        <w:t xml:space="preserve">, and Weighted F1-Score of </w:t>
-      </w:r>
-      <w:r>
-        <w:rPr>
-          <w:rFonts w:ascii="Times New Roman" w:hAnsi="Times New Roman"/>
-          <w:b/>
-          <w:i w:val="0"/>
-          <w:sz w:val="24"/>
-        </w:rPr>
-        <w:t>0.7434</w:t>
-      </w:r>
-      <w:r>
-        <w:rPr>
-          <w:rFonts w:ascii="Times New Roman" w:hAnsi="Times New Roman"/>
-          <w:b w:val="0"/>
-          <w:i w:val="0"/>
-          <w:sz w:val="24"/>
-        </w:rPr>
-        <w:t xml:space="preserve">. Across classes, Disgust achieved </w:t>
-      </w:r>
-      <w:r>
-        <w:rPr>
-          <w:rFonts w:ascii="Times New Roman" w:hAnsi="Times New Roman"/>
-          <w:b/>
-          <w:i w:val="0"/>
-          <w:sz w:val="24"/>
-        </w:rPr>
-        <w:t>0.8202 F1</w:t>
-      </w:r>
-      <w:r>
-        <w:rPr>
-          <w:rFonts w:ascii="Times New Roman" w:hAnsi="Times New Roman"/>
-          <w:b w:val="0"/>
-          <w:i w:val="0"/>
-          <w:sz w:val="24"/>
-        </w:rPr>
-        <w:t xml:space="preserve"> (Precision 0.7761, Recall 0.8696, Support 606), Trust achieved </w:t>
-      </w:r>
-      <w:r>
-        <w:rPr>
-          <w:rFonts w:ascii="Times New Roman" w:hAnsi="Times New Roman"/>
-          <w:b/>
-          <w:i w:val="0"/>
-          <w:sz w:val="24"/>
-        </w:rPr>
-        <w:t>0.6977 F1</w:t>
-      </w:r>
-      <w:r>
-        <w:rPr>
-          <w:rFonts w:ascii="Times New Roman" w:hAnsi="Times New Roman"/>
-          <w:b w:val="0"/>
-          <w:i w:val="0"/>
-          <w:sz w:val="24"/>
-        </w:rPr>
-        <w:t xml:space="preserve"> (Precision 0.7143, Recall 0.6818, Support 220), and Neutral achieved </w:t>
-      </w:r>
-      <w:r>
-        <w:rPr>
-          <w:rFonts w:ascii="Times New Roman" w:hAnsi="Times New Roman"/>
-          <w:b/>
-          <w:i w:val="0"/>
-          <w:sz w:val="24"/>
-        </w:rPr>
-        <w:t>0.8032 F1</w:t>
-      </w:r>
-      <w:r>
-        <w:rPr>
-          <w:rFonts w:ascii="Times New Roman" w:hAnsi="Times New Roman"/>
-          <w:b w:val="0"/>
-          <w:i w:val="0"/>
-          <w:sz w:val="24"/>
-        </w:rPr>
-        <w:t xml:space="preserve"> (Precision 0.8000, Recall 0.8065, Support 124).</w:t>
+      <w:r/>
+      <w:r>
+        <w:rPr>
+          <w:rFonts w:ascii="Times New Roman" w:hAnsi="Times New Roman"/>
+          <w:sz w:val="22"/>
+        </w:rPr>
+        <w:t>1. Group-Aware Holdout Test Set ($n = 1,058$): IndoBERT achieved an overall accuracy of 75.99%, Macro Precision of 0.4840, Macro Recall of 0.4424, Macro F1-Score of 0.4535, and Weighted F1-Score of 0.7434. Across classes, Disgust achieved 0.8202 F1 (Precision 0.7761, Recall 0.8696, Support 606), Trust achieved 0.6977 F1 (Precision 0.7143, Recall 0.6818, Support 220), and Neutral achieved 0.8032 F1 (Precision 0.8000, Recall 0.8065, Support 124).</w:t>
       </w:r>
     </w:p>
     <w:p>
@@ -5310,29 +4868,13 @@
         <w:spacing w:line="480" w:lineRule="auto" w:after="40"/>
         <w:ind w:left="720" w:hanging="360"/>
       </w:pPr>
-      <w:r>
-        <w:rPr>
-          <w:b/>
-        </w:rPr>
-        <w:t xml:space="preserve">2. </w:t>
-      </w:r>
-      <w:r>
-        <w:rPr>
-          <w:rFonts w:ascii="Times New Roman" w:hAnsi="Times New Roman"/>
-          <w:b/>
-          <w:i w:val="0"/>
-          <w:sz w:val="24"/>
-        </w:rPr>
-        <w:t>Active Classification Spectrum &amp; Minority Sparsity</w:t>
-      </w:r>
-      <w:r>
-        <w:rPr>
-          <w:rFonts w:ascii="Times New Roman" w:hAnsi="Times New Roman"/>
-          <w:b w:val="0"/>
-          <w:i w:val="0"/>
-          <w:sz w:val="24"/>
-        </w:rPr>
-        <w:t>: The model operates across 6 active emotion classes present in the test distribution. Reflecting natural discourse distributions during operational crises, dominant affective classes demonstrated robust classification (Disgust F1 0.8202, Neutral F1 0.8032, Trust F1 0.6977, Anticipation F1 0.4000). Conversely, severe class imbalance resulted in F1 = 0.000 for minority classes Anger ($n = 14$) and Sadness ($n = 3$), while Joy, Surprise, and Fear had insufficient instances in the held-out set to support reliable evaluation.</w:t>
+      <w:r/>
+      <w:r>
+        <w:rPr>
+          <w:rFonts w:ascii="Times New Roman" w:hAnsi="Times New Roman"/>
+          <w:sz w:val="22"/>
+        </w:rPr>
+        <w:t>2. Active Classification Spectrum &amp; Minority Sparsity: The model operates across 6 active emotion classes present in the test distribution. Reflecting natural discourse distributions during operational crises, dominant affective classes demonstrated robust classification (Disgust F1 0.8202, Neutral F1 0.8032, Trust F1 0.6977, Anticipation F1 0.4000). Conversely, severe class imbalance resulted in F1 = 0.000 for minority classes Anger ($n = 14$) and Sadness ($n = 3$), while Joy, Surprise, and Fear had insufficient instances in the held-out set to support reliable evaluation.</w:t>
       </w:r>
     </w:p>
     <w:p>
@@ -5526,32 +5068,13 @@
         <w:spacing w:line="480" w:lineRule="auto" w:before="0" w:after="0"/>
         <w:ind w:firstLine="720"/>
       </w:pPr>
-      <w:r>
-        <w:rPr>
-          <w:rFonts w:ascii="Times New Roman" w:hAnsi="Times New Roman"/>
-          <w:b w:val="0"/>
-          <w:i w:val="0"/>
-          <w:sz w:val="24"/>
-        </w:rPr>
-        <w:t xml:space="preserve">When deployed across the $N = 9,862$ streaming corpus, IndoBERT revealed an overwhelming hegemony of </w:t>
-      </w:r>
-      <w:r>
-        <w:rPr>
-          <w:rFonts w:ascii="Times New Roman" w:hAnsi="Times New Roman"/>
-          <w:b/>
-          <w:i w:val="0"/>
-          <w:sz w:val="24"/>
-        </w:rPr>
-        <w:t>Disgust ($98.14\%$, $N = 9,679$)</w:t>
-      </w:r>
-      <w:r>
-        <w:rPr>
-          <w:rFonts w:ascii="Times New Roman" w:hAnsi="Times New Roman"/>
-          <w:b w:val="0"/>
-          <w:i w:val="0"/>
-          <w:sz w:val="24"/>
-        </w:rPr>
-        <w:t>, with Love comprising merely $1.74\%$ ($N = 172$) and Neutral $0.11\%$ ($N = 11$). Figure 2 displays the master tri-layer forensic dashboard.</w:t>
+      <w:r/>
+      <w:r>
+        <w:rPr>
+          <w:rFonts w:ascii="Times New Roman" w:hAnsi="Times New Roman"/>
+          <w:sz w:val="22"/>
+        </w:rPr>
+        <w:t>When deployed across the $N = 9,862$ streaming corpus, IndoBERT revealed an overwhelming hegemony of Disgust ($98.14\%$, $N = 9,679$), with Love comprising merely $1.74\%$ ($N = 172$) and Neutral $0.11\%$ ($N = 11$). Figure 2 displays the master tri-layer forensic dashboard.</w:t>
       </w:r>
     </w:p>
     <w:p>
@@ -5632,30 +5155,13 @@
         <w:spacing w:line="480" w:lineRule="auto" w:before="0" w:after="0"/>
         <w:ind w:firstLine="720"/>
       </w:pPr>
-      <w:r>
-        <w:rPr>
-          <w:rFonts w:ascii="Times New Roman" w:hAnsi="Times New Roman"/>
-          <w:b w:val="0"/>
-          <w:i w:val="0"/>
-          <w:sz w:val="24"/>
-        </w:rPr>
-        <w:t xml:space="preserve">Network centrality analysis reveals a stark functional asymmetry (Table 3). Rather than human journalists or civil society leaders, the generative AI account </w:t>
-      </w:r>
-      <w:r>
-        <w:rPr>
-          <w:rFonts w:ascii="Courier New" w:hAnsi="Courier New"/>
-          <w:sz w:val="23"/>
-        </w:rPr>
-        <w:t>@grok</w:t>
-      </w:r>
-      <w:r>
-        <w:rPr>
-          <w:rFonts w:ascii="Times New Roman" w:hAnsi="Times New Roman"/>
-          <w:b w:val="0"/>
-          <w:i w:val="0"/>
-          <w:sz w:val="24"/>
-        </w:rPr>
-        <w:t xml:space="preserve"> emerged as the single highest-centrality entity in the entire network ($C_D = 0.0433, C_B = 0.005941, k^{out} = 42, k^{in} = 0$).</w:t>
+      <w:r/>
+      <w:r>
+        <w:rPr>
+          <w:rFonts w:ascii="Times New Roman" w:hAnsi="Times New Roman"/>
+          <w:sz w:val="22"/>
+        </w:rPr>
+        <w:t>Network centrality analysis reveals a stark functional asymmetry (Table 3). Rather than human journalists or civil society leaders, the generative AI account @grok emerged as the single highest-centrality entity in the entire network ($C_D = 0.0433, C_B = 0.005941, k^{out} = 42, k^{in} = 0$).</w:t>
       </w:r>
     </w:p>
     <w:p>
@@ -5746,11 +5252,9 @@
             <w:r>
               <w:rPr>
                 <w:rFonts w:ascii="Times New Roman" w:hAnsi="Times New Roman"/>
-                <w:b/>
-                <w:i w:val="0"/>
-                <w:sz w:val="19"/>
-              </w:rPr>
-              <w:t>Top 10 Degree Hubs (Prominence)*</w:t>
+                <w:sz w:val="20"/>
+              </w:rPr>
+              <w:t>Top 10 Degree Hubs (Prominence)</w:t>
             </w:r>
           </w:p>
         </w:tc>
@@ -5776,11 +5280,9 @@
             <w:r>
               <w:rPr>
                 <w:rFonts w:ascii="Times New Roman" w:hAnsi="Times New Roman"/>
-                <w:b/>
-                <w:i w:val="0"/>
-                <w:sz w:val="19"/>
-              </w:rPr>
-              <w:t>Top 10 Betweenness Brokers (Bridges)*</w:t>
+                <w:sz w:val="20"/>
+              </w:rPr>
+              <w:t>Top 10 Betweenness Brokers (Bridges)</w:t>
             </w:r>
           </w:p>
         </w:tc>
@@ -5859,19 +5361,10 @@
             <w:r/>
             <w:r>
               <w:rPr>
-                <w:rFonts w:ascii="Courier New" w:hAnsi="Courier New"/>
-                <w:sz w:val="17"/>
-              </w:rPr>
-              <w:t>@grok</w:t>
-            </w:r>
-            <w:r>
-              <w:rPr>
-                <w:rFonts w:ascii="Times New Roman" w:hAnsi="Times New Roman"/>
-                <w:b w:val="0"/>
-                <w:i w:val="0"/>
-                <w:sz w:val="18"/>
-              </w:rPr>
-              <w:t xml:space="preserve"> ($C_D: 0.0433, k^{out}: 42$)</w:t>
+                <w:rFonts w:ascii="Times New Roman" w:hAnsi="Times New Roman"/>
+                <w:sz w:val="20"/>
+              </w:rPr>
+              <w:t>@grok ($C_D: 0.0433, k^{out}: 42$)</w:t>
             </w:r>
           </w:p>
         </w:tc>
@@ -5892,19 +5385,10 @@
             <w:r/>
             <w:r>
               <w:rPr>
-                <w:rFonts w:ascii="Courier New" w:hAnsi="Courier New"/>
-                <w:sz w:val="17"/>
-              </w:rPr>
-              <w:t>@grok</w:t>
-            </w:r>
-            <w:r>
-              <w:rPr>
-                <w:rFonts w:ascii="Times New Roman" w:hAnsi="Times New Roman"/>
-                <w:b w:val="0"/>
-                <w:i w:val="0"/>
-                <w:sz w:val="18"/>
-              </w:rPr>
-              <w:t xml:space="preserve"> ($C_B: 0.005941$)</w:t>
+                <w:rFonts w:ascii="Times New Roman" w:hAnsi="Times New Roman"/>
+                <w:sz w:val="20"/>
+              </w:rPr>
+              <w:t>@grok ($C_B: 0.005941$)</w:t>
             </w:r>
           </w:p>
         </w:tc>
@@ -5988,19 +5472,10 @@
             <w:r/>
             <w:r>
               <w:rPr>
-                <w:rFonts w:ascii="Courier New" w:hAnsi="Courier New"/>
-                <w:sz w:val="17"/>
-              </w:rPr>
-              <w:t>[Citizen_Satirist_16]</w:t>
-            </w:r>
-            <w:r>
-              <w:rPr>
-                <w:rFonts w:ascii="Times New Roman" w:hAnsi="Times New Roman"/>
-                <w:b w:val="0"/>
-                <w:i w:val="0"/>
-                <w:sz w:val="18"/>
-              </w:rPr>
-              <w:t xml:space="preserve"> ($C_D: 0.0165, k: 16$)</w:t>
+                <w:rFonts w:ascii="Times New Roman" w:hAnsi="Times New Roman"/>
+                <w:sz w:val="20"/>
+              </w:rPr>
+              <w:t>[Citizen_Satirist_16] ($C_D: 0.0165, k: 16$)</w:t>
             </w:r>
           </w:p>
         </w:tc>
@@ -6021,19 +5496,10 @@
             <w:r/>
             <w:r>
               <w:rPr>
-                <w:rFonts w:ascii="Courier New" w:hAnsi="Courier New"/>
-                <w:sz w:val="17"/>
-              </w:rPr>
-              <w:t>@prabowo</w:t>
-            </w:r>
-            <w:r>
-              <w:rPr>
-                <w:rFonts w:ascii="Times New Roman" w:hAnsi="Times New Roman"/>
-                <w:b w:val="0"/>
-                <w:i w:val="0"/>
-                <w:sz w:val="18"/>
-              </w:rPr>
-              <w:t xml:space="preserve"> ($C_B: 0.005413$)</w:t>
+                <w:rFonts w:ascii="Times New Roman" w:hAnsi="Times New Roman"/>
+                <w:sz w:val="20"/>
+              </w:rPr>
+              <w:t>@prabowo ($C_B: 0.005413$)</w:t>
             </w:r>
           </w:p>
         </w:tc>
@@ -6117,19 +5583,10 @@
             <w:r/>
             <w:r>
               <w:rPr>
-                <w:rFonts w:ascii="Courier New" w:hAnsi="Courier New"/>
-                <w:sz w:val="17"/>
-              </w:rPr>
-              <w:t>[Citizen_Discussant_16]</w:t>
-            </w:r>
-            <w:r>
-              <w:rPr>
-                <w:rFonts w:ascii="Times New Roman" w:hAnsi="Times New Roman"/>
-                <w:b w:val="0"/>
-                <w:i w:val="0"/>
-                <w:sz w:val="18"/>
-              </w:rPr>
-              <w:t xml:space="preserve"> ($C_D: 0.0155, k: 15$)</w:t>
+                <w:rFonts w:ascii="Times New Roman" w:hAnsi="Times New Roman"/>
+                <w:sz w:val="20"/>
+              </w:rPr>
+              <w:t>[Citizen_Discussant_16] ($C_D: 0.0155, k: 15$)</w:t>
             </w:r>
           </w:p>
         </w:tc>
@@ -6150,19 +5607,10 @@
             <w:r/>
             <w:r>
               <w:rPr>
-                <w:rFonts w:ascii="Courier New" w:hAnsi="Courier New"/>
-                <w:sz w:val="17"/>
-              </w:rPr>
-              <w:t>[Citizen_Commentator_15]</w:t>
-            </w:r>
-            <w:r>
-              <w:rPr>
-                <w:rFonts w:ascii="Times New Roman" w:hAnsi="Times New Roman"/>
-                <w:b w:val="0"/>
-                <w:i w:val="0"/>
-                <w:sz w:val="18"/>
-              </w:rPr>
-              <w:t xml:space="preserve"> ($C_B: 0.004564$)</w:t>
+                <w:rFonts w:ascii="Times New Roman" w:hAnsi="Times New Roman"/>
+                <w:sz w:val="20"/>
+              </w:rPr>
+              <w:t>[Citizen_Commentator_15] ($C_B: 0.004564$)</w:t>
             </w:r>
           </w:p>
         </w:tc>
@@ -6237,19 +5685,10 @@
             <w:r/>
             <w:r>
               <w:rPr>
-                <w:rFonts w:ascii="Courier New" w:hAnsi="Courier New"/>
-                <w:sz w:val="17"/>
-              </w:rPr>
-              <w:t>@prabowo</w:t>
-            </w:r>
-            <w:r>
-              <w:rPr>
-                <w:rFonts w:ascii="Times New Roman" w:hAnsi="Times New Roman"/>
-                <w:b w:val="0"/>
-                <w:i w:val="0"/>
-                <w:sz w:val="18"/>
-              </w:rPr>
-              <w:t xml:space="preserve"> ($C_D: 0.0155, k^{in}: 15$)</w:t>
+                <w:rFonts w:ascii="Times New Roman" w:hAnsi="Times New Roman"/>
+                <w:sz w:val="20"/>
+              </w:rPr>
+              <w:t>@prabowo ($C_D: 0.0155, k^{in}: 15$)</w:t>
             </w:r>
           </w:p>
         </w:tc>
@@ -6270,19 +5709,10 @@
             <w:r/>
             <w:r>
               <w:rPr>
-                <w:rFonts w:ascii="Courier New" w:hAnsi="Courier New"/>
-                <w:sz w:val="17"/>
-              </w:rPr>
-              <w:t>@direktoridosen</w:t>
-            </w:r>
-            <w:r>
-              <w:rPr>
-                <w:rFonts w:ascii="Times New Roman" w:hAnsi="Times New Roman"/>
-                <w:b w:val="0"/>
-                <w:i w:val="0"/>
-                <w:sz w:val="18"/>
-              </w:rPr>
-              <w:t xml:space="preserve"> ($C_B: 0.001236$)</w:t>
+                <w:rFonts w:ascii="Times New Roman" w:hAnsi="Times New Roman"/>
+                <w:sz w:val="20"/>
+              </w:rPr>
+              <w:t>@direktoridosen ($C_B: 0.001236$)</w:t>
             </w:r>
           </w:p>
         </w:tc>
@@ -6357,19 +5787,10 @@
             <w:r/>
             <w:r>
               <w:rPr>
-                <w:rFonts w:ascii="Courier New" w:hAnsi="Courier New"/>
-                <w:sz w:val="17"/>
-              </w:rPr>
-              <w:t>[Citizen_Parent_259]</w:t>
-            </w:r>
-            <w:r>
-              <w:rPr>
-                <w:rFonts w:ascii="Times New Roman" w:hAnsi="Times New Roman"/>
-                <w:b w:val="0"/>
-                <w:i w:val="0"/>
-                <w:sz w:val="18"/>
-              </w:rPr>
-              <w:t xml:space="preserve"> ($C_D: 0.0134, k: 13$)</w:t>
+                <w:rFonts w:ascii="Times New Roman" w:hAnsi="Times New Roman"/>
+                <w:sz w:val="20"/>
+              </w:rPr>
+              <w:t>[Citizen_Parent_259] ($C_D: 0.0134, k: 13$)</w:t>
             </w:r>
           </w:p>
         </w:tc>
@@ -6390,19 +5811,10 @@
             <w:r/>
             <w:r>
               <w:rPr>
-                <w:rFonts w:ascii="Courier New" w:hAnsi="Courier New"/>
-                <w:sz w:val="17"/>
-              </w:rPr>
-              <w:t>[Citizen_Evaluator_15]</w:t>
-            </w:r>
-            <w:r>
-              <w:rPr>
-                <w:rFonts w:ascii="Times New Roman" w:hAnsi="Times New Roman"/>
-                <w:b w:val="0"/>
-                <w:i w:val="0"/>
-                <w:sz w:val="18"/>
-              </w:rPr>
-              <w:t xml:space="preserve"> ($C_B: 0.001156$)</w:t>
+                <w:rFonts w:ascii="Times New Roman" w:hAnsi="Times New Roman"/>
+                <w:sz w:val="20"/>
+              </w:rPr>
+              <w:t>[Citizen_Evaluator_15] ($C_B: 0.001156$)</w:t>
             </w:r>
           </w:p>
         </w:tc>
@@ -6477,19 +5889,10 @@
             <w:r/>
             <w:r>
               <w:rPr>
-                <w:rFonts w:ascii="Courier New" w:hAnsi="Courier New"/>
-                <w:sz w:val="17"/>
-              </w:rPr>
-              <w:t>[Citizen_Observer_08]</w:t>
-            </w:r>
-            <w:r>
-              <w:rPr>
-                <w:rFonts w:ascii="Times New Roman" w:hAnsi="Times New Roman"/>
-                <w:b w:val="0"/>
-                <w:i w:val="0"/>
-                <w:sz w:val="18"/>
-              </w:rPr>
-              <w:t xml:space="preserve"> ($C_D: 0.0103, k: 10$)</w:t>
+                <w:rFonts w:ascii="Times New Roman" w:hAnsi="Times New Roman"/>
+                <w:sz w:val="20"/>
+              </w:rPr>
+              <w:t>[Citizen_Observer_08] ($C_D: 0.0103, k: 10$)</w:t>
             </w:r>
           </w:p>
         </w:tc>
@@ -6510,19 +5913,10 @@
             <w:r/>
             <w:r>
               <w:rPr>
-                <w:rFonts w:ascii="Courier New" w:hAnsi="Courier New"/>
-                <w:sz w:val="17"/>
-              </w:rPr>
-              <w:t>[Citizen_Retweeter_15]</w:t>
-            </w:r>
-            <w:r>
-              <w:rPr>
-                <w:rFonts w:ascii="Times New Roman" w:hAnsi="Times New Roman"/>
-                <w:b w:val="0"/>
-                <w:i w:val="0"/>
-                <w:sz w:val="18"/>
-              </w:rPr>
-              <w:t xml:space="preserve"> ($C_B: 0.000984$)</w:t>
+                <w:rFonts w:ascii="Times New Roman" w:hAnsi="Times New Roman"/>
+                <w:sz w:val="20"/>
+              </w:rPr>
+              <w:t>[Citizen_Retweeter_15] ($C_B: 0.000984$)</w:t>
             </w:r>
           </w:p>
         </w:tc>
@@ -6597,19 +5991,10 @@
             <w:r/>
             <w:r>
               <w:rPr>
-                <w:rFonts w:ascii="Courier New" w:hAnsi="Courier New"/>
-                <w:sz w:val="17"/>
-              </w:rPr>
-              <w:t>[Citizen_Student_264]</w:t>
-            </w:r>
-            <w:r>
-              <w:rPr>
-                <w:rFonts w:ascii="Times New Roman" w:hAnsi="Times New Roman"/>
-                <w:b w:val="0"/>
-                <w:i w:val="0"/>
-                <w:sz w:val="18"/>
-              </w:rPr>
-              <w:t xml:space="preserve"> ($C_D: 0.0093, k: 9$)</w:t>
+                <w:rFonts w:ascii="Times New Roman" w:hAnsi="Times New Roman"/>
+                <w:sz w:val="20"/>
+              </w:rPr>
+              <w:t>[Citizen_Student_264] ($C_D: 0.0093, k: 9$)</w:t>
             </w:r>
           </w:p>
         </w:tc>
@@ -6630,19 +6015,10 @@
             <w:r/>
             <w:r>
               <w:rPr>
-                <w:rFonts w:ascii="Courier New" w:hAnsi="Courier New"/>
-                <w:sz w:val="17"/>
-              </w:rPr>
-              <w:t>[Citizen_Student_05]</w:t>
-            </w:r>
-            <w:r>
-              <w:rPr>
-                <w:rFonts w:ascii="Times New Roman" w:hAnsi="Times New Roman"/>
-                <w:b w:val="0"/>
-                <w:i w:val="0"/>
-                <w:sz w:val="18"/>
-              </w:rPr>
-              <w:t xml:space="preserve"> ($C_B: 0.000549$)</w:t>
+                <w:rFonts w:ascii="Times New Roman" w:hAnsi="Times New Roman"/>
+                <w:sz w:val="20"/>
+              </w:rPr>
+              <w:t>[Citizen_Student_05] ($C_B: 0.000549$)</w:t>
             </w:r>
           </w:p>
         </w:tc>
@@ -6717,19 +6093,10 @@
             <w:r/>
             <w:r>
               <w:rPr>
-                <w:rFonts w:ascii="Courier New" w:hAnsi="Courier New"/>
-                <w:sz w:val="17"/>
-              </w:rPr>
-              <w:t>[Citizen_Watchdog_314]</w:t>
-            </w:r>
-            <w:r>
-              <w:rPr>
-                <w:rFonts w:ascii="Times New Roman" w:hAnsi="Times New Roman"/>
-                <w:b w:val="0"/>
-                <w:i w:val="0"/>
-                <w:sz w:val="18"/>
-              </w:rPr>
-              <w:t xml:space="preserve"> ($C_D: 0.0082, k: 8$)</w:t>
+                <w:rFonts w:ascii="Times New Roman" w:hAnsi="Times New Roman"/>
+                <w:sz w:val="20"/>
+              </w:rPr>
+              <w:t>[Citizen_Watchdog_314] ($C_D: 0.0082, k: 8$)</w:t>
             </w:r>
           </w:p>
         </w:tc>
@@ -6750,19 +6117,10 @@
             <w:r/>
             <w:r>
               <w:rPr>
-                <w:rFonts w:ascii="Courier New" w:hAnsi="Courier New"/>
-                <w:sz w:val="17"/>
-              </w:rPr>
-              <w:t>@gibran_tweet</w:t>
-            </w:r>
-            <w:r>
-              <w:rPr>
-                <w:rFonts w:ascii="Times New Roman" w:hAnsi="Times New Roman"/>
-                <w:b w:val="0"/>
-                <w:i w:val="0"/>
-                <w:sz w:val="18"/>
-              </w:rPr>
-              <w:t xml:space="preserve"> ($C_B: 0.000543$)</w:t>
+                <w:rFonts w:ascii="Times New Roman" w:hAnsi="Times New Roman"/>
+                <w:sz w:val="20"/>
+              </w:rPr>
+              <w:t>@gibran_tweet ($C_B: 0.000543$)</w:t>
             </w:r>
           </w:p>
         </w:tc>
@@ -6837,19 +6195,10 @@
             <w:r/>
             <w:r>
               <w:rPr>
-                <w:rFonts w:ascii="Courier New" w:hAnsi="Courier New"/>
-                <w:sz w:val="17"/>
-              </w:rPr>
-              <w:t>[Citizen_Commentator_15]</w:t>
-            </w:r>
-            <w:r>
-              <w:rPr>
-                <w:rFonts w:ascii="Times New Roman" w:hAnsi="Times New Roman"/>
-                <w:b w:val="0"/>
-                <w:i w:val="0"/>
-                <w:sz w:val="18"/>
-              </w:rPr>
-              <w:t xml:space="preserve"> ($C_D: 0.0072, k: 7$)</w:t>
+                <w:rFonts w:ascii="Times New Roman" w:hAnsi="Times New Roman"/>
+                <w:sz w:val="20"/>
+              </w:rPr>
+              <w:t>[Citizen_Commentator_15] ($C_D: 0.0072, k: 7$)</w:t>
             </w:r>
           </w:p>
         </w:tc>
@@ -6870,19 +6219,10 @@
             <w:r/>
             <w:r>
               <w:rPr>
-                <w:rFonts w:ascii="Courier New" w:hAnsi="Courier New"/>
-                <w:sz w:val="17"/>
-              </w:rPr>
-              <w:t>[Citizen_Bridge_03]</w:t>
-            </w:r>
-            <w:r>
-              <w:rPr>
-                <w:rFonts w:ascii="Times New Roman" w:hAnsi="Times New Roman"/>
-                <w:b w:val="0"/>
-                <w:i w:val="0"/>
-                <w:sz w:val="18"/>
-              </w:rPr>
-              <w:t xml:space="preserve"> ($C_B: 0.000366$)</w:t>
+                <w:rFonts w:ascii="Times New Roman" w:hAnsi="Times New Roman"/>
+                <w:sz w:val="20"/>
+              </w:rPr>
+              <w:t>[Citizen_Bridge_03] ($C_B: 0.000366$)</w:t>
             </w:r>
           </w:p>
         </w:tc>
@@ -6957,19 +6297,10 @@
             <w:r/>
             <w:r>
               <w:rPr>
-                <w:rFonts w:ascii="Courier New" w:hAnsi="Courier New"/>
-                <w:sz w:val="17"/>
-              </w:rPr>
-              <w:t>[Citizen_Evaluator_15]</w:t>
-            </w:r>
-            <w:r>
-              <w:rPr>
-                <w:rFonts w:ascii="Times New Roman" w:hAnsi="Times New Roman"/>
-                <w:b w:val="0"/>
-                <w:i w:val="0"/>
-                <w:sz w:val="18"/>
-              </w:rPr>
-              <w:t xml:space="preserve"> ($C_D: 0.0072, k: 7$)</w:t>
+                <w:rFonts w:ascii="Times New Roman" w:hAnsi="Times New Roman"/>
+                <w:sz w:val="20"/>
+              </w:rPr>
+              <w:t>[Citizen_Evaluator_15] ($C_D: 0.0072, k: 7$)</w:t>
             </w:r>
           </w:p>
         </w:tc>
@@ -6990,19 +6321,10 @@
             <w:r/>
             <w:r>
               <w:rPr>
-                <w:rFonts w:ascii="Courier New" w:hAnsi="Courier New"/>
-                <w:sz w:val="17"/>
-              </w:rPr>
-              <w:t>[Citizen_Broker_02]</w:t>
-            </w:r>
-            <w:r>
-              <w:rPr>
-                <w:rFonts w:ascii="Times New Roman" w:hAnsi="Times New Roman"/>
-                <w:b w:val="0"/>
-                <w:i w:val="0"/>
-                <w:sz w:val="18"/>
-              </w:rPr>
-              <w:t xml:space="preserve"> ($C_B: 0.000366$)</w:t>
+                <w:rFonts w:ascii="Times New Roman" w:hAnsi="Times New Roman"/>
+                <w:sz w:val="20"/>
+              </w:rPr>
+              <w:t>[Citizen_Broker_02] ($C_B: 0.000366$)</w:t>
             </w:r>
           </w:p>
         </w:tc>
@@ -7044,23 +6366,13 @@
         <w:spacing w:line="480" w:lineRule="auto" w:before="0" w:after="0"/>
         <w:ind w:firstLine="720"/>
       </w:pPr>
-      <w:r>
-        <w:rPr>
-          <w:rFonts w:ascii="Times New Roman" w:hAnsi="Times New Roman"/>
-          <w:b w:val="0"/>
-          <w:i/>
-          <w:sz w:val="24"/>
-        </w:rPr>
-        <w:t>\</w:t>
-      </w:r>
-      <w:r>
-        <w:rPr>
-          <w:rFonts w:ascii="Times New Roman" w:hAnsi="Times New Roman"/>
-          <w:b w:val="0"/>
-          <w:i w:val="0"/>
-          <w:sz w:val="24"/>
-        </w:rPr>
-        <w:t>Note. In compliance with Association of Internet Researchers (AoIR) Ethical Guidelines 3.0 (Franzke et al., 2020), private citizen accounts are pseudonymized to safeguard privacy under Indonesian digital communication statutes (UU ITE).*</w:t>
+      <w:r/>
+      <w:r>
+        <w:rPr>
+          <w:rFonts w:ascii="Times New Roman" w:hAnsi="Times New Roman"/>
+          <w:sz w:val="22"/>
+        </w:rPr>
+        <w:t>\Note. In compliance with Association of Internet Researchers (AoIR) Ethical Guidelines 3.0 (Franzke et al., 2020), private citizen accounts are pseudonymized to safeguard privacy under Indonesian digital communication statutes (UU ITE).</w:t>
       </w:r>
     </w:p>
     <w:p>
@@ -7140,46 +6452,13 @@
         <w:spacing w:line="480" w:lineRule="auto" w:before="0" w:after="0"/>
         <w:ind w:firstLine="720"/>
       </w:pPr>
-      <w:r>
-        <w:rPr>
-          <w:rFonts w:ascii="Times New Roman" w:hAnsi="Times New Roman"/>
-          <w:b w:val="0"/>
-          <w:i w:val="0"/>
-          <w:sz w:val="24"/>
-        </w:rPr>
-        <w:t xml:space="preserve">While the presidential handle </w:t>
-      </w:r>
-      <w:r>
-        <w:rPr>
-          <w:rFonts w:ascii="Courier New" w:hAnsi="Courier New"/>
-          <w:sz w:val="23"/>
-        </w:rPr>
-        <w:t>@prabowo</w:t>
-      </w:r>
-      <w:r>
-        <w:rPr>
-          <w:rFonts w:ascii="Times New Roman" w:hAnsi="Times New Roman"/>
-          <w:b w:val="0"/>
-          <w:i w:val="0"/>
-          <w:sz w:val="24"/>
-        </w:rPr>
-        <w:t xml:space="preserve"> operates as an In-Degree grievance sink ($k^{in} = 15, k^{out} = 0, C_B = 0.005413$), </w:t>
-      </w:r>
-      <w:r>
-        <w:rPr>
-          <w:rFonts w:ascii="Courier New" w:hAnsi="Courier New"/>
-          <w:sz w:val="23"/>
-        </w:rPr>
-        <w:t>@grok</w:t>
-      </w:r>
-      <w:r>
-        <w:rPr>
-          <w:rFonts w:ascii="Times New Roman" w:hAnsi="Times New Roman"/>
-          <w:b w:val="0"/>
-          <w:i w:val="0"/>
-          <w:sz w:val="24"/>
-        </w:rPr>
-        <w:t xml:space="preserve"> acts as an active informational bridge solicited by citizens across opposing clusters ($k^{out} = 42, k^{in} = 0, C_B = 0.005941$).</w:t>
+      <w:r/>
+      <w:r>
+        <w:rPr>
+          <w:rFonts w:ascii="Times New Roman" w:hAnsi="Times New Roman"/>
+          <w:sz w:val="22"/>
+        </w:rPr>
+        <w:t>While the presidential handle @prabowo operates as an In-Degree grievance sink ($k^{in} = 15, k^{out} = 0, C_B = 0.005413$), @grok acts as an active informational bridge solicited by citizens across opposing clusters ($k^{out} = 42, k^{in} = 0, C_B = 0.005941$).</w:t>
       </w:r>
     </w:p>
     <w:p>
@@ -7203,12 +6482,11 @@
         <w:spacing w:line="480" w:lineRule="auto" w:before="0" w:after="0"/>
         <w:ind w:firstLine="720"/>
       </w:pPr>
-      <w:r>
-        <w:rPr>
-          <w:rFonts w:ascii="Times New Roman" w:hAnsi="Times New Roman"/>
-          <w:b w:val="0"/>
-          <w:i w:val="0"/>
-          <w:sz w:val="24"/>
+      <w:r/>
+      <w:r>
+        <w:rPr>
+          <w:rFonts w:ascii="Times New Roman" w:hAnsi="Times New Roman"/>
+          <w:sz w:val="22"/>
         </w:rPr>
         <w:t>Semantic frequency extraction across domain-specific posts ($N = 6,969$) demonstrates that citizens prioritize tangible physical quality over macroeconomic fiscal figures (Table 4).</w:t>
       </w:r>
@@ -8472,12 +7750,11 @@
         <w:spacing w:line="480" w:lineRule="auto" w:before="0" w:after="0"/>
         <w:ind w:firstLine="720"/>
       </w:pPr>
-      <w:r>
-        <w:rPr>
-          <w:rFonts w:ascii="Times New Roman" w:hAnsi="Times New Roman"/>
-          <w:b w:val="0"/>
-          <w:i w:val="0"/>
-          <w:sz w:val="24"/>
+      <w:r/>
+      <w:r>
+        <w:rPr>
+          <w:rFonts w:ascii="Times New Roman" w:hAnsi="Times New Roman"/>
+          <w:sz w:val="22"/>
         </w:rPr>
         <w:t>Decomposing the streaming corpus across 2026 ($N = 9,360$ posts) identifies two distinct bimodal crisis spikes (Table 5).</w:t>
       </w:r>
@@ -10950,32 +10227,13 @@
         <w:spacing w:line="480" w:lineRule="auto" w:before="0" w:after="0"/>
         <w:ind w:firstLine="720"/>
       </w:pPr>
-      <w:r>
-        <w:rPr>
-          <w:rFonts w:ascii="Times New Roman" w:hAnsi="Times New Roman"/>
-          <w:b w:val="0"/>
-          <w:i w:val="0"/>
-          <w:sz w:val="24"/>
-        </w:rPr>
-        <w:t xml:space="preserve">Replicated formula evaluation yields an aggregate Early Warning System score of </w:t>
-      </w:r>
-      <w:r>
-        <w:rPr>
-          <w:rFonts w:ascii="Times New Roman" w:hAnsi="Times New Roman"/>
-          <w:b/>
-          <w:i w:val="0"/>
-          <w:sz w:val="24"/>
-        </w:rPr>
-        <w:t>$\text{EWS} = 84.6/100$ (RED ALERT)</w:t>
-      </w:r>
-      <w:r>
-        <w:rPr>
-          <w:rFonts w:ascii="Times New Roman" w:hAnsi="Times New Roman"/>
-          <w:b w:val="0"/>
-          <w:i w:val="0"/>
-          <w:sz w:val="24"/>
-        </w:rPr>
-        <w:t>.</w:t>
+      <w:r/>
+      <w:r>
+        <w:rPr>
+          <w:rFonts w:ascii="Times New Roman" w:hAnsi="Times New Roman"/>
+          <w:sz w:val="22"/>
+        </w:rPr>
+        <w:t>Replicated formula evaluation yields an aggregate Early Warning System score of $\text{EWS} = 84.6/100$ (RED ALERT).</w:t>
       </w:r>
     </w:p>
     <w:p>
@@ -11719,20 +10977,9 @@
             <w:r>
               <w:rPr>
                 <w:rFonts w:ascii="Times New Roman" w:hAnsi="Times New Roman"/>
-                <w:b/>
-                <w:i w:val="0"/>
-                <w:sz w:val="18"/>
-              </w:rPr>
-              <w:t>$r = 1.21\%$</w:t>
-            </w:r>
-            <w:r>
-              <w:rPr>
-                <w:rFonts w:ascii="Times New Roman" w:hAnsi="Times New Roman"/>
-                <w:b w:val="0"/>
-                <w:i w:val="0"/>
-                <w:sz w:val="18"/>
-              </w:rPr>
-              <w:t>, Density $\rho = 0.000707$, $Q = 0.9837$</w:t>
+                <w:sz w:val="20"/>
+              </w:rPr>
+              <w:t>$r = 1.21\%$, Density $\rho = 0.000707$, $Q = 0.9837$</w:t>
             </w:r>
           </w:p>
         </w:tc>
@@ -11754,9 +11001,7 @@
             <w:r>
               <w:rPr>
                 <w:rFonts w:ascii="Times New Roman" w:hAnsi="Times New Roman"/>
-                <w:b w:val="0"/>
-                <w:i w:val="0"/>
-                <w:sz w:val="18"/>
+                <w:sz w:val="20"/>
               </w:rPr>
               <w:t>Dense reciprocal retweet amplification rings ($r &gt; 20\%$)</w:t>
             </w:r>
@@ -11878,20 +11123,9 @@
             <w:r>
               <w:rPr>
                 <w:rFonts w:ascii="Times New Roman" w:hAnsi="Times New Roman"/>
-                <w:b/>
-                <w:i w:val="0"/>
-                <w:sz w:val="18"/>
-              </w:rPr>
-              <w:t>@grok as sole AI entity</w:t>
-            </w:r>
-            <w:r>
-              <w:rPr>
-                <w:rFonts w:ascii="Times New Roman" w:hAnsi="Times New Roman"/>
-                <w:b w:val="0"/>
-                <w:i w:val="0"/>
-                <w:sz w:val="18"/>
-              </w:rPr>
-              <w:t xml:space="preserve"> ($0.60\%$ volume)</w:t>
+                <w:sz w:val="20"/>
+              </w:rPr>
+              <w:t>@grok as sole AI entity ($0.60\%$ volume)</w:t>
             </w:r>
           </w:p>
         </w:tc>
@@ -12172,11 +11406,9 @@
             <w:r>
               <w:rPr>
                 <w:rFonts w:ascii="Times New Roman" w:hAnsi="Times New Roman"/>
-                <w:b/>
-                <w:i w:val="0"/>
-                <w:sz w:val="19"/>
-              </w:rPr>
-              <w:t>Post Volume ($N$)</w:t>
+                <w:sz w:val="20"/>
+              </w:rPr>
+              <w:t>Post Volume (N)</w:t>
             </w:r>
           </w:p>
         </w:tc>
@@ -12202,9 +11434,7 @@
             <w:r>
               <w:rPr>
                 <w:rFonts w:ascii="Times New Roman" w:hAnsi="Times New Roman"/>
-                <w:b/>
-                <w:i w:val="0"/>
-                <w:sz w:val="19"/>
+                <w:sz w:val="20"/>
               </w:rPr>
               <w:t>Nodes ($</w:t>
             </w:r>
@@ -12262,9 +11492,7 @@
             <w:r>
               <w:rPr>
                 <w:rFonts w:ascii="Times New Roman" w:hAnsi="Times New Roman"/>
-                <w:b/>
-                <w:i w:val="0"/>
-                <w:sz w:val="19"/>
+                <w:sz w:val="20"/>
               </w:rPr>
               <w:t>$)</w:t>
             </w:r>
@@ -12292,9 +11520,7 @@
             <w:r>
               <w:rPr>
                 <w:rFonts w:ascii="Times New Roman" w:hAnsi="Times New Roman"/>
-                <w:b/>
-                <w:i w:val="0"/>
-                <w:sz w:val="19"/>
+                <w:sz w:val="20"/>
               </w:rPr>
               <w:t>Edges ($</w:t>
             </w:r>
@@ -12352,9 +11578,7 @@
             <w:r>
               <w:rPr>
                 <w:rFonts w:ascii="Times New Roman" w:hAnsi="Times New Roman"/>
-                <w:b/>
-                <w:i w:val="0"/>
-                <w:sz w:val="19"/>
+                <w:sz w:val="20"/>
               </w:rPr>
               <w:t>$)</w:t>
             </w:r>
@@ -12382,11 +11606,9 @@
             <w:r>
               <w:rPr>
                 <w:rFonts w:ascii="Times New Roman" w:hAnsi="Times New Roman"/>
-                <w:b/>
-                <w:i w:val="0"/>
-                <w:sz w:val="19"/>
-              </w:rPr>
-              <w:t>Density ($\rho_t$)</w:t>
+                <w:sz w:val="20"/>
+              </w:rPr>
+              <w:t>Density (\rho_t)</w:t>
             </w:r>
           </w:p>
         </w:tc>
@@ -12412,11 +11634,9 @@
             <w:r>
               <w:rPr>
                 <w:rFonts w:ascii="Times New Roman" w:hAnsi="Times New Roman"/>
-                <w:b/>
-                <w:i w:val="0"/>
-                <w:sz w:val="19"/>
-              </w:rPr>
-              <w:t>Reciprocity ($r_t$)</w:t>
+                <w:sz w:val="20"/>
+              </w:rPr>
+              <w:t>Reciprocity (r_t)</w:t>
             </w:r>
           </w:p>
         </w:tc>
@@ -12442,11 +11662,9 @@
             <w:r>
               <w:rPr>
                 <w:rFonts w:ascii="Times New Roman" w:hAnsi="Times New Roman"/>
-                <w:b/>
-                <w:i w:val="0"/>
-                <w:sz w:val="19"/>
-              </w:rPr>
-              <w:t>Modularity ($Q_t$)</w:t>
+                <w:sz w:val="20"/>
+              </w:rPr>
+              <w:t>Modularity (Q_t)</w:t>
             </w:r>
           </w:p>
         </w:tc>
@@ -13875,29 +13093,13 @@
         <w:spacing w:line="480" w:lineRule="auto" w:after="40"/>
         <w:ind w:left="720" w:hanging="360"/>
       </w:pPr>
-      <w:r>
-        <w:rPr>
-          <w:b/>
-        </w:rPr>
-        <w:t xml:space="preserve">1. </w:t>
-      </w:r>
-      <w:r>
-        <w:rPr>
-          <w:rFonts w:ascii="Times New Roman" w:hAnsi="Times New Roman"/>
-          <w:b/>
-          <w:i w:val="0"/>
-          <w:sz w:val="24"/>
-        </w:rPr>
-        <w:t>Topological Phase Transition</w:t>
-      </w:r>
-      <w:r>
-        <w:rPr>
-          <w:rFonts w:ascii="Times New Roman" w:hAnsi="Times New Roman"/>
-          <w:b w:val="0"/>
-          <w:i w:val="0"/>
-          <w:sz w:val="24"/>
-        </w:rPr>
-        <w:t>: The network evolves from an incipient cohesive pilot ($|V|=54, |E|=40, \rho=0.014$) into an explosive, hyper-fragmented crisis archipelago in Phase 2 ($|V|=962, |E|=666, Q=0.9769$ across 322 isolated clusters), precisely matching our canonical snapshot ($|V|=971, |E|=666, Q=0.9837$).</w:t>
+      <w:r/>
+      <w:r>
+        <w:rPr>
+          <w:rFonts w:ascii="Times New Roman" w:hAnsi="Times New Roman"/>
+          <w:sz w:val="22"/>
+        </w:rPr>
+        <w:t>1. Topological Phase Transition: The network evolves from an incipient cohesive pilot ($|V|=54, |E|=40, \rho=0.014$) into an explosive, hyper-fragmented crisis archipelago in Phase 2 ($|V|=962, |E|=666, Q=0.9769$ across 322 isolated clusters), precisely matching our canonical snapshot ($|V|=971, |E|=666, Q=0.9837$).</w:t>
       </w:r>
     </w:p>
     <w:p>
@@ -13905,29 +13107,13 @@
         <w:spacing w:line="480" w:lineRule="auto" w:after="40"/>
         <w:ind w:left="720" w:hanging="360"/>
       </w:pPr>
-      <w:r>
-        <w:rPr>
-          <w:b/>
-        </w:rPr>
-        <w:t xml:space="preserve">2. </w:t>
-      </w:r>
-      <w:r>
-        <w:rPr>
-          <w:rFonts w:ascii="Times New Roman" w:hAnsi="Times New Roman"/>
-          <w:b/>
-          <w:i w:val="0"/>
-          <w:sz w:val="24"/>
-        </w:rPr>
-        <w:t>Persistent Deficit of Deliberative Reciprocity</w:t>
-      </w:r>
-      <w:r>
-        <w:rPr>
-          <w:rFonts w:ascii="Times New Roman" w:hAnsi="Times New Roman"/>
-          <w:b w:val="0"/>
-          <w:i w:val="0"/>
-          <w:sz w:val="24"/>
-        </w:rPr>
-        <w:t>: Across all four phases, dyadic reciprocity never exceeded $1.50\%$ ($r_1 = 0.00\%, r_2 = 1.50\%, r_3 = 0.00\%, r_4 = 0.00\%$), proving that official channels maintained an unyielding one-way broadcasting posture without democratic feedback loops.</w:t>
+      <w:r/>
+      <w:r>
+        <w:rPr>
+          <w:rFonts w:ascii="Times New Roman" w:hAnsi="Times New Roman"/>
+          <w:sz w:val="22"/>
+        </w:rPr>
+        <w:t>2. Persistent Deficit of Deliberative Reciprocity: Across all four phases, dyadic reciprocity never exceeded $1.50\%$ ($r_1 = 0.00\%, r_2 = 1.50\%, r_3 = 0.00\%, r_4 = 0.00\%$), proving that official channels maintained an unyielding one-way broadcasting posture without democratic feedback loops.</w:t>
       </w:r>
     </w:p>
     <w:p>
@@ -13935,45 +13121,13 @@
         <w:spacing w:line="480" w:lineRule="auto" w:after="40"/>
         <w:ind w:left="720" w:hanging="360"/>
       </w:pPr>
-      <w:r>
-        <w:rPr>
-          <w:b/>
-        </w:rPr>
-        <w:t xml:space="preserve">3. </w:t>
-      </w:r>
-      <w:r>
-        <w:rPr>
-          <w:rFonts w:ascii="Times New Roman" w:hAnsi="Times New Roman"/>
-          <w:b/>
-          <w:i w:val="0"/>
-          <w:sz w:val="24"/>
-        </w:rPr>
-        <w:t>TERGM Generative Dynamics</w:t>
-      </w:r>
-      <w:r>
-        <w:rPr>
-          <w:rFonts w:ascii="Times New Roman" w:hAnsi="Times New Roman"/>
-          <w:b w:val="0"/>
-          <w:i w:val="0"/>
-          <w:sz w:val="24"/>
-        </w:rPr>
-        <w:t xml:space="preserve">: Estimating a Separable Temporal Exponential Random Graph Model (TERGM; Krivitsky &amp; Handcock, 2014) confirms a strongly negative edge density ($\theta_{edge} = -4.821, p &lt; 0.001$), non-significant reciprocity ($\theta_{rec} = +0.112, p = 0.207$), positive in-degree popularity targeting authority sinks ($\theta_{in-pop} = +2.418, p &lt; 0.001$), and highly positive algorithmic out-activity ($\theta_{grok-act} = +3.105, p &lt; 0.001$), validating the emergence of </w:t>
-      </w:r>
-      <w:r>
-        <w:rPr>
-          <w:rFonts w:ascii="Courier New" w:hAnsi="Courier New"/>
-          <w:sz w:val="23"/>
-        </w:rPr>
-        <w:t>@grok</w:t>
-      </w:r>
-      <w:r>
-        <w:rPr>
-          <w:rFonts w:ascii="Times New Roman" w:hAnsi="Times New Roman"/>
-          <w:b w:val="0"/>
-          <w:i w:val="0"/>
-          <w:sz w:val="24"/>
-        </w:rPr>
-        <w:t xml:space="preserve"> as an autonomous truth arbiter during institutional communicative vacuums (Snijders et al., 2010).</w:t>
+      <w:r/>
+      <w:r>
+        <w:rPr>
+          <w:rFonts w:ascii="Times New Roman" w:hAnsi="Times New Roman"/>
+          <w:sz w:val="22"/>
+        </w:rPr>
+        <w:t>3. TERGM Generative Dynamics: Estimating a Separable Temporal Exponential Random Graph Model (TERGM; Krivitsky &amp; Handcock, 2014) confirms a strongly negative edge density ($\theta_{edge} = -4.821, p &lt; 0.001$), non-significant reciprocity ($\theta_{rec} = +0.112, p = 0.207$), positive in-degree popularity targeting authority sinks ($\theta_{in-pop} = +2.418, p &lt; 0.001$), and highly positive algorithmic out-activity ($\theta_{grok-act} = +3.105, p &lt; 0.001$), validating the emergence of @grok as an autonomous truth arbiter during institutional communicative vacuums (Snijders et al., 2010).</w:t>
       </w:r>
     </w:p>
     <w:p>
@@ -14129,11 +13283,9 @@
             <w:r>
               <w:rPr>
                 <w:rFonts w:ascii="Times New Roman" w:hAnsi="Times New Roman"/>
-                <w:b/>
-                <w:i w:val="0"/>
-                <w:sz w:val="19"/>
-              </w:rPr>
-              <w:t>Toponym Posts ($N$)</w:t>
+                <w:sz w:val="20"/>
+              </w:rPr>
+              <w:t>Toponym Posts (N)</w:t>
             </w:r>
           </w:p>
         </w:tc>
@@ -14219,11 +13371,9 @@
             <w:r>
               <w:rPr>
                 <w:rFonts w:ascii="Times New Roman" w:hAnsi="Times New Roman"/>
-                <w:b/>
-                <w:i w:val="0"/>
-                <w:sz w:val="19"/>
-              </w:rPr>
-              <w:t>Suspended SPPG Units ($N$, %)</w:t>
+                <w:sz w:val="20"/>
+              </w:rPr>
+              <w:t>Suspended SPPG Units (N, %)</w:t>
             </w:r>
           </w:p>
         </w:tc>
@@ -14249,11 +13399,9 @@
             <w:r>
               <w:rPr>
                 <w:rFonts w:ascii="Times New Roman" w:hAnsi="Times New Roman"/>
-                <w:b/>
-                <w:i w:val="0"/>
-                <w:sz w:val="19"/>
-              </w:rPr>
-              <w:t>Hospitalized Students ($N$, %)</w:t>
+                <w:sz w:val="20"/>
+              </w:rPr>
+              <w:t>Hospitalized Students (N, %)</w:t>
             </w:r>
           </w:p>
         </w:tc>
@@ -16609,68 +15757,13 @@
         <w:spacing w:line="480" w:lineRule="auto" w:before="0" w:after="0"/>
         <w:ind w:firstLine="720"/>
       </w:pPr>
-      <w:r>
-        <w:rPr>
-          <w:rFonts w:ascii="Times New Roman" w:hAnsi="Times New Roman"/>
-          <w:b w:val="0"/>
-          <w:i w:val="0"/>
-          <w:sz w:val="24"/>
-        </w:rPr>
-        <w:t xml:space="preserve">Evaluating provincial rankings confirmed a statistically significant positive monotonic rank correlation: </w:t>
-      </w:r>
-      <w:r>
-        <w:rPr>
-          <w:rFonts w:ascii="Times New Roman" w:hAnsi="Times New Roman"/>
-          <w:b/>
-          <w:i w:val="0"/>
-          <w:sz w:val="24"/>
-        </w:rPr>
-        <w:t>Spearman $\rho = 0.7212$ ($p = 0.0186 &lt; 0.05$)</w:t>
-      </w:r>
-      <w:r>
-        <w:rPr>
-          <w:rFonts w:ascii="Times New Roman" w:hAnsi="Times New Roman"/>
-          <w:b w:val="0"/>
-          <w:i w:val="0"/>
-          <w:sz w:val="24"/>
-        </w:rPr>
-        <w:t xml:space="preserve"> against both </w:t>
-      </w:r>
-      <w:r>
-        <w:rPr>
-          <w:rFonts w:ascii="Times New Roman" w:hAnsi="Times New Roman"/>
-          <w:b/>
-          <w:i w:val="0"/>
-          <w:sz w:val="24"/>
-        </w:rPr>
-        <w:t>Hospitalized Food Poisoning Victims</w:t>
-      </w:r>
-      <w:r>
-        <w:rPr>
-          <w:rFonts w:ascii="Times New Roman" w:hAnsi="Times New Roman"/>
-          <w:b w:val="0"/>
-          <w:i w:val="0"/>
-          <w:sz w:val="24"/>
-        </w:rPr>
-        <w:t xml:space="preserve"> and </w:t>
-      </w:r>
-      <w:r>
-        <w:rPr>
-          <w:rFonts w:ascii="Times New Roman" w:hAnsi="Times New Roman"/>
-          <w:b/>
-          <w:i w:val="0"/>
-          <w:sz w:val="24"/>
-        </w:rPr>
-        <w:t>Suspended SPPG Catering Kitchens</w:t>
-      </w:r>
-      <w:r>
-        <w:rPr>
-          <w:rFonts w:ascii="Times New Roman" w:hAnsi="Times New Roman"/>
-          <w:b w:val="0"/>
-          <w:i w:val="0"/>
-          <w:sz w:val="24"/>
-        </w:rPr>
-        <w:t xml:space="preserve"> (Pearson $r = 0.4158, p = 0.232$ and $r = 0.4380, p = 0.205$). Furthermore, physical breakdowns and digital grievances clustered overwhelmingly in Java Island: Java absorbed 97.40% of kitchen shutdowns, 97.08% of pediatric hospitalizations, and 81.84% of localized citizen posts. This confirms that digital affective dissent is geographically rooted in tangible supply chain collapse, validating the Phygital Gap framework.</w:t>
+      <w:r/>
+      <w:r>
+        <w:rPr>
+          <w:rFonts w:ascii="Times New Roman" w:hAnsi="Times New Roman"/>
+          <w:sz w:val="22"/>
+        </w:rPr>
+        <w:t>Evaluating provincial rankings confirmed a statistically significant positive monotonic rank correlation: Spearman $\rho = 0.7212$ ($p = 0.0186 &lt; 0.05$) against both Hospitalized Food Poisoning Victims and Suspended SPPG Catering Kitchens (Pearson $r = 0.4158, p = 0.232 and r = 0.4380, p = 0.205$). Furthermore, physical breakdowns and digital grievances clustered overwhelmingly in Java Island: Java absorbed 97.40% of kitchen shutdowns, 97.08% of pediatric hospitalizations, and 81.84% of localized citizen posts. This confirms that digital affective dissent is geographically rooted in tangible supply chain collapse, validating the Phygital Gap framework.</w:t>
       </w:r>
     </w:p>
     <w:p>
@@ -16840,11 +15933,9 @@
             <w:r>
               <w:rPr>
                 <w:rFonts w:ascii="Times New Roman" w:hAnsi="Times New Roman"/>
-                <w:b/>
-                <w:i w:val="0"/>
-                <w:sz w:val="19"/>
-              </w:rPr>
-              <w:t>Aspect Dimension ($A_i$)</w:t>
+                <w:sz w:val="20"/>
+              </w:rPr>
+              <w:t>Aspect Dimension (A_i)</w:t>
             </w:r>
           </w:p>
         </w:tc>
@@ -16900,11 +15991,9 @@
             <w:r>
               <w:rPr>
                 <w:rFonts w:ascii="Times New Roman" w:hAnsi="Times New Roman"/>
-                <w:b/>
-                <w:i w:val="0"/>
-                <w:sz w:val="19"/>
-              </w:rPr>
-              <w:t>ACSA Mentions ($N$, %)</w:t>
+                <w:sz w:val="20"/>
+              </w:rPr>
+              <w:t>ACSA Mentions (N, %)</w:t>
             </w:r>
           </w:p>
         </w:tc>
@@ -17138,11 +16227,9 @@
             <w:r>
               <w:rPr>
                 <w:rFonts w:ascii="Times New Roman" w:hAnsi="Times New Roman"/>
-                <w:b/>
-                <w:i w:val="0"/>
-                <w:sz w:val="18"/>
-              </w:rPr>
-              <w:t>$A_1$</w:t>
+                <w:sz w:val="20"/>
+              </w:rPr>
+              <w:t>A_1</w:t>
             </w:r>
           </w:p>
         </w:tc>
@@ -17400,11 +16487,9 @@
             <w:r>
               <w:rPr>
                 <w:rFonts w:ascii="Times New Roman" w:hAnsi="Times New Roman"/>
-                <w:b/>
-                <w:i w:val="0"/>
-                <w:sz w:val="18"/>
-              </w:rPr>
-              <w:t>$A_2$</w:t>
+                <w:sz w:val="20"/>
+              </w:rPr>
+              <w:t>A_2</w:t>
             </w:r>
           </w:p>
         </w:tc>
@@ -17662,11 +16747,9 @@
             <w:r>
               <w:rPr>
                 <w:rFonts w:ascii="Times New Roman" w:hAnsi="Times New Roman"/>
-                <w:b/>
-                <w:i w:val="0"/>
-                <w:sz w:val="18"/>
-              </w:rPr>
-              <w:t>$A_3$</w:t>
+                <w:sz w:val="20"/>
+              </w:rPr>
+              <w:t>A_3</w:t>
             </w:r>
           </w:p>
         </w:tc>
@@ -18224,32 +17307,13 @@
         <w:spacing w:line="480" w:lineRule="auto" w:before="0" w:after="0"/>
         <w:ind w:firstLine="720"/>
       </w:pPr>
-      <w:r>
-        <w:rPr>
-          <w:rFonts w:ascii="Times New Roman" w:hAnsi="Times New Roman"/>
-          <w:b w:val="0"/>
-          <w:i w:val="0"/>
-          <w:sz w:val="24"/>
-        </w:rPr>
-        <w:t xml:space="preserve">In normative democratic theory (Habermas, 1989), digital public spheres were envisioned as arenas for rational-critical debate. However, our empirical findings reveal a </w:t>
-      </w:r>
-      <w:r>
-        <w:rPr>
-          <w:rFonts w:ascii="Times New Roman" w:hAnsi="Times New Roman"/>
-          <w:b/>
-          <w:i w:val="0"/>
-          <w:sz w:val="24"/>
-        </w:rPr>
-        <w:t>deliberative vacuum</w:t>
-      </w:r>
-      <w:r>
-        <w:rPr>
-          <w:rFonts w:ascii="Times New Roman" w:hAnsi="Times New Roman"/>
-          <w:b w:val="0"/>
-          <w:i w:val="0"/>
-          <w:sz w:val="24"/>
-        </w:rPr>
-        <w:t>. With an interaction density of $\rho = 0.0007$, reciprocity of $1.20\%$, and modularity of $Q = 0.9837$, Platform X does not facilitate debate between program proponents and critics.</w:t>
+      <w:r/>
+      <w:r>
+        <w:rPr>
+          <w:rFonts w:ascii="Times New Roman" w:hAnsi="Times New Roman"/>
+          <w:sz w:val="22"/>
+        </w:rPr>
+        <w:t>In normative democratic theory (Habermas, 1989), digital public spheres were envisioned as arenas for rational-critical debate. However, our empirical findings reveal a deliberative vacuum. With an interaction density of $\rho = 0.0007$, reciprocity of $1.20\%$, and modularity of $Q = 0.9837$, Platform X does not facilitate debate between program proponents and critics.</w:t>
       </w:r>
     </w:p>
     <w:p>
@@ -18257,32 +17321,13 @@
         <w:spacing w:line="480" w:lineRule="auto" w:before="0" w:after="0"/>
         <w:ind w:firstLine="720"/>
       </w:pPr>
-      <w:r>
-        <w:rPr>
-          <w:rFonts w:ascii="Times New Roman" w:hAnsi="Times New Roman"/>
-          <w:b w:val="0"/>
-          <w:i w:val="0"/>
-          <w:sz w:val="24"/>
-        </w:rPr>
-        <w:t xml:space="preserve">Instead, the network functions as an </w:t>
-      </w:r>
-      <w:r>
-        <w:rPr>
-          <w:rFonts w:ascii="Times New Roman" w:hAnsi="Times New Roman"/>
-          <w:b/>
-          <w:i w:val="0"/>
-          <w:sz w:val="24"/>
-        </w:rPr>
-        <w:t>archipelago of isolated discursive monads</w:t>
-      </w:r>
-      <w:r>
-        <w:rPr>
-          <w:rFonts w:ascii="Times New Roman" w:hAnsi="Times New Roman"/>
-          <w:b w:val="0"/>
-          <w:i w:val="0"/>
-          <w:sz w:val="24"/>
-        </w:rPr>
-        <w:t>. Citizens do not coordinate through formal civil society organizations; rather, unorganized parents and students independently react to the same defective physical reality. Because cross-community bridge edges comprise only $0.14\%$ of ties, official government press releases broadcast into one cluster have virtually zero mathematical probability of diffusing into the remaining 340 clusters.</w:t>
+      <w:r/>
+      <w:r>
+        <w:rPr>
+          <w:rFonts w:ascii="Times New Roman" w:hAnsi="Times New Roman"/>
+          <w:sz w:val="22"/>
+        </w:rPr>
+        <w:t>Instead, the network functions as an archipelago of isolated discursive monads. Citizens do not coordinate through formal civil society organizations; rather, unorganized parents and students independently react to the same defective physical reality. Because cross-community bridge edges comprise only $0.14\%$ of ties, official government press releases broadcast into one cluster have virtually zero mathematical probability of diffusing into the remaining 340 clusters.</w:t>
       </w:r>
     </w:p>
     <w:p>
@@ -18817,29 +17862,13 @@
         <w:spacing w:line="480" w:lineRule="auto" w:after="40"/>
         <w:ind w:left="720" w:hanging="360"/>
       </w:pPr>
-      <w:r>
-        <w:rPr>
-          <w:b/>
-        </w:rPr>
-        <w:t xml:space="preserve">4. </w:t>
-      </w:r>
-      <w:r>
-        <w:rPr>
-          <w:rFonts w:ascii="Times New Roman" w:hAnsi="Times New Roman"/>
-          <w:b/>
-          <w:i w:val="0"/>
-          <w:sz w:val="24"/>
-        </w:rPr>
-        <w:t>Silver-Standard Reference Labels &amp; Affective Sparsity</w:t>
-      </w:r>
-      <w:r>
-        <w:rPr>
-          <w:rFonts w:ascii="Times New Roman" w:hAnsi="Times New Roman"/>
-          <w:b w:val="0"/>
-          <w:i w:val="0"/>
-          <w:sz w:val="24"/>
-        </w:rPr>
-        <w:t>: Initial model fine-tuning and holdout validation relied on rule-assisted silver-standard reference annotations rather than extensive multi-coder gold standards. Severe affective skew led to $F_1 = 0.000$ on minority classes Anger and Sadness, while Joy, Surprise, and Fear lacked test-set representation. Future research should deploy independent multi-coder panels to establish an adjudicated gold standard with targeted minority-class oversampling.</w:t>
+      <w:r/>
+      <w:r>
+        <w:rPr>
+          <w:rFonts w:ascii="Times New Roman" w:hAnsi="Times New Roman"/>
+          <w:sz w:val="22"/>
+        </w:rPr>
+        <w:t>4. Silver-Standard Reference Labels &amp; Affective Sparsity: Initial model fine-tuning and holdout validation relied on rule-assisted silver-standard reference annotations rather than extensive multi-coder gold standards. Severe affective skew led to $F_1 = 0.000$ on minority classes Anger and Sadness, while Joy, Surprise, and Fear lacked test-set representation. Future research should deploy independent multi-coder panels to establish an adjudicated gold standard with targeted minority-class oversampling.</w:t>
       </w:r>
     </w:p>
     <w:p>
@@ -21352,29 +20381,13 @@
         <w:spacing w:line="480" w:lineRule="auto" w:after="40"/>
         <w:ind w:left="720" w:hanging="360"/>
       </w:pPr>
-      <w:r>
-        <w:rPr>
-          <w:b/>
-        </w:rPr>
-        <w:t xml:space="preserve">• </w:t>
-      </w:r>
-      <w:r>
-        <w:rPr>
-          <w:rFonts w:ascii="Times New Roman" w:hAnsi="Times New Roman"/>
-          <w:b/>
-          <w:i w:val="0"/>
-          <w:sz w:val="24"/>
-        </w:rPr>
-        <w:t>Network Density ($\rho$)</w:t>
-      </w:r>
-      <w:r>
-        <w:rPr>
-          <w:rFonts w:ascii="Times New Roman" w:hAnsi="Times New Roman"/>
-          <w:b w:val="0"/>
-          <w:i w:val="0"/>
-          <w:sz w:val="24"/>
-        </w:rPr>
-        <w:t>: $\rho = \frac{|E|}{|V|(|V| - 1)} = \frac{692}{971 \times 970} \approx 0.000707$.</w:t>
+      <w:r/>
+      <w:r>
+        <w:rPr>
+          <w:rFonts w:ascii="Times New Roman" w:hAnsi="Times New Roman"/>
+          <w:sz w:val="22"/>
+        </w:rPr>
+        <w:t>• Network Density (\rho): $\rho = \frac{|E|}{|V|(|V| - 1)} = \frac{692}{971 \times 970} \approx 0.000707$.</w:t>
       </w:r>
     </w:p>
     <w:p>
@@ -21382,29 +20395,13 @@
         <w:spacing w:line="480" w:lineRule="auto" w:after="40"/>
         <w:ind w:left="720" w:hanging="360"/>
       </w:pPr>
-      <w:r>
-        <w:rPr>
-          <w:b/>
-        </w:rPr>
-        <w:t xml:space="preserve">• </w:t>
-      </w:r>
-      <w:r>
-        <w:rPr>
-          <w:rFonts w:ascii="Times New Roman" w:hAnsi="Times New Roman"/>
-          <w:b/>
-          <w:i w:val="0"/>
-          <w:sz w:val="24"/>
-        </w:rPr>
-        <w:t>Dyadic Reciprocity ($R$)</w:t>
-      </w:r>
-      <w:r>
-        <w:rPr>
-          <w:rFonts w:ascii="Times New Roman" w:hAnsi="Times New Roman"/>
-          <w:b w:val="0"/>
-          <w:i w:val="0"/>
-          <w:sz w:val="24"/>
-        </w:rPr>
-        <w:t>: $R = \frac{\sum_{i \neq j} A_{ij} A_{ji}}{|E|} = \frac{2 \times 4}{666} \approx 0.0120 \quad (1.20\%)$.</w:t>
+      <w:r/>
+      <w:r>
+        <w:rPr>
+          <w:rFonts w:ascii="Times New Roman" w:hAnsi="Times New Roman"/>
+          <w:sz w:val="22"/>
+        </w:rPr>
+        <w:t>• Dyadic Reciprocity (R): $R = \frac{\sum_{i \neq j} A_{ij} A_{ji}}{|E|} = \frac{2 \times 4}{666} \approx 0.0120 \quad (1.20\%)$.</w:t>
       </w:r>
     </w:p>
     <w:p>
@@ -21412,29 +20409,13 @@
         <w:spacing w:line="480" w:lineRule="auto" w:after="40"/>
         <w:ind w:left="720" w:hanging="360"/>
       </w:pPr>
-      <w:r>
-        <w:rPr>
-          <w:b/>
-        </w:rPr>
-        <w:t xml:space="preserve">• </w:t>
-      </w:r>
-      <w:r>
-        <w:rPr>
-          <w:rFonts w:ascii="Times New Roman" w:hAnsi="Times New Roman"/>
-          <w:b/>
-          <w:i w:val="0"/>
-          <w:sz w:val="24"/>
-        </w:rPr>
-        <w:t>Power-Law Scaling Fit</w:t>
-      </w:r>
-      <w:r>
-        <w:rPr>
-          <w:rFonts w:ascii="Times New Roman" w:hAnsi="Times New Roman"/>
-          <w:b w:val="0"/>
-          <w:i w:val="0"/>
-          <w:sz w:val="24"/>
-        </w:rPr>
-        <w:t>: $\alpha = 1 + n \left[ \sum_{i=1}^n \ln \left( \frac{k_i}{k_{min} - \frac{1}{2}} \right) \right]^{-1} = 2.168 \pm 0.08$.</w:t>
+      <w:r/>
+      <w:r>
+        <w:rPr>
+          <w:rFonts w:ascii="Times New Roman" w:hAnsi="Times New Roman"/>
+          <w:sz w:val="22"/>
+        </w:rPr>
+        <w:t>• Power-Law Scaling Fit: $\alpha = 1 + n \left[ \sum_{i=1}^n \ln \left( \frac{k_i}{k_{min} - \frac{1}{2}} \right) \right]^{-1} = 2.168 \pm 0.08$.</w:t>
       </w:r>
     </w:p>
     <w:p>
@@ -21442,29 +20423,13 @@
         <w:spacing w:line="480" w:lineRule="auto" w:after="40"/>
         <w:ind w:left="720" w:hanging="360"/>
       </w:pPr>
-      <w:r>
-        <w:rPr>
-          <w:b/>
-        </w:rPr>
-        <w:t xml:space="preserve">• </w:t>
-      </w:r>
-      <w:r>
-        <w:rPr>
-          <w:rFonts w:ascii="Times New Roman" w:hAnsi="Times New Roman"/>
-          <w:b/>
-          <w:i w:val="0"/>
-          <w:sz w:val="24"/>
-        </w:rPr>
-        <w:t>Early Warning Scorecard (EWS)</w:t>
-      </w:r>
-      <w:r>
-        <w:rPr>
-          <w:rFonts w:ascii="Times New Roman" w:hAnsi="Times New Roman"/>
-          <w:b w:val="0"/>
-          <w:i w:val="0"/>
-          <w:sz w:val="24"/>
-        </w:rPr>
-        <w:t>: Composite penalty metric aggregating negative valence, volume acceleration, and medical defect keywords, yielding $\text{EWS} = 84.6/100$ (RED ALERT).</w:t>
+      <w:r/>
+      <w:r>
+        <w:rPr>
+          <w:rFonts w:ascii="Times New Roman" w:hAnsi="Times New Roman"/>
+          <w:sz w:val="22"/>
+        </w:rPr>
+        <w:t>• Early Warning Scorecard (EWS): Composite penalty metric aggregating negative valence, volume acceleration, and medical defect keywords, yielding $\text{EWS} = 84.6/100$ (RED ALERT).</w:t>
       </w:r>
     </w:p>
     <w:p>
